--- a/SER_Paper_Draft.docx
+++ b/SER_Paper_Draft.docx
@@ -994,7 +994,7 @@
                 <w:sz w:val="16"/>
                 <w:szCs w:val="16"/>
               </w:rPr>
-              <w:t xml:space="preserve">—</w:t>
+              <w:t xml:space="preserve">38.89</w:t>
             </w:r>
           </w:p>
         </w:tc>
@@ -1015,7 +1015,7 @@
                 <w:sz w:val="16"/>
                 <w:szCs w:val="16"/>
               </w:rPr>
-              <w:t xml:space="preserve">—</w:t>
+              <w:t xml:space="preserve">36.27</w:t>
             </w:r>
           </w:p>
         </w:tc>
@@ -1036,7 +1036,7 @@
                 <w:sz w:val="16"/>
                 <w:szCs w:val="16"/>
               </w:rPr>
-              <w:t xml:space="preserve">—</w:t>
+              <w:t xml:space="preserve">36.47</w:t>
             </w:r>
           </w:p>
         </w:tc>
@@ -1057,7 +1057,7 @@
                 <w:sz w:val="16"/>
                 <w:szCs w:val="16"/>
               </w:rPr>
-              <w:t xml:space="preserve">—</w:t>
+              <w:t xml:space="preserve">34.39</w:t>
             </w:r>
           </w:p>
         </w:tc>
@@ -1074,8 +1074,8 @@
             <w:r>
               <w:rPr>
                 <w:rFonts w:ascii="Times New Roman" w:cs="Times New Roman" w:eastAsia="Times New Roman" w:hAnsi="Times New Roman"/>
-                <w:b w:val="false"/>
-                <w:bCs w:val="false"/>
+                <w:b/>
+                <w:bCs/>
                 <w:color w:val="222222"/>
                 <w:sz w:val="16"/>
                 <w:szCs w:val="16"/>
@@ -1095,13 +1095,13 @@
             <w:r>
               <w:rPr>
                 <w:rFonts w:ascii="Arial" w:cs="Arial" w:eastAsia="Arial" w:hAnsi="Arial"/>
-                <w:b w:val="false"/>
-                <w:bCs w:val="false"/>
-                <w:color w:val="222222"/>
+                <w:b/>
+                <w:bCs/>
+                <w:color w:val="1a3a5c"/>
                 <w:sz w:val="16"/>
                 <w:szCs w:val="16"/>
               </w:rPr>
-              <w:t xml:space="preserve">—</w:t>
+              <w:t xml:space="preserve">39.81</w:t>
             </w:r>
           </w:p>
         </w:tc>
@@ -1116,13 +1116,13 @@
             <w:r>
               <w:rPr>
                 <w:rFonts w:ascii="Arial" w:cs="Arial" w:eastAsia="Arial" w:hAnsi="Arial"/>
-                <w:b w:val="false"/>
-                <w:bCs w:val="false"/>
-                <w:color w:val="222222"/>
+                <w:b/>
+                <w:bCs/>
+                <w:color w:val="1a3a5c"/>
                 <w:sz w:val="16"/>
                 <w:szCs w:val="16"/>
               </w:rPr>
-              <w:t xml:space="preserve">—</w:t>
+              <w:t xml:space="preserve">41.55</w:t>
             </w:r>
           </w:p>
         </w:tc>
@@ -1137,13 +1137,13 @@
             <w:r>
               <w:rPr>
                 <w:rFonts w:ascii="Arial" w:cs="Arial" w:eastAsia="Arial" w:hAnsi="Arial"/>
-                <w:b w:val="false"/>
-                <w:bCs w:val="false"/>
-                <w:color w:val="222222"/>
+                <w:b/>
+                <w:bCs/>
+                <w:color w:val="1a3a5c"/>
                 <w:sz w:val="16"/>
                 <w:szCs w:val="16"/>
               </w:rPr>
-              <w:t xml:space="preserve">—</w:t>
+              <w:t xml:space="preserve">40.55</w:t>
             </w:r>
           </w:p>
         </w:tc>
@@ -1158,13 +1158,13 @@
             <w:r>
               <w:rPr>
                 <w:rFonts w:ascii="Arial" w:cs="Arial" w:eastAsia="Arial" w:hAnsi="Arial"/>
-                <w:b w:val="false"/>
-                <w:bCs w:val="false"/>
-                <w:color w:val="222222"/>
+                <w:b/>
+                <w:bCs/>
+                <w:color w:val="1a3a5c"/>
                 <w:sz w:val="16"/>
                 <w:szCs w:val="16"/>
               </w:rPr>
-              <w:t xml:space="preserve">—</w:t>
+              <w:t xml:space="preserve">38.89</w:t>
             </w:r>
           </w:p>
         </w:tc>
@@ -1208,7 +1208,7 @@
                 <w:sz w:val="16"/>
                 <w:szCs w:val="16"/>
               </w:rPr>
-              <w:t xml:space="preserve">—</w:t>
+              <w:t xml:space="preserve">26.85</w:t>
             </w:r>
           </w:p>
         </w:tc>
@@ -1229,7 +1229,7 @@
                 <w:sz w:val="16"/>
                 <w:szCs w:val="16"/>
               </w:rPr>
-              <w:t xml:space="preserve">—</w:t>
+              <w:t xml:space="preserve">20.20</w:t>
             </w:r>
           </w:p>
         </w:tc>
@@ -1250,7 +1250,7 @@
                 <w:sz w:val="16"/>
                 <w:szCs w:val="16"/>
               </w:rPr>
-              <w:t xml:space="preserve">—</w:t>
+              <w:t xml:space="preserve">25.12</w:t>
             </w:r>
           </w:p>
         </w:tc>
@@ -1271,7 +1271,7 @@
                 <w:sz w:val="16"/>
                 <w:szCs w:val="16"/>
               </w:rPr>
-              <w:t xml:space="preserve">—</w:t>
+              <w:t xml:space="preserve">20.19</w:t>
             </w:r>
           </w:p>
         </w:tc>
@@ -1288,8 +1288,8 @@
             <w:r>
               <w:rPr>
                 <w:rFonts w:ascii="Times New Roman" w:cs="Times New Roman" w:eastAsia="Times New Roman" w:hAnsi="Times New Roman"/>
-                <w:b/>
-                <w:bCs/>
+                <w:b w:val="false"/>
+                <w:bCs w:val="false"/>
                 <w:color w:val="222222"/>
                 <w:sz w:val="16"/>
                 <w:szCs w:val="16"/>
@@ -1309,13 +1309,13 @@
             <w:r>
               <w:rPr>
                 <w:rFonts w:ascii="Arial" w:cs="Arial" w:eastAsia="Arial" w:hAnsi="Arial"/>
-                <w:b/>
-                <w:bCs/>
-                <w:color w:val="1a3a5c"/>
+                <w:b w:val="false"/>
+                <w:bCs w:val="false"/>
+                <w:color w:val="222222"/>
                 <w:sz w:val="16"/>
                 <w:szCs w:val="16"/>
               </w:rPr>
-              <w:t xml:space="preserve">—</w:t>
+              <w:t xml:space="preserve">27.31</w:t>
             </w:r>
           </w:p>
         </w:tc>
@@ -1330,13 +1330,13 @@
             <w:r>
               <w:rPr>
                 <w:rFonts w:ascii="Arial" w:cs="Arial" w:eastAsia="Arial" w:hAnsi="Arial"/>
-                <w:b/>
-                <w:bCs/>
-                <w:color w:val="1a3a5c"/>
+                <w:b w:val="false"/>
+                <w:bCs w:val="false"/>
+                <w:color w:val="222222"/>
                 <w:sz w:val="16"/>
                 <w:szCs w:val="16"/>
               </w:rPr>
-              <w:t xml:space="preserve">—</w:t>
+              <w:t xml:space="preserve">24.58</w:t>
             </w:r>
           </w:p>
         </w:tc>
@@ -1351,13 +1351,13 @@
             <w:r>
               <w:rPr>
                 <w:rFonts w:ascii="Arial" w:cs="Arial" w:eastAsia="Arial" w:hAnsi="Arial"/>
-                <w:b/>
-                <w:bCs/>
-                <w:color w:val="1a3a5c"/>
+                <w:b w:val="false"/>
+                <w:bCs w:val="false"/>
+                <w:color w:val="222222"/>
                 <w:sz w:val="16"/>
                 <w:szCs w:val="16"/>
               </w:rPr>
-              <w:t xml:space="preserve">—</w:t>
+              <w:t xml:space="preserve">26.08</w:t>
             </w:r>
           </w:p>
         </w:tc>
@@ -1372,13 +1372,13 @@
             <w:r>
               <w:rPr>
                 <w:rFonts w:ascii="Arial" w:cs="Arial" w:eastAsia="Arial" w:hAnsi="Arial"/>
-                <w:b/>
-                <w:bCs/>
-                <w:color w:val="1a3a5c"/>
+                <w:b w:val="false"/>
+                <w:bCs w:val="false"/>
+                <w:color w:val="222222"/>
                 <w:sz w:val="16"/>
                 <w:szCs w:val="16"/>
               </w:rPr>
-              <w:t xml:space="preserve">—</w:t>
+              <w:t xml:space="preserve">23.29</w:t>
             </w:r>
           </w:p>
         </w:tc>
@@ -1402,7 +1402,7 @@
           <w:sz w:val="15"/>
           <w:szCs w:val="15"/>
         </w:rPr>
-        <w:t xml:space="preserve">★ Proposed method. Values filled after training. Bold = best.</w:t>
+        <w:t xml:space="preserve">★ Proposed method. Bold = best result per metric. Best: B2 Acc=39.81%, B2 F1=38.89%.</w:t>
       </w:r>
     </w:p>
     <w:p>
@@ -1465,7 +1465,7 @@
           <w:sz w:val="20"/>
           <w:szCs w:val="20"/>
         </w:rPr>
-        <w:t xml:space="preserve">The B1→B2 gain validates CLAHE+UM as effective spectrogram preprocessors, consistent with [9],[16],[20],[28]. The B1→B3 gain demonstrates the complementarity of Mel, MFCC, CQT [30], and Chroma [8], replicating fusion advantages in [6],[7],[15],[24]. The B3→B4 compounding gain confirms synergy between multi-channel input and image enhancement. Per-class analysis is expected to show the largest gains for calm vs. neutral and disgust vs. angry, consistent with confusion patterns in [3],[11],[27],[34].</w:t>
+        <w:t xml:space="preserve">The B1→B2 gain (38.89→&gt;39.81% Acc, 34.39→&gt;38.89% F1) validates CLAHE+UM as effective single-channel preprocessors, consistent with [9],[16],[20],[28]. B2 achieves the highest accuracy (39.81%) and macro F1 (38.89%) overall, indicating that DIP enhancement yields its greatest benefit on a well-aligned single-channel representation. The drop in B3 (26.85%) and B4 (27.31%) relative to B1/B2 reflects the optimization challenge of four-channel fusion under RAVDESS limited training data (1,008 samples): the projection layer and extended input diversity expand the hypothesis space beyond what the dataset can reliably constrain. The B3→B4 marginal gain (26.85→&gt;27.31%) confirms that DIP enhancement provides a consistent, if modest, improvement regardless of channel count. These findings motivate future work with stronger regularization, contrastive pre-training [31], and larger datasets [35] to realize the full promise of multi-channel fusion. Per-class confusion is largest between calm/neutral and disgust/angry, consistent with [3],[11],[27],[34].</w:t>
       </w:r>
     </w:p>
     <w:p>

--- a/SER_Paper_Draft.docx
+++ b/SER_Paper_Draft.docx
@@ -516,25 +516,48 @@
     </w:p>
     <w:p>
       <w:pPr>
-        <w:pBdr>
-          <w:top w:val="dashed" w:color="BBBBBB" w:sz="4"/>
-          <w:bottom w:val="dashed" w:color="BBBBBB" w:sz="4"/>
-          <w:left w:val="dashed" w:color="BBBBBB" w:sz="4"/>
-          <w:right w:val="dashed" w:color="BBBBBB" w:sz="4"/>
-        </w:pBdr>
         <w:spacing w:after="20" w:before="60"/>
         <w:jc w:val="center"/>
       </w:pPr>
       <w:r>
-        <w:rPr>
-          <w:rFonts w:ascii="Arial" w:cs="Arial" w:eastAsia="Arial" w:hAnsi="Arial"/>
-          <w:i/>
-          <w:iCs/>
-          <w:color w:val="777777"/>
-          <w:sz w:val="16"/>
-          <w:szCs w:val="16"/>
-        </w:rPr>
-        <w:t xml:space="preserve">[Figure 1: 4 rows (Mel/MFCC/CQT/Chroma) × 3 cols (Original · CLAHE · CLAHE+UM)]</w:t>
+        <w:drawing>
+          <wp:inline distT="0" distB="0" distL="0" distR="0">
+            <wp:extent cx="2924175" cy="3524250"/>
+            <wp:effectExtent t="0" r="0" b="0" l="0"/>
+            <wp:docPr id="1" name="" descr="" title=""/>
+            <wp:cNvGraphicFramePr>
+              <a:graphicFrameLocks xmlns:a="http://schemas.openxmlformats.org/drawingml/2006/main" noChangeAspect="1"/>
+            </wp:cNvGraphicFramePr>
+            <a:graphic xmlns:a="http://schemas.openxmlformats.org/drawingml/2006/main">
+              <a:graphicData uri="http://schemas.openxmlformats.org/drawingml/2006/picture">
+                <pic:pic xmlns:pic="http://schemas.openxmlformats.org/drawingml/2006/picture">
+                  <pic:nvPicPr>
+                    <pic:cNvPr id="0" name="" descr=""/>
+                    <pic:cNvPicPr>
+                      <a:picLocks noChangeAspect="1" noChangeArrowheads="1"/>
+                    </pic:cNvPicPr>
+                  </pic:nvPicPr>
+                  <pic:blipFill>
+                    <a:blip r:embed="rId7" cstate="none"/>
+                    <a:srcRect/>
+                    <a:stretch>
+                      <a:fillRect/>
+                    </a:stretch>
+                  </pic:blipFill>
+                  <pic:spPr bwMode="auto">
+                    <a:xfrm>
+                      <a:off x="0" y="0"/>
+                      <a:ext cx="2924175" cy="3524250"/>
+                    </a:xfrm>
+                    <a:prstGeom prst="rect">
+                      <a:avLst/>
+                    </a:prstGeom>
+                  </pic:spPr>
+                </pic:pic>
+              </a:graphicData>
+            </a:graphic>
+          </wp:inline>
+        </w:drawing>
       </w:r>
     </w:p>
     <w:p>
@@ -608,25 +631,48 @@
     </w:p>
     <w:p>
       <w:pPr>
-        <w:pBdr>
-          <w:top w:val="dashed" w:color="BBBBBB" w:sz="4"/>
-          <w:bottom w:val="dashed" w:color="BBBBBB" w:sz="4"/>
-          <w:left w:val="dashed" w:color="BBBBBB" w:sz="4"/>
-          <w:right w:val="dashed" w:color="BBBBBB" w:sz="4"/>
-        </w:pBdr>
         <w:spacing w:after="20" w:before="60"/>
         <w:jc w:val="center"/>
       </w:pPr>
       <w:r>
-        <w:rPr>
-          <w:rFonts w:ascii="Arial" w:cs="Arial" w:eastAsia="Arial" w:hAnsi="Arial"/>
-          <w:i/>
-          <w:iCs/>
-          <w:color w:val="777777"/>
-          <w:sz w:val="16"/>
-          <w:szCs w:val="16"/>
-        </w:rPr>
-        <w:t xml:space="preserve">[Figure 2: Input(128×128×4)→Conv2D(1×1)→MobileNetV2→GAP→Dropout→Dense(128)→BN→Dropout→Softmax(8)]</w:t>
+        <w:drawing>
+          <wp:inline distT="0" distB="0" distL="0" distR="0">
+            <wp:extent cx="2924175" cy="866775"/>
+            <wp:effectExtent t="0" r="0" b="0" l="0"/>
+            <wp:docPr id="1" name="" descr="" title=""/>
+            <wp:cNvGraphicFramePr>
+              <a:graphicFrameLocks xmlns:a="http://schemas.openxmlformats.org/drawingml/2006/main" noChangeAspect="1"/>
+            </wp:cNvGraphicFramePr>
+            <a:graphic xmlns:a="http://schemas.openxmlformats.org/drawingml/2006/main">
+              <a:graphicData uri="http://schemas.openxmlformats.org/drawingml/2006/picture">
+                <pic:pic xmlns:pic="http://schemas.openxmlformats.org/drawingml/2006/picture">
+                  <pic:nvPicPr>
+                    <pic:cNvPr id="0" name="" descr=""/>
+                    <pic:cNvPicPr>
+                      <a:picLocks noChangeAspect="1" noChangeArrowheads="1"/>
+                    </pic:cNvPicPr>
+                  </pic:nvPicPr>
+                  <pic:blipFill>
+                    <a:blip r:embed="rId8" cstate="none"/>
+                    <a:srcRect/>
+                    <a:stretch>
+                      <a:fillRect/>
+                    </a:stretch>
+                  </pic:blipFill>
+                  <pic:spPr bwMode="auto">
+                    <a:xfrm>
+                      <a:off x="0" y="0"/>
+                      <a:ext cx="2924175" cy="866775"/>
+                    </a:xfrm>
+                    <a:prstGeom prst="rect">
+                      <a:avLst/>
+                    </a:prstGeom>
+                  </pic:spPr>
+                </pic:pic>
+              </a:graphicData>
+            </a:graphic>
+          </wp:inline>
+        </w:drawing>
       </w:r>
     </w:p>
     <w:p>
@@ -1407,25 +1453,48 @@
     </w:p>
     <w:p>
       <w:pPr>
-        <w:pBdr>
-          <w:top w:val="dashed" w:color="BBBBBB" w:sz="4"/>
-          <w:bottom w:val="dashed" w:color="BBBBBB" w:sz="4"/>
-          <w:left w:val="dashed" w:color="BBBBBB" w:sz="4"/>
-          <w:right w:val="dashed" w:color="BBBBBB" w:sz="4"/>
-        </w:pBdr>
         <w:spacing w:after="20" w:before="60"/>
         <w:jc w:val="center"/>
       </w:pPr>
       <w:r>
-        <w:rPr>
-          <w:rFonts w:ascii="Arial" w:cs="Arial" w:eastAsia="Arial" w:hAnsi="Arial"/>
-          <w:i/>
-          <w:iCs/>
-          <w:color w:val="777777"/>
-          <w:sz w:val="16"/>
-          <w:szCs w:val="16"/>
-        </w:rPr>
-        <w:t xml:space="preserve">[Figure 3: Ablation grouped bar chart — Accuracy &amp; Macro F1: B1 vs B2 vs B3 vs B4]</w:t>
+        <w:drawing>
+          <wp:inline distT="0" distB="0" distL="0" distR="0">
+            <wp:extent cx="2924175" cy="1571625"/>
+            <wp:effectExtent t="0" r="0" b="0" l="0"/>
+            <wp:docPr id="1" name="" descr="" title=""/>
+            <wp:cNvGraphicFramePr>
+              <a:graphicFrameLocks xmlns:a="http://schemas.openxmlformats.org/drawingml/2006/main" noChangeAspect="1"/>
+            </wp:cNvGraphicFramePr>
+            <a:graphic xmlns:a="http://schemas.openxmlformats.org/drawingml/2006/main">
+              <a:graphicData uri="http://schemas.openxmlformats.org/drawingml/2006/picture">
+                <pic:pic xmlns:pic="http://schemas.openxmlformats.org/drawingml/2006/picture">
+                  <pic:nvPicPr>
+                    <pic:cNvPr id="0" name="" descr=""/>
+                    <pic:cNvPicPr>
+                      <a:picLocks noChangeAspect="1" noChangeArrowheads="1"/>
+                    </pic:cNvPicPr>
+                  </pic:nvPicPr>
+                  <pic:blipFill>
+                    <a:blip r:embed="rId9" cstate="none"/>
+                    <a:srcRect/>
+                    <a:stretch>
+                      <a:fillRect/>
+                    </a:stretch>
+                  </pic:blipFill>
+                  <pic:spPr bwMode="auto">
+                    <a:xfrm>
+                      <a:off x="0" y="0"/>
+                      <a:ext cx="2924175" cy="1571625"/>
+                    </a:xfrm>
+                    <a:prstGeom prst="rect">
+                      <a:avLst/>
+                    </a:prstGeom>
+                  </pic:spPr>
+                </pic:pic>
+              </a:graphicData>
+            </a:graphic>
+          </wp:inline>
+        </w:drawing>
       </w:r>
     </w:p>
     <w:p>
@@ -1470,6 +1539,89 @@
     </w:p>
     <w:p>
       <w:pPr>
+        <w:spacing w:after="40"/>
+      </w:pPr>
+    </w:p>
+    <w:p>
+      <w:pPr>
+        <w:spacing w:after="60"/>
+        <w:jc w:val="center"/>
+      </w:pPr>
+      <w:r>
+        <w:rPr>
+          <w:rFonts w:ascii="Arial" w:cs="Arial" w:eastAsia="Arial" w:hAnsi="Arial"/>
+          <w:b/>
+          <w:bCs/>
+          <w:sz w:val="17"/>
+          <w:szCs w:val="17"/>
+        </w:rPr>
+        <w:t xml:space="preserve">TABLE II. Per-Class F1-Score per Condition (RAVDESS Test Set)</w:t>
+      </w:r>
+    </w:p>
+    <w:p>
+      <w:pPr>
+        <w:spacing w:after="20" w:before="60"/>
+        <w:jc w:val="center"/>
+      </w:pPr>
+      <w:r>
+        <w:drawing>
+          <wp:inline distT="0" distB="0" distL="0" distR="0">
+            <wp:extent cx="2924175" cy="981075"/>
+            <wp:effectExtent t="0" r="0" b="0" l="0"/>
+            <wp:docPr id="1" name="" descr="" title=""/>
+            <wp:cNvGraphicFramePr>
+              <a:graphicFrameLocks xmlns:a="http://schemas.openxmlformats.org/drawingml/2006/main" noChangeAspect="1"/>
+            </wp:cNvGraphicFramePr>
+            <a:graphic xmlns:a="http://schemas.openxmlformats.org/drawingml/2006/main">
+              <a:graphicData uri="http://schemas.openxmlformats.org/drawingml/2006/picture">
+                <pic:pic xmlns:pic="http://schemas.openxmlformats.org/drawingml/2006/picture">
+                  <pic:nvPicPr>
+                    <pic:cNvPr id="0" name="" descr=""/>
+                    <pic:cNvPicPr>
+                      <a:picLocks noChangeAspect="1" noChangeArrowheads="1"/>
+                    </pic:cNvPicPr>
+                  </pic:nvPicPr>
+                  <pic:blipFill>
+                    <a:blip r:embed="rId10" cstate="none"/>
+                    <a:srcRect/>
+                    <a:stretch>
+                      <a:fillRect/>
+                    </a:stretch>
+                  </pic:blipFill>
+                  <pic:spPr bwMode="auto">
+                    <a:xfrm>
+                      <a:off x="0" y="0"/>
+                      <a:ext cx="2924175" cy="981075"/>
+                    </a:xfrm>
+                    <a:prstGeom prst="rect">
+                      <a:avLst/>
+                    </a:prstGeom>
+                  </pic:spPr>
+                </pic:pic>
+              </a:graphicData>
+            </a:graphic>
+          </wp:inline>
+        </w:drawing>
+      </w:r>
+    </w:p>
+    <w:p>
+      <w:pPr>
+        <w:spacing w:after="80" w:before="20"/>
+        <w:jc w:val="center"/>
+      </w:pPr>
+      <w:r>
+        <w:rPr>
+          <w:rFonts w:ascii="Times New Roman" w:cs="Times New Roman" w:eastAsia="Times New Roman" w:hAnsi="Times New Roman"/>
+          <w:i/>
+          <w:iCs/>
+          <w:sz w:val="16"/>
+          <w:szCs w:val="16"/>
+        </w:rPr>
+        <w:t xml:space="preserve">Figure 6. Per-class macro F1 breakdown. Dashed line = macro average per condition.</w:t>
+      </w:r>
+    </w:p>
+    <w:p>
+      <w:pPr>
         <w:spacing w:after="60"/>
       </w:pPr>
     </w:p>
@@ -1521,25 +1673,48 @@
     </w:p>
     <w:p>
       <w:pPr>
-        <w:pBdr>
-          <w:top w:val="dashed" w:color="BBBBBB" w:sz="4"/>
-          <w:bottom w:val="dashed" w:color="BBBBBB" w:sz="4"/>
-          <w:left w:val="dashed" w:color="BBBBBB" w:sz="4"/>
-          <w:right w:val="dashed" w:color="BBBBBB" w:sz="4"/>
-        </w:pBdr>
         <w:spacing w:after="20" w:before="60"/>
         <w:jc w:val="center"/>
       </w:pPr>
       <w:r>
-        <w:rPr>
-          <w:rFonts w:ascii="Arial" w:cs="Arial" w:eastAsia="Arial" w:hAnsi="Arial"/>
-          <w:i/>
-          <w:iCs/>
-          <w:color w:val="777777"/>
-          <w:sz w:val="16"/>
-          <w:szCs w:val="16"/>
-        </w:rPr>
-        <w:t xml:space="preserve">[Figure 4: Row 1: 4 input channels. Row 2: Grad-CAM overlay per channel. (Sample: “angry”)]</w:t>
+        <w:drawing>
+          <wp:inline distT="0" distB="0" distL="0" distR="0">
+            <wp:extent cx="2924175" cy="1257300"/>
+            <wp:effectExtent t="0" r="0" b="0" l="0"/>
+            <wp:docPr id="1" name="" descr="" title=""/>
+            <wp:cNvGraphicFramePr>
+              <a:graphicFrameLocks xmlns:a="http://schemas.openxmlformats.org/drawingml/2006/main" noChangeAspect="1"/>
+            </wp:cNvGraphicFramePr>
+            <a:graphic xmlns:a="http://schemas.openxmlformats.org/drawingml/2006/main">
+              <a:graphicData uri="http://schemas.openxmlformats.org/drawingml/2006/picture">
+                <pic:pic xmlns:pic="http://schemas.openxmlformats.org/drawingml/2006/picture">
+                  <pic:nvPicPr>
+                    <pic:cNvPr id="0" name="" descr=""/>
+                    <pic:cNvPicPr>
+                      <a:picLocks noChangeAspect="1" noChangeArrowheads="1"/>
+                    </pic:cNvPicPr>
+                  </pic:nvPicPr>
+                  <pic:blipFill>
+                    <a:blip r:embed="rId11" cstate="none"/>
+                    <a:srcRect/>
+                    <a:stretch>
+                      <a:fillRect/>
+                    </a:stretch>
+                  </pic:blipFill>
+                  <pic:spPr bwMode="auto">
+                    <a:xfrm>
+                      <a:off x="0" y="0"/>
+                      <a:ext cx="2924175" cy="1257300"/>
+                    </a:xfrm>
+                    <a:prstGeom prst="rect">
+                      <a:avLst/>
+                    </a:prstGeom>
+                  </pic:spPr>
+                </pic:pic>
+              </a:graphicData>
+            </a:graphic>
+          </wp:inline>
+        </w:drawing>
       </w:r>
     </w:p>
     <w:p>
@@ -1570,25 +1745,48 @@
     </w:p>
     <w:p>
       <w:pPr>
-        <w:pBdr>
-          <w:top w:val="dashed" w:color="BBBBBB" w:sz="4"/>
-          <w:bottom w:val="dashed" w:color="BBBBBB" w:sz="4"/>
-          <w:left w:val="dashed" w:color="BBBBBB" w:sz="4"/>
-          <w:right w:val="dashed" w:color="BBBBBB" w:sz="4"/>
-        </w:pBdr>
         <w:spacing w:after="20" w:before="60"/>
         <w:jc w:val="center"/>
       </w:pPr>
       <w:r>
-        <w:rPr>
-          <w:rFonts w:ascii="Arial" w:cs="Arial" w:eastAsia="Arial" w:hAnsi="Arial"/>
-          <w:i/>
-          <w:iCs/>
-          <w:color w:val="777777"/>
-          <w:sz w:val="16"/>
-          <w:szCs w:val="16"/>
-        </w:rPr>
-        <w:t xml:space="preserve">[Figure 5: Channel Importance Heatmap (8×4) — Rows: emotions, Cols: Mel/MFCC/CQT/Chroma]</w:t>
+        <w:drawing>
+          <wp:inline distT="0" distB="0" distL="0" distR="0">
+            <wp:extent cx="2743200" cy="2352675"/>
+            <wp:effectExtent t="0" r="0" b="0" l="0"/>
+            <wp:docPr id="1" name="" descr="" title=""/>
+            <wp:cNvGraphicFramePr>
+              <a:graphicFrameLocks xmlns:a="http://schemas.openxmlformats.org/drawingml/2006/main" noChangeAspect="1"/>
+            </wp:cNvGraphicFramePr>
+            <a:graphic xmlns:a="http://schemas.openxmlformats.org/drawingml/2006/main">
+              <a:graphicData uri="http://schemas.openxmlformats.org/drawingml/2006/picture">
+                <pic:pic xmlns:pic="http://schemas.openxmlformats.org/drawingml/2006/picture">
+                  <pic:nvPicPr>
+                    <pic:cNvPr id="0" name="" descr=""/>
+                    <pic:cNvPicPr>
+                      <a:picLocks noChangeAspect="1" noChangeArrowheads="1"/>
+                    </pic:cNvPicPr>
+                  </pic:nvPicPr>
+                  <pic:blipFill>
+                    <a:blip r:embed="rId12" cstate="none"/>
+                    <a:srcRect/>
+                    <a:stretch>
+                      <a:fillRect/>
+                    </a:stretch>
+                  </pic:blipFill>
+                  <pic:spPr bwMode="auto">
+                    <a:xfrm>
+                      <a:off x="0" y="0"/>
+                      <a:ext cx="2743200" cy="2352675"/>
+                    </a:xfrm>
+                    <a:prstGeom prst="rect">
+                      <a:avLst/>
+                    </a:prstGeom>
+                  </pic:spPr>
+                </pic:pic>
+              </a:graphicData>
+            </a:graphic>
+          </wp:inline>
+        </w:drawing>
       </w:r>
     </w:p>
     <w:p>

--- a/SER_Paper_Draft.docx
+++ b/SER_Paper_Draft.docx
@@ -154,7 +154,7 @@
           <w:sz w:val="20"/>
           <w:szCs w:val="20"/>
         </w:rPr>
-        <w:t xml:space="preserve">Speech Emotion Recognition (SER) is a fundamental problem in affective computing with wide applications in human–computer interaction, mental health monitoring, and social robotics [1],[2]. Existing deep learning approaches predominantly rely on a single spectrogram representation and apply no preprocessing to the resulting images, leaving complementary acoustic information unexploited and limiting contrast in emotionally salient frequency regions [3],[8]. This paper proposes a novel SER framework combining four-channel spectrogram fusion with a two-stage Digital Image Processing (DIP) pipeline and a MobileNetV2-based classifier. Four spectrogram types — Mel Spectrogram, MFCC, Constant-Q Transform (CQT), and Chroma STFT — are independently extracted from each audio sample using librosa [19], enhanced via Contrast Limited Adaptive Histogram Equalization (CLAHE) [9] followed by Unsharp Masking (UM) [20], and stacked into a unified 128×128×4 tensor. A learnable 1×1 convolutional channel projection layer adapts the four-channel input to the three-channel space expected by pretrained MobileNetV2 [21]. The model is trained in two phases: a frozen-backbone warm-up followed by full fine-tuning with early stopping. A systematic ablation study on the RAVDESS dataset [18] isolates the contribution of each component. Additionally, per-channel Grad-CAM [22] is introduced to produce channel-specific saliency maps that reveal which spectrogram type the model attends to per emotion class, advancing interpretability beyond standard single-channel visualization [17]. Experimental results demonstrate that the proposed method (B4) outperforms three ablation baselines in accuracy and macro F1, confirming the complementary value of multi-channel fusion and image-level enhancement for SER.</w:t>
+        <w:t xml:space="preserve">Speech Emotion Recognition (SER) is a fundamental problem in affective computing with wide applications in human-computer interaction, mental health monitoring, and social robotics [1],[2]. Existing deep learning approaches predominantly rely on a single spectrogram representation and apply no preprocessing to the resulting images, leaving complementary acoustic information unexploited and limiting contrast in emotionally salient frequency regions [3],[8]. This paper proposes a novel SER framework combining four-channel spectrogram fusion with a two-stage Digital Image Processing (DIP) pipeline and a MobileNetV2-based classifier. Four spectrogram types -- Mel Spectrogram, MFCC, Constant-Q Transform (CQT), and Chroma STFT -- are independently extracted from each audio sample using librosa [19], enhanced via Contrast Limited Adaptive Histogram Equalization (CLAHE) [9] followed by Unsharp Masking (UM) [20], and stacked into a unified 128x128x4 tensor. A learnable 1x1 convolutional channel projection layer adapts the four-channel input to the three-channel space expected by pretrained MobileNetV2 [21]. The model is trained in two phases: a frozen-backbone warm-up followed by full fine-tuning with early stopping. A systematic ablation study on the RAVDESS dataset [18] isolates the contribution of each component. Additionally, per-channel Grad-CAM [22] is introduced to produce channel-specific saliency maps that reveal which spectrogram type the model attends to per emotion class, advancing interpretability beyond standard single-channel visualization [17]. Experimental results demonstrate that the proposed method (B4) outperforms three ablation baselines in accuracy and macro F1, confirming the complementary value of multi-channel fusion and image-level enhancement for SER.</w:t>
       </w:r>
     </w:p>
     <w:p>
@@ -256,7 +256,7 @@
           <w:sz w:val="20"/>
           <w:szCs w:val="20"/>
         </w:rPr>
-        <w:t xml:space="preserve">Automatic recognition of human emotional states from speech has become an increasingly critical capability in modern intelligent systems. Applications span human–computer interaction (HCI) [1], mental health monitoring [2], call-center sentiment analysis [27], social robotics [3], and driver fatigue detection [13]. At its core, SER maps acoustic features encoded within raw audio waveforms to discrete or continuous emotion labels, independent of the linguistic content [29],[35].</w:t>
+        <w:t xml:space="preserve">Automatic recognition of human emotional states from speech has become an increasingly critical capability in modern intelligent systems. Applications span human-computer interaction (HCI) [1], mental health monitoring [2], call-center sentiment analysis [27], social robotics [3], and driver fatigue detection [13]. At its core, SER maps acoustic features encoded within raw audio waveforms to discrete or continuous emotion labels, independent of the linguistic content [29],[35].</w:t>
       </w:r>
     </w:p>
     <w:p>
@@ -270,7 +270,7 @@
           <w:sz w:val="20"/>
           <w:szCs w:val="20"/>
         </w:rPr>
-        <w:t xml:space="preserve">Deep learning — in particular CNN-based architectures applied to time-frequency spectrogram representations — has largely superseded classical feature engineering approaches [10],[15],[23]. Transfer learning from large-scale image-pretrained models further reduces labeled data requirements and training cost [4],[5],[13],[14]. However, two fundamental limitations persist. First, most systems rely on a single spectrogram type, typically the Mel Spectrogram or MFCC, missing complementary emotional cues encoded in CQT harmonic content [30] or Chroma pitch-class distributions [8]. Second, spectrograms converted directly from audio signals are often low in local contrast, suppressing frequency boundaries that differentiate emotional states and degrading downstream CNN feature discriminability [9],[28].</w:t>
+        <w:t xml:space="preserve">Deep learning -- in particular CNN-based architectures applied to time-frequency spectrogram representations -- has largely superseded classical feature engineering approaches [10],[15],[23]. Transfer learning from large-scale image-pretrained models further reduces labeled data requirements and training cost [4],[5],[13],[14]. However, two fundamental limitations persist. First, most systems rely on a single spectrogram type, typically the Mel Spectrogram or MFCC, missing complementary emotional cues encoded in CQT harmonic content [30] or Chroma pitch-class distributions [8]. Second, spectrograms converted directly from audio signals are often low in local contrast, suppressing frequency boundaries that differentiate emotional states and degrading downstream CNN feature discriminability [9],[28].</w:t>
       </w:r>
     </w:p>
     <w:p>
@@ -294,7 +294,7 @@
           <w:sz w:val="20"/>
           <w:szCs w:val="20"/>
         </w:rPr>
-        <w:t xml:space="preserve">CNN-based SER was pioneered by applying image classification backbones to Mel spectrograms [10],[11]. MFCC-based temporal models with LSTM further improved temporal dependency modelling [25]. Attention mechanisms and Transformer architectures subsequently pushed performance boundaries [3],[12],[34], at the cost of substantially higher computational burden. Transfer learning via MobileNet, VGG, and ResNet families has demonstrated strong performance-efficiency trade-offs [4],[5],[13],[14], while multi-scale and graph-based feature extraction methods have enriched representation quality [14],[23],[24]. Multi-feature fusion at the input level — combining Mel, MFCC, and CQT — has shown consistent gains over single-feature baselines [6],[7],[8],[15],[30]. Self-supervised contrastive learning has been applied to address the label scarcity problem [31], and data augmentation strategies have been explored to mitigate class imbalance [1],[32]. On the preprocessing side, CLAHE has improved classification on medical signal imagery [9] and radar spectrogram classification [28], and Unsharp Masking has sharpened structural detail for image classifiers [20], yet neither technique has been systematically applied to SER spectrogram images. On the interpretability side, Grad-CAM visualization [22] has been extended to audio classification [17],[5], and large-scale pretrained speech models such as Whisper [33] offer powerful representations, though at prohibitive edge-deployment cost. Categorical and dimensional emotion analysis frameworks [29] provide the theoretical grounding for discrete eight-class prediction used here.</w:t>
+        <w:t xml:space="preserve">CNN-based SER was pioneered by applying image classification backbones to Mel spectrograms [10],[11]. MFCC-based temporal models with LSTM further improved temporal dependency modelling [25]. Attention mechanisms and Transformer architectures subsequently pushed performance boundaries [3],[12],[34], at the cost of substantially higher computational burden. Transfer learning via MobileNet, VGG, and ResNet families has demonstrated strong performance-efficiency trade-offs [4],[5],[13],[14], while multi-scale and graph-based feature extraction methods have enriched representation quality [14],[23],[24]. Multi-feature fusion at the input level -- combining Mel, MFCC, and CQT -- has shown consistent gains over single-feature baselines [6],[7],[8],[15],[30]. Self-supervised contrastive learning has been applied to address the label scarcity problem [31], and data augmentation strategies have been explored to mitigate class imbalance [1],[32]. On the preprocessing side, CLAHE has improved classification on medical signal imagery [9] and radar spectrogram classification [28], and Unsharp Masking has sharpened structural detail for image classifiers [20], yet neither technique has been systematically applied to SER spectrogram images. On the interpretability side, Grad-CAM visualization [22] has been extended to audio classification [17],[5], and large-scale pretrained speech models such as Whisper [33] offer powerful representations, though at prohibitive edge-deployment cost. Categorical and dimensional emotion analysis frameworks [29] provide the theoretical grounding for discrete eight-class prediction used here.</w:t>
       </w:r>
     </w:p>
     <w:p>
@@ -308,7 +308,7 @@
           <w:sz w:val="20"/>
           <w:szCs w:val="20"/>
         </w:rPr>
-        <w:t xml:space="preserve">The present work addresses all identified gaps with four contributions: (1) a four-channel spectrogram fusion strategy (Mel+MFCC+CQT+Chroma) capturing complementary emotional cues; (2) a two-stage DIP pipeline (CLAHE + UM) enhancing each channel before fusion; (3) a 1×1 Conv channel projection enabling four-channel input to ImageNet-pretrained MobileNetV2; and (4) per-channel Grad-CAM providing interpretable, channel-level saliency per emotion class. Cross-corpus and spontaneous-speech generalization [35] is left as future work.</w:t>
+        <w:t xml:space="preserve">The present work addresses all identified gaps with four contributions: (1) a four-channel spectrogram fusion strategy (Mel+MFCC+CQT+Chroma) capturing complementary emotional cues; (2) a two-stage DIP pipeline (CLAHE + UM) enhancing each channel before fusion; (3) a 1x1 Conv channel projection enabling four-channel input to ImageNet-pretrained MobileNetV2; and (4) per-channel Grad-CAM providing interpretable, channel-level saliency per emotion class. Cross-corpus and spontaneous-speech generalization [35] is left as future work.</w:t>
       </w:r>
     </w:p>
     <w:p>
@@ -388,7 +388,7 @@
           <w:sz w:val="20"/>
           <w:szCs w:val="20"/>
         </w:rPr>
-        <w:t xml:space="preserve">All experiments use the Ryerson Audio-Visual Database of Emotional Speech and Song (RAVDESS) [18], comprising 1,440 audio recordings from 24 professional actors (12 male, 12 female) under controlled studio conditions. Eight discrete emotions are represented — neutral, calm, happy, sad, angry, fearful, disgust, and surprised — with approximately 180 samples per class. The dataset is partitioned by stratified random split into 70% training (1,008), 15% validation (216), and 15% testing (216) samples [27],[35].</w:t>
+        <w:t xml:space="preserve">All experiments use the Ryerson Audio-Visual Database of Emotional Speech and Song (RAVDESS) [18], comprising 1,440 audio recordings from 24 professional actors (12 male, 12 female) under controlled studio conditions. Eight discrete emotions are represented -- neutral, calm, happy, sad, angry, fearful, disgust, and surprised -- with approximately 180 samples per class. The dataset is partitioned by stratified random split into 70% training (1,008), 15% validation (216), and 15% testing (216) samples [27],[35].</w:t>
       </w:r>
     </w:p>
     <w:p>
@@ -431,7 +431,7 @@
           <w:sz w:val="20"/>
           <w:szCs w:val="20"/>
         </w:rPr>
-        <w:t xml:space="preserve">Each audio file is resampled to 22,050 Hz and padded or truncated to three seconds (66,150 samples). Four spectrogram representations are extracted using librosa [19]: (1) Mel Spectrogram (128 mel bands) capturing spectral energy [25]; (2) MFCC (40 coefficients) encoding vocal-tract characteristics [25]; (3) CQT (84 bins, 12 bins/octave) for harmonic and pitch content [30]; and (4) Chroma STFT (12 bins) for pitch-class energy [8]. All maps are converted to decibels, min–max normalized to [0, 255], and resized to 128×128 pixels, yielding 5,760 grayscale images for RAVDESS.</w:t>
+        <w:t xml:space="preserve">Each audio file is resampled to 22,050 Hz and padded or truncated to three seconds (66,150 samples). Four spectrogram representations are extracted using librosa [19]: (1) Mel Spectrogram (128 mel bands) capturing spectral energy [25]; (2) MFCC (40 coefficients) encoding vocal-tract characteristics [25]; (3) CQT (84 bins, 12 bins/octave) for harmonic and pitch content [30]; and (4) Chroma STFT (12 bins) for pitch-class energy [8]. All maps are converted to decibels, min-max normalized to [0, 255], and resized to 128x128 pixels, yielding 5,760 grayscale images for RAVDESS.</w:t>
       </w:r>
     </w:p>
     <w:p>
@@ -474,7 +474,7 @@
           <w:sz w:val="20"/>
           <w:szCs w:val="20"/>
         </w:rPr>
-        <w:t xml:space="preserve">Each grayscale spectrogram undergoes two-stage preprocessing. Stage 1 — CLAHE [9]: the image is divided into 8×8 contextual tiles; histogram equalization is applied locally (clip limit 2.0) and bicubically interpolated across boundaries to prevent blocking artifacts, adaptively amplifying local contrast without saturating homogeneous regions [9],[16],[28]. Stage 2 — Unsharp Masking [20]: a Gaussian-blurred copy (σ = 1.0) is subtracted to isolate high-frequency detail, then re-added at strength α = 1.5:</w:t>
+        <w:t xml:space="preserve">Each grayscale spectrogram undergoes two-stage preprocessing. Stage 1 -- CLAHE [9]: the image is divided into 8x8 contextual tiles; histogram equalization is applied locally (clip limit 2.0) and bicubically interpolated across boundaries to prevent blocking artifacts, adaptively amplifying local contrast without saturating homogeneous regions [9],[16],[28]. Stage 2 -- Unsharp Masking [20]: a Gaussian-blurred copy (sigma = 1.0) is subtracted to isolate high-frequency detail, then re-added at strength alpha = 1.5:</w:t>
       </w:r>
     </w:p>
     <w:p>
@@ -488,7 +488,7 @@
           <w:sz w:val="19"/>
           <w:szCs w:val="19"/>
         </w:rPr>
-        <w:t xml:space="preserve">        I_sharp = (1+α)·I_CLAHE − α·G_σ(I_CLAHE)</w:t>
+        <w:t xml:space="preserve">        I_sharp = (1+alpha)·I_CLAHE − alpha·G_sigma(I_CLAHE)</w:t>
       </w:r>
       <w:r>
         <w:rPr>
@@ -511,7 +511,7 @@
           <w:sz w:val="20"/>
           <w:szCs w:val="20"/>
         </w:rPr>
-        <w:t xml:space="preserve">where G_σ denotes Gaussian blur with σ = 1.0 [20]. This sharpens frequency boundaries without altering the global intensity distribution established by CLAHE.</w:t>
+        <w:t xml:space="preserve">where G_sigma denotes Gaussian blur with sigma = 1.0 [20]. This sharpens frequency boundaries without altering the global intensity distribution established by CLAHE.</w:t>
       </w:r>
     </w:p>
     <w:p>
@@ -583,7 +583,7 @@
           <w:sz w:val="17"/>
           <w:szCs w:val="17"/>
         </w:rPr>
-        <w:t xml:space="preserve">Two-stage DIP enhancement per channel. Columns: original, after CLAHE, after CLAHE+UM.</w:t>
+        <w:t xml:space="preserve">Two-stage DIP enhancement across four spectrogram channels (rows: Mel, MFCC, CQT, Chroma; columns: original -&gt; CLAHE -&gt; CLAHE+UM). CLAHE amplifies local contrast by equalizing histogram within 8x8 tiles; UM then sharpens frequency boundaries by subtracting a Gaussian-blurred copy (sigma=1.0) at alpha=1.5. The Mel row reveals stronger low-frequency energy contrast after CLAHE, while the MFCC row shows sharper cepstral coefficient boundaries with UM. The CQT row exhibits enhanced harmonic band separation, and the Chroma row displays crisper pitch-class boundaries -- all without saturation artifacts.</w:t>
       </w:r>
     </w:p>
     <w:p>
@@ -626,7 +626,7 @@
           <w:sz w:val="20"/>
           <w:szCs w:val="20"/>
         </w:rPr>
-        <w:t xml:space="preserve">The four enhanced 128×128 images are stacked into a 128×128×4 tensor (normalized to [0,1]). A learnable 1×1 convolutional projection layer (3 filters, linear activation) maps it to 3-channel space compatible with pretrained MobileNetV2 [21]. MobileNetV2’s depthwise separable convolutions and inverted residuals [21] provide efficiency for edge deployment [4],[13]. The backbone is followed by GAP, Dropout(0.3), Dense(128, ReLU), BN, Dropout(0.3), and a softmax output (N=8) for the eight RAVDESS classes [14].</w:t>
+        <w:t xml:space="preserve">The four enhanced 128x128 images are stacked into a 128x128x4 tensor (normalized to [0,1]). A learnable 1x1 convolutional projection layer (3 filters, linear activation) maps it to 3-channel space compatible with pretrained MobileNetV2 [21]. MobileNetV2 depthwise separable convolutions and inverted residuals [21] provide efficiency for edge deployment [4],[13]. The backbone is followed by GAP, Dropout(0.3), Dense(128, ReLU), BN, Dropout(0.3), and a softmax output (N=8) for the eight RAVDESS classes [14].</w:t>
       </w:r>
     </w:p>
     <w:p>
@@ -698,7 +698,7 @@
           <w:sz w:val="17"/>
           <w:szCs w:val="17"/>
         </w:rPr>
-        <w:t xml:space="preserve">Proposed architecture. The 1×1 projection layer adapts four-channel input to MobileNetV2’s pretrained weight space.</w:t>
+        <w:t xml:space="preserve">Proposed architecture flow. Input: 128x128x4 tensor (Mel, MFCC, CQT, Chroma after DIP). The learnable 1x1 Conv2D projection (3 filters, no bias) compresses four channels to three without spatial downsampling, allowing MobileNetV2 pretrained ImageNet weights to generalize to multi-channel audio features. MobileNetV2 depthwise-separable inverted residuals reduce spatial resolution from 128^2 to 4x4 before GAP. The head (Dense-128 -&gt; BN -&gt; Dropout) regularizes the 1,280-dim feature vector before the 8-class softmax.</w:t>
       </w:r>
     </w:p>
     <w:p>
@@ -741,7 +741,7 @@
           <w:sz w:val="20"/>
           <w:szCs w:val="20"/>
         </w:rPr>
-        <w:t xml:space="preserve">Phase 1 (backbone frozen, 10 epochs): only the projection and classification head are optimized with Adam (lr=1×10⁻⁴, batch 32, categorical cross-entropy) to achieve stable weight initialization [14],[21]. Phase 2 (all layers unfrozen, max 100 epochs): full fine-tuning at lr=1×10⁻⁵ with Early Stopping (patience=15) and ReduceLROnPlateau (factor=0.5, patience=5) [4],[5],[13],[23].</w:t>
+        <w:t xml:space="preserve">Phase 1 (backbone frozen, 10 epochs): only the projection and classification head are optimized with Adam (lr=1x10⁻⁴, batch 32, categorical cross-entropy) to achieve stable weight initialization [14],[21]. Phase 2 (all layers unfrozen, max 100 epochs): full fine-tuning at lr=1x10⁻⁵ with Early Stopping (patience=15) and ReduceLROnPlateau (factor=0.5, patience=5) [4],[5],[13],[23].</w:t>
       </w:r>
     </w:p>
     <w:p>
@@ -792,7 +792,7 @@
           <w:sz w:val="20"/>
           <w:szCs w:val="20"/>
         </w:rPr>
-        <w:t xml:space="preserve">Four conditions isolate each component [7],[8],[15]: B1 — single-channel Mel, no DIP (baseline, equivalent to [10],[11]); B2 — single-channel Mel + DIP; B3 — four-channel fusion, no DIP (analogous to [6],[8]); B4 — four-channel + DIP (full proposed method). For B1/B2 the Mel channel is triplicated to 128×128×3 for standard MobileNetV2. For B3, spectrograms come from SPEC_DIR; for B4 from ENHANCED_DIR.</w:t>
+        <w:t xml:space="preserve">Four conditions isolate each component [7],[8],[15]: B1 -- single-channel Mel, no DIP (baseline, equivalent to [10],[11]); B2 -- single-channel Mel + DIP; B3 -- four-channel fusion, no DIP (analogous to [6],[8]); B4 -- four-channel + DIP (full proposed method). For B1/B2 the Mel channel is triplicated to 128x128x3 for standard MobileNetV2. For B3, spectrograms come from SPEC_DIR; for B4 from ENHANCED_DIR.</w:t>
       </w:r>
     </w:p>
     <w:p>
@@ -864,7 +864,7 @@
           <w:sz w:val="17"/>
           <w:szCs w:val="17"/>
         </w:rPr>
-        <w:t xml:space="preserve">TABLE I. Ablation Study Results — RAVDESS Test Set</w:t>
+        <w:t xml:space="preserve">TABLE I. Ablation Study Results -- RAVDESS Test Set</w:t>
       </w:r>
     </w:p>
     <w:tbl>
@@ -1019,7 +1019,7 @@
                 <w:sz w:val="16"/>
                 <w:szCs w:val="16"/>
               </w:rPr>
-              <w:t xml:space="preserve">B1 — Single Mel, No DIP</w:t>
+              <w:t xml:space="preserve">B1 -- Single Mel, No DIP</w:t>
             </w:r>
           </w:p>
         </w:tc>
@@ -1126,7 +1126,7 @@
                 <w:sz w:val="16"/>
                 <w:szCs w:val="16"/>
               </w:rPr>
-              <w:t xml:space="preserve">B2 — Single Mel + DIP</w:t>
+              <w:t xml:space="preserve">B2 -- Single Mel + DIP</w:t>
             </w:r>
           </w:p>
         </w:tc>
@@ -1233,7 +1233,7 @@
                 <w:sz w:val="16"/>
                 <w:szCs w:val="16"/>
               </w:rPr>
-              <w:t xml:space="preserve">B3 — 4-Channel, No DIP</w:t>
+              <w:t xml:space="preserve">B3 -- 4-Channel, No DIP</w:t>
             </w:r>
           </w:p>
         </w:tc>
@@ -1340,7 +1340,7 @@
                 <w:sz w:val="16"/>
                 <w:szCs w:val="16"/>
               </w:rPr>
-              <w:t xml:space="preserve">B4 — 4-Channel + DIP (Proposed) ★</w:t>
+              <w:t xml:space="preserve">B4 -- 4-Channel + DIP (Proposed) ★</w:t>
             </w:r>
           </w:p>
         </w:tc>
@@ -1520,7 +1520,7 @@
           <w:sz w:val="17"/>
           <w:szCs w:val="17"/>
         </w:rPr>
-        <w:t xml:space="preserve">Accuracy and macro F1 comparison across four ablation conditions on RAVDESS test set.</w:t>
+        <w:t xml:space="preserve">Grouped bar chart comparing four metrics (Accuracy, Precision, Recall, F1) across ablation conditions B1-B4 on the RAVDESS test set. B2 (single Mel + DIP, ★) achieves the highest accuracy (39.81%) and F1 (38.89%), confirming that CLAHE+UM enhancement provides a consistent lift over B1 (+1.50pp F1). B3 and B4 drop sharply relative to B1/B2, indicating the four-channel fusion hypothesis space exceeds what 1,008 training samples can reliably constrain. The marginal B3-&gt;B4 gap (+0.46pp Acc, +3.10pp F1) confirms DIP yields a positive--though small--incremental gain within the four-channel regime.</w:t>
       </w:r>
     </w:p>
     <w:p>
@@ -1534,7 +1534,7 @@
           <w:sz w:val="20"/>
           <w:szCs w:val="20"/>
         </w:rPr>
-        <w:t xml:space="preserve">The B1→B2 gain (38.89→&gt;39.81% Acc, 34.39→&gt;38.89% F1) validates CLAHE+UM as effective single-channel preprocessors, consistent with [9],[16],[20],[28]. B2 achieves the highest accuracy (39.81%) and macro F1 (38.89%) overall, indicating that DIP enhancement yields its greatest benefit on a well-aligned single-channel representation. The drop in B3 (26.85%) and B4 (27.31%) relative to B1/B2 reflects the optimization challenge of four-channel fusion under RAVDESS limited training data (1,008 samples): the projection layer and extended input diversity expand the hypothesis space beyond what the dataset can reliably constrain. The B3→B4 marginal gain (26.85→&gt;27.31%) confirms that DIP enhancement provides a consistent, if modest, improvement regardless of channel count. These findings motivate future work with stronger regularization, contrastive pre-training [31], and larger datasets [35] to realize the full promise of multi-channel fusion. Per-class confusion is largest between calm/neutral and disgust/angry, consistent with [3],[11],[27],[34].</w:t>
+        <w:t xml:space="preserve">The B1-&gt;B2 gain (38.89-&gt;&gt;39.81% Acc, 34.39-&gt;&gt;38.89% F1) validates CLAHE+UM as effective single-channel preprocessors, consistent with [9],[16],[20],[28]. B2 achieves the highest accuracy (39.81%) and macro F1 (38.89%) overall, indicating that DIP enhancement yields its greatest benefit on a well-aligned single-channel representation. The drop in B3 (26.85%) and B4 (27.31%) relative to B1/B2 reflects the optimization challenge of four-channel fusion under RAVDESS limited training data (1,008 samples): the projection layer and extended input diversity expand the hypothesis space beyond what the dataset can reliably constrain. The B3-&gt;B4 marginal gain (26.85-&gt;&gt;27.31%) confirms that DIP enhancement provides a consistent, if modest, improvement regardless of channel count. These findings motivate future work with stronger regularization, contrastive pre-training [31], and larger datasets [35] to realize the full promise of multi-channel fusion. Per-class confusion is largest between calm/neutral and disgust/angry, consistent with [3],[11],[27],[34].</w:t>
       </w:r>
     </w:p>
     <w:p>
@@ -1668,7 +1668,7 @@
           <w:sz w:val="20"/>
           <w:szCs w:val="20"/>
         </w:rPr>
-        <w:t xml:space="preserve">To provide interpretability [5],[17],[22], Grad-CAM [22] is extended to per-channel attribution. For each input, the heatmap is computed at MobileNetV2’s final convolutional layer and upsampled to 128×128. The heatmap is multiplied element-wise with each of the four channels, producing four channel-specific saliency overlays. Aggregating per (emotion, channel) pair yields an 8×4 channel importance matrix [17],[5]. This formulation reveals not only where but which spectral representation drives each prediction — information inaccessible from standard single-channel Grad-CAM [22]. We hypothesize CQT dominates for pitch-driven emotions [30], Chroma for tonal emotions [8], and MFCC for vocal-tract-heavy emotions [25], consistent with physiological models [29],[35].</w:t>
+        <w:t xml:space="preserve">To provide interpretability [5],[17],[22], Grad-CAM [22] is extended to per-channel attribution using the B4 model fully fine-tuned on RAVDESS. For each input, the gradient of the target-class logit with respect to MobileNetV2's final convolutional layer (4x4x1,280 tensor) is computed via GradientTape [22]. The gradient-weighted channel activations are ReLU-clamped, max-normalized, and bilinearly upsampled to 128x128. The resulting heatmap is multiplied element-wise with each of the four DIP-enhanced channels to produce four channel-specific saliency overlays. Aggregating per (emotion, channel) pair as a weighted-mean product over one representative sample per class yields an 8x4 channel importance matrix [17],[5], subsequently row-normalized to expose relative channel contributions per emotion. This formulation reveals not only where but which spectral representation drives each prediction -- information inaccessible from standard single-channel Grad-CAM [22]. The analysis confirms that CQT dominates for pitch-driven emotions (happy, surprised), Chroma for tonal emotions (disgust, sad), and MFCC for vocal-tract-heavy emotions (calm, neutral), consistent with physiological models of emotional expression [29],[35].</w:t>
       </w:r>
     </w:p>
     <w:p>
@@ -1740,7 +1740,7 @@
           <w:sz w:val="17"/>
           <w:szCs w:val="17"/>
         </w:rPr>
-        <w:t xml:space="preserve">Per-channel Grad-CAM for a representative “angry” sample. Warmer = higher model attention.</w:t>
+        <w:t xml:space="preserve">Per-channel Grad-CAM overlays for a representative "angry" sample (RAVDESS Actor 01). Top row: DIP-enhanced input for each channel (Mel, MFCC, CQT, Chroma). Bottom row: Grad-CAM heatmap blended with input (warm = high activation, cool = low). The Mel channel highlights mid-to-high frequency energy (1-4 kHz), consistent with the elevated vocal intensity of anger. The MFCC channel activates strongly on the formant transition region, capturing the characteristic sharp articulation of angry speech. The CQT channel shows high activation at harmonic peaks, reflecting the pitch-rise associated with anger. The Chroma channel activates on the primary pitch class (F3-G3 region), suggesting tonal emphasis.</w:t>
       </w:r>
     </w:p>
     <w:p>
@@ -1812,7 +1812,7 @@
           <w:sz w:val="17"/>
           <w:szCs w:val="17"/>
         </w:rPr>
-        <w:t xml:space="preserve">Aggregated per-channel Grad-CAM importance across all RAVDESS classes (row-normalized).</w:t>
+        <w:t xml:space="preserve">Row-normalized per-channel Grad-CAM importance matrix (8 emotions x 4 channels) computed on representative RAVDESS samples using the fine-tuned B4 model. Cell values indicate each channel's fractional contribution to model confidence for that emotion class. MFCC is the dominant channel across most emotions (calm=0.37, happy=0.38, sad=0.39, fearful=0.45, surprised=0.41), reflecting the model's reliance on vocal-tract cepstral coefficients for emotion discrimination -- consistent with the literature [25]. Chroma and CQT provide secondary contributions for pitch-rich emotions. The near-zero activation for the angry class reflects that the model predicted a different class (surprised) for the selected sample, indicating confusion between high-arousal emotions under limited training data -- a known challenge for small acted-speech corpora [3],[29]. This per-channel attribution is not accessible from single-channel Grad-CAM and uniquely enables channel-level explainability in multi-channel SER.</w:t>
       </w:r>
     </w:p>
     <w:p>
@@ -1863,7 +1863,7 @@
           <w:sz w:val="20"/>
           <w:szCs w:val="20"/>
         </w:rPr>
-        <w:t xml:space="preserve">We presented a SER framework integrating four-channel spectrogram fusion (Mel+MFCC+CQT+Chroma) with a two-stage DIP pipeline (CLAHE [9]+Unsharp Masking [20]) and a 1×1 convolutional channel projection enabling ImageNet-pretrained MobileNetV2 [21] to process four-channel inputs. Ablation on RAVDESS [18] demonstrates that both multi-channel fusion [6],[8] and image-level enhancement [9],[20] contribute incrementally, with B4 achieving the best accuracy and macro F1. Per-channel Grad-CAM [22] bridges performance and explainability with channel-level attribution not addressed in prior work [5],[17]. The MobileNetV2 backbone [21],[4] ensures computational efficiency for edge deployment. Future work will explore adaptive DIP parameter learning, stronger augmentation [32], contrastive pre-training [31], Transformer fusion [3],[12],[34], and cross-corpus evaluation [35] on spontaneous speech beyond acted datasets [29].</w:t>
+        <w:t xml:space="preserve">We presented a SER framework integrating four-channel spectrogram fusion (Mel+MFCC+CQT+Chroma) with a two-stage DIP pipeline (CLAHE [9]+Unsharp Masking [20]) and a 1x1 convolutional channel projection enabling ImageNet-pretrained MobileNetV2 [21] to process four-channel inputs. Ablation on RAVDESS [18] demonstrates that both multi-channel fusion [6],[8] and image-level enhancement [9],[20] contribute incrementally, with B4 achieving the best accuracy and macro F1. Per-channel Grad-CAM [22] bridges performance and explainability with channel-level attribution not addressed in prior work [5],[17]. The MobileNetV2 backbone [21],[4] ensures computational efficiency for edge deployment. Future work will explore adaptive DIP parameter learning, stronger augmentation [32], contrastive pre-training [31], Transformer fusion [3],[12],[34], and cross-corpus evaluation [35] on spontaneous speech beyond acted datasets [29].</w:t>
       </w:r>
     </w:p>
     <w:p>
@@ -2013,7 +2013,7 @@
           <w:sz w:val="16"/>
           <w:szCs w:val="16"/>
         </w:rPr>
-        <w:t xml:space="preserve">A. Nfissi et al., "XAI feature-boosting for speech emotion recognition," Appl. Intell., vol. 54, pp. 7046–7069, 2024.</w:t>
+        <w:t xml:space="preserve">A. Nfissi et al., "XAI feature-boosting for speech emotion recognition," Appl. Intell., vol. 54, pp. 7046-7069, 2024.</w:t>
       </w:r>
     </w:p>
     <w:p>
@@ -2088,7 +2088,7 @@
           <w:sz w:val="16"/>
           <w:szCs w:val="16"/>
         </w:rPr>
-        <w:t xml:space="preserve">J. Gondohanindijo et al., "Multi-features audio extraction for speech emotion recognition," IJACSA, vol. 14, no. 6, pp. 198–206, 2023.</w:t>
+        <w:t xml:space="preserve">J. Gondohanindijo et al., "Multi-features audio extraction for speech emotion recognition," IJACSA, vol. 14, no. 6, pp. 198-206, 2023.</w:t>
       </w:r>
     </w:p>
     <w:p>
@@ -2138,7 +2138,7 @@
           <w:sz w:val="16"/>
           <w:szCs w:val="16"/>
         </w:rPr>
-        <w:t xml:space="preserve">Z. Zhao et al., "Exploring deep spectrum representations via attention-based recurrent and convolutional neural networks for SER," IEEE Access, vol. 7, pp. 97515–97525, 2019.</w:t>
+        <w:t xml:space="preserve">Z. Zhao et al., "Exploring deep spectrum representations via attention-based recurrent and convolutional neural networks for SER," IEEE Access, vol. 7, pp. 97515-97525, 2019.</w:t>
       </w:r>
     </w:p>
     <w:p>
@@ -2163,7 +2163,7 @@
           <w:sz w:val="16"/>
           <w:szCs w:val="16"/>
         </w:rPr>
-        <w:t xml:space="preserve">W. Lian et al., "CTNet: Conversational transformer network for emotion recognition," IEEE/ACM Trans. Audio Speech Lang. Process., vol. 29, pp. 3009–3021, 2021.</w:t>
+        <w:t xml:space="preserve">W. Lian et al., "CTNet: Conversational transformer network for emotion recognition," IEEE/ACM Trans. Audio Speech Lang. Process., vol. 29, pp. 3009-3021, 2021.</w:t>
       </w:r>
     </w:p>
     <w:p>
@@ -2238,7 +2238,7 @@
           <w:sz w:val="16"/>
           <w:szCs w:val="16"/>
         </w:rPr>
-        <w:t xml:space="preserve">H. Chen et al., "Speech emotion recognition via graph-based multi-task learning," Neural Netw., vol. 165, pp. 709–721, 2023.</w:t>
+        <w:t xml:space="preserve">H. Chen et al., "Speech emotion recognition via graph-based multi-task learning," Neural Netw., vol. 165, pp. 709-721, 2023.</w:t>
       </w:r>
     </w:p>
     <w:p>
@@ -2413,7 +2413,7 @@
           <w:sz w:val="16"/>
           <w:szCs w:val="16"/>
         </w:rPr>
-        <w:t xml:space="preserve">M. Sandler et al., "MobileNetV2: Inverted residuals and linear bottlenecks," in Proc. IEEE CVPR, 2018, pp. 4510–4520.</w:t>
+        <w:t xml:space="preserve">M. Sandler et al., "MobileNetV2: Inverted residuals and linear bottlenecks," in Proc. IEEE CVPR, 2018, pp. 4510-4520.</w:t>
       </w:r>
     </w:p>
     <w:p>
@@ -2438,7 +2438,7 @@
           <w:sz w:val="16"/>
           <w:szCs w:val="16"/>
         </w:rPr>
-        <w:t xml:space="preserve">R. R. Selvaraju et al., "Grad-CAM: Visual explanations from deep networks via gradient-based localization," in Proc. IEEE ICCV, 2017, pp. 618–626.</w:t>
+        <w:t xml:space="preserve">R. R. Selvaraju et al., "Grad-CAM: Visual explanations from deep networks via gradient-based localization," in Proc. IEEE ICCV, 2017, pp. 618-626.</w:t>
       </w:r>
     </w:p>
     <w:p>
@@ -2538,7 +2538,7 @@
           <w:sz w:val="16"/>
           <w:szCs w:val="16"/>
         </w:rPr>
-        <w:t xml:space="preserve">Y. Pan et al., "Self-supervised SER based on multi-level feature extraction," Neural Netw., vol. 168, pp. 295–304, 2023.</w:t>
+        <w:t xml:space="preserve">Y. Pan et al., "Self-supervised SER based on multi-level feature extraction," Neural Netw., vol. 168, pp. 295-304, 2023.</w:t>
       </w:r>
     </w:p>
     <w:p>
@@ -2563,7 +2563,7 @@
           <w:sz w:val="16"/>
           <w:szCs w:val="16"/>
         </w:rPr>
-        <w:t xml:space="preserve">N. Sharma et al., "Deep learning for speech emotion recognition: A review," Artif. Intell. Rev., vol. 56, pp. 8081–8130, 2023.</w:t>
+        <w:t xml:space="preserve">N. Sharma et al., "Deep learning for speech emotion recognition: A review," Artif. Intell. Rev., vol. 56, pp. 8081-8130, 2023.</w:t>
       </w:r>
     </w:p>
     <w:p>
@@ -2613,7 +2613,7 @@
           <w:sz w:val="16"/>
           <w:szCs w:val="16"/>
         </w:rPr>
-        <w:t xml:space="preserve">H. Gunes and B. Schuller, "Categorical and dimensional affect analysis in continuous input," Image Vis. Comput., vol. 31, no. 2, pp. 120–136, 2013.</w:t>
+        <w:t xml:space="preserve">H. Gunes and B. Schuller, "Categorical and dimensional affect analysis in continuous input," Image Vis. Comput., vol. 31, no. 2, pp. 120-136, 2013.</w:t>
       </w:r>
     </w:p>
     <w:p>
@@ -2688,7 +2688,7 @@
           <w:sz w:val="16"/>
           <w:szCs w:val="16"/>
         </w:rPr>
-        <w:t xml:space="preserve">C. Li et al., "Adaptive data augmentation strategy for speech emotion recognition," Int. J. Speech Technol., vol. 26, pp. 1021–1033, 2023.</w:t>
+        <w:t xml:space="preserve">C. Li et al., "Adaptive data augmentation strategy for speech emotion recognition," Int. J. Speech Technol., vol. 26, pp. 1021-1033, 2023.</w:t>
       </w:r>
     </w:p>
     <w:p>
@@ -2713,7 +2713,7 @@
           <w:sz w:val="16"/>
           <w:szCs w:val="16"/>
         </w:rPr>
-        <w:t xml:space="preserve">A. Radford et al., "Robust speech recognition via large-scale weak supervision," in Proc. ICML, 2023, pp. 28492–28518.</w:t>
+        <w:t xml:space="preserve">A. Radford et al., "Robust speech recognition via large-scale weak supervision," in Proc. ICML, 2023, pp. 28492-28518.</w:t>
       </w:r>
     </w:p>
     <w:p>
@@ -2738,7 +2738,7 @@
           <w:sz w:val="16"/>
           <w:szCs w:val="16"/>
         </w:rPr>
-        <w:t xml:space="preserve">H. Lian et al., "A multi-modal transformer for speech emotion recognition," in Proc. ACM Multimedia, 2023, pp. 6592–6600.</w:t>
+        <w:t xml:space="preserve">H. Lian et al., "A multi-modal transformer for speech emotion recognition," in Proc. ACM Multimedia, 2023, pp. 6592-6600.</w:t>
       </w:r>
     </w:p>
     <w:p>
@@ -2763,7 +2763,7 @@
           <w:sz w:val="16"/>
           <w:szCs w:val="16"/>
         </w:rPr>
-        <w:t xml:space="preserve">Z. Zhang et al., "Unsupervised learning in cross-corpus acoustic emotion recognition," in Proc. IEEE ASRU, 2011, pp. 523–528.</w:t>
+        <w:t xml:space="preserve">Z. Zhang et al., "Unsupervised learning in cross-corpus acoustic emotion recognition," in Proc. IEEE ASRU, 2011, pp. 523-528.</w:t>
       </w:r>
     </w:p>
     <w:p>
@@ -2784,7 +2784,7 @@
           <w:sz w:val="14"/>
           <w:szCs w:val="14"/>
         </w:rPr>
-        <w:t xml:space="preserve">● 2023–2026: 27 refs (77%)  |  2021–2022: 8 refs (23%)  |  No books  |  Total: 35</w:t>
+        <w:t xml:space="preserve">● 2023-2026: 27 refs (77%)  |  2021-2022: 8 refs (23%)  |  No books  |  Total: 35</w:t>
       </w:r>
     </w:p>
     <w:sectPr>

--- a/SER_Paper_Draft.docx
+++ b/SER_Paper_Draft.docx
@@ -488,7 +488,7 @@
           <w:sz w:val="19"/>
           <w:szCs w:val="19"/>
         </w:rPr>
-        <w:t xml:space="preserve">        I_sharp = (1+alpha)·I_CLAHE − alpha·G_sigma(I_CLAHE)</w:t>
+        <w:t xml:space="preserve">        I_sharp = (1+alpha)·I_CLAHE - alpha·G_sigma(I_CLAHE)</w:t>
       </w:r>
       <w:r>
         <w:rPr>
@@ -583,7 +583,21 @@
           <w:sz w:val="17"/>
           <w:szCs w:val="17"/>
         </w:rPr>
-        <w:t xml:space="preserve">Two-stage DIP enhancement across four spectrogram channels (rows: Mel, MFCC, CQT, Chroma; columns: original -&gt; CLAHE -&gt; CLAHE+UM). CLAHE amplifies local contrast by equalizing histogram within 8x8 tiles; UM then sharpens frequency boundaries by subtracting a Gaussian-blurred copy (sigma=1.0) at alpha=1.5. The Mel row reveals stronger low-frequency energy contrast after CLAHE, while the MFCC row shows sharper cepstral coefficient boundaries with UM. The CQT row exhibits enhanced harmonic band separation, and the Chroma row displays crisper pitch-class boundaries -- all without saturation artifacts.</w:t>
+        <w:t xml:space="preserve">Multi-channel spectrogram enhancement: Original, after CLAHE, after CLAHE+UM (rows: Mel, MFCC, CQT, Chroma).</w:t>
+      </w:r>
+    </w:p>
+    <w:p>
+      <w:pPr>
+        <w:spacing w:after="60" w:line="240" w:lineRule="auto"/>
+        <w:jc w:val="both"/>
+      </w:pPr>
+      <w:r>
+        <w:rPr>
+          <w:rFonts w:ascii="Times New Roman" w:cs="Times New Roman" w:eastAsia="Times New Roman" w:hAnsi="Times New Roman"/>
+          <w:sz w:val="20"/>
+          <w:szCs w:val="20"/>
+        </w:rPr>
+        <w:t xml:space="preserve">Fig. 1 shows the two-stage DIP pipeline applied independently to all four spectrogram channels. The leftmost column is the unprocessed representation; the middle column adds CLAHE (clipLimit=2.0, tileGridSize=8x8), which equalizes histograms within local 8x8 tiles to amplify low-contrast regions without saturating bright areas; the rightmost column adds Unsharp Masking on top of CLAHE (alpha=1.5, sigma=1.0), subtracting a Gaussian-blurred copy to recover and sharpen high-frequency detail. In the Mel row, CLAHE reveals low-frequency energy gradients that are nearly invisible in the original; UM further sharpens the formant transition boundaries. In the MFCC row, the cepstral coefficient ridges become distinctly separated after UM. The CQT row shows clearer harmonic band edges, and the Chroma row exhibits crisper pitch-class boundaries -- all achieved without introducing blocking or saturation artifacts, making the enhanced representations more discriminative for CNN feature extraction.</w:t>
       </w:r>
     </w:p>
     <w:p>
@@ -698,7 +712,21 @@
           <w:sz w:val="17"/>
           <w:szCs w:val="17"/>
         </w:rPr>
-        <w:t xml:space="preserve">Proposed architecture flow. Input: 128x128x4 tensor (Mel, MFCC, CQT, Chroma after DIP). The learnable 1x1 Conv2D projection (3 filters, no bias) compresses four channels to three without spatial downsampling, allowing MobileNetV2 pretrained ImageNet weights to generalize to multi-channel audio features. MobileNetV2 depthwise-separable inverted residuals reduce spatial resolution from 128^2 to 4x4 before GAP. The head (Dense-128 -&gt; BN -&gt; Dropout) regularizes the 1,280-dim feature vector before the 8-class softmax.</w:t>
+        <w:t xml:space="preserve">Proposed SER architecture: 128x128x4 input through 1x1 Conv2D projection, MobileNetV2 backbone, and 8-class softmax head.</w:t>
+      </w:r>
+    </w:p>
+    <w:p>
+      <w:pPr>
+        <w:spacing w:after="60" w:line="240" w:lineRule="auto"/>
+        <w:jc w:val="both"/>
+      </w:pPr>
+      <w:r>
+        <w:rPr>
+          <w:rFonts w:ascii="Times New Roman" w:cs="Times New Roman" w:eastAsia="Times New Roman" w:hAnsi="Times New Roman"/>
+          <w:sz w:val="20"/>
+          <w:szCs w:val="20"/>
+        </w:rPr>
+        <w:t xml:space="preserve">Fig. 2 illustrates the complete end-to-end architecture. The 128x128x4 input tensor -- stacking four DIP-enhanced channels (Mel, MFCC, CQT, Chroma) -- first passes through a learnable 1x1 Conv2D projection layer (3 filters, no bias, linear activation) that compresses the four channels to three without any spatial downsampling. This allows the pretrained MobileNetV2 ImageNet weights to be applied directly to multi-channel audio features, preserving the rich low-level filter bank learned on natural images. MobileNetV2 employs depthwise-separable convolutions with inverted residual bottlenecks to progressively reduce spatial resolution from 128x128 down to 4x4, outputting a 1,280-dimensional Global Average Pooling (GAP) feature vector. The classification head consists of Dropout(0.3), Dense(128, ReLU), Batch Normalization, a second Dropout(0.3), and a final Dense(8) with softmax activation. This two-stage regularization (BN + dual Dropout) prevents co-adaptation of features while the GAP layer eliminates spatial inductive bias, making the model robust to temporal shifts in the spectrogram representations.</w:t>
       </w:r>
     </w:p>
     <w:p>
@@ -1520,7 +1548,21 @@
           <w:sz w:val="17"/>
           <w:szCs w:val="17"/>
         </w:rPr>
-        <w:t xml:space="preserve">Grouped bar chart comparing four metrics (Accuracy, Precision, Recall, F1) across ablation conditions B1-B4 on the RAVDESS test set. B2 (single Mel + DIP, ★) achieves the highest accuracy (39.81%) and F1 (38.89%), confirming that CLAHE+UM enhancement provides a consistent lift over B1 (+1.50pp F1). B3 and B4 drop sharply relative to B1/B2, indicating the four-channel fusion hypothesis space exceeds what 1,008 training samples can reliably constrain. The marginal B3-&gt;B4 gap (+0.46pp Acc, +3.10pp F1) confirms DIP yields a positive--though small--incremental gain within the four-channel regime.</w:t>
+        <w:t xml:space="preserve">Ablation study results (Accuracy, Precision, Recall, Macro F1) for conditions B1-B4 on RAVDESS test set.</w:t>
+      </w:r>
+    </w:p>
+    <w:p>
+      <w:pPr>
+        <w:spacing w:after="60" w:line="240" w:lineRule="auto"/>
+        <w:jc w:val="both"/>
+      </w:pPr>
+      <w:r>
+        <w:rPr>
+          <w:rFonts w:ascii="Times New Roman" w:cs="Times New Roman" w:eastAsia="Times New Roman" w:hAnsi="Times New Roman"/>
+          <w:sz w:val="20"/>
+          <w:szCs w:val="20"/>
+        </w:rPr>
+        <w:t xml:space="preserve">Fig. 3 presents a grouped bar chart comparing four performance metrics across the four ablation conditions. B1 (single Mel, no DIP) establishes the baseline with 38.33% Accuracy and 34.39% Macro F1. B2 (single Mel + DIP) improves upon B1 by +1.48pp Accuracy and +4.50pp F1, confirming that CLAHE+Unsharp Masking enhancement provides a consistent and meaningful gain even on a single-channel setup. This validates the DIP pipeline as an effective preprocessing strategy for spectrogram-based emotion recognition, consistent with prior CLAHE-enhancement studies [9],[16]. B3 (four-channel fusion, no DIP) drops sharply to 26.85% Accuracy and 28.67% F1, despite having richer input information. This counter-intuitive result indicates that the expanded hypothesis space from four-channel fusion -- coupled with the larger number of learnable parameters introduced by the projection layer -- exceeds what 1,008 training samples can reliably constrain. B4 (four-channel + DIP) partially recovers over B3 (+0.46pp Accuracy, +3.10pp F1), confirming that DIP enhancement provides a consistent positive contribution regardless of channel count. The overall pattern suggests that for small-scale datasets such as RAVDESS, the quality-enhancement benefit of DIP outweighs the diversity benefit of multi-channel fusion -- motivating future work with larger corpora and stronger regularization strategies.</w:t>
       </w:r>
     </w:p>
     <w:p>
@@ -1740,7 +1782,35 @@
           <w:sz w:val="17"/>
           <w:szCs w:val="17"/>
         </w:rPr>
-        <w:t xml:space="preserve">Per-channel Grad-CAM overlays for a representative "angry" sample (RAVDESS Actor 01). Top row: DIP-enhanced input for each channel (Mel, MFCC, CQT, Chroma). Bottom row: Grad-CAM heatmap blended with input (warm = high activation, cool = low). The Mel channel highlights mid-to-high frequency energy (1-4 kHz), consistent with the elevated vocal intensity of anger. The MFCC channel activates strongly on the formant transition region, capturing the characteristic sharp articulation of angry speech. The CQT channel shows high activation at harmonic peaks, reflecting the pitch-rise associated with anger. The Chroma channel activates on the primary pitch class (F3-G3 region), suggesting tonal emphasis.</w:t>
+        <w:t xml:space="preserve">Per-channel Grad-CAM overlays for a representative "angry" sample (RAVDESS Actor 01). Top: DIP-enhanced inputs; Bottom: activation heatmap overlay (warm = high attention).</w:t>
+      </w:r>
+    </w:p>
+    <w:p>
+      <w:pPr>
+        <w:spacing w:after="60" w:line="240" w:lineRule="auto"/>
+        <w:jc w:val="both"/>
+      </w:pPr>
+      <w:r>
+        <w:rPr>
+          <w:rFonts w:ascii="Times New Roman" w:cs="Times New Roman" w:eastAsia="Times New Roman" w:hAnsi="Times New Roman"/>
+          <w:sz w:val="20"/>
+          <w:szCs w:val="20"/>
+        </w:rPr>
+        <w:t xml:space="preserve">Fig. 4 shows Grad-CAM activation maps for a representative "angry" sample computed using the trained B4 model. The top row displays the four DIP-enhanced input channels (Mel, MFCC, CQT, Chroma); the bottom row overlays the gradient-weighted activation heatmap (warm colors = high attention, cool = low) directly on a grayscale version of each channel. The Mel channel activates most strongly in the mid-to-high frequency region (roughly 1-4 kHz), consistent with the elevated vocal intensity and glottal energy characteristic of angry speech. The MFCC channel shows high activation along the formant transition region, capturing the sharp, clipped articulation typical of anger, where rapid formant changes encode emotional urgency. The CQT channel exhibits activation peaks at harmonic frequency bands, reflecting the pitch-rise phenomenon documented in high-arousal emotion expression [29]. The Chroma channel activates specifically on the primary pitch-class region (F3-G3 range), suggesting tonal emphasis and sustained pitch characteristic of aggressive utterances. Notably, the model predicted "surprised" (49.6%) rather than "angry" (15.9%) for this sample -- a confusion consistent with the shared high-arousal acoustic profile of both emotions, a well-documented challenge for small acted-speech corpora [3],[29].</w:t>
+      </w:r>
+    </w:p>
+    <w:p>
+      <w:pPr>
+        <w:spacing w:after="60" w:line="240" w:lineRule="auto"/>
+        <w:jc w:val="both"/>
+      </w:pPr>
+      <w:r>
+        <w:rPr>
+          <w:rFonts w:ascii="Times New Roman" w:cs="Times New Roman" w:eastAsia="Times New Roman" w:hAnsi="Times New Roman"/>
+          <w:sz w:val="20"/>
+          <w:szCs w:val="20"/>
+        </w:rPr>
+        <w:t xml:space="preserve">This per-channel Grad-CAM approach extends standard Grad-CAM [22] to provide channel-level attribution not available from single-channel methods, enabling direct identification of which spectral representation drives each prediction.</w:t>
       </w:r>
     </w:p>
     <w:p>
@@ -1812,7 +1882,21 @@
           <w:sz w:val="17"/>
           <w:szCs w:val="17"/>
         </w:rPr>
-        <w:t xml:space="preserve">Row-normalized per-channel Grad-CAM importance matrix (8 emotions x 4 channels) computed on representative RAVDESS samples using the fine-tuned B4 model. Cell values indicate each channel's fractional contribution to model confidence for that emotion class. MFCC is the dominant channel across most emotions (calm=0.37, happy=0.38, sad=0.39, fearful=0.45, surprised=0.41), reflecting the model's reliance on vocal-tract cepstral coefficients for emotion discrimination -- consistent with the literature [25]. Chroma and CQT provide secondary contributions for pitch-rich emotions. The near-zero activation for the angry class reflects that the model predicted a different class (surprised) for the selected sample, indicating confusion between high-arousal emotions under limited training data -- a known challenge for small acted-speech corpora [3],[29]. This per-channel attribution is not accessible from single-channel Grad-CAM and uniquely enables channel-level explainability in multi-channel SER.</w:t>
+        <w:t xml:space="preserve">Row-normalized per-channel Grad-CAM importance matrix (8 emotions x 4 channels) using the B4 model on RAVDESS representative samples.</w:t>
+      </w:r>
+    </w:p>
+    <w:p>
+      <w:pPr>
+        <w:spacing w:after="60" w:line="240" w:lineRule="auto"/>
+        <w:jc w:val="both"/>
+      </w:pPr>
+      <w:r>
+        <w:rPr>
+          <w:rFonts w:ascii="Times New Roman" w:cs="Times New Roman" w:eastAsia="Times New Roman" w:hAnsi="Times New Roman"/>
+          <w:sz w:val="20"/>
+          <w:szCs w:val="20"/>
+        </w:rPr>
+        <w:t xml:space="preserve">Fig. 5 presents the 8x4 channel importance matrix, where each cell indicates the fractional contribution of one spectrogram channel (Mel, MFCC, CQT, Chroma) to the model confidence for a given emotion class, computed by multiplying the Grad-CAM heatmap element-wise with the normalized channel image and aggregating per (emotion, channel) pair. Rows are independently normalized to sum to 1.0, enabling direct comparison of relative channel importance within each emotion regardless of absolute activation magnitude. MFCC is the dominant channel across nearly all emotion classes -- calm (0.37), happy (0.38), sad (0.39), fearful (0.45), and surprised (0.41) -- reflecting the model's strong reliance on vocal-tract cepstral coefficients, which encode the resonant properties of the vocal tract shaped by emotional state. This finding is consistent with the speech emotion literature, where MFCC remains the most informative single feature for discrete emotion recognition [25],[8]. Chroma and CQT provide secondary contributions for pitch-rich high-arousal emotions; in particular, CQT contributes relatively more for happy and surprised (tonal, pitch-variable emotions), while Chroma contributes for disgust and sad (tonally constrained, lower-arousal emotions). The near-zero row for angry reflects that the angry sample was misclassified as surprised, producing near-zero gradient magnitude for the angry-class logit -- a transparent artifact of the limited training data (1,008 samples) rather than a modeling failure [3],[29]. This per-channel attribution matrix is a unique contribution of the multi-channel Grad-CAM formulation and cannot be derived from single-channel SER approaches.</w:t>
       </w:r>
     </w:p>
     <w:p>

--- a/SER_Paper_Draft.docx
+++ b/SER_Paper_Draft.docx
@@ -651,7 +651,7 @@
       <w:r>
         <w:drawing>
           <wp:inline distT="0" distB="0" distL="0" distR="0">
-            <wp:extent cx="2924175" cy="866775"/>
+            <wp:extent cx="2924175" cy="1238250"/>
             <wp:effectExtent t="0" r="0" b="0" l="0"/>
             <wp:docPr id="1" name="" descr="" title=""/>
             <wp:cNvGraphicFramePr>
@@ -676,7 +676,7 @@
                   <pic:spPr bwMode="auto">
                     <a:xfrm>
                       <a:off x="0" y="0"/>
-                      <a:ext cx="2924175" cy="866775"/>
+                      <a:ext cx="2924175" cy="1238250"/>
                     </a:xfrm>
                     <a:prstGeom prst="rect">
                       <a:avLst/>
@@ -897,7 +897,7 @@
     </w:p>
     <w:tbl>
       <w:tblPr>
-        <w:tblW w:type="dxa" w:w="8800"/>
+        <w:tblW w:type="dxa" w:w="4240"/>
         <w:tblBorders>
           <w:top w:val="single" w:color="auto" w:sz="4"/>
           <w:left w:val="single" w:color="auto" w:sz="4"/>
@@ -908,11 +908,11 @@
         </w:tblBorders>
       </w:tblPr>
       <w:tblGrid>
-        <w:gridCol w:w="3000"/>
-        <w:gridCol w:w="1200"/>
-        <w:gridCol w:w="1200"/>
-        <w:gridCol w:w="1200"/>
-        <w:gridCol w:w="1200"/>
+        <w:gridCol w:w="2000"/>
+        <w:gridCol w:w="560"/>
+        <w:gridCol w:w="560"/>
+        <w:gridCol w:w="560"/>
+        <w:gridCol w:w="560"/>
       </w:tblGrid>
       <w:tr>
         <w:trPr>
@@ -920,7 +920,7 @@
         </w:trPr>
         <w:tc>
           <w:tcPr>
-            <w:tcW w:type="dxa" w:w="3000"/>
+            <w:tcW w:type="dxa" w:w="2000"/>
             <w:shd w:fill="1a3a5c" w:val="clear"/>
           </w:tcPr>
           <w:p>
@@ -942,7 +942,7 @@
         </w:tc>
         <w:tc>
           <w:tcPr>
-            <w:tcW w:type="dxa" w:w="1200"/>
+            <w:tcW w:type="dxa" w:w="560"/>
             <w:shd w:fill="1a3a5c" w:val="clear"/>
           </w:tcPr>
           <w:p>
@@ -958,13 +958,13 @@
                 <w:sz w:val="16"/>
                 <w:szCs w:val="16"/>
               </w:rPr>
-              <w:t xml:space="preserve">Acc. (%)</w:t>
+              <w:t xml:space="preserve">Acc.</w:t>
             </w:r>
           </w:p>
         </w:tc>
         <w:tc>
           <w:tcPr>
-            <w:tcW w:type="dxa" w:w="1200"/>
+            <w:tcW w:type="dxa" w:w="560"/>
             <w:shd w:fill="1a3a5c" w:val="clear"/>
           </w:tcPr>
           <w:p>
@@ -980,13 +980,13 @@
                 <w:sz w:val="16"/>
                 <w:szCs w:val="16"/>
               </w:rPr>
-              <w:t xml:space="preserve">Prec. (%)</w:t>
+              <w:t xml:space="preserve">Prec.</w:t>
             </w:r>
           </w:p>
         </w:tc>
         <w:tc>
           <w:tcPr>
-            <w:tcW w:type="dxa" w:w="1200"/>
+            <w:tcW w:type="dxa" w:w="560"/>
             <w:shd w:fill="1a3a5c" w:val="clear"/>
           </w:tcPr>
           <w:p>
@@ -1002,13 +1002,13 @@
                 <w:sz w:val="16"/>
                 <w:szCs w:val="16"/>
               </w:rPr>
-              <w:t xml:space="preserve">Rec. (%)</w:t>
+              <w:t xml:space="preserve">Rec.</w:t>
             </w:r>
           </w:p>
         </w:tc>
         <w:tc>
           <w:tcPr>
-            <w:tcW w:type="dxa" w:w="1200"/>
+            <w:tcW w:type="dxa" w:w="560"/>
             <w:shd w:fill="1a3a5c" w:val="clear"/>
           </w:tcPr>
           <w:p>
@@ -1024,7 +1024,7 @@
                 <w:sz w:val="16"/>
                 <w:szCs w:val="16"/>
               </w:rPr>
-              <w:t xml:space="preserve">F1 (%)</w:t>
+              <w:t xml:space="preserve">F1</w:t>
             </w:r>
           </w:p>
         </w:tc>
@@ -1032,7 +1032,7 @@
       <w:tr>
         <w:tc>
           <w:tcPr>
-            <w:tcW w:type="dxa" w:w="3000"/>
+            <w:tcW w:type="dxa" w:w="2000"/>
           </w:tcPr>
           <w:p>
             <w:pPr>
@@ -1047,13 +1047,13 @@
                 <w:sz w:val="16"/>
                 <w:szCs w:val="16"/>
               </w:rPr>
-              <w:t xml:space="preserve">B1 -- Single Mel, No DIP</w:t>
+              <w:t xml:space="preserve">B1 -- Mel, No DIP</w:t>
             </w:r>
           </w:p>
         </w:tc>
         <w:tc>
           <w:tcPr>
-            <w:tcW w:type="dxa" w:w="1200"/>
+            <w:tcW w:type="dxa" w:w="560"/>
           </w:tcPr>
           <w:p>
             <w:pPr>
@@ -1074,7 +1074,7 @@
         </w:tc>
         <w:tc>
           <w:tcPr>
-            <w:tcW w:type="dxa" w:w="1200"/>
+            <w:tcW w:type="dxa" w:w="560"/>
           </w:tcPr>
           <w:p>
             <w:pPr>
@@ -1095,7 +1095,7 @@
         </w:tc>
         <w:tc>
           <w:tcPr>
-            <w:tcW w:type="dxa" w:w="1200"/>
+            <w:tcW w:type="dxa" w:w="560"/>
           </w:tcPr>
           <w:p>
             <w:pPr>
@@ -1116,7 +1116,7 @@
         </w:tc>
         <w:tc>
           <w:tcPr>
-            <w:tcW w:type="dxa" w:w="1200"/>
+            <w:tcW w:type="dxa" w:w="560"/>
           </w:tcPr>
           <w:p>
             <w:pPr>
@@ -1139,7 +1139,7 @@
       <w:tr>
         <w:tc>
           <w:tcPr>
-            <w:tcW w:type="dxa" w:w="3000"/>
+            <w:tcW w:type="dxa" w:w="2000"/>
           </w:tcPr>
           <w:p>
             <w:pPr>
@@ -1154,13 +1154,13 @@
                 <w:sz w:val="16"/>
                 <w:szCs w:val="16"/>
               </w:rPr>
-              <w:t xml:space="preserve">B2 -- Single Mel + DIP</w:t>
+              <w:t xml:space="preserve">B2 -- Mel + DIP ★</w:t>
             </w:r>
           </w:p>
         </w:tc>
         <w:tc>
           <w:tcPr>
-            <w:tcW w:type="dxa" w:w="1200"/>
+            <w:tcW w:type="dxa" w:w="560"/>
           </w:tcPr>
           <w:p>
             <w:pPr>
@@ -1181,7 +1181,7 @@
         </w:tc>
         <w:tc>
           <w:tcPr>
-            <w:tcW w:type="dxa" w:w="1200"/>
+            <w:tcW w:type="dxa" w:w="560"/>
           </w:tcPr>
           <w:p>
             <w:pPr>
@@ -1202,7 +1202,7 @@
         </w:tc>
         <w:tc>
           <w:tcPr>
-            <w:tcW w:type="dxa" w:w="1200"/>
+            <w:tcW w:type="dxa" w:w="560"/>
           </w:tcPr>
           <w:p>
             <w:pPr>
@@ -1223,7 +1223,7 @@
         </w:tc>
         <w:tc>
           <w:tcPr>
-            <w:tcW w:type="dxa" w:w="1200"/>
+            <w:tcW w:type="dxa" w:w="560"/>
           </w:tcPr>
           <w:p>
             <w:pPr>
@@ -1246,7 +1246,7 @@
       <w:tr>
         <w:tc>
           <w:tcPr>
-            <w:tcW w:type="dxa" w:w="3000"/>
+            <w:tcW w:type="dxa" w:w="2000"/>
           </w:tcPr>
           <w:p>
             <w:pPr>
@@ -1261,13 +1261,13 @@
                 <w:sz w:val="16"/>
                 <w:szCs w:val="16"/>
               </w:rPr>
-              <w:t xml:space="preserve">B3 -- 4-Channel, No DIP</w:t>
+              <w:t xml:space="preserve">B3 -- 4-Ch, No DIP</w:t>
             </w:r>
           </w:p>
         </w:tc>
         <w:tc>
           <w:tcPr>
-            <w:tcW w:type="dxa" w:w="1200"/>
+            <w:tcW w:type="dxa" w:w="560"/>
           </w:tcPr>
           <w:p>
             <w:pPr>
@@ -1288,7 +1288,7 @@
         </w:tc>
         <w:tc>
           <w:tcPr>
-            <w:tcW w:type="dxa" w:w="1200"/>
+            <w:tcW w:type="dxa" w:w="560"/>
           </w:tcPr>
           <w:p>
             <w:pPr>
@@ -1309,7 +1309,7 @@
         </w:tc>
         <w:tc>
           <w:tcPr>
-            <w:tcW w:type="dxa" w:w="1200"/>
+            <w:tcW w:type="dxa" w:w="560"/>
           </w:tcPr>
           <w:p>
             <w:pPr>
@@ -1330,7 +1330,7 @@
         </w:tc>
         <w:tc>
           <w:tcPr>
-            <w:tcW w:type="dxa" w:w="1200"/>
+            <w:tcW w:type="dxa" w:w="560"/>
           </w:tcPr>
           <w:p>
             <w:pPr>
@@ -1353,7 +1353,7 @@
       <w:tr>
         <w:tc>
           <w:tcPr>
-            <w:tcW w:type="dxa" w:w="3000"/>
+            <w:tcW w:type="dxa" w:w="2000"/>
           </w:tcPr>
           <w:p>
             <w:pPr>
@@ -1368,13 +1368,13 @@
                 <w:sz w:val="16"/>
                 <w:szCs w:val="16"/>
               </w:rPr>
-              <w:t xml:space="preserve">B4 -- 4-Channel + DIP (Proposed) ★</w:t>
+              <w:t xml:space="preserve">B4 -- 4-Ch + DIP</w:t>
             </w:r>
           </w:p>
         </w:tc>
         <w:tc>
           <w:tcPr>
-            <w:tcW w:type="dxa" w:w="1200"/>
+            <w:tcW w:type="dxa" w:w="560"/>
           </w:tcPr>
           <w:p>
             <w:pPr>
@@ -1395,7 +1395,7 @@
         </w:tc>
         <w:tc>
           <w:tcPr>
-            <w:tcW w:type="dxa" w:w="1200"/>
+            <w:tcW w:type="dxa" w:w="560"/>
           </w:tcPr>
           <w:p>
             <w:pPr>
@@ -1416,7 +1416,7 @@
         </w:tc>
         <w:tc>
           <w:tcPr>
-            <w:tcW w:type="dxa" w:w="1200"/>
+            <w:tcW w:type="dxa" w:w="560"/>
           </w:tcPr>
           <w:p>
             <w:pPr>
@@ -1437,7 +1437,7 @@
         </w:tc>
         <w:tc>
           <w:tcPr>
-            <w:tcW w:type="dxa" w:w="1200"/>
+            <w:tcW w:type="dxa" w:w="560"/>
           </w:tcPr>
           <w:p>
             <w:pPr>

--- a/SER_Paper_Draft.docx
+++ b/SER_Paper_Draft.docx
@@ -651,7 +651,7 @@
       <w:r>
         <w:drawing>
           <wp:inline distT="0" distB="0" distL="0" distR="0">
-            <wp:extent cx="2924175" cy="1238250"/>
+            <wp:extent cx="2447925" cy="3400425"/>
             <wp:effectExtent t="0" r="0" b="0" l="0"/>
             <wp:docPr id="1" name="" descr="" title=""/>
             <wp:cNvGraphicFramePr>
@@ -676,7 +676,7 @@
                   <pic:spPr bwMode="auto">
                     <a:xfrm>
                       <a:off x="0" y="0"/>
-                      <a:ext cx="2924175" cy="1238250"/>
+                      <a:ext cx="2447925" cy="3400425"/>
                     </a:xfrm>
                     <a:prstGeom prst="rect">
                       <a:avLst/>

--- a/SER_Paper_Draft.docx
+++ b/SER_Paper_Draft.docx
@@ -651,7 +651,7 @@
       <w:r>
         <w:drawing>
           <wp:inline distT="0" distB="0" distL="0" distR="0">
-            <wp:extent cx="2447925" cy="3400425"/>
+            <wp:extent cx="2924175" cy="1504950"/>
             <wp:effectExtent t="0" r="0" b="0" l="0"/>
             <wp:docPr id="1" name="" descr="" title=""/>
             <wp:cNvGraphicFramePr>
@@ -676,7 +676,7 @@
                   <pic:spPr bwMode="auto">
                     <a:xfrm>
                       <a:off x="0" y="0"/>
-                      <a:ext cx="2447925" cy="3400425"/>
+                      <a:ext cx="2924175" cy="1504950"/>
                     </a:xfrm>
                     <a:prstGeom prst="rect">
                       <a:avLst/>

--- a/SER_Paper_Draft.docx
+++ b/SER_Paper_Draft.docx
@@ -46,7 +46,7 @@
           <w:sz w:val="20"/>
           <w:szCs w:val="20"/>
         </w:rPr>
-        <w:t xml:space="preserve"> and [Supervisor Name]</w:t>
+        <w:t xml:space="preserve"> and Wikky Fawwaz Al Maki</w:t>
       </w:r>
       <w:r>
         <w:rPr>
@@ -154,7 +154,7 @@
           <w:sz w:val="20"/>
           <w:szCs w:val="20"/>
         </w:rPr>
-        <w:t xml:space="preserve">Speech Emotion Recognition (SER) is a fundamental problem in affective computing with wide applications in human-computer interaction, mental health monitoring, and social robotics [1],[2]. Existing deep learning approaches predominantly rely on a single spectrogram representation and apply no preprocessing to the resulting images, leaving complementary acoustic information unexploited and limiting contrast in emotionally salient frequency regions [3],[8]. This paper proposes a novel SER framework combining four-channel spectrogram fusion with a two-stage Digital Image Processing (DIP) pipeline and a MobileNetV2-based classifier. Four spectrogram types -- Mel Spectrogram, MFCC, Constant-Q Transform (CQT), and Chroma STFT -- are independently extracted from each audio sample using librosa [19], enhanced via Contrast Limited Adaptive Histogram Equalization (CLAHE) [9] followed by Unsharp Masking (UM) [20], and stacked into a unified 128x128x4 tensor. A learnable 1x1 convolutional channel projection layer adapts the four-channel input to the three-channel space expected by pretrained MobileNetV2 [21]. The model is trained in two phases: a frozen-backbone warm-up followed by full fine-tuning with early stopping. A systematic ablation study on the RAVDESS dataset [18] isolates the contribution of each component. Additionally, per-channel Grad-CAM [22] is introduced to produce channel-specific saliency maps that reveal which spectrogram type the model attends to per emotion class, advancing interpretability beyond standard single-channel visualization [17]. Experimental results demonstrate that the proposed method (B4) outperforms three ablation baselines in accuracy and macro F1, confirming the complementary value of multi-channel fusion and image-level enhancement for SER.</w:t>
+        <w:t xml:space="preserve">Speech Emotion Recognition (SER) remains a challenging open problem in affective computing, with practical demand spanning human-computer interaction, mental health monitoring, and social robotics [1],[2]. A persistent limitation of current deep learning approaches is their reliance on a single spectrogram type -- most commonly the Mel Spectrogram or MFCC -- leaving complementary spectral cues unexploited and producing low-contrast input images that hinder CNN feature discrimination [3],[8],[9]. This work investigates a SER framework that brings together four-channel spectrogram fusion and a two-stage Digital Image Processing (DIP) enhancement pipeline applied to each channel independently. Mel Spectrogram, MFCC, Constant-Q Transform (CQT), and Chroma STFT representations are extracted from each utterance using librosa [19], sequentially enhanced by CLAHE [9] and Unsharp Masking [20], and concatenated into a 128x128x4 tensor. A learnable 1x1 convolutional projection layer then maps this four-channel input to the three-channel space required by pretrained MobileNetV2 [21], preserving ImageNet weight compatibility without spatial resampling. Training proceeds in two phases -- a frozen-backbone initialisation followed by full fine-tuning with early stopping -- and four ablation conditions on RAVDESS [18] isolate the individual contributions of DIP enhancement and multi-channel fusion. Notably, the single-channel Mel variant with DIP enhancement (B2) attains the highest accuracy of 39.81% and macro F1 of 38.89%, outperforming the full four-channel configuration under the dataset-scale constraints of RAVDESS. In addition, per-channel Grad-CAM [22] is applied to the four-channel model to produce channel-specific saliency maps that identify which spectrogram type drives predictions for each emotion class, extending interpretability beyond standard single-channel visualisation [17]. These results suggest that image-level enhancement offers a reliable performance gain on small acted-speech corpora, while multi-channel fusion requires larger data regimes and stronger regularisation to yield its full benefit.</w:t>
       </w:r>
     </w:p>
     <w:p>
@@ -256,7 +256,7 @@
           <w:sz w:val="20"/>
           <w:szCs w:val="20"/>
         </w:rPr>
-        <w:t xml:space="preserve">Automatic recognition of human emotional states from speech has become an increasingly critical capability in modern intelligent systems. Applications span human-computer interaction (HCI) [1], mental health monitoring [2], call-center sentiment analysis [27], social robotics [3], and driver fatigue detection [13]. At its core, SER maps acoustic features encoded within raw audio waveforms to discrete or continuous emotion labels, independent of the linguistic content [29],[35].</w:t>
+        <w:t xml:space="preserve">Inferring emotional state from speech is a long-standing challenge in affective computing, with an expanding range of deployed applications. Healthcare platforms use SER for remote mental health screening [2]; conversational agents benefit from emotion-aware response generation; call-centre quality-assurance systems have adopted sentiment classifiers that treat prosodic cues as primary evidence [27]. Alongside these, social robotics and driver-monitoring applications require real-time, low-latency inference under resource constraints [3],[13]. What unifies all of these settings is the core task: mapping the acoustic content of an utterance -- pitch, energy, rhythm, spectral texture -- to a discrete or continuous label that reflects the speaker's affective state, independently of the words spoken [29],[35].</w:t>
       </w:r>
     </w:p>
     <w:p>
@@ -270,7 +270,7 @@
           <w:sz w:val="20"/>
           <w:szCs w:val="20"/>
         </w:rPr>
-        <w:t xml:space="preserve">Deep learning -- in particular CNN-based architectures applied to time-frequency spectrogram representations -- has largely superseded classical feature engineering approaches [10],[15],[23]. Transfer learning from large-scale image-pretrained models further reduces labeled data requirements and training cost [4],[5],[13],[14]. However, two fundamental limitations persist. First, most systems rely on a single spectrogram type, typically the Mel Spectrogram or MFCC, missing complementary emotional cues encoded in CQT harmonic content [30] or Chroma pitch-class distributions [8]. Second, spectrograms converted directly from audio signals are often low in local contrast, suppressing frequency boundaries that differentiate emotional states and degrading downstream CNN feature discriminability [9],[28].</w:t>
+        <w:t xml:space="preserve">The dominant paradigm treats each utterance as an image. After converting the raw waveform to a time-frequency spectrogram, deep CNNs or hybrid CNN-recurrent networks learn discriminative spatial patterns [10],[15],[23]. Transfer learning from ImageNet-pretrained backbones -- particularly lightweight architectures such as MobileNet -- has enabled competitive performance even on small labelled corpora [4],[5],[13],[14]. Despite these gains, two structural limitations appear repeatedly in the literature. Most systems examine only a single spectrogram type; yet Mel Spectrograms, MFCCs, CQT, and Chroma STFT each encode distinct aspects of vocal emotion -- energy contour, vocal-tract resonance, harmonic structure, and pitch-class distribution, respectively [8],[30]. Selecting one representation necessarily discards the others. Equally, the conversion from waveform to image introduces low local contrast in the spectrogram: frequency boundaries that demarcate emotional states can be difficult to resolve, particularly in mid-frequency regions where formant transitions carry much of the affective signal [9],[28].</w:t>
       </w:r>
     </w:p>
     <w:p>
@@ -294,7 +294,7 @@
           <w:sz w:val="20"/>
           <w:szCs w:val="20"/>
         </w:rPr>
-        <w:t xml:space="preserve">CNN-based SER was pioneered by applying image classification backbones to Mel spectrograms [10],[11]. MFCC-based temporal models with LSTM further improved temporal dependency modelling [25]. Attention mechanisms and Transformer architectures subsequently pushed performance boundaries [3],[12],[34], at the cost of substantially higher computational burden. Transfer learning via MobileNet, VGG, and ResNet families has demonstrated strong performance-efficiency trade-offs [4],[5],[13],[14], while multi-scale and graph-based feature extraction methods have enriched representation quality [14],[23],[24]. Multi-feature fusion at the input level -- combining Mel, MFCC, and CQT -- has shown consistent gains over single-feature baselines [6],[7],[8],[15],[30]. Self-supervised contrastive learning has been applied to address the label scarcity problem [31], and data augmentation strategies have been explored to mitigate class imbalance [1],[32]. On the preprocessing side, CLAHE has improved classification on medical signal imagery [9] and radar spectrogram classification [28], and Unsharp Masking has sharpened structural detail for image classifiers [20], yet neither technique has been systematically applied to SER spectrogram images. On the interpretability side, Grad-CAM visualization [22] has been extended to audio classification [17],[5], and large-scale pretrained speech models such as Whisper [33] offer powerful representations, though at prohibitive edge-deployment cost. Categorical and dimensional emotion analysis frameworks [29] provide the theoretical grounding for discrete eight-class prediction used here.</w:t>
+        <w:t xml:space="preserve">Early deep SER systems applied standard image-classification backbones to Mel spectrograms and demonstrated that visual feature hierarchies transfer well to audio [10],[11]. Recurrent and attention-augmented CNN architectures subsequently captured long-range temporal dependencies [25],[12],[34], though at considerably higher computational cost. Lightweight transfer learning via MobileNet, VGG, and ResNet variants has offered a practical balance between accuracy and inference speed [4],[5],[13],[14]. Multi-scale and graph-based fusion methods have enriched the feature space further [14],[23],[24]. Input-level fusion of Mel, MFCC, and CQT representations has shown consistent advantages over single-feature baselines on multiple benchmarks [6],[7],[8],[15],[30]. On the training side, self-supervised contrastive objectives address label scarcity [31], and task-specific augmentation mitigates class imbalance [1],[32]. Image preprocessing for spectrograms has received comparatively less attention: CLAHE has improved classification on medical signal imagery [9] and radar spectrogram classification [28], and Unsharp Masking has sharpened edge detail for natural-image classifiers [20], yet neither has been systematically evaluated on SER spectrogram inputs. Interpretability work has adapted Grad-CAM to single-channel audio [17],[5]; per-channel attribution in multi-channel models has not, to our knowledge, been reported. Large pretrained speech models such as Whisper [33] offer strong representations but remain prohibitively costly for on-device deployment.</w:t>
       </w:r>
     </w:p>
     <w:p>
@@ -308,7 +308,7 @@
           <w:sz w:val="20"/>
           <w:szCs w:val="20"/>
         </w:rPr>
-        <w:t xml:space="preserve">The present work addresses all identified gaps with four contributions: (1) a four-channel spectrogram fusion strategy (Mel+MFCC+CQT+Chroma) capturing complementary emotional cues; (2) a two-stage DIP pipeline (CLAHE + UM) enhancing each channel before fusion; (3) a 1x1 Conv channel projection enabling four-channel input to ImageNet-pretrained MobileNetV2; and (4) per-channel Grad-CAM providing interpretable, channel-level saliency per emotion class. Cross-corpus and spontaneous-speech generalization [35] is left as future work.</w:t>
+        <w:t xml:space="preserve">The present study addresses these gaps through four coordinated contributions: (1) a four-channel input fusion (Mel+MFCC+CQT+Chroma) capturing complementary acoustic cues simultaneously; (2) a two-stage DIP pipeline applying CLAHE followed by Unsharp Masking to each channel independently prior to fusion; (3) a learnable 1x1 convolutional projection adapting the four-channel tensor to the three-channel input space of ImageNet-pretrained MobileNetV2; and (4) per-channel Grad-CAM attribution revealing which spectrogram representation drives model predictions for each emotion class. A systematic ablation on RAVDESS [18] isolates the contribution of each component and yields findings with practical implications for small-corpus SER system design.</w:t>
       </w:r>
     </w:p>
     <w:p>
@@ -388,7 +388,7 @@
           <w:sz w:val="20"/>
           <w:szCs w:val="20"/>
         </w:rPr>
-        <w:t xml:space="preserve">All experiments use the Ryerson Audio-Visual Database of Emotional Speech and Song (RAVDESS) [18], comprising 1,440 audio recordings from 24 professional actors (12 male, 12 female) under controlled studio conditions. Eight discrete emotions are represented -- neutral, calm, happy, sad, angry, fearful, disgust, and surprised -- with approximately 180 samples per class. The dataset is partitioned by stratified random split into 70% training (1,008), 15% validation (216), and 15% testing (216) samples [27],[35].</w:t>
+        <w:t xml:space="preserve">All experiments are conducted on the Ryerson Audio-Visual Database of Emotional Speech and Song (RAVDESS) [18]. The corpus contains 1,440 audio recordings contributed by 24 professional actors -- 12 male and 12 female -- under controlled studio conditions, covering eight discrete emotion categories: neutral, calm, happy, sad, angry, fearful, disgust, and surprised. Class counts are approximately balanced at 180 samples each. Recordings are partitioned by stratified random sampling into training (70%, 1,008 samples), validation (15%, 216 samples), and test (15%, 216 samples) subsets, preserving both emotion-class and gender proportions across splits [27],[35].</w:t>
       </w:r>
     </w:p>
     <w:p>
@@ -431,7 +431,7 @@
           <w:sz w:val="20"/>
           <w:szCs w:val="20"/>
         </w:rPr>
-        <w:t xml:space="preserve">Each audio file is resampled to 22,050 Hz and padded or truncated to three seconds (66,150 samples). Four spectrogram representations are extracted using librosa [19]: (1) Mel Spectrogram (128 mel bands) capturing spectral energy [25]; (2) MFCC (40 coefficients) encoding vocal-tract characteristics [25]; (3) CQT (84 bins, 12 bins/octave) for harmonic and pitch content [30]; and (4) Chroma STFT (12 bins) for pitch-class energy [8]. All maps are converted to decibels, min-max normalized to [0, 255], and resized to 128x128 pixels, yielding 5,760 grayscale images for RAVDESS.</w:t>
+        <w:t xml:space="preserve">All audio files are resampled to 22,050 Hz and either truncated or zero-padded to a fixed duration of three seconds (66,150 samples). Four complementary time-frequency representations are then extracted with librosa [19]. The Mel Spectrogram (128 mel-frequency bands) captures the overall spectral energy distribution weighted to perceptual scale [25]. MFCCs (40 coefficients) encode the vocal-tract transfer function through cepstral analysis, providing a compact description of resonance structure [25]. The Constant-Q Transform (84 bins, 12 bins per octave) resolves harmonic content on a logarithmic frequency axis that closely mirrors musical pitch perception [30]. Chroma STFT (12 pitch-class bins) summarises tonal energy independently of octave, highlighting pitch-class patterns associated with emotional prosody [8]. Each representation is converted to decibel scale, normalised to [0, 255], and resized via bilinear interpolation to 128x128 pixels, yielding a set of grayscale images ready for downstream DIP enhancement.</w:t>
       </w:r>
     </w:p>
     <w:p>
@@ -474,7 +474,7 @@
           <w:sz w:val="20"/>
           <w:szCs w:val="20"/>
         </w:rPr>
-        <w:t xml:space="preserve">Each grayscale spectrogram undergoes two-stage preprocessing. Stage 1 -- CLAHE [9]: the image is divided into 8x8 contextual tiles; histogram equalization is applied locally (clip limit 2.0) and bicubically interpolated across boundaries to prevent blocking artifacts, adaptively amplifying local contrast without saturating homogeneous regions [9],[16],[28]. Stage 2 -- Unsharp Masking [20]: a Gaussian-blurred copy (sigma = 1.0) is subtracted to isolate high-frequency detail, then re-added at strength alpha = 1.5:</w:t>
+        <w:t xml:space="preserve">Prior to fusion, each of the four 128x128 grayscale images undergoes a two-stage image-enhancement pipeline applied independently. The first stage is CLAHE [9]. The image is subdivided into non-overlapping 8x8 contextual tiles, and within each tile a histogram is equalised subject to a clip limit of 2.0 -- a threshold that redistributes excess histogram mass to other bins, preventing over-amplification of uniform regions while still enhancing local contrast [9],[28]. Tile boundaries are blended by bilinear interpolation, avoiding the blocking artefacts that afflict global histogram equalisation. The second stage is Unsharp Masking (UM) [20]: a Gaussian-blurred version of the CLAHE output (sigma = 1.0) is formed and then combined with the original to recover and amplify high-frequency detail:</w:t>
       </w:r>
     </w:p>
     <w:p>
@@ -511,7 +511,7 @@
           <w:sz w:val="20"/>
           <w:szCs w:val="20"/>
         </w:rPr>
-        <w:t xml:space="preserve">where G_sigma denotes Gaussian blur with sigma = 1.0 [20]. This sharpens frequency boundaries without altering the global intensity distribution established by CLAHE.</w:t>
+        <w:t xml:space="preserve">where G_sigma denotes convolution with a Gaussian kernel of standard deviation sigma = 1.0, and alpha = 1.5 [20]. The operation restores fine frequency boundaries that CLAHE may have smoothed, without disturbing the global intensity distribution that CLAHE established. Together, the two stages address different scales of the contrast problem: CLAHE operates on the local histogram, while UM targets the sharpness of edges at the pixel level.</w:t>
       </w:r>
     </w:p>
     <w:p>
@@ -597,7 +597,7 @@
           <w:sz w:val="20"/>
           <w:szCs w:val="20"/>
         </w:rPr>
-        <w:t xml:space="preserve">Fig. 1 shows the two-stage DIP pipeline applied independently to all four spectrogram channels. The leftmost column is the unprocessed representation; the middle column adds CLAHE (clipLimit=2.0, tileGridSize=8x8), which equalizes histograms within local 8x8 tiles to amplify low-contrast regions without saturating bright areas; the rightmost column adds Unsharp Masking on top of CLAHE (alpha=1.5, sigma=1.0), subtracting a Gaussian-blurred copy to recover and sharpen high-frequency detail. In the Mel row, CLAHE reveals low-frequency energy gradients that are nearly invisible in the original; UM further sharpens the formant transition boundaries. In the MFCC row, the cepstral coefficient ridges become distinctly separated after UM. The CQT row shows clearer harmonic band edges, and the Chroma row exhibits crisper pitch-class boundaries -- all achieved without introducing blocking or saturation artifacts, making the enhanced representations more discriminative for CNN feature extraction.</w:t>
+        <w:t xml:space="preserve">Fig. 1 illustrates the enhancement sequence for all four channels on an "angry" sample. The left column shows the unprocessed spectrogram; the centre column shows the CLAHE output (clipLimit=2.0, tileGridSize=8x8); the right column adds Unsharp Masking (alpha=1.5, sigma=1.0) on top of CLAHE. In the Mel row, low-frequency energy gradients that are nearly invisible in the original become clearly structured after CLAHE, and the formant transition boundaries are further sharpened by UM. The MFCC row reveals a similar pattern: the cepstral ridges, which partially merge in the original, are distinctly separated in the rightmost column. CQT harmonic band edges and Chroma pitch-class boundaries both show appreciable sharpening without evidence of saturation or blocking artefacts -- outcomes expected from the clip-limited tile-based equalisation mechanism. These visual improvements suggest that the enhanced images present more spatially distinct patterns for the CNN's early convolutional filters to respond to.</w:t>
       </w:r>
     </w:p>
     <w:p>
@@ -640,7 +640,7 @@
           <w:sz w:val="20"/>
           <w:szCs w:val="20"/>
         </w:rPr>
-        <w:t xml:space="preserve">The four enhanced 128x128 images are stacked into a 128x128x4 tensor (normalized to [0,1]). A learnable 1x1 convolutional projection layer (3 filters, linear activation) maps it to 3-channel space compatible with pretrained MobileNetV2 [21]. MobileNetV2 depthwise separable convolutions and inverted residuals [21] provide efficiency for edge deployment [4],[13]. The backbone is followed by GAP, Dropout(0.3), Dense(128, ReLU), BN, Dropout(0.3), and a softmax output (N=8) for the eight RAVDESS classes [14].</w:t>
+        <w:t xml:space="preserve">After enhancement, the four 128x128 images are normalised to [0,1] and concatenated along the channel axis to form a 128x128x4 input tensor. A learnable 1x1 convolutional projection layer -- three filters, no bias, linear activation -- linearly recombines the four input channels into three without any spatial downsampling, allowing the three-channel filter banks of ImageNet-pretrained MobileNetV2 to be applied directly. MobileNetV2 [21] uses depthwise-separable convolutions organised into inverted-residual bottleneck blocks; this architecture achieves strong representational capacity at a fraction of the parameter count of standard convolutions, making it well suited to resource-constrained deployment [4],[13]. The frozen backbone outputs a feature map of 4x4x1,280, which a Global Average Pooling (GAP) layer reduces to a 1,280-dimensional vector. The classification head then applies Dropout(0.3), a Dense layer of 128 units with ReLU activation, Batch Normalisation, a second Dropout(0.3), and a final Dense(8) layer with softmax, producing a probability distribution over the eight RAVDESS emotion classes [14].</w:t>
       </w:r>
     </w:p>
     <w:p>
@@ -726,7 +726,7 @@
           <w:sz w:val="20"/>
           <w:szCs w:val="20"/>
         </w:rPr>
-        <w:t xml:space="preserve">Fig. 2 illustrates the complete end-to-end architecture. The 128x128x4 input tensor -- stacking four DIP-enhanced channels (Mel, MFCC, CQT, Chroma) -- first passes through a learnable 1x1 Conv2D projection layer (3 filters, no bias, linear activation) that compresses the four channels to three without any spatial downsampling. This allows the pretrained MobileNetV2 ImageNet weights to be applied directly to multi-channel audio features, preserving the rich low-level filter bank learned on natural images. MobileNetV2 employs depthwise-separable convolutions with inverted residual bottlenecks to progressively reduce spatial resolution from 128x128 down to 4x4, outputting a 1,280-dimensional Global Average Pooling (GAP) feature vector. The classification head consists of Dropout(0.3), Dense(128, ReLU), Batch Normalization, a second Dropout(0.3), and a final Dense(8) with softmax activation. This two-stage regularization (BN + dual Dropout) prevents co-adaptation of features while the GAP layer eliminates spatial inductive bias, making the model robust to temporal shifts in the spectrogram representations.</w:t>
+        <w:t xml:space="preserve">Fig. 2 traces the data flow through the proposed architecture. The 128x128x4 tensor enters the 1x1 Conv2D projection layer, which performs a linear channel mixing -- without touching the spatial dimensions -- and outputs a 128x128x3 tensor that MobileNetV2 can process with its pretrained weights intact. The backbone then applies its sequence of depthwise-separable bottleneck blocks, progressively reducing the spatial resolution to 4x4 while expanding the channel count to 1,280. A Global Average Pooling operation collapses the spatial dimensions, producing a fixed-length 1,280-dimensional feature vector that is insensitive to spatial shifts within the spectrogram -- a desirable property given that the onset times of emotional features vary across utterances. The head applies two dropout layers around a Dense(128, ReLU) block with Batch Normalisation, providing regularisation against the relatively small RAVDESS training set, before the final Dense(8) with softmax.</w:t>
       </w:r>
     </w:p>
     <w:p>
@@ -769,7 +769,7 @@
           <w:sz w:val="20"/>
           <w:szCs w:val="20"/>
         </w:rPr>
-        <w:t xml:space="preserve">Phase 1 (backbone frozen, 10 epochs): only the projection and classification head are optimized with Adam (lr=1x10⁻⁴, batch 32, categorical cross-entropy) to achieve stable weight initialization [14],[21]. Phase 2 (all layers unfrozen, max 100 epochs): full fine-tuning at lr=1x10⁻⁵ with Early Stopping (patience=15) and ReduceLROnPlateau (factor=0.5, patience=5) [4],[5],[13],[23].</w:t>
+        <w:t xml:space="preserve">Training proceeds in two stages. In Phase 1, the MobileNetV2 backbone is frozen and only the projection layer and classification head are updated. The model is trained for ten epochs with the Adam optimiser (lr=1e-4, batch size 32) under categorical cross-entropy loss. This phase initialises the head weights using the already-stable backbone representations, preventing the randomly initialised head from distorting the pretrained filters early in training [14],[21]. In Phase 2, all layers are unfrozen and fine-tuned jointly at a reduced learning rate (lr=1e-5, max 100 epochs). Two callbacks provide regularisation: Early Stopping (patience=15, monitored on validation loss) halts training when generalisation stops improving, and ReduceLROnPlateau (factor=0.5, patience=5) halves the learning rate on plateaus, allowing the optimiser to escape shallow local minima without diverging [4],[5],[13],[23].</w:t>
       </w:r>
     </w:p>
     <w:p>
@@ -820,7 +820,7 @@
           <w:sz w:val="20"/>
           <w:szCs w:val="20"/>
         </w:rPr>
-        <w:t xml:space="preserve">Four conditions isolate each component [7],[8],[15]: B1 -- single-channel Mel, no DIP (baseline, equivalent to [10],[11]); B2 -- single-channel Mel + DIP; B3 -- four-channel fusion, no DIP (analogous to [6],[8]); B4 -- four-channel + DIP (full proposed method). For B1/B2 the Mel channel is triplicated to 128x128x3 for standard MobileNetV2. For B3, spectrograms come from SPEC_DIR; for B4 from ENHANCED_DIR.</w:t>
+        <w:t xml:space="preserve">Four experimental conditions are constructed to disentangle the contribution of DIP enhancement from that of multi-channel fusion [7],[8],[15]. B1 uses a single Mel Spectrogram with no DIP preprocessing -- the standard baseline, equivalent in design to the approaches in [10],[11] -- where the Mel channel is replicated three times to satisfy MobileNetV2's three-channel input requirement. B2 retains the single-channel Mel setup but applies the full CLAHE+UM pipeline, isolating the effect of image enhancement alone. B3 uses all four spectrogram channels without DIP, following the multi-channel fusion paradigm of [6],[8]. B4 is the complete configuration, combining four channels with DIP enhancement. Comparing B1 with B2 quantifies the DIP gain on a single channel; comparing B1 with B3 quantifies the fusion gain without enhancement; and comparing B3 with B4 quantifies the DIP gain in the multi-channel setting. B4 vs B1 gives the combined effect.</w:t>
       </w:r>
     </w:p>
     <w:p>
@@ -871,7 +871,7 @@
           <w:sz w:val="20"/>
           <w:szCs w:val="20"/>
         </w:rPr>
-        <w:t xml:space="preserve">Table I reports test-set metrics. Per-class evaluation (macro precision, recall, F1) follows [3],[7],[27]. Confusion matrices are generated per condition [5],[17].</w:t>
+        <w:t xml:space="preserve">Table I summarises test-set performance across the four conditions. Evaluation follows the macro-averaging protocol recommended for multi-class emotion recognition with approximately balanced classes [3],[7],[27], reporting Accuracy, macro Precision, macro Recall, and macro F1 simultaneously to capture both overall correctness and per-class balance.</w:t>
       </w:r>
     </w:p>
     <w:p>
@@ -908,11 +908,11 @@
         </w:tblBorders>
       </w:tblPr>
       <w:tblGrid>
-        <w:gridCol w:w="2000"/>
-        <w:gridCol w:w="560"/>
-        <w:gridCol w:w="560"/>
-        <w:gridCol w:w="560"/>
-        <w:gridCol w:w="560"/>
+        <w:gridCol w:w="1760"/>
+        <w:gridCol w:w="620"/>
+        <w:gridCol w:w="620"/>
+        <w:gridCol w:w="620"/>
+        <w:gridCol w:w="620"/>
       </w:tblGrid>
       <w:tr>
         <w:trPr>
@@ -920,7 +920,7 @@
         </w:trPr>
         <w:tc>
           <w:tcPr>
-            <w:tcW w:type="dxa" w:w="2000"/>
+            <w:tcW w:type="dxa" w:w="1760"/>
             <w:shd w:fill="1a3a5c" w:val="clear"/>
           </w:tcPr>
           <w:p>
@@ -942,7 +942,7 @@
         </w:tc>
         <w:tc>
           <w:tcPr>
-            <w:tcW w:type="dxa" w:w="560"/>
+            <w:tcW w:type="dxa" w:w="620"/>
             <w:shd w:fill="1a3a5c" w:val="clear"/>
           </w:tcPr>
           <w:p>
@@ -964,7 +964,7 @@
         </w:tc>
         <w:tc>
           <w:tcPr>
-            <w:tcW w:type="dxa" w:w="560"/>
+            <w:tcW w:type="dxa" w:w="620"/>
             <w:shd w:fill="1a3a5c" w:val="clear"/>
           </w:tcPr>
           <w:p>
@@ -986,7 +986,7 @@
         </w:tc>
         <w:tc>
           <w:tcPr>
-            <w:tcW w:type="dxa" w:w="560"/>
+            <w:tcW w:type="dxa" w:w="620"/>
             <w:shd w:fill="1a3a5c" w:val="clear"/>
           </w:tcPr>
           <w:p>
@@ -1008,7 +1008,7 @@
         </w:tc>
         <w:tc>
           <w:tcPr>
-            <w:tcW w:type="dxa" w:w="560"/>
+            <w:tcW w:type="dxa" w:w="620"/>
             <w:shd w:fill="1a3a5c" w:val="clear"/>
           </w:tcPr>
           <w:p>
@@ -1032,7 +1032,7 @@
       <w:tr>
         <w:tc>
           <w:tcPr>
-            <w:tcW w:type="dxa" w:w="2000"/>
+            <w:tcW w:type="dxa" w:w="1760"/>
           </w:tcPr>
           <w:p>
             <w:pPr>
@@ -1053,7 +1053,7 @@
         </w:tc>
         <w:tc>
           <w:tcPr>
-            <w:tcW w:type="dxa" w:w="560"/>
+            <w:tcW w:type="dxa" w:w="620"/>
           </w:tcPr>
           <w:p>
             <w:pPr>
@@ -1074,7 +1074,7 @@
         </w:tc>
         <w:tc>
           <w:tcPr>
-            <w:tcW w:type="dxa" w:w="560"/>
+            <w:tcW w:type="dxa" w:w="620"/>
           </w:tcPr>
           <w:p>
             <w:pPr>
@@ -1095,7 +1095,7 @@
         </w:tc>
         <w:tc>
           <w:tcPr>
-            <w:tcW w:type="dxa" w:w="560"/>
+            <w:tcW w:type="dxa" w:w="620"/>
           </w:tcPr>
           <w:p>
             <w:pPr>
@@ -1116,7 +1116,7 @@
         </w:tc>
         <w:tc>
           <w:tcPr>
-            <w:tcW w:type="dxa" w:w="560"/>
+            <w:tcW w:type="dxa" w:w="620"/>
           </w:tcPr>
           <w:p>
             <w:pPr>
@@ -1139,7 +1139,7 @@
       <w:tr>
         <w:tc>
           <w:tcPr>
-            <w:tcW w:type="dxa" w:w="2000"/>
+            <w:tcW w:type="dxa" w:w="1760"/>
           </w:tcPr>
           <w:p>
             <w:pPr>
@@ -1160,7 +1160,7 @@
         </w:tc>
         <w:tc>
           <w:tcPr>
-            <w:tcW w:type="dxa" w:w="560"/>
+            <w:tcW w:type="dxa" w:w="620"/>
           </w:tcPr>
           <w:p>
             <w:pPr>
@@ -1181,7 +1181,7 @@
         </w:tc>
         <w:tc>
           <w:tcPr>
-            <w:tcW w:type="dxa" w:w="560"/>
+            <w:tcW w:type="dxa" w:w="620"/>
           </w:tcPr>
           <w:p>
             <w:pPr>
@@ -1202,7 +1202,7 @@
         </w:tc>
         <w:tc>
           <w:tcPr>
-            <w:tcW w:type="dxa" w:w="560"/>
+            <w:tcW w:type="dxa" w:w="620"/>
           </w:tcPr>
           <w:p>
             <w:pPr>
@@ -1223,7 +1223,7 @@
         </w:tc>
         <w:tc>
           <w:tcPr>
-            <w:tcW w:type="dxa" w:w="560"/>
+            <w:tcW w:type="dxa" w:w="620"/>
           </w:tcPr>
           <w:p>
             <w:pPr>
@@ -1246,7 +1246,7 @@
       <w:tr>
         <w:tc>
           <w:tcPr>
-            <w:tcW w:type="dxa" w:w="2000"/>
+            <w:tcW w:type="dxa" w:w="1760"/>
           </w:tcPr>
           <w:p>
             <w:pPr>
@@ -1267,7 +1267,7 @@
         </w:tc>
         <w:tc>
           <w:tcPr>
-            <w:tcW w:type="dxa" w:w="560"/>
+            <w:tcW w:type="dxa" w:w="620"/>
           </w:tcPr>
           <w:p>
             <w:pPr>
@@ -1288,7 +1288,7 @@
         </w:tc>
         <w:tc>
           <w:tcPr>
-            <w:tcW w:type="dxa" w:w="560"/>
+            <w:tcW w:type="dxa" w:w="620"/>
           </w:tcPr>
           <w:p>
             <w:pPr>
@@ -1309,7 +1309,7 @@
         </w:tc>
         <w:tc>
           <w:tcPr>
-            <w:tcW w:type="dxa" w:w="560"/>
+            <w:tcW w:type="dxa" w:w="620"/>
           </w:tcPr>
           <w:p>
             <w:pPr>
@@ -1330,7 +1330,7 @@
         </w:tc>
         <w:tc>
           <w:tcPr>
-            <w:tcW w:type="dxa" w:w="560"/>
+            <w:tcW w:type="dxa" w:w="620"/>
           </w:tcPr>
           <w:p>
             <w:pPr>
@@ -1353,7 +1353,7 @@
       <w:tr>
         <w:tc>
           <w:tcPr>
-            <w:tcW w:type="dxa" w:w="2000"/>
+            <w:tcW w:type="dxa" w:w="1760"/>
           </w:tcPr>
           <w:p>
             <w:pPr>
@@ -1374,7 +1374,7 @@
         </w:tc>
         <w:tc>
           <w:tcPr>
-            <w:tcW w:type="dxa" w:w="560"/>
+            <w:tcW w:type="dxa" w:w="620"/>
           </w:tcPr>
           <w:p>
             <w:pPr>
@@ -1395,7 +1395,7 @@
         </w:tc>
         <w:tc>
           <w:tcPr>
-            <w:tcW w:type="dxa" w:w="560"/>
+            <w:tcW w:type="dxa" w:w="620"/>
           </w:tcPr>
           <w:p>
             <w:pPr>
@@ -1416,7 +1416,7 @@
         </w:tc>
         <w:tc>
           <w:tcPr>
-            <w:tcW w:type="dxa" w:w="560"/>
+            <w:tcW w:type="dxa" w:w="620"/>
           </w:tcPr>
           <w:p>
             <w:pPr>
@@ -1437,7 +1437,7 @@
         </w:tc>
         <w:tc>
           <w:tcPr>
-            <w:tcW w:type="dxa" w:w="560"/>
+            <w:tcW w:type="dxa" w:w="620"/>
           </w:tcPr>
           <w:p>
             <w:pPr>
@@ -1562,7 +1562,7 @@
           <w:sz w:val="20"/>
           <w:szCs w:val="20"/>
         </w:rPr>
-        <w:t xml:space="preserve">Fig. 3 presents a grouped bar chart comparing four performance metrics across the four ablation conditions. B1 (single Mel, no DIP) establishes the baseline with 38.33% Accuracy and 34.39% Macro F1. B2 (single Mel + DIP) improves upon B1 by +1.48pp Accuracy and +4.50pp F1, confirming that CLAHE+Unsharp Masking enhancement provides a consistent and meaningful gain even on a single-channel setup. This validates the DIP pipeline as an effective preprocessing strategy for spectrogram-based emotion recognition, consistent with prior CLAHE-enhancement studies [9],[16]. B3 (four-channel fusion, no DIP) drops sharply to 26.85% Accuracy and 28.67% F1, despite having richer input information. This counter-intuitive result indicates that the expanded hypothesis space from four-channel fusion -- coupled with the larger number of learnable parameters introduced by the projection layer -- exceeds what 1,008 training samples can reliably constrain. B4 (four-channel + DIP) partially recovers over B3 (+0.46pp Accuracy, +3.10pp F1), confirming that DIP enhancement provides a consistent positive contribution regardless of channel count. The overall pattern suggests that for small-scale datasets such as RAVDESS, the quality-enhancement benefit of DIP outweighs the diversity benefit of multi-channel fusion -- motivating future work with larger corpora and stronger regularization strategies.</w:t>
+        <w:t xml:space="preserve">Fig. 3 visualises the four metrics across all conditions. B1, the single-Mel no-DIP baseline, scores 38.89% Accuracy and 34.39% Macro F1. Adding DIP in B2 raises Accuracy to 39.81% (+0.92pp) and F1 to 38.89% (+4.50pp), a gain that is modest in absolute terms but consistent across all four metrics simultaneously. This result is in line with CLAHE-enhancement studies on other spectrogram-based classifiers [9],[16],[28], and suggests that the contrast improvements introduced by CLAHE and UM translate to more discriminative CNN features without requiring any architectural change.</w:t>
       </w:r>
     </w:p>
     <w:p>
@@ -1576,7 +1576,7 @@
           <w:sz w:val="20"/>
           <w:szCs w:val="20"/>
         </w:rPr>
-        <w:t xml:space="preserve">The B1-&gt;B2 gain (38.89-&gt;&gt;39.81% Acc, 34.39-&gt;&gt;38.89% F1) validates CLAHE+UM as effective single-channel preprocessors, consistent with [9],[16],[20],[28]. B2 achieves the highest accuracy (39.81%) and macro F1 (38.89%) overall, indicating that DIP enhancement yields its greatest benefit on a well-aligned single-channel representation. The drop in B3 (26.85%) and B4 (27.31%) relative to B1/B2 reflects the optimization challenge of four-channel fusion under RAVDESS limited training data (1,008 samples): the projection layer and extended input diversity expand the hypothesis space beyond what the dataset can reliably constrain. The B3-&gt;B4 marginal gain (26.85-&gt;&gt;27.31%) confirms that DIP enhancement provides a consistent, if modest, improvement regardless of channel count. These findings motivate future work with stronger regularization, contrastive pre-training [31], and larger datasets [35] to realize the full promise of multi-channel fusion. Per-class confusion is largest between calm/neutral and disgust/angry, consistent with [3],[11],[27],[34].</w:t>
+        <w:t xml:space="preserve">The transition from single- to four-channel input tells a different story. B3 -- four channels, no DIP -- falls to 26.85% Accuracy and 20.19% F1, a substantial regression from B1 despite offering richer spectral information. One plausible explanation is that the increased input dimensionality and the extra degrees of freedom in the 1x1 projection layer expand the effective hypothesis space beyond what 1,008 training samples can reliably constrain. The additional channels introduce representational diversity that, under RAVDESS scale, manifests as added variance rather than reduced bias. B4 recovers partially over B3 (+0.46pp Accuracy, +3.10pp F1), confirming that DIP enhancement provides a consistent positive contribution regardless of channel count, yet B4 still falls well short of B2. Taken together, the ablation suggests that on small acted-speech corpora, preprocessing quality has a stronger per-sample effect than input-channel diversity. Multi-channel fusion should be revisited with larger, more diverse corpora [35], stronger data augmentation [32], or contrastive pre-training [31] that can exploit the complementary representations more effectively. Per-class analysis reveals that the most frequent confusions occur between acoustically similar emotion pairs -- calm and neutral, disgust and angry -- consistent with observations across RAVDESS-based studies [3],[11],[27],[34].</w:t>
       </w:r>
     </w:p>
     <w:p>
@@ -1710,7 +1710,7 @@
           <w:sz w:val="20"/>
           <w:szCs w:val="20"/>
         </w:rPr>
-        <w:t xml:space="preserve">To provide interpretability [5],[17],[22], Grad-CAM [22] is extended to per-channel attribution using the B4 model fully fine-tuned on RAVDESS. For each input, the gradient of the target-class logit with respect to MobileNetV2's final convolutional layer (4x4x1,280 tensor) is computed via GradientTape [22]. The gradient-weighted channel activations are ReLU-clamped, max-normalized, and bilinearly upsampled to 128x128. The resulting heatmap is multiplied element-wise with each of the four DIP-enhanced channels to produce four channel-specific saliency overlays. Aggregating per (emotion, channel) pair as a weighted-mean product over one representative sample per class yields an 8x4 channel importance matrix [17],[5], subsequently row-normalized to expose relative channel contributions per emotion. This formulation reveals not only where but which spectral representation drives each prediction -- information inaccessible from standard single-channel Grad-CAM [22]. The analysis confirms that CQT dominates for pitch-driven emotions (happy, surprised), Chroma for tonal emotions (disgust, sad), and MFCC for vocal-tract-heavy emotions (calm, neutral), consistent with physiological models of emotional expression [29],[35].</w:t>
+        <w:t xml:space="preserve">Performance metrics alone do not reveal how the model distributes attention across the four spectrogram representations, nor do they indicate which channel contributes most to a given emotion class. To address this, Grad-CAM [22] is adapted for per-channel attribution using the B4 model. For a given utterance and target class, TensorFlow GradientTape records the gradient of the predicted class logit with respect to the final convolutional feature map (4x4x1,280) of MobileNetV2. The gradient tensor is globally pooled to channel-wise importance weights, multiplied with the feature map, and summed across channels; the resulting scalar map is ReLU-clamped, max-normalised, and bilinearly upsampled to 128x128. This heatmap is then multiplied element-wise with each of the four DIP-enhanced input channels separately, and the mean of each product is recorded as the attention score for that (emotion, channel) pair [17],[5]. Applying this procedure to one representative sample per emotion class and row-normalising the resulting 8x4 matrix produces a relative channel importance profile: each row sums to 1.0 and reflects how the model distributes its attention across Mel, MFCC, CQT, and Chroma for that particular emotion class. This goes beyond what standard single-channel Grad-CAM can offer [22], directly answering which spectral representation the model finds most informative per emotion.</w:t>
       </w:r>
     </w:p>
     <w:p>
@@ -1796,21 +1796,7 @@
           <w:sz w:val="20"/>
           <w:szCs w:val="20"/>
         </w:rPr>
-        <w:t xml:space="preserve">Fig. 4 shows Grad-CAM activation maps for a representative "angry" sample computed using the trained B4 model. The top row displays the four DIP-enhanced input channels (Mel, MFCC, CQT, Chroma); the bottom row overlays the gradient-weighted activation heatmap (warm colors = high attention, cool = low) directly on a grayscale version of each channel. The Mel channel activates most strongly in the mid-to-high frequency region (roughly 1-4 kHz), consistent with the elevated vocal intensity and glottal energy characteristic of angry speech. The MFCC channel shows high activation along the formant transition region, capturing the sharp, clipped articulation typical of anger, where rapid formant changes encode emotional urgency. The CQT channel exhibits activation peaks at harmonic frequency bands, reflecting the pitch-rise phenomenon documented in high-arousal emotion expression [29]. The Chroma channel activates specifically on the primary pitch-class region (F3-G3 range), suggesting tonal emphasis and sustained pitch characteristic of aggressive utterances. Notably, the model predicted "surprised" (49.6%) rather than "angry" (15.9%) for this sample -- a confusion consistent with the shared high-arousal acoustic profile of both emotions, a well-documented challenge for small acted-speech corpora [3],[29].</w:t>
-      </w:r>
-    </w:p>
-    <w:p>
-      <w:pPr>
-        <w:spacing w:after="60" w:line="240" w:lineRule="auto"/>
-        <w:jc w:val="both"/>
-      </w:pPr>
-      <w:r>
-        <w:rPr>
-          <w:rFonts w:ascii="Times New Roman" w:cs="Times New Roman" w:eastAsia="Times New Roman" w:hAnsi="Times New Roman"/>
-          <w:sz w:val="20"/>
-          <w:szCs w:val="20"/>
-        </w:rPr>
-        <w:t xml:space="preserve">This per-channel Grad-CAM approach extends standard Grad-CAM [22] to provide channel-level attribution not available from single-channel methods, enabling direct identification of which spectral representation drives each prediction.</w:t>
+        <w:t xml:space="preserve">Fig. 4 shows the per-channel Grad-CAM overlays for a representative "angry" utterance (RAVDESS Actor 01). In the bottom row, warm colours indicate high activation. On the Mel channel, the model attends most strongly to the mid-to-high frequency region (roughly 1-4 kHz), consistent with the elevated glottal energy and intensity range associated with angry speech [29]. The MFCC channel shows activation concentrated along the formant transition region, where rapid articulatory changes encode emotional urgency. CQT activation peaks align with harmonic bands, reflecting the upward pitch shift documented in high-arousal speech [29]. The Chroma channel activates on a specific pitch-class region, suggesting the model has detected the tonal emphasis that characterises sustained aggressive vocalisation. A notable observation is that the model predicted "surprised" with 49.6% confidence rather than "angry" (15.9%) -- a confusion that is acoustically motivated, as the two emotions share elevated arousal, wide pitch range, and high energy [3],[29]. The per-channel view makes this confusion interpretable: both emotions activate similar mid-frequency regions, and the gradient-based signal does not cleanly separate them under the limited training data available.</w:t>
       </w:r>
     </w:p>
     <w:p>
@@ -1896,7 +1882,7 @@
           <w:sz w:val="20"/>
           <w:szCs w:val="20"/>
         </w:rPr>
-        <w:t xml:space="preserve">Fig. 5 presents the 8x4 channel importance matrix, where each cell indicates the fractional contribution of one spectrogram channel (Mel, MFCC, CQT, Chroma) to the model confidence for a given emotion class, computed by multiplying the Grad-CAM heatmap element-wise with the normalized channel image and aggregating per (emotion, channel) pair. Rows are independently normalized to sum to 1.0, enabling direct comparison of relative channel importance within each emotion regardless of absolute activation magnitude. MFCC is the dominant channel across nearly all emotion classes -- calm (0.37), happy (0.38), sad (0.39), fearful (0.45), and surprised (0.41) -- reflecting the model's strong reliance on vocal-tract cepstral coefficients, which encode the resonant properties of the vocal tract shaped by emotional state. This finding is consistent with the speech emotion literature, where MFCC remains the most informative single feature for discrete emotion recognition [25],[8]. Chroma and CQT provide secondary contributions for pitch-rich high-arousal emotions; in particular, CQT contributes relatively more for happy and surprised (tonal, pitch-variable emotions), while Chroma contributes for disgust and sad (tonally constrained, lower-arousal emotions). The near-zero row for angry reflects that the angry sample was misclassified as surprised, producing near-zero gradient magnitude for the angry-class logit -- a transparent artifact of the limited training data (1,008 samples) rather than a modeling failure [3],[29]. This per-channel attribution matrix is a unique contribution of the multi-channel Grad-CAM formulation and cannot be derived from single-channel SER approaches.</w:t>
+        <w:t xml:space="preserve">Fig. 5 presents the row-normalised 8x4 importance matrix. Several patterns emerge. MFCC is the most consistently dominant channel, contributing the largest fraction of attention for calm (0.37), happy (0.38), sad (0.39), fearful (0.45), and surprised (0.41). This aligns with the well-established finding in the SER literature that cepstral coefficients capture vocal-tract resonance patterns that correlate strongly with discrete emotion categories [25],[8]. CQT and Chroma offer complementary contributions particularly for pitch-related emotions: CQT scores are relatively elevated for happy and surprised, both high-arousal emotions with wider pitch range [29], while Chroma contributes more for disgust and sad -- emotions characterised by tonally constrained, lower-arousal prosody. One notable anomaly is the near-zero row for angry. The representative angry sample was misclassified as surprised -- a documented confusion between high-arousal categories [3],[29] -- which means the gradient with respect to the angry-class logit was effectively zero, resulting in a uniformly low importance row. This is an interpretable artefact of the model's misclassification rather than a structural limitation of the per-channel attribution method itself. Critically, this profile could not have been derived from a single-channel system; the multi-channel input is a prerequisite for the per-channel decomposition.</w:t>
       </w:r>
     </w:p>
     <w:p>
@@ -1947,7 +1933,7 @@
           <w:sz w:val="20"/>
           <w:szCs w:val="20"/>
         </w:rPr>
-        <w:t xml:space="preserve">We presented a SER framework integrating four-channel spectrogram fusion (Mel+MFCC+CQT+Chroma) with a two-stage DIP pipeline (CLAHE [9]+Unsharp Masking [20]) and a 1x1 convolutional channel projection enabling ImageNet-pretrained MobileNetV2 [21] to process four-channel inputs. Ablation on RAVDESS [18] demonstrates that both multi-channel fusion [6],[8] and image-level enhancement [9],[20] contribute incrementally, with B4 achieving the best accuracy and macro F1. Per-channel Grad-CAM [22] bridges performance and explainability with channel-level attribution not addressed in prior work [5],[17]. The MobileNetV2 backbone [21],[4] ensures computational efficiency for edge deployment. Future work will explore adaptive DIP parameter learning, stronger augmentation [32], contrastive pre-training [31], Transformer fusion [3],[12],[34], and cross-corpus evaluation [35] on spontaneous speech beyond acted datasets [29].</w:t>
+        <w:t xml:space="preserve">This paper has described a SER framework built on three coordinated ideas: four-channel spectrogram fusion (Mel+MFCC+CQT+Chroma), a two-stage DIP enhancement pipeline (CLAHE [9]+Unsharp Masking [20]) applied to each channel independently, and a learnable 1x1 convolutional projection that adapts the four-channel tensor to ImageNet-pretrained MobileNetV2 [21]. The systematic ablation on RAVDESS [18] shows that DIP enhancement yields a reliable and immediate improvement on single-channel input (B1 to B2: +0.92pp Accuracy, +4.50pp F1), establishing CLAHE+UM as an effective, zero-cost preprocessing step for spectrogram-based SER. Multi-channel fusion, by contrast, requires training data beyond the 1,008 samples available in RAVDESS to realise its theoretical advantage; the combined four-channel+DIP model (B4) lags behind the enhanced single-channel model (B2), though it consistently surpasses the unenhanced four-channel baseline (B3). Beyond performance, the per-channel Grad-CAM analysis provides channel-level attribution that reveals qualitatively which spectral representation the model prioritises for each emotion -- an interpretability tool not previously reported in the SER literature and only realisable in a multi-channel input framework. Future work should examine whether adaptive DIP parameter learning, task-specific augmentation [32], contrastive pre-training [31], Transformer-based fusion heads [3],[12],[34], and evaluation on spontaneous cross-corpus data [35] can close the performance gap between multi-channel fusion and the single-channel DIP baseline on small corpora.</w:t>
       </w:r>
     </w:p>
     <w:p>

--- a/SER_Paper_Draft.docx
+++ b/SER_Paper_Draft.docx
@@ -154,7 +154,7 @@
           <w:sz w:val="20"/>
           <w:szCs w:val="20"/>
         </w:rPr>
-        <w:t xml:space="preserve">Speech Emotion Recognition (SER) remains a challenging open problem in affective computing, with practical demand spanning human-computer interaction, mental health monitoring, and social robotics [1],[2]. A persistent limitation of current deep learning approaches is their reliance on a single spectrogram type -- most commonly the Mel Spectrogram or MFCC -- leaving complementary spectral cues unexploited and producing low-contrast input images that hinder CNN feature discrimination [3],[8],[9]. This work investigates a SER framework that brings together four-channel spectrogram fusion and a two-stage Digital Image Processing (DIP) enhancement pipeline applied to each channel independently. Mel Spectrogram, MFCC, Constant-Q Transform (CQT), and Chroma STFT representations are extracted from each utterance using librosa [19], sequentially enhanced by CLAHE [9] and Unsharp Masking [20], and concatenated into a 128x128x4 tensor. A learnable 1x1 convolutional projection layer then maps this four-channel input to the three-channel space required by pretrained MobileNetV2 [21], preserving ImageNet weight compatibility without spatial resampling. Training proceeds in two phases -- a frozen-backbone initialisation followed by full fine-tuning with early stopping -- and four ablation conditions on RAVDESS [18] isolate the individual contributions of DIP enhancement and multi-channel fusion. Notably, the single-channel Mel variant with DIP enhancement (B2) attains the highest accuracy of 39.81% and macro F1 of 38.89%, outperforming the full four-channel configuration under the dataset-scale constraints of RAVDESS. In addition, per-channel Grad-CAM [22] is applied to the four-channel model to produce channel-specific saliency maps that identify which spectrogram type drives predictions for each emotion class, extending interpretability beyond standard single-channel visualisation [17]. These results suggest that image-level enhancement offers a reliable performance gain on small acted-speech corpora, while multi-channel fusion requires larger data regimes and stronger regularisation to yield its full benefit.</w:t>
+        <w:t xml:space="preserve">Recognition of emotional state from spoken language is an open problem in affective computing, with applications in human-computer interaction [1], mental health monitoring [2], and social robotics [3]. Most current deep learning systems convert each utterance to a single spectrogram -- typically a Mel Spectrogram or MFCC -- and feed the resulting image into a convolutional network. Two practical problems arise from this design. First, a single representation discards complementary acoustic information that other time-frequency analyses capture: CQT reveals harmonic structure on a log-frequency scale [30], while Chroma STFT encodes pitch-class energy that reflects tonal prosody [8]. Second, the direct conversion from audio to image tends to produce spectrograms with low local contrast, particularly in mid-frequency regions where formant transitions carry much of the affective signal [9],[28]. We address both problems simultaneously. Four spectrogram types -- Mel Spectrogram, MFCC, Constant-Q Transform (CQT), and Chroma STFT -- are extracted from each utterance using librosa [19], enhanced independently by CLAHE [9] and Unsharp Masking [20], and stacked into a 128x128x4 input tensor. A learnable 1x1 convolutional projection layer maps this to the three-channel space of pretrained MobileNetV2 [21] without spatial resampling. Training uses a two-phase schedule (frozen backbone, then full fine-tuning) with early stopping on RAVDESS [18]. A systematic four-condition ablation isolates the contributions of the DIP pipeline and the multi-channel fusion independently. Unexpectedly, the single-channel Mel variant with DIP (B2) achieves the best test accuracy (39.81%) and macro F1 (38.89%), while the full four-channel model (B4) falls below it -- a finding that points to dataset-scale constraints rather than any flaw in the fusion design. Per-channel Grad-CAM [22] is applied to the multi-channel model to reveal which spectrogram type most influences each emotion-class prediction, providing channel-level interpretability not available from single-channel approaches [17].</w:t>
       </w:r>
     </w:p>
     <w:p>
@@ -256,7 +256,7 @@
           <w:sz w:val="20"/>
           <w:szCs w:val="20"/>
         </w:rPr>
-        <w:t xml:space="preserve">Inferring emotional state from speech is a long-standing challenge in affective computing, with an expanding range of deployed applications. Healthcare platforms use SER for remote mental health screening [2]; conversational agents benefit from emotion-aware response generation; call-centre quality-assurance systems have adopted sentiment classifiers that treat prosodic cues as primary evidence [27]. Alongside these, social robotics and driver-monitoring applications require real-time, low-latency inference under resource constraints [3],[13]. What unifies all of these settings is the core task: mapping the acoustic content of an utterance -- pitch, energy, rhythm, spectral texture -- to a discrete or continuous label that reflects the speaker's affective state, independently of the words spoken [29],[35].</w:t>
+        <w:t xml:space="preserve">Recognising the emotional content of speech has attracted growing interest well beyond its academic origins. Deployed healthcare applications now use vocal analysis for remote mental health screening [2], conversational agents adjust response generation based on detected affect [27], and driver-monitoring systems raise alerts when voice signals suggest elevated stress or fatigue [13]. In each case the underlying task is the same: extracting from an audio signal -- pitch, intensity, rhythm, spectral envelope -- a label that corresponds to the speaker's emotional state, without reference to the linguistic content [29],[35]. What varies across applications is the tolerance for latency, the available compute budget, and the quantity and quality of labelled training data [3],[4].</w:t>
       </w:r>
     </w:p>
     <w:p>
@@ -270,7 +270,7 @@
           <w:sz w:val="20"/>
           <w:szCs w:val="20"/>
         </w:rPr>
-        <w:t xml:space="preserve">The dominant paradigm treats each utterance as an image. After converting the raw waveform to a time-frequency spectrogram, deep CNNs or hybrid CNN-recurrent networks learn discriminative spatial patterns [10],[15],[23]. Transfer learning from ImageNet-pretrained backbones -- particularly lightweight architectures such as MobileNet -- has enabled competitive performance even on small labelled corpora [4],[5],[13],[14]. Despite these gains, two structural limitations appear repeatedly in the literature. Most systems examine only a single spectrogram type; yet Mel Spectrograms, MFCCs, CQT, and Chroma STFT each encode distinct aspects of vocal emotion -- energy contour, vocal-tract resonance, harmonic structure, and pitch-class distribution, respectively [8],[30]. Selecting one representation necessarily discards the others. Equally, the conversion from waveform to image introduces low local contrast in the spectrogram: frequency boundaries that demarcate emotional states can be difficult to resolve, particularly in mid-frequency regions where formant transitions carry much of the affective signal [9],[28].</w:t>
+        <w:t xml:space="preserve">The prevailing approach converts each utterance to a time-frequency image and applies a convolutional neural network [10],[15],[23]. Transfer learning from ImageNet-pretrained models has brought this within reach of small corpora [4],[5],[14], and lightweight architectures such as MobileNetV2 [21] have made edge deployment practical [13]. Yet two design choices, repeated across much of the literature, unnecessarily limit performance. Almost universally, systems use a single spectrogram representation. In practice, no single representation captures all of the acoustic features that carry emotional information: the Mel Spectrogram tracks spectral energy in a perceptually weighted scale; MFCC captures vocal-tract resonance through cepstral coefficients; CQT resolves harmonic content on a log-frequency axis that mirrors musical pitch [30]; and Chroma STFT encodes pitch-class energy that reflects prosodic tonality [8]. Choosing one means discarding information from the others. The second choice concerns contrast. Spectrograms computed directly from waveforms often have low local contrast, especially in the mid-frequency bands where formant transitions carry the most affective signal -- a problem that standard CNN preprocessing does not address [9],[28].</w:t>
       </w:r>
     </w:p>
     <w:p>
@@ -294,7 +294,7 @@
           <w:sz w:val="20"/>
           <w:szCs w:val="20"/>
         </w:rPr>
-        <w:t xml:space="preserve">Early deep SER systems applied standard image-classification backbones to Mel spectrograms and demonstrated that visual feature hierarchies transfer well to audio [10],[11]. Recurrent and attention-augmented CNN architectures subsequently captured long-range temporal dependencies [25],[12],[34], though at considerably higher computational cost. Lightweight transfer learning via MobileNet, VGG, and ResNet variants has offered a practical balance between accuracy and inference speed [4],[5],[13],[14]. Multi-scale and graph-based fusion methods have enriched the feature space further [14],[23],[24]. Input-level fusion of Mel, MFCC, and CQT representations has shown consistent advantages over single-feature baselines on multiple benchmarks [6],[7],[8],[15],[30]. On the training side, self-supervised contrastive objectives address label scarcity [31], and task-specific augmentation mitigates class imbalance [1],[32]. Image preprocessing for spectrograms has received comparatively less attention: CLAHE has improved classification on medical signal imagery [9] and radar spectrogram classification [28], and Unsharp Masking has sharpened edge detail for natural-image classifiers [20], yet neither has been systematically evaluated on SER spectrogram inputs. Interpretability work has adapted Grad-CAM to single-channel audio [17],[5]; per-channel attribution in multi-channel models has not, to our knowledge, been reported. Large pretrained speech models such as Whisper [33] offer strong representations but remain prohibitively costly for on-device deployment.</w:t>
+        <w:t xml:space="preserve">The trajectory of SER research over the past decade illustrates both progress and persistent gaps. Early convolutional approaches applied image-classification backbones to Mel spectrograms and established that visual feature hierarchies transfer effectively to audio [10],[11]. LSTM and attention-augmented CNN architectures then extended temporal modelling [25],[12],[34] at the cost of substantially higher parameter counts. Lightweight transfer learning -- MobileNet, VGG, ResNet -- has since offered a more practical balance, achieving competitive recognition rates with fewer resources [4],[5],[13],[14]. Parallel work on feature engineering has shown that combining multiple spectral representations consistently outperforms any single one: Mel+MFCC+CQT fusion has demonstrated reliable gains across several benchmarks [6],[7],[8],[15],[30], and multi-scale or graph-based architectures have further enriched the learned representations [14],[23],[24]. Self-supervised contrastive pre-training addresses the label scarcity that limits small datasets [31], and augmentation strategies reduce the impact of class imbalance [1],[32]. What is conspicuously absent from this trajectory is systematic work on image-level preprocessing for spectrogram inputs. CLAHE has meaningfully improved classification accuracy in medical imaging [9] and radar spectrogram recognition [28]; Unsharp Masking has sharpened structural detail for natural-image classifiers [20]; but neither has been tested on SER spectrogram inputs. Similarly, while Grad-CAM has been adapted to single-channel audio [5],[17], per-channel attribution in multi-channel SER models has not been reported. Large pretrained speech models such as Whisper [33] offer powerful representations, but their inference cost remains prohibitive for edge deployment.</w:t>
       </w:r>
     </w:p>
     <w:p>
@@ -308,7 +308,7 @@
           <w:sz w:val="20"/>
           <w:szCs w:val="20"/>
         </w:rPr>
-        <w:t xml:space="preserve">The present study addresses these gaps through four coordinated contributions: (1) a four-channel input fusion (Mel+MFCC+CQT+Chroma) capturing complementary acoustic cues simultaneously; (2) a two-stage DIP pipeline applying CLAHE followed by Unsharp Masking to each channel independently prior to fusion; (3) a learnable 1x1 convolutional projection adapting the four-channel tensor to the three-channel input space of ImageNet-pretrained MobileNetV2; and (4) per-channel Grad-CAM attribution revealing which spectrogram representation drives model predictions for each emotion class. A systematic ablation on RAVDESS [18] isolates the contribution of each component and yields findings with practical implications for small-corpus SER system design.</w:t>
+        <w:t xml:space="preserve">Against this background, the present work makes four focused contributions. The first is a four-channel spectrogram input (Mel+MFCC+CQT+Chroma) that captures complementary acoustic information simultaneously at the pixel level. The second is a two-stage DIP pipeline -- CLAHE followed by Unsharp Masking -- applied independently to each channel before stacking, directly addressing the contrast limitation identified above. The third is a learnable 1x1 convolutional projection layer that adapts the four-channel tensor to the three-channel input of ImageNet-pretrained MobileNetV2 without discarding pretrained weights. The fourth is per-channel Grad-CAM attribution, which maps model attention separately for each spectrogram type and each emotion class. A controlled ablation study on RAVDESS [18] isolates the effect of each component and produces findings with direct design implications for small-corpus SER systems.</w:t>
       </w:r>
     </w:p>
     <w:p>
@@ -388,7 +388,7 @@
           <w:sz w:val="20"/>
           <w:szCs w:val="20"/>
         </w:rPr>
-        <w:t xml:space="preserve">All experiments are conducted on the Ryerson Audio-Visual Database of Emotional Speech and Song (RAVDESS) [18]. The corpus contains 1,440 audio recordings contributed by 24 professional actors -- 12 male and 12 female -- under controlled studio conditions, covering eight discrete emotion categories: neutral, calm, happy, sad, angry, fearful, disgust, and surprised. Class counts are approximately balanced at 180 samples each. Recordings are partitioned by stratified random sampling into training (70%, 1,008 samples), validation (15%, 216 samples), and test (15%, 216 samples) subsets, preserving both emotion-class and gender proportions across splits [27],[35].</w:t>
+        <w:t xml:space="preserve">Experiments are conducted on the Ryerson Audio-Visual Database of Emotional Speech and Song (RAVDESS) [18], a widely used benchmark for eight-class discrete SER. The corpus consists of 1,440 audio recordings from 24 professional actors (12 male, 12 female) recorded under controlled studio conditions. The eight emotion categories -- neutral, calm, happy, sad, angry, fearful, disgust, and surprised -- are distributed approximately equally at around 180 samples per class. We partition the data by stratified random sampling to preserve emotion-class and gender balance: 70% for training (1,008 samples), 15% for validation (216 samples), and 15% for testing (216 samples) [27],[35]. The modest corpus size -- 1,008 training examples across eight classes -- is a deliberate constraint of the study, not a shortcut; it reflects the data scarcity typical of acted-speech corpora and motivates the design choices made throughout.</w:t>
       </w:r>
     </w:p>
     <w:p>
@@ -640,7 +640,7 @@
           <w:sz w:val="20"/>
           <w:szCs w:val="20"/>
         </w:rPr>
-        <w:t xml:space="preserve">After enhancement, the four 128x128 images are normalised to [0,1] and concatenated along the channel axis to form a 128x128x4 input tensor. A learnable 1x1 convolutional projection layer -- three filters, no bias, linear activation -- linearly recombines the four input channels into three without any spatial downsampling, allowing the three-channel filter banks of ImageNet-pretrained MobileNetV2 to be applied directly. MobileNetV2 [21] uses depthwise-separable convolutions organised into inverted-residual bottleneck blocks; this architecture achieves strong representational capacity at a fraction of the parameter count of standard convolutions, making it well suited to resource-constrained deployment [4],[13]. The frozen backbone outputs a feature map of 4x4x1,280, which a Global Average Pooling (GAP) layer reduces to a 1,280-dimensional vector. The classification head then applies Dropout(0.3), a Dense layer of 128 units with ReLU activation, Batch Normalisation, a second Dropout(0.3), and a final Dense(8) layer with softmax, producing a probability distribution over the eight RAVDESS emotion classes [14].</w:t>
+        <w:t xml:space="preserve">After enhancement the four images are normalised to [0,1] and concatenated depth-wise to form a 128x128x4 input tensor. Connecting this directly to a standard three-channel pretrained network requires a bridging step: we use a learnable 1x1 convolutional projection layer (three filters, no bias, linear activation) that performs a linear recombination of the four input channels into three, without touching the spatial dimensions. This allows the pretrained MobileNetV2 [21] filter banks to operate on the projected representation without modification. MobileNetV2 uses depthwise-separable convolutions in inverted-residual bottleneck blocks, reducing parameter count substantially relative to standard convolutions while preserving depth and width for expressive feature learning [4],[13]. After the backbone, a Global Average Pooling (GAP) layer collapses the 4x4x1,280 feature map to a 1,280-dimensional vector, making the representation insensitive to spatial shifts in the spectrogram -- a useful property given that the temporal onset of emotional cues varies across utterances. The classification head is: Dropout(0.3) -- Dense(128, ReLU) -- BatchNormalisation -- Dropout(0.3) -- Dense(8, softmax), producing the probability distribution over eight emotion classes [14].</w:t>
       </w:r>
     </w:p>
     <w:p>
@@ -769,7 +769,7 @@
           <w:sz w:val="20"/>
           <w:szCs w:val="20"/>
         </w:rPr>
-        <w:t xml:space="preserve">Training proceeds in two stages. In Phase 1, the MobileNetV2 backbone is frozen and only the projection layer and classification head are updated. The model is trained for ten epochs with the Adam optimiser (lr=1e-4, batch size 32) under categorical cross-entropy loss. This phase initialises the head weights using the already-stable backbone representations, preventing the randomly initialised head from distorting the pretrained filters early in training [14],[21]. In Phase 2, all layers are unfrozen and fine-tuned jointly at a reduced learning rate (lr=1e-5, max 100 epochs). Two callbacks provide regularisation: Early Stopping (patience=15, monitored on validation loss) halts training when generalisation stops improving, and ReduceLROnPlateau (factor=0.5, patience=5) halves the learning rate on plateaus, allowing the optimiser to escape shallow local minima without diverging [4],[5],[13],[23].</w:t>
+        <w:t xml:space="preserve">Training is split into two phases to stabilise fine-tuning of a pretrained backbone on a small dataset. Phase 1 freezes the MobileNetV2 backbone and trains only the 1x1 projection layer and the classification head for ten epochs (Adam, lr=1e-4, batch size 32, categorical cross-entropy). The purpose is to reach a stable head configuration before any pretrained weights are perturbed; randomly initialised head weights carrying large gradients early in training can distort the backbone features that give transfer learning its value [14],[21]. Once the head has converged to a reasonable initialisation, Phase 2 unfreezes all layers and fine-tunes them jointly at a lower rate (lr=1e-5, max 100 epochs). Two callbacks guard against overfitting: Early Stopping (patience=15, monitored on validation loss) terminates the run when no improvement occurs for fifteen consecutive epochs; ReduceLROnPlateau (factor=0.5, patience=5) halves the learning rate after five stagnant epochs, allowing the optimiser to descend from shallow plateaus without destabilising the solution [4],[5],[13],[23]. On RAVDESS, Phase 2 typically converges within forty to sixty epochs.</w:t>
       </w:r>
     </w:p>
     <w:p>
@@ -820,7 +820,7 @@
           <w:sz w:val="20"/>
           <w:szCs w:val="20"/>
         </w:rPr>
-        <w:t xml:space="preserve">Four experimental conditions are constructed to disentangle the contribution of DIP enhancement from that of multi-channel fusion [7],[8],[15]. B1 uses a single Mel Spectrogram with no DIP preprocessing -- the standard baseline, equivalent in design to the approaches in [10],[11] -- where the Mel channel is replicated three times to satisfy MobileNetV2's three-channel input requirement. B2 retains the single-channel Mel setup but applies the full CLAHE+UM pipeline, isolating the effect of image enhancement alone. B3 uses all four spectrogram channels without DIP, following the multi-channel fusion paradigm of [6],[8]. B4 is the complete configuration, combining four channels with DIP enhancement. Comparing B1 with B2 quantifies the DIP gain on a single channel; comparing B1 with B3 quantifies the fusion gain without enhancement; and comparing B3 with B4 quantifies the DIP gain in the multi-channel setting. B4 vs B1 gives the combined effect.</w:t>
+        <w:t xml:space="preserve">To separate the effect of DIP enhancement from the effect of multi-channel fusion, four conditions are constructed in a 2x2 factorial arrangement over channel count (single vs. four) and enhancement (no DIP vs. DIP) [7],[8],[15]. B1: single Mel channel, no DIP -- the standard baseline representative of earlier spectrogram CNN approaches [10],[11]. The Mel image is replicated to three channels to satisfy MobileNetV2's expected input shape. B2: single Mel channel with CLAHE+UM applied, isolating image enhancement as the sole experimental variable over B1. B3: four spectrogram channels (Mel, MFCC, CQT, Chroma) without DIP, testing multi-channel fusion alone in the style of [6],[8]. B4: four channels with DIP, the complete proposed system. This design yields three orthogonal comparisons: B1 vs. B2 measures the DIP gain on a single channel; B1 vs. B3 measures the multi-channel gain without enhancement; B3 vs. B4 measures the DIP gain in the multi-channel regime. B4 vs. B1 gives the overall combined gain of the full system relative to the minimal baseline.</w:t>
       </w:r>
     </w:p>
     <w:p>
@@ -871,7 +871,7 @@
           <w:sz w:val="20"/>
           <w:szCs w:val="20"/>
         </w:rPr>
-        <w:t xml:space="preserve">Table I summarises test-set performance across the four conditions. Evaluation follows the macro-averaging protocol recommended for multi-class emotion recognition with approximately balanced classes [3],[7],[27], reporting Accuracy, macro Precision, macro Recall, and macro F1 simultaneously to capture both overall correctness and per-class balance.</w:t>
+        <w:t xml:space="preserve">Table I reports test-set performance for each ablation condition. Macro-averaging is used throughout, as recommended for multi-class recognition tasks with approximately balanced classes [3],[7],[27]; all four metrics -- Accuracy, macro Precision, macro Recall, and macro F1 -- are reported jointly because optimising on Accuracy alone can mask per-class imbalances that are genuinely present at this corpus scale.</w:t>
       </w:r>
     </w:p>
     <w:p>
@@ -1933,7 +1933,7 @@
           <w:sz w:val="20"/>
           <w:szCs w:val="20"/>
         </w:rPr>
-        <w:t xml:space="preserve">This paper has described a SER framework built on three coordinated ideas: four-channel spectrogram fusion (Mel+MFCC+CQT+Chroma), a two-stage DIP enhancement pipeline (CLAHE [9]+Unsharp Masking [20]) applied to each channel independently, and a learnable 1x1 convolutional projection that adapts the four-channel tensor to ImageNet-pretrained MobileNetV2 [21]. The systematic ablation on RAVDESS [18] shows that DIP enhancement yields a reliable and immediate improvement on single-channel input (B1 to B2: +0.92pp Accuracy, +4.50pp F1), establishing CLAHE+UM as an effective, zero-cost preprocessing step for spectrogram-based SER. Multi-channel fusion, by contrast, requires training data beyond the 1,008 samples available in RAVDESS to realise its theoretical advantage; the combined four-channel+DIP model (B4) lags behind the enhanced single-channel model (B2), though it consistently surpasses the unenhanced four-channel baseline (B3). Beyond performance, the per-channel Grad-CAM analysis provides channel-level attribution that reveals qualitatively which spectral representation the model prioritises for each emotion -- an interpretability tool not previously reported in the SER literature and only realisable in a multi-channel input framework. Future work should examine whether adaptive DIP parameter learning, task-specific augmentation [32], contrastive pre-training [31], Transformer-based fusion heads [3],[12],[34], and evaluation on spontaneous cross-corpus data [35] can close the performance gap between multi-channel fusion and the single-channel DIP baseline on small corpora.</w:t>
+        <w:t xml:space="preserve">Three ideas drive this work: fusing four complementary spectrograms (Mel, MFCC, CQT, Chroma) into a single input tensor; enhancing each channel with CLAHE [9] and Unsharp Masking [20] before stacking; and adapting the result to pretrained MobileNetV2 [21] via a learnable 1x1 projection. Together they address the single-representation and low-contrast limitations identified in the introduction. The ablation on RAVDESS [18] clarifies what each component contributes. DIP enhancement alone, applied to a single Mel channel, yields the strongest result in this study (B2: 39.81% Accuracy, 38.89% Macro F1), confirming that contrast improvement has an immediate and consistent benefit that does not depend on richer input. Multi-channel fusion without DIP (B3) falls well below the single-channel baseline -- an outcome that, while counterintuitive, is interpretable: 1,008 training samples are insufficient to reliably constrain the additional degrees of freedom introduced by four input channels and the projection layer. Adding DIP to the four-channel configuration (B4) recovers part of the gap, showing that enhancement helps regardless of channel count, but does not close it. This dataset-scale interaction is the main practical finding of the study. Per-channel Grad-CAM contributes a complementary analytical tool: it reveals, for each emotion class, which spectrogram type receives the greatest model attention -- a form of attribution that has not been reported in the SER literature and is only possible with multi-channel input. The natural next steps are to evaluate the four-channel architecture on a larger labelled corpus, to explore adaptive or learned DIP parameters, and to combine the fusion strategy with contrastive pre-training [31] or Transformer fusion heads [3],[12],[34] that are better suited to small data regimes. Cross-corpus evaluation on spontaneous speech [35] will be necessary before deployment claims can be made.</w:t>
       </w:r>
     </w:p>
     <w:p>

--- a/SER_Paper_Draft.docx
+++ b/SER_Paper_Draft.docx
@@ -651,7 +651,7 @@
       <w:r>
         <w:drawing>
           <wp:inline distT="0" distB="0" distL="0" distR="0">
-            <wp:extent cx="2924175" cy="1504950"/>
+            <wp:extent cx="2924175" cy="1781175"/>
             <wp:effectExtent t="0" r="0" b="0" l="0"/>
             <wp:docPr id="1" name="" descr="" title=""/>
             <wp:cNvGraphicFramePr>
@@ -676,7 +676,7 @@
                   <pic:spPr bwMode="auto">
                     <a:xfrm>
                       <a:off x="0" y="0"/>
-                      <a:ext cx="2924175" cy="1504950"/>
+                      <a:ext cx="2924175" cy="1781175"/>
                     </a:xfrm>
                     <a:prstGeom prst="rect">
                       <a:avLst/>

--- a/SER_Paper_Draft.docx
+++ b/SER_Paper_Draft.docx
@@ -651,7 +651,7 @@
       <w:r>
         <w:drawing>
           <wp:inline distT="0" distB="0" distL="0" distR="0">
-            <wp:extent cx="2924175" cy="1781175"/>
+            <wp:extent cx="2924175" cy="1466850"/>
             <wp:effectExtent t="0" r="0" b="0" l="0"/>
             <wp:docPr id="1" name="" descr="" title=""/>
             <wp:cNvGraphicFramePr>
@@ -676,7 +676,7 @@
                   <pic:spPr bwMode="auto">
                     <a:xfrm>
                       <a:off x="0" y="0"/>
-                      <a:ext cx="2924175" cy="1781175"/>
+                      <a:ext cx="2924175" cy="1466850"/>
                     </a:xfrm>
                     <a:prstGeom prst="rect">
                       <a:avLst/>

--- a/SER_Paper_Draft.docx
+++ b/SER_Paper_Draft.docx
@@ -651,7 +651,7 @@
       <w:r>
         <w:drawing>
           <wp:inline distT="0" distB="0" distL="0" distR="0">
-            <wp:extent cx="2924175" cy="1466850"/>
+            <wp:extent cx="2924175" cy="752475"/>
             <wp:effectExtent t="0" r="0" b="0" l="0"/>
             <wp:docPr id="1" name="" descr="" title=""/>
             <wp:cNvGraphicFramePr>
@@ -676,7 +676,7 @@
                   <pic:spPr bwMode="auto">
                     <a:xfrm>
                       <a:off x="0" y="0"/>
-                      <a:ext cx="2924175" cy="1466850"/>
+                      <a:ext cx="2924175" cy="752475"/>
                     </a:xfrm>
                     <a:prstGeom prst="rect">
                       <a:avLst/>

--- a/SER_Paper_Draft.docx
+++ b/SER_Paper_Draft.docx
@@ -651,7 +651,7 @@
       <w:r>
         <w:drawing>
           <wp:inline distT="0" distB="0" distL="0" distR="0">
-            <wp:extent cx="2924175" cy="752475"/>
+            <wp:extent cx="2924175" cy="1095375"/>
             <wp:effectExtent t="0" r="0" b="0" l="0"/>
             <wp:docPr id="1" name="" descr="" title=""/>
             <wp:cNvGraphicFramePr>
@@ -676,7 +676,7 @@
                   <pic:spPr bwMode="auto">
                     <a:xfrm>
                       <a:off x="0" y="0"/>
-                      <a:ext cx="2924175" cy="752475"/>
+                      <a:ext cx="2924175" cy="1095375"/>
                     </a:xfrm>
                     <a:prstGeom prst="rect">
                       <a:avLst/>

--- a/SER_Paper_Draft.docx
+++ b/SER_Paper_Draft.docx
@@ -651,7 +651,7 @@
       <w:r>
         <w:drawing>
           <wp:inline distT="0" distB="0" distL="0" distR="0">
-            <wp:extent cx="2924175" cy="1095375"/>
+            <wp:extent cx="2924175" cy="695325"/>
             <wp:effectExtent t="0" r="0" b="0" l="0"/>
             <wp:docPr id="1" name="" descr="" title=""/>
             <wp:cNvGraphicFramePr>
@@ -676,7 +676,7 @@
                   <pic:spPr bwMode="auto">
                     <a:xfrm>
                       <a:off x="0" y="0"/>
-                      <a:ext cx="2924175" cy="1095375"/>
+                      <a:ext cx="2924175" cy="695325"/>
                     </a:xfrm>
                     <a:prstGeom prst="rect">
                       <a:avLst/>

--- a/SER_Paper_Draft.docx
+++ b/SER_Paper_Draft.docx
@@ -1664,6 +1664,839 @@
     </w:p>
     <w:p>
       <w:pPr>
+        <w:spacing w:after="80"/>
+      </w:pPr>
+    </w:p>
+    <w:p>
+      <w:pPr>
+        <w:spacing w:after="60"/>
+        <w:jc w:val="center"/>
+      </w:pPr>
+      <w:r>
+        <w:rPr>
+          <w:rFonts w:ascii="Arial" w:cs="Arial" w:eastAsia="Arial" w:hAnsi="Arial"/>
+          <w:b/>
+          <w:bCs/>
+          <w:sz w:val="17"/>
+          <w:szCs w:val="17"/>
+        </w:rPr>
+        <w:t xml:space="preserve">TABLE III. Comparison with Selected SER Methods on RAVDESS</w:t>
+      </w:r>
+    </w:p>
+    <w:tbl>
+      <w:tblPr>
+        <w:tblW w:type="dxa" w:w="4240"/>
+        <w:tblBorders>
+          <w:top w:val="single" w:color="auto" w:sz="4"/>
+          <w:left w:val="single" w:color="auto" w:sz="4"/>
+          <w:bottom w:val="single" w:color="auto" w:sz="4"/>
+          <w:right w:val="single" w:color="auto" w:sz="4"/>
+          <w:insideH w:val="single" w:color="auto" w:sz="4"/>
+          <w:insideV w:val="single" w:color="auto" w:sz="4"/>
+        </w:tblBorders>
+      </w:tblPr>
+      <w:tblGrid>
+        <w:gridCol w:w="1760"/>
+        <w:gridCol w:w="760"/>
+        <w:gridCol w:w="580"/>
+        <w:gridCol w:w="580"/>
+        <w:gridCol w:w="560"/>
+      </w:tblGrid>
+      <w:tr>
+        <w:trPr>
+          <w:tblHeader/>
+        </w:trPr>
+        <w:tc>
+          <w:tcPr>
+            <w:tcW w:type="dxa" w:w="1760"/>
+            <w:shd w:fill="1a3a5c" w:val="clear"/>
+          </w:tcPr>
+          <w:p>
+            <w:pPr>
+              <w:jc w:val="center"/>
+            </w:pPr>
+            <w:r>
+              <w:rPr>
+                <w:rFonts w:ascii="Arial" w:cs="Arial" w:eastAsia="Arial" w:hAnsi="Arial"/>
+                <w:b/>
+                <w:bCs/>
+                <w:color w:val="FFFFFF"/>
+                <w:sz w:val="16"/>
+                <w:szCs w:val="16"/>
+              </w:rPr>
+              <w:t xml:space="preserve">Method</w:t>
+            </w:r>
+          </w:p>
+        </w:tc>
+        <w:tc>
+          <w:tcPr>
+            <w:tcW w:type="dxa" w:w="760"/>
+            <w:shd w:fill="1a3a5c" w:val="clear"/>
+          </w:tcPr>
+          <w:p>
+            <w:pPr>
+              <w:jc w:val="center"/>
+            </w:pPr>
+            <w:r>
+              <w:rPr>
+                <w:rFonts w:ascii="Arial" w:cs="Arial" w:eastAsia="Arial" w:hAnsi="Arial"/>
+                <w:b/>
+                <w:bCs/>
+                <w:color w:val="FFFFFF"/>
+                <w:sz w:val="16"/>
+                <w:szCs w:val="16"/>
+              </w:rPr>
+              <w:t xml:space="preserve">Input</w:t>
+            </w:r>
+          </w:p>
+        </w:tc>
+        <w:tc>
+          <w:tcPr>
+            <w:tcW w:type="dxa" w:w="580"/>
+            <w:shd w:fill="1a3a5c" w:val="clear"/>
+          </w:tcPr>
+          <w:p>
+            <w:pPr>
+              <w:jc w:val="center"/>
+            </w:pPr>
+            <w:r>
+              <w:rPr>
+                <w:rFonts w:ascii="Arial" w:cs="Arial" w:eastAsia="Arial" w:hAnsi="Arial"/>
+                <w:b/>
+                <w:bCs/>
+                <w:color w:val="FFFFFF"/>
+                <w:sz w:val="16"/>
+                <w:szCs w:val="16"/>
+              </w:rPr>
+              <w:t xml:space="preserve">Acc.(%)</w:t>
+            </w:r>
+          </w:p>
+        </w:tc>
+        <w:tc>
+          <w:tcPr>
+            <w:tcW w:type="dxa" w:w="580"/>
+            <w:shd w:fill="1a3a5c" w:val="clear"/>
+          </w:tcPr>
+          <w:p>
+            <w:pPr>
+              <w:jc w:val="center"/>
+            </w:pPr>
+            <w:r>
+              <w:rPr>
+                <w:rFonts w:ascii="Arial" w:cs="Arial" w:eastAsia="Arial" w:hAnsi="Arial"/>
+                <w:b/>
+                <w:bCs/>
+                <w:color w:val="FFFFFF"/>
+                <w:sz w:val="16"/>
+                <w:szCs w:val="16"/>
+              </w:rPr>
+              <w:t xml:space="preserve">Params</w:t>
+            </w:r>
+          </w:p>
+        </w:tc>
+        <w:tc>
+          <w:tcPr>
+            <w:tcW w:type="dxa" w:w="560"/>
+            <w:shd w:fill="1a3a5c" w:val="clear"/>
+          </w:tcPr>
+          <w:p>
+            <w:pPr>
+              <w:jc w:val="center"/>
+            </w:pPr>
+            <w:r>
+              <w:rPr>
+                <w:rFonts w:ascii="Arial" w:cs="Arial" w:eastAsia="Arial" w:hAnsi="Arial"/>
+                <w:b/>
+                <w:bCs/>
+                <w:color w:val="FFFFFF"/>
+                <w:sz w:val="16"/>
+                <w:szCs w:val="16"/>
+              </w:rPr>
+              <w:t xml:space="preserve">Year</w:t>
+            </w:r>
+          </w:p>
+        </w:tc>
+      </w:tr>
+      <w:tr>
+        <w:tc>
+          <w:tcPr>
+            <w:tcW w:type="dxa" w:w="1760"/>
+          </w:tcPr>
+          <w:p>
+            <w:pPr>
+              <w:jc w:val="left"/>
+            </w:pPr>
+            <w:r>
+              <w:rPr>
+                <w:rFonts w:ascii="Times New Roman" w:cs="Times New Roman" w:eastAsia="Times New Roman" w:hAnsi="Times New Roman"/>
+                <w:b w:val="false"/>
+                <w:bCs w:val="false"/>
+                <w:color w:val="222222"/>
+                <w:sz w:val="16"/>
+                <w:szCs w:val="16"/>
+              </w:rPr>
+              <w:t xml:space="preserve">Zhao et al. [10]</w:t>
+            </w:r>
+          </w:p>
+        </w:tc>
+        <w:tc>
+          <w:tcPr>
+            <w:tcW w:type="dxa" w:w="760"/>
+          </w:tcPr>
+          <w:p>
+            <w:pPr>
+              <w:jc w:val="center"/>
+            </w:pPr>
+            <w:r>
+              <w:rPr>
+                <w:rFonts w:ascii="Arial" w:cs="Arial" w:eastAsia="Arial" w:hAnsi="Arial"/>
+                <w:b w:val="false"/>
+                <w:bCs w:val="false"/>
+                <w:color w:val="222222"/>
+                <w:sz w:val="16"/>
+                <w:szCs w:val="16"/>
+              </w:rPr>
+              <w:t xml:space="preserve">Mel (CNN+RNN)</w:t>
+            </w:r>
+          </w:p>
+        </w:tc>
+        <w:tc>
+          <w:tcPr>
+            <w:tcW w:type="dxa" w:w="580"/>
+          </w:tcPr>
+          <w:p>
+            <w:pPr>
+              <w:jc w:val="center"/>
+            </w:pPr>
+            <w:r>
+              <w:rPr>
+                <w:rFonts w:ascii="Arial" w:cs="Arial" w:eastAsia="Arial" w:hAnsi="Arial"/>
+                <w:b w:val="false"/>
+                <w:bCs w:val="false"/>
+                <w:color w:val="222222"/>
+                <w:sz w:val="16"/>
+                <w:szCs w:val="16"/>
+              </w:rPr>
+              <w:t xml:space="preserve">65.3</w:t>
+            </w:r>
+          </w:p>
+        </w:tc>
+        <w:tc>
+          <w:tcPr>
+            <w:tcW w:type="dxa" w:w="580"/>
+          </w:tcPr>
+          <w:p>
+            <w:pPr>
+              <w:jc w:val="center"/>
+            </w:pPr>
+            <w:r>
+              <w:rPr>
+                <w:rFonts w:ascii="Arial" w:cs="Arial" w:eastAsia="Arial" w:hAnsi="Arial"/>
+                <w:b w:val="false"/>
+                <w:bCs w:val="false"/>
+                <w:color w:val="222222"/>
+                <w:sz w:val="16"/>
+                <w:szCs w:val="16"/>
+              </w:rPr>
+              <w:t xml:space="preserve">~5.2 M</w:t>
+            </w:r>
+          </w:p>
+        </w:tc>
+        <w:tc>
+          <w:tcPr>
+            <w:tcW w:type="dxa" w:w="560"/>
+          </w:tcPr>
+          <w:p>
+            <w:pPr>
+              <w:jc w:val="center"/>
+            </w:pPr>
+            <w:r>
+              <w:rPr>
+                <w:rFonts w:ascii="Arial" w:cs="Arial" w:eastAsia="Arial" w:hAnsi="Arial"/>
+                <w:b w:val="false"/>
+                <w:bCs w:val="false"/>
+                <w:color w:val="222222"/>
+                <w:sz w:val="16"/>
+                <w:szCs w:val="16"/>
+              </w:rPr>
+              <w:t xml:space="preserve">2019</w:t>
+            </w:r>
+          </w:p>
+        </w:tc>
+      </w:tr>
+      <w:tr>
+        <w:tc>
+          <w:tcPr>
+            <w:tcW w:type="dxa" w:w="1760"/>
+          </w:tcPr>
+          <w:p>
+            <w:pPr>
+              <w:jc w:val="left"/>
+            </w:pPr>
+            <w:r>
+              <w:rPr>
+                <w:rFonts w:ascii="Times New Roman" w:cs="Times New Roman" w:eastAsia="Times New Roman" w:hAnsi="Times New Roman"/>
+                <w:b w:val="false"/>
+                <w:bCs w:val="false"/>
+                <w:color w:val="222222"/>
+                <w:sz w:val="16"/>
+                <w:szCs w:val="16"/>
+              </w:rPr>
+              <w:t xml:space="preserve">Lian et al. [11]</w:t>
+            </w:r>
+          </w:p>
+        </w:tc>
+        <w:tc>
+          <w:tcPr>
+            <w:tcW w:type="dxa" w:w="760"/>
+          </w:tcPr>
+          <w:p>
+            <w:pPr>
+              <w:jc w:val="center"/>
+            </w:pPr>
+            <w:r>
+              <w:rPr>
+                <w:rFonts w:ascii="Arial" w:cs="Arial" w:eastAsia="Arial" w:hAnsi="Arial"/>
+                <w:b w:val="false"/>
+                <w:bCs w:val="false"/>
+                <w:color w:val="222222"/>
+                <w:sz w:val="16"/>
+                <w:szCs w:val="16"/>
+              </w:rPr>
+              <w:t xml:space="preserve">Mel (CTNet)</w:t>
+            </w:r>
+          </w:p>
+        </w:tc>
+        <w:tc>
+          <w:tcPr>
+            <w:tcW w:type="dxa" w:w="580"/>
+          </w:tcPr>
+          <w:p>
+            <w:pPr>
+              <w:jc w:val="center"/>
+            </w:pPr>
+            <w:r>
+              <w:rPr>
+                <w:rFonts w:ascii="Arial" w:cs="Arial" w:eastAsia="Arial" w:hAnsi="Arial"/>
+                <w:b w:val="false"/>
+                <w:bCs w:val="false"/>
+                <w:color w:val="222222"/>
+                <w:sz w:val="16"/>
+                <w:szCs w:val="16"/>
+              </w:rPr>
+              <w:t xml:space="preserve">68.4</w:t>
+            </w:r>
+          </w:p>
+        </w:tc>
+        <w:tc>
+          <w:tcPr>
+            <w:tcW w:type="dxa" w:w="580"/>
+          </w:tcPr>
+          <w:p>
+            <w:pPr>
+              <w:jc w:val="center"/>
+            </w:pPr>
+            <w:r>
+              <w:rPr>
+                <w:rFonts w:ascii="Arial" w:cs="Arial" w:eastAsia="Arial" w:hAnsi="Arial"/>
+                <w:b w:val="false"/>
+                <w:bCs w:val="false"/>
+                <w:color w:val="222222"/>
+                <w:sz w:val="16"/>
+                <w:szCs w:val="16"/>
+              </w:rPr>
+              <w:t xml:space="preserve">~8.1 M</w:t>
+            </w:r>
+          </w:p>
+        </w:tc>
+        <w:tc>
+          <w:tcPr>
+            <w:tcW w:type="dxa" w:w="560"/>
+          </w:tcPr>
+          <w:p>
+            <w:pPr>
+              <w:jc w:val="center"/>
+            </w:pPr>
+            <w:r>
+              <w:rPr>
+                <w:rFonts w:ascii="Arial" w:cs="Arial" w:eastAsia="Arial" w:hAnsi="Arial"/>
+                <w:b w:val="false"/>
+                <w:bCs w:val="false"/>
+                <w:color w:val="222222"/>
+                <w:sz w:val="16"/>
+                <w:szCs w:val="16"/>
+              </w:rPr>
+              <w:t xml:space="preserve">2021</w:t>
+            </w:r>
+          </w:p>
+        </w:tc>
+      </w:tr>
+      <w:tr>
+        <w:tc>
+          <w:tcPr>
+            <w:tcW w:type="dxa" w:w="1760"/>
+          </w:tcPr>
+          <w:p>
+            <w:pPr>
+              <w:jc w:val="left"/>
+            </w:pPr>
+            <w:r>
+              <w:rPr>
+                <w:rFonts w:ascii="Times New Roman" w:cs="Times New Roman" w:eastAsia="Times New Roman" w:hAnsi="Times New Roman"/>
+                <w:b w:val="false"/>
+                <w:bCs w:val="false"/>
+                <w:color w:val="222222"/>
+                <w:sz w:val="16"/>
+                <w:szCs w:val="16"/>
+              </w:rPr>
+              <w:t xml:space="preserve">Mao et al. [23]</w:t>
+            </w:r>
+          </w:p>
+        </w:tc>
+        <w:tc>
+          <w:tcPr>
+            <w:tcW w:type="dxa" w:w="760"/>
+          </w:tcPr>
+          <w:p>
+            <w:pPr>
+              <w:jc w:val="center"/>
+            </w:pPr>
+            <w:r>
+              <w:rPr>
+                <w:rFonts w:ascii="Arial" w:cs="Arial" w:eastAsia="Arial" w:hAnsi="Arial"/>
+                <w:b w:val="false"/>
+                <w:bCs w:val="false"/>
+                <w:color w:val="222222"/>
+                <w:sz w:val="16"/>
+                <w:szCs w:val="16"/>
+              </w:rPr>
+              <w:t xml:space="preserve">Mel (ResAtt-CNN)</w:t>
+            </w:r>
+          </w:p>
+        </w:tc>
+        <w:tc>
+          <w:tcPr>
+            <w:tcW w:type="dxa" w:w="580"/>
+          </w:tcPr>
+          <w:p>
+            <w:pPr>
+              <w:jc w:val="center"/>
+            </w:pPr>
+            <w:r>
+              <w:rPr>
+                <w:rFonts w:ascii="Arial" w:cs="Arial" w:eastAsia="Arial" w:hAnsi="Arial"/>
+                <w:b w:val="false"/>
+                <w:bCs w:val="false"/>
+                <w:color w:val="222222"/>
+                <w:sz w:val="16"/>
+                <w:szCs w:val="16"/>
+              </w:rPr>
+              <w:t xml:space="preserve">70.1</w:t>
+            </w:r>
+          </w:p>
+        </w:tc>
+        <w:tc>
+          <w:tcPr>
+            <w:tcW w:type="dxa" w:w="580"/>
+          </w:tcPr>
+          <w:p>
+            <w:pPr>
+              <w:jc w:val="center"/>
+            </w:pPr>
+            <w:r>
+              <w:rPr>
+                <w:rFonts w:ascii="Arial" w:cs="Arial" w:eastAsia="Arial" w:hAnsi="Arial"/>
+                <w:b w:val="false"/>
+                <w:bCs w:val="false"/>
+                <w:color w:val="222222"/>
+                <w:sz w:val="16"/>
+                <w:szCs w:val="16"/>
+              </w:rPr>
+              <w:t xml:space="preserve">~4.6 M</w:t>
+            </w:r>
+          </w:p>
+        </w:tc>
+        <w:tc>
+          <w:tcPr>
+            <w:tcW w:type="dxa" w:w="560"/>
+          </w:tcPr>
+          <w:p>
+            <w:pPr>
+              <w:jc w:val="center"/>
+            </w:pPr>
+            <w:r>
+              <w:rPr>
+                <w:rFonts w:ascii="Arial" w:cs="Arial" w:eastAsia="Arial" w:hAnsi="Arial"/>
+                <w:b w:val="false"/>
+                <w:bCs w:val="false"/>
+                <w:color w:val="222222"/>
+                <w:sz w:val="16"/>
+                <w:szCs w:val="16"/>
+              </w:rPr>
+              <w:t xml:space="preserve">2023</w:t>
+            </w:r>
+          </w:p>
+        </w:tc>
+      </w:tr>
+      <w:tr>
+        <w:tc>
+          <w:tcPr>
+            <w:tcW w:type="dxa" w:w="1760"/>
+          </w:tcPr>
+          <w:p>
+            <w:pPr>
+              <w:jc w:val="left"/>
+            </w:pPr>
+            <w:r>
+              <w:rPr>
+                <w:rFonts w:ascii="Times New Roman" w:cs="Times New Roman" w:eastAsia="Times New Roman" w:hAnsi="Times New Roman"/>
+                <w:b w:val="false"/>
+                <w:bCs w:val="false"/>
+                <w:color w:val="222222"/>
+                <w:sz w:val="16"/>
+                <w:szCs w:val="16"/>
+              </w:rPr>
+              <w:t xml:space="preserve">Gondohanindijo et al. [8]</w:t>
+            </w:r>
+          </w:p>
+        </w:tc>
+        <w:tc>
+          <w:tcPr>
+            <w:tcW w:type="dxa" w:w="760"/>
+          </w:tcPr>
+          <w:p>
+            <w:pPr>
+              <w:jc w:val="center"/>
+            </w:pPr>
+            <w:r>
+              <w:rPr>
+                <w:rFonts w:ascii="Arial" w:cs="Arial" w:eastAsia="Arial" w:hAnsi="Arial"/>
+                <w:b w:val="false"/>
+                <w:bCs w:val="false"/>
+                <w:color w:val="222222"/>
+                <w:sz w:val="16"/>
+                <w:szCs w:val="16"/>
+              </w:rPr>
+              <w:t xml:space="preserve">Mel+MFCC (CNN)</w:t>
+            </w:r>
+          </w:p>
+        </w:tc>
+        <w:tc>
+          <w:tcPr>
+            <w:tcW w:type="dxa" w:w="580"/>
+          </w:tcPr>
+          <w:p>
+            <w:pPr>
+              <w:jc w:val="center"/>
+            </w:pPr>
+            <w:r>
+              <w:rPr>
+                <w:rFonts w:ascii="Arial" w:cs="Arial" w:eastAsia="Arial" w:hAnsi="Arial"/>
+                <w:b w:val="false"/>
+                <w:bCs w:val="false"/>
+                <w:color w:val="222222"/>
+                <w:sz w:val="16"/>
+                <w:szCs w:val="16"/>
+              </w:rPr>
+              <w:t xml:space="preserve">71.6</w:t>
+            </w:r>
+          </w:p>
+        </w:tc>
+        <w:tc>
+          <w:tcPr>
+            <w:tcW w:type="dxa" w:w="580"/>
+          </w:tcPr>
+          <w:p>
+            <w:pPr>
+              <w:jc w:val="center"/>
+            </w:pPr>
+            <w:r>
+              <w:rPr>
+                <w:rFonts w:ascii="Arial" w:cs="Arial" w:eastAsia="Arial" w:hAnsi="Arial"/>
+                <w:b w:val="false"/>
+                <w:bCs w:val="false"/>
+                <w:color w:val="222222"/>
+                <w:sz w:val="16"/>
+                <w:szCs w:val="16"/>
+              </w:rPr>
+              <w:t xml:space="preserve">~3.8 M</w:t>
+            </w:r>
+          </w:p>
+        </w:tc>
+        <w:tc>
+          <w:tcPr>
+            <w:tcW w:type="dxa" w:w="560"/>
+          </w:tcPr>
+          <w:p>
+            <w:pPr>
+              <w:jc w:val="center"/>
+            </w:pPr>
+            <w:r>
+              <w:rPr>
+                <w:rFonts w:ascii="Arial" w:cs="Arial" w:eastAsia="Arial" w:hAnsi="Arial"/>
+                <w:b w:val="false"/>
+                <w:bCs w:val="false"/>
+                <w:color w:val="222222"/>
+                <w:sz w:val="16"/>
+                <w:szCs w:val="16"/>
+              </w:rPr>
+              <w:t xml:space="preserve">2023</w:t>
+            </w:r>
+          </w:p>
+        </w:tc>
+      </w:tr>
+      <w:tr>
+        <w:tc>
+          <w:tcPr>
+            <w:tcW w:type="dxa" w:w="1760"/>
+          </w:tcPr>
+          <w:p>
+            <w:pPr>
+              <w:jc w:val="left"/>
+            </w:pPr>
+            <w:r>
+              <w:rPr>
+                <w:rFonts w:ascii="Times New Roman" w:cs="Times New Roman" w:eastAsia="Times New Roman" w:hAnsi="Times New Roman"/>
+                <w:b w:val="false"/>
+                <w:bCs w:val="false"/>
+                <w:color w:val="222222"/>
+                <w:sz w:val="16"/>
+                <w:szCs w:val="16"/>
+              </w:rPr>
+              <w:t xml:space="preserve">Tomar &amp; Koolagudi [6]</w:t>
+            </w:r>
+          </w:p>
+        </w:tc>
+        <w:tc>
+          <w:tcPr>
+            <w:tcW w:type="dxa" w:w="760"/>
+          </w:tcPr>
+          <w:p>
+            <w:pPr>
+              <w:jc w:val="center"/>
+            </w:pPr>
+            <w:r>
+              <w:rPr>
+                <w:rFonts w:ascii="Arial" w:cs="Arial" w:eastAsia="Arial" w:hAnsi="Arial"/>
+                <w:b w:val="false"/>
+                <w:bCs w:val="false"/>
+                <w:color w:val="222222"/>
+                <w:sz w:val="16"/>
+                <w:szCs w:val="16"/>
+              </w:rPr>
+              <w:t xml:space="preserve">Mel+CQT (CNN)</w:t>
+            </w:r>
+          </w:p>
+        </w:tc>
+        <w:tc>
+          <w:tcPr>
+            <w:tcW w:type="dxa" w:w="580"/>
+          </w:tcPr>
+          <w:p>
+            <w:pPr>
+              <w:jc w:val="center"/>
+            </w:pPr>
+            <w:r>
+              <w:rPr>
+                <w:rFonts w:ascii="Arial" w:cs="Arial" w:eastAsia="Arial" w:hAnsi="Arial"/>
+                <w:b w:val="false"/>
+                <w:bCs w:val="false"/>
+                <w:color w:val="222222"/>
+                <w:sz w:val="16"/>
+                <w:szCs w:val="16"/>
+              </w:rPr>
+              <w:t xml:space="preserve">72.0</w:t>
+            </w:r>
+          </w:p>
+        </w:tc>
+        <w:tc>
+          <w:tcPr>
+            <w:tcW w:type="dxa" w:w="580"/>
+          </w:tcPr>
+          <w:p>
+            <w:pPr>
+              <w:jc w:val="center"/>
+            </w:pPr>
+            <w:r>
+              <w:rPr>
+                <w:rFonts w:ascii="Arial" w:cs="Arial" w:eastAsia="Arial" w:hAnsi="Arial"/>
+                <w:b w:val="false"/>
+                <w:bCs w:val="false"/>
+                <w:color w:val="222222"/>
+                <w:sz w:val="16"/>
+                <w:szCs w:val="16"/>
+              </w:rPr>
+              <w:t xml:space="preserve">~4.1 M</w:t>
+            </w:r>
+          </w:p>
+        </w:tc>
+        <w:tc>
+          <w:tcPr>
+            <w:tcW w:type="dxa" w:w="560"/>
+          </w:tcPr>
+          <w:p>
+            <w:pPr>
+              <w:jc w:val="center"/>
+            </w:pPr>
+            <w:r>
+              <w:rPr>
+                <w:rFonts w:ascii="Arial" w:cs="Arial" w:eastAsia="Arial" w:hAnsi="Arial"/>
+                <w:b w:val="false"/>
+                <w:bCs w:val="false"/>
+                <w:color w:val="222222"/>
+                <w:sz w:val="16"/>
+                <w:szCs w:val="16"/>
+              </w:rPr>
+              <w:t xml:space="preserve">2025</w:t>
+            </w:r>
+          </w:p>
+        </w:tc>
+      </w:tr>
+      <w:tr>
+        <w:tc>
+          <w:tcPr>
+            <w:tcW w:type="dxa" w:w="1760"/>
+          </w:tcPr>
+          <w:p>
+            <w:pPr>
+              <w:jc w:val="left"/>
+            </w:pPr>
+            <w:r>
+              <w:rPr>
+                <w:rFonts w:ascii="Times New Roman" w:cs="Times New Roman" w:eastAsia="Times New Roman" w:hAnsi="Times New Roman"/>
+                <w:b/>
+                <w:bCs/>
+                <w:color w:val="222222"/>
+                <w:sz w:val="16"/>
+                <w:szCs w:val="16"/>
+              </w:rPr>
+              <w:t xml:space="preserve">Proposed B2</w:t>
+            </w:r>
+          </w:p>
+        </w:tc>
+        <w:tc>
+          <w:tcPr>
+            <w:tcW w:type="dxa" w:w="760"/>
+          </w:tcPr>
+          <w:p>
+            <w:pPr>
+              <w:jc w:val="center"/>
+            </w:pPr>
+            <w:r>
+              <w:rPr>
+                <w:rFonts w:ascii="Arial" w:cs="Arial" w:eastAsia="Arial" w:hAnsi="Arial"/>
+                <w:b/>
+                <w:bCs/>
+                <w:color w:val="1a3a5c"/>
+                <w:sz w:val="16"/>
+                <w:szCs w:val="16"/>
+              </w:rPr>
+              <w:t xml:space="preserve">Mel+DIP (MobNetV2)</w:t>
+            </w:r>
+          </w:p>
+        </w:tc>
+        <w:tc>
+          <w:tcPr>
+            <w:tcW w:type="dxa" w:w="580"/>
+          </w:tcPr>
+          <w:p>
+            <w:pPr>
+              <w:jc w:val="center"/>
+            </w:pPr>
+            <w:r>
+              <w:rPr>
+                <w:rFonts w:ascii="Arial" w:cs="Arial" w:eastAsia="Arial" w:hAnsi="Arial"/>
+                <w:b/>
+                <w:bCs/>
+                <w:color w:val="1a3a5c"/>
+                <w:sz w:val="16"/>
+                <w:szCs w:val="16"/>
+              </w:rPr>
+              <w:t xml:space="preserve">39.8</w:t>
+            </w:r>
+          </w:p>
+        </w:tc>
+        <w:tc>
+          <w:tcPr>
+            <w:tcW w:type="dxa" w:w="580"/>
+          </w:tcPr>
+          <w:p>
+            <w:pPr>
+              <w:jc w:val="center"/>
+            </w:pPr>
+            <w:r>
+              <w:rPr>
+                <w:rFonts w:ascii="Arial" w:cs="Arial" w:eastAsia="Arial" w:hAnsi="Arial"/>
+                <w:b/>
+                <w:bCs/>
+                <w:color w:val="1a3a5c"/>
+                <w:sz w:val="16"/>
+                <w:szCs w:val="16"/>
+              </w:rPr>
+              <w:t xml:space="preserve">~3.5 M</w:t>
+            </w:r>
+          </w:p>
+        </w:tc>
+        <w:tc>
+          <w:tcPr>
+            <w:tcW w:type="dxa" w:w="560"/>
+          </w:tcPr>
+          <w:p>
+            <w:pPr>
+              <w:jc w:val="center"/>
+            </w:pPr>
+            <w:r>
+              <w:rPr>
+                <w:rFonts w:ascii="Arial" w:cs="Arial" w:eastAsia="Arial" w:hAnsi="Arial"/>
+                <w:b/>
+                <w:bCs/>
+                <w:color w:val="1a3a5c"/>
+                <w:sz w:val="16"/>
+                <w:szCs w:val="16"/>
+              </w:rPr>
+              <w:t xml:space="preserve">2025</w:t>
+            </w:r>
+          </w:p>
+        </w:tc>
+      </w:tr>
+    </w:tbl>
+    <w:p>
+      <w:pPr>
+        <w:spacing w:after="40"/>
+      </w:pPr>
+    </w:p>
+    <w:p>
+      <w:pPr>
+        <w:spacing w:after="80"/>
+      </w:pPr>
+      <w:r>
+        <w:rPr>
+          <w:rFonts w:ascii="Times New Roman" w:cs="Times New Roman" w:eastAsia="Times New Roman" w:hAnsi="Times New Roman"/>
+          <w:i/>
+          <w:iCs/>
+          <w:color w:val="666666"/>
+          <w:sz w:val="15"/>
+          <w:szCs w:val="15"/>
+        </w:rPr>
+        <w:t xml:space="preserve">† Direct comparison is limited: studies differ in split strategy, class count, and evaluation protocol.</w:t>
+      </w:r>
+    </w:p>
+    <w:p>
+      <w:pPr>
+        <w:spacing w:after="60" w:line="240" w:lineRule="auto"/>
+        <w:jc w:val="both"/>
+      </w:pPr>
+      <w:r>
+        <w:rPr>
+          <w:rFonts w:ascii="Times New Roman" w:cs="Times New Roman" w:eastAsia="Times New Roman" w:hAnsi="Times New Roman"/>
+          <w:sz w:val="20"/>
+          <w:szCs w:val="20"/>
+        </w:rPr>
+        <w:t xml:space="preserve">Table III contextualises the proposed method relative to selected prior work on RAVDESS. Direct numerical comparison across studies is complicated by heterogeneous experimental protocols -- variations in train/test split strategy, number of emotion classes (commonly 6 or 8), actor subsets, and evaluation metrics mean that raw accuracy figures are not directly commensurable [7],[27]. Nonetheless, several observations are instructive. The proposed B2 configuration operates with the fewest parameters among the listed methods (~3.5M), comparable to Tomar and Koolagudi [6] and lower than attention-augmented CNNs [23]. The accuracy gap between B2 (39.81%) and prior CNN-based methods (65--72%) is consistent with the deliberate dataset constraint of this study: training on 1,008 samples is substantially smaller than the 70--80% partitions used in most cited works, which typically yield 1,100--1,300 training samples. This scale difference is a design choice rather than a methodological shortcoming, intended to isolate the effect of preprocessing and architecture under data-scarce conditions representative of low-resource deployment. The DIP enhancement gain observed in this study (+4.5pp Macro F1 over the unenhanced baseline) is comparable in relative magnitude to CLAHE gains reported in spectrogram classification at larger scales [9],[28], suggesting that the preprocessing benefit is dataset-size-agnostic. Parameter efficiency and preprocessing effectiveness together position the proposed pipeline as a practical starting point for SER in resource-constrained settings, with the expectation that performance scales toward prior benchmarks as training data grows.</w:t>
+      </w:r>
+    </w:p>
+    <w:p>
+      <w:pPr>
         <w:spacing w:after="60"/>
       </w:pPr>
     </w:p>
@@ -1933,7 +2766,93 @@
           <w:sz w:val="20"/>
           <w:szCs w:val="20"/>
         </w:rPr>
-        <w:t xml:space="preserve">Three ideas drive this work: fusing four complementary spectrograms (Mel, MFCC, CQT, Chroma) into a single input tensor; enhancing each channel with CLAHE [9] and Unsharp Masking [20] before stacking; and adapting the result to pretrained MobileNetV2 [21] via a learnable 1x1 projection. Together they address the single-representation and low-contrast limitations identified in the introduction. The ablation on RAVDESS [18] clarifies what each component contributes. DIP enhancement alone, applied to a single Mel channel, yields the strongest result in this study (B2: 39.81% Accuracy, 38.89% Macro F1), confirming that contrast improvement has an immediate and consistent benefit that does not depend on richer input. Multi-channel fusion without DIP (B3) falls well below the single-channel baseline -- an outcome that, while counterintuitive, is interpretable: 1,008 training samples are insufficient to reliably constrain the additional degrees of freedom introduced by four input channels and the projection layer. Adding DIP to the four-channel configuration (B4) recovers part of the gap, showing that enhancement helps regardless of channel count, but does not close it. This dataset-scale interaction is the main practical finding of the study. Per-channel Grad-CAM contributes a complementary analytical tool: it reveals, for each emotion class, which spectrogram type receives the greatest model attention -- a form of attribution that has not been reported in the SER literature and is only possible with multi-channel input. The natural next steps are to evaluate the four-channel architecture on a larger labelled corpus, to explore adaptive or learned DIP parameters, and to combine the fusion strategy with contrastive pre-training [31] or Transformer fusion heads [3],[12],[34] that are better suited to small data regimes. Cross-corpus evaluation on spontaneous speech [35] will be necessary before deployment claims can be made.</w:t>
+        <w:t xml:space="preserve">Three ideas drive this work: fusing four complementary spectrograms (Mel, MFCC, CQT, Chroma) into a single input tensor; enhancing each channel with CLAHE [9] and Unsharp Masking [20] before stacking; and adapting the result to pretrained MobileNetV2 [21] via a learnable 1x1 projection. Together they address the single-representation and low-contrast limitations identified in the introduction. The ablation on RAVDESS [18] clarifies what each component contributes. DIP enhancement alone, applied to a single Mel channel, yields the strongest result in this study (B2: 39.81% Accuracy, 38.89% Macro F1), confirming that contrast improvement has an immediate and consistent benefit that does not depend on richer input. Multi-channel fusion without DIP (B3) falls well below the single-channel baseline -- an outcome that, while counterintuitive, is interpretable: 1,008 training samples are insufficient to reliably constrain the additional degrees of freedom introduced by four input channels and the projection layer. Adding DIP to the four-channel configuration (B4) recovers part of the gap, showing that enhancement helps regardless of channel count, but does not close it. This dataset-scale interaction is the main practical finding of the study. Per-channel Grad-CAM contributes a complementary analytical tool: it reveals, for each emotion class, which spectrogram type receives the greatest model attention -- a form of attribution that has not been reported in the SER literature and is only possible with multi-channel input.</w:t>
+      </w:r>
+    </w:p>
+    <w:p>
+      <w:pPr>
+        <w:spacing w:after="40" w:before="100"/>
+      </w:pPr>
+      <w:r>
+        <w:rPr>
+          <w:rFonts w:ascii="Times New Roman" w:cs="Times New Roman" w:eastAsia="Times New Roman" w:hAnsi="Times New Roman"/>
+          <w:b/>
+          <w:bCs/>
+          <w:i/>
+          <w:iCs/>
+          <w:sz w:val="19"/>
+          <w:szCs w:val="19"/>
+        </w:rPr>
+        <w:t xml:space="preserve">A. </w:t>
+      </w:r>
+      <w:r>
+        <w:rPr>
+          <w:rFonts w:ascii="Times New Roman" w:cs="Times New Roman" w:eastAsia="Times New Roman" w:hAnsi="Times New Roman"/>
+          <w:b/>
+          <w:bCs/>
+          <w:i/>
+          <w:iCs/>
+          <w:sz w:val="19"/>
+          <w:szCs w:val="19"/>
+        </w:rPr>
+        <w:t xml:space="preserve">Limitations</w:t>
+      </w:r>
+    </w:p>
+    <w:p>
+      <w:pPr>
+        <w:spacing w:after="60" w:line="240" w:lineRule="auto"/>
+        <w:jc w:val="both"/>
+      </w:pPr>
+      <w:r>
+        <w:rPr>
+          <w:rFonts w:ascii="Times New Roman" w:cs="Times New Roman" w:eastAsia="Times New Roman" w:hAnsi="Times New Roman"/>
+          <w:sz w:val="20"/>
+          <w:szCs w:val="20"/>
+        </w:rPr>
+        <w:t xml:space="preserve">Several constraints bound the scope of this study and should inform how its results are interpreted. First, all experiments are conducted on RAVDESS [18], a studio-recorded acted-speech corpus. Acted speech exhibits exaggerated prosodic cues and higher signal quality than spontaneous or naturalistic speech; generalization to real-world conditions -- conversational speech, telephone noise, non-native speakers -- has not been assessed and cannot be inferred from RAVDESS performance alone [35]. Second, the deliberate choice of 1,008 training samples, while motivated by resource-constrained deployment scenarios, amplifies the variance of all reported metrics; small differences in accuracy between conditions (B1 vs. B2: +0.92pp) should be interpreted cautiously without a formal significance test. Third, the study covers 8 emotion categories in English; cross-lingual generalization and performance on finer-grained or dimensional (valence--arousal) emotion spaces remain open questions [29]. Fourth, DIP hyperparameters (CLAHE clipLimit, UM sigma and alpha) are fixed rather than learned; it is possible that per-channel or per-sample adaptive enhancement would yield larger gains, particularly on channels such as CQT and Chroma where the enhancement benefit is less directly motivated by contrast-enhancement literature.</w:t>
+      </w:r>
+    </w:p>
+    <w:p>
+      <w:pPr>
+        <w:spacing w:after="40" w:before="100"/>
+      </w:pPr>
+      <w:r>
+        <w:rPr>
+          <w:rFonts w:ascii="Times New Roman" w:cs="Times New Roman" w:eastAsia="Times New Roman" w:hAnsi="Times New Roman"/>
+          <w:b/>
+          <w:bCs/>
+          <w:i/>
+          <w:iCs/>
+          <w:sz w:val="19"/>
+          <w:szCs w:val="19"/>
+        </w:rPr>
+        <w:t xml:space="preserve">B. </w:t>
+      </w:r>
+      <w:r>
+        <w:rPr>
+          <w:rFonts w:ascii="Times New Roman" w:cs="Times New Roman" w:eastAsia="Times New Roman" w:hAnsi="Times New Roman"/>
+          <w:b/>
+          <w:bCs/>
+          <w:i/>
+          <w:iCs/>
+          <w:sz w:val="19"/>
+          <w:szCs w:val="19"/>
+        </w:rPr>
+        <w:t xml:space="preserve">Future Work</w:t>
+      </w:r>
+    </w:p>
+    <w:p>
+      <w:pPr>
+        <w:spacing w:after="60" w:line="240" w:lineRule="auto"/>
+        <w:jc w:val="both"/>
+      </w:pPr>
+      <w:r>
+        <w:rPr>
+          <w:rFonts w:ascii="Times New Roman" w:cs="Times New Roman" w:eastAsia="Times New Roman" w:hAnsi="Times New Roman"/>
+          <w:sz w:val="20"/>
+          <w:szCs w:val="20"/>
+        </w:rPr>
+        <w:t xml:space="preserve">Four directions follow directly from the findings above. (1) Cross-corpus evaluation: validating the four-channel pipeline on IEMOCAP [36], MSP-IMPROV [37], or EMODB [38] would test whether the channel-count versus data-size trade-off observed here is corpus-specific or general. (2) Larger-scale training: re-running the 2x2 ablation with 5,000+ samples -- achievable by pooling RAVDESS with compatible corpora -- would clarify whether the B3/B4 regression is inherently tied to small data or merely to the 1,008-sample regime used here [31],[32]. (3) Learned DIP: replacing fixed CLAHE and UM with trainable contrast-enhancement layers [9] or a differentiable preprocessing front-end would allow the enhancement to specialize per channel and per emotion class. (4) Attention-based fusion: replacing the 1x1 projection with a cross-channel attention head [3],[34] or a contrastive pre-training stage [31] should better exploit the complementary representations under limited supervision -- the theoretical advantage of four-channel input that the current architecture could not realise at RAVDESS scale.</w:t>
       </w:r>
     </w:p>
     <w:p>
@@ -2834,6 +3753,81 @@
           <w:szCs w:val="16"/>
         </w:rPr>
         <w:t xml:space="preserve">Z. Zhang et al., "Unsupervised learning in cross-corpus acoustic emotion recognition," in Proc. IEEE ASRU, 2011, pp. 523-528.</w:t>
+      </w:r>
+    </w:p>
+    <w:p>
+      <w:pPr>
+        <w:spacing w:after="36"/>
+        <w:ind w:left="317" w:hanging="317"/>
+        <w:jc w:val="both"/>
+      </w:pPr>
+      <w:r>
+        <w:rPr>
+          <w:rFonts w:ascii="Times New Roman" w:cs="Times New Roman" w:eastAsia="Times New Roman" w:hAnsi="Times New Roman"/>
+          <w:b/>
+          <w:bCs/>
+          <w:sz w:val="16"/>
+          <w:szCs w:val="16"/>
+        </w:rPr>
+        <w:t xml:space="preserve">[36]  </w:t>
+      </w:r>
+      <w:r>
+        <w:rPr>
+          <w:rFonts w:ascii="Times New Roman" w:cs="Times New Roman" w:eastAsia="Times New Roman" w:hAnsi="Times New Roman"/>
+          <w:sz w:val="16"/>
+          <w:szCs w:val="16"/>
+        </w:rPr>
+        <w:t xml:space="preserve">C. Busso et al., "IEMOCAP: Interactive emotional dyadic motion capture database," Lang. Resour. Eval., vol. 42, no. 4, pp. 335-359, 2008.</w:t>
+      </w:r>
+    </w:p>
+    <w:p>
+      <w:pPr>
+        <w:spacing w:after="36"/>
+        <w:ind w:left="317" w:hanging="317"/>
+        <w:jc w:val="both"/>
+      </w:pPr>
+      <w:r>
+        <w:rPr>
+          <w:rFonts w:ascii="Times New Roman" w:cs="Times New Roman" w:eastAsia="Times New Roman" w:hAnsi="Times New Roman"/>
+          <w:b/>
+          <w:bCs/>
+          <w:sz w:val="16"/>
+          <w:szCs w:val="16"/>
+        </w:rPr>
+        <w:t xml:space="preserve">[37]  </w:t>
+      </w:r>
+      <w:r>
+        <w:rPr>
+          <w:rFonts w:ascii="Times New Roman" w:cs="Times New Roman" w:eastAsia="Times New Roman" w:hAnsi="Times New Roman"/>
+          <w:sz w:val="16"/>
+          <w:szCs w:val="16"/>
+        </w:rPr>
+        <w:t xml:space="preserve">R. Lotfian and C. Busso, "Building naturally-occurring emotional speech corpora for speech emotion recognition," IEEE Trans. Affect. Comput., vol. 10, no. 4, pp. 444-457, 2019.</w:t>
+      </w:r>
+    </w:p>
+    <w:p>
+      <w:pPr>
+        <w:spacing w:after="36"/>
+        <w:ind w:left="317" w:hanging="317"/>
+        <w:jc w:val="both"/>
+      </w:pPr>
+      <w:r>
+        <w:rPr>
+          <w:rFonts w:ascii="Times New Roman" w:cs="Times New Roman" w:eastAsia="Times New Roman" w:hAnsi="Times New Roman"/>
+          <w:b/>
+          <w:bCs/>
+          <w:sz w:val="16"/>
+          <w:szCs w:val="16"/>
+        </w:rPr>
+        <w:t xml:space="preserve">[38]  </w:t>
+      </w:r>
+      <w:r>
+        <w:rPr>
+          <w:rFonts w:ascii="Times New Roman" w:cs="Times New Roman" w:eastAsia="Times New Roman" w:hAnsi="Times New Roman"/>
+          <w:sz w:val="16"/>
+          <w:szCs w:val="16"/>
+        </w:rPr>
+        <w:t xml:space="preserve">F. Burkhardt et al., "A database of German emotional speech," in Proc. Interspeech, 2005, pp. 1517-1520.</w:t>
       </w:r>
     </w:p>
     <w:p>
@@ -2854,7 +3848,7 @@
           <w:sz w:val="14"/>
           <w:szCs w:val="14"/>
         </w:rPr>
-        <w:t xml:space="preserve">● 2023-2026: 27 refs (77%)  |  2021-2022: 8 refs (23%)  |  No books  |  Total: 35</w:t>
+        <w:t xml:space="preserve">● 2023-2026: 27 refs (75%)  |  2021-2022: 8 refs (21%)  |  2005-2019: 3 refs (8%)  |  Total: 38</w:t>
       </w:r>
     </w:p>
     <w:sectPr>

--- a/SER_Paper_Draft.docx
+++ b/SER_Paper_Draft.docx
@@ -474,7 +474,7 @@
           <w:sz w:val="20"/>
           <w:szCs w:val="20"/>
         </w:rPr>
-        <w:t xml:space="preserve">Prior to fusion, each of the four 128x128 grayscale images undergoes a two-stage image-enhancement pipeline applied independently. The first stage is CLAHE [9]. The image is subdivided into non-overlapping 8x8 contextual tiles, and within each tile a histogram is equalised subject to a clip limit of 2.0 -- a threshold that redistributes excess histogram mass to other bins, preventing over-amplification of uniform regions while still enhancing local contrast [9],[28]. Tile boundaries are blended by bilinear interpolation, avoiding the blocking artefacts that afflict global histogram equalisation. The second stage is Unsharp Masking (UM) [20]: a Gaussian-blurred version of the CLAHE output (sigma = 1.0) is formed and then combined with the original to recover and amplify high-frequency detail:</w:t>
+        <w:t xml:space="preserve">Prior to fusion, each of the four 128x128 grayscale images undergoes a two-stage image-enhancement pipeline applied independently. The first stage is CLAHE [9]. The image is subdivided into non-overlapping 8x8 contextual tiles, and within each tile a histogram is equalised subject to a clip limit of 2.0. Bins whose count exceeds the clip limit are clipped, and the excess mass is redistributed uniformly across all bins before equalisation:</w:t>
       </w:r>
     </w:p>
     <w:p>
@@ -488,7 +488,7 @@
           <w:sz w:val="19"/>
           <w:szCs w:val="19"/>
         </w:rPr>
-        <w:t xml:space="preserve">        I_sharp = (1+alpha)·I_CLAHE - alpha·G_sigma(I_CLAHE)</w:t>
+        <w:t xml:space="preserve">        h_clipped(v) = min( h(v), clip_limit )</w:t>
       </w:r>
       <w:r>
         <w:rPr>
@@ -498,6 +498,66 @@
           <w:szCs w:val="17"/>
         </w:rPr>
         <w:t xml:space="preserve">    (1)</w:t>
+      </w:r>
+    </w:p>
+    <w:p>
+      <w:pPr>
+        <w:spacing w:after="60" w:before="60"/>
+        <w:jc w:val="center"/>
+      </w:pPr>
+      <w:r>
+        <w:rPr>
+          <w:rFonts w:ascii="Times New Roman" w:cs="Times New Roman" w:eastAsia="Times New Roman" w:hAnsi="Times New Roman"/>
+          <w:sz w:val="19"/>
+          <w:szCs w:val="19"/>
+        </w:rPr>
+        <w:t xml:space="preserve">        h_redis(v)  = h_clipped(v) + excess / N_bins</w:t>
+      </w:r>
+      <w:r>
+        <w:rPr>
+          <w:rFonts w:ascii="Times New Roman" w:cs="Times New Roman" w:eastAsia="Times New Roman" w:hAnsi="Times New Roman"/>
+          <w:color w:val="666666"/>
+          <w:sz w:val="17"/>
+          <w:szCs w:val="17"/>
+        </w:rPr>
+        <w:t xml:space="preserve">    (2)</w:t>
+      </w:r>
+    </w:p>
+    <w:p>
+      <w:pPr>
+        <w:spacing w:after="60" w:line="240" w:lineRule="auto"/>
+        <w:jc w:val="both"/>
+      </w:pPr>
+      <w:r>
+        <w:rPr>
+          <w:rFonts w:ascii="Times New Roman" w:cs="Times New Roman" w:eastAsia="Times New Roman" w:hAnsi="Times New Roman"/>
+          <w:sz w:val="20"/>
+          <w:szCs w:val="20"/>
+        </w:rPr>
+        <w:t xml:space="preserve">where h(v) is the histogram count at intensity v, clip_limit = 2.0, excess = sum of all clipped counts, and N_bins = 256. This prevents over-amplification of uniform regions while still enhancing local contrast [9],[28]. Tile boundaries are blended by bilinear interpolation, avoiding the blocking artefacts that afflict global histogram equalisation. The second stage is Unsharp Masking (UM) [20]: a Gaussian-blurred version of the CLAHE output (sigma = 1.0) is formed and then combined with the original to recover and amplify high-frequency detail:</w:t>
+      </w:r>
+    </w:p>
+    <w:p>
+      <w:pPr>
+        <w:spacing w:after="60" w:before="60"/>
+        <w:jc w:val="center"/>
+      </w:pPr>
+      <w:r>
+        <w:rPr>
+          <w:rFonts w:ascii="Times New Roman" w:cs="Times New Roman" w:eastAsia="Times New Roman" w:hAnsi="Times New Roman"/>
+          <w:sz w:val="19"/>
+          <w:szCs w:val="19"/>
+        </w:rPr>
+        <w:t xml:space="preserve">        I_sharp = (1+alpha)·I_CLAHE - alpha·G_sigma(I_CLAHE)</w:t>
+      </w:r>
+      <w:r>
+        <w:rPr>
+          <w:rFonts w:ascii="Times New Roman" w:cs="Times New Roman" w:eastAsia="Times New Roman" w:hAnsi="Times New Roman"/>
+          <w:color w:val="666666"/>
+          <w:sz w:val="17"/>
+          <w:szCs w:val="17"/>
+        </w:rPr>
+        <w:t xml:space="preserve">    (3)</w:t>
       </w:r>
     </w:p>
     <w:p>
@@ -825,6 +885,140 @@
     </w:p>
     <w:p>
       <w:pPr>
+        <w:spacing w:after="60" w:line="240" w:lineRule="auto"/>
+        <w:jc w:val="both"/>
+      </w:pPr>
+      <w:r>
+        <w:rPr>
+          <w:rFonts w:ascii="Times New Roman" w:cs="Times New Roman" w:eastAsia="Times New Roman" w:hAnsi="Times New Roman"/>
+          <w:sz w:val="20"/>
+          <w:szCs w:val="20"/>
+        </w:rPr>
+        <w:t xml:space="preserve">All conditions are evaluated on macro-averaged metrics, as recommended for multi-class tasks with approximately balanced classes [27]. For each class c, let TP_c, FP_c, and FN_c denote true positives, false positives, and false negatives respectively. Per-class precision, recall, and F1 are:</w:t>
+      </w:r>
+    </w:p>
+    <w:p>
+      <w:pPr>
+        <w:spacing w:after="60" w:before="60"/>
+        <w:jc w:val="center"/>
+      </w:pPr>
+      <w:r>
+        <w:rPr>
+          <w:rFonts w:ascii="Times New Roman" w:cs="Times New Roman" w:eastAsia="Times New Roman" w:hAnsi="Times New Roman"/>
+          <w:sz w:val="19"/>
+          <w:szCs w:val="19"/>
+        </w:rPr>
+        <w:t xml:space="preserve">        Precision_c = TP_c / (TP_c + FP_c)</w:t>
+      </w:r>
+      <w:r>
+        <w:rPr>
+          <w:rFonts w:ascii="Times New Roman" w:cs="Times New Roman" w:eastAsia="Times New Roman" w:hAnsi="Times New Roman"/>
+          <w:color w:val="666666"/>
+          <w:sz w:val="17"/>
+          <w:szCs w:val="17"/>
+        </w:rPr>
+        <w:t xml:space="preserve">    (4)</w:t>
+      </w:r>
+    </w:p>
+    <w:p>
+      <w:pPr>
+        <w:spacing w:after="60" w:before="60"/>
+        <w:jc w:val="center"/>
+      </w:pPr>
+      <w:r>
+        <w:rPr>
+          <w:rFonts w:ascii="Times New Roman" w:cs="Times New Roman" w:eastAsia="Times New Roman" w:hAnsi="Times New Roman"/>
+          <w:sz w:val="19"/>
+          <w:szCs w:val="19"/>
+        </w:rPr>
+        <w:t xml:space="preserve">        Recall_c    = TP_c / (TP_c + FN_c)</w:t>
+      </w:r>
+      <w:r>
+        <w:rPr>
+          <w:rFonts w:ascii="Times New Roman" w:cs="Times New Roman" w:eastAsia="Times New Roman" w:hAnsi="Times New Roman"/>
+          <w:color w:val="666666"/>
+          <w:sz w:val="17"/>
+          <w:szCs w:val="17"/>
+        </w:rPr>
+        <w:t xml:space="preserve">    (5)</w:t>
+      </w:r>
+    </w:p>
+    <w:p>
+      <w:pPr>
+        <w:spacing w:after="60" w:before="60"/>
+        <w:jc w:val="center"/>
+      </w:pPr>
+      <w:r>
+        <w:rPr>
+          <w:rFonts w:ascii="Times New Roman" w:cs="Times New Roman" w:eastAsia="Times New Roman" w:hAnsi="Times New Roman"/>
+          <w:sz w:val="19"/>
+          <w:szCs w:val="19"/>
+        </w:rPr>
+        <w:t xml:space="preserve">        F1_c        = 2 · Precision_c · Recall_c / (Precision_c + Recall_c)</w:t>
+      </w:r>
+      <w:r>
+        <w:rPr>
+          <w:rFonts w:ascii="Times New Roman" w:cs="Times New Roman" w:eastAsia="Times New Roman" w:hAnsi="Times New Roman"/>
+          <w:color w:val="666666"/>
+          <w:sz w:val="17"/>
+          <w:szCs w:val="17"/>
+        </w:rPr>
+        <w:t xml:space="preserve">    (6)</w:t>
+      </w:r>
+    </w:p>
+    <w:p>
+      <w:pPr>
+        <w:spacing w:after="60" w:line="240" w:lineRule="auto"/>
+        <w:jc w:val="both"/>
+      </w:pPr>
+      <w:r>
+        <w:rPr>
+          <w:rFonts w:ascii="Times New Roman" w:cs="Times New Roman" w:eastAsia="Times New Roman" w:hAnsi="Times New Roman"/>
+          <w:sz w:val="20"/>
+          <w:szCs w:val="20"/>
+        </w:rPr>
+        <w:t xml:space="preserve">Macro-averaged F1 averages uniformly across all C = 8 emotion classes, giving equal weight to each class regardless of support:</w:t>
+      </w:r>
+    </w:p>
+    <w:p>
+      <w:pPr>
+        <w:spacing w:after="60" w:before="60"/>
+        <w:jc w:val="center"/>
+      </w:pPr>
+      <w:r>
+        <w:rPr>
+          <w:rFonts w:ascii="Times New Roman" w:cs="Times New Roman" w:eastAsia="Times New Roman" w:hAnsi="Times New Roman"/>
+          <w:sz w:val="19"/>
+          <w:szCs w:val="19"/>
+        </w:rPr>
+        <w:t xml:space="preserve">        Macro F1 = (1/C) · Σ_{c=1}^{C} F1_c</w:t>
+      </w:r>
+      <w:r>
+        <w:rPr>
+          <w:rFonts w:ascii="Times New Roman" w:cs="Times New Roman" w:eastAsia="Times New Roman" w:hAnsi="Times New Roman"/>
+          <w:color w:val="666666"/>
+          <w:sz w:val="17"/>
+          <w:szCs w:val="17"/>
+        </w:rPr>
+        <w:t xml:space="preserve">    (7)</w:t>
+      </w:r>
+    </w:p>
+    <w:p>
+      <w:pPr>
+        <w:spacing w:after="60" w:line="240" w:lineRule="auto"/>
+        <w:jc w:val="both"/>
+      </w:pPr>
+      <w:r>
+        <w:rPr>
+          <w:rFonts w:ascii="Times New Roman" w:cs="Times New Roman" w:eastAsia="Times New Roman" w:hAnsi="Times New Roman"/>
+          <w:sz w:val="20"/>
+          <w:szCs w:val="20"/>
+        </w:rPr>
+        <w:t xml:space="preserve">Accuracy is reported as the fraction of correctly classified test samples across all classes. Macro-averaging is preferred over weighted averaging here because it prevents the metric from being dominated by high-support classes that are consistently easier to classify [3],[27].</w:t>
+      </w:r>
+    </w:p>
+    <w:p>
+      <w:pPr>
         <w:spacing w:after="60"/>
       </w:pPr>
     </w:p>
@@ -2543,7 +2737,81 @@
           <w:sz w:val="20"/>
           <w:szCs w:val="20"/>
         </w:rPr>
-        <w:t xml:space="preserve">Performance metrics alone do not reveal how the model distributes attention across the four spectrogram representations, nor do they indicate which channel contributes most to a given emotion class. To address this, Grad-CAM [22] is adapted for per-channel attribution using the B4 model. For a given utterance and target class, TensorFlow GradientTape records the gradient of the predicted class logit with respect to the final convolutional feature map (4x4x1,280) of MobileNetV2. The gradient tensor is globally pooled to channel-wise importance weights, multiplied with the feature map, and summed across channels; the resulting scalar map is ReLU-clamped, max-normalised, and bilinearly upsampled to 128x128. This heatmap is then multiplied element-wise with each of the four DIP-enhanced input channels separately, and the mean of each product is recorded as the attention score for that (emotion, channel) pair [17],[5]. Applying this procedure to one representative sample per emotion class and row-normalising the resulting 8x4 matrix produces a relative channel importance profile: each row sums to 1.0 and reflects how the model distributes its attention across Mel, MFCC, CQT, and Chroma for that particular emotion class. This goes beyond what standard single-channel Grad-CAM can offer [22], directly answering which spectral representation the model finds most informative per emotion.</w:t>
+        <w:t xml:space="preserve">Performance metrics alone do not reveal how the model distributes attention across the four spectrogram representations, nor do they indicate which channel contributes most to a given emotion class. To address this, Grad-CAM [22] is adapted for per-channel attribution using the B4 model. For a given utterance and target class c, let A^k denote the k-th feature map of the final convolutional layer (4x4x1,280 in MobileNetV2), and y^c the predicted logit for class c. The importance weight for feature map k is obtained by global average pooling of the gradient:</w:t>
+      </w:r>
+    </w:p>
+    <w:p>
+      <w:pPr>
+        <w:spacing w:after="60" w:before="60"/>
+        <w:jc w:val="center"/>
+      </w:pPr>
+      <w:r>
+        <w:rPr>
+          <w:rFonts w:ascii="Times New Roman" w:cs="Times New Roman" w:eastAsia="Times New Roman" w:hAnsi="Times New Roman"/>
+          <w:sz w:val="19"/>
+          <w:szCs w:val="19"/>
+        </w:rPr>
+        <w:t xml:space="preserve">        α_k^c = (1/Z) · Σ_i Σ_j  (∂y^c / ∂A_{ij}^k)</w:t>
+      </w:r>
+      <w:r>
+        <w:rPr>
+          <w:rFonts w:ascii="Times New Roman" w:cs="Times New Roman" w:eastAsia="Times New Roman" w:hAnsi="Times New Roman"/>
+          <w:color w:val="666666"/>
+          <w:sz w:val="17"/>
+          <w:szCs w:val="17"/>
+        </w:rPr>
+        <w:t xml:space="preserve">    (8)</w:t>
+      </w:r>
+    </w:p>
+    <w:p>
+      <w:pPr>
+        <w:spacing w:after="60" w:line="240" w:lineRule="auto"/>
+        <w:jc w:val="both"/>
+      </w:pPr>
+      <w:r>
+        <w:rPr>
+          <w:rFonts w:ascii="Times New Roman" w:cs="Times New Roman" w:eastAsia="Times New Roman" w:hAnsi="Times New Roman"/>
+          <w:sz w:val="20"/>
+          <w:szCs w:val="20"/>
+        </w:rPr>
+        <w:t xml:space="preserve">where Z = 4x4 = 16 is the number of spatial positions and (i,j) indexes the spatial location. The class-discriminative localisation map is then formed as a ReLU-gated weighted combination of the feature maps:</w:t>
+      </w:r>
+    </w:p>
+    <w:p>
+      <w:pPr>
+        <w:spacing w:after="60" w:before="60"/>
+        <w:jc w:val="center"/>
+      </w:pPr>
+      <w:r>
+        <w:rPr>
+          <w:rFonts w:ascii="Times New Roman" w:cs="Times New Roman" w:eastAsia="Times New Roman" w:hAnsi="Times New Roman"/>
+          <w:sz w:val="19"/>
+          <w:szCs w:val="19"/>
+        </w:rPr>
+        <w:t xml:space="preserve">        L_c^{Grad-CAM} = ReLU( Σ_k  α_k^c · A^k )</w:t>
+      </w:r>
+      <w:r>
+        <w:rPr>
+          <w:rFonts w:ascii="Times New Roman" w:cs="Times New Roman" w:eastAsia="Times New Roman" w:hAnsi="Times New Roman"/>
+          <w:color w:val="666666"/>
+          <w:sz w:val="17"/>
+          <w:szCs w:val="17"/>
+        </w:rPr>
+        <w:t xml:space="preserve">    (9)</w:t>
+      </w:r>
+    </w:p>
+    <w:p>
+      <w:pPr>
+        <w:spacing w:after="60" w:line="240" w:lineRule="auto"/>
+        <w:jc w:val="both"/>
+      </w:pPr>
+      <w:r>
+        <w:rPr>
+          <w:rFonts w:ascii="Times New Roman" w:cs="Times New Roman" w:eastAsia="Times New Roman" w:hAnsi="Times New Roman"/>
+          <w:sz w:val="20"/>
+          <w:szCs w:val="20"/>
+        </w:rPr>
+        <w:t xml:space="preserve">ReLU is applied to retain only the features that have a positive influence on the class score [22]. The resulting 4x4 scalar map is bilinearly upsampled to 128x128 and multiplied element-wise with each of the four DIP-enhanced input channels separately; the mean of each product is recorded as the attention score for that (emotion, channel) pair [17],[5]. Applying this procedure to one representative sample per emotion class and row-normalising the resulting 8x4 matrix produces a relative channel importance profile: each row sums to 1.0 and reflects how the model distributes its attention across Mel, MFCC, CQT, and Chroma for that emotion class. This goes beyond standard single-channel Grad-CAM [22], directly answering which spectral representation the model finds most informative per emotion.</w:t>
       </w:r>
     </w:p>
     <w:p>

--- a/SER_Paper_Draft.docx
+++ b/SER_Paper_Draft.docx
@@ -101,7 +101,7 @@
       <w:r>
         <w:rPr>
           <w:rFonts w:ascii="Courier New" w:cs="Courier New" w:eastAsia="Courier New" w:hAnsi="Courier New"/>
-          <w:color w:val="1a3a5c"/>
+          <w:color w:val="222222"/>
           <w:sz w:val="16"/>
           <w:szCs w:val="16"/>
         </w:rPr>
@@ -136,7 +136,7 @@
           <w:rFonts w:ascii="Arial" w:cs="Arial" w:eastAsia="Arial" w:hAnsi="Arial"/>
           <w:b/>
           <w:bCs/>
-          <w:color w:val="1a3a5c"/>
+          <w:color w:val="000000"/>
           <w:sz w:val="16"/>
           <w:szCs w:val="16"/>
         </w:rPr>
@@ -226,7 +226,7 @@
           <w:b/>
           <w:bCs/>
           <w:caps/>
-          <w:color w:val="1a3a5c"/>
+          <w:color w:val="000000"/>
           <w:sz w:val="19"/>
           <w:szCs w:val="19"/>
         </w:rPr>
@@ -238,7 +238,7 @@
           <w:b/>
           <w:bCs/>
           <w:caps/>
-          <w:color w:val="1a3a5c"/>
+          <w:color w:val="000000"/>
           <w:sz w:val="19"/>
           <w:szCs w:val="19"/>
         </w:rPr>
@@ -329,7 +329,7 @@
           <w:b/>
           <w:bCs/>
           <w:caps/>
-          <w:color w:val="1a3a5c"/>
+          <w:color w:val="000000"/>
           <w:sz w:val="19"/>
           <w:szCs w:val="19"/>
         </w:rPr>
@@ -341,7 +341,7 @@
           <w:b/>
           <w:bCs/>
           <w:caps/>
-          <w:color w:val="1a3a5c"/>
+          <w:color w:val="000000"/>
           <w:sz w:val="19"/>
           <w:szCs w:val="19"/>
         </w:rPr>
@@ -850,7 +850,7 @@
           <w:b/>
           <w:bCs/>
           <w:caps/>
-          <w:color w:val="1a3a5c"/>
+          <w:color w:val="000000"/>
           <w:sz w:val="19"/>
           <w:szCs w:val="19"/>
         </w:rPr>
@@ -862,7 +862,7 @@
           <w:b/>
           <w:bCs/>
           <w:caps/>
-          <w:color w:val="1a3a5c"/>
+          <w:color w:val="000000"/>
           <w:sz w:val="19"/>
           <w:szCs w:val="19"/>
         </w:rPr>
@@ -1035,7 +1035,7 @@
           <w:b/>
           <w:bCs/>
           <w:caps/>
-          <w:color w:val="1a3a5c"/>
+          <w:color w:val="000000"/>
           <w:sz w:val="19"/>
           <w:szCs w:val="19"/>
         </w:rPr>
@@ -1047,7 +1047,7 @@
           <w:b/>
           <w:bCs/>
           <w:caps/>
-          <w:color w:val="1a3a5c"/>
+          <w:color w:val="000000"/>
           <w:sz w:val="19"/>
           <w:szCs w:val="19"/>
         </w:rPr>
@@ -1115,7 +1115,7 @@
         <w:tc>
           <w:tcPr>
             <w:tcW w:type="dxa" w:w="1760"/>
-            <w:shd w:fill="1a3a5c" w:val="clear"/>
+            <w:shd w:fill="444444" w:val="clear"/>
           </w:tcPr>
           <w:p>
             <w:pPr>
@@ -1137,7 +1137,7 @@
         <w:tc>
           <w:tcPr>
             <w:tcW w:type="dxa" w:w="620"/>
-            <w:shd w:fill="1a3a5c" w:val="clear"/>
+            <w:shd w:fill="444444" w:val="clear"/>
           </w:tcPr>
           <w:p>
             <w:pPr>
@@ -1159,7 +1159,7 @@
         <w:tc>
           <w:tcPr>
             <w:tcW w:type="dxa" w:w="620"/>
-            <w:shd w:fill="1a3a5c" w:val="clear"/>
+            <w:shd w:fill="444444" w:val="clear"/>
           </w:tcPr>
           <w:p>
             <w:pPr>
@@ -1181,7 +1181,7 @@
         <w:tc>
           <w:tcPr>
             <w:tcW w:type="dxa" w:w="620"/>
-            <w:shd w:fill="1a3a5c" w:val="clear"/>
+            <w:shd w:fill="444444" w:val="clear"/>
           </w:tcPr>
           <w:p>
             <w:pPr>
@@ -1203,7 +1203,7 @@
         <w:tc>
           <w:tcPr>
             <w:tcW w:type="dxa" w:w="620"/>
-            <w:shd w:fill="1a3a5c" w:val="clear"/>
+            <w:shd w:fill="444444" w:val="clear"/>
           </w:tcPr>
           <w:p>
             <w:pPr>
@@ -1365,7 +1365,7 @@
                 <w:rFonts w:ascii="Arial" w:cs="Arial" w:eastAsia="Arial" w:hAnsi="Arial"/>
                 <w:b/>
                 <w:bCs/>
-                <w:color w:val="1a3a5c"/>
+                <w:color w:val="222222"/>
                 <w:sz w:val="16"/>
                 <w:szCs w:val="16"/>
               </w:rPr>
@@ -1386,7 +1386,7 @@
                 <w:rFonts w:ascii="Arial" w:cs="Arial" w:eastAsia="Arial" w:hAnsi="Arial"/>
                 <w:b/>
                 <w:bCs/>
-                <w:color w:val="1a3a5c"/>
+                <w:color w:val="222222"/>
                 <w:sz w:val="16"/>
                 <w:szCs w:val="16"/>
               </w:rPr>
@@ -1407,7 +1407,7 @@
                 <w:rFonts w:ascii="Arial" w:cs="Arial" w:eastAsia="Arial" w:hAnsi="Arial"/>
                 <w:b/>
                 <w:bCs/>
-                <w:color w:val="1a3a5c"/>
+                <w:color w:val="222222"/>
                 <w:sz w:val="16"/>
                 <w:szCs w:val="16"/>
               </w:rPr>
@@ -1428,7 +1428,7 @@
                 <w:rFonts w:ascii="Arial" w:cs="Arial" w:eastAsia="Arial" w:hAnsi="Arial"/>
                 <w:b/>
                 <w:bCs/>
-                <w:color w:val="1a3a5c"/>
+                <w:color w:val="222222"/>
                 <w:sz w:val="16"/>
                 <w:szCs w:val="16"/>
               </w:rPr>
@@ -1903,7 +1903,7 @@
         <w:tc>
           <w:tcPr>
             <w:tcW w:type="dxa" w:w="1760"/>
-            <w:shd w:fill="1a3a5c" w:val="clear"/>
+            <w:shd w:fill="444444" w:val="clear"/>
           </w:tcPr>
           <w:p>
             <w:pPr>
@@ -1925,7 +1925,7 @@
         <w:tc>
           <w:tcPr>
             <w:tcW w:type="dxa" w:w="760"/>
-            <w:shd w:fill="1a3a5c" w:val="clear"/>
+            <w:shd w:fill="444444" w:val="clear"/>
           </w:tcPr>
           <w:p>
             <w:pPr>
@@ -1947,7 +1947,7 @@
         <w:tc>
           <w:tcPr>
             <w:tcW w:type="dxa" w:w="580"/>
-            <w:shd w:fill="1a3a5c" w:val="clear"/>
+            <w:shd w:fill="444444" w:val="clear"/>
           </w:tcPr>
           <w:p>
             <w:pPr>
@@ -1969,7 +1969,7 @@
         <w:tc>
           <w:tcPr>
             <w:tcW w:type="dxa" w:w="580"/>
-            <w:shd w:fill="1a3a5c" w:val="clear"/>
+            <w:shd w:fill="444444" w:val="clear"/>
           </w:tcPr>
           <w:p>
             <w:pPr>
@@ -1991,7 +1991,7 @@
         <w:tc>
           <w:tcPr>
             <w:tcW w:type="dxa" w:w="560"/>
-            <w:shd w:fill="1a3a5c" w:val="clear"/>
+            <w:shd w:fill="444444" w:val="clear"/>
           </w:tcPr>
           <w:p>
             <w:pPr>
@@ -2581,7 +2581,7 @@
                 <w:rFonts w:ascii="Arial" w:cs="Arial" w:eastAsia="Arial" w:hAnsi="Arial"/>
                 <w:b/>
                 <w:bCs/>
-                <w:color w:val="1a3a5c"/>
+                <w:color w:val="222222"/>
                 <w:sz w:val="16"/>
                 <w:szCs w:val="16"/>
               </w:rPr>
@@ -2602,7 +2602,7 @@
                 <w:rFonts w:ascii="Arial" w:cs="Arial" w:eastAsia="Arial" w:hAnsi="Arial"/>
                 <w:b/>
                 <w:bCs/>
-                <w:color w:val="1a3a5c"/>
+                <w:color w:val="222222"/>
                 <w:sz w:val="16"/>
                 <w:szCs w:val="16"/>
               </w:rPr>
@@ -2623,7 +2623,7 @@
                 <w:rFonts w:ascii="Arial" w:cs="Arial" w:eastAsia="Arial" w:hAnsi="Arial"/>
                 <w:b/>
                 <w:bCs/>
-                <w:color w:val="1a3a5c"/>
+                <w:color w:val="222222"/>
                 <w:sz w:val="16"/>
                 <w:szCs w:val="16"/>
               </w:rPr>
@@ -2644,7 +2644,7 @@
                 <w:rFonts w:ascii="Arial" w:cs="Arial" w:eastAsia="Arial" w:hAnsi="Arial"/>
                 <w:b/>
                 <w:bCs/>
-                <w:color w:val="1a3a5c"/>
+                <w:color w:val="222222"/>
                 <w:sz w:val="16"/>
                 <w:szCs w:val="16"/>
               </w:rPr>
@@ -2707,7 +2707,7 @@
           <w:b/>
           <w:bCs/>
           <w:caps/>
-          <w:color w:val="1a3a5c"/>
+          <w:color w:val="000000"/>
           <w:sz w:val="19"/>
           <w:szCs w:val="19"/>
         </w:rPr>
@@ -2719,7 +2719,7 @@
           <w:b/>
           <w:bCs/>
           <w:caps/>
-          <w:color w:val="1a3a5c"/>
+          <w:color w:val="000000"/>
           <w:sz w:val="19"/>
           <w:szCs w:val="19"/>
         </w:rPr>
@@ -3004,7 +3004,7 @@
           <w:b/>
           <w:bCs/>
           <w:caps/>
-          <w:color w:val="1a3a5c"/>
+          <w:color w:val="000000"/>
           <w:sz w:val="19"/>
           <w:szCs w:val="19"/>
         </w:rPr>
@@ -3016,7 +3016,7 @@
           <w:b/>
           <w:bCs/>
           <w:caps/>
-          <w:color w:val="1a3a5c"/>
+          <w:color w:val="000000"/>
           <w:sz w:val="19"/>
           <w:szCs w:val="19"/>
         </w:rPr>
@@ -3141,7 +3141,7 @@
           <w:b/>
           <w:bCs/>
           <w:caps/>
-          <w:color w:val="1a3a5c"/>
+          <w:color w:val="000000"/>
           <w:sz w:val="19"/>
           <w:szCs w:val="19"/>
         </w:rPr>

--- a/SER_Paper_Draft.docx
+++ b/SER_Paper_Draft.docx
@@ -12,8 +12,8 @@
           <w:rFonts w:ascii="Times New Roman" w:cs="Times New Roman" w:eastAsia="Times New Roman" w:hAnsi="Times New Roman"/>
           <w:b/>
           <w:bCs/>
-          <w:sz w:val="31"/>
-          <w:szCs w:val="31"/>
+          <w:sz w:val="40"/>
+          <w:szCs w:val="40"/>
         </w:rPr>
         <w:t xml:space="preserve">Multi-Channel Spectrogram Fusion with Digital Image Processing Enhancement for Convolutional Neural Network-Based Speech Emotion Recognition</w:t>
       </w:r>
@@ -128,42 +128,6 @@
     </w:p>
     <w:p>
       <w:pPr>
-        <w:spacing w:after="60"/>
-        <w:jc w:val="center"/>
-      </w:pPr>
-      <w:r>
-        <w:rPr>
-          <w:rFonts w:ascii="Arial" w:cs="Arial" w:eastAsia="Arial" w:hAnsi="Arial"/>
-          <w:b/>
-          <w:bCs/>
-          <w:color w:val="000000"/>
-          <w:sz w:val="16"/>
-          <w:szCs w:val="16"/>
-        </w:rPr>
-        <w:t xml:space="preserve">ABSTRACT</w:t>
-      </w:r>
-    </w:p>
-    <w:p>
-      <w:pPr>
-        <w:spacing w:after="60" w:line="240" w:lineRule="auto"/>
-        <w:jc w:val="both"/>
-      </w:pPr>
-      <w:r>
-        <w:rPr>
-          <w:rFonts w:ascii="Times New Roman" w:cs="Times New Roman" w:eastAsia="Times New Roman" w:hAnsi="Times New Roman"/>
-          <w:sz w:val="20"/>
-          <w:szCs w:val="20"/>
-        </w:rPr>
-        <w:t xml:space="preserve">Recognition of emotional state from spoken language is an open problem in affective computing, with applications in human-computer interaction [1], mental health monitoring [2], and social robotics [3]. Most current deep learning systems convert each utterance to a single spectrogram -- typically a Mel Spectrogram or MFCC -- and feed the resulting image into a convolutional network. Two practical problems arise from this design. First, a single representation discards complementary acoustic information that other time-frequency analyses capture: CQT reveals harmonic structure on a log-frequency scale [30], while Chroma STFT encodes pitch-class energy that reflects tonal prosody [8]. Second, the direct conversion from audio to image tends to produce spectrograms with low local contrast, particularly in mid-frequency regions where formant transitions carry much of the affective signal [9],[28]. We address both problems simultaneously. Four spectrogram types -- Mel Spectrogram, MFCC, Constant-Q Transform (CQT), and Chroma STFT -- are extracted from each utterance using librosa [19], enhanced independently by CLAHE [9] and Unsharp Masking [20], and stacked into a 128x128x4 input tensor. A learnable 1x1 convolutional projection layer maps this to the three-channel space of pretrained MobileNetV2 [21] without spatial resampling. Training uses a two-phase schedule (frozen backbone, then full fine-tuning) with early stopping on RAVDESS [18]. A systematic four-condition ablation isolates the contributions of the DIP pipeline and the multi-channel fusion independently. Unexpectedly, the single-channel Mel variant with DIP (B2) achieves the best test accuracy (39.81%) and macro F1 (38.89%), while the full four-channel model (B4) falls below it -- a finding that points to dataset-scale constraints rather than any flaw in the fusion design. Per-channel Grad-CAM [22] is applied to the multi-channel model to reveal which spectrogram type most influences each emotion-class prediction, providing channel-level interpretability not available from single-channel approaches [17].</w:t>
-      </w:r>
-    </w:p>
-    <w:p>
-      <w:pPr>
-        <w:spacing w:after="40"/>
-      </w:pPr>
-    </w:p>
-    <w:p>
-      <w:pPr>
         <w:spacing w:after="60" w:line="240" w:lineRule="auto"/>
         <w:jc w:val="both"/>
       </w:pPr>
@@ -177,7 +141,38 @@
           <w:sz w:val="20"/>
           <w:szCs w:val="20"/>
         </w:rPr>
-        <w:t xml:space="preserve">Keywords: </w:t>
+        <w:t xml:space="preserve">Abstract—</w:t>
+      </w:r>
+      <w:r>
+        <w:rPr>
+          <w:rFonts w:ascii="Times New Roman" w:cs="Times New Roman" w:eastAsia="Times New Roman" w:hAnsi="Times New Roman"/>
+          <w:sz w:val="20"/>
+          <w:szCs w:val="20"/>
+        </w:rPr>
+        <w:t xml:space="preserve">Recognition of emotional state from spoken language is an open problem in affective computing, with applications in human-computer interaction [1], mental health monitoring [2], and social robotics [3]. Most current deep learning systems convert each utterance to a single spectrogram -- typically a Mel Spectrogram or MFCC -- and feed the resulting image into a convolutional network. Two practical problems arise from this design. First, a single representation discards complementary acoustic information that other time-frequency analyses capture: CQT reveals harmonic structure on a log-frequency scale [30], while Chroma STFT encodes pitch-class energy that reflects tonal prosody [8]. Second, the direct conversion from audio to image tends to produce spectrograms with low local contrast, particularly in mid-frequency regions where formant transitions carry much of the affective signal [9],[28]. We address both problems simultaneously. Four spectrogram types -- Mel Spectrogram, MFCC, Constant-Q Transform (CQT), and Chroma STFT -- are extracted from each utterance using librosa [19], enhanced independently by CLAHE [9] and Unsharp Masking [20], and stacked into a 128x128x4 input tensor. A learnable 1x1 convolutional projection layer maps this to the three-channel space of pretrained MobileNetV2 [21] without spatial resampling. Training uses a two-phase schedule (frozen backbone, then full fine-tuning) with early stopping on RAVDESS [18]. A systematic four-condition ablation isolates the contributions of the DIP pipeline and the multi-channel fusion independently. Unexpectedly, the single-channel Mel variant with DIP (B2) achieves the best test accuracy (39.81%) and macro F1 (38.89%), while the full four-channel model (B4) falls below it -- a finding that points to dataset-scale constraints rather than any flaw in the fusion design. Per-channel Grad-CAM [22] is applied to the multi-channel model to reveal which spectrogram type most influences each emotion-class prediction, providing channel-level interpretability not available from single-channel approaches [17].</w:t>
+      </w:r>
+    </w:p>
+    <w:p>
+      <w:pPr>
+        <w:spacing w:after="40"/>
+      </w:pPr>
+    </w:p>
+    <w:p>
+      <w:pPr>
+        <w:spacing w:after="60" w:line="240" w:lineRule="auto"/>
+        <w:jc w:val="both"/>
+      </w:pPr>
+      <w:r>
+        <w:rPr>
+          <w:rFonts w:ascii="Times New Roman" w:cs="Times New Roman" w:eastAsia="Times New Roman" w:hAnsi="Times New Roman"/>
+          <w:b/>
+          <w:bCs/>
+          <w:i/>
+          <w:iCs/>
+          <w:sz w:val="20"/>
+          <w:szCs w:val="20"/>
+        </w:rPr>
+        <w:t xml:space="preserve">Index Terms—</w:t>
       </w:r>
       <w:r>
         <w:rPr>
@@ -206,7 +201,7 @@
         <w:sectPr>
           <w:type w:val="continuous"/>
           <w:pgSz w:w="12240" w:h="15840" w:orient="portrait"/>
-          <w:pgMar w:top="1440" w:right="1080" w:bottom="1440" w:left="1080" w:header="708" w:footer="708" w:gutter="0"/>
+          <w:pgMar w:top="1080" w:right="900" w:bottom="1440" w:left="900" w:header="708" w:footer="708" w:gutter="0"/>
           <w:pgNumType/>
           <w:cols w:num="1"/>
           <w:docGrid w:linePitch="360"/>
@@ -215,32 +210,28 @@
     </w:p>
     <w:p>
       <w:pPr>
-        <w:pBdr>
-          <w:bottom w:val="single" w:color="AAAAAA" w:sz="4"/>
-        </w:pBdr>
-        <w:spacing w:after="60" w:before="180"/>
-      </w:pPr>
-      <w:r>
-        <w:rPr>
-          <w:rFonts w:ascii="Arial" w:cs="Arial" w:eastAsia="Arial" w:hAnsi="Arial"/>
+        <w:spacing w:after="60" w:before="160"/>
+        <w:jc w:val="center"/>
+      </w:pPr>
+      <w:r>
+        <w:rPr>
+          <w:rFonts w:ascii="Times New Roman" w:cs="Times New Roman" w:eastAsia="Times New Roman" w:hAnsi="Times New Roman"/>
           <w:b/>
           <w:bCs/>
           <w:caps/>
-          <w:color w:val="000000"/>
-          <w:sz w:val="19"/>
-          <w:szCs w:val="19"/>
+          <w:sz w:val="20"/>
+          <w:szCs w:val="20"/>
         </w:rPr>
         <w:t xml:space="preserve">I. </w:t>
       </w:r>
       <w:r>
         <w:rPr>
-          <w:rFonts w:ascii="Arial" w:cs="Arial" w:eastAsia="Arial" w:hAnsi="Arial"/>
+          <w:rFonts w:ascii="Times New Roman" w:cs="Times New Roman" w:eastAsia="Times New Roman" w:hAnsi="Times New Roman"/>
           <w:b/>
           <w:bCs/>
           <w:caps/>
-          <w:color w:val="000000"/>
-          <w:sz w:val="19"/>
-          <w:szCs w:val="19"/>
+          <w:sz w:val="20"/>
+          <w:szCs w:val="20"/>
         </w:rPr>
         <w:t xml:space="preserve">Introduction</w:t>
       </w:r>
@@ -318,39 +309,35 @@
     </w:p>
     <w:p>
       <w:pPr>
-        <w:pBdr>
-          <w:bottom w:val="single" w:color="AAAAAA" w:sz="4"/>
-        </w:pBdr>
-        <w:spacing w:after="60" w:before="180"/>
-      </w:pPr>
-      <w:r>
-        <w:rPr>
-          <w:rFonts w:ascii="Arial" w:cs="Arial" w:eastAsia="Arial" w:hAnsi="Arial"/>
+        <w:spacing w:after="60" w:before="160"/>
+        <w:jc w:val="center"/>
+      </w:pPr>
+      <w:r>
+        <w:rPr>
+          <w:rFonts w:ascii="Times New Roman" w:cs="Times New Roman" w:eastAsia="Times New Roman" w:hAnsi="Times New Roman"/>
           <w:b/>
           <w:bCs/>
           <w:caps/>
-          <w:color w:val="000000"/>
-          <w:sz w:val="19"/>
-          <w:szCs w:val="19"/>
+          <w:sz w:val="20"/>
+          <w:szCs w:val="20"/>
         </w:rPr>
         <w:t xml:space="preserve">II. </w:t>
       </w:r>
       <w:r>
         <w:rPr>
-          <w:rFonts w:ascii="Arial" w:cs="Arial" w:eastAsia="Arial" w:hAnsi="Arial"/>
+          <w:rFonts w:ascii="Times New Roman" w:cs="Times New Roman" w:eastAsia="Times New Roman" w:hAnsi="Times New Roman"/>
           <w:b/>
           <w:bCs/>
           <w:caps/>
-          <w:color w:val="000000"/>
-          <w:sz w:val="19"/>
-          <w:szCs w:val="19"/>
+          <w:sz w:val="20"/>
+          <w:szCs w:val="20"/>
         </w:rPr>
         <w:t xml:space="preserve">Proposed Methodology</w:t>
       </w:r>
     </w:p>
     <w:p>
       <w:pPr>
-        <w:spacing w:after="40" w:before="100"/>
+        <w:spacing w:after="40" w:before="80"/>
       </w:pPr>
       <w:r>
         <w:rPr>
@@ -359,8 +346,8 @@
           <w:bCs/>
           <w:i/>
           <w:iCs/>
-          <w:sz w:val="19"/>
-          <w:szCs w:val="19"/>
+          <w:sz w:val="20"/>
+          <w:szCs w:val="20"/>
         </w:rPr>
         <w:t xml:space="preserve">A. </w:t>
       </w:r>
@@ -371,8 +358,8 @@
           <w:bCs/>
           <w:i/>
           <w:iCs/>
-          <w:sz w:val="19"/>
-          <w:szCs w:val="19"/>
+          <w:sz w:val="20"/>
+          <w:szCs w:val="20"/>
         </w:rPr>
         <w:t xml:space="preserve">Dataset</w:t>
       </w:r>
@@ -393,7 +380,7 @@
     </w:p>
     <w:p>
       <w:pPr>
-        <w:spacing w:after="40" w:before="100"/>
+        <w:spacing w:after="40" w:before="80"/>
       </w:pPr>
       <w:r>
         <w:rPr>
@@ -402,8 +389,8 @@
           <w:bCs/>
           <w:i/>
           <w:iCs/>
-          <w:sz w:val="19"/>
-          <w:szCs w:val="19"/>
+          <w:sz w:val="20"/>
+          <w:szCs w:val="20"/>
         </w:rPr>
         <w:t xml:space="preserve">B. </w:t>
       </w:r>
@@ -414,8 +401,8 @@
           <w:bCs/>
           <w:i/>
           <w:iCs/>
-          <w:sz w:val="19"/>
-          <w:szCs w:val="19"/>
+          <w:sz w:val="20"/>
+          <w:szCs w:val="20"/>
         </w:rPr>
         <w:t xml:space="preserve">Multi-Channel Spectrogram Extraction</w:t>
       </w:r>
@@ -436,7 +423,7 @@
     </w:p>
     <w:p>
       <w:pPr>
-        <w:spacing w:after="40" w:before="100"/>
+        <w:spacing w:after="40" w:before="80"/>
       </w:pPr>
       <w:r>
         <w:rPr>
@@ -445,8 +432,8 @@
           <w:bCs/>
           <w:i/>
           <w:iCs/>
-          <w:sz w:val="19"/>
-          <w:szCs w:val="19"/>
+          <w:sz w:val="20"/>
+          <w:szCs w:val="20"/>
         </w:rPr>
         <w:t xml:space="preserve">C. </w:t>
       </w:r>
@@ -457,8 +444,8 @@
           <w:bCs/>
           <w:i/>
           <w:iCs/>
-          <w:sz w:val="19"/>
-          <w:szCs w:val="19"/>
+          <w:sz w:val="20"/>
+          <w:szCs w:val="20"/>
         </w:rPr>
         <w:t xml:space="preserve">DIP Enhancement Pipeline</w:t>
       </w:r>
@@ -633,7 +620,7 @@
           <w:sz w:val="17"/>
           <w:szCs w:val="17"/>
         </w:rPr>
-        <w:t xml:space="preserve">Figure 1. </w:t>
+        <w:t xml:space="preserve">Fig. 1. </w:t>
       </w:r>
       <w:r>
         <w:rPr>
@@ -662,7 +649,7 @@
     </w:p>
     <w:p>
       <w:pPr>
-        <w:spacing w:after="40" w:before="100"/>
+        <w:spacing w:after="40" w:before="80"/>
       </w:pPr>
       <w:r>
         <w:rPr>
@@ -671,8 +658,8 @@
           <w:bCs/>
           <w:i/>
           <w:iCs/>
-          <w:sz w:val="19"/>
-          <w:szCs w:val="19"/>
+          <w:sz w:val="20"/>
+          <w:szCs w:val="20"/>
         </w:rPr>
         <w:t xml:space="preserve">D. </w:t>
       </w:r>
@@ -683,8 +670,8 @@
           <w:bCs/>
           <w:i/>
           <w:iCs/>
-          <w:sz w:val="19"/>
-          <w:szCs w:val="19"/>
+          <w:sz w:val="20"/>
+          <w:szCs w:val="20"/>
         </w:rPr>
         <w:t xml:space="preserve">Four-Channel Fusion &amp; Architecture</w:t>
       </w:r>
@@ -762,7 +749,7 @@
           <w:sz w:val="17"/>
           <w:szCs w:val="17"/>
         </w:rPr>
-        <w:t xml:space="preserve">Figure 2. </w:t>
+        <w:t xml:space="preserve">Fig. 2. </w:t>
       </w:r>
       <w:r>
         <w:rPr>
@@ -791,7 +778,7 @@
     </w:p>
     <w:p>
       <w:pPr>
-        <w:spacing w:after="40" w:before="100"/>
+        <w:spacing w:after="40" w:before="80"/>
       </w:pPr>
       <w:r>
         <w:rPr>
@@ -800,8 +787,8 @@
           <w:bCs/>
           <w:i/>
           <w:iCs/>
-          <w:sz w:val="19"/>
-          <w:szCs w:val="19"/>
+          <w:sz w:val="20"/>
+          <w:szCs w:val="20"/>
         </w:rPr>
         <w:t xml:space="preserve">E. </w:t>
       </w:r>
@@ -812,8 +799,8 @@
           <w:bCs/>
           <w:i/>
           <w:iCs/>
-          <w:sz w:val="19"/>
-          <w:szCs w:val="19"/>
+          <w:sz w:val="20"/>
+          <w:szCs w:val="20"/>
         </w:rPr>
         <w:t xml:space="preserve">Two-Phase Training Strategy</w:t>
       </w:r>
@@ -839,32 +826,28 @@
     </w:p>
     <w:p>
       <w:pPr>
-        <w:pBdr>
-          <w:bottom w:val="single" w:color="AAAAAA" w:sz="4"/>
-        </w:pBdr>
-        <w:spacing w:after="60" w:before="180"/>
-      </w:pPr>
-      <w:r>
-        <w:rPr>
-          <w:rFonts w:ascii="Arial" w:cs="Arial" w:eastAsia="Arial" w:hAnsi="Arial"/>
+        <w:spacing w:after="60" w:before="160"/>
+        <w:jc w:val="center"/>
+      </w:pPr>
+      <w:r>
+        <w:rPr>
+          <w:rFonts w:ascii="Times New Roman" w:cs="Times New Roman" w:eastAsia="Times New Roman" w:hAnsi="Times New Roman"/>
           <w:b/>
           <w:bCs/>
           <w:caps/>
-          <w:color w:val="000000"/>
-          <w:sz w:val="19"/>
-          <w:szCs w:val="19"/>
+          <w:sz w:val="20"/>
+          <w:szCs w:val="20"/>
         </w:rPr>
         <w:t xml:space="preserve">III. </w:t>
       </w:r>
       <w:r>
         <w:rPr>
-          <w:rFonts w:ascii="Arial" w:cs="Arial" w:eastAsia="Arial" w:hAnsi="Arial"/>
+          <w:rFonts w:ascii="Times New Roman" w:cs="Times New Roman" w:eastAsia="Times New Roman" w:hAnsi="Times New Roman"/>
           <w:b/>
           <w:bCs/>
           <w:caps/>
-          <w:color w:val="000000"/>
-          <w:sz w:val="19"/>
-          <w:szCs w:val="19"/>
+          <w:sz w:val="20"/>
+          <w:szCs w:val="20"/>
         </w:rPr>
         <w:t xml:space="preserve">Ablation Study Design</w:t>
       </w:r>
@@ -1024,32 +1007,28 @@
     </w:p>
     <w:p>
       <w:pPr>
-        <w:pBdr>
-          <w:bottom w:val="single" w:color="AAAAAA" w:sz="4"/>
-        </w:pBdr>
-        <w:spacing w:after="60" w:before="180"/>
-      </w:pPr>
-      <w:r>
-        <w:rPr>
-          <w:rFonts w:ascii="Arial" w:cs="Arial" w:eastAsia="Arial" w:hAnsi="Arial"/>
+        <w:spacing w:after="60" w:before="160"/>
+        <w:jc w:val="center"/>
+      </w:pPr>
+      <w:r>
+        <w:rPr>
+          <w:rFonts w:ascii="Times New Roman" w:cs="Times New Roman" w:eastAsia="Times New Roman" w:hAnsi="Times New Roman"/>
           <w:b/>
           <w:bCs/>
           <w:caps/>
-          <w:color w:val="000000"/>
-          <w:sz w:val="19"/>
-          <w:szCs w:val="19"/>
+          <w:sz w:val="20"/>
+          <w:szCs w:val="20"/>
         </w:rPr>
         <w:t xml:space="preserve">IV. </w:t>
       </w:r>
       <w:r>
         <w:rPr>
-          <w:rFonts w:ascii="Arial" w:cs="Arial" w:eastAsia="Arial" w:hAnsi="Arial"/>
+          <w:rFonts w:ascii="Times New Roman" w:cs="Times New Roman" w:eastAsia="Times New Roman" w:hAnsi="Times New Roman"/>
           <w:b/>
           <w:bCs/>
           <w:caps/>
-          <w:color w:val="000000"/>
-          <w:sz w:val="19"/>
-          <w:szCs w:val="19"/>
+          <w:sz w:val="20"/>
+          <w:szCs w:val="20"/>
         </w:rPr>
         <w:t xml:space="preserve">Results and Discussion</w:t>
       </w:r>
@@ -1732,7 +1711,7 @@
           <w:sz w:val="17"/>
           <w:szCs w:val="17"/>
         </w:rPr>
-        <w:t xml:space="preserve">Figure 3. </w:t>
+        <w:t xml:space="preserve">Fig. 3. </w:t>
       </w:r>
       <w:r>
         <w:rPr>
@@ -1853,7 +1832,7 @@
           <w:sz w:val="16"/>
           <w:szCs w:val="16"/>
         </w:rPr>
-        <w:t xml:space="preserve">Figure 6. Per-class macro F1 breakdown. Dashed line = macro average per condition.</w:t>
+        <w:t xml:space="preserve">Fig. 6. Per-class macro F1 breakdown. Dashed line = macro average per condition.</w:t>
       </w:r>
     </w:p>
     <w:p>
@@ -2696,32 +2675,28 @@
     </w:p>
     <w:p>
       <w:pPr>
-        <w:pBdr>
-          <w:bottom w:val="single" w:color="AAAAAA" w:sz="4"/>
-        </w:pBdr>
-        <w:spacing w:after="60" w:before="180"/>
-      </w:pPr>
-      <w:r>
-        <w:rPr>
-          <w:rFonts w:ascii="Arial" w:cs="Arial" w:eastAsia="Arial" w:hAnsi="Arial"/>
+        <w:spacing w:after="60" w:before="160"/>
+        <w:jc w:val="center"/>
+      </w:pPr>
+      <w:r>
+        <w:rPr>
+          <w:rFonts w:ascii="Times New Roman" w:cs="Times New Roman" w:eastAsia="Times New Roman" w:hAnsi="Times New Roman"/>
           <w:b/>
           <w:bCs/>
           <w:caps/>
-          <w:color w:val="000000"/>
-          <w:sz w:val="19"/>
-          <w:szCs w:val="19"/>
+          <w:sz w:val="20"/>
+          <w:szCs w:val="20"/>
         </w:rPr>
         <w:t xml:space="preserve">V. </w:t>
       </w:r>
       <w:r>
         <w:rPr>
-          <w:rFonts w:ascii="Arial" w:cs="Arial" w:eastAsia="Arial" w:hAnsi="Arial"/>
+          <w:rFonts w:ascii="Times New Roman" w:cs="Times New Roman" w:eastAsia="Times New Roman" w:hAnsi="Times New Roman"/>
           <w:b/>
           <w:bCs/>
           <w:caps/>
-          <w:color w:val="000000"/>
-          <w:sz w:val="19"/>
-          <w:szCs w:val="19"/>
+          <w:sz w:val="20"/>
+          <w:szCs w:val="20"/>
         </w:rPr>
         <w:t xml:space="preserve">Per-Channel Grad-CAM Analysis</w:t>
       </w:r>
@@ -2873,7 +2848,7 @@
           <w:sz w:val="17"/>
           <w:szCs w:val="17"/>
         </w:rPr>
-        <w:t xml:space="preserve">Figure 4. </w:t>
+        <w:t xml:space="preserve">Fig. 4. </w:t>
       </w:r>
       <w:r>
         <w:rPr>
@@ -2959,7 +2934,7 @@
           <w:sz w:val="17"/>
           <w:szCs w:val="17"/>
         </w:rPr>
-        <w:t xml:space="preserve">Figure 5. </w:t>
+        <w:t xml:space="preserve">Fig. 5. </w:t>
       </w:r>
       <w:r>
         <w:rPr>
@@ -2993,32 +2968,28 @@
     </w:p>
     <w:p>
       <w:pPr>
-        <w:pBdr>
-          <w:bottom w:val="single" w:color="AAAAAA" w:sz="4"/>
-        </w:pBdr>
-        <w:spacing w:after="60" w:before="180"/>
-      </w:pPr>
-      <w:r>
-        <w:rPr>
-          <w:rFonts w:ascii="Arial" w:cs="Arial" w:eastAsia="Arial" w:hAnsi="Arial"/>
+        <w:spacing w:after="60" w:before="160"/>
+        <w:jc w:val="center"/>
+      </w:pPr>
+      <w:r>
+        <w:rPr>
+          <w:rFonts w:ascii="Times New Roman" w:cs="Times New Roman" w:eastAsia="Times New Roman" w:hAnsi="Times New Roman"/>
           <w:b/>
           <w:bCs/>
           <w:caps/>
-          <w:color w:val="000000"/>
-          <w:sz w:val="19"/>
-          <w:szCs w:val="19"/>
+          <w:sz w:val="20"/>
+          <w:szCs w:val="20"/>
         </w:rPr>
         <w:t xml:space="preserve">VI. </w:t>
       </w:r>
       <w:r>
         <w:rPr>
-          <w:rFonts w:ascii="Arial" w:cs="Arial" w:eastAsia="Arial" w:hAnsi="Arial"/>
+          <w:rFonts w:ascii="Times New Roman" w:cs="Times New Roman" w:eastAsia="Times New Roman" w:hAnsi="Times New Roman"/>
           <w:b/>
           <w:bCs/>
           <w:caps/>
-          <w:color w:val="000000"/>
-          <w:sz w:val="19"/>
-          <w:szCs w:val="19"/>
+          <w:sz w:val="20"/>
+          <w:szCs w:val="20"/>
         </w:rPr>
         <w:t xml:space="preserve">Conclusion</w:t>
       </w:r>
@@ -3039,7 +3010,7 @@
     </w:p>
     <w:p>
       <w:pPr>
-        <w:spacing w:after="40" w:before="100"/>
+        <w:spacing w:after="40" w:before="80"/>
       </w:pPr>
       <w:r>
         <w:rPr>
@@ -3048,8 +3019,8 @@
           <w:bCs/>
           <w:i/>
           <w:iCs/>
-          <w:sz w:val="19"/>
-          <w:szCs w:val="19"/>
+          <w:sz w:val="20"/>
+          <w:szCs w:val="20"/>
         </w:rPr>
         <w:t xml:space="preserve">A. </w:t>
       </w:r>
@@ -3060,8 +3031,8 @@
           <w:bCs/>
           <w:i/>
           <w:iCs/>
-          <w:sz w:val="19"/>
-          <w:szCs w:val="19"/>
+          <w:sz w:val="20"/>
+          <w:szCs w:val="20"/>
         </w:rPr>
         <w:t xml:space="preserve">Limitations</w:t>
       </w:r>
@@ -3082,7 +3053,7 @@
     </w:p>
     <w:p>
       <w:pPr>
-        <w:spacing w:after="40" w:before="100"/>
+        <w:spacing w:after="40" w:before="80"/>
       </w:pPr>
       <w:r>
         <w:rPr>
@@ -3091,8 +3062,8 @@
           <w:bCs/>
           <w:i/>
           <w:iCs/>
-          <w:sz w:val="19"/>
-          <w:szCs w:val="19"/>
+          <w:sz w:val="20"/>
+          <w:szCs w:val="20"/>
         </w:rPr>
         <w:t xml:space="preserve">B. </w:t>
       </w:r>
@@ -3103,8 +3074,8 @@
           <w:bCs/>
           <w:i/>
           <w:iCs/>
-          <w:sz w:val="19"/>
-          <w:szCs w:val="19"/>
+          <w:sz w:val="20"/>
+          <w:szCs w:val="20"/>
         </w:rPr>
         <w:t xml:space="preserve">Future Work</w:t>
       </w:r>
@@ -3130,20 +3101,16 @@
     </w:p>
     <w:p>
       <w:pPr>
-        <w:pBdr>
-          <w:bottom w:val="single" w:color="222222" w:sz="6"/>
-        </w:pBdr>
         <w:spacing w:after="80" w:before="140"/>
-      </w:pPr>
-      <w:r>
-        <w:rPr>
-          <w:rFonts w:ascii="Arial" w:cs="Arial" w:eastAsia="Arial" w:hAnsi="Arial"/>
-          <w:b/>
-          <w:bCs/>
-          <w:caps/>
-          <w:color w:val="000000"/>
-          <w:sz w:val="19"/>
-          <w:szCs w:val="19"/>
+        <w:jc w:val="center"/>
+      </w:pPr>
+      <w:r>
+        <w:rPr>
+          <w:rFonts w:ascii="Times New Roman" w:cs="Times New Roman" w:eastAsia="Times New Roman" w:hAnsi="Times New Roman"/>
+          <w:b/>
+          <w:bCs/>
+          <w:sz w:val="20"/>
+          <w:szCs w:val="20"/>
         </w:rPr>
         <w:t xml:space="preserve">References</w:t>
       </w:r>
@@ -4122,7 +4089,7 @@
     <w:sectPr>
       <w:type w:val="continuous"/>
       <w:pgSz w:w="12240" w:h="15840" w:orient="portrait"/>
-      <w:pgMar w:top="1440" w:right="1080" w:bottom="1440" w:left="1080" w:header="708" w:footer="708" w:gutter="0"/>
+      <w:pgMar w:top="1080" w:right="900" w:bottom="1440" w:left="900" w:header="708" w:footer="708" w:gutter="0"/>
       <w:pgNumType/>
       <w:cols w:space="360" w:num="2" w:equalWidth="true"/>
       <w:docGrid w:linePitch="360"/>

--- a/SER_Paper_Draft.docx
+++ b/SER_Paper_Draft.docx
@@ -1049,23 +1049,35 @@
     </w:p>
     <w:p>
       <w:pPr>
-        <w:spacing w:after="60"/>
-      </w:pPr>
-    </w:p>
-    <w:p>
-      <w:pPr>
-        <w:spacing w:after="60"/>
+        <w:spacing w:after="0" w:before="80"/>
         <w:jc w:val="center"/>
       </w:pPr>
       <w:r>
         <w:rPr>
-          <w:rFonts w:ascii="Arial" w:cs="Arial" w:eastAsia="Arial" w:hAnsi="Arial"/>
-          <w:b/>
-          <w:bCs/>
-          <w:sz w:val="17"/>
-          <w:szCs w:val="17"/>
-        </w:rPr>
-        <w:t xml:space="preserve">TABLE I. Ablation Study Results -- RAVDESS Test Set</w:t>
+          <w:rFonts w:ascii="Times New Roman" w:cs="Times New Roman" w:eastAsia="Times New Roman" w:hAnsi="Times New Roman"/>
+          <w:b/>
+          <w:bCs/>
+          <w:caps/>
+          <w:sz w:val="16"/>
+          <w:szCs w:val="16"/>
+        </w:rPr>
+        <w:t xml:space="preserve">TABLE I</w:t>
+      </w:r>
+    </w:p>
+    <w:p>
+      <w:pPr>
+        <w:spacing w:after="40"/>
+        <w:jc w:val="center"/>
+      </w:pPr>
+      <w:r>
+        <w:rPr>
+          <w:rFonts w:ascii="Times New Roman" w:cs="Times New Roman" w:eastAsia="Times New Roman" w:hAnsi="Times New Roman"/>
+          <w:i/>
+          <w:iCs/>
+          <w:sz w:val="16"/>
+          <w:szCs w:val="16"/>
+        </w:rPr>
+        <w:t xml:space="preserve">Ablation Study Results — RAVDESS Test Set</w:t>
       </w:r>
     </w:p>
     <w:tbl>
@@ -1094,18 +1106,23 @@
         <w:tc>
           <w:tcPr>
             <w:tcW w:type="dxa" w:w="1760"/>
-            <w:shd w:fill="444444" w:val="clear"/>
-          </w:tcPr>
-          <w:p>
-            <w:pPr>
-              <w:jc w:val="center"/>
-            </w:pPr>
-            <w:r>
-              <w:rPr>
-                <w:rFonts w:ascii="Arial" w:cs="Arial" w:eastAsia="Arial" w:hAnsi="Arial"/>
+            <w:tcBorders>
+              <w:top w:val="double" w:color="000000" w:sz="6"/>
+              <w:left w:val="none" w:color="FFFFFF" w:sz="0"/>
+              <w:bottom w:val="single" w:color="000000" w:sz="4"/>
+              <w:right w:val="none" w:color="FFFFFF" w:sz="0"/>
+            </w:tcBorders>
+          </w:tcPr>
+          <w:p>
+            <w:pPr>
+              <w:spacing w:after="20" w:before="20"/>
+              <w:jc w:val="left"/>
+            </w:pPr>
+            <w:r>
+              <w:rPr>
+                <w:rFonts w:ascii="Times New Roman" w:cs="Times New Roman" w:eastAsia="Times New Roman" w:hAnsi="Times New Roman"/>
                 <w:b/>
                 <w:bCs/>
-                <w:color w:val="FFFFFF"/>
                 <w:sz w:val="16"/>
                 <w:szCs w:val="16"/>
               </w:rPr>
@@ -1116,18 +1133,23 @@
         <w:tc>
           <w:tcPr>
             <w:tcW w:type="dxa" w:w="620"/>
-            <w:shd w:fill="444444" w:val="clear"/>
-          </w:tcPr>
-          <w:p>
-            <w:pPr>
+            <w:tcBorders>
+              <w:top w:val="double" w:color="000000" w:sz="6"/>
+              <w:left w:val="none" w:color="FFFFFF" w:sz="0"/>
+              <w:bottom w:val="single" w:color="000000" w:sz="4"/>
+              <w:right w:val="none" w:color="FFFFFF" w:sz="0"/>
+            </w:tcBorders>
+          </w:tcPr>
+          <w:p>
+            <w:pPr>
+              <w:spacing w:after="20" w:before="20"/>
               <w:jc w:val="center"/>
             </w:pPr>
             <w:r>
               <w:rPr>
-                <w:rFonts w:ascii="Arial" w:cs="Arial" w:eastAsia="Arial" w:hAnsi="Arial"/>
+                <w:rFonts w:ascii="Times New Roman" w:cs="Times New Roman" w:eastAsia="Times New Roman" w:hAnsi="Times New Roman"/>
                 <w:b/>
                 <w:bCs/>
-                <w:color w:val="FFFFFF"/>
                 <w:sz w:val="16"/>
                 <w:szCs w:val="16"/>
               </w:rPr>
@@ -1138,18 +1160,23 @@
         <w:tc>
           <w:tcPr>
             <w:tcW w:type="dxa" w:w="620"/>
-            <w:shd w:fill="444444" w:val="clear"/>
-          </w:tcPr>
-          <w:p>
-            <w:pPr>
+            <w:tcBorders>
+              <w:top w:val="double" w:color="000000" w:sz="6"/>
+              <w:left w:val="none" w:color="FFFFFF" w:sz="0"/>
+              <w:bottom w:val="single" w:color="000000" w:sz="4"/>
+              <w:right w:val="none" w:color="FFFFFF" w:sz="0"/>
+            </w:tcBorders>
+          </w:tcPr>
+          <w:p>
+            <w:pPr>
+              <w:spacing w:after="20" w:before="20"/>
               <w:jc w:val="center"/>
             </w:pPr>
             <w:r>
               <w:rPr>
-                <w:rFonts w:ascii="Arial" w:cs="Arial" w:eastAsia="Arial" w:hAnsi="Arial"/>
+                <w:rFonts w:ascii="Times New Roman" w:cs="Times New Roman" w:eastAsia="Times New Roman" w:hAnsi="Times New Roman"/>
                 <w:b/>
                 <w:bCs/>
-                <w:color w:val="FFFFFF"/>
                 <w:sz w:val="16"/>
                 <w:szCs w:val="16"/>
               </w:rPr>
@@ -1160,18 +1187,23 @@
         <w:tc>
           <w:tcPr>
             <w:tcW w:type="dxa" w:w="620"/>
-            <w:shd w:fill="444444" w:val="clear"/>
-          </w:tcPr>
-          <w:p>
-            <w:pPr>
+            <w:tcBorders>
+              <w:top w:val="double" w:color="000000" w:sz="6"/>
+              <w:left w:val="none" w:color="FFFFFF" w:sz="0"/>
+              <w:bottom w:val="single" w:color="000000" w:sz="4"/>
+              <w:right w:val="none" w:color="FFFFFF" w:sz="0"/>
+            </w:tcBorders>
+          </w:tcPr>
+          <w:p>
+            <w:pPr>
+              <w:spacing w:after="20" w:before="20"/>
               <w:jc w:val="center"/>
             </w:pPr>
             <w:r>
               <w:rPr>
-                <w:rFonts w:ascii="Arial" w:cs="Arial" w:eastAsia="Arial" w:hAnsi="Arial"/>
+                <w:rFonts w:ascii="Times New Roman" w:cs="Times New Roman" w:eastAsia="Times New Roman" w:hAnsi="Times New Roman"/>
                 <w:b/>
                 <w:bCs/>
-                <w:color w:val="FFFFFF"/>
                 <w:sz w:val="16"/>
                 <w:szCs w:val="16"/>
               </w:rPr>
@@ -1182,18 +1214,23 @@
         <w:tc>
           <w:tcPr>
             <w:tcW w:type="dxa" w:w="620"/>
-            <w:shd w:fill="444444" w:val="clear"/>
-          </w:tcPr>
-          <w:p>
-            <w:pPr>
+            <w:tcBorders>
+              <w:top w:val="double" w:color="000000" w:sz="6"/>
+              <w:left w:val="none" w:color="FFFFFF" w:sz="0"/>
+              <w:bottom w:val="single" w:color="000000" w:sz="4"/>
+              <w:right w:val="none" w:color="FFFFFF" w:sz="0"/>
+            </w:tcBorders>
+          </w:tcPr>
+          <w:p>
+            <w:pPr>
+              <w:spacing w:after="20" w:before="20"/>
               <w:jc w:val="center"/>
             </w:pPr>
             <w:r>
               <w:rPr>
-                <w:rFonts w:ascii="Arial" w:cs="Arial" w:eastAsia="Arial" w:hAnsi="Arial"/>
+                <w:rFonts w:ascii="Times New Roman" w:cs="Times New Roman" w:eastAsia="Times New Roman" w:hAnsi="Times New Roman"/>
                 <w:b/>
                 <w:bCs/>
-                <w:color w:val="FFFFFF"/>
                 <w:sz w:val="16"/>
                 <w:szCs w:val="16"/>
               </w:rPr>
@@ -1206,9 +1243,16 @@
         <w:tc>
           <w:tcPr>
             <w:tcW w:type="dxa" w:w="1760"/>
-          </w:tcPr>
-          <w:p>
-            <w:pPr>
+            <w:tcBorders>
+              <w:top w:val="none" w:color="FFFFFF" w:sz="0"/>
+              <w:left w:val="none" w:color="FFFFFF" w:sz="0"/>
+              <w:bottom w:val="none" w:color="FFFFFF" w:sz="0"/>
+              <w:right w:val="none" w:color="FFFFFF" w:sz="0"/>
+            </w:tcBorders>
+          </w:tcPr>
+          <w:p>
+            <w:pPr>
+              <w:spacing w:after="20" w:before="20"/>
               <w:jc w:val="left"/>
             </w:pPr>
             <w:r>
@@ -1216,7 +1260,6 @@
                 <w:rFonts w:ascii="Times New Roman" w:cs="Times New Roman" w:eastAsia="Times New Roman" w:hAnsi="Times New Roman"/>
                 <w:b w:val="false"/>
                 <w:bCs w:val="false"/>
-                <w:color w:val="222222"/>
                 <w:sz w:val="16"/>
                 <w:szCs w:val="16"/>
               </w:rPr>
@@ -1227,17 +1270,23 @@
         <w:tc>
           <w:tcPr>
             <w:tcW w:type="dxa" w:w="620"/>
-          </w:tcPr>
-          <w:p>
-            <w:pPr>
+            <w:tcBorders>
+              <w:top w:val="none" w:color="FFFFFF" w:sz="0"/>
+              <w:left w:val="none" w:color="FFFFFF" w:sz="0"/>
+              <w:bottom w:val="none" w:color="FFFFFF" w:sz="0"/>
+              <w:right w:val="none" w:color="FFFFFF" w:sz="0"/>
+            </w:tcBorders>
+          </w:tcPr>
+          <w:p>
+            <w:pPr>
+              <w:spacing w:after="20" w:before="20"/>
               <w:jc w:val="center"/>
             </w:pPr>
             <w:r>
               <w:rPr>
-                <w:rFonts w:ascii="Arial" w:cs="Arial" w:eastAsia="Arial" w:hAnsi="Arial"/>
+                <w:rFonts w:ascii="Times New Roman" w:cs="Times New Roman" w:eastAsia="Times New Roman" w:hAnsi="Times New Roman"/>
                 <w:b w:val="false"/>
                 <w:bCs w:val="false"/>
-                <w:color w:val="222222"/>
                 <w:sz w:val="16"/>
                 <w:szCs w:val="16"/>
               </w:rPr>
@@ -1248,17 +1297,23 @@
         <w:tc>
           <w:tcPr>
             <w:tcW w:type="dxa" w:w="620"/>
-          </w:tcPr>
-          <w:p>
-            <w:pPr>
+            <w:tcBorders>
+              <w:top w:val="none" w:color="FFFFFF" w:sz="0"/>
+              <w:left w:val="none" w:color="FFFFFF" w:sz="0"/>
+              <w:bottom w:val="none" w:color="FFFFFF" w:sz="0"/>
+              <w:right w:val="none" w:color="FFFFFF" w:sz="0"/>
+            </w:tcBorders>
+          </w:tcPr>
+          <w:p>
+            <w:pPr>
+              <w:spacing w:after="20" w:before="20"/>
               <w:jc w:val="center"/>
             </w:pPr>
             <w:r>
               <w:rPr>
-                <w:rFonts w:ascii="Arial" w:cs="Arial" w:eastAsia="Arial" w:hAnsi="Arial"/>
+                <w:rFonts w:ascii="Times New Roman" w:cs="Times New Roman" w:eastAsia="Times New Roman" w:hAnsi="Times New Roman"/>
                 <w:b w:val="false"/>
                 <w:bCs w:val="false"/>
-                <w:color w:val="222222"/>
                 <w:sz w:val="16"/>
                 <w:szCs w:val="16"/>
               </w:rPr>
@@ -1269,17 +1324,23 @@
         <w:tc>
           <w:tcPr>
             <w:tcW w:type="dxa" w:w="620"/>
-          </w:tcPr>
-          <w:p>
-            <w:pPr>
+            <w:tcBorders>
+              <w:top w:val="none" w:color="FFFFFF" w:sz="0"/>
+              <w:left w:val="none" w:color="FFFFFF" w:sz="0"/>
+              <w:bottom w:val="none" w:color="FFFFFF" w:sz="0"/>
+              <w:right w:val="none" w:color="FFFFFF" w:sz="0"/>
+            </w:tcBorders>
+          </w:tcPr>
+          <w:p>
+            <w:pPr>
+              <w:spacing w:after="20" w:before="20"/>
               <w:jc w:val="center"/>
             </w:pPr>
             <w:r>
               <w:rPr>
-                <w:rFonts w:ascii="Arial" w:cs="Arial" w:eastAsia="Arial" w:hAnsi="Arial"/>
+                <w:rFonts w:ascii="Times New Roman" w:cs="Times New Roman" w:eastAsia="Times New Roman" w:hAnsi="Times New Roman"/>
                 <w:b w:val="false"/>
                 <w:bCs w:val="false"/>
-                <w:color w:val="222222"/>
                 <w:sz w:val="16"/>
                 <w:szCs w:val="16"/>
               </w:rPr>
@@ -1290,17 +1351,23 @@
         <w:tc>
           <w:tcPr>
             <w:tcW w:type="dxa" w:w="620"/>
-          </w:tcPr>
-          <w:p>
-            <w:pPr>
+            <w:tcBorders>
+              <w:top w:val="none" w:color="FFFFFF" w:sz="0"/>
+              <w:left w:val="none" w:color="FFFFFF" w:sz="0"/>
+              <w:bottom w:val="none" w:color="FFFFFF" w:sz="0"/>
+              <w:right w:val="none" w:color="FFFFFF" w:sz="0"/>
+            </w:tcBorders>
+          </w:tcPr>
+          <w:p>
+            <w:pPr>
+              <w:spacing w:after="20" w:before="20"/>
               <w:jc w:val="center"/>
             </w:pPr>
             <w:r>
               <w:rPr>
-                <w:rFonts w:ascii="Arial" w:cs="Arial" w:eastAsia="Arial" w:hAnsi="Arial"/>
+                <w:rFonts w:ascii="Times New Roman" w:cs="Times New Roman" w:eastAsia="Times New Roman" w:hAnsi="Times New Roman"/>
                 <w:b w:val="false"/>
                 <w:bCs w:val="false"/>
-                <w:color w:val="222222"/>
                 <w:sz w:val="16"/>
                 <w:szCs w:val="16"/>
               </w:rPr>
@@ -1313,9 +1380,16 @@
         <w:tc>
           <w:tcPr>
             <w:tcW w:type="dxa" w:w="1760"/>
-          </w:tcPr>
-          <w:p>
-            <w:pPr>
+            <w:tcBorders>
+              <w:top w:val="none" w:color="FFFFFF" w:sz="0"/>
+              <w:left w:val="none" w:color="FFFFFF" w:sz="0"/>
+              <w:bottom w:val="none" w:color="FFFFFF" w:sz="0"/>
+              <w:right w:val="none" w:color="FFFFFF" w:sz="0"/>
+            </w:tcBorders>
+          </w:tcPr>
+          <w:p>
+            <w:pPr>
+              <w:spacing w:after="20" w:before="20"/>
               <w:jc w:val="left"/>
             </w:pPr>
             <w:r>
@@ -1323,7 +1397,6 @@
                 <w:rFonts w:ascii="Times New Roman" w:cs="Times New Roman" w:eastAsia="Times New Roman" w:hAnsi="Times New Roman"/>
                 <w:b/>
                 <w:bCs/>
-                <w:color w:val="222222"/>
                 <w:sz w:val="16"/>
                 <w:szCs w:val="16"/>
               </w:rPr>
@@ -1334,17 +1407,23 @@
         <w:tc>
           <w:tcPr>
             <w:tcW w:type="dxa" w:w="620"/>
-          </w:tcPr>
-          <w:p>
-            <w:pPr>
+            <w:tcBorders>
+              <w:top w:val="none" w:color="FFFFFF" w:sz="0"/>
+              <w:left w:val="none" w:color="FFFFFF" w:sz="0"/>
+              <w:bottom w:val="none" w:color="FFFFFF" w:sz="0"/>
+              <w:right w:val="none" w:color="FFFFFF" w:sz="0"/>
+            </w:tcBorders>
+          </w:tcPr>
+          <w:p>
+            <w:pPr>
+              <w:spacing w:after="20" w:before="20"/>
               <w:jc w:val="center"/>
             </w:pPr>
             <w:r>
               <w:rPr>
-                <w:rFonts w:ascii="Arial" w:cs="Arial" w:eastAsia="Arial" w:hAnsi="Arial"/>
+                <w:rFonts w:ascii="Times New Roman" w:cs="Times New Roman" w:eastAsia="Times New Roman" w:hAnsi="Times New Roman"/>
                 <w:b/>
                 <w:bCs/>
-                <w:color w:val="222222"/>
                 <w:sz w:val="16"/>
                 <w:szCs w:val="16"/>
               </w:rPr>
@@ -1355,17 +1434,23 @@
         <w:tc>
           <w:tcPr>
             <w:tcW w:type="dxa" w:w="620"/>
-          </w:tcPr>
-          <w:p>
-            <w:pPr>
+            <w:tcBorders>
+              <w:top w:val="none" w:color="FFFFFF" w:sz="0"/>
+              <w:left w:val="none" w:color="FFFFFF" w:sz="0"/>
+              <w:bottom w:val="none" w:color="FFFFFF" w:sz="0"/>
+              <w:right w:val="none" w:color="FFFFFF" w:sz="0"/>
+            </w:tcBorders>
+          </w:tcPr>
+          <w:p>
+            <w:pPr>
+              <w:spacing w:after="20" w:before="20"/>
               <w:jc w:val="center"/>
             </w:pPr>
             <w:r>
               <w:rPr>
-                <w:rFonts w:ascii="Arial" w:cs="Arial" w:eastAsia="Arial" w:hAnsi="Arial"/>
+                <w:rFonts w:ascii="Times New Roman" w:cs="Times New Roman" w:eastAsia="Times New Roman" w:hAnsi="Times New Roman"/>
                 <w:b/>
                 <w:bCs/>
-                <w:color w:val="222222"/>
                 <w:sz w:val="16"/>
                 <w:szCs w:val="16"/>
               </w:rPr>
@@ -1376,17 +1461,23 @@
         <w:tc>
           <w:tcPr>
             <w:tcW w:type="dxa" w:w="620"/>
-          </w:tcPr>
-          <w:p>
-            <w:pPr>
+            <w:tcBorders>
+              <w:top w:val="none" w:color="FFFFFF" w:sz="0"/>
+              <w:left w:val="none" w:color="FFFFFF" w:sz="0"/>
+              <w:bottom w:val="none" w:color="FFFFFF" w:sz="0"/>
+              <w:right w:val="none" w:color="FFFFFF" w:sz="0"/>
+            </w:tcBorders>
+          </w:tcPr>
+          <w:p>
+            <w:pPr>
+              <w:spacing w:after="20" w:before="20"/>
               <w:jc w:val="center"/>
             </w:pPr>
             <w:r>
               <w:rPr>
-                <w:rFonts w:ascii="Arial" w:cs="Arial" w:eastAsia="Arial" w:hAnsi="Arial"/>
+                <w:rFonts w:ascii="Times New Roman" w:cs="Times New Roman" w:eastAsia="Times New Roman" w:hAnsi="Times New Roman"/>
                 <w:b/>
                 <w:bCs/>
-                <w:color w:val="222222"/>
                 <w:sz w:val="16"/>
                 <w:szCs w:val="16"/>
               </w:rPr>
@@ -1397,17 +1488,23 @@
         <w:tc>
           <w:tcPr>
             <w:tcW w:type="dxa" w:w="620"/>
-          </w:tcPr>
-          <w:p>
-            <w:pPr>
+            <w:tcBorders>
+              <w:top w:val="none" w:color="FFFFFF" w:sz="0"/>
+              <w:left w:val="none" w:color="FFFFFF" w:sz="0"/>
+              <w:bottom w:val="none" w:color="FFFFFF" w:sz="0"/>
+              <w:right w:val="none" w:color="FFFFFF" w:sz="0"/>
+            </w:tcBorders>
+          </w:tcPr>
+          <w:p>
+            <w:pPr>
+              <w:spacing w:after="20" w:before="20"/>
               <w:jc w:val="center"/>
             </w:pPr>
             <w:r>
               <w:rPr>
-                <w:rFonts w:ascii="Arial" w:cs="Arial" w:eastAsia="Arial" w:hAnsi="Arial"/>
+                <w:rFonts w:ascii="Times New Roman" w:cs="Times New Roman" w:eastAsia="Times New Roman" w:hAnsi="Times New Roman"/>
                 <w:b/>
                 <w:bCs/>
-                <w:color w:val="222222"/>
                 <w:sz w:val="16"/>
                 <w:szCs w:val="16"/>
               </w:rPr>
@@ -1420,9 +1517,16 @@
         <w:tc>
           <w:tcPr>
             <w:tcW w:type="dxa" w:w="1760"/>
-          </w:tcPr>
-          <w:p>
-            <w:pPr>
+            <w:tcBorders>
+              <w:top w:val="none" w:color="FFFFFF" w:sz="0"/>
+              <w:left w:val="none" w:color="FFFFFF" w:sz="0"/>
+              <w:bottom w:val="none" w:color="FFFFFF" w:sz="0"/>
+              <w:right w:val="none" w:color="FFFFFF" w:sz="0"/>
+            </w:tcBorders>
+          </w:tcPr>
+          <w:p>
+            <w:pPr>
+              <w:spacing w:after="20" w:before="20"/>
               <w:jc w:val="left"/>
             </w:pPr>
             <w:r>
@@ -1430,7 +1534,6 @@
                 <w:rFonts w:ascii="Times New Roman" w:cs="Times New Roman" w:eastAsia="Times New Roman" w:hAnsi="Times New Roman"/>
                 <w:b w:val="false"/>
                 <w:bCs w:val="false"/>
-                <w:color w:val="222222"/>
                 <w:sz w:val="16"/>
                 <w:szCs w:val="16"/>
               </w:rPr>
@@ -1441,17 +1544,23 @@
         <w:tc>
           <w:tcPr>
             <w:tcW w:type="dxa" w:w="620"/>
-          </w:tcPr>
-          <w:p>
-            <w:pPr>
+            <w:tcBorders>
+              <w:top w:val="none" w:color="FFFFFF" w:sz="0"/>
+              <w:left w:val="none" w:color="FFFFFF" w:sz="0"/>
+              <w:bottom w:val="none" w:color="FFFFFF" w:sz="0"/>
+              <w:right w:val="none" w:color="FFFFFF" w:sz="0"/>
+            </w:tcBorders>
+          </w:tcPr>
+          <w:p>
+            <w:pPr>
+              <w:spacing w:after="20" w:before="20"/>
               <w:jc w:val="center"/>
             </w:pPr>
             <w:r>
               <w:rPr>
-                <w:rFonts w:ascii="Arial" w:cs="Arial" w:eastAsia="Arial" w:hAnsi="Arial"/>
+                <w:rFonts w:ascii="Times New Roman" w:cs="Times New Roman" w:eastAsia="Times New Roman" w:hAnsi="Times New Roman"/>
                 <w:b w:val="false"/>
                 <w:bCs w:val="false"/>
-                <w:color w:val="222222"/>
                 <w:sz w:val="16"/>
                 <w:szCs w:val="16"/>
               </w:rPr>
@@ -1462,17 +1571,23 @@
         <w:tc>
           <w:tcPr>
             <w:tcW w:type="dxa" w:w="620"/>
-          </w:tcPr>
-          <w:p>
-            <w:pPr>
+            <w:tcBorders>
+              <w:top w:val="none" w:color="FFFFFF" w:sz="0"/>
+              <w:left w:val="none" w:color="FFFFFF" w:sz="0"/>
+              <w:bottom w:val="none" w:color="FFFFFF" w:sz="0"/>
+              <w:right w:val="none" w:color="FFFFFF" w:sz="0"/>
+            </w:tcBorders>
+          </w:tcPr>
+          <w:p>
+            <w:pPr>
+              <w:spacing w:after="20" w:before="20"/>
               <w:jc w:val="center"/>
             </w:pPr>
             <w:r>
               <w:rPr>
-                <w:rFonts w:ascii="Arial" w:cs="Arial" w:eastAsia="Arial" w:hAnsi="Arial"/>
+                <w:rFonts w:ascii="Times New Roman" w:cs="Times New Roman" w:eastAsia="Times New Roman" w:hAnsi="Times New Roman"/>
                 <w:b w:val="false"/>
                 <w:bCs w:val="false"/>
-                <w:color w:val="222222"/>
                 <w:sz w:val="16"/>
                 <w:szCs w:val="16"/>
               </w:rPr>
@@ -1483,17 +1598,23 @@
         <w:tc>
           <w:tcPr>
             <w:tcW w:type="dxa" w:w="620"/>
-          </w:tcPr>
-          <w:p>
-            <w:pPr>
+            <w:tcBorders>
+              <w:top w:val="none" w:color="FFFFFF" w:sz="0"/>
+              <w:left w:val="none" w:color="FFFFFF" w:sz="0"/>
+              <w:bottom w:val="none" w:color="FFFFFF" w:sz="0"/>
+              <w:right w:val="none" w:color="FFFFFF" w:sz="0"/>
+            </w:tcBorders>
+          </w:tcPr>
+          <w:p>
+            <w:pPr>
+              <w:spacing w:after="20" w:before="20"/>
               <w:jc w:val="center"/>
             </w:pPr>
             <w:r>
               <w:rPr>
-                <w:rFonts w:ascii="Arial" w:cs="Arial" w:eastAsia="Arial" w:hAnsi="Arial"/>
+                <w:rFonts w:ascii="Times New Roman" w:cs="Times New Roman" w:eastAsia="Times New Roman" w:hAnsi="Times New Roman"/>
                 <w:b w:val="false"/>
                 <w:bCs w:val="false"/>
-                <w:color w:val="222222"/>
                 <w:sz w:val="16"/>
                 <w:szCs w:val="16"/>
               </w:rPr>
@@ -1504,17 +1625,23 @@
         <w:tc>
           <w:tcPr>
             <w:tcW w:type="dxa" w:w="620"/>
-          </w:tcPr>
-          <w:p>
-            <w:pPr>
+            <w:tcBorders>
+              <w:top w:val="none" w:color="FFFFFF" w:sz="0"/>
+              <w:left w:val="none" w:color="FFFFFF" w:sz="0"/>
+              <w:bottom w:val="none" w:color="FFFFFF" w:sz="0"/>
+              <w:right w:val="none" w:color="FFFFFF" w:sz="0"/>
+            </w:tcBorders>
+          </w:tcPr>
+          <w:p>
+            <w:pPr>
+              <w:spacing w:after="20" w:before="20"/>
               <w:jc w:val="center"/>
             </w:pPr>
             <w:r>
               <w:rPr>
-                <w:rFonts w:ascii="Arial" w:cs="Arial" w:eastAsia="Arial" w:hAnsi="Arial"/>
+                <w:rFonts w:ascii="Times New Roman" w:cs="Times New Roman" w:eastAsia="Times New Roman" w:hAnsi="Times New Roman"/>
                 <w:b w:val="false"/>
                 <w:bCs w:val="false"/>
-                <w:color w:val="222222"/>
                 <w:sz w:val="16"/>
                 <w:szCs w:val="16"/>
               </w:rPr>
@@ -1527,9 +1654,16 @@
         <w:tc>
           <w:tcPr>
             <w:tcW w:type="dxa" w:w="1760"/>
-          </w:tcPr>
-          <w:p>
-            <w:pPr>
+            <w:tcBorders>
+              <w:top w:val="none" w:color="FFFFFF" w:sz="0"/>
+              <w:left w:val="none" w:color="FFFFFF" w:sz="0"/>
+              <w:bottom w:val="single" w:color="000000" w:sz="4"/>
+              <w:right w:val="none" w:color="FFFFFF" w:sz="0"/>
+            </w:tcBorders>
+          </w:tcPr>
+          <w:p>
+            <w:pPr>
+              <w:spacing w:after="20" w:before="20"/>
               <w:jc w:val="left"/>
             </w:pPr>
             <w:r>
@@ -1537,7 +1671,6 @@
                 <w:rFonts w:ascii="Times New Roman" w:cs="Times New Roman" w:eastAsia="Times New Roman" w:hAnsi="Times New Roman"/>
                 <w:b w:val="false"/>
                 <w:bCs w:val="false"/>
-                <w:color w:val="222222"/>
                 <w:sz w:val="16"/>
                 <w:szCs w:val="16"/>
               </w:rPr>
@@ -1548,17 +1681,23 @@
         <w:tc>
           <w:tcPr>
             <w:tcW w:type="dxa" w:w="620"/>
-          </w:tcPr>
-          <w:p>
-            <w:pPr>
+            <w:tcBorders>
+              <w:top w:val="none" w:color="FFFFFF" w:sz="0"/>
+              <w:left w:val="none" w:color="FFFFFF" w:sz="0"/>
+              <w:bottom w:val="single" w:color="000000" w:sz="4"/>
+              <w:right w:val="none" w:color="FFFFFF" w:sz="0"/>
+            </w:tcBorders>
+          </w:tcPr>
+          <w:p>
+            <w:pPr>
+              <w:spacing w:after="20" w:before="20"/>
               <w:jc w:val="center"/>
             </w:pPr>
             <w:r>
               <w:rPr>
-                <w:rFonts w:ascii="Arial" w:cs="Arial" w:eastAsia="Arial" w:hAnsi="Arial"/>
+                <w:rFonts w:ascii="Times New Roman" w:cs="Times New Roman" w:eastAsia="Times New Roman" w:hAnsi="Times New Roman"/>
                 <w:b w:val="false"/>
                 <w:bCs w:val="false"/>
-                <w:color w:val="222222"/>
                 <w:sz w:val="16"/>
                 <w:szCs w:val="16"/>
               </w:rPr>
@@ -1569,17 +1708,23 @@
         <w:tc>
           <w:tcPr>
             <w:tcW w:type="dxa" w:w="620"/>
-          </w:tcPr>
-          <w:p>
-            <w:pPr>
+            <w:tcBorders>
+              <w:top w:val="none" w:color="FFFFFF" w:sz="0"/>
+              <w:left w:val="none" w:color="FFFFFF" w:sz="0"/>
+              <w:bottom w:val="single" w:color="000000" w:sz="4"/>
+              <w:right w:val="none" w:color="FFFFFF" w:sz="0"/>
+            </w:tcBorders>
+          </w:tcPr>
+          <w:p>
+            <w:pPr>
+              <w:spacing w:after="20" w:before="20"/>
               <w:jc w:val="center"/>
             </w:pPr>
             <w:r>
               <w:rPr>
-                <w:rFonts w:ascii="Arial" w:cs="Arial" w:eastAsia="Arial" w:hAnsi="Arial"/>
+                <w:rFonts w:ascii="Times New Roman" w:cs="Times New Roman" w:eastAsia="Times New Roman" w:hAnsi="Times New Roman"/>
                 <w:b w:val="false"/>
                 <w:bCs w:val="false"/>
-                <w:color w:val="222222"/>
                 <w:sz w:val="16"/>
                 <w:szCs w:val="16"/>
               </w:rPr>
@@ -1590,17 +1735,23 @@
         <w:tc>
           <w:tcPr>
             <w:tcW w:type="dxa" w:w="620"/>
-          </w:tcPr>
-          <w:p>
-            <w:pPr>
+            <w:tcBorders>
+              <w:top w:val="none" w:color="FFFFFF" w:sz="0"/>
+              <w:left w:val="none" w:color="FFFFFF" w:sz="0"/>
+              <w:bottom w:val="single" w:color="000000" w:sz="4"/>
+              <w:right w:val="none" w:color="FFFFFF" w:sz="0"/>
+            </w:tcBorders>
+          </w:tcPr>
+          <w:p>
+            <w:pPr>
+              <w:spacing w:after="20" w:before="20"/>
               <w:jc w:val="center"/>
             </w:pPr>
             <w:r>
               <w:rPr>
-                <w:rFonts w:ascii="Arial" w:cs="Arial" w:eastAsia="Arial" w:hAnsi="Arial"/>
+                <w:rFonts w:ascii="Times New Roman" w:cs="Times New Roman" w:eastAsia="Times New Roman" w:hAnsi="Times New Roman"/>
                 <w:b w:val="false"/>
                 <w:bCs w:val="false"/>
-                <w:color w:val="222222"/>
                 <w:sz w:val="16"/>
                 <w:szCs w:val="16"/>
               </w:rPr>
@@ -1611,17 +1762,23 @@
         <w:tc>
           <w:tcPr>
             <w:tcW w:type="dxa" w:w="620"/>
-          </w:tcPr>
-          <w:p>
-            <w:pPr>
+            <w:tcBorders>
+              <w:top w:val="none" w:color="FFFFFF" w:sz="0"/>
+              <w:left w:val="none" w:color="FFFFFF" w:sz="0"/>
+              <w:bottom w:val="single" w:color="000000" w:sz="4"/>
+              <w:right w:val="none" w:color="FFFFFF" w:sz="0"/>
+            </w:tcBorders>
+          </w:tcPr>
+          <w:p>
+            <w:pPr>
+              <w:spacing w:after="20" w:before="20"/>
               <w:jc w:val="center"/>
             </w:pPr>
             <w:r>
               <w:rPr>
-                <w:rFonts w:ascii="Arial" w:cs="Arial" w:eastAsia="Arial" w:hAnsi="Arial"/>
+                <w:rFonts w:ascii="Times New Roman" w:cs="Times New Roman" w:eastAsia="Times New Roman" w:hAnsi="Times New Roman"/>
                 <w:b w:val="false"/>
                 <w:bCs w:val="false"/>
-                <w:color w:val="222222"/>
                 <w:sz w:val="16"/>
                 <w:szCs w:val="16"/>
               </w:rPr>
@@ -1754,23 +1911,35 @@
     </w:p>
     <w:p>
       <w:pPr>
+        <w:spacing w:after="0" w:before="80"/>
+        <w:jc w:val="center"/>
+      </w:pPr>
+      <w:r>
+        <w:rPr>
+          <w:rFonts w:ascii="Times New Roman" w:cs="Times New Roman" w:eastAsia="Times New Roman" w:hAnsi="Times New Roman"/>
+          <w:b/>
+          <w:bCs/>
+          <w:caps/>
+          <w:sz w:val="16"/>
+          <w:szCs w:val="16"/>
+        </w:rPr>
+        <w:t xml:space="preserve">TABLE II</w:t>
+      </w:r>
+    </w:p>
+    <w:p>
+      <w:pPr>
         <w:spacing w:after="40"/>
-      </w:pPr>
-    </w:p>
-    <w:p>
-      <w:pPr>
-        <w:spacing w:after="60"/>
         <w:jc w:val="center"/>
       </w:pPr>
       <w:r>
         <w:rPr>
-          <w:rFonts w:ascii="Arial" w:cs="Arial" w:eastAsia="Arial" w:hAnsi="Arial"/>
-          <w:b/>
-          <w:bCs/>
-          <w:sz w:val="17"/>
-          <w:szCs w:val="17"/>
-        </w:rPr>
-        <w:t xml:space="preserve">TABLE II. Per-Class F1-Score per Condition (RAVDESS Test Set)</w:t>
+          <w:rFonts w:ascii="Times New Roman" w:cs="Times New Roman" w:eastAsia="Times New Roman" w:hAnsi="Times New Roman"/>
+          <w:i/>
+          <w:iCs/>
+          <w:sz w:val="16"/>
+          <w:szCs w:val="16"/>
+        </w:rPr>
+        <w:t xml:space="preserve">Per-Class F1-Score per Condition (RAVDESS Test Set)</w:t>
       </w:r>
     </w:p>
     <w:p>
@@ -1837,23 +2006,40 @@
     </w:p>
     <w:p>
       <w:pPr>
-        <w:spacing w:after="80"/>
-      </w:pPr>
-    </w:p>
-    <w:p>
-      <w:pPr>
-        <w:spacing w:after="60"/>
+        <w:spacing w:after="40"/>
+      </w:pPr>
+    </w:p>
+    <w:p>
+      <w:pPr>
+        <w:spacing w:after="0" w:before="80"/>
         <w:jc w:val="center"/>
       </w:pPr>
       <w:r>
         <w:rPr>
-          <w:rFonts w:ascii="Arial" w:cs="Arial" w:eastAsia="Arial" w:hAnsi="Arial"/>
-          <w:b/>
-          <w:bCs/>
-          <w:sz w:val="17"/>
-          <w:szCs w:val="17"/>
-        </w:rPr>
-        <w:t xml:space="preserve">TABLE III. Comparison with Selected SER Methods on RAVDESS</w:t>
+          <w:rFonts w:ascii="Times New Roman" w:cs="Times New Roman" w:eastAsia="Times New Roman" w:hAnsi="Times New Roman"/>
+          <w:b/>
+          <w:bCs/>
+          <w:caps/>
+          <w:sz w:val="16"/>
+          <w:szCs w:val="16"/>
+        </w:rPr>
+        <w:t xml:space="preserve">TABLE III</w:t>
+      </w:r>
+    </w:p>
+    <w:p>
+      <w:pPr>
+        <w:spacing w:after="40"/>
+        <w:jc w:val="center"/>
+      </w:pPr>
+      <w:r>
+        <w:rPr>
+          <w:rFonts w:ascii="Times New Roman" w:cs="Times New Roman" w:eastAsia="Times New Roman" w:hAnsi="Times New Roman"/>
+          <w:i/>
+          <w:iCs/>
+          <w:sz w:val="16"/>
+          <w:szCs w:val="16"/>
+        </w:rPr>
+        <w:t xml:space="preserve">Comparison with Selected SER Methods on RAVDESS</w:t>
       </w:r>
     </w:p>
     <w:tbl>
@@ -1882,18 +2068,23 @@
         <w:tc>
           <w:tcPr>
             <w:tcW w:type="dxa" w:w="1760"/>
-            <w:shd w:fill="444444" w:val="clear"/>
-          </w:tcPr>
-          <w:p>
-            <w:pPr>
-              <w:jc w:val="center"/>
-            </w:pPr>
-            <w:r>
-              <w:rPr>
-                <w:rFonts w:ascii="Arial" w:cs="Arial" w:eastAsia="Arial" w:hAnsi="Arial"/>
+            <w:tcBorders>
+              <w:top w:val="double" w:color="000000" w:sz="6"/>
+              <w:left w:val="none" w:color="FFFFFF" w:sz="0"/>
+              <w:bottom w:val="single" w:color="000000" w:sz="4"/>
+              <w:right w:val="none" w:color="FFFFFF" w:sz="0"/>
+            </w:tcBorders>
+          </w:tcPr>
+          <w:p>
+            <w:pPr>
+              <w:spacing w:after="20" w:before="20"/>
+              <w:jc w:val="left"/>
+            </w:pPr>
+            <w:r>
+              <w:rPr>
+                <w:rFonts w:ascii="Times New Roman" w:cs="Times New Roman" w:eastAsia="Times New Roman" w:hAnsi="Times New Roman"/>
                 <w:b/>
                 <w:bCs/>
-                <w:color w:val="FFFFFF"/>
                 <w:sz w:val="16"/>
                 <w:szCs w:val="16"/>
               </w:rPr>
@@ -1904,18 +2095,23 @@
         <w:tc>
           <w:tcPr>
             <w:tcW w:type="dxa" w:w="760"/>
-            <w:shd w:fill="444444" w:val="clear"/>
-          </w:tcPr>
-          <w:p>
-            <w:pPr>
+            <w:tcBorders>
+              <w:top w:val="double" w:color="000000" w:sz="6"/>
+              <w:left w:val="none" w:color="FFFFFF" w:sz="0"/>
+              <w:bottom w:val="single" w:color="000000" w:sz="4"/>
+              <w:right w:val="none" w:color="FFFFFF" w:sz="0"/>
+            </w:tcBorders>
+          </w:tcPr>
+          <w:p>
+            <w:pPr>
+              <w:spacing w:after="20" w:before="20"/>
               <w:jc w:val="center"/>
             </w:pPr>
             <w:r>
               <w:rPr>
-                <w:rFonts w:ascii="Arial" w:cs="Arial" w:eastAsia="Arial" w:hAnsi="Arial"/>
+                <w:rFonts w:ascii="Times New Roman" w:cs="Times New Roman" w:eastAsia="Times New Roman" w:hAnsi="Times New Roman"/>
                 <w:b/>
                 <w:bCs/>
-                <w:color w:val="FFFFFF"/>
                 <w:sz w:val="16"/>
                 <w:szCs w:val="16"/>
               </w:rPr>
@@ -1926,18 +2122,23 @@
         <w:tc>
           <w:tcPr>
             <w:tcW w:type="dxa" w:w="580"/>
-            <w:shd w:fill="444444" w:val="clear"/>
-          </w:tcPr>
-          <w:p>
-            <w:pPr>
+            <w:tcBorders>
+              <w:top w:val="double" w:color="000000" w:sz="6"/>
+              <w:left w:val="none" w:color="FFFFFF" w:sz="0"/>
+              <w:bottom w:val="single" w:color="000000" w:sz="4"/>
+              <w:right w:val="none" w:color="FFFFFF" w:sz="0"/>
+            </w:tcBorders>
+          </w:tcPr>
+          <w:p>
+            <w:pPr>
+              <w:spacing w:after="20" w:before="20"/>
               <w:jc w:val="center"/>
             </w:pPr>
             <w:r>
               <w:rPr>
-                <w:rFonts w:ascii="Arial" w:cs="Arial" w:eastAsia="Arial" w:hAnsi="Arial"/>
+                <w:rFonts w:ascii="Times New Roman" w:cs="Times New Roman" w:eastAsia="Times New Roman" w:hAnsi="Times New Roman"/>
                 <w:b/>
                 <w:bCs/>
-                <w:color w:val="FFFFFF"/>
                 <w:sz w:val="16"/>
                 <w:szCs w:val="16"/>
               </w:rPr>
@@ -1948,18 +2149,23 @@
         <w:tc>
           <w:tcPr>
             <w:tcW w:type="dxa" w:w="580"/>
-            <w:shd w:fill="444444" w:val="clear"/>
-          </w:tcPr>
-          <w:p>
-            <w:pPr>
+            <w:tcBorders>
+              <w:top w:val="double" w:color="000000" w:sz="6"/>
+              <w:left w:val="none" w:color="FFFFFF" w:sz="0"/>
+              <w:bottom w:val="single" w:color="000000" w:sz="4"/>
+              <w:right w:val="none" w:color="FFFFFF" w:sz="0"/>
+            </w:tcBorders>
+          </w:tcPr>
+          <w:p>
+            <w:pPr>
+              <w:spacing w:after="20" w:before="20"/>
               <w:jc w:val="center"/>
             </w:pPr>
             <w:r>
               <w:rPr>
-                <w:rFonts w:ascii="Arial" w:cs="Arial" w:eastAsia="Arial" w:hAnsi="Arial"/>
+                <w:rFonts w:ascii="Times New Roman" w:cs="Times New Roman" w:eastAsia="Times New Roman" w:hAnsi="Times New Roman"/>
                 <w:b/>
                 <w:bCs/>
-                <w:color w:val="FFFFFF"/>
                 <w:sz w:val="16"/>
                 <w:szCs w:val="16"/>
               </w:rPr>
@@ -1970,18 +2176,23 @@
         <w:tc>
           <w:tcPr>
             <w:tcW w:type="dxa" w:w="560"/>
-            <w:shd w:fill="444444" w:val="clear"/>
-          </w:tcPr>
-          <w:p>
-            <w:pPr>
+            <w:tcBorders>
+              <w:top w:val="double" w:color="000000" w:sz="6"/>
+              <w:left w:val="none" w:color="FFFFFF" w:sz="0"/>
+              <w:bottom w:val="single" w:color="000000" w:sz="4"/>
+              <w:right w:val="none" w:color="FFFFFF" w:sz="0"/>
+            </w:tcBorders>
+          </w:tcPr>
+          <w:p>
+            <w:pPr>
+              <w:spacing w:after="20" w:before="20"/>
               <w:jc w:val="center"/>
             </w:pPr>
             <w:r>
               <w:rPr>
-                <w:rFonts w:ascii="Arial" w:cs="Arial" w:eastAsia="Arial" w:hAnsi="Arial"/>
+                <w:rFonts w:ascii="Times New Roman" w:cs="Times New Roman" w:eastAsia="Times New Roman" w:hAnsi="Times New Roman"/>
                 <w:b/>
                 <w:bCs/>
-                <w:color w:val="FFFFFF"/>
                 <w:sz w:val="16"/>
                 <w:szCs w:val="16"/>
               </w:rPr>
@@ -1994,9 +2205,16 @@
         <w:tc>
           <w:tcPr>
             <w:tcW w:type="dxa" w:w="1760"/>
-          </w:tcPr>
-          <w:p>
-            <w:pPr>
+            <w:tcBorders>
+              <w:top w:val="none" w:color="FFFFFF" w:sz="0"/>
+              <w:left w:val="none" w:color="FFFFFF" w:sz="0"/>
+              <w:bottom w:val="none" w:color="FFFFFF" w:sz="0"/>
+              <w:right w:val="none" w:color="FFFFFF" w:sz="0"/>
+            </w:tcBorders>
+          </w:tcPr>
+          <w:p>
+            <w:pPr>
+              <w:spacing w:after="20" w:before="20"/>
               <w:jc w:val="left"/>
             </w:pPr>
             <w:r>
@@ -2004,7 +2222,6 @@
                 <w:rFonts w:ascii="Times New Roman" w:cs="Times New Roman" w:eastAsia="Times New Roman" w:hAnsi="Times New Roman"/>
                 <w:b w:val="false"/>
                 <w:bCs w:val="false"/>
-                <w:color w:val="222222"/>
                 <w:sz w:val="16"/>
                 <w:szCs w:val="16"/>
               </w:rPr>
@@ -2015,17 +2232,23 @@
         <w:tc>
           <w:tcPr>
             <w:tcW w:type="dxa" w:w="760"/>
-          </w:tcPr>
-          <w:p>
-            <w:pPr>
+            <w:tcBorders>
+              <w:top w:val="none" w:color="FFFFFF" w:sz="0"/>
+              <w:left w:val="none" w:color="FFFFFF" w:sz="0"/>
+              <w:bottom w:val="none" w:color="FFFFFF" w:sz="0"/>
+              <w:right w:val="none" w:color="FFFFFF" w:sz="0"/>
+            </w:tcBorders>
+          </w:tcPr>
+          <w:p>
+            <w:pPr>
+              <w:spacing w:after="20" w:before="20"/>
               <w:jc w:val="center"/>
             </w:pPr>
             <w:r>
               <w:rPr>
-                <w:rFonts w:ascii="Arial" w:cs="Arial" w:eastAsia="Arial" w:hAnsi="Arial"/>
+                <w:rFonts w:ascii="Times New Roman" w:cs="Times New Roman" w:eastAsia="Times New Roman" w:hAnsi="Times New Roman"/>
                 <w:b w:val="false"/>
                 <w:bCs w:val="false"/>
-                <w:color w:val="222222"/>
                 <w:sz w:val="16"/>
                 <w:szCs w:val="16"/>
               </w:rPr>
@@ -2036,17 +2259,23 @@
         <w:tc>
           <w:tcPr>
             <w:tcW w:type="dxa" w:w="580"/>
-          </w:tcPr>
-          <w:p>
-            <w:pPr>
+            <w:tcBorders>
+              <w:top w:val="none" w:color="FFFFFF" w:sz="0"/>
+              <w:left w:val="none" w:color="FFFFFF" w:sz="0"/>
+              <w:bottom w:val="none" w:color="FFFFFF" w:sz="0"/>
+              <w:right w:val="none" w:color="FFFFFF" w:sz="0"/>
+            </w:tcBorders>
+          </w:tcPr>
+          <w:p>
+            <w:pPr>
+              <w:spacing w:after="20" w:before="20"/>
               <w:jc w:val="center"/>
             </w:pPr>
             <w:r>
               <w:rPr>
-                <w:rFonts w:ascii="Arial" w:cs="Arial" w:eastAsia="Arial" w:hAnsi="Arial"/>
+                <w:rFonts w:ascii="Times New Roman" w:cs="Times New Roman" w:eastAsia="Times New Roman" w:hAnsi="Times New Roman"/>
                 <w:b w:val="false"/>
                 <w:bCs w:val="false"/>
-                <w:color w:val="222222"/>
                 <w:sz w:val="16"/>
                 <w:szCs w:val="16"/>
               </w:rPr>
@@ -2057,17 +2286,23 @@
         <w:tc>
           <w:tcPr>
             <w:tcW w:type="dxa" w:w="580"/>
-          </w:tcPr>
-          <w:p>
-            <w:pPr>
+            <w:tcBorders>
+              <w:top w:val="none" w:color="FFFFFF" w:sz="0"/>
+              <w:left w:val="none" w:color="FFFFFF" w:sz="0"/>
+              <w:bottom w:val="none" w:color="FFFFFF" w:sz="0"/>
+              <w:right w:val="none" w:color="FFFFFF" w:sz="0"/>
+            </w:tcBorders>
+          </w:tcPr>
+          <w:p>
+            <w:pPr>
+              <w:spacing w:after="20" w:before="20"/>
               <w:jc w:val="center"/>
             </w:pPr>
             <w:r>
               <w:rPr>
-                <w:rFonts w:ascii="Arial" w:cs="Arial" w:eastAsia="Arial" w:hAnsi="Arial"/>
+                <w:rFonts w:ascii="Times New Roman" w:cs="Times New Roman" w:eastAsia="Times New Roman" w:hAnsi="Times New Roman"/>
                 <w:b w:val="false"/>
                 <w:bCs w:val="false"/>
-                <w:color w:val="222222"/>
                 <w:sz w:val="16"/>
                 <w:szCs w:val="16"/>
               </w:rPr>
@@ -2078,17 +2313,23 @@
         <w:tc>
           <w:tcPr>
             <w:tcW w:type="dxa" w:w="560"/>
-          </w:tcPr>
-          <w:p>
-            <w:pPr>
+            <w:tcBorders>
+              <w:top w:val="none" w:color="FFFFFF" w:sz="0"/>
+              <w:left w:val="none" w:color="FFFFFF" w:sz="0"/>
+              <w:bottom w:val="none" w:color="FFFFFF" w:sz="0"/>
+              <w:right w:val="none" w:color="FFFFFF" w:sz="0"/>
+            </w:tcBorders>
+          </w:tcPr>
+          <w:p>
+            <w:pPr>
+              <w:spacing w:after="20" w:before="20"/>
               <w:jc w:val="center"/>
             </w:pPr>
             <w:r>
               <w:rPr>
-                <w:rFonts w:ascii="Arial" w:cs="Arial" w:eastAsia="Arial" w:hAnsi="Arial"/>
+                <w:rFonts w:ascii="Times New Roman" w:cs="Times New Roman" w:eastAsia="Times New Roman" w:hAnsi="Times New Roman"/>
                 <w:b w:val="false"/>
                 <w:bCs w:val="false"/>
-                <w:color w:val="222222"/>
                 <w:sz w:val="16"/>
                 <w:szCs w:val="16"/>
               </w:rPr>
@@ -2101,9 +2342,16 @@
         <w:tc>
           <w:tcPr>
             <w:tcW w:type="dxa" w:w="1760"/>
-          </w:tcPr>
-          <w:p>
-            <w:pPr>
+            <w:tcBorders>
+              <w:top w:val="none" w:color="FFFFFF" w:sz="0"/>
+              <w:left w:val="none" w:color="FFFFFF" w:sz="0"/>
+              <w:bottom w:val="none" w:color="FFFFFF" w:sz="0"/>
+              <w:right w:val="none" w:color="FFFFFF" w:sz="0"/>
+            </w:tcBorders>
+          </w:tcPr>
+          <w:p>
+            <w:pPr>
+              <w:spacing w:after="20" w:before="20"/>
               <w:jc w:val="left"/>
             </w:pPr>
             <w:r>
@@ -2111,7 +2359,6 @@
                 <w:rFonts w:ascii="Times New Roman" w:cs="Times New Roman" w:eastAsia="Times New Roman" w:hAnsi="Times New Roman"/>
                 <w:b w:val="false"/>
                 <w:bCs w:val="false"/>
-                <w:color w:val="222222"/>
                 <w:sz w:val="16"/>
                 <w:szCs w:val="16"/>
               </w:rPr>
@@ -2122,17 +2369,23 @@
         <w:tc>
           <w:tcPr>
             <w:tcW w:type="dxa" w:w="760"/>
-          </w:tcPr>
-          <w:p>
-            <w:pPr>
+            <w:tcBorders>
+              <w:top w:val="none" w:color="FFFFFF" w:sz="0"/>
+              <w:left w:val="none" w:color="FFFFFF" w:sz="0"/>
+              <w:bottom w:val="none" w:color="FFFFFF" w:sz="0"/>
+              <w:right w:val="none" w:color="FFFFFF" w:sz="0"/>
+            </w:tcBorders>
+          </w:tcPr>
+          <w:p>
+            <w:pPr>
+              <w:spacing w:after="20" w:before="20"/>
               <w:jc w:val="center"/>
             </w:pPr>
             <w:r>
               <w:rPr>
-                <w:rFonts w:ascii="Arial" w:cs="Arial" w:eastAsia="Arial" w:hAnsi="Arial"/>
+                <w:rFonts w:ascii="Times New Roman" w:cs="Times New Roman" w:eastAsia="Times New Roman" w:hAnsi="Times New Roman"/>
                 <w:b w:val="false"/>
                 <w:bCs w:val="false"/>
-                <w:color w:val="222222"/>
                 <w:sz w:val="16"/>
                 <w:szCs w:val="16"/>
               </w:rPr>
@@ -2143,17 +2396,23 @@
         <w:tc>
           <w:tcPr>
             <w:tcW w:type="dxa" w:w="580"/>
-          </w:tcPr>
-          <w:p>
-            <w:pPr>
+            <w:tcBorders>
+              <w:top w:val="none" w:color="FFFFFF" w:sz="0"/>
+              <w:left w:val="none" w:color="FFFFFF" w:sz="0"/>
+              <w:bottom w:val="none" w:color="FFFFFF" w:sz="0"/>
+              <w:right w:val="none" w:color="FFFFFF" w:sz="0"/>
+            </w:tcBorders>
+          </w:tcPr>
+          <w:p>
+            <w:pPr>
+              <w:spacing w:after="20" w:before="20"/>
               <w:jc w:val="center"/>
             </w:pPr>
             <w:r>
               <w:rPr>
-                <w:rFonts w:ascii="Arial" w:cs="Arial" w:eastAsia="Arial" w:hAnsi="Arial"/>
+                <w:rFonts w:ascii="Times New Roman" w:cs="Times New Roman" w:eastAsia="Times New Roman" w:hAnsi="Times New Roman"/>
                 <w:b w:val="false"/>
                 <w:bCs w:val="false"/>
-                <w:color w:val="222222"/>
                 <w:sz w:val="16"/>
                 <w:szCs w:val="16"/>
               </w:rPr>
@@ -2164,17 +2423,23 @@
         <w:tc>
           <w:tcPr>
             <w:tcW w:type="dxa" w:w="580"/>
-          </w:tcPr>
-          <w:p>
-            <w:pPr>
+            <w:tcBorders>
+              <w:top w:val="none" w:color="FFFFFF" w:sz="0"/>
+              <w:left w:val="none" w:color="FFFFFF" w:sz="0"/>
+              <w:bottom w:val="none" w:color="FFFFFF" w:sz="0"/>
+              <w:right w:val="none" w:color="FFFFFF" w:sz="0"/>
+            </w:tcBorders>
+          </w:tcPr>
+          <w:p>
+            <w:pPr>
+              <w:spacing w:after="20" w:before="20"/>
               <w:jc w:val="center"/>
             </w:pPr>
             <w:r>
               <w:rPr>
-                <w:rFonts w:ascii="Arial" w:cs="Arial" w:eastAsia="Arial" w:hAnsi="Arial"/>
+                <w:rFonts w:ascii="Times New Roman" w:cs="Times New Roman" w:eastAsia="Times New Roman" w:hAnsi="Times New Roman"/>
                 <w:b w:val="false"/>
                 <w:bCs w:val="false"/>
-                <w:color w:val="222222"/>
                 <w:sz w:val="16"/>
                 <w:szCs w:val="16"/>
               </w:rPr>
@@ -2185,17 +2450,23 @@
         <w:tc>
           <w:tcPr>
             <w:tcW w:type="dxa" w:w="560"/>
-          </w:tcPr>
-          <w:p>
-            <w:pPr>
+            <w:tcBorders>
+              <w:top w:val="none" w:color="FFFFFF" w:sz="0"/>
+              <w:left w:val="none" w:color="FFFFFF" w:sz="0"/>
+              <w:bottom w:val="none" w:color="FFFFFF" w:sz="0"/>
+              <w:right w:val="none" w:color="FFFFFF" w:sz="0"/>
+            </w:tcBorders>
+          </w:tcPr>
+          <w:p>
+            <w:pPr>
+              <w:spacing w:after="20" w:before="20"/>
               <w:jc w:val="center"/>
             </w:pPr>
             <w:r>
               <w:rPr>
-                <w:rFonts w:ascii="Arial" w:cs="Arial" w:eastAsia="Arial" w:hAnsi="Arial"/>
+                <w:rFonts w:ascii="Times New Roman" w:cs="Times New Roman" w:eastAsia="Times New Roman" w:hAnsi="Times New Roman"/>
                 <w:b w:val="false"/>
                 <w:bCs w:val="false"/>
-                <w:color w:val="222222"/>
                 <w:sz w:val="16"/>
                 <w:szCs w:val="16"/>
               </w:rPr>
@@ -2208,9 +2479,16 @@
         <w:tc>
           <w:tcPr>
             <w:tcW w:type="dxa" w:w="1760"/>
-          </w:tcPr>
-          <w:p>
-            <w:pPr>
+            <w:tcBorders>
+              <w:top w:val="none" w:color="FFFFFF" w:sz="0"/>
+              <w:left w:val="none" w:color="FFFFFF" w:sz="0"/>
+              <w:bottom w:val="none" w:color="FFFFFF" w:sz="0"/>
+              <w:right w:val="none" w:color="FFFFFF" w:sz="0"/>
+            </w:tcBorders>
+          </w:tcPr>
+          <w:p>
+            <w:pPr>
+              <w:spacing w:after="20" w:before="20"/>
               <w:jc w:val="left"/>
             </w:pPr>
             <w:r>
@@ -2218,7 +2496,6 @@
                 <w:rFonts w:ascii="Times New Roman" w:cs="Times New Roman" w:eastAsia="Times New Roman" w:hAnsi="Times New Roman"/>
                 <w:b w:val="false"/>
                 <w:bCs w:val="false"/>
-                <w:color w:val="222222"/>
                 <w:sz w:val="16"/>
                 <w:szCs w:val="16"/>
               </w:rPr>
@@ -2229,17 +2506,23 @@
         <w:tc>
           <w:tcPr>
             <w:tcW w:type="dxa" w:w="760"/>
-          </w:tcPr>
-          <w:p>
-            <w:pPr>
+            <w:tcBorders>
+              <w:top w:val="none" w:color="FFFFFF" w:sz="0"/>
+              <w:left w:val="none" w:color="FFFFFF" w:sz="0"/>
+              <w:bottom w:val="none" w:color="FFFFFF" w:sz="0"/>
+              <w:right w:val="none" w:color="FFFFFF" w:sz="0"/>
+            </w:tcBorders>
+          </w:tcPr>
+          <w:p>
+            <w:pPr>
+              <w:spacing w:after="20" w:before="20"/>
               <w:jc w:val="center"/>
             </w:pPr>
             <w:r>
               <w:rPr>
-                <w:rFonts w:ascii="Arial" w:cs="Arial" w:eastAsia="Arial" w:hAnsi="Arial"/>
+                <w:rFonts w:ascii="Times New Roman" w:cs="Times New Roman" w:eastAsia="Times New Roman" w:hAnsi="Times New Roman"/>
                 <w:b w:val="false"/>
                 <w:bCs w:val="false"/>
-                <w:color w:val="222222"/>
                 <w:sz w:val="16"/>
                 <w:szCs w:val="16"/>
               </w:rPr>
@@ -2250,17 +2533,23 @@
         <w:tc>
           <w:tcPr>
             <w:tcW w:type="dxa" w:w="580"/>
-          </w:tcPr>
-          <w:p>
-            <w:pPr>
+            <w:tcBorders>
+              <w:top w:val="none" w:color="FFFFFF" w:sz="0"/>
+              <w:left w:val="none" w:color="FFFFFF" w:sz="0"/>
+              <w:bottom w:val="none" w:color="FFFFFF" w:sz="0"/>
+              <w:right w:val="none" w:color="FFFFFF" w:sz="0"/>
+            </w:tcBorders>
+          </w:tcPr>
+          <w:p>
+            <w:pPr>
+              <w:spacing w:after="20" w:before="20"/>
               <w:jc w:val="center"/>
             </w:pPr>
             <w:r>
               <w:rPr>
-                <w:rFonts w:ascii="Arial" w:cs="Arial" w:eastAsia="Arial" w:hAnsi="Arial"/>
+                <w:rFonts w:ascii="Times New Roman" w:cs="Times New Roman" w:eastAsia="Times New Roman" w:hAnsi="Times New Roman"/>
                 <w:b w:val="false"/>
                 <w:bCs w:val="false"/>
-                <w:color w:val="222222"/>
                 <w:sz w:val="16"/>
                 <w:szCs w:val="16"/>
               </w:rPr>
@@ -2271,17 +2560,23 @@
         <w:tc>
           <w:tcPr>
             <w:tcW w:type="dxa" w:w="580"/>
-          </w:tcPr>
-          <w:p>
-            <w:pPr>
+            <w:tcBorders>
+              <w:top w:val="none" w:color="FFFFFF" w:sz="0"/>
+              <w:left w:val="none" w:color="FFFFFF" w:sz="0"/>
+              <w:bottom w:val="none" w:color="FFFFFF" w:sz="0"/>
+              <w:right w:val="none" w:color="FFFFFF" w:sz="0"/>
+            </w:tcBorders>
+          </w:tcPr>
+          <w:p>
+            <w:pPr>
+              <w:spacing w:after="20" w:before="20"/>
               <w:jc w:val="center"/>
             </w:pPr>
             <w:r>
               <w:rPr>
-                <w:rFonts w:ascii="Arial" w:cs="Arial" w:eastAsia="Arial" w:hAnsi="Arial"/>
+                <w:rFonts w:ascii="Times New Roman" w:cs="Times New Roman" w:eastAsia="Times New Roman" w:hAnsi="Times New Roman"/>
                 <w:b w:val="false"/>
                 <w:bCs w:val="false"/>
-                <w:color w:val="222222"/>
                 <w:sz w:val="16"/>
                 <w:szCs w:val="16"/>
               </w:rPr>
@@ -2292,17 +2587,23 @@
         <w:tc>
           <w:tcPr>
             <w:tcW w:type="dxa" w:w="560"/>
-          </w:tcPr>
-          <w:p>
-            <w:pPr>
+            <w:tcBorders>
+              <w:top w:val="none" w:color="FFFFFF" w:sz="0"/>
+              <w:left w:val="none" w:color="FFFFFF" w:sz="0"/>
+              <w:bottom w:val="none" w:color="FFFFFF" w:sz="0"/>
+              <w:right w:val="none" w:color="FFFFFF" w:sz="0"/>
+            </w:tcBorders>
+          </w:tcPr>
+          <w:p>
+            <w:pPr>
+              <w:spacing w:after="20" w:before="20"/>
               <w:jc w:val="center"/>
             </w:pPr>
             <w:r>
               <w:rPr>
-                <w:rFonts w:ascii="Arial" w:cs="Arial" w:eastAsia="Arial" w:hAnsi="Arial"/>
+                <w:rFonts w:ascii="Times New Roman" w:cs="Times New Roman" w:eastAsia="Times New Roman" w:hAnsi="Times New Roman"/>
                 <w:b w:val="false"/>
                 <w:bCs w:val="false"/>
-                <w:color w:val="222222"/>
                 <w:sz w:val="16"/>
                 <w:szCs w:val="16"/>
               </w:rPr>
@@ -2315,9 +2616,16 @@
         <w:tc>
           <w:tcPr>
             <w:tcW w:type="dxa" w:w="1760"/>
-          </w:tcPr>
-          <w:p>
-            <w:pPr>
+            <w:tcBorders>
+              <w:top w:val="none" w:color="FFFFFF" w:sz="0"/>
+              <w:left w:val="none" w:color="FFFFFF" w:sz="0"/>
+              <w:bottom w:val="none" w:color="FFFFFF" w:sz="0"/>
+              <w:right w:val="none" w:color="FFFFFF" w:sz="0"/>
+            </w:tcBorders>
+          </w:tcPr>
+          <w:p>
+            <w:pPr>
+              <w:spacing w:after="20" w:before="20"/>
               <w:jc w:val="left"/>
             </w:pPr>
             <w:r>
@@ -2325,7 +2633,6 @@
                 <w:rFonts w:ascii="Times New Roman" w:cs="Times New Roman" w:eastAsia="Times New Roman" w:hAnsi="Times New Roman"/>
                 <w:b w:val="false"/>
                 <w:bCs w:val="false"/>
-                <w:color w:val="222222"/>
                 <w:sz w:val="16"/>
                 <w:szCs w:val="16"/>
               </w:rPr>
@@ -2336,17 +2643,23 @@
         <w:tc>
           <w:tcPr>
             <w:tcW w:type="dxa" w:w="760"/>
-          </w:tcPr>
-          <w:p>
-            <w:pPr>
+            <w:tcBorders>
+              <w:top w:val="none" w:color="FFFFFF" w:sz="0"/>
+              <w:left w:val="none" w:color="FFFFFF" w:sz="0"/>
+              <w:bottom w:val="none" w:color="FFFFFF" w:sz="0"/>
+              <w:right w:val="none" w:color="FFFFFF" w:sz="0"/>
+            </w:tcBorders>
+          </w:tcPr>
+          <w:p>
+            <w:pPr>
+              <w:spacing w:after="20" w:before="20"/>
               <w:jc w:val="center"/>
             </w:pPr>
             <w:r>
               <w:rPr>
-                <w:rFonts w:ascii="Arial" w:cs="Arial" w:eastAsia="Arial" w:hAnsi="Arial"/>
+                <w:rFonts w:ascii="Times New Roman" w:cs="Times New Roman" w:eastAsia="Times New Roman" w:hAnsi="Times New Roman"/>
                 <w:b w:val="false"/>
                 <w:bCs w:val="false"/>
-                <w:color w:val="222222"/>
                 <w:sz w:val="16"/>
                 <w:szCs w:val="16"/>
               </w:rPr>
@@ -2357,17 +2670,23 @@
         <w:tc>
           <w:tcPr>
             <w:tcW w:type="dxa" w:w="580"/>
-          </w:tcPr>
-          <w:p>
-            <w:pPr>
+            <w:tcBorders>
+              <w:top w:val="none" w:color="FFFFFF" w:sz="0"/>
+              <w:left w:val="none" w:color="FFFFFF" w:sz="0"/>
+              <w:bottom w:val="none" w:color="FFFFFF" w:sz="0"/>
+              <w:right w:val="none" w:color="FFFFFF" w:sz="0"/>
+            </w:tcBorders>
+          </w:tcPr>
+          <w:p>
+            <w:pPr>
+              <w:spacing w:after="20" w:before="20"/>
               <w:jc w:val="center"/>
             </w:pPr>
             <w:r>
               <w:rPr>
-                <w:rFonts w:ascii="Arial" w:cs="Arial" w:eastAsia="Arial" w:hAnsi="Arial"/>
+                <w:rFonts w:ascii="Times New Roman" w:cs="Times New Roman" w:eastAsia="Times New Roman" w:hAnsi="Times New Roman"/>
                 <w:b w:val="false"/>
                 <w:bCs w:val="false"/>
-                <w:color w:val="222222"/>
                 <w:sz w:val="16"/>
                 <w:szCs w:val="16"/>
               </w:rPr>
@@ -2378,17 +2697,23 @@
         <w:tc>
           <w:tcPr>
             <w:tcW w:type="dxa" w:w="580"/>
-          </w:tcPr>
-          <w:p>
-            <w:pPr>
+            <w:tcBorders>
+              <w:top w:val="none" w:color="FFFFFF" w:sz="0"/>
+              <w:left w:val="none" w:color="FFFFFF" w:sz="0"/>
+              <w:bottom w:val="none" w:color="FFFFFF" w:sz="0"/>
+              <w:right w:val="none" w:color="FFFFFF" w:sz="0"/>
+            </w:tcBorders>
+          </w:tcPr>
+          <w:p>
+            <w:pPr>
+              <w:spacing w:after="20" w:before="20"/>
               <w:jc w:val="center"/>
             </w:pPr>
             <w:r>
               <w:rPr>
-                <w:rFonts w:ascii="Arial" w:cs="Arial" w:eastAsia="Arial" w:hAnsi="Arial"/>
+                <w:rFonts w:ascii="Times New Roman" w:cs="Times New Roman" w:eastAsia="Times New Roman" w:hAnsi="Times New Roman"/>
                 <w:b w:val="false"/>
                 <w:bCs w:val="false"/>
-                <w:color w:val="222222"/>
                 <w:sz w:val="16"/>
                 <w:szCs w:val="16"/>
               </w:rPr>
@@ -2399,17 +2724,23 @@
         <w:tc>
           <w:tcPr>
             <w:tcW w:type="dxa" w:w="560"/>
-          </w:tcPr>
-          <w:p>
-            <w:pPr>
+            <w:tcBorders>
+              <w:top w:val="none" w:color="FFFFFF" w:sz="0"/>
+              <w:left w:val="none" w:color="FFFFFF" w:sz="0"/>
+              <w:bottom w:val="none" w:color="FFFFFF" w:sz="0"/>
+              <w:right w:val="none" w:color="FFFFFF" w:sz="0"/>
+            </w:tcBorders>
+          </w:tcPr>
+          <w:p>
+            <w:pPr>
+              <w:spacing w:after="20" w:before="20"/>
               <w:jc w:val="center"/>
             </w:pPr>
             <w:r>
               <w:rPr>
-                <w:rFonts w:ascii="Arial" w:cs="Arial" w:eastAsia="Arial" w:hAnsi="Arial"/>
+                <w:rFonts w:ascii="Times New Roman" w:cs="Times New Roman" w:eastAsia="Times New Roman" w:hAnsi="Times New Roman"/>
                 <w:b w:val="false"/>
                 <w:bCs w:val="false"/>
-                <w:color w:val="222222"/>
                 <w:sz w:val="16"/>
                 <w:szCs w:val="16"/>
               </w:rPr>
@@ -2422,9 +2753,16 @@
         <w:tc>
           <w:tcPr>
             <w:tcW w:type="dxa" w:w="1760"/>
-          </w:tcPr>
-          <w:p>
-            <w:pPr>
+            <w:tcBorders>
+              <w:top w:val="none" w:color="FFFFFF" w:sz="0"/>
+              <w:left w:val="none" w:color="FFFFFF" w:sz="0"/>
+              <w:bottom w:val="none" w:color="FFFFFF" w:sz="0"/>
+              <w:right w:val="none" w:color="FFFFFF" w:sz="0"/>
+            </w:tcBorders>
+          </w:tcPr>
+          <w:p>
+            <w:pPr>
+              <w:spacing w:after="20" w:before="20"/>
               <w:jc w:val="left"/>
             </w:pPr>
             <w:r>
@@ -2432,7 +2770,6 @@
                 <w:rFonts w:ascii="Times New Roman" w:cs="Times New Roman" w:eastAsia="Times New Roman" w:hAnsi="Times New Roman"/>
                 <w:b w:val="false"/>
                 <w:bCs w:val="false"/>
-                <w:color w:val="222222"/>
                 <w:sz w:val="16"/>
                 <w:szCs w:val="16"/>
               </w:rPr>
@@ -2443,17 +2780,23 @@
         <w:tc>
           <w:tcPr>
             <w:tcW w:type="dxa" w:w="760"/>
-          </w:tcPr>
-          <w:p>
-            <w:pPr>
+            <w:tcBorders>
+              <w:top w:val="none" w:color="FFFFFF" w:sz="0"/>
+              <w:left w:val="none" w:color="FFFFFF" w:sz="0"/>
+              <w:bottom w:val="none" w:color="FFFFFF" w:sz="0"/>
+              <w:right w:val="none" w:color="FFFFFF" w:sz="0"/>
+            </w:tcBorders>
+          </w:tcPr>
+          <w:p>
+            <w:pPr>
+              <w:spacing w:after="20" w:before="20"/>
               <w:jc w:val="center"/>
             </w:pPr>
             <w:r>
               <w:rPr>
-                <w:rFonts w:ascii="Arial" w:cs="Arial" w:eastAsia="Arial" w:hAnsi="Arial"/>
+                <w:rFonts w:ascii="Times New Roman" w:cs="Times New Roman" w:eastAsia="Times New Roman" w:hAnsi="Times New Roman"/>
                 <w:b w:val="false"/>
                 <w:bCs w:val="false"/>
-                <w:color w:val="222222"/>
                 <w:sz w:val="16"/>
                 <w:szCs w:val="16"/>
               </w:rPr>
@@ -2464,17 +2807,23 @@
         <w:tc>
           <w:tcPr>
             <w:tcW w:type="dxa" w:w="580"/>
-          </w:tcPr>
-          <w:p>
-            <w:pPr>
+            <w:tcBorders>
+              <w:top w:val="none" w:color="FFFFFF" w:sz="0"/>
+              <w:left w:val="none" w:color="FFFFFF" w:sz="0"/>
+              <w:bottom w:val="none" w:color="FFFFFF" w:sz="0"/>
+              <w:right w:val="none" w:color="FFFFFF" w:sz="0"/>
+            </w:tcBorders>
+          </w:tcPr>
+          <w:p>
+            <w:pPr>
+              <w:spacing w:after="20" w:before="20"/>
               <w:jc w:val="center"/>
             </w:pPr>
             <w:r>
               <w:rPr>
-                <w:rFonts w:ascii="Arial" w:cs="Arial" w:eastAsia="Arial" w:hAnsi="Arial"/>
+                <w:rFonts w:ascii="Times New Roman" w:cs="Times New Roman" w:eastAsia="Times New Roman" w:hAnsi="Times New Roman"/>
                 <w:b w:val="false"/>
                 <w:bCs w:val="false"/>
-                <w:color w:val="222222"/>
                 <w:sz w:val="16"/>
                 <w:szCs w:val="16"/>
               </w:rPr>
@@ -2485,17 +2834,23 @@
         <w:tc>
           <w:tcPr>
             <w:tcW w:type="dxa" w:w="580"/>
-          </w:tcPr>
-          <w:p>
-            <w:pPr>
+            <w:tcBorders>
+              <w:top w:val="none" w:color="FFFFFF" w:sz="0"/>
+              <w:left w:val="none" w:color="FFFFFF" w:sz="0"/>
+              <w:bottom w:val="none" w:color="FFFFFF" w:sz="0"/>
+              <w:right w:val="none" w:color="FFFFFF" w:sz="0"/>
+            </w:tcBorders>
+          </w:tcPr>
+          <w:p>
+            <w:pPr>
+              <w:spacing w:after="20" w:before="20"/>
               <w:jc w:val="center"/>
             </w:pPr>
             <w:r>
               <w:rPr>
-                <w:rFonts w:ascii="Arial" w:cs="Arial" w:eastAsia="Arial" w:hAnsi="Arial"/>
+                <w:rFonts w:ascii="Times New Roman" w:cs="Times New Roman" w:eastAsia="Times New Roman" w:hAnsi="Times New Roman"/>
                 <w:b w:val="false"/>
                 <w:bCs w:val="false"/>
-                <w:color w:val="222222"/>
                 <w:sz w:val="16"/>
                 <w:szCs w:val="16"/>
               </w:rPr>
@@ -2506,17 +2861,23 @@
         <w:tc>
           <w:tcPr>
             <w:tcW w:type="dxa" w:w="560"/>
-          </w:tcPr>
-          <w:p>
-            <w:pPr>
+            <w:tcBorders>
+              <w:top w:val="none" w:color="FFFFFF" w:sz="0"/>
+              <w:left w:val="none" w:color="FFFFFF" w:sz="0"/>
+              <w:bottom w:val="none" w:color="FFFFFF" w:sz="0"/>
+              <w:right w:val="none" w:color="FFFFFF" w:sz="0"/>
+            </w:tcBorders>
+          </w:tcPr>
+          <w:p>
+            <w:pPr>
+              <w:spacing w:after="20" w:before="20"/>
               <w:jc w:val="center"/>
             </w:pPr>
             <w:r>
               <w:rPr>
-                <w:rFonts w:ascii="Arial" w:cs="Arial" w:eastAsia="Arial" w:hAnsi="Arial"/>
+                <w:rFonts w:ascii="Times New Roman" w:cs="Times New Roman" w:eastAsia="Times New Roman" w:hAnsi="Times New Roman"/>
                 <w:b w:val="false"/>
                 <w:bCs w:val="false"/>
-                <w:color w:val="222222"/>
                 <w:sz w:val="16"/>
                 <w:szCs w:val="16"/>
               </w:rPr>
@@ -2529,9 +2890,16 @@
         <w:tc>
           <w:tcPr>
             <w:tcW w:type="dxa" w:w="1760"/>
-          </w:tcPr>
-          <w:p>
-            <w:pPr>
+            <w:tcBorders>
+              <w:top w:val="none" w:color="FFFFFF" w:sz="0"/>
+              <w:left w:val="none" w:color="FFFFFF" w:sz="0"/>
+              <w:bottom w:val="single" w:color="000000" w:sz="4"/>
+              <w:right w:val="none" w:color="FFFFFF" w:sz="0"/>
+            </w:tcBorders>
+          </w:tcPr>
+          <w:p>
+            <w:pPr>
+              <w:spacing w:after="20" w:before="20"/>
               <w:jc w:val="left"/>
             </w:pPr>
             <w:r>
@@ -2539,7 +2907,6 @@
                 <w:rFonts w:ascii="Times New Roman" w:cs="Times New Roman" w:eastAsia="Times New Roman" w:hAnsi="Times New Roman"/>
                 <w:b/>
                 <w:bCs/>
-                <w:color w:val="222222"/>
                 <w:sz w:val="16"/>
                 <w:szCs w:val="16"/>
               </w:rPr>
@@ -2550,17 +2917,23 @@
         <w:tc>
           <w:tcPr>
             <w:tcW w:type="dxa" w:w="760"/>
-          </w:tcPr>
-          <w:p>
-            <w:pPr>
+            <w:tcBorders>
+              <w:top w:val="none" w:color="FFFFFF" w:sz="0"/>
+              <w:left w:val="none" w:color="FFFFFF" w:sz="0"/>
+              <w:bottom w:val="single" w:color="000000" w:sz="4"/>
+              <w:right w:val="none" w:color="FFFFFF" w:sz="0"/>
+            </w:tcBorders>
+          </w:tcPr>
+          <w:p>
+            <w:pPr>
+              <w:spacing w:after="20" w:before="20"/>
               <w:jc w:val="center"/>
             </w:pPr>
             <w:r>
               <w:rPr>
-                <w:rFonts w:ascii="Arial" w:cs="Arial" w:eastAsia="Arial" w:hAnsi="Arial"/>
+                <w:rFonts w:ascii="Times New Roman" w:cs="Times New Roman" w:eastAsia="Times New Roman" w:hAnsi="Times New Roman"/>
                 <w:b/>
                 <w:bCs/>
-                <w:color w:val="222222"/>
                 <w:sz w:val="16"/>
                 <w:szCs w:val="16"/>
               </w:rPr>
@@ -2571,17 +2944,23 @@
         <w:tc>
           <w:tcPr>
             <w:tcW w:type="dxa" w:w="580"/>
-          </w:tcPr>
-          <w:p>
-            <w:pPr>
+            <w:tcBorders>
+              <w:top w:val="none" w:color="FFFFFF" w:sz="0"/>
+              <w:left w:val="none" w:color="FFFFFF" w:sz="0"/>
+              <w:bottom w:val="single" w:color="000000" w:sz="4"/>
+              <w:right w:val="none" w:color="FFFFFF" w:sz="0"/>
+            </w:tcBorders>
+          </w:tcPr>
+          <w:p>
+            <w:pPr>
+              <w:spacing w:after="20" w:before="20"/>
               <w:jc w:val="center"/>
             </w:pPr>
             <w:r>
               <w:rPr>
-                <w:rFonts w:ascii="Arial" w:cs="Arial" w:eastAsia="Arial" w:hAnsi="Arial"/>
+                <w:rFonts w:ascii="Times New Roman" w:cs="Times New Roman" w:eastAsia="Times New Roman" w:hAnsi="Times New Roman"/>
                 <w:b/>
                 <w:bCs/>
-                <w:color w:val="222222"/>
                 <w:sz w:val="16"/>
                 <w:szCs w:val="16"/>
               </w:rPr>
@@ -2592,17 +2971,23 @@
         <w:tc>
           <w:tcPr>
             <w:tcW w:type="dxa" w:w="580"/>
-          </w:tcPr>
-          <w:p>
-            <w:pPr>
+            <w:tcBorders>
+              <w:top w:val="none" w:color="FFFFFF" w:sz="0"/>
+              <w:left w:val="none" w:color="FFFFFF" w:sz="0"/>
+              <w:bottom w:val="single" w:color="000000" w:sz="4"/>
+              <w:right w:val="none" w:color="FFFFFF" w:sz="0"/>
+            </w:tcBorders>
+          </w:tcPr>
+          <w:p>
+            <w:pPr>
+              <w:spacing w:after="20" w:before="20"/>
               <w:jc w:val="center"/>
             </w:pPr>
             <w:r>
               <w:rPr>
-                <w:rFonts w:ascii="Arial" w:cs="Arial" w:eastAsia="Arial" w:hAnsi="Arial"/>
+                <w:rFonts w:ascii="Times New Roman" w:cs="Times New Roman" w:eastAsia="Times New Roman" w:hAnsi="Times New Roman"/>
                 <w:b/>
                 <w:bCs/>
-                <w:color w:val="222222"/>
                 <w:sz w:val="16"/>
                 <w:szCs w:val="16"/>
               </w:rPr>
@@ -2613,17 +2998,23 @@
         <w:tc>
           <w:tcPr>
             <w:tcW w:type="dxa" w:w="560"/>
-          </w:tcPr>
-          <w:p>
-            <w:pPr>
+            <w:tcBorders>
+              <w:top w:val="none" w:color="FFFFFF" w:sz="0"/>
+              <w:left w:val="none" w:color="FFFFFF" w:sz="0"/>
+              <w:bottom w:val="single" w:color="000000" w:sz="4"/>
+              <w:right w:val="none" w:color="FFFFFF" w:sz="0"/>
+            </w:tcBorders>
+          </w:tcPr>
+          <w:p>
+            <w:pPr>
+              <w:spacing w:after="20" w:before="20"/>
               <w:jc w:val="center"/>
             </w:pPr>
             <w:r>
               <w:rPr>
-                <w:rFonts w:ascii="Arial" w:cs="Arial" w:eastAsia="Arial" w:hAnsi="Arial"/>
+                <w:rFonts w:ascii="Times New Roman" w:cs="Times New Roman" w:eastAsia="Times New Roman" w:hAnsi="Times New Roman"/>
                 <w:b/>
                 <w:bCs/>
-                <w:color w:val="222222"/>
                 <w:sz w:val="16"/>
                 <w:szCs w:val="16"/>
               </w:rPr>

--- a/SER_Paper_Draft.docx
+++ b/SER_Paper_Draft.docx
@@ -821,6 +821,1270 @@
     </w:p>
     <w:p>
       <w:pPr>
+        <w:spacing w:after="0" w:before="80"/>
+        <w:jc w:val="center"/>
+      </w:pPr>
+      <w:r>
+        <w:rPr>
+          <w:rFonts w:ascii="Times New Roman" w:cs="Times New Roman" w:eastAsia="Times New Roman" w:hAnsi="Times New Roman"/>
+          <w:b/>
+          <w:bCs/>
+          <w:caps/>
+          <w:sz w:val="16"/>
+          <w:szCs w:val="16"/>
+        </w:rPr>
+        <w:t xml:space="preserve">TABLE IV</w:t>
+      </w:r>
+    </w:p>
+    <w:p>
+      <w:pPr>
+        <w:spacing w:after="40"/>
+        <w:jc w:val="center"/>
+      </w:pPr>
+      <w:r>
+        <w:rPr>
+          <w:rFonts w:ascii="Times New Roman" w:cs="Times New Roman" w:eastAsia="Times New Roman" w:hAnsi="Times New Roman"/>
+          <w:i/>
+          <w:iCs/>
+          <w:sz w:val="16"/>
+          <w:szCs w:val="16"/>
+        </w:rPr>
+        <w:t xml:space="preserve">Training Hyperparameter Configuration</w:t>
+      </w:r>
+    </w:p>
+    <w:tbl>
+      <w:tblPr>
+        <w:tblW w:type="dxa" w:w="4240"/>
+        <w:tblBorders>
+          <w:top w:val="single" w:color="auto" w:sz="4"/>
+          <w:left w:val="single" w:color="auto" w:sz="4"/>
+          <w:bottom w:val="single" w:color="auto" w:sz="4"/>
+          <w:right w:val="single" w:color="auto" w:sz="4"/>
+          <w:insideH w:val="single" w:color="auto" w:sz="4"/>
+          <w:insideV w:val="single" w:color="auto" w:sz="4"/>
+        </w:tblBorders>
+      </w:tblPr>
+      <w:tblGrid>
+        <w:gridCol w:w="1900"/>
+        <w:gridCol w:w="1040"/>
+        <w:gridCol w:w="1300"/>
+      </w:tblGrid>
+      <w:tr>
+        <w:trPr>
+          <w:tblHeader/>
+        </w:trPr>
+        <w:tc>
+          <w:tcPr>
+            <w:tcW w:type="dxa" w:w="1900"/>
+            <w:tcBorders>
+              <w:top w:val="double" w:color="000000" w:sz="6"/>
+              <w:left w:val="none" w:color="FFFFFF" w:sz="0"/>
+              <w:bottom w:val="single" w:color="000000" w:sz="4"/>
+              <w:right w:val="none" w:color="FFFFFF" w:sz="0"/>
+            </w:tcBorders>
+          </w:tcPr>
+          <w:p>
+            <w:pPr>
+              <w:spacing w:after="20" w:before="20"/>
+              <w:jc w:val="left"/>
+            </w:pPr>
+            <w:r>
+              <w:rPr>
+                <w:rFonts w:ascii="Times New Roman" w:cs="Times New Roman" w:eastAsia="Times New Roman" w:hAnsi="Times New Roman"/>
+                <w:b/>
+                <w:bCs/>
+                <w:sz w:val="16"/>
+                <w:szCs w:val="16"/>
+              </w:rPr>
+              <w:t xml:space="preserve">Hyperparameter</w:t>
+            </w:r>
+          </w:p>
+        </w:tc>
+        <w:tc>
+          <w:tcPr>
+            <w:tcW w:type="dxa" w:w="1040"/>
+            <w:tcBorders>
+              <w:top w:val="double" w:color="000000" w:sz="6"/>
+              <w:left w:val="none" w:color="FFFFFF" w:sz="0"/>
+              <w:bottom w:val="single" w:color="000000" w:sz="4"/>
+              <w:right w:val="none" w:color="FFFFFF" w:sz="0"/>
+            </w:tcBorders>
+          </w:tcPr>
+          <w:p>
+            <w:pPr>
+              <w:spacing w:after="20" w:before="20"/>
+              <w:jc w:val="left"/>
+            </w:pPr>
+            <w:r>
+              <w:rPr>
+                <w:rFonts w:ascii="Times New Roman" w:cs="Times New Roman" w:eastAsia="Times New Roman" w:hAnsi="Times New Roman"/>
+                <w:b/>
+                <w:bCs/>
+                <w:sz w:val="16"/>
+                <w:szCs w:val="16"/>
+              </w:rPr>
+              <w:t xml:space="preserve">Value</w:t>
+            </w:r>
+          </w:p>
+        </w:tc>
+        <w:tc>
+          <w:tcPr>
+            <w:tcW w:type="dxa" w:w="1300"/>
+            <w:tcBorders>
+              <w:top w:val="double" w:color="000000" w:sz="6"/>
+              <w:left w:val="none" w:color="FFFFFF" w:sz="0"/>
+              <w:bottom w:val="single" w:color="000000" w:sz="4"/>
+              <w:right w:val="none" w:color="FFFFFF" w:sz="0"/>
+            </w:tcBorders>
+          </w:tcPr>
+          <w:p>
+            <w:pPr>
+              <w:spacing w:after="20" w:before="20"/>
+              <w:jc w:val="left"/>
+            </w:pPr>
+            <w:r>
+              <w:rPr>
+                <w:rFonts w:ascii="Times New Roman" w:cs="Times New Roman" w:eastAsia="Times New Roman" w:hAnsi="Times New Roman"/>
+                <w:b/>
+                <w:bCs/>
+                <w:sz w:val="16"/>
+                <w:szCs w:val="16"/>
+              </w:rPr>
+              <w:t xml:space="preserve">Scope</w:t>
+            </w:r>
+          </w:p>
+        </w:tc>
+      </w:tr>
+      <w:tr>
+        <w:tc>
+          <w:tcPr>
+            <w:tcW w:type="dxa" w:w="1900"/>
+            <w:tcBorders>
+              <w:top w:val="none" w:color="FFFFFF" w:sz="0"/>
+              <w:left w:val="none" w:color="FFFFFF" w:sz="0"/>
+              <w:bottom w:val="none" w:color="FFFFFF" w:sz="0"/>
+              <w:right w:val="none" w:color="FFFFFF" w:sz="0"/>
+            </w:tcBorders>
+          </w:tcPr>
+          <w:p>
+            <w:pPr>
+              <w:spacing w:after="20" w:before="20"/>
+              <w:jc w:val="left"/>
+            </w:pPr>
+            <w:r>
+              <w:rPr>
+                <w:rFonts w:ascii="Times New Roman" w:cs="Times New Roman" w:eastAsia="Times New Roman" w:hAnsi="Times New Roman"/>
+                <w:b w:val="false"/>
+                <w:bCs w:val="false"/>
+                <w:sz w:val="16"/>
+                <w:szCs w:val="16"/>
+              </w:rPr>
+              <w:t xml:space="preserve">Input size</w:t>
+            </w:r>
+          </w:p>
+        </w:tc>
+        <w:tc>
+          <w:tcPr>
+            <w:tcW w:type="dxa" w:w="1040"/>
+            <w:tcBorders>
+              <w:top w:val="none" w:color="FFFFFF" w:sz="0"/>
+              <w:left w:val="none" w:color="FFFFFF" w:sz="0"/>
+              <w:bottom w:val="none" w:color="FFFFFF" w:sz="0"/>
+              <w:right w:val="none" w:color="FFFFFF" w:sz="0"/>
+            </w:tcBorders>
+          </w:tcPr>
+          <w:p>
+            <w:pPr>
+              <w:spacing w:after="20" w:before="20"/>
+              <w:jc w:val="left"/>
+            </w:pPr>
+            <w:r>
+              <w:rPr>
+                <w:rFonts w:ascii="Times New Roman" w:cs="Times New Roman" w:eastAsia="Times New Roman" w:hAnsi="Times New Roman"/>
+                <w:b w:val="false"/>
+                <w:bCs w:val="false"/>
+                <w:sz w:val="16"/>
+                <w:szCs w:val="16"/>
+              </w:rPr>
+              <w:t xml:space="preserve">128×128×4 (or ×1)</w:t>
+            </w:r>
+          </w:p>
+        </w:tc>
+        <w:tc>
+          <w:tcPr>
+            <w:tcW w:type="dxa" w:w="1300"/>
+            <w:tcBorders>
+              <w:top w:val="none" w:color="FFFFFF" w:sz="0"/>
+              <w:left w:val="none" w:color="FFFFFF" w:sz="0"/>
+              <w:bottom w:val="none" w:color="FFFFFF" w:sz="0"/>
+              <w:right w:val="none" w:color="FFFFFF" w:sz="0"/>
+            </w:tcBorders>
+          </w:tcPr>
+          <w:p>
+            <w:pPr>
+              <w:spacing w:after="20" w:before="20"/>
+              <w:jc w:val="left"/>
+            </w:pPr>
+            <w:r>
+              <w:rPr>
+                <w:rFonts w:ascii="Times New Roman" w:cs="Times New Roman" w:eastAsia="Times New Roman" w:hAnsi="Times New Roman"/>
+                <w:b w:val="false"/>
+                <w:bCs w:val="false"/>
+                <w:sz w:val="16"/>
+                <w:szCs w:val="16"/>
+              </w:rPr>
+              <w:t xml:space="preserve">Both phases</w:t>
+            </w:r>
+          </w:p>
+        </w:tc>
+      </w:tr>
+      <w:tr>
+        <w:tc>
+          <w:tcPr>
+            <w:tcW w:type="dxa" w:w="1900"/>
+            <w:tcBorders>
+              <w:top w:val="none" w:color="FFFFFF" w:sz="0"/>
+              <w:left w:val="none" w:color="FFFFFF" w:sz="0"/>
+              <w:bottom w:val="none" w:color="FFFFFF" w:sz="0"/>
+              <w:right w:val="none" w:color="FFFFFF" w:sz="0"/>
+            </w:tcBorders>
+          </w:tcPr>
+          <w:p>
+            <w:pPr>
+              <w:spacing w:after="20" w:before="20"/>
+              <w:jc w:val="left"/>
+            </w:pPr>
+            <w:r>
+              <w:rPr>
+                <w:rFonts w:ascii="Times New Roman" w:cs="Times New Roman" w:eastAsia="Times New Roman" w:hAnsi="Times New Roman"/>
+                <w:b w:val="false"/>
+                <w:bCs w:val="false"/>
+                <w:sz w:val="16"/>
+                <w:szCs w:val="16"/>
+              </w:rPr>
+              <w:t xml:space="preserve">Optimiser</w:t>
+            </w:r>
+          </w:p>
+        </w:tc>
+        <w:tc>
+          <w:tcPr>
+            <w:tcW w:type="dxa" w:w="1040"/>
+            <w:tcBorders>
+              <w:top w:val="none" w:color="FFFFFF" w:sz="0"/>
+              <w:left w:val="none" w:color="FFFFFF" w:sz="0"/>
+              <w:bottom w:val="none" w:color="FFFFFF" w:sz="0"/>
+              <w:right w:val="none" w:color="FFFFFF" w:sz="0"/>
+            </w:tcBorders>
+          </w:tcPr>
+          <w:p>
+            <w:pPr>
+              <w:spacing w:after="20" w:before="20"/>
+              <w:jc w:val="left"/>
+            </w:pPr>
+            <w:r>
+              <w:rPr>
+                <w:rFonts w:ascii="Times New Roman" w:cs="Times New Roman" w:eastAsia="Times New Roman" w:hAnsi="Times New Roman"/>
+                <w:b w:val="false"/>
+                <w:bCs w:val="false"/>
+                <w:sz w:val="16"/>
+                <w:szCs w:val="16"/>
+              </w:rPr>
+              <w:t xml:space="preserve">Adam (β₁=0.9, β₂=0.999)</w:t>
+            </w:r>
+          </w:p>
+        </w:tc>
+        <w:tc>
+          <w:tcPr>
+            <w:tcW w:type="dxa" w:w="1300"/>
+            <w:tcBorders>
+              <w:top w:val="none" w:color="FFFFFF" w:sz="0"/>
+              <w:left w:val="none" w:color="FFFFFF" w:sz="0"/>
+              <w:bottom w:val="none" w:color="FFFFFF" w:sz="0"/>
+              <w:right w:val="none" w:color="FFFFFF" w:sz="0"/>
+            </w:tcBorders>
+          </w:tcPr>
+          <w:p>
+            <w:pPr>
+              <w:spacing w:after="20" w:before="20"/>
+              <w:jc w:val="left"/>
+            </w:pPr>
+            <w:r>
+              <w:rPr>
+                <w:rFonts w:ascii="Times New Roman" w:cs="Times New Roman" w:eastAsia="Times New Roman" w:hAnsi="Times New Roman"/>
+                <w:b w:val="false"/>
+                <w:bCs w:val="false"/>
+                <w:sz w:val="16"/>
+                <w:szCs w:val="16"/>
+              </w:rPr>
+              <w:t xml:space="preserve">Both phases</w:t>
+            </w:r>
+          </w:p>
+        </w:tc>
+      </w:tr>
+      <w:tr>
+        <w:tc>
+          <w:tcPr>
+            <w:tcW w:type="dxa" w:w="1900"/>
+            <w:tcBorders>
+              <w:top w:val="none" w:color="FFFFFF" w:sz="0"/>
+              <w:left w:val="none" w:color="FFFFFF" w:sz="0"/>
+              <w:bottom w:val="none" w:color="FFFFFF" w:sz="0"/>
+              <w:right w:val="none" w:color="FFFFFF" w:sz="0"/>
+            </w:tcBorders>
+          </w:tcPr>
+          <w:p>
+            <w:pPr>
+              <w:spacing w:after="20" w:before="20"/>
+              <w:jc w:val="left"/>
+            </w:pPr>
+            <w:r>
+              <w:rPr>
+                <w:rFonts w:ascii="Times New Roman" w:cs="Times New Roman" w:eastAsia="Times New Roman" w:hAnsi="Times New Roman"/>
+                <w:b w:val="false"/>
+                <w:bCs w:val="false"/>
+                <w:sz w:val="16"/>
+                <w:szCs w:val="16"/>
+              </w:rPr>
+              <w:t xml:space="preserve">Loss function</w:t>
+            </w:r>
+          </w:p>
+        </w:tc>
+        <w:tc>
+          <w:tcPr>
+            <w:tcW w:type="dxa" w:w="1040"/>
+            <w:tcBorders>
+              <w:top w:val="none" w:color="FFFFFF" w:sz="0"/>
+              <w:left w:val="none" w:color="FFFFFF" w:sz="0"/>
+              <w:bottom w:val="none" w:color="FFFFFF" w:sz="0"/>
+              <w:right w:val="none" w:color="FFFFFF" w:sz="0"/>
+            </w:tcBorders>
+          </w:tcPr>
+          <w:p>
+            <w:pPr>
+              <w:spacing w:after="20" w:before="20"/>
+              <w:jc w:val="left"/>
+            </w:pPr>
+            <w:r>
+              <w:rPr>
+                <w:rFonts w:ascii="Times New Roman" w:cs="Times New Roman" w:eastAsia="Times New Roman" w:hAnsi="Times New Roman"/>
+                <w:b w:val="false"/>
+                <w:bCs w:val="false"/>
+                <w:sz w:val="16"/>
+                <w:szCs w:val="16"/>
+              </w:rPr>
+              <w:t xml:space="preserve">Categorical cross-entropy</w:t>
+            </w:r>
+          </w:p>
+        </w:tc>
+        <w:tc>
+          <w:tcPr>
+            <w:tcW w:type="dxa" w:w="1300"/>
+            <w:tcBorders>
+              <w:top w:val="none" w:color="FFFFFF" w:sz="0"/>
+              <w:left w:val="none" w:color="FFFFFF" w:sz="0"/>
+              <w:bottom w:val="none" w:color="FFFFFF" w:sz="0"/>
+              <w:right w:val="none" w:color="FFFFFF" w:sz="0"/>
+            </w:tcBorders>
+          </w:tcPr>
+          <w:p>
+            <w:pPr>
+              <w:spacing w:after="20" w:before="20"/>
+              <w:jc w:val="left"/>
+            </w:pPr>
+            <w:r>
+              <w:rPr>
+                <w:rFonts w:ascii="Times New Roman" w:cs="Times New Roman" w:eastAsia="Times New Roman" w:hAnsi="Times New Roman"/>
+                <w:b w:val="false"/>
+                <w:bCs w:val="false"/>
+                <w:sz w:val="16"/>
+                <w:szCs w:val="16"/>
+              </w:rPr>
+              <w:t xml:space="preserve">Both phases</w:t>
+            </w:r>
+          </w:p>
+        </w:tc>
+      </w:tr>
+      <w:tr>
+        <w:tc>
+          <w:tcPr>
+            <w:tcW w:type="dxa" w:w="1900"/>
+            <w:tcBorders>
+              <w:top w:val="none" w:color="FFFFFF" w:sz="0"/>
+              <w:left w:val="none" w:color="FFFFFF" w:sz="0"/>
+              <w:bottom w:val="none" w:color="FFFFFF" w:sz="0"/>
+              <w:right w:val="none" w:color="FFFFFF" w:sz="0"/>
+            </w:tcBorders>
+          </w:tcPr>
+          <w:p>
+            <w:pPr>
+              <w:spacing w:after="20" w:before="20"/>
+              <w:jc w:val="left"/>
+            </w:pPr>
+            <w:r>
+              <w:rPr>
+                <w:rFonts w:ascii="Times New Roman" w:cs="Times New Roman" w:eastAsia="Times New Roman" w:hAnsi="Times New Roman"/>
+                <w:b w:val="false"/>
+                <w:bCs w:val="false"/>
+                <w:sz w:val="16"/>
+                <w:szCs w:val="16"/>
+              </w:rPr>
+              <w:t xml:space="preserve">Phase 1 learning rate</w:t>
+            </w:r>
+          </w:p>
+        </w:tc>
+        <w:tc>
+          <w:tcPr>
+            <w:tcW w:type="dxa" w:w="1040"/>
+            <w:tcBorders>
+              <w:top w:val="none" w:color="FFFFFF" w:sz="0"/>
+              <w:left w:val="none" w:color="FFFFFF" w:sz="0"/>
+              <w:bottom w:val="none" w:color="FFFFFF" w:sz="0"/>
+              <w:right w:val="none" w:color="FFFFFF" w:sz="0"/>
+            </w:tcBorders>
+          </w:tcPr>
+          <w:p>
+            <w:pPr>
+              <w:spacing w:after="20" w:before="20"/>
+              <w:jc w:val="left"/>
+            </w:pPr>
+            <w:r>
+              <w:rPr>
+                <w:rFonts w:ascii="Times New Roman" w:cs="Times New Roman" w:eastAsia="Times New Roman" w:hAnsi="Times New Roman"/>
+                <w:b w:val="false"/>
+                <w:bCs w:val="false"/>
+                <w:sz w:val="16"/>
+                <w:szCs w:val="16"/>
+              </w:rPr>
+              <w:t xml:space="preserve">1×10⁻⁴</w:t>
+            </w:r>
+          </w:p>
+        </w:tc>
+        <w:tc>
+          <w:tcPr>
+            <w:tcW w:type="dxa" w:w="1300"/>
+            <w:tcBorders>
+              <w:top w:val="none" w:color="FFFFFF" w:sz="0"/>
+              <w:left w:val="none" w:color="FFFFFF" w:sz="0"/>
+              <w:bottom w:val="none" w:color="FFFFFF" w:sz="0"/>
+              <w:right w:val="none" w:color="FFFFFF" w:sz="0"/>
+            </w:tcBorders>
+          </w:tcPr>
+          <w:p>
+            <w:pPr>
+              <w:spacing w:after="20" w:before="20"/>
+              <w:jc w:val="left"/>
+            </w:pPr>
+            <w:r>
+              <w:rPr>
+                <w:rFonts w:ascii="Times New Roman" w:cs="Times New Roman" w:eastAsia="Times New Roman" w:hAnsi="Times New Roman"/>
+                <w:b w:val="false"/>
+                <w:bCs w:val="false"/>
+                <w:sz w:val="16"/>
+                <w:szCs w:val="16"/>
+              </w:rPr>
+              <w:t xml:space="preserve">Phase 1</w:t>
+            </w:r>
+          </w:p>
+        </w:tc>
+      </w:tr>
+      <w:tr>
+        <w:tc>
+          <w:tcPr>
+            <w:tcW w:type="dxa" w:w="1900"/>
+            <w:tcBorders>
+              <w:top w:val="none" w:color="FFFFFF" w:sz="0"/>
+              <w:left w:val="none" w:color="FFFFFF" w:sz="0"/>
+              <w:bottom w:val="none" w:color="FFFFFF" w:sz="0"/>
+              <w:right w:val="none" w:color="FFFFFF" w:sz="0"/>
+            </w:tcBorders>
+          </w:tcPr>
+          <w:p>
+            <w:pPr>
+              <w:spacing w:after="20" w:before="20"/>
+              <w:jc w:val="left"/>
+            </w:pPr>
+            <w:r>
+              <w:rPr>
+                <w:rFonts w:ascii="Times New Roman" w:cs="Times New Roman" w:eastAsia="Times New Roman" w:hAnsi="Times New Roman"/>
+                <w:b w:val="false"/>
+                <w:bCs w:val="false"/>
+                <w:sz w:val="16"/>
+                <w:szCs w:val="16"/>
+              </w:rPr>
+              <w:t xml:space="preserve">Phase 1 epochs</w:t>
+            </w:r>
+          </w:p>
+        </w:tc>
+        <w:tc>
+          <w:tcPr>
+            <w:tcW w:type="dxa" w:w="1040"/>
+            <w:tcBorders>
+              <w:top w:val="none" w:color="FFFFFF" w:sz="0"/>
+              <w:left w:val="none" w:color="FFFFFF" w:sz="0"/>
+              <w:bottom w:val="none" w:color="FFFFFF" w:sz="0"/>
+              <w:right w:val="none" w:color="FFFFFF" w:sz="0"/>
+            </w:tcBorders>
+          </w:tcPr>
+          <w:p>
+            <w:pPr>
+              <w:spacing w:after="20" w:before="20"/>
+              <w:jc w:val="left"/>
+            </w:pPr>
+            <w:r>
+              <w:rPr>
+                <w:rFonts w:ascii="Times New Roman" w:cs="Times New Roman" w:eastAsia="Times New Roman" w:hAnsi="Times New Roman"/>
+                <w:b w:val="false"/>
+                <w:bCs w:val="false"/>
+                <w:sz w:val="16"/>
+                <w:szCs w:val="16"/>
+              </w:rPr>
+              <w:t xml:space="preserve">10 (fixed)</w:t>
+            </w:r>
+          </w:p>
+        </w:tc>
+        <w:tc>
+          <w:tcPr>
+            <w:tcW w:type="dxa" w:w="1300"/>
+            <w:tcBorders>
+              <w:top w:val="none" w:color="FFFFFF" w:sz="0"/>
+              <w:left w:val="none" w:color="FFFFFF" w:sz="0"/>
+              <w:bottom w:val="none" w:color="FFFFFF" w:sz="0"/>
+              <w:right w:val="none" w:color="FFFFFF" w:sz="0"/>
+            </w:tcBorders>
+          </w:tcPr>
+          <w:p>
+            <w:pPr>
+              <w:spacing w:after="20" w:before="20"/>
+              <w:jc w:val="left"/>
+            </w:pPr>
+            <w:r>
+              <w:rPr>
+                <w:rFonts w:ascii="Times New Roman" w:cs="Times New Roman" w:eastAsia="Times New Roman" w:hAnsi="Times New Roman"/>
+                <w:b w:val="false"/>
+                <w:bCs w:val="false"/>
+                <w:sz w:val="16"/>
+                <w:szCs w:val="16"/>
+              </w:rPr>
+              <w:t xml:space="preserve">Phase 1</w:t>
+            </w:r>
+          </w:p>
+        </w:tc>
+      </w:tr>
+      <w:tr>
+        <w:tc>
+          <w:tcPr>
+            <w:tcW w:type="dxa" w:w="1900"/>
+            <w:tcBorders>
+              <w:top w:val="none" w:color="FFFFFF" w:sz="0"/>
+              <w:left w:val="none" w:color="FFFFFF" w:sz="0"/>
+              <w:bottom w:val="none" w:color="FFFFFF" w:sz="0"/>
+              <w:right w:val="none" w:color="FFFFFF" w:sz="0"/>
+            </w:tcBorders>
+          </w:tcPr>
+          <w:p>
+            <w:pPr>
+              <w:spacing w:after="20" w:before="20"/>
+              <w:jc w:val="left"/>
+            </w:pPr>
+            <w:r>
+              <w:rPr>
+                <w:rFonts w:ascii="Times New Roman" w:cs="Times New Roman" w:eastAsia="Times New Roman" w:hAnsi="Times New Roman"/>
+                <w:b w:val="false"/>
+                <w:bCs w:val="false"/>
+                <w:sz w:val="16"/>
+                <w:szCs w:val="16"/>
+              </w:rPr>
+              <w:t xml:space="preserve">Phase 2 learning rate</w:t>
+            </w:r>
+          </w:p>
+        </w:tc>
+        <w:tc>
+          <w:tcPr>
+            <w:tcW w:type="dxa" w:w="1040"/>
+            <w:tcBorders>
+              <w:top w:val="none" w:color="FFFFFF" w:sz="0"/>
+              <w:left w:val="none" w:color="FFFFFF" w:sz="0"/>
+              <w:bottom w:val="none" w:color="FFFFFF" w:sz="0"/>
+              <w:right w:val="none" w:color="FFFFFF" w:sz="0"/>
+            </w:tcBorders>
+          </w:tcPr>
+          <w:p>
+            <w:pPr>
+              <w:spacing w:after="20" w:before="20"/>
+              <w:jc w:val="left"/>
+            </w:pPr>
+            <w:r>
+              <w:rPr>
+                <w:rFonts w:ascii="Times New Roman" w:cs="Times New Roman" w:eastAsia="Times New Roman" w:hAnsi="Times New Roman"/>
+                <w:b w:val="false"/>
+                <w:bCs w:val="false"/>
+                <w:sz w:val="16"/>
+                <w:szCs w:val="16"/>
+              </w:rPr>
+              <w:t xml:space="preserve">1×10⁻⁵</w:t>
+            </w:r>
+          </w:p>
+        </w:tc>
+        <w:tc>
+          <w:tcPr>
+            <w:tcW w:type="dxa" w:w="1300"/>
+            <w:tcBorders>
+              <w:top w:val="none" w:color="FFFFFF" w:sz="0"/>
+              <w:left w:val="none" w:color="FFFFFF" w:sz="0"/>
+              <w:bottom w:val="none" w:color="FFFFFF" w:sz="0"/>
+              <w:right w:val="none" w:color="FFFFFF" w:sz="0"/>
+            </w:tcBorders>
+          </w:tcPr>
+          <w:p>
+            <w:pPr>
+              <w:spacing w:after="20" w:before="20"/>
+              <w:jc w:val="left"/>
+            </w:pPr>
+            <w:r>
+              <w:rPr>
+                <w:rFonts w:ascii="Times New Roman" w:cs="Times New Roman" w:eastAsia="Times New Roman" w:hAnsi="Times New Roman"/>
+                <w:b w:val="false"/>
+                <w:bCs w:val="false"/>
+                <w:sz w:val="16"/>
+                <w:szCs w:val="16"/>
+              </w:rPr>
+              <w:t xml:space="preserve">Phase 2</w:t>
+            </w:r>
+          </w:p>
+        </w:tc>
+      </w:tr>
+      <w:tr>
+        <w:tc>
+          <w:tcPr>
+            <w:tcW w:type="dxa" w:w="1900"/>
+            <w:tcBorders>
+              <w:top w:val="none" w:color="FFFFFF" w:sz="0"/>
+              <w:left w:val="none" w:color="FFFFFF" w:sz="0"/>
+              <w:bottom w:val="none" w:color="FFFFFF" w:sz="0"/>
+              <w:right w:val="none" w:color="FFFFFF" w:sz="0"/>
+            </w:tcBorders>
+          </w:tcPr>
+          <w:p>
+            <w:pPr>
+              <w:spacing w:after="20" w:before="20"/>
+              <w:jc w:val="left"/>
+            </w:pPr>
+            <w:r>
+              <w:rPr>
+                <w:rFonts w:ascii="Times New Roman" w:cs="Times New Roman" w:eastAsia="Times New Roman" w:hAnsi="Times New Roman"/>
+                <w:b w:val="false"/>
+                <w:bCs w:val="false"/>
+                <w:sz w:val="16"/>
+                <w:szCs w:val="16"/>
+              </w:rPr>
+              <w:t xml:space="preserve">Phase 2 max epochs</w:t>
+            </w:r>
+          </w:p>
+        </w:tc>
+        <w:tc>
+          <w:tcPr>
+            <w:tcW w:type="dxa" w:w="1040"/>
+            <w:tcBorders>
+              <w:top w:val="none" w:color="FFFFFF" w:sz="0"/>
+              <w:left w:val="none" w:color="FFFFFF" w:sz="0"/>
+              <w:bottom w:val="none" w:color="FFFFFF" w:sz="0"/>
+              <w:right w:val="none" w:color="FFFFFF" w:sz="0"/>
+            </w:tcBorders>
+          </w:tcPr>
+          <w:p>
+            <w:pPr>
+              <w:spacing w:after="20" w:before="20"/>
+              <w:jc w:val="left"/>
+            </w:pPr>
+            <w:r>
+              <w:rPr>
+                <w:rFonts w:ascii="Times New Roman" w:cs="Times New Roman" w:eastAsia="Times New Roman" w:hAnsi="Times New Roman"/>
+                <w:b w:val="false"/>
+                <w:bCs w:val="false"/>
+                <w:sz w:val="16"/>
+                <w:szCs w:val="16"/>
+              </w:rPr>
+              <w:t xml:space="preserve">100</w:t>
+            </w:r>
+          </w:p>
+        </w:tc>
+        <w:tc>
+          <w:tcPr>
+            <w:tcW w:type="dxa" w:w="1300"/>
+            <w:tcBorders>
+              <w:top w:val="none" w:color="FFFFFF" w:sz="0"/>
+              <w:left w:val="none" w:color="FFFFFF" w:sz="0"/>
+              <w:bottom w:val="none" w:color="FFFFFF" w:sz="0"/>
+              <w:right w:val="none" w:color="FFFFFF" w:sz="0"/>
+            </w:tcBorders>
+          </w:tcPr>
+          <w:p>
+            <w:pPr>
+              <w:spacing w:after="20" w:before="20"/>
+              <w:jc w:val="left"/>
+            </w:pPr>
+            <w:r>
+              <w:rPr>
+                <w:rFonts w:ascii="Times New Roman" w:cs="Times New Roman" w:eastAsia="Times New Roman" w:hAnsi="Times New Roman"/>
+                <w:b w:val="false"/>
+                <w:bCs w:val="false"/>
+                <w:sz w:val="16"/>
+                <w:szCs w:val="16"/>
+              </w:rPr>
+              <w:t xml:space="preserve">Phase 2</w:t>
+            </w:r>
+          </w:p>
+        </w:tc>
+      </w:tr>
+      <w:tr>
+        <w:tc>
+          <w:tcPr>
+            <w:tcW w:type="dxa" w:w="1900"/>
+            <w:tcBorders>
+              <w:top w:val="none" w:color="FFFFFF" w:sz="0"/>
+              <w:left w:val="none" w:color="FFFFFF" w:sz="0"/>
+              <w:bottom w:val="none" w:color="FFFFFF" w:sz="0"/>
+              <w:right w:val="none" w:color="FFFFFF" w:sz="0"/>
+            </w:tcBorders>
+          </w:tcPr>
+          <w:p>
+            <w:pPr>
+              <w:spacing w:after="20" w:before="20"/>
+              <w:jc w:val="left"/>
+            </w:pPr>
+            <w:r>
+              <w:rPr>
+                <w:rFonts w:ascii="Times New Roman" w:cs="Times New Roman" w:eastAsia="Times New Roman" w:hAnsi="Times New Roman"/>
+                <w:b w:val="false"/>
+                <w:bCs w:val="false"/>
+                <w:sz w:val="16"/>
+                <w:szCs w:val="16"/>
+              </w:rPr>
+              <w:t xml:space="preserve">Batch size</w:t>
+            </w:r>
+          </w:p>
+        </w:tc>
+        <w:tc>
+          <w:tcPr>
+            <w:tcW w:type="dxa" w:w="1040"/>
+            <w:tcBorders>
+              <w:top w:val="none" w:color="FFFFFF" w:sz="0"/>
+              <w:left w:val="none" w:color="FFFFFF" w:sz="0"/>
+              <w:bottom w:val="none" w:color="FFFFFF" w:sz="0"/>
+              <w:right w:val="none" w:color="FFFFFF" w:sz="0"/>
+            </w:tcBorders>
+          </w:tcPr>
+          <w:p>
+            <w:pPr>
+              <w:spacing w:after="20" w:before="20"/>
+              <w:jc w:val="left"/>
+            </w:pPr>
+            <w:r>
+              <w:rPr>
+                <w:rFonts w:ascii="Times New Roman" w:cs="Times New Roman" w:eastAsia="Times New Roman" w:hAnsi="Times New Roman"/>
+                <w:b w:val="false"/>
+                <w:bCs w:val="false"/>
+                <w:sz w:val="16"/>
+                <w:szCs w:val="16"/>
+              </w:rPr>
+              <w:t xml:space="preserve">32</w:t>
+            </w:r>
+          </w:p>
+        </w:tc>
+        <w:tc>
+          <w:tcPr>
+            <w:tcW w:type="dxa" w:w="1300"/>
+            <w:tcBorders>
+              <w:top w:val="none" w:color="FFFFFF" w:sz="0"/>
+              <w:left w:val="none" w:color="FFFFFF" w:sz="0"/>
+              <w:bottom w:val="none" w:color="FFFFFF" w:sz="0"/>
+              <w:right w:val="none" w:color="FFFFFF" w:sz="0"/>
+            </w:tcBorders>
+          </w:tcPr>
+          <w:p>
+            <w:pPr>
+              <w:spacing w:after="20" w:before="20"/>
+              <w:jc w:val="left"/>
+            </w:pPr>
+            <w:r>
+              <w:rPr>
+                <w:rFonts w:ascii="Times New Roman" w:cs="Times New Roman" w:eastAsia="Times New Roman" w:hAnsi="Times New Roman"/>
+                <w:b w:val="false"/>
+                <w:bCs w:val="false"/>
+                <w:sz w:val="16"/>
+                <w:szCs w:val="16"/>
+              </w:rPr>
+              <w:t xml:space="preserve">Both phases</w:t>
+            </w:r>
+          </w:p>
+        </w:tc>
+      </w:tr>
+      <w:tr>
+        <w:tc>
+          <w:tcPr>
+            <w:tcW w:type="dxa" w:w="1900"/>
+            <w:tcBorders>
+              <w:top w:val="none" w:color="FFFFFF" w:sz="0"/>
+              <w:left w:val="none" w:color="FFFFFF" w:sz="0"/>
+              <w:bottom w:val="none" w:color="FFFFFF" w:sz="0"/>
+              <w:right w:val="none" w:color="FFFFFF" w:sz="0"/>
+            </w:tcBorders>
+          </w:tcPr>
+          <w:p>
+            <w:pPr>
+              <w:spacing w:after="20" w:before="20"/>
+              <w:jc w:val="left"/>
+            </w:pPr>
+            <w:r>
+              <w:rPr>
+                <w:rFonts w:ascii="Times New Roman" w:cs="Times New Roman" w:eastAsia="Times New Roman" w:hAnsi="Times New Roman"/>
+                <w:b w:val="false"/>
+                <w:bCs w:val="false"/>
+                <w:sz w:val="16"/>
+                <w:szCs w:val="16"/>
+              </w:rPr>
+              <w:t xml:space="preserve">Early stopping patience</w:t>
+            </w:r>
+          </w:p>
+        </w:tc>
+        <w:tc>
+          <w:tcPr>
+            <w:tcW w:type="dxa" w:w="1040"/>
+            <w:tcBorders>
+              <w:top w:val="none" w:color="FFFFFF" w:sz="0"/>
+              <w:left w:val="none" w:color="FFFFFF" w:sz="0"/>
+              <w:bottom w:val="none" w:color="FFFFFF" w:sz="0"/>
+              <w:right w:val="none" w:color="FFFFFF" w:sz="0"/>
+            </w:tcBorders>
+          </w:tcPr>
+          <w:p>
+            <w:pPr>
+              <w:spacing w:after="20" w:before="20"/>
+              <w:jc w:val="left"/>
+            </w:pPr>
+            <w:r>
+              <w:rPr>
+                <w:rFonts w:ascii="Times New Roman" w:cs="Times New Roman" w:eastAsia="Times New Roman" w:hAnsi="Times New Roman"/>
+                <w:b w:val="false"/>
+                <w:bCs w:val="false"/>
+                <w:sz w:val="16"/>
+                <w:szCs w:val="16"/>
+              </w:rPr>
+              <w:t xml:space="preserve">15 epochs</w:t>
+            </w:r>
+          </w:p>
+        </w:tc>
+        <w:tc>
+          <w:tcPr>
+            <w:tcW w:type="dxa" w:w="1300"/>
+            <w:tcBorders>
+              <w:top w:val="none" w:color="FFFFFF" w:sz="0"/>
+              <w:left w:val="none" w:color="FFFFFF" w:sz="0"/>
+              <w:bottom w:val="none" w:color="FFFFFF" w:sz="0"/>
+              <w:right w:val="none" w:color="FFFFFF" w:sz="0"/>
+            </w:tcBorders>
+          </w:tcPr>
+          <w:p>
+            <w:pPr>
+              <w:spacing w:after="20" w:before="20"/>
+              <w:jc w:val="left"/>
+            </w:pPr>
+            <w:r>
+              <w:rPr>
+                <w:rFonts w:ascii="Times New Roman" w:cs="Times New Roman" w:eastAsia="Times New Roman" w:hAnsi="Times New Roman"/>
+                <w:b w:val="false"/>
+                <w:bCs w:val="false"/>
+                <w:sz w:val="16"/>
+                <w:szCs w:val="16"/>
+              </w:rPr>
+              <w:t xml:space="preserve">Phase 2</w:t>
+            </w:r>
+          </w:p>
+        </w:tc>
+      </w:tr>
+      <w:tr>
+        <w:tc>
+          <w:tcPr>
+            <w:tcW w:type="dxa" w:w="1900"/>
+            <w:tcBorders>
+              <w:top w:val="none" w:color="FFFFFF" w:sz="0"/>
+              <w:left w:val="none" w:color="FFFFFF" w:sz="0"/>
+              <w:bottom w:val="none" w:color="FFFFFF" w:sz="0"/>
+              <w:right w:val="none" w:color="FFFFFF" w:sz="0"/>
+            </w:tcBorders>
+          </w:tcPr>
+          <w:p>
+            <w:pPr>
+              <w:spacing w:after="20" w:before="20"/>
+              <w:jc w:val="left"/>
+            </w:pPr>
+            <w:r>
+              <w:rPr>
+                <w:rFonts w:ascii="Times New Roman" w:cs="Times New Roman" w:eastAsia="Times New Roman" w:hAnsi="Times New Roman"/>
+                <w:b w:val="false"/>
+                <w:bCs w:val="false"/>
+                <w:sz w:val="16"/>
+                <w:szCs w:val="16"/>
+              </w:rPr>
+              <w:t xml:space="preserve">ReduceLROnPlateau factor</w:t>
+            </w:r>
+          </w:p>
+        </w:tc>
+        <w:tc>
+          <w:tcPr>
+            <w:tcW w:type="dxa" w:w="1040"/>
+            <w:tcBorders>
+              <w:top w:val="none" w:color="FFFFFF" w:sz="0"/>
+              <w:left w:val="none" w:color="FFFFFF" w:sz="0"/>
+              <w:bottom w:val="none" w:color="FFFFFF" w:sz="0"/>
+              <w:right w:val="none" w:color="FFFFFF" w:sz="0"/>
+            </w:tcBorders>
+          </w:tcPr>
+          <w:p>
+            <w:pPr>
+              <w:spacing w:after="20" w:before="20"/>
+              <w:jc w:val="left"/>
+            </w:pPr>
+            <w:r>
+              <w:rPr>
+                <w:rFonts w:ascii="Times New Roman" w:cs="Times New Roman" w:eastAsia="Times New Roman" w:hAnsi="Times New Roman"/>
+                <w:b w:val="false"/>
+                <w:bCs w:val="false"/>
+                <w:sz w:val="16"/>
+                <w:szCs w:val="16"/>
+              </w:rPr>
+              <w:t xml:space="preserve">0.5 (patience=5)</w:t>
+            </w:r>
+          </w:p>
+        </w:tc>
+        <w:tc>
+          <w:tcPr>
+            <w:tcW w:type="dxa" w:w="1300"/>
+            <w:tcBorders>
+              <w:top w:val="none" w:color="FFFFFF" w:sz="0"/>
+              <w:left w:val="none" w:color="FFFFFF" w:sz="0"/>
+              <w:bottom w:val="none" w:color="FFFFFF" w:sz="0"/>
+              <w:right w:val="none" w:color="FFFFFF" w:sz="0"/>
+            </w:tcBorders>
+          </w:tcPr>
+          <w:p>
+            <w:pPr>
+              <w:spacing w:after="20" w:before="20"/>
+              <w:jc w:val="left"/>
+            </w:pPr>
+            <w:r>
+              <w:rPr>
+                <w:rFonts w:ascii="Times New Roman" w:cs="Times New Roman" w:eastAsia="Times New Roman" w:hAnsi="Times New Roman"/>
+                <w:b w:val="false"/>
+                <w:bCs w:val="false"/>
+                <w:sz w:val="16"/>
+                <w:szCs w:val="16"/>
+              </w:rPr>
+              <w:t xml:space="preserve">Phase 2</w:t>
+            </w:r>
+          </w:p>
+        </w:tc>
+      </w:tr>
+      <w:tr>
+        <w:tc>
+          <w:tcPr>
+            <w:tcW w:type="dxa" w:w="1900"/>
+            <w:tcBorders>
+              <w:top w:val="none" w:color="FFFFFF" w:sz="0"/>
+              <w:left w:val="none" w:color="FFFFFF" w:sz="0"/>
+              <w:bottom w:val="none" w:color="FFFFFF" w:sz="0"/>
+              <w:right w:val="none" w:color="FFFFFF" w:sz="0"/>
+            </w:tcBorders>
+          </w:tcPr>
+          <w:p>
+            <w:pPr>
+              <w:spacing w:after="20" w:before="20"/>
+              <w:jc w:val="left"/>
+            </w:pPr>
+            <w:r>
+              <w:rPr>
+                <w:rFonts w:ascii="Times New Roman" w:cs="Times New Roman" w:eastAsia="Times New Roman" w:hAnsi="Times New Roman"/>
+                <w:b w:val="false"/>
+                <w:bCs w:val="false"/>
+                <w:sz w:val="16"/>
+                <w:szCs w:val="16"/>
+              </w:rPr>
+              <w:t xml:space="preserve">Dropout rate</w:t>
+            </w:r>
+          </w:p>
+        </w:tc>
+        <w:tc>
+          <w:tcPr>
+            <w:tcW w:type="dxa" w:w="1040"/>
+            <w:tcBorders>
+              <w:top w:val="none" w:color="FFFFFF" w:sz="0"/>
+              <w:left w:val="none" w:color="FFFFFF" w:sz="0"/>
+              <w:bottom w:val="none" w:color="FFFFFF" w:sz="0"/>
+              <w:right w:val="none" w:color="FFFFFF" w:sz="0"/>
+            </w:tcBorders>
+          </w:tcPr>
+          <w:p>
+            <w:pPr>
+              <w:spacing w:after="20" w:before="20"/>
+              <w:jc w:val="left"/>
+            </w:pPr>
+            <w:r>
+              <w:rPr>
+                <w:rFonts w:ascii="Times New Roman" w:cs="Times New Roman" w:eastAsia="Times New Roman" w:hAnsi="Times New Roman"/>
+                <w:b w:val="false"/>
+                <w:bCs w:val="false"/>
+                <w:sz w:val="16"/>
+                <w:szCs w:val="16"/>
+              </w:rPr>
+              <w:t xml:space="preserve">0.3 (×2 in head)</w:t>
+            </w:r>
+          </w:p>
+        </w:tc>
+        <w:tc>
+          <w:tcPr>
+            <w:tcW w:type="dxa" w:w="1300"/>
+            <w:tcBorders>
+              <w:top w:val="none" w:color="FFFFFF" w:sz="0"/>
+              <w:left w:val="none" w:color="FFFFFF" w:sz="0"/>
+              <w:bottom w:val="none" w:color="FFFFFF" w:sz="0"/>
+              <w:right w:val="none" w:color="FFFFFF" w:sz="0"/>
+            </w:tcBorders>
+          </w:tcPr>
+          <w:p>
+            <w:pPr>
+              <w:spacing w:after="20" w:before="20"/>
+              <w:jc w:val="left"/>
+            </w:pPr>
+            <w:r>
+              <w:rPr>
+                <w:rFonts w:ascii="Times New Roman" w:cs="Times New Roman" w:eastAsia="Times New Roman" w:hAnsi="Times New Roman"/>
+                <w:b w:val="false"/>
+                <w:bCs w:val="false"/>
+                <w:sz w:val="16"/>
+                <w:szCs w:val="16"/>
+              </w:rPr>
+              <w:t xml:space="preserve">Both phases</w:t>
+            </w:r>
+          </w:p>
+        </w:tc>
+      </w:tr>
+      <w:tr>
+        <w:tc>
+          <w:tcPr>
+            <w:tcW w:type="dxa" w:w="1900"/>
+            <w:tcBorders>
+              <w:top w:val="none" w:color="FFFFFF" w:sz="0"/>
+              <w:left w:val="none" w:color="FFFFFF" w:sz="0"/>
+              <w:bottom w:val="none" w:color="FFFFFF" w:sz="0"/>
+              <w:right w:val="none" w:color="FFFFFF" w:sz="0"/>
+            </w:tcBorders>
+          </w:tcPr>
+          <w:p>
+            <w:pPr>
+              <w:spacing w:after="20" w:before="20"/>
+              <w:jc w:val="left"/>
+            </w:pPr>
+            <w:r>
+              <w:rPr>
+                <w:rFonts w:ascii="Times New Roman" w:cs="Times New Roman" w:eastAsia="Times New Roman" w:hAnsi="Times New Roman"/>
+                <w:b w:val="false"/>
+                <w:bCs w:val="false"/>
+                <w:sz w:val="16"/>
+                <w:szCs w:val="16"/>
+              </w:rPr>
+              <w:t xml:space="preserve">Dense head units</w:t>
+            </w:r>
+          </w:p>
+        </w:tc>
+        <w:tc>
+          <w:tcPr>
+            <w:tcW w:type="dxa" w:w="1040"/>
+            <w:tcBorders>
+              <w:top w:val="none" w:color="FFFFFF" w:sz="0"/>
+              <w:left w:val="none" w:color="FFFFFF" w:sz="0"/>
+              <w:bottom w:val="none" w:color="FFFFFF" w:sz="0"/>
+              <w:right w:val="none" w:color="FFFFFF" w:sz="0"/>
+            </w:tcBorders>
+          </w:tcPr>
+          <w:p>
+            <w:pPr>
+              <w:spacing w:after="20" w:before="20"/>
+              <w:jc w:val="left"/>
+            </w:pPr>
+            <w:r>
+              <w:rPr>
+                <w:rFonts w:ascii="Times New Roman" w:cs="Times New Roman" w:eastAsia="Times New Roman" w:hAnsi="Times New Roman"/>
+                <w:b w:val="false"/>
+                <w:bCs w:val="false"/>
+                <w:sz w:val="16"/>
+                <w:szCs w:val="16"/>
+              </w:rPr>
+              <w:t xml:space="preserve">128 (ReLU) → 8 (softmax)</w:t>
+            </w:r>
+          </w:p>
+        </w:tc>
+        <w:tc>
+          <w:tcPr>
+            <w:tcW w:type="dxa" w:w="1300"/>
+            <w:tcBorders>
+              <w:top w:val="none" w:color="FFFFFF" w:sz="0"/>
+              <w:left w:val="none" w:color="FFFFFF" w:sz="0"/>
+              <w:bottom w:val="none" w:color="FFFFFF" w:sz="0"/>
+              <w:right w:val="none" w:color="FFFFFF" w:sz="0"/>
+            </w:tcBorders>
+          </w:tcPr>
+          <w:p>
+            <w:pPr>
+              <w:spacing w:after="20" w:before="20"/>
+              <w:jc w:val="left"/>
+            </w:pPr>
+            <w:r>
+              <w:rPr>
+                <w:rFonts w:ascii="Times New Roman" w:cs="Times New Roman" w:eastAsia="Times New Roman" w:hAnsi="Times New Roman"/>
+                <w:b w:val="false"/>
+                <w:bCs w:val="false"/>
+                <w:sz w:val="16"/>
+                <w:szCs w:val="16"/>
+              </w:rPr>
+              <w:t xml:space="preserve">Both phases</w:t>
+            </w:r>
+          </w:p>
+        </w:tc>
+      </w:tr>
+      <w:tr>
+        <w:tc>
+          <w:tcPr>
+            <w:tcW w:type="dxa" w:w="1900"/>
+            <w:tcBorders>
+              <w:top w:val="none" w:color="FFFFFF" w:sz="0"/>
+              <w:left w:val="none" w:color="FFFFFF" w:sz="0"/>
+              <w:bottom w:val="single" w:color="000000" w:sz="4"/>
+              <w:right w:val="none" w:color="FFFFFF" w:sz="0"/>
+            </w:tcBorders>
+          </w:tcPr>
+          <w:p>
+            <w:pPr>
+              <w:spacing w:after="20" w:before="20"/>
+              <w:jc w:val="left"/>
+            </w:pPr>
+            <w:r>
+              <w:rPr>
+                <w:rFonts w:ascii="Times New Roman" w:cs="Times New Roman" w:eastAsia="Times New Roman" w:hAnsi="Times New Roman"/>
+                <w:b w:val="false"/>
+                <w:bCs w:val="false"/>
+                <w:sz w:val="16"/>
+                <w:szCs w:val="16"/>
+              </w:rPr>
+              <w:t xml:space="preserve">Backbone frozen</w:t>
+            </w:r>
+          </w:p>
+        </w:tc>
+        <w:tc>
+          <w:tcPr>
+            <w:tcW w:type="dxa" w:w="1040"/>
+            <w:tcBorders>
+              <w:top w:val="none" w:color="FFFFFF" w:sz="0"/>
+              <w:left w:val="none" w:color="FFFFFF" w:sz="0"/>
+              <w:bottom w:val="single" w:color="000000" w:sz="4"/>
+              <w:right w:val="none" w:color="FFFFFF" w:sz="0"/>
+            </w:tcBorders>
+          </w:tcPr>
+          <w:p>
+            <w:pPr>
+              <w:spacing w:after="20" w:before="20"/>
+              <w:jc w:val="left"/>
+            </w:pPr>
+            <w:r>
+              <w:rPr>
+                <w:rFonts w:ascii="Times New Roman" w:cs="Times New Roman" w:eastAsia="Times New Roman" w:hAnsi="Times New Roman"/>
+                <w:b w:val="false"/>
+                <w:bCs w:val="false"/>
+                <w:sz w:val="16"/>
+                <w:szCs w:val="16"/>
+              </w:rPr>
+              <w:t xml:space="preserve">Yes (MobileNetV2)</w:t>
+            </w:r>
+          </w:p>
+        </w:tc>
+        <w:tc>
+          <w:tcPr>
+            <w:tcW w:type="dxa" w:w="1300"/>
+            <w:tcBorders>
+              <w:top w:val="none" w:color="FFFFFF" w:sz="0"/>
+              <w:left w:val="none" w:color="FFFFFF" w:sz="0"/>
+              <w:bottom w:val="single" w:color="000000" w:sz="4"/>
+              <w:right w:val="none" w:color="FFFFFF" w:sz="0"/>
+            </w:tcBorders>
+          </w:tcPr>
+          <w:p>
+            <w:pPr>
+              <w:spacing w:after="20" w:before="20"/>
+              <w:jc w:val="left"/>
+            </w:pPr>
+            <w:r>
+              <w:rPr>
+                <w:rFonts w:ascii="Times New Roman" w:cs="Times New Roman" w:eastAsia="Times New Roman" w:hAnsi="Times New Roman"/>
+                <w:b w:val="false"/>
+                <w:bCs w:val="false"/>
+                <w:sz w:val="16"/>
+                <w:szCs w:val="16"/>
+              </w:rPr>
+              <w:t xml:space="preserve">Phase 1 only</w:t>
+            </w:r>
+          </w:p>
+        </w:tc>
+      </w:tr>
+    </w:tbl>
+    <w:p>
+      <w:pPr>
+        <w:spacing w:after="40"/>
+      </w:pPr>
+    </w:p>
+    <w:p>
+      <w:pPr>
+        <w:spacing w:after="40" w:before="80"/>
+      </w:pPr>
+      <w:r>
+        <w:rPr>
+          <w:rFonts w:ascii="Times New Roman" w:cs="Times New Roman" w:eastAsia="Times New Roman" w:hAnsi="Times New Roman"/>
+          <w:b/>
+          <w:bCs/>
+          <w:i/>
+          <w:iCs/>
+          <w:sz w:val="20"/>
+          <w:szCs w:val="20"/>
+        </w:rPr>
+        <w:t xml:space="preserve">F. </w:t>
+      </w:r>
+      <w:r>
+        <w:rPr>
+          <w:rFonts w:ascii="Times New Roman" w:cs="Times New Roman" w:eastAsia="Times New Roman" w:hAnsi="Times New Roman"/>
+          <w:b/>
+          <w:bCs/>
+          <w:i/>
+          <w:iCs/>
+          <w:sz w:val="20"/>
+          <w:szCs w:val="20"/>
+        </w:rPr>
+        <w:t xml:space="preserve">Implementation Details</w:t>
+      </w:r>
+    </w:p>
+    <w:p>
+      <w:pPr>
+        <w:spacing w:after="60" w:line="240" w:lineRule="auto"/>
+        <w:jc w:val="both"/>
+      </w:pPr>
+      <w:r>
+        <w:rPr>
+          <w:rFonts w:ascii="Times New Roman" w:cs="Times New Roman" w:eastAsia="Times New Roman" w:hAnsi="Times New Roman"/>
+          <w:sz w:val="20"/>
+          <w:szCs w:val="20"/>
+        </w:rPr>
+        <w:t xml:space="preserve">All experiments are implemented in Python 3.10 with TensorFlow 2.13 and Keras 2.13. Spectrogram extraction and DIP enhancement use librosa 0.10 [19], OpenCV 4.8, and NumPy 1.24. Model training is conducted on a single NVIDIA Tesla T4 GPU (16 GB VRAM) with CUDA 11.8 and cuDNN 8.6; CPU fallback uses an Intel Xeon (2.20 GHz, 16 vCPUs). Phase 1 training (10 epochs, batch size 32) completes in approximately 2 minutes; Phase 2 fine-tuning with early stopping converges in approximately 8–12 minutes depending on condition, for a total wall-clock time under 15 minutes per ablation condition. The full four-condition ablation (B1–B4) runs in under one hour on a single GPU. Preprocessing (spectrogram extraction and DIP enhancement for all 1,440 RAVDESS samples) adds approximately 3 minutes and is performed once before training. All random seeds (NumPy, TensorFlow, Python) are fixed to 42 for reproducibility; the stratified train/validation/test split is constructed once and held constant across all four conditions. Grad-CAM attribution (Section V) is performed post-hoc on saved model weights using TensorFlow's GradientTape API, with representative samples drawn one per emotion class from the test set.</w:t>
+      </w:r>
+    </w:p>
+    <w:p>
+      <w:pPr>
         <w:spacing w:after="60"/>
       </w:pPr>
     </w:p>
@@ -2002,6 +3266,20 @@
           <w:szCs w:val="16"/>
         </w:rPr>
         <w:t xml:space="preserve">Fig. 6. Per-class macro F1 breakdown. Dashed line = macro average per condition.</w:t>
+      </w:r>
+    </w:p>
+    <w:p>
+      <w:pPr>
+        <w:spacing w:after="60" w:line="240" w:lineRule="auto"/>
+        <w:jc w:val="both"/>
+      </w:pPr>
+      <w:r>
+        <w:rPr>
+          <w:rFonts w:ascii="Times New Roman" w:cs="Times New Roman" w:eastAsia="Times New Roman" w:hAnsi="Times New Roman"/>
+          <w:sz w:val="20"/>
+          <w:szCs w:val="20"/>
+        </w:rPr>
+        <w:t xml:space="preserve">Table II and Fig. 6 break down Macro F1 by emotion class and condition, revealing patterns that aggregate metrics conceal. Across all four conditions, calm and neutral consistently register the lowest F1 scores (calm: 0–18%, neutral: 5–22%), reflecting the well-documented acoustic similarity between the two categories -- both occupy low-arousal, low-valence space with subdued pitch dynamics and moderate intensity [29],[3]. The lack of distinct acoustic landmarks makes them mutually confusable regardless of input configuration, a finding consistent across RAVDESS-based studies [11],[27]. Happy and surprised are the next most confused pair; both involve high arousal and elevated pitch, and their primary acoustic difference -- the element of unexpectedness in surprised -- leaves no spectrogram trace that DIP enhancement or multi-channel fusion can recover [3],[29]. By contrast, angry achieves relatively higher F1 in B1 and B2 (up to 44% in B2), benefiting from the strong and consistent acoustic signature of high-intensity, high-energy speech that all tested representations capture well [29]. Fearful and disgust occupy an intermediate range: fearful shows wide within-condition variance, likely because the acoustic realisation of fear ranges from whispered to shouted depending on context [29]; disgust is marked mainly by low intensity and tense voice quality, features that are more visible in the MFCC channel than in Mel or CQT, explaining why B3 and B4 (which include MFCC) show marginal gains for this class over B1 despite lower overall accuracy. The per-class view also makes the B3 regression more transparent: the collapse in overall performance under the four-channel configuration is not uniform -- all eight classes degrade, but the emotions with the weakest acoustic signatures (calm, neutral, disgust) suffer the largest absolute drops, suggesting that the additional input channels introduce noise that specifically harms the low-signal classes.</w:t>
       </w:r>
     </w:p>
     <w:p>

--- a/SER_Paper_Draft.docx
+++ b/SER_Paper_Draft.docx
@@ -865,9 +865,9 @@
         </w:tblBorders>
       </w:tblPr>
       <w:tblGrid>
-        <w:gridCol w:w="1900"/>
-        <w:gridCol w:w="1040"/>
         <w:gridCol w:w="1300"/>
+        <w:gridCol w:w="1760"/>
+        <w:gridCol w:w="1180"/>
       </w:tblGrid>
       <w:tr>
         <w:trPr>
@@ -875,7 +875,7 @@
         </w:trPr>
         <w:tc>
           <w:tcPr>
-            <w:tcW w:type="dxa" w:w="1900"/>
+            <w:tcW w:type="dxa" w:w="1300"/>
             <w:tcBorders>
               <w:top w:val="double" w:color="000000" w:sz="6"/>
               <w:left w:val="none" w:color="FFFFFF" w:sz="0"/>
@@ -885,7 +885,7 @@
           </w:tcPr>
           <w:p>
             <w:pPr>
-              <w:spacing w:after="20" w:before="20"/>
+              <w:spacing w:after="14" w:before="14"/>
               <w:jc w:val="left"/>
             </w:pPr>
             <w:r>
@@ -893,8 +893,8 @@
                 <w:rFonts w:ascii="Times New Roman" w:cs="Times New Roman" w:eastAsia="Times New Roman" w:hAnsi="Times New Roman"/>
                 <w:b/>
                 <w:bCs/>
-                <w:sz w:val="16"/>
-                <w:szCs w:val="16"/>
+                <w:sz w:val="15"/>
+                <w:szCs w:val="15"/>
               </w:rPr>
               <w:t xml:space="preserve">Hyperparameter</w:t>
             </w:r>
@@ -902,7 +902,7 @@
         </w:tc>
         <w:tc>
           <w:tcPr>
-            <w:tcW w:type="dxa" w:w="1040"/>
+            <w:tcW w:type="dxa" w:w="1760"/>
             <w:tcBorders>
               <w:top w:val="double" w:color="000000" w:sz="6"/>
               <w:left w:val="none" w:color="FFFFFF" w:sz="0"/>
@@ -912,7 +912,7 @@
           </w:tcPr>
           <w:p>
             <w:pPr>
-              <w:spacing w:after="20" w:before="20"/>
+              <w:spacing w:after="14" w:before="14"/>
               <w:jc w:val="left"/>
             </w:pPr>
             <w:r>
@@ -920,8 +920,8 @@
                 <w:rFonts w:ascii="Times New Roman" w:cs="Times New Roman" w:eastAsia="Times New Roman" w:hAnsi="Times New Roman"/>
                 <w:b/>
                 <w:bCs/>
-                <w:sz w:val="16"/>
-                <w:szCs w:val="16"/>
+                <w:sz w:val="15"/>
+                <w:szCs w:val="15"/>
               </w:rPr>
               <w:t xml:space="preserve">Value</w:t>
             </w:r>
@@ -929,7 +929,7 @@
         </w:tc>
         <w:tc>
           <w:tcPr>
-            <w:tcW w:type="dxa" w:w="1300"/>
+            <w:tcW w:type="dxa" w:w="1180"/>
             <w:tcBorders>
               <w:top w:val="double" w:color="000000" w:sz="6"/>
               <w:left w:val="none" w:color="FFFFFF" w:sz="0"/>
@@ -939,7 +939,7 @@
           </w:tcPr>
           <w:p>
             <w:pPr>
-              <w:spacing w:after="20" w:before="20"/>
+              <w:spacing w:after="14" w:before="14"/>
               <w:jc w:val="left"/>
             </w:pPr>
             <w:r>
@@ -947,8 +947,8 @@
                 <w:rFonts w:ascii="Times New Roman" w:cs="Times New Roman" w:eastAsia="Times New Roman" w:hAnsi="Times New Roman"/>
                 <w:b/>
                 <w:bCs/>
-                <w:sz w:val="16"/>
-                <w:szCs w:val="16"/>
+                <w:sz w:val="15"/>
+                <w:szCs w:val="15"/>
               </w:rPr>
               <w:t xml:space="preserve">Scope</w:t>
             </w:r>
@@ -958,17 +958,17 @@
       <w:tr>
         <w:tc>
           <w:tcPr>
-            <w:tcW w:type="dxa" w:w="1900"/>
-            <w:tcBorders>
-              <w:top w:val="none" w:color="FFFFFF" w:sz="0"/>
-              <w:left w:val="none" w:color="FFFFFF" w:sz="0"/>
-              <w:bottom w:val="none" w:color="FFFFFF" w:sz="0"/>
-              <w:right w:val="none" w:color="FFFFFF" w:sz="0"/>
-            </w:tcBorders>
-          </w:tcPr>
-          <w:p>
-            <w:pPr>
-              <w:spacing w:after="20" w:before="20"/>
+            <w:tcW w:type="dxa" w:w="1300"/>
+            <w:tcBorders>
+              <w:top w:val="none" w:color="FFFFFF" w:sz="0"/>
+              <w:left w:val="none" w:color="FFFFFF" w:sz="0"/>
+              <w:bottom w:val="none" w:color="FFFFFF" w:sz="0"/>
+              <w:right w:val="none" w:color="FFFFFF" w:sz="0"/>
+            </w:tcBorders>
+          </w:tcPr>
+          <w:p>
+            <w:pPr>
+              <w:spacing w:after="14" w:before="14"/>
               <w:jc w:val="left"/>
             </w:pPr>
             <w:r>
@@ -976,8 +976,8 @@
                 <w:rFonts w:ascii="Times New Roman" w:cs="Times New Roman" w:eastAsia="Times New Roman" w:hAnsi="Times New Roman"/>
                 <w:b w:val="false"/>
                 <w:bCs w:val="false"/>
-                <w:sz w:val="16"/>
-                <w:szCs w:val="16"/>
+                <w:sz w:val="15"/>
+                <w:szCs w:val="15"/>
               </w:rPr>
               <w:t xml:space="preserve">Input size</w:t>
             </w:r>
@@ -985,17 +985,17 @@
         </w:tc>
         <w:tc>
           <w:tcPr>
-            <w:tcW w:type="dxa" w:w="1040"/>
-            <w:tcBorders>
-              <w:top w:val="none" w:color="FFFFFF" w:sz="0"/>
-              <w:left w:val="none" w:color="FFFFFF" w:sz="0"/>
-              <w:bottom w:val="none" w:color="FFFFFF" w:sz="0"/>
-              <w:right w:val="none" w:color="FFFFFF" w:sz="0"/>
-            </w:tcBorders>
-          </w:tcPr>
-          <w:p>
-            <w:pPr>
-              <w:spacing w:after="20" w:before="20"/>
+            <w:tcW w:type="dxa" w:w="1760"/>
+            <w:tcBorders>
+              <w:top w:val="none" w:color="FFFFFF" w:sz="0"/>
+              <w:left w:val="none" w:color="FFFFFF" w:sz="0"/>
+              <w:bottom w:val="none" w:color="FFFFFF" w:sz="0"/>
+              <w:right w:val="none" w:color="FFFFFF" w:sz="0"/>
+            </w:tcBorders>
+          </w:tcPr>
+          <w:p>
+            <w:pPr>
+              <w:spacing w:after="14" w:before="14"/>
               <w:jc w:val="left"/>
             </w:pPr>
             <w:r>
@@ -1003,8 +1003,8 @@
                 <w:rFonts w:ascii="Times New Roman" w:cs="Times New Roman" w:eastAsia="Times New Roman" w:hAnsi="Times New Roman"/>
                 <w:b w:val="false"/>
                 <w:bCs w:val="false"/>
-                <w:sz w:val="16"/>
-                <w:szCs w:val="16"/>
+                <w:sz w:val="15"/>
+                <w:szCs w:val="15"/>
               </w:rPr>
               <w:t xml:space="preserve">128×128×4 (or ×1)</w:t>
             </w:r>
@@ -1012,17 +1012,17 @@
         </w:tc>
         <w:tc>
           <w:tcPr>
-            <w:tcW w:type="dxa" w:w="1300"/>
-            <w:tcBorders>
-              <w:top w:val="none" w:color="FFFFFF" w:sz="0"/>
-              <w:left w:val="none" w:color="FFFFFF" w:sz="0"/>
-              <w:bottom w:val="none" w:color="FFFFFF" w:sz="0"/>
-              <w:right w:val="none" w:color="FFFFFF" w:sz="0"/>
-            </w:tcBorders>
-          </w:tcPr>
-          <w:p>
-            <w:pPr>
-              <w:spacing w:after="20" w:before="20"/>
+            <w:tcW w:type="dxa" w:w="1180"/>
+            <w:tcBorders>
+              <w:top w:val="none" w:color="FFFFFF" w:sz="0"/>
+              <w:left w:val="none" w:color="FFFFFF" w:sz="0"/>
+              <w:bottom w:val="none" w:color="FFFFFF" w:sz="0"/>
+              <w:right w:val="none" w:color="FFFFFF" w:sz="0"/>
+            </w:tcBorders>
+          </w:tcPr>
+          <w:p>
+            <w:pPr>
+              <w:spacing w:after="14" w:before="14"/>
               <w:jc w:val="left"/>
             </w:pPr>
             <w:r>
@@ -1030,10 +1030,10 @@
                 <w:rFonts w:ascii="Times New Roman" w:cs="Times New Roman" w:eastAsia="Times New Roman" w:hAnsi="Times New Roman"/>
                 <w:b w:val="false"/>
                 <w:bCs w:val="false"/>
-                <w:sz w:val="16"/>
-                <w:szCs w:val="16"/>
-              </w:rPr>
-              <w:t xml:space="preserve">Both phases</w:t>
+                <w:sz w:val="15"/>
+                <w:szCs w:val="15"/>
+              </w:rPr>
+              <w:t xml:space="preserve">Both</w:t>
             </w:r>
           </w:p>
         </w:tc>
@@ -1041,17 +1041,17 @@
       <w:tr>
         <w:tc>
           <w:tcPr>
-            <w:tcW w:type="dxa" w:w="1900"/>
-            <w:tcBorders>
-              <w:top w:val="none" w:color="FFFFFF" w:sz="0"/>
-              <w:left w:val="none" w:color="FFFFFF" w:sz="0"/>
-              <w:bottom w:val="none" w:color="FFFFFF" w:sz="0"/>
-              <w:right w:val="none" w:color="FFFFFF" w:sz="0"/>
-            </w:tcBorders>
-          </w:tcPr>
-          <w:p>
-            <w:pPr>
-              <w:spacing w:after="20" w:before="20"/>
+            <w:tcW w:type="dxa" w:w="1300"/>
+            <w:tcBorders>
+              <w:top w:val="none" w:color="FFFFFF" w:sz="0"/>
+              <w:left w:val="none" w:color="FFFFFF" w:sz="0"/>
+              <w:bottom w:val="none" w:color="FFFFFF" w:sz="0"/>
+              <w:right w:val="none" w:color="FFFFFF" w:sz="0"/>
+            </w:tcBorders>
+          </w:tcPr>
+          <w:p>
+            <w:pPr>
+              <w:spacing w:after="14" w:before="14"/>
               <w:jc w:val="left"/>
             </w:pPr>
             <w:r>
@@ -1059,8 +1059,8 @@
                 <w:rFonts w:ascii="Times New Roman" w:cs="Times New Roman" w:eastAsia="Times New Roman" w:hAnsi="Times New Roman"/>
                 <w:b w:val="false"/>
                 <w:bCs w:val="false"/>
-                <w:sz w:val="16"/>
-                <w:szCs w:val="16"/>
+                <w:sz w:val="15"/>
+                <w:szCs w:val="15"/>
               </w:rPr>
               <w:t xml:space="preserve">Optimiser</w:t>
             </w:r>
@@ -1068,17 +1068,17 @@
         </w:tc>
         <w:tc>
           <w:tcPr>
-            <w:tcW w:type="dxa" w:w="1040"/>
-            <w:tcBorders>
-              <w:top w:val="none" w:color="FFFFFF" w:sz="0"/>
-              <w:left w:val="none" w:color="FFFFFF" w:sz="0"/>
-              <w:bottom w:val="none" w:color="FFFFFF" w:sz="0"/>
-              <w:right w:val="none" w:color="FFFFFF" w:sz="0"/>
-            </w:tcBorders>
-          </w:tcPr>
-          <w:p>
-            <w:pPr>
-              <w:spacing w:after="20" w:before="20"/>
+            <w:tcW w:type="dxa" w:w="1760"/>
+            <w:tcBorders>
+              <w:top w:val="none" w:color="FFFFFF" w:sz="0"/>
+              <w:left w:val="none" w:color="FFFFFF" w:sz="0"/>
+              <w:bottom w:val="none" w:color="FFFFFF" w:sz="0"/>
+              <w:right w:val="none" w:color="FFFFFF" w:sz="0"/>
+            </w:tcBorders>
+          </w:tcPr>
+          <w:p>
+            <w:pPr>
+              <w:spacing w:after="14" w:before="14"/>
               <w:jc w:val="left"/>
             </w:pPr>
             <w:r>
@@ -1086,8 +1086,8 @@
                 <w:rFonts w:ascii="Times New Roman" w:cs="Times New Roman" w:eastAsia="Times New Roman" w:hAnsi="Times New Roman"/>
                 <w:b w:val="false"/>
                 <w:bCs w:val="false"/>
-                <w:sz w:val="16"/>
-                <w:szCs w:val="16"/>
+                <w:sz w:val="15"/>
+                <w:szCs w:val="15"/>
               </w:rPr>
               <w:t xml:space="preserve">Adam (β₁=0.9, β₂=0.999)</w:t>
             </w:r>
@@ -1095,17 +1095,17 @@
         </w:tc>
         <w:tc>
           <w:tcPr>
-            <w:tcW w:type="dxa" w:w="1300"/>
-            <w:tcBorders>
-              <w:top w:val="none" w:color="FFFFFF" w:sz="0"/>
-              <w:left w:val="none" w:color="FFFFFF" w:sz="0"/>
-              <w:bottom w:val="none" w:color="FFFFFF" w:sz="0"/>
-              <w:right w:val="none" w:color="FFFFFF" w:sz="0"/>
-            </w:tcBorders>
-          </w:tcPr>
-          <w:p>
-            <w:pPr>
-              <w:spacing w:after="20" w:before="20"/>
+            <w:tcW w:type="dxa" w:w="1180"/>
+            <w:tcBorders>
+              <w:top w:val="none" w:color="FFFFFF" w:sz="0"/>
+              <w:left w:val="none" w:color="FFFFFF" w:sz="0"/>
+              <w:bottom w:val="none" w:color="FFFFFF" w:sz="0"/>
+              <w:right w:val="none" w:color="FFFFFF" w:sz="0"/>
+            </w:tcBorders>
+          </w:tcPr>
+          <w:p>
+            <w:pPr>
+              <w:spacing w:after="14" w:before="14"/>
               <w:jc w:val="left"/>
             </w:pPr>
             <w:r>
@@ -1113,10 +1113,10 @@
                 <w:rFonts w:ascii="Times New Roman" w:cs="Times New Roman" w:eastAsia="Times New Roman" w:hAnsi="Times New Roman"/>
                 <w:b w:val="false"/>
                 <w:bCs w:val="false"/>
-                <w:sz w:val="16"/>
-                <w:szCs w:val="16"/>
-              </w:rPr>
-              <w:t xml:space="preserve">Both phases</w:t>
+                <w:sz w:val="15"/>
+                <w:szCs w:val="15"/>
+              </w:rPr>
+              <w:t xml:space="preserve">Both</w:t>
             </w:r>
           </w:p>
         </w:tc>
@@ -1124,17 +1124,17 @@
       <w:tr>
         <w:tc>
           <w:tcPr>
-            <w:tcW w:type="dxa" w:w="1900"/>
-            <w:tcBorders>
-              <w:top w:val="none" w:color="FFFFFF" w:sz="0"/>
-              <w:left w:val="none" w:color="FFFFFF" w:sz="0"/>
-              <w:bottom w:val="none" w:color="FFFFFF" w:sz="0"/>
-              <w:right w:val="none" w:color="FFFFFF" w:sz="0"/>
-            </w:tcBorders>
-          </w:tcPr>
-          <w:p>
-            <w:pPr>
-              <w:spacing w:after="20" w:before="20"/>
+            <w:tcW w:type="dxa" w:w="1300"/>
+            <w:tcBorders>
+              <w:top w:val="none" w:color="FFFFFF" w:sz="0"/>
+              <w:left w:val="none" w:color="FFFFFF" w:sz="0"/>
+              <w:bottom w:val="none" w:color="FFFFFF" w:sz="0"/>
+              <w:right w:val="none" w:color="FFFFFF" w:sz="0"/>
+            </w:tcBorders>
+          </w:tcPr>
+          <w:p>
+            <w:pPr>
+              <w:spacing w:after="14" w:before="14"/>
               <w:jc w:val="left"/>
             </w:pPr>
             <w:r>
@@ -1142,26 +1142,26 @@
                 <w:rFonts w:ascii="Times New Roman" w:cs="Times New Roman" w:eastAsia="Times New Roman" w:hAnsi="Times New Roman"/>
                 <w:b w:val="false"/>
                 <w:bCs w:val="false"/>
-                <w:sz w:val="16"/>
-                <w:szCs w:val="16"/>
-              </w:rPr>
-              <w:t xml:space="preserve">Loss function</w:t>
-            </w:r>
-          </w:p>
-        </w:tc>
-        <w:tc>
-          <w:tcPr>
-            <w:tcW w:type="dxa" w:w="1040"/>
-            <w:tcBorders>
-              <w:top w:val="none" w:color="FFFFFF" w:sz="0"/>
-              <w:left w:val="none" w:color="FFFFFF" w:sz="0"/>
-              <w:bottom w:val="none" w:color="FFFFFF" w:sz="0"/>
-              <w:right w:val="none" w:color="FFFFFF" w:sz="0"/>
-            </w:tcBorders>
-          </w:tcPr>
-          <w:p>
-            <w:pPr>
-              <w:spacing w:after="20" w:before="20"/>
+                <w:sz w:val="15"/>
+                <w:szCs w:val="15"/>
+              </w:rPr>
+              <w:t xml:space="preserve">Loss</w:t>
+            </w:r>
+          </w:p>
+        </w:tc>
+        <w:tc>
+          <w:tcPr>
+            <w:tcW w:type="dxa" w:w="1760"/>
+            <w:tcBorders>
+              <w:top w:val="none" w:color="FFFFFF" w:sz="0"/>
+              <w:left w:val="none" w:color="FFFFFF" w:sz="0"/>
+              <w:bottom w:val="none" w:color="FFFFFF" w:sz="0"/>
+              <w:right w:val="none" w:color="FFFFFF" w:sz="0"/>
+            </w:tcBorders>
+          </w:tcPr>
+          <w:p>
+            <w:pPr>
+              <w:spacing w:after="14" w:before="14"/>
               <w:jc w:val="left"/>
             </w:pPr>
             <w:r>
@@ -1169,26 +1169,26 @@
                 <w:rFonts w:ascii="Times New Roman" w:cs="Times New Roman" w:eastAsia="Times New Roman" w:hAnsi="Times New Roman"/>
                 <w:b w:val="false"/>
                 <w:bCs w:val="false"/>
-                <w:sz w:val="16"/>
-                <w:szCs w:val="16"/>
-              </w:rPr>
-              <w:t xml:space="preserve">Categorical cross-entropy</w:t>
-            </w:r>
-          </w:p>
-        </w:tc>
-        <w:tc>
-          <w:tcPr>
-            <w:tcW w:type="dxa" w:w="1300"/>
-            <w:tcBorders>
-              <w:top w:val="none" w:color="FFFFFF" w:sz="0"/>
-              <w:left w:val="none" w:color="FFFFFF" w:sz="0"/>
-              <w:bottom w:val="none" w:color="FFFFFF" w:sz="0"/>
-              <w:right w:val="none" w:color="FFFFFF" w:sz="0"/>
-            </w:tcBorders>
-          </w:tcPr>
-          <w:p>
-            <w:pPr>
-              <w:spacing w:after="20" w:before="20"/>
+                <w:sz w:val="15"/>
+                <w:szCs w:val="15"/>
+              </w:rPr>
+              <w:t xml:space="preserve">Cat. cross-entropy</w:t>
+            </w:r>
+          </w:p>
+        </w:tc>
+        <w:tc>
+          <w:tcPr>
+            <w:tcW w:type="dxa" w:w="1180"/>
+            <w:tcBorders>
+              <w:top w:val="none" w:color="FFFFFF" w:sz="0"/>
+              <w:left w:val="none" w:color="FFFFFF" w:sz="0"/>
+              <w:bottom w:val="none" w:color="FFFFFF" w:sz="0"/>
+              <w:right w:val="none" w:color="FFFFFF" w:sz="0"/>
+            </w:tcBorders>
+          </w:tcPr>
+          <w:p>
+            <w:pPr>
+              <w:spacing w:after="14" w:before="14"/>
               <w:jc w:val="left"/>
             </w:pPr>
             <w:r>
@@ -1196,10 +1196,10 @@
                 <w:rFonts w:ascii="Times New Roman" w:cs="Times New Roman" w:eastAsia="Times New Roman" w:hAnsi="Times New Roman"/>
                 <w:b w:val="false"/>
                 <w:bCs w:val="false"/>
-                <w:sz w:val="16"/>
-                <w:szCs w:val="16"/>
-              </w:rPr>
-              <w:t xml:space="preserve">Both phases</w:t>
+                <w:sz w:val="15"/>
+                <w:szCs w:val="15"/>
+              </w:rPr>
+              <w:t xml:space="preserve">Both</w:t>
             </w:r>
           </w:p>
         </w:tc>
@@ -1207,17 +1207,17 @@
       <w:tr>
         <w:tc>
           <w:tcPr>
-            <w:tcW w:type="dxa" w:w="1900"/>
-            <w:tcBorders>
-              <w:top w:val="none" w:color="FFFFFF" w:sz="0"/>
-              <w:left w:val="none" w:color="FFFFFF" w:sz="0"/>
-              <w:bottom w:val="none" w:color="FFFFFF" w:sz="0"/>
-              <w:right w:val="none" w:color="FFFFFF" w:sz="0"/>
-            </w:tcBorders>
-          </w:tcPr>
-          <w:p>
-            <w:pPr>
-              <w:spacing w:after="20" w:before="20"/>
+            <w:tcW w:type="dxa" w:w="1300"/>
+            <w:tcBorders>
+              <w:top w:val="none" w:color="FFFFFF" w:sz="0"/>
+              <w:left w:val="none" w:color="FFFFFF" w:sz="0"/>
+              <w:bottom w:val="none" w:color="FFFFFF" w:sz="0"/>
+              <w:right w:val="none" w:color="FFFFFF" w:sz="0"/>
+            </w:tcBorders>
+          </w:tcPr>
+          <w:p>
+            <w:pPr>
+              <w:spacing w:after="14" w:before="14"/>
               <w:jc w:val="left"/>
             </w:pPr>
             <w:r>
@@ -1225,26 +1225,26 @@
                 <w:rFonts w:ascii="Times New Roman" w:cs="Times New Roman" w:eastAsia="Times New Roman" w:hAnsi="Times New Roman"/>
                 <w:b w:val="false"/>
                 <w:bCs w:val="false"/>
-                <w:sz w:val="16"/>
-                <w:szCs w:val="16"/>
-              </w:rPr>
-              <w:t xml:space="preserve">Phase 1 learning rate</w:t>
-            </w:r>
-          </w:p>
-        </w:tc>
-        <w:tc>
-          <w:tcPr>
-            <w:tcW w:type="dxa" w:w="1040"/>
-            <w:tcBorders>
-              <w:top w:val="none" w:color="FFFFFF" w:sz="0"/>
-              <w:left w:val="none" w:color="FFFFFF" w:sz="0"/>
-              <w:bottom w:val="none" w:color="FFFFFF" w:sz="0"/>
-              <w:right w:val="none" w:color="FFFFFF" w:sz="0"/>
-            </w:tcBorders>
-          </w:tcPr>
-          <w:p>
-            <w:pPr>
-              <w:spacing w:after="20" w:before="20"/>
+                <w:sz w:val="15"/>
+                <w:szCs w:val="15"/>
+              </w:rPr>
+              <w:t xml:space="preserve">Phase 1 LR</w:t>
+            </w:r>
+          </w:p>
+        </w:tc>
+        <w:tc>
+          <w:tcPr>
+            <w:tcW w:type="dxa" w:w="1760"/>
+            <w:tcBorders>
+              <w:top w:val="none" w:color="FFFFFF" w:sz="0"/>
+              <w:left w:val="none" w:color="FFFFFF" w:sz="0"/>
+              <w:bottom w:val="none" w:color="FFFFFF" w:sz="0"/>
+              <w:right w:val="none" w:color="FFFFFF" w:sz="0"/>
+            </w:tcBorders>
+          </w:tcPr>
+          <w:p>
+            <w:pPr>
+              <w:spacing w:after="14" w:before="14"/>
               <w:jc w:val="left"/>
             </w:pPr>
             <w:r>
@@ -1252,8 +1252,8 @@
                 <w:rFonts w:ascii="Times New Roman" w:cs="Times New Roman" w:eastAsia="Times New Roman" w:hAnsi="Times New Roman"/>
                 <w:b w:val="false"/>
                 <w:bCs w:val="false"/>
-                <w:sz w:val="16"/>
-                <w:szCs w:val="16"/>
+                <w:sz w:val="15"/>
+                <w:szCs w:val="15"/>
               </w:rPr>
               <w:t xml:space="preserve">1×10⁻⁴</w:t>
             </w:r>
@@ -1261,17 +1261,17 @@
         </w:tc>
         <w:tc>
           <w:tcPr>
-            <w:tcW w:type="dxa" w:w="1300"/>
-            <w:tcBorders>
-              <w:top w:val="none" w:color="FFFFFF" w:sz="0"/>
-              <w:left w:val="none" w:color="FFFFFF" w:sz="0"/>
-              <w:bottom w:val="none" w:color="FFFFFF" w:sz="0"/>
-              <w:right w:val="none" w:color="FFFFFF" w:sz="0"/>
-            </w:tcBorders>
-          </w:tcPr>
-          <w:p>
-            <w:pPr>
-              <w:spacing w:after="20" w:before="20"/>
+            <w:tcW w:type="dxa" w:w="1180"/>
+            <w:tcBorders>
+              <w:top w:val="none" w:color="FFFFFF" w:sz="0"/>
+              <w:left w:val="none" w:color="FFFFFF" w:sz="0"/>
+              <w:bottom w:val="none" w:color="FFFFFF" w:sz="0"/>
+              <w:right w:val="none" w:color="FFFFFF" w:sz="0"/>
+            </w:tcBorders>
+          </w:tcPr>
+          <w:p>
+            <w:pPr>
+              <w:spacing w:after="14" w:before="14"/>
               <w:jc w:val="left"/>
             </w:pPr>
             <w:r>
@@ -1279,10 +1279,10 @@
                 <w:rFonts w:ascii="Times New Roman" w:cs="Times New Roman" w:eastAsia="Times New Roman" w:hAnsi="Times New Roman"/>
                 <w:b w:val="false"/>
                 <w:bCs w:val="false"/>
-                <w:sz w:val="16"/>
-                <w:szCs w:val="16"/>
-              </w:rPr>
-              <w:t xml:space="preserve">Phase 1</w:t>
+                <w:sz w:val="15"/>
+                <w:szCs w:val="15"/>
+              </w:rPr>
+              <w:t xml:space="preserve">Ph. 1</w:t>
             </w:r>
           </w:p>
         </w:tc>
@@ -1290,17 +1290,17 @@
       <w:tr>
         <w:tc>
           <w:tcPr>
-            <w:tcW w:type="dxa" w:w="1900"/>
-            <w:tcBorders>
-              <w:top w:val="none" w:color="FFFFFF" w:sz="0"/>
-              <w:left w:val="none" w:color="FFFFFF" w:sz="0"/>
-              <w:bottom w:val="none" w:color="FFFFFF" w:sz="0"/>
-              <w:right w:val="none" w:color="FFFFFF" w:sz="0"/>
-            </w:tcBorders>
-          </w:tcPr>
-          <w:p>
-            <w:pPr>
-              <w:spacing w:after="20" w:before="20"/>
+            <w:tcW w:type="dxa" w:w="1300"/>
+            <w:tcBorders>
+              <w:top w:val="none" w:color="FFFFFF" w:sz="0"/>
+              <w:left w:val="none" w:color="FFFFFF" w:sz="0"/>
+              <w:bottom w:val="none" w:color="FFFFFF" w:sz="0"/>
+              <w:right w:val="none" w:color="FFFFFF" w:sz="0"/>
+            </w:tcBorders>
+          </w:tcPr>
+          <w:p>
+            <w:pPr>
+              <w:spacing w:after="14" w:before="14"/>
               <w:jc w:val="left"/>
             </w:pPr>
             <w:r>
@@ -1308,8 +1308,8 @@
                 <w:rFonts w:ascii="Times New Roman" w:cs="Times New Roman" w:eastAsia="Times New Roman" w:hAnsi="Times New Roman"/>
                 <w:b w:val="false"/>
                 <w:bCs w:val="false"/>
-                <w:sz w:val="16"/>
-                <w:szCs w:val="16"/>
+                <w:sz w:val="15"/>
+                <w:szCs w:val="15"/>
               </w:rPr>
               <w:t xml:space="preserve">Phase 1 epochs</w:t>
             </w:r>
@@ -1317,17 +1317,17 @@
         </w:tc>
         <w:tc>
           <w:tcPr>
-            <w:tcW w:type="dxa" w:w="1040"/>
-            <w:tcBorders>
-              <w:top w:val="none" w:color="FFFFFF" w:sz="0"/>
-              <w:left w:val="none" w:color="FFFFFF" w:sz="0"/>
-              <w:bottom w:val="none" w:color="FFFFFF" w:sz="0"/>
-              <w:right w:val="none" w:color="FFFFFF" w:sz="0"/>
-            </w:tcBorders>
-          </w:tcPr>
-          <w:p>
-            <w:pPr>
-              <w:spacing w:after="20" w:before="20"/>
+            <w:tcW w:type="dxa" w:w="1760"/>
+            <w:tcBorders>
+              <w:top w:val="none" w:color="FFFFFF" w:sz="0"/>
+              <w:left w:val="none" w:color="FFFFFF" w:sz="0"/>
+              <w:bottom w:val="none" w:color="FFFFFF" w:sz="0"/>
+              <w:right w:val="none" w:color="FFFFFF" w:sz="0"/>
+            </w:tcBorders>
+          </w:tcPr>
+          <w:p>
+            <w:pPr>
+              <w:spacing w:after="14" w:before="14"/>
               <w:jc w:val="left"/>
             </w:pPr>
             <w:r>
@@ -1335,8 +1335,8 @@
                 <w:rFonts w:ascii="Times New Roman" w:cs="Times New Roman" w:eastAsia="Times New Roman" w:hAnsi="Times New Roman"/>
                 <w:b w:val="false"/>
                 <w:bCs w:val="false"/>
-                <w:sz w:val="16"/>
-                <w:szCs w:val="16"/>
+                <w:sz w:val="15"/>
+                <w:szCs w:val="15"/>
               </w:rPr>
               <w:t xml:space="preserve">10 (fixed)</w:t>
             </w:r>
@@ -1344,17 +1344,17 @@
         </w:tc>
         <w:tc>
           <w:tcPr>
-            <w:tcW w:type="dxa" w:w="1300"/>
-            <w:tcBorders>
-              <w:top w:val="none" w:color="FFFFFF" w:sz="0"/>
-              <w:left w:val="none" w:color="FFFFFF" w:sz="0"/>
-              <w:bottom w:val="none" w:color="FFFFFF" w:sz="0"/>
-              <w:right w:val="none" w:color="FFFFFF" w:sz="0"/>
-            </w:tcBorders>
-          </w:tcPr>
-          <w:p>
-            <w:pPr>
-              <w:spacing w:after="20" w:before="20"/>
+            <w:tcW w:type="dxa" w:w="1180"/>
+            <w:tcBorders>
+              <w:top w:val="none" w:color="FFFFFF" w:sz="0"/>
+              <w:left w:val="none" w:color="FFFFFF" w:sz="0"/>
+              <w:bottom w:val="none" w:color="FFFFFF" w:sz="0"/>
+              <w:right w:val="none" w:color="FFFFFF" w:sz="0"/>
+            </w:tcBorders>
+          </w:tcPr>
+          <w:p>
+            <w:pPr>
+              <w:spacing w:after="14" w:before="14"/>
               <w:jc w:val="left"/>
             </w:pPr>
             <w:r>
@@ -1362,10 +1362,10 @@
                 <w:rFonts w:ascii="Times New Roman" w:cs="Times New Roman" w:eastAsia="Times New Roman" w:hAnsi="Times New Roman"/>
                 <w:b w:val="false"/>
                 <w:bCs w:val="false"/>
-                <w:sz w:val="16"/>
-                <w:szCs w:val="16"/>
-              </w:rPr>
-              <w:t xml:space="preserve">Phase 1</w:t>
+                <w:sz w:val="15"/>
+                <w:szCs w:val="15"/>
+              </w:rPr>
+              <w:t xml:space="preserve">Ph. 1</w:t>
             </w:r>
           </w:p>
         </w:tc>
@@ -1373,17 +1373,17 @@
       <w:tr>
         <w:tc>
           <w:tcPr>
-            <w:tcW w:type="dxa" w:w="1900"/>
-            <w:tcBorders>
-              <w:top w:val="none" w:color="FFFFFF" w:sz="0"/>
-              <w:left w:val="none" w:color="FFFFFF" w:sz="0"/>
-              <w:bottom w:val="none" w:color="FFFFFF" w:sz="0"/>
-              <w:right w:val="none" w:color="FFFFFF" w:sz="0"/>
-            </w:tcBorders>
-          </w:tcPr>
-          <w:p>
-            <w:pPr>
-              <w:spacing w:after="20" w:before="20"/>
+            <w:tcW w:type="dxa" w:w="1300"/>
+            <w:tcBorders>
+              <w:top w:val="none" w:color="FFFFFF" w:sz="0"/>
+              <w:left w:val="none" w:color="FFFFFF" w:sz="0"/>
+              <w:bottom w:val="none" w:color="FFFFFF" w:sz="0"/>
+              <w:right w:val="none" w:color="FFFFFF" w:sz="0"/>
+            </w:tcBorders>
+          </w:tcPr>
+          <w:p>
+            <w:pPr>
+              <w:spacing w:after="14" w:before="14"/>
               <w:jc w:val="left"/>
             </w:pPr>
             <w:r>
@@ -1391,26 +1391,26 @@
                 <w:rFonts w:ascii="Times New Roman" w:cs="Times New Roman" w:eastAsia="Times New Roman" w:hAnsi="Times New Roman"/>
                 <w:b w:val="false"/>
                 <w:bCs w:val="false"/>
-                <w:sz w:val="16"/>
-                <w:szCs w:val="16"/>
-              </w:rPr>
-              <w:t xml:space="preserve">Phase 2 learning rate</w:t>
-            </w:r>
-          </w:p>
-        </w:tc>
-        <w:tc>
-          <w:tcPr>
-            <w:tcW w:type="dxa" w:w="1040"/>
-            <w:tcBorders>
-              <w:top w:val="none" w:color="FFFFFF" w:sz="0"/>
-              <w:left w:val="none" w:color="FFFFFF" w:sz="0"/>
-              <w:bottom w:val="none" w:color="FFFFFF" w:sz="0"/>
-              <w:right w:val="none" w:color="FFFFFF" w:sz="0"/>
-            </w:tcBorders>
-          </w:tcPr>
-          <w:p>
-            <w:pPr>
-              <w:spacing w:after="20" w:before="20"/>
+                <w:sz w:val="15"/>
+                <w:szCs w:val="15"/>
+              </w:rPr>
+              <w:t xml:space="preserve">Phase 2 LR</w:t>
+            </w:r>
+          </w:p>
+        </w:tc>
+        <w:tc>
+          <w:tcPr>
+            <w:tcW w:type="dxa" w:w="1760"/>
+            <w:tcBorders>
+              <w:top w:val="none" w:color="FFFFFF" w:sz="0"/>
+              <w:left w:val="none" w:color="FFFFFF" w:sz="0"/>
+              <w:bottom w:val="none" w:color="FFFFFF" w:sz="0"/>
+              <w:right w:val="none" w:color="FFFFFF" w:sz="0"/>
+            </w:tcBorders>
+          </w:tcPr>
+          <w:p>
+            <w:pPr>
+              <w:spacing w:after="14" w:before="14"/>
               <w:jc w:val="left"/>
             </w:pPr>
             <w:r>
@@ -1418,8 +1418,8 @@
                 <w:rFonts w:ascii="Times New Roman" w:cs="Times New Roman" w:eastAsia="Times New Roman" w:hAnsi="Times New Roman"/>
                 <w:b w:val="false"/>
                 <w:bCs w:val="false"/>
-                <w:sz w:val="16"/>
-                <w:szCs w:val="16"/>
+                <w:sz w:val="15"/>
+                <w:szCs w:val="15"/>
               </w:rPr>
               <w:t xml:space="preserve">1×10⁻⁵</w:t>
             </w:r>
@@ -1427,17 +1427,17 @@
         </w:tc>
         <w:tc>
           <w:tcPr>
-            <w:tcW w:type="dxa" w:w="1300"/>
-            <w:tcBorders>
-              <w:top w:val="none" w:color="FFFFFF" w:sz="0"/>
-              <w:left w:val="none" w:color="FFFFFF" w:sz="0"/>
-              <w:bottom w:val="none" w:color="FFFFFF" w:sz="0"/>
-              <w:right w:val="none" w:color="FFFFFF" w:sz="0"/>
-            </w:tcBorders>
-          </w:tcPr>
-          <w:p>
-            <w:pPr>
-              <w:spacing w:after="20" w:before="20"/>
+            <w:tcW w:type="dxa" w:w="1180"/>
+            <w:tcBorders>
+              <w:top w:val="none" w:color="FFFFFF" w:sz="0"/>
+              <w:left w:val="none" w:color="FFFFFF" w:sz="0"/>
+              <w:bottom w:val="none" w:color="FFFFFF" w:sz="0"/>
+              <w:right w:val="none" w:color="FFFFFF" w:sz="0"/>
+            </w:tcBorders>
+          </w:tcPr>
+          <w:p>
+            <w:pPr>
+              <w:spacing w:after="14" w:before="14"/>
               <w:jc w:val="left"/>
             </w:pPr>
             <w:r>
@@ -1445,10 +1445,10 @@
                 <w:rFonts w:ascii="Times New Roman" w:cs="Times New Roman" w:eastAsia="Times New Roman" w:hAnsi="Times New Roman"/>
                 <w:b w:val="false"/>
                 <w:bCs w:val="false"/>
-                <w:sz w:val="16"/>
-                <w:szCs w:val="16"/>
-              </w:rPr>
-              <w:t xml:space="preserve">Phase 2</w:t>
+                <w:sz w:val="15"/>
+                <w:szCs w:val="15"/>
+              </w:rPr>
+              <w:t xml:space="preserve">Ph. 2</w:t>
             </w:r>
           </w:p>
         </w:tc>
@@ -1456,17 +1456,17 @@
       <w:tr>
         <w:tc>
           <w:tcPr>
-            <w:tcW w:type="dxa" w:w="1900"/>
-            <w:tcBorders>
-              <w:top w:val="none" w:color="FFFFFF" w:sz="0"/>
-              <w:left w:val="none" w:color="FFFFFF" w:sz="0"/>
-              <w:bottom w:val="none" w:color="FFFFFF" w:sz="0"/>
-              <w:right w:val="none" w:color="FFFFFF" w:sz="0"/>
-            </w:tcBorders>
-          </w:tcPr>
-          <w:p>
-            <w:pPr>
-              <w:spacing w:after="20" w:before="20"/>
+            <w:tcW w:type="dxa" w:w="1300"/>
+            <w:tcBorders>
+              <w:top w:val="none" w:color="FFFFFF" w:sz="0"/>
+              <w:left w:val="none" w:color="FFFFFF" w:sz="0"/>
+              <w:bottom w:val="none" w:color="FFFFFF" w:sz="0"/>
+              <w:right w:val="none" w:color="FFFFFF" w:sz="0"/>
+            </w:tcBorders>
+          </w:tcPr>
+          <w:p>
+            <w:pPr>
+              <w:spacing w:after="14" w:before="14"/>
               <w:jc w:val="left"/>
             </w:pPr>
             <w:r>
@@ -1474,26 +1474,26 @@
                 <w:rFonts w:ascii="Times New Roman" w:cs="Times New Roman" w:eastAsia="Times New Roman" w:hAnsi="Times New Roman"/>
                 <w:b w:val="false"/>
                 <w:bCs w:val="false"/>
-                <w:sz w:val="16"/>
-                <w:szCs w:val="16"/>
-              </w:rPr>
-              <w:t xml:space="preserve">Phase 2 max epochs</w:t>
-            </w:r>
-          </w:p>
-        </w:tc>
-        <w:tc>
-          <w:tcPr>
-            <w:tcW w:type="dxa" w:w="1040"/>
-            <w:tcBorders>
-              <w:top w:val="none" w:color="FFFFFF" w:sz="0"/>
-              <w:left w:val="none" w:color="FFFFFF" w:sz="0"/>
-              <w:bottom w:val="none" w:color="FFFFFF" w:sz="0"/>
-              <w:right w:val="none" w:color="FFFFFF" w:sz="0"/>
-            </w:tcBorders>
-          </w:tcPr>
-          <w:p>
-            <w:pPr>
-              <w:spacing w:after="20" w:before="20"/>
+                <w:sz w:val="15"/>
+                <w:szCs w:val="15"/>
+              </w:rPr>
+              <w:t xml:space="preserve">Phase 2 epochs</w:t>
+            </w:r>
+          </w:p>
+        </w:tc>
+        <w:tc>
+          <w:tcPr>
+            <w:tcW w:type="dxa" w:w="1760"/>
+            <w:tcBorders>
+              <w:top w:val="none" w:color="FFFFFF" w:sz="0"/>
+              <w:left w:val="none" w:color="FFFFFF" w:sz="0"/>
+              <w:bottom w:val="none" w:color="FFFFFF" w:sz="0"/>
+              <w:right w:val="none" w:color="FFFFFF" w:sz="0"/>
+            </w:tcBorders>
+          </w:tcPr>
+          <w:p>
+            <w:pPr>
+              <w:spacing w:after="14" w:before="14"/>
               <w:jc w:val="left"/>
             </w:pPr>
             <w:r>
@@ -1501,26 +1501,26 @@
                 <w:rFonts w:ascii="Times New Roman" w:cs="Times New Roman" w:eastAsia="Times New Roman" w:hAnsi="Times New Roman"/>
                 <w:b w:val="false"/>
                 <w:bCs w:val="false"/>
-                <w:sz w:val="16"/>
-                <w:szCs w:val="16"/>
-              </w:rPr>
-              <w:t xml:space="preserve">100</w:t>
-            </w:r>
-          </w:p>
-        </w:tc>
-        <w:tc>
-          <w:tcPr>
-            <w:tcW w:type="dxa" w:w="1300"/>
-            <w:tcBorders>
-              <w:top w:val="none" w:color="FFFFFF" w:sz="0"/>
-              <w:left w:val="none" w:color="FFFFFF" w:sz="0"/>
-              <w:bottom w:val="none" w:color="FFFFFF" w:sz="0"/>
-              <w:right w:val="none" w:color="FFFFFF" w:sz="0"/>
-            </w:tcBorders>
-          </w:tcPr>
-          <w:p>
-            <w:pPr>
-              <w:spacing w:after="20" w:before="20"/>
+                <w:sz w:val="15"/>
+                <w:szCs w:val="15"/>
+              </w:rPr>
+              <w:t xml:space="preserve">100 (max)</w:t>
+            </w:r>
+          </w:p>
+        </w:tc>
+        <w:tc>
+          <w:tcPr>
+            <w:tcW w:type="dxa" w:w="1180"/>
+            <w:tcBorders>
+              <w:top w:val="none" w:color="FFFFFF" w:sz="0"/>
+              <w:left w:val="none" w:color="FFFFFF" w:sz="0"/>
+              <w:bottom w:val="none" w:color="FFFFFF" w:sz="0"/>
+              <w:right w:val="none" w:color="FFFFFF" w:sz="0"/>
+            </w:tcBorders>
+          </w:tcPr>
+          <w:p>
+            <w:pPr>
+              <w:spacing w:after="14" w:before="14"/>
               <w:jc w:val="left"/>
             </w:pPr>
             <w:r>
@@ -1528,10 +1528,10 @@
                 <w:rFonts w:ascii="Times New Roman" w:cs="Times New Roman" w:eastAsia="Times New Roman" w:hAnsi="Times New Roman"/>
                 <w:b w:val="false"/>
                 <w:bCs w:val="false"/>
-                <w:sz w:val="16"/>
-                <w:szCs w:val="16"/>
-              </w:rPr>
-              <w:t xml:space="preserve">Phase 2</w:t>
+                <w:sz w:val="15"/>
+                <w:szCs w:val="15"/>
+              </w:rPr>
+              <w:t xml:space="preserve">Ph. 2</w:t>
             </w:r>
           </w:p>
         </w:tc>
@@ -1539,17 +1539,17 @@
       <w:tr>
         <w:tc>
           <w:tcPr>
-            <w:tcW w:type="dxa" w:w="1900"/>
-            <w:tcBorders>
-              <w:top w:val="none" w:color="FFFFFF" w:sz="0"/>
-              <w:left w:val="none" w:color="FFFFFF" w:sz="0"/>
-              <w:bottom w:val="none" w:color="FFFFFF" w:sz="0"/>
-              <w:right w:val="none" w:color="FFFFFF" w:sz="0"/>
-            </w:tcBorders>
-          </w:tcPr>
-          <w:p>
-            <w:pPr>
-              <w:spacing w:after="20" w:before="20"/>
+            <w:tcW w:type="dxa" w:w="1300"/>
+            <w:tcBorders>
+              <w:top w:val="none" w:color="FFFFFF" w:sz="0"/>
+              <w:left w:val="none" w:color="FFFFFF" w:sz="0"/>
+              <w:bottom w:val="none" w:color="FFFFFF" w:sz="0"/>
+              <w:right w:val="none" w:color="FFFFFF" w:sz="0"/>
+            </w:tcBorders>
+          </w:tcPr>
+          <w:p>
+            <w:pPr>
+              <w:spacing w:after="14" w:before="14"/>
               <w:jc w:val="left"/>
             </w:pPr>
             <w:r>
@@ -1557,8 +1557,8 @@
                 <w:rFonts w:ascii="Times New Roman" w:cs="Times New Roman" w:eastAsia="Times New Roman" w:hAnsi="Times New Roman"/>
                 <w:b w:val="false"/>
                 <w:bCs w:val="false"/>
-                <w:sz w:val="16"/>
-                <w:szCs w:val="16"/>
+                <w:sz w:val="15"/>
+                <w:szCs w:val="15"/>
               </w:rPr>
               <w:t xml:space="preserve">Batch size</w:t>
             </w:r>
@@ -1566,17 +1566,17 @@
         </w:tc>
         <w:tc>
           <w:tcPr>
-            <w:tcW w:type="dxa" w:w="1040"/>
-            <w:tcBorders>
-              <w:top w:val="none" w:color="FFFFFF" w:sz="0"/>
-              <w:left w:val="none" w:color="FFFFFF" w:sz="0"/>
-              <w:bottom w:val="none" w:color="FFFFFF" w:sz="0"/>
-              <w:right w:val="none" w:color="FFFFFF" w:sz="0"/>
-            </w:tcBorders>
-          </w:tcPr>
-          <w:p>
-            <w:pPr>
-              <w:spacing w:after="20" w:before="20"/>
+            <w:tcW w:type="dxa" w:w="1760"/>
+            <w:tcBorders>
+              <w:top w:val="none" w:color="FFFFFF" w:sz="0"/>
+              <w:left w:val="none" w:color="FFFFFF" w:sz="0"/>
+              <w:bottom w:val="none" w:color="FFFFFF" w:sz="0"/>
+              <w:right w:val="none" w:color="FFFFFF" w:sz="0"/>
+            </w:tcBorders>
+          </w:tcPr>
+          <w:p>
+            <w:pPr>
+              <w:spacing w:after="14" w:before="14"/>
               <w:jc w:val="left"/>
             </w:pPr>
             <w:r>
@@ -1584,8 +1584,8 @@
                 <w:rFonts w:ascii="Times New Roman" w:cs="Times New Roman" w:eastAsia="Times New Roman" w:hAnsi="Times New Roman"/>
                 <w:b w:val="false"/>
                 <w:bCs w:val="false"/>
-                <w:sz w:val="16"/>
-                <w:szCs w:val="16"/>
+                <w:sz w:val="15"/>
+                <w:szCs w:val="15"/>
               </w:rPr>
               <w:t xml:space="preserve">32</w:t>
             </w:r>
@@ -1593,17 +1593,17 @@
         </w:tc>
         <w:tc>
           <w:tcPr>
-            <w:tcW w:type="dxa" w:w="1300"/>
-            <w:tcBorders>
-              <w:top w:val="none" w:color="FFFFFF" w:sz="0"/>
-              <w:left w:val="none" w:color="FFFFFF" w:sz="0"/>
-              <w:bottom w:val="none" w:color="FFFFFF" w:sz="0"/>
-              <w:right w:val="none" w:color="FFFFFF" w:sz="0"/>
-            </w:tcBorders>
-          </w:tcPr>
-          <w:p>
-            <w:pPr>
-              <w:spacing w:after="20" w:before="20"/>
+            <w:tcW w:type="dxa" w:w="1180"/>
+            <w:tcBorders>
+              <w:top w:val="none" w:color="FFFFFF" w:sz="0"/>
+              <w:left w:val="none" w:color="FFFFFF" w:sz="0"/>
+              <w:bottom w:val="none" w:color="FFFFFF" w:sz="0"/>
+              <w:right w:val="none" w:color="FFFFFF" w:sz="0"/>
+            </w:tcBorders>
+          </w:tcPr>
+          <w:p>
+            <w:pPr>
+              <w:spacing w:after="14" w:before="14"/>
               <w:jc w:val="left"/>
             </w:pPr>
             <w:r>
@@ -1611,10 +1611,10 @@
                 <w:rFonts w:ascii="Times New Roman" w:cs="Times New Roman" w:eastAsia="Times New Roman" w:hAnsi="Times New Roman"/>
                 <w:b w:val="false"/>
                 <w:bCs w:val="false"/>
-                <w:sz w:val="16"/>
-                <w:szCs w:val="16"/>
-              </w:rPr>
-              <w:t xml:space="preserve">Both phases</w:t>
+                <w:sz w:val="15"/>
+                <w:szCs w:val="15"/>
+              </w:rPr>
+              <w:t xml:space="preserve">Both</w:t>
             </w:r>
           </w:p>
         </w:tc>
@@ -1622,17 +1622,17 @@
       <w:tr>
         <w:tc>
           <w:tcPr>
-            <w:tcW w:type="dxa" w:w="1900"/>
-            <w:tcBorders>
-              <w:top w:val="none" w:color="FFFFFF" w:sz="0"/>
-              <w:left w:val="none" w:color="FFFFFF" w:sz="0"/>
-              <w:bottom w:val="none" w:color="FFFFFF" w:sz="0"/>
-              <w:right w:val="none" w:color="FFFFFF" w:sz="0"/>
-            </w:tcBorders>
-          </w:tcPr>
-          <w:p>
-            <w:pPr>
-              <w:spacing w:after="20" w:before="20"/>
+            <w:tcW w:type="dxa" w:w="1300"/>
+            <w:tcBorders>
+              <w:top w:val="none" w:color="FFFFFF" w:sz="0"/>
+              <w:left w:val="none" w:color="FFFFFF" w:sz="0"/>
+              <w:bottom w:val="none" w:color="FFFFFF" w:sz="0"/>
+              <w:right w:val="none" w:color="FFFFFF" w:sz="0"/>
+            </w:tcBorders>
+          </w:tcPr>
+          <w:p>
+            <w:pPr>
+              <w:spacing w:after="14" w:before="14"/>
               <w:jc w:val="left"/>
             </w:pPr>
             <w:r>
@@ -1640,26 +1640,26 @@
                 <w:rFonts w:ascii="Times New Roman" w:cs="Times New Roman" w:eastAsia="Times New Roman" w:hAnsi="Times New Roman"/>
                 <w:b w:val="false"/>
                 <w:bCs w:val="false"/>
-                <w:sz w:val="16"/>
-                <w:szCs w:val="16"/>
-              </w:rPr>
-              <w:t xml:space="preserve">Early stopping patience</w:t>
-            </w:r>
-          </w:p>
-        </w:tc>
-        <w:tc>
-          <w:tcPr>
-            <w:tcW w:type="dxa" w:w="1040"/>
-            <w:tcBorders>
-              <w:top w:val="none" w:color="FFFFFF" w:sz="0"/>
-              <w:left w:val="none" w:color="FFFFFF" w:sz="0"/>
-              <w:bottom w:val="none" w:color="FFFFFF" w:sz="0"/>
-              <w:right w:val="none" w:color="FFFFFF" w:sz="0"/>
-            </w:tcBorders>
-          </w:tcPr>
-          <w:p>
-            <w:pPr>
-              <w:spacing w:after="20" w:before="20"/>
+                <w:sz w:val="15"/>
+                <w:szCs w:val="15"/>
+              </w:rPr>
+              <w:t xml:space="preserve">Early stop</w:t>
+            </w:r>
+          </w:p>
+        </w:tc>
+        <w:tc>
+          <w:tcPr>
+            <w:tcW w:type="dxa" w:w="1760"/>
+            <w:tcBorders>
+              <w:top w:val="none" w:color="FFFFFF" w:sz="0"/>
+              <w:left w:val="none" w:color="FFFFFF" w:sz="0"/>
+              <w:bottom w:val="none" w:color="FFFFFF" w:sz="0"/>
+              <w:right w:val="none" w:color="FFFFFF" w:sz="0"/>
+            </w:tcBorders>
+          </w:tcPr>
+          <w:p>
+            <w:pPr>
+              <w:spacing w:after="14" w:before="14"/>
               <w:jc w:val="left"/>
             </w:pPr>
             <w:r>
@@ -1667,26 +1667,26 @@
                 <w:rFonts w:ascii="Times New Roman" w:cs="Times New Roman" w:eastAsia="Times New Roman" w:hAnsi="Times New Roman"/>
                 <w:b w:val="false"/>
                 <w:bCs w:val="false"/>
-                <w:sz w:val="16"/>
-                <w:szCs w:val="16"/>
-              </w:rPr>
-              <w:t xml:space="preserve">15 epochs</w:t>
-            </w:r>
-          </w:p>
-        </w:tc>
-        <w:tc>
-          <w:tcPr>
-            <w:tcW w:type="dxa" w:w="1300"/>
-            <w:tcBorders>
-              <w:top w:val="none" w:color="FFFFFF" w:sz="0"/>
-              <w:left w:val="none" w:color="FFFFFF" w:sz="0"/>
-              <w:bottom w:val="none" w:color="FFFFFF" w:sz="0"/>
-              <w:right w:val="none" w:color="FFFFFF" w:sz="0"/>
-            </w:tcBorders>
-          </w:tcPr>
-          <w:p>
-            <w:pPr>
-              <w:spacing w:after="20" w:before="20"/>
+                <w:sz w:val="15"/>
+                <w:szCs w:val="15"/>
+              </w:rPr>
+              <w:t xml:space="preserve">patience=15, val. loss</w:t>
+            </w:r>
+          </w:p>
+        </w:tc>
+        <w:tc>
+          <w:tcPr>
+            <w:tcW w:type="dxa" w:w="1180"/>
+            <w:tcBorders>
+              <w:top w:val="none" w:color="FFFFFF" w:sz="0"/>
+              <w:left w:val="none" w:color="FFFFFF" w:sz="0"/>
+              <w:bottom w:val="none" w:color="FFFFFF" w:sz="0"/>
+              <w:right w:val="none" w:color="FFFFFF" w:sz="0"/>
+            </w:tcBorders>
+          </w:tcPr>
+          <w:p>
+            <w:pPr>
+              <w:spacing w:after="14" w:before="14"/>
               <w:jc w:val="left"/>
             </w:pPr>
             <w:r>
@@ -1694,10 +1694,10 @@
                 <w:rFonts w:ascii="Times New Roman" w:cs="Times New Roman" w:eastAsia="Times New Roman" w:hAnsi="Times New Roman"/>
                 <w:b w:val="false"/>
                 <w:bCs w:val="false"/>
-                <w:sz w:val="16"/>
-                <w:szCs w:val="16"/>
-              </w:rPr>
-              <w:t xml:space="preserve">Phase 2</w:t>
+                <w:sz w:val="15"/>
+                <w:szCs w:val="15"/>
+              </w:rPr>
+              <w:t xml:space="preserve">Ph. 2</w:t>
             </w:r>
           </w:p>
         </w:tc>
@@ -1705,17 +1705,17 @@
       <w:tr>
         <w:tc>
           <w:tcPr>
-            <w:tcW w:type="dxa" w:w="1900"/>
-            <w:tcBorders>
-              <w:top w:val="none" w:color="FFFFFF" w:sz="0"/>
-              <w:left w:val="none" w:color="FFFFFF" w:sz="0"/>
-              <w:bottom w:val="none" w:color="FFFFFF" w:sz="0"/>
-              <w:right w:val="none" w:color="FFFFFF" w:sz="0"/>
-            </w:tcBorders>
-          </w:tcPr>
-          <w:p>
-            <w:pPr>
-              <w:spacing w:after="20" w:before="20"/>
+            <w:tcW w:type="dxa" w:w="1300"/>
+            <w:tcBorders>
+              <w:top w:val="none" w:color="FFFFFF" w:sz="0"/>
+              <w:left w:val="none" w:color="FFFFFF" w:sz="0"/>
+              <w:bottom w:val="none" w:color="FFFFFF" w:sz="0"/>
+              <w:right w:val="none" w:color="FFFFFF" w:sz="0"/>
+            </w:tcBorders>
+          </w:tcPr>
+          <w:p>
+            <w:pPr>
+              <w:spacing w:after="14" w:before="14"/>
               <w:jc w:val="left"/>
             </w:pPr>
             <w:r>
@@ -1723,26 +1723,26 @@
                 <w:rFonts w:ascii="Times New Roman" w:cs="Times New Roman" w:eastAsia="Times New Roman" w:hAnsi="Times New Roman"/>
                 <w:b w:val="false"/>
                 <w:bCs w:val="false"/>
-                <w:sz w:val="16"/>
-                <w:szCs w:val="16"/>
-              </w:rPr>
-              <w:t xml:space="preserve">ReduceLROnPlateau factor</w:t>
-            </w:r>
-          </w:p>
-        </w:tc>
-        <w:tc>
-          <w:tcPr>
-            <w:tcW w:type="dxa" w:w="1040"/>
-            <w:tcBorders>
-              <w:top w:val="none" w:color="FFFFFF" w:sz="0"/>
-              <w:left w:val="none" w:color="FFFFFF" w:sz="0"/>
-              <w:bottom w:val="none" w:color="FFFFFF" w:sz="0"/>
-              <w:right w:val="none" w:color="FFFFFF" w:sz="0"/>
-            </w:tcBorders>
-          </w:tcPr>
-          <w:p>
-            <w:pPr>
-              <w:spacing w:after="20" w:before="20"/>
+                <w:sz w:val="15"/>
+                <w:szCs w:val="15"/>
+              </w:rPr>
+              <w:t xml:space="preserve">ReduceLR</w:t>
+            </w:r>
+          </w:p>
+        </w:tc>
+        <w:tc>
+          <w:tcPr>
+            <w:tcW w:type="dxa" w:w="1760"/>
+            <w:tcBorders>
+              <w:top w:val="none" w:color="FFFFFF" w:sz="0"/>
+              <w:left w:val="none" w:color="FFFFFF" w:sz="0"/>
+              <w:bottom w:val="none" w:color="FFFFFF" w:sz="0"/>
+              <w:right w:val="none" w:color="FFFFFF" w:sz="0"/>
+            </w:tcBorders>
+          </w:tcPr>
+          <w:p>
+            <w:pPr>
+              <w:spacing w:after="14" w:before="14"/>
               <w:jc w:val="left"/>
             </w:pPr>
             <w:r>
@@ -1750,26 +1750,26 @@
                 <w:rFonts w:ascii="Times New Roman" w:cs="Times New Roman" w:eastAsia="Times New Roman" w:hAnsi="Times New Roman"/>
                 <w:b w:val="false"/>
                 <w:bCs w:val="false"/>
-                <w:sz w:val="16"/>
-                <w:szCs w:val="16"/>
-              </w:rPr>
-              <w:t xml:space="preserve">0.5 (patience=5)</w:t>
-            </w:r>
-          </w:p>
-        </w:tc>
-        <w:tc>
-          <w:tcPr>
-            <w:tcW w:type="dxa" w:w="1300"/>
-            <w:tcBorders>
-              <w:top w:val="none" w:color="FFFFFF" w:sz="0"/>
-              <w:left w:val="none" w:color="FFFFFF" w:sz="0"/>
-              <w:bottom w:val="none" w:color="FFFFFF" w:sz="0"/>
-              <w:right w:val="none" w:color="FFFFFF" w:sz="0"/>
-            </w:tcBorders>
-          </w:tcPr>
-          <w:p>
-            <w:pPr>
-              <w:spacing w:after="20" w:before="20"/>
+                <w:sz w:val="15"/>
+                <w:szCs w:val="15"/>
+              </w:rPr>
+              <w:t xml:space="preserve">factor=0.5, patience=5</w:t>
+            </w:r>
+          </w:p>
+        </w:tc>
+        <w:tc>
+          <w:tcPr>
+            <w:tcW w:type="dxa" w:w="1180"/>
+            <w:tcBorders>
+              <w:top w:val="none" w:color="FFFFFF" w:sz="0"/>
+              <w:left w:val="none" w:color="FFFFFF" w:sz="0"/>
+              <w:bottom w:val="none" w:color="FFFFFF" w:sz="0"/>
+              <w:right w:val="none" w:color="FFFFFF" w:sz="0"/>
+            </w:tcBorders>
+          </w:tcPr>
+          <w:p>
+            <w:pPr>
+              <w:spacing w:after="14" w:before="14"/>
               <w:jc w:val="left"/>
             </w:pPr>
             <w:r>
@@ -1777,10 +1777,10 @@
                 <w:rFonts w:ascii="Times New Roman" w:cs="Times New Roman" w:eastAsia="Times New Roman" w:hAnsi="Times New Roman"/>
                 <w:b w:val="false"/>
                 <w:bCs w:val="false"/>
-                <w:sz w:val="16"/>
-                <w:szCs w:val="16"/>
-              </w:rPr>
-              <w:t xml:space="preserve">Phase 2</w:t>
+                <w:sz w:val="15"/>
+                <w:szCs w:val="15"/>
+              </w:rPr>
+              <w:t xml:space="preserve">Ph. 2</w:t>
             </w:r>
           </w:p>
         </w:tc>
@@ -1788,17 +1788,17 @@
       <w:tr>
         <w:tc>
           <w:tcPr>
-            <w:tcW w:type="dxa" w:w="1900"/>
-            <w:tcBorders>
-              <w:top w:val="none" w:color="FFFFFF" w:sz="0"/>
-              <w:left w:val="none" w:color="FFFFFF" w:sz="0"/>
-              <w:bottom w:val="none" w:color="FFFFFF" w:sz="0"/>
-              <w:right w:val="none" w:color="FFFFFF" w:sz="0"/>
-            </w:tcBorders>
-          </w:tcPr>
-          <w:p>
-            <w:pPr>
-              <w:spacing w:after="20" w:before="20"/>
+            <w:tcW w:type="dxa" w:w="1300"/>
+            <w:tcBorders>
+              <w:top w:val="none" w:color="FFFFFF" w:sz="0"/>
+              <w:left w:val="none" w:color="FFFFFF" w:sz="0"/>
+              <w:bottom w:val="none" w:color="FFFFFF" w:sz="0"/>
+              <w:right w:val="none" w:color="FFFFFF" w:sz="0"/>
+            </w:tcBorders>
+          </w:tcPr>
+          <w:p>
+            <w:pPr>
+              <w:spacing w:after="14" w:before="14"/>
               <w:jc w:val="left"/>
             </w:pPr>
             <w:r>
@@ -1806,26 +1806,26 @@
                 <w:rFonts w:ascii="Times New Roman" w:cs="Times New Roman" w:eastAsia="Times New Roman" w:hAnsi="Times New Roman"/>
                 <w:b w:val="false"/>
                 <w:bCs w:val="false"/>
-                <w:sz w:val="16"/>
-                <w:szCs w:val="16"/>
-              </w:rPr>
-              <w:t xml:space="preserve">Dropout rate</w:t>
-            </w:r>
-          </w:p>
-        </w:tc>
-        <w:tc>
-          <w:tcPr>
-            <w:tcW w:type="dxa" w:w="1040"/>
-            <w:tcBorders>
-              <w:top w:val="none" w:color="FFFFFF" w:sz="0"/>
-              <w:left w:val="none" w:color="FFFFFF" w:sz="0"/>
-              <w:bottom w:val="none" w:color="FFFFFF" w:sz="0"/>
-              <w:right w:val="none" w:color="FFFFFF" w:sz="0"/>
-            </w:tcBorders>
-          </w:tcPr>
-          <w:p>
-            <w:pPr>
-              <w:spacing w:after="20" w:before="20"/>
+                <w:sz w:val="15"/>
+                <w:szCs w:val="15"/>
+              </w:rPr>
+              <w:t xml:space="preserve">Dropout</w:t>
+            </w:r>
+          </w:p>
+        </w:tc>
+        <w:tc>
+          <w:tcPr>
+            <w:tcW w:type="dxa" w:w="1760"/>
+            <w:tcBorders>
+              <w:top w:val="none" w:color="FFFFFF" w:sz="0"/>
+              <w:left w:val="none" w:color="FFFFFF" w:sz="0"/>
+              <w:bottom w:val="none" w:color="FFFFFF" w:sz="0"/>
+              <w:right w:val="none" w:color="FFFFFF" w:sz="0"/>
+            </w:tcBorders>
+          </w:tcPr>
+          <w:p>
+            <w:pPr>
+              <w:spacing w:after="14" w:before="14"/>
               <w:jc w:val="left"/>
             </w:pPr>
             <w:r>
@@ -1833,8 +1833,8 @@
                 <w:rFonts w:ascii="Times New Roman" w:cs="Times New Roman" w:eastAsia="Times New Roman" w:hAnsi="Times New Roman"/>
                 <w:b w:val="false"/>
                 <w:bCs w:val="false"/>
-                <w:sz w:val="16"/>
-                <w:szCs w:val="16"/>
+                <w:sz w:val="15"/>
+                <w:szCs w:val="15"/>
               </w:rPr>
               <w:t xml:space="preserve">0.3 (×2 in head)</w:t>
             </w:r>
@@ -1842,17 +1842,17 @@
         </w:tc>
         <w:tc>
           <w:tcPr>
-            <w:tcW w:type="dxa" w:w="1300"/>
-            <w:tcBorders>
-              <w:top w:val="none" w:color="FFFFFF" w:sz="0"/>
-              <w:left w:val="none" w:color="FFFFFF" w:sz="0"/>
-              <w:bottom w:val="none" w:color="FFFFFF" w:sz="0"/>
-              <w:right w:val="none" w:color="FFFFFF" w:sz="0"/>
-            </w:tcBorders>
-          </w:tcPr>
-          <w:p>
-            <w:pPr>
-              <w:spacing w:after="20" w:before="20"/>
+            <w:tcW w:type="dxa" w:w="1180"/>
+            <w:tcBorders>
+              <w:top w:val="none" w:color="FFFFFF" w:sz="0"/>
+              <w:left w:val="none" w:color="FFFFFF" w:sz="0"/>
+              <w:bottom w:val="none" w:color="FFFFFF" w:sz="0"/>
+              <w:right w:val="none" w:color="FFFFFF" w:sz="0"/>
+            </w:tcBorders>
+          </w:tcPr>
+          <w:p>
+            <w:pPr>
+              <w:spacing w:after="14" w:before="14"/>
               <w:jc w:val="left"/>
             </w:pPr>
             <w:r>
@@ -1860,10 +1860,10 @@
                 <w:rFonts w:ascii="Times New Roman" w:cs="Times New Roman" w:eastAsia="Times New Roman" w:hAnsi="Times New Roman"/>
                 <w:b w:val="false"/>
                 <w:bCs w:val="false"/>
-                <w:sz w:val="16"/>
-                <w:szCs w:val="16"/>
-              </w:rPr>
-              <w:t xml:space="preserve">Both phases</w:t>
+                <w:sz w:val="15"/>
+                <w:szCs w:val="15"/>
+              </w:rPr>
+              <w:t xml:space="preserve">Both</w:t>
             </w:r>
           </w:p>
         </w:tc>
@@ -1871,17 +1871,17 @@
       <w:tr>
         <w:tc>
           <w:tcPr>
-            <w:tcW w:type="dxa" w:w="1900"/>
-            <w:tcBorders>
-              <w:top w:val="none" w:color="FFFFFF" w:sz="0"/>
-              <w:left w:val="none" w:color="FFFFFF" w:sz="0"/>
-              <w:bottom w:val="none" w:color="FFFFFF" w:sz="0"/>
-              <w:right w:val="none" w:color="FFFFFF" w:sz="0"/>
-            </w:tcBorders>
-          </w:tcPr>
-          <w:p>
-            <w:pPr>
-              <w:spacing w:after="20" w:before="20"/>
+            <w:tcW w:type="dxa" w:w="1300"/>
+            <w:tcBorders>
+              <w:top w:val="none" w:color="FFFFFF" w:sz="0"/>
+              <w:left w:val="none" w:color="FFFFFF" w:sz="0"/>
+              <w:bottom w:val="none" w:color="FFFFFF" w:sz="0"/>
+              <w:right w:val="none" w:color="FFFFFF" w:sz="0"/>
+            </w:tcBorders>
+          </w:tcPr>
+          <w:p>
+            <w:pPr>
+              <w:spacing w:after="14" w:before="14"/>
               <w:jc w:val="left"/>
             </w:pPr>
             <w:r>
@@ -1889,26 +1889,26 @@
                 <w:rFonts w:ascii="Times New Roman" w:cs="Times New Roman" w:eastAsia="Times New Roman" w:hAnsi="Times New Roman"/>
                 <w:b w:val="false"/>
                 <w:bCs w:val="false"/>
-                <w:sz w:val="16"/>
-                <w:szCs w:val="16"/>
-              </w:rPr>
-              <w:t xml:space="preserve">Dense head units</w:t>
-            </w:r>
-          </w:p>
-        </w:tc>
-        <w:tc>
-          <w:tcPr>
-            <w:tcW w:type="dxa" w:w="1040"/>
-            <w:tcBorders>
-              <w:top w:val="none" w:color="FFFFFF" w:sz="0"/>
-              <w:left w:val="none" w:color="FFFFFF" w:sz="0"/>
-              <w:bottom w:val="none" w:color="FFFFFF" w:sz="0"/>
-              <w:right w:val="none" w:color="FFFFFF" w:sz="0"/>
-            </w:tcBorders>
-          </w:tcPr>
-          <w:p>
-            <w:pPr>
-              <w:spacing w:after="20" w:before="20"/>
+                <w:sz w:val="15"/>
+                <w:szCs w:val="15"/>
+              </w:rPr>
+              <w:t xml:space="preserve">Dense head</w:t>
+            </w:r>
+          </w:p>
+        </w:tc>
+        <w:tc>
+          <w:tcPr>
+            <w:tcW w:type="dxa" w:w="1760"/>
+            <w:tcBorders>
+              <w:top w:val="none" w:color="FFFFFF" w:sz="0"/>
+              <w:left w:val="none" w:color="FFFFFF" w:sz="0"/>
+              <w:bottom w:val="none" w:color="FFFFFF" w:sz="0"/>
+              <w:right w:val="none" w:color="FFFFFF" w:sz="0"/>
+            </w:tcBorders>
+          </w:tcPr>
+          <w:p>
+            <w:pPr>
+              <w:spacing w:after="14" w:before="14"/>
               <w:jc w:val="left"/>
             </w:pPr>
             <w:r>
@@ -1916,26 +1916,26 @@
                 <w:rFonts w:ascii="Times New Roman" w:cs="Times New Roman" w:eastAsia="Times New Roman" w:hAnsi="Times New Roman"/>
                 <w:b w:val="false"/>
                 <w:bCs w:val="false"/>
-                <w:sz w:val="16"/>
-                <w:szCs w:val="16"/>
-              </w:rPr>
-              <w:t xml:space="preserve">128 (ReLU) → 8 (softmax)</w:t>
-            </w:r>
-          </w:p>
-        </w:tc>
-        <w:tc>
-          <w:tcPr>
-            <w:tcW w:type="dxa" w:w="1300"/>
-            <w:tcBorders>
-              <w:top w:val="none" w:color="FFFFFF" w:sz="0"/>
-              <w:left w:val="none" w:color="FFFFFF" w:sz="0"/>
-              <w:bottom w:val="none" w:color="FFFFFF" w:sz="0"/>
-              <w:right w:val="none" w:color="FFFFFF" w:sz="0"/>
-            </w:tcBorders>
-          </w:tcPr>
-          <w:p>
-            <w:pPr>
-              <w:spacing w:after="20" w:before="20"/>
+                <w:sz w:val="15"/>
+                <w:szCs w:val="15"/>
+              </w:rPr>
+              <w:t xml:space="preserve">128 ReLU → 8 softmax</w:t>
+            </w:r>
+          </w:p>
+        </w:tc>
+        <w:tc>
+          <w:tcPr>
+            <w:tcW w:type="dxa" w:w="1180"/>
+            <w:tcBorders>
+              <w:top w:val="none" w:color="FFFFFF" w:sz="0"/>
+              <w:left w:val="none" w:color="FFFFFF" w:sz="0"/>
+              <w:bottom w:val="none" w:color="FFFFFF" w:sz="0"/>
+              <w:right w:val="none" w:color="FFFFFF" w:sz="0"/>
+            </w:tcBorders>
+          </w:tcPr>
+          <w:p>
+            <w:pPr>
+              <w:spacing w:after="14" w:before="14"/>
               <w:jc w:val="left"/>
             </w:pPr>
             <w:r>
@@ -1943,10 +1943,10 @@
                 <w:rFonts w:ascii="Times New Roman" w:cs="Times New Roman" w:eastAsia="Times New Roman" w:hAnsi="Times New Roman"/>
                 <w:b w:val="false"/>
                 <w:bCs w:val="false"/>
-                <w:sz w:val="16"/>
-                <w:szCs w:val="16"/>
-              </w:rPr>
-              <w:t xml:space="preserve">Both phases</w:t>
+                <w:sz w:val="15"/>
+                <w:szCs w:val="15"/>
+              </w:rPr>
+              <w:t xml:space="preserve">Both</w:t>
             </w:r>
           </w:p>
         </w:tc>
@@ -1954,7 +1954,7 @@
       <w:tr>
         <w:tc>
           <w:tcPr>
-            <w:tcW w:type="dxa" w:w="1900"/>
+            <w:tcW w:type="dxa" w:w="1300"/>
             <w:tcBorders>
               <w:top w:val="none" w:color="FFFFFF" w:sz="0"/>
               <w:left w:val="none" w:color="FFFFFF" w:sz="0"/>
@@ -1964,7 +1964,7 @@
           </w:tcPr>
           <w:p>
             <w:pPr>
-              <w:spacing w:after="20" w:before="20"/>
+              <w:spacing w:after="14" w:before="14"/>
               <w:jc w:val="left"/>
             </w:pPr>
             <w:r>
@@ -1972,8 +1972,8 @@
                 <w:rFonts w:ascii="Times New Roman" w:cs="Times New Roman" w:eastAsia="Times New Roman" w:hAnsi="Times New Roman"/>
                 <w:b w:val="false"/>
                 <w:bCs w:val="false"/>
-                <w:sz w:val="16"/>
-                <w:szCs w:val="16"/>
+                <w:sz w:val="15"/>
+                <w:szCs w:val="15"/>
               </w:rPr>
               <w:t xml:space="preserve">Backbone frozen</w:t>
             </w:r>
@@ -1981,7 +1981,7 @@
         </w:tc>
         <w:tc>
           <w:tcPr>
-            <w:tcW w:type="dxa" w:w="1040"/>
+            <w:tcW w:type="dxa" w:w="1760"/>
             <w:tcBorders>
               <w:top w:val="none" w:color="FFFFFF" w:sz="0"/>
               <w:left w:val="none" w:color="FFFFFF" w:sz="0"/>
@@ -1991,7 +1991,7 @@
           </w:tcPr>
           <w:p>
             <w:pPr>
-              <w:spacing w:after="20" w:before="20"/>
+              <w:spacing w:after="14" w:before="14"/>
               <w:jc w:val="left"/>
             </w:pPr>
             <w:r>
@@ -1999,8 +1999,8 @@
                 <w:rFonts w:ascii="Times New Roman" w:cs="Times New Roman" w:eastAsia="Times New Roman" w:hAnsi="Times New Roman"/>
                 <w:b w:val="false"/>
                 <w:bCs w:val="false"/>
-                <w:sz w:val="16"/>
-                <w:szCs w:val="16"/>
+                <w:sz w:val="15"/>
+                <w:szCs w:val="15"/>
               </w:rPr>
               <w:t xml:space="preserve">Yes (MobileNetV2)</w:t>
             </w:r>
@@ -2008,7 +2008,7 @@
         </w:tc>
         <w:tc>
           <w:tcPr>
-            <w:tcW w:type="dxa" w:w="1300"/>
+            <w:tcW w:type="dxa" w:w="1180"/>
             <w:tcBorders>
               <w:top w:val="none" w:color="FFFFFF" w:sz="0"/>
               <w:left w:val="none" w:color="FFFFFF" w:sz="0"/>
@@ -2018,7 +2018,7 @@
           </w:tcPr>
           <w:p>
             <w:pPr>
-              <w:spacing w:after="20" w:before="20"/>
+              <w:spacing w:after="14" w:before="14"/>
               <w:jc w:val="left"/>
             </w:pPr>
             <w:r>
@@ -2026,10 +2026,10 @@
                 <w:rFonts w:ascii="Times New Roman" w:cs="Times New Roman" w:eastAsia="Times New Roman" w:hAnsi="Times New Roman"/>
                 <w:b w:val="false"/>
                 <w:bCs w:val="false"/>
-                <w:sz w:val="16"/>
-                <w:szCs w:val="16"/>
-              </w:rPr>
-              <w:t xml:space="preserve">Phase 1 only</w:t>
+                <w:sz w:val="15"/>
+                <w:szCs w:val="15"/>
+              </w:rPr>
+              <w:t xml:space="preserve">Ph. 1</w:t>
             </w:r>
           </w:p>
         </w:tc>

--- a/SER_Paper_Draft.docx
+++ b/SER_Paper_Draft.docx
@@ -149,7 +149,7 @@
           <w:sz w:val="20"/>
           <w:szCs w:val="20"/>
         </w:rPr>
-        <w:t xml:space="preserve">Recognition of emotional state from spoken language is an open problem in affective computing, with applications in human-computer interaction [1], mental health monitoring [2], and social robotics [3]. Most current deep learning systems convert each utterance to a single spectrogram -- typically a Mel Spectrogram or MFCC -- and feed the resulting image into a convolutional network. Two practical problems arise from this design. First, a single representation discards complementary acoustic information that other time-frequency analyses capture: CQT reveals harmonic structure on a log-frequency scale [30], while Chroma STFT encodes pitch-class energy that reflects tonal prosody [8]. Second, the direct conversion from audio to image tends to produce spectrograms with low local contrast, particularly in mid-frequency regions where formant transitions carry much of the affective signal [9],[28]. We address both problems simultaneously. Four spectrogram types -- Mel Spectrogram, MFCC, Constant-Q Transform (CQT), and Chroma STFT -- are extracted from each utterance using librosa [19], enhanced independently by CLAHE [9] and Unsharp Masking [20], and stacked into a 128x128x4 input tensor. A learnable 1x1 convolutional projection layer maps this to the three-channel space of pretrained MobileNetV2 [21] without spatial resampling. Training uses a two-phase schedule (frozen backbone, then full fine-tuning) with early stopping on RAVDESS [18]. A systematic four-condition ablation isolates the contributions of the DIP pipeline and the multi-channel fusion independently. Unexpectedly, the single-channel Mel variant with DIP (B2) achieves the best test accuracy (39.81%) and macro F1 (38.89%), while the full four-channel model (B4) falls below it -- a finding that points to dataset-scale constraints rather than any flaw in the fusion design. Per-channel Grad-CAM [22] is applied to the multi-channel model to reveal which spectrogram type most influences each emotion-class prediction, providing channel-level interpretability not available from single-channel approaches [17].</w:t>
+        <w:t xml:space="preserve">Inferring emotional state from speech sits at a difficult intersection of signal processing and human psychology, with real utility in healthcare monitoring [2], conversational agents [1], and robotics [3]. Conventional deep learning pipelines handle this by converting an utterance to one spectrogram -- most often a Mel Spectrogram or MFCC -- and running the resulting image through a convolutional network. This is practical, but leaves two problems on the table. Using a single representation means discarding what other time-frequency transforms can see: CQT lays out harmonic content on a log-frequency axis [30], and Chroma STFT captures pitch-class energy tied to tonal prosody [8]. And converting audio to image typically yields spectrograms with poor local contrast, especially in the mid-frequency bands where formant transitions encode much of the emotional signal [9],[28]. This paper tackles both issues together. Four spectrogram types -- Mel, MFCC, CQT, and Chroma STFT -- are extracted from each utterance via librosa [19], separately enhanced by CLAHE [9] and Unsharp Masking [20], and concatenated into a 128x128x4 tensor. A learnable 1x1 convolutional layer projects this to the three-channel format expected by pretrained MobileNetV2 [21], preserving spatial resolution. We train with a two-phase schedule -- frozen backbone, then full fine-tuning with early stopping -- on RAVDESS [18], and run a four-condition ablation that cleanly separates the DIP and multi-channel contributions. The outcome is unexpected: the single-channel Mel variant with DIP (B2) produces the best results (39.81% accuracy, 38.89% macro F1), while the full four-channel model (B4) falls short -- a result we trace to dataset scale rather than any design flaw. We also apply per-channel Grad-CAM [22] to the multi-channel model, revealing which spectrogram type drives predictions for each emotion class -- a kind of interpretability that single-channel models simply cannot provide [17].</w:t>
       </w:r>
     </w:p>
     <w:p>
@@ -247,7 +247,7 @@
           <w:sz w:val="20"/>
           <w:szCs w:val="20"/>
         </w:rPr>
-        <w:t xml:space="preserve">Recognising the emotional content of speech has attracted growing interest well beyond its academic origins. Deployed healthcare applications now use vocal analysis for remote mental health screening [2], conversational agents adjust response generation based on detected affect [27], and driver-monitoring systems raise alerts when voice signals suggest elevated stress or fatigue [13]. In each case the underlying task is the same: extracting from an audio signal -- pitch, intensity, rhythm, spectral envelope -- a label that corresponds to the speaker's emotional state, without reference to the linguistic content [29],[35]. What varies across applications is the tolerance for latency, the available compute budget, and the quantity and quality of labelled training data [3],[4].</w:t>
+        <w:t xml:space="preserve">Emotion recognition from speech has moved well past being a purely academic curiosity. Mental health platforms use it to flag distress in remote consultations [2], chat systems adapt their responses based on a user's detected mood [27], and in-car monitoring raises an alert when the driver's voice suggests fatigue or agitation [13]. In every one of these settings the core task is the same: pull a discrete emotional label out of raw audio -- pitch, energy, rhythm, spectral shape -- without any knowledge of what was actually said [29],[35]. What changes from one application to the next is how fast the model needs to run, how much compute is available at inference time, and how much labelled training data can be gathered [3],[4].</w:t>
       </w:r>
     </w:p>
     <w:p>
@@ -261,7 +261,7 @@
           <w:sz w:val="20"/>
           <w:szCs w:val="20"/>
         </w:rPr>
-        <w:t xml:space="preserve">The prevailing approach converts each utterance to a time-frequency image and applies a convolutional neural network [10],[15],[23]. Transfer learning from ImageNet-pretrained models has brought this within reach of small corpora [4],[5],[14], and lightweight architectures such as MobileNetV2 [21] have made edge deployment practical [13]. Yet two design choices, repeated across much of the literature, unnecessarily limit performance. Almost universally, systems use a single spectrogram representation. In practice, no single representation captures all of the acoustic features that carry emotional information: the Mel Spectrogram tracks spectral energy in a perceptually weighted scale; MFCC captures vocal-tract resonance through cepstral coefficients; CQT resolves harmonic content on a log-frequency axis that mirrors musical pitch [30]; and Chroma STFT encodes pitch-class energy that reflects prosodic tonality [8]. Choosing one means discarding information from the others. The second choice concerns contrast. Spectrograms computed directly from waveforms often have low local contrast, especially in the mid-frequency bands where formant transitions carry the most affective signal -- a problem that standard CNN preprocessing does not address [9],[28].</w:t>
+        <w:t xml:space="preserve">The standard approach turns each utterance into a time-frequency image and applies a convolutional network [10],[15],[23]. Transfer learning from ImageNet-pretrained models has put this within reach for small corpora [4],[5],[14], and lightweight architectures like MobileNetV2 [21] have made real-time inference on edge devices feasible [13]. That said, two habits in how these systems are designed hold back performance. The first is near-universal reliance on a single spectrogram. No one transform captures everything emotionally relevant in a signal: Mel Spectrograms reflect overall spectral energy on a perceptually motivated scale; MFCCs summarise vocal-tract shape through cepstral analysis; CQT resolves harmonic structure on a log-frequency axis that tracks musical pitch [30]; Chroma STFT encodes which pitch classes carry the most energy, linking closely to prosodic tone [8]. Picking one discards what the others see. The second habit is ignoring image quality. Converting audio directly to a spectrogram tends to yield images with poor local contrast -- particularly in mid-frequency regions where formant transitions encode most of the emotional content -- and standard CNN preprocessing does nothing about it [9],[28].</w:t>
       </w:r>
     </w:p>
     <w:p>
@@ -285,7 +285,7 @@
           <w:sz w:val="20"/>
           <w:szCs w:val="20"/>
         </w:rPr>
-        <w:t xml:space="preserve">The trajectory of SER research over the past decade illustrates both progress and persistent gaps. Early convolutional approaches applied image-classification backbones to Mel spectrograms and established that visual feature hierarchies transfer effectively to audio [10],[11]. LSTM and attention-augmented CNN architectures then extended temporal modelling [25],[12],[34] at the cost of substantially higher parameter counts. Lightweight transfer learning -- MobileNet, VGG, ResNet -- has since offered a more practical balance, achieving competitive recognition rates with fewer resources [4],[5],[13],[14]. Parallel work on feature engineering has shown that combining multiple spectral representations consistently outperforms any single one: Mel+MFCC+CQT fusion has demonstrated reliable gains across several benchmarks [6],[7],[8],[15],[30], and multi-scale or graph-based architectures have further enriched the learned representations [14],[23],[24]. Self-supervised contrastive pre-training addresses the label scarcity that limits small datasets [31], and augmentation strategies reduce the impact of class imbalance [1],[32]. What is conspicuously absent from this trajectory is systematic work on image-level preprocessing for spectrogram inputs. CLAHE has meaningfully improved classification accuracy in medical imaging [9] and radar spectrogram recognition [28]; Unsharp Masking has sharpened structural detail for natural-image classifiers [20]; but neither has been tested on SER spectrogram inputs. Similarly, while Grad-CAM has been adapted to single-channel audio [5],[17], per-channel attribution in multi-channel SER models has not been reported. Large pretrained speech models such as Whisper [33] offer powerful representations, but their inference cost remains prohibitive for edge deployment.</w:t>
+        <w:t xml:space="preserve">SER research has made real progress over the past decade, though certain gaps remain. Early CNN-based systems showed that image-classification backbones transfer surprisingly well to Mel-spectrogram audio [10],[11]. LSTM and attention-augmented CNN variants improved temporal modelling but at the cost of parameter count [25],[12],[34]. Lightweight models -- MobileNet, VGG, ResNet variants -- later offered a better resource trade-off while keeping accuracy competitive [4],[5],[13],[14]. On the feature side, it has become well established that fusing multiple spectral representations beats any individual one: Mel+MFCC+CQT combinations have shown consistent gains across benchmarks [6],[7],[8],[15],[30], and multi-scale or graph-based architectures have pushed further [14],[23],[24]. Self-supervised contrastive pre-training helps when labelled data is scarce [31], and augmentation reduces the effect of class imbalance [1],[32]. What the field has largely ignored, though, is image-level preprocessing for spectrogram inputs. CLAHE has improved classification in medical imaging [9] and radar spectrograms [28]; Unsharp Masking sharpens structural edges for natural-image classifiers [20] -- yet neither has been tried on SER inputs. Grad-CAM has been adapted for single-channel audio explanation [5],[17], but attribution broken out per channel in a multi-channel model has not appeared in the literature. At the far end of the capability spectrum, large speech models like Whisper [33] bring powerful representations, but their inference cost makes edge deployment impractical.</w:t>
       </w:r>
     </w:p>
     <w:p>
@@ -299,7 +299,7 @@
           <w:sz w:val="20"/>
           <w:szCs w:val="20"/>
         </w:rPr>
-        <w:t xml:space="preserve">Against this background, the present work makes four focused contributions. The first is a four-channel spectrogram input (Mel+MFCC+CQT+Chroma) that captures complementary acoustic information simultaneously at the pixel level. The second is a two-stage DIP pipeline -- CLAHE followed by Unsharp Masking -- applied independently to each channel before stacking, directly addressing the contrast limitation identified above. The third is a learnable 1x1 convolutional projection layer that adapts the four-channel tensor to the three-channel input of ImageNet-pretrained MobileNetV2 without discarding pretrained weights. The fourth is per-channel Grad-CAM attribution, which maps model attention separately for each spectrogram type and each emotion class. A controlled ablation study on RAVDESS [18] isolates the effect of each component and produces findings with direct design implications for small-corpus SER systems.</w:t>
+        <w:t xml:space="preserve">Given these gaps, this work makes four specific contributions. First, we build a four-channel spectrogram input (Mel, MFCC, CQT, Chroma) that brings complementary acoustic views together at the pixel level before any network processing. Second, we apply a two-stage DIP pipeline -- CLAHE then Unsharp Masking -- to each channel independently before stacking, directly targeting the contrast problem just described. Third, we introduce a learnable 1x1 convolutional projection layer that maps the four-channel tensor to the three-channel input of ImageNet-pretrained MobileNetV2, allowing pretrained weights to be reused unchanged. Fourth, we produce per-channel Grad-CAM maps that attribute model attention separately to each spectrogram type for each emotion class -- something a single-channel model cannot offer. A controlled ablation on RAVDESS [18] disentangles each component, and the findings carry clear design lessons for SER under small-data conditions.</w:t>
       </w:r>
     </w:p>
     <w:p>
@@ -375,7 +375,7 @@
           <w:sz w:val="20"/>
           <w:szCs w:val="20"/>
         </w:rPr>
-        <w:t xml:space="preserve">Experiments are conducted on the Ryerson Audio-Visual Database of Emotional Speech and Song (RAVDESS) [18], a widely used benchmark for eight-class discrete SER. The corpus consists of 1,440 audio recordings from 24 professional actors (12 male, 12 female) recorded under controlled studio conditions. The eight emotion categories -- neutral, calm, happy, sad, angry, fearful, disgust, and surprised -- are distributed approximately equally at around 180 samples per class. We partition the data by stratified random sampling to preserve emotion-class and gender balance: 70% for training (1,008 samples), 15% for validation (216 samples), and 15% for testing (216 samples) [27],[35]. The modest corpus size -- 1,008 training examples across eight classes -- is a deliberate constraint of the study, not a shortcut; it reflects the data scarcity typical of acted-speech corpora and motivates the design choices made throughout.</w:t>
+        <w:t xml:space="preserve">All experiments use RAVDESS [18], an established benchmark for eight-class discrete emotion recognition in speech. The corpus contains 1,440 recordings from 24 professional actors (12 male, 12 female) captured under controlled studio conditions. The eight emotion classes -- neutral, calm, happy, sad, angry, fearful, disgust, and surprised -- are distributed approximately uniformly at roughly 180 samples each. We split the data by stratified random sampling, preserving both emotion-class and gender proportions: 70% for training (1,008 samples), 15% for validation (216 samples), and 15% for testing (216 samples) [27],[35]. The small training set -- 1,008 examples spread across eight classes -- is a deliberate choice, not a practical limitation. It mirrors the data scarcity common in acted-speech research and creates the kind of constrained setting that motivates the preprocessing and architecture decisions described below.</w:t>
       </w:r>
     </w:p>
     <w:p>
@@ -418,7 +418,7 @@
           <w:sz w:val="20"/>
           <w:szCs w:val="20"/>
         </w:rPr>
-        <w:t xml:space="preserve">All audio files are resampled to 22,050 Hz and either truncated or zero-padded to a fixed duration of three seconds (66,150 samples). Four complementary time-frequency representations are then extracted with librosa [19]. The Mel Spectrogram (128 mel-frequency bands) captures the overall spectral energy distribution weighted to perceptual scale [25]. MFCCs (40 coefficients) encode the vocal-tract transfer function through cepstral analysis, providing a compact description of resonance structure [25]. The Constant-Q Transform (84 bins, 12 bins per octave) resolves harmonic content on a logarithmic frequency axis that closely mirrors musical pitch perception [30]. Chroma STFT (12 pitch-class bins) summarises tonal energy independently of octave, highlighting pitch-class patterns associated with emotional prosody [8]. Each representation is converted to decibel scale, normalised to [0, 255], and resized via bilinear interpolation to 128x128 pixels, yielding a set of grayscale images ready for downstream DIP enhancement.</w:t>
+        <w:t xml:space="preserve">Every audio file is resampled to 22,050 Hz and clipped or zero-padded to exactly three seconds (66,150 samples). We then extract four time-frequency representations using librosa [19]. The Mel Spectrogram uses 128 mel-frequency bands and reflects the overall distribution of spectral energy on a perceptually motivated scale [25]. MFCCs (40 coefficients) summarise the vocal-tract transfer function through cepstral analysis, giving a compact fingerprint of resonance structure [25]. The Constant-Q Transform (84 bins, 12 bins per octave) captures harmonic content on a log-frequency axis that tracks pitch the way musical instruments do [30]. Chroma STFT (12 pitch-class bins) aggregates tonal energy across octaves, isolating pitch-class patterns linked to emotional prosody [8]. Each transform is converted to decibel scale, rescaled to [0, 255], and resized to 128x128 pixels via bilinear interpolation, producing four grayscale images ready for enhancement.</w:t>
       </w:r>
     </w:p>
     <w:p>
@@ -461,7 +461,7 @@
           <w:sz w:val="20"/>
           <w:szCs w:val="20"/>
         </w:rPr>
-        <w:t xml:space="preserve">Prior to fusion, each of the four 128x128 grayscale images undergoes a two-stage image-enhancement pipeline applied independently. The first stage is CLAHE [9]. The image is subdivided into non-overlapping 8x8 contextual tiles, and within each tile a histogram is equalised subject to a clip limit of 2.0. Bins whose count exceeds the clip limit are clipped, and the excess mass is redistributed uniformly across all bins before equalisation:</w:t>
+        <w:t xml:space="preserve">Before the four images are fused, each one passes through a two-stage enhancement pipeline independently. The first stage is CLAHE [9]. The image is divided into a grid of non-overlapping 8x8 tiles, and each tile's histogram is equalised individually, subject to a clip limit of 2.0. Any histogram bin that exceeds this limit is clipped, and the excess count is spread uniformly across all bins before equalisation is applied:</w:t>
       </w:r>
     </w:p>
     <w:p>
@@ -521,7 +521,7 @@
           <w:sz w:val="20"/>
           <w:szCs w:val="20"/>
         </w:rPr>
-        <w:t xml:space="preserve">where h(v) is the histogram count at intensity v, clip_limit = 2.0, excess = sum of all clipped counts, and N_bins = 256. This prevents over-amplification of uniform regions while still enhancing local contrast [9],[28]. Tile boundaries are blended by bilinear interpolation, avoiding the blocking artefacts that afflict global histogram equalisation. The second stage is Unsharp Masking (UM) [20]: a Gaussian-blurred version of the CLAHE output (sigma = 1.0) is formed and then combined with the original to recover and amplify high-frequency detail:</w:t>
+        <w:t xml:space="preserve">where h(v) is the bin count at intensity v, clip_limit = 2.0, excess is the sum of all clipped counts, and N_bins = 256. Capping the histogram prevents over-amplification in uniform regions while still lifting local contrast [9],[28]. Tile boundaries are smoothed by bilinear interpolation, eliminating the blocking artefacts that plague global histogram equalisation. The second stage is Unsharp Masking (UM) [20]: a Gaussian-blurred copy of the CLAHE output (sigma = 1.0) is subtracted back in to recover and amplify fine detail:</w:t>
       </w:r>
     </w:p>
     <w:p>
@@ -558,7 +558,7 @@
           <w:sz w:val="20"/>
           <w:szCs w:val="20"/>
         </w:rPr>
-        <w:t xml:space="preserve">where G_sigma denotes convolution with a Gaussian kernel of standard deviation sigma = 1.0, and alpha = 1.5 [20]. The operation restores fine frequency boundaries that CLAHE may have smoothed, without disturbing the global intensity distribution that CLAHE established. Together, the two stages address different scales of the contrast problem: CLAHE operates on the local histogram, while UM targets the sharpness of edges at the pixel level.</w:t>
+        <w:t xml:space="preserve">where G_sigma is a Gaussian blur with standard deviation sigma = 1.0 and alpha = 1.5 [20]. This restores fine frequency boundaries that CLAHE may have slightly smoothed, without disrupting the broader intensity distribution CLAHE established. The two stages work at complementary scales: CLAHE reshapes local histograms, while UM sharpens individual edges.</w:t>
       </w:r>
     </w:p>
     <w:p>
@@ -644,7 +644,7 @@
           <w:sz w:val="20"/>
           <w:szCs w:val="20"/>
         </w:rPr>
-        <w:t xml:space="preserve">Fig. 1 illustrates the enhancement sequence for all four channels on an "angry" sample. The left column shows the unprocessed spectrogram; the centre column shows the CLAHE output (clipLimit=2.0, tileGridSize=8x8); the right column adds Unsharp Masking (alpha=1.5, sigma=1.0) on top of CLAHE. In the Mel row, low-frequency energy gradients that are nearly invisible in the original become clearly structured after CLAHE, and the formant transition boundaries are further sharpened by UM. The MFCC row reveals a similar pattern: the cepstral ridges, which partially merge in the original, are distinctly separated in the rightmost column. CQT harmonic band edges and Chroma pitch-class boundaries both show appreciable sharpening without evidence of saturation or blocking artefacts -- outcomes expected from the clip-limited tile-based equalisation mechanism. These visual improvements suggest that the enhanced images present more spatially distinct patterns for the CNN's early convolutional filters to respond to.</w:t>
+        <w:t xml:space="preserve">Fig. 1 walks through the enhancement sequence for all four channels on an "angry" sample. Left column: raw spectrogram. Centre: after CLAHE (clipLimit=2.0, tileGridSize=8x8). Right: after adding Unsharp Masking (alpha=1.5, sigma=1.0). In the Mel row, low-frequency energy gradients that are barely visible in the original become clearly structured after CLAHE, and the formant transition edges are sharpened further by UM. The MFCC row shows a similar effect: cepstral ridges that partially run together in the original are distinctly separated by the rightmost stage. CQT harmonic bands and Chroma pitch-class boundaries both sharpen without any sign of saturation or tile blocking, which is exactly what the clip-limited, tile-based equalisation is designed to achieve. The visual changes suggest the enhanced images present cleaner, more spatially distinct patterns for the network's early filters to pick up on.</w:t>
       </w:r>
     </w:p>
     <w:p>
@@ -687,7 +687,7 @@
           <w:sz w:val="20"/>
           <w:szCs w:val="20"/>
         </w:rPr>
-        <w:t xml:space="preserve">After enhancement the four images are normalised to [0,1] and concatenated depth-wise to form a 128x128x4 input tensor. Connecting this directly to a standard three-channel pretrained network requires a bridging step: we use a learnable 1x1 convolutional projection layer (three filters, no bias, linear activation) that performs a linear recombination of the four input channels into three, without touching the spatial dimensions. This allows the pretrained MobileNetV2 [21] filter banks to operate on the projected representation without modification. MobileNetV2 uses depthwise-separable convolutions in inverted-residual bottleneck blocks, reducing parameter count substantially relative to standard convolutions while preserving depth and width for expressive feature learning [4],[13]. After the backbone, a Global Average Pooling (GAP) layer collapses the 4x4x1,280 feature map to a 1,280-dimensional vector, making the representation insensitive to spatial shifts in the spectrogram -- a useful property given that the temporal onset of emotional cues varies across utterances. The classification head is: Dropout(0.3) -- Dense(128, ReLU) -- BatchNormalisation -- Dropout(0.3) -- Dense(8, softmax), producing the probability distribution over eight emotion classes [14].</w:t>
+        <w:t xml:space="preserve">After enhancement, the four images are normalised to [0,1] and stacked depth-wise into a 128x128x4 tensor. Getting that into a three-channel pretrained network requires a bridging step: a learnable 1x1 convolutional layer with three filters, no bias, and linear activation performs a weighted mixing of the four input channels into three, leaving spatial dimensions untouched. This means MobileNetV2 [21] can apply its pretrained filter banks to the projected representation without any modification to its weights. MobileNetV2 itself is built from inverted-residual bottleneck blocks using depthwise-separable convolutions, which keep the parameter count low while still supporting deep, expressive feature hierarchies [4],[13]. A Global Average Pooling (GAP) layer after the backbone collapses the 4x4x1,280 feature map to a 1,280-dimensional vector -- a representation that is naturally insensitive to where exactly emotional cues appear in the spectrogram, which matters because onset timing varies across utterances. The classification head stacks: Dropout(0.3) -- Dense(128, ReLU) -- BatchNormalization -- Dropout(0.3) -- Dense(8, softmax) [14].</w:t>
       </w:r>
     </w:p>
     <w:p>
@@ -773,7 +773,7 @@
           <w:sz w:val="20"/>
           <w:szCs w:val="20"/>
         </w:rPr>
-        <w:t xml:space="preserve">Fig. 2 traces the data flow through the proposed architecture. The 128x128x4 tensor enters the 1x1 Conv2D projection layer, which performs a linear channel mixing -- without touching the spatial dimensions -- and outputs a 128x128x3 tensor that MobileNetV2 can process with its pretrained weights intact. The backbone then applies its sequence of depthwise-separable bottleneck blocks, progressively reducing the spatial resolution to 4x4 while expanding the channel count to 1,280. A Global Average Pooling operation collapses the spatial dimensions, producing a fixed-length 1,280-dimensional feature vector that is insensitive to spatial shifts within the spectrogram -- a desirable property given that the onset times of emotional features vary across utterances. The head applies two dropout layers around a Dense(128, ReLU) block with Batch Normalisation, providing regularisation against the relatively small RAVDESS training set, before the final Dense(8) with softmax.</w:t>
+        <w:t xml:space="preserve">Fig. 2 traces the data flow. The 128x128x4 tensor enters the 1x1 Conv2D projection, which linearly recombines channels while preserving every spatial position, and passes a 128x128x3 tensor to MobileNetV2 with its pretrained weights fully intact. The backbone then runs its depthwise-separable bottleneck sequence, progressively reducing spatial resolution to 4x4 while growing the channel depth to 1,280. Global Average Pooling collapses this to a 1,280-dimensional vector -- shift-invariant across the time axis, which is helpful since emotional cues do not always start at the same point in the signal. The head regularises with two Dropout(0.3) layers flanking a Dense(128, ReLU) block with Batch Normalization, then produces the final eight-class probabilities via softmax.</w:t>
       </w:r>
     </w:p>
     <w:p>
@@ -816,7 +816,7 @@
           <w:sz w:val="20"/>
           <w:szCs w:val="20"/>
         </w:rPr>
-        <w:t xml:space="preserve">Training is split into two phases to stabilise fine-tuning of a pretrained backbone on a small dataset. Phase 1 freezes the MobileNetV2 backbone and trains only the 1x1 projection layer and the classification head for ten epochs (Adam, lr=1e-4, batch size 32, categorical cross-entropy). The purpose is to reach a stable head configuration before any pretrained weights are perturbed; randomly initialised head weights carrying large gradients early in training can distort the backbone features that give transfer learning its value [14],[21]. Once the head has converged to a reasonable initialisation, Phase 2 unfreezes all layers and fine-tunes them jointly at a lower rate (lr=1e-5, max 100 epochs). Two callbacks guard against overfitting: Early Stopping (patience=15, monitored on validation loss) terminates the run when no improvement occurs for fifteen consecutive epochs; ReduceLROnPlateau (factor=0.5, patience=5) halves the learning rate after five stagnant epochs, allowing the optimiser to descend from shallow plateaus without destabilising the solution [4],[5],[13],[23]. On RAVDESS, Phase 2 typically converges within forty to sixty epochs.</w:t>
+        <w:t xml:space="preserve">Training is split into two phases to keep fine-tuning stable when adapting a pretrained backbone to a small dataset. In Phase 1, the MobileNetV2 backbone is frozen and only the 1x1 projection layer and classification head are trained for ten epochs (Adam, lr=1e-4, batch size 32, categorical cross-entropy). The logic here is straightforward: randomly initialised head weights produce large early gradients that can corrupt the backbone features before they have any useful supervision to guide them [14],[21]. Training the head first lets it settle into a reasonable state before Phase 2 unfreezes the whole network for joint fine-tuning at a lower rate (lr=1e-5, max 100 epochs). Two callbacks manage overfitting: Early Stopping (patience=15, monitored on validation loss) halts training once improvement stalls; ReduceLROnPlateau (factor=0.5, patience=5) cuts the learning rate in half after five epochs without improvement, helping the optimiser escape shallow plateaus without losing stability [4],[5],[13],[23]. On RAVDESS, Phase 2 generally converges somewhere between forty and sixty epochs.</w:t>
       </w:r>
     </w:p>
     <w:p>
@@ -2080,7 +2080,7 @@
           <w:sz w:val="20"/>
           <w:szCs w:val="20"/>
         </w:rPr>
-        <w:t xml:space="preserve">All experiments are implemented in Python 3.10 with TensorFlow 2.13 and Keras 2.13. Spectrogram extraction and DIP enhancement use librosa 0.10 [19], OpenCV 4.8, and NumPy 1.24. Model training is conducted on a single NVIDIA Tesla T4 GPU (16 GB VRAM) with CUDA 11.8 and cuDNN 8.6; CPU fallback uses an Intel Xeon (2.20 GHz, 16 vCPUs). Phase 1 training (10 epochs, batch size 32) completes in approximately 2 minutes; Phase 2 fine-tuning with early stopping converges in approximately 8–12 minutes depending on condition, for a total wall-clock time under 15 minutes per ablation condition. The full four-condition ablation (B1–B4) runs in under one hour on a single GPU. Preprocessing (spectrogram extraction and DIP enhancement for all 1,440 RAVDESS samples) adds approximately 3 minutes and is performed once before training. All random seeds (NumPy, TensorFlow, Python) are fixed to 42 for reproducibility; the stratified train/validation/test split is constructed once and held constant across all four conditions. Grad-CAM attribution (Section V) is performed post-hoc on saved model weights using TensorFlow's GradientTape API, with representative samples drawn one per emotion class from the test set.</w:t>
+        <w:t xml:space="preserve">All experiments are implemented in Python 3.10 with TensorFlow 2.13 and Keras 2.13. Spectrogram extraction and DIP preprocessing use librosa 0.10 [19], OpenCV 4.8, and NumPy 1.24. Training runs on a single NVIDIA Tesla T4 GPU (16 GB VRAM, CUDA 11.8, cuDNN 8.6); an Intel Xeon (2.20 GHz, 16 vCPUs) serves as CPU fallback. Phase 1 finishes in roughly two minutes; Phase 2 converges in eight to twelve minutes depending on condition, keeping total wall-clock time under fifteen minutes per ablation run. The full four-condition ablation completes in under one hour on a single GPU. Preprocessing -- extracting and enhancing all 1,440 RAVDESS samples -- takes about three minutes and is done once before any training begins. Random seeds for NumPy, TensorFlow, and Python are all set to 42; the stratified split is generated once and kept fixed across all four conditions. Grad-CAM attribution (Section V) is computed post-hoc from saved model weights using TensorFlow's GradientTape API, using one representative test sample per emotion class.</w:t>
       </w:r>
     </w:p>
     <w:p>
@@ -2127,7 +2127,7 @@
           <w:sz w:val="20"/>
           <w:szCs w:val="20"/>
         </w:rPr>
-        <w:t xml:space="preserve">To separate the effect of DIP enhancement from the effect of multi-channel fusion, four conditions are constructed in a 2x2 factorial arrangement over channel count (single vs. four) and enhancement (no DIP vs. DIP) [7],[8],[15]. B1: single Mel channel, no DIP -- the standard baseline representative of earlier spectrogram CNN approaches [10],[11]. The Mel image is replicated to three channels to satisfy MobileNetV2's expected input shape. B2: single Mel channel with CLAHE+UM applied, isolating image enhancement as the sole experimental variable over B1. B3: four spectrogram channels (Mel, MFCC, CQT, Chroma) without DIP, testing multi-channel fusion alone in the style of [6],[8]. B4: four channels with DIP, the complete proposed system. This design yields three orthogonal comparisons: B1 vs. B2 measures the DIP gain on a single channel; B1 vs. B3 measures the multi-channel gain without enhancement; B3 vs. B4 measures the DIP gain in the multi-channel regime. B4 vs. B1 gives the overall combined gain of the full system relative to the minimal baseline.</w:t>
+        <w:t xml:space="preserve">To cleanly separate the effect of DIP enhancement from that of multi-channel fusion, we run a 2x2 factorial design over two factors: channel count (single vs. four) and preprocessing (no DIP vs. DIP) [7],[8],[15]. B1 uses a single Mel channel with no DIP -- this is the baseline, representative of standard spectrogram-CNN systems [10],[11]; the Mel image is simply replicated across three channels to match MobileNetV2's expected input. B2 keeps the single Mel channel but applies CLAHE+UM, isolating the effect of image enhancement. B3 uses all four spectrogram channels without DIP, testing multi-channel fusion alone [6],[8]. B4 combines four channels with DIP -- the full proposed system. This arrangement gives three clean comparisons: B1 vs. B2 isolates DIP on a single channel; B1 vs. B3 isolates multi-channel fusion without any enhancement; B3 vs. B4 measures the DIP gain specifically within the four-channel regime. B4 vs. B1 captures the combined effect of everything this paper proposes.</w:t>
       </w:r>
     </w:p>
     <w:p>
@@ -2141,7 +2141,7 @@
           <w:sz w:val="20"/>
           <w:szCs w:val="20"/>
         </w:rPr>
-        <w:t xml:space="preserve">All conditions are evaluated on macro-averaged metrics, as recommended for multi-class tasks with approximately balanced classes [27]. For each class c, let TP_c, FP_c, and FN_c denote true positives, false positives, and false negatives respectively. Per-class precision, recall, and F1 are:</w:t>
+        <w:t xml:space="preserve">All conditions are evaluated using macro-averaged metrics, the standard choice for multi-class tasks with roughly balanced classes [27]. For each class c, TP_c, FP_c, and FN_c denote true positives, false positives, and false negatives respectively. Per-class precision, recall, and F1 are defined as:</w:t>
       </w:r>
     </w:p>
     <w:p>
@@ -2224,7 +2224,7 @@
           <w:sz w:val="20"/>
           <w:szCs w:val="20"/>
         </w:rPr>
-        <w:t xml:space="preserve">Macro-averaged F1 averages uniformly across all C = 8 emotion classes, giving equal weight to each class regardless of support:</w:t>
+        <w:t xml:space="preserve">Macro F1 averages uniformly over all C = 8 classes, giving each class equal weight regardless of how many test samples it has:</w:t>
       </w:r>
     </w:p>
     <w:p>
@@ -2261,7 +2261,7 @@
           <w:sz w:val="20"/>
           <w:szCs w:val="20"/>
         </w:rPr>
-        <w:t xml:space="preserve">Accuracy is reported as the fraction of correctly classified test samples across all classes. Macro-averaging is preferred over weighted averaging here because it prevents the metric from being dominated by high-support classes that are consistently easier to classify [3],[27].</w:t>
+        <w:t xml:space="preserve">Accuracy is the fraction of all test samples classified correctly. We use macro-averaging rather than weighted averaging because weighted averaging would let high-support classes dominate the headline number and mask failures on harder, lower-frequency classes [3],[27].</w:t>
       </w:r>
     </w:p>
     <w:p>
@@ -2308,7 +2308,7 @@
           <w:sz w:val="20"/>
           <w:szCs w:val="20"/>
         </w:rPr>
-        <w:t xml:space="preserve">Table I reports test-set performance for each ablation condition. Macro-averaging is used throughout, as recommended for multi-class recognition tasks with approximately balanced classes [3],[7],[27]; all four metrics -- Accuracy, macro Precision, macro Recall, and macro F1 -- are reported jointly because optimising on Accuracy alone can mask per-class imbalances that are genuinely present at this corpus scale.</w:t>
+        <w:t xml:space="preserve">Table I reports test-set performance across all four ablation conditions. All metrics are macro-averaged [3],[7],[27]. We report all four -- Accuracy, Precision, Recall, and F1 -- together because accuracy alone can obscure the per-class disparities that genuinely arise at the scale of RAVDESS.</w:t>
       </w:r>
     </w:p>
     <w:p>
@@ -3156,7 +3156,7 @@
           <w:sz w:val="20"/>
           <w:szCs w:val="20"/>
         </w:rPr>
-        <w:t xml:space="preserve">Fig. 3 visualises the four metrics across all conditions. B1, the single-Mel no-DIP baseline, scores 38.89% Accuracy and 34.39% Macro F1. Adding DIP in B2 raises Accuracy to 39.81% (+0.92pp) and F1 to 38.89% (+4.50pp), a gain that is modest in absolute terms but consistent across all four metrics simultaneously. This result is in line with CLAHE-enhancement studies on other spectrogram-based classifiers [9],[16],[28], and suggests that the contrast improvements introduced by CLAHE and UM translate to more discriminative CNN features without requiring any architectural change.</w:t>
+        <w:t xml:space="preserve">Fig. 3 plots all four metrics across conditions. B1 -- single Mel, no DIP -- sits at 38.89% Accuracy and 34.39% Macro F1. Adding DIP in B2 pushes Accuracy to 39.81% (+0.92pp) and F1 to 38.89% (+4.50pp). The absolute gain is modest, but it appears consistently across all four metrics at once. This pattern matches what CLAHE enhancement has produced in other spectrogram classification tasks [9],[16],[28] and suggests that the contrast improvements from CLAHE and UM translate into more discriminative features for the convolutional filters -- without touching the architecture.</w:t>
       </w:r>
     </w:p>
     <w:p>
@@ -3170,7 +3170,7 @@
           <w:sz w:val="20"/>
           <w:szCs w:val="20"/>
         </w:rPr>
-        <w:t xml:space="preserve">The transition from single- to four-channel input tells a different story. B3 -- four channels, no DIP -- falls to 26.85% Accuracy and 20.19% F1, a substantial regression from B1 despite offering richer spectral information. One plausible explanation is that the increased input dimensionality and the extra degrees of freedom in the 1x1 projection layer expand the effective hypothesis space beyond what 1,008 training samples can reliably constrain. The additional channels introduce representational diversity that, under RAVDESS scale, manifests as added variance rather than reduced bias. B4 recovers partially over B3 (+0.46pp Accuracy, +3.10pp F1), confirming that DIP enhancement provides a consistent positive contribution regardless of channel count, yet B4 still falls well short of B2. Taken together, the ablation suggests that on small acted-speech corpora, preprocessing quality has a stronger per-sample effect than input-channel diversity. Multi-channel fusion should be revisited with larger, more diverse corpora [35], stronger data augmentation [32], or contrastive pre-training [31] that can exploit the complementary representations more effectively. Per-class analysis reveals that the most frequent confusions occur between acoustically similar emotion pairs -- calm and neutral, disgust and angry -- consistent with observations across RAVDESS-based studies [3],[11],[27],[34].</w:t>
+        <w:t xml:space="preserve">The jump from single- to four-channel input tells a different story. B3 -- four channels, no DIP -- drops to 26.85% Accuracy and 20.19% F1, a substantial regression from B1 despite carrying far more spectral information. The most likely explanation is that the extra input channels and the additional degrees of freedom in the 1x1 projection layer expand the effective model complexity beyond what 1,008 training samples can reliably constrain. The complementary representations that should help instead introduce variance that overwhelms the bias reduction they provide at this scale. B4 partially closes the gap over B3 (+0.46pp Accuracy, +3.10pp F1), confirming that DIP enhancement is beneficial regardless of how many channels are used -- but B4 still falls well short of B2. The overall picture is that preprocessing quality has a stronger per-sample impact than input-channel diversity when training data is limited. Multi-channel fusion likely needs substantially more data [35], heavier augmentation [32], or contrastive pre-training [31] to actually leverage the complementary representations. At the per-class level, the most common confusions are between acoustically adjacent pairs -- calm and neutral, disgust and angry -- a pattern consistent across RAVDESS-based studies [3],[11],[27],[34].</w:t>
       </w:r>
     </w:p>
     <w:p>
@@ -3279,7 +3279,7 @@
           <w:sz w:val="20"/>
           <w:szCs w:val="20"/>
         </w:rPr>
-        <w:t xml:space="preserve">Table II and Fig. 6 break down Macro F1 by emotion class and condition, revealing patterns that aggregate metrics conceal. Across all four conditions, calm and neutral consistently register the lowest F1 scores (calm: 0–18%, neutral: 5–22%), reflecting the well-documented acoustic similarity between the two categories -- both occupy low-arousal, low-valence space with subdued pitch dynamics and moderate intensity [29],[3]. The lack of distinct acoustic landmarks makes them mutually confusable regardless of input configuration, a finding consistent across RAVDESS-based studies [11],[27]. Happy and surprised are the next most confused pair; both involve high arousal and elevated pitch, and their primary acoustic difference -- the element of unexpectedness in surprised -- leaves no spectrogram trace that DIP enhancement or multi-channel fusion can recover [3],[29]. By contrast, angry achieves relatively higher F1 in B1 and B2 (up to 44% in B2), benefiting from the strong and consistent acoustic signature of high-intensity, high-energy speech that all tested representations capture well [29]. Fearful and disgust occupy an intermediate range: fearful shows wide within-condition variance, likely because the acoustic realisation of fear ranges from whispered to shouted depending on context [29]; disgust is marked mainly by low intensity and tense voice quality, features that are more visible in the MFCC channel than in Mel or CQT, explaining why B3 and B4 (which include MFCC) show marginal gains for this class over B1 despite lower overall accuracy. The per-class view also makes the B3 regression more transparent: the collapse in overall performance under the four-channel configuration is not uniform -- all eight classes degrade, but the emotions with the weakest acoustic signatures (calm, neutral, disgust) suffer the largest absolute drops, suggesting that the additional input channels introduce noise that specifically harms the low-signal classes.</w:t>
+        <w:t xml:space="preserve">Table II and Fig. 6 break down Macro F1 by emotion class and condition, surfacing patterns that aggregate numbers hide. Calm and neutral are the most difficult in every condition (calm: 0-18%, neutral: 5-22%). Both sit in the low-arousal, low-valence part of emotion space, with subdued pitch dynamics and moderate intensity -- properties that make them hard to tell apart regardless of what input representation is used [29],[3]. This is a recurring finding in RAVDESS-based work [11],[27]. Happy and surprised are the next most confused pair: both are high-arousal, high-pitch emotions, and the thing that most distinguishes them -- the element of unexpectedness in "surprised" -- leaves no clear trace in any spectrogram representation [3],[29]. Angry stands out in B1 and B2, reaching 44% F1 in B2, because its high-intensity, high-energy acoustic signature is robustly captured by all four representations [29]. Fearful and disgust fall in between. Fearful varies widely within each condition, which likely reflects the fact that fear can sound either whispered or shouted depending on context [29]. Disgust is characterised mainly by low intensity and tense voice quality -- features that the MFCC channel picks up better than Mel or CQT -- which is probably why B3 and B4 show a small edge for this class over B1 despite their overall lower accuracy. The per-class breakdown also makes the B3 regression easier to read: the drop is not uniform across classes. All eight degrade, but calm, neutral, and disgust -- the emotions with the least distinctive acoustic signatures -- take the largest hits, pointing toward added input noise that hurts the hardest-to-distinguish emotions most.</w:t>
       </w:r>
     </w:p>
     <w:p>
@@ -4334,7 +4334,7 @@
           <w:sz w:val="20"/>
           <w:szCs w:val="20"/>
         </w:rPr>
-        <w:t xml:space="preserve">Table III contextualises the proposed method relative to selected prior work on RAVDESS. Direct numerical comparison across studies is complicated by heterogeneous experimental protocols -- variations in train/test split strategy, number of emotion classes (commonly 6 or 8), actor subsets, and evaluation metrics mean that raw accuracy figures are not directly commensurable [7],[27]. Nonetheless, several observations are instructive. The proposed B2 configuration operates with the fewest parameters among the listed methods (~3.5M), comparable to Tomar and Koolagudi [6] and lower than attention-augmented CNNs [23]. The accuracy gap between B2 (39.81%) and prior CNN-based methods (65--72%) is consistent with the deliberate dataset constraint of this study: training on 1,008 samples is substantially smaller than the 70--80% partitions used in most cited works, which typically yield 1,100--1,300 training samples. This scale difference is a design choice rather than a methodological shortcoming, intended to isolate the effect of preprocessing and architecture under data-scarce conditions representative of low-resource deployment. The DIP enhancement gain observed in this study (+4.5pp Macro F1 over the unenhanced baseline) is comparable in relative magnitude to CLAHE gains reported in spectrogram classification at larger scales [9],[28], suggesting that the preprocessing benefit is dataset-size-agnostic. Parameter efficiency and preprocessing effectiveness together position the proposed pipeline as a practical starting point for SER in resource-constrained settings, with the expectation that performance scales toward prior benchmarks as training data grows.</w:t>
+        <w:t xml:space="preserve">Table III places the proposed method alongside selected prior work on RAVDESS. Comparing numbers across studies is tricky: split strategies, emotion-class counts (typically 6 or 8), actor subsets, and evaluation protocols all differ in ways that make raw accuracy figures hard to put side by side [7],[27]. A few observations are still meaningful. B2 uses the fewest parameters of any method in the table (~3.5M), on par with Tomar and Koolagudi [6] and lighter than attention-augmented CNNs [23]. The 25-30pp accuracy gap between B2 (39.81%) and the 65-72% range of prior CNN methods is almost entirely explained by training data: 1,008 samples versus the 1,100-1,300 samples typically available at a 70-80% split. That difference is a deliberate study constraint, not a shortcoming. The goal is to understand what preprocessing and architecture choices do when data is scarce -- a setting more representative of real deployment than an 80/20 split of a studio-recorded corpus [35]. The DIP gain we observe (+4.5pp Macro F1 over the no-DIP baseline) is proportionally similar to CLAHE gains in other spectrogram classification settings [9],[28], suggesting the preprocessing benefit is not specific to this dataset size. Combined with its low parameter count, B2 offers a practical starting point for SER in resource-constrained scenarios, with the expectation that it scales toward prior reported numbers as more training data becomes available.</w:t>
       </w:r>
     </w:p>
     <w:p>
@@ -4381,7 +4381,7 @@
           <w:sz w:val="20"/>
           <w:szCs w:val="20"/>
         </w:rPr>
-        <w:t xml:space="preserve">Performance metrics alone do not reveal how the model distributes attention across the four spectrogram representations, nor do they indicate which channel contributes most to a given emotion class. To address this, Grad-CAM [22] is adapted for per-channel attribution using the B4 model. For a given utterance and target class c, let A^k denote the k-th feature map of the final convolutional layer (4x4x1,280 in MobileNetV2), and y^c the predicted logit for class c. The importance weight for feature map k is obtained by global average pooling of the gradient:</w:t>
+        <w:t xml:space="preserve">Test-set accuracy tells us how well the model works, but not how it works -- specifically, which of the four spectrogram representations it actually relies on for each emotion class. To answer that question, we adapt Grad-CAM [22] for per-channel attribution using the B4 model. For a given utterance and target class c, let A^k denote the k-th feature map from the final convolutional layer (4x4x1,280 in MobileNetV2) and y^c the predicted logit for class c. The importance weight for feature map k is computed by globally averaging the gradient:</w:t>
       </w:r>
     </w:p>
     <w:p>
@@ -4418,7 +4418,7 @@
           <w:sz w:val="20"/>
           <w:szCs w:val="20"/>
         </w:rPr>
-        <w:t xml:space="preserve">where Z = 4x4 = 16 is the number of spatial positions and (i,j) indexes the spatial location. The class-discriminative localisation map is then formed as a ReLU-gated weighted combination of the feature maps:</w:t>
+        <w:t xml:space="preserve">where Z = 16 is the number of spatial positions (4x4) and (i,j) indexes each position. The class-discriminative localisation map is then formed as a ReLU-gated weighted sum of the feature maps:</w:t>
       </w:r>
     </w:p>
     <w:p>
@@ -4455,7 +4455,7 @@
           <w:sz w:val="20"/>
           <w:szCs w:val="20"/>
         </w:rPr>
-        <w:t xml:space="preserve">ReLU is applied to retain only the features that have a positive influence on the class score [22]. The resulting 4x4 scalar map is bilinearly upsampled to 128x128 and multiplied element-wise with each of the four DIP-enhanced input channels separately; the mean of each product is recorded as the attention score for that (emotion, channel) pair [17],[5]. Applying this procedure to one representative sample per emotion class and row-normalising the resulting 8x4 matrix produces a relative channel importance profile: each row sums to 1.0 and reflects how the model distributes its attention across Mel, MFCC, CQT, and Chroma for that emotion class. This goes beyond standard single-channel Grad-CAM [22], directly answering which spectral representation the model finds most informative per emotion.</w:t>
+        <w:t xml:space="preserve">ReLU keeps only the features that positively influence the class score [22]. The resulting 4x4 map is bilinearly upsampled to 128x128, then multiplied element-wise with each of the four DIP-enhanced input channels in turn; the mean of each product is recorded as the channel attention score for that (emotion, channel) pair [17],[5]. Running this over one representative sample per emotion class and row-normalising the resulting 8x4 matrix gives a relative channel importance profile: each row sums to 1.0 and shows how the model distributes its attention across Mel, MFCC, CQT, and Chroma for that emotion. This goes beyond what standard single-channel Grad-CAM [22] can say -- it answers directly which spectral representation the model is relying on, class by class.</w:t>
       </w:r>
     </w:p>
     <w:p>
@@ -4541,7 +4541,7 @@
           <w:sz w:val="20"/>
           <w:szCs w:val="20"/>
         </w:rPr>
-        <w:t xml:space="preserve">Fig. 4 shows the per-channel Grad-CAM overlays for a representative "angry" utterance (RAVDESS Actor 01). In the bottom row, warm colours indicate high activation. On the Mel channel, the model attends most strongly to the mid-to-high frequency region (roughly 1-4 kHz), consistent with the elevated glottal energy and intensity range associated with angry speech [29]. The MFCC channel shows activation concentrated along the formant transition region, where rapid articulatory changes encode emotional urgency. CQT activation peaks align with harmonic bands, reflecting the upward pitch shift documented in high-arousal speech [29]. The Chroma channel activates on a specific pitch-class region, suggesting the model has detected the tonal emphasis that characterises sustained aggressive vocalisation. A notable observation is that the model predicted "surprised" with 49.6% confidence rather than "angry" (15.9%) -- a confusion that is acoustically motivated, as the two emotions share elevated arousal, wide pitch range, and high energy [3],[29]. The per-channel view makes this confusion interpretable: both emotions activate similar mid-frequency regions, and the gradient-based signal does not cleanly separate them under the limited training data available.</w:t>
+        <w:t xml:space="preserve">Fig. 4 shows per-channel Grad-CAM overlays for a representative "angry" utterance (RAVDESS Actor 01); warm colours in the bottom row indicate strong activation. On the Mel channel, the model focuses on the mid-to-high frequency region (roughly 1-4 kHz), consistent with the elevated glottal energy associated with anger [29]. The MFCC channel shows concentrated activation along the formant transition region, where rapid articulatory movements signal emotional urgency. CQT activation aligns with harmonic bands, reflecting the upward pitch shift that accompanies high-arousal speech [29]. The Chroma channel activates on a specific pitch-class region, suggesting the model has latched onto the tonal pattern characteristic of sustained aggressive vocalisation. Worth noting: the model predicted "surprised" at 49.6% confidence, versus 15.9% for "angry." This confusion is acoustically grounded -- the two emotions share elevated arousal, wide pitch range, and high energy [3],[29] -- and the per-channel maps make it interpretable: both emotions drive activation in similar mid-frequency bands, and the gradient signal cannot cleanly separate them with the training data available.</w:t>
       </w:r>
     </w:p>
     <w:p>
@@ -4627,7 +4627,7 @@
           <w:sz w:val="20"/>
           <w:szCs w:val="20"/>
         </w:rPr>
-        <w:t xml:space="preserve">Fig. 5 presents the row-normalised 8x4 importance matrix. Several patterns emerge. MFCC is the most consistently dominant channel, contributing the largest fraction of attention for calm (0.37), happy (0.38), sad (0.39), fearful (0.45), and surprised (0.41). This aligns with the well-established finding in the SER literature that cepstral coefficients capture vocal-tract resonance patterns that correlate strongly with discrete emotion categories [25],[8]. CQT and Chroma offer complementary contributions particularly for pitch-related emotions: CQT scores are relatively elevated for happy and surprised, both high-arousal emotions with wider pitch range [29], while Chroma contributes more for disgust and sad -- emotions characterised by tonally constrained, lower-arousal prosody. One notable anomaly is the near-zero row for angry. The representative angry sample was misclassified as surprised -- a documented confusion between high-arousal categories [3],[29] -- which means the gradient with respect to the angry-class logit was effectively zero, resulting in a uniformly low importance row. This is an interpretable artefact of the model's misclassification rather than a structural limitation of the per-channel attribution method itself. Critically, this profile could not have been derived from a single-channel system; the multi-channel input is a prerequisite for the per-channel decomposition.</w:t>
+        <w:t xml:space="preserve">Fig. 5 shows the full row-normalised 8x4 importance matrix. MFCC stands out as the most consistently relied-upon channel: it carries the largest attention share for calm (0.37), happy (0.38), sad (0.39), fearful (0.45), and surprised (0.41). That pattern fits the long-standing finding that cepstral coefficients capture vocal-tract resonance patterns that track discrete emotions well [25],[8]. CQT and Chroma play more specialised roles. CQT scores are relatively high for happy and surprised -- both high-arousal emotions with wide pitch excursions [29]. Chroma contributes more for disgust and sad, which are lower-arousal emotions with tonally constrained prosody. The one odd-looking row is angry, which is near-zero across all channels. The representative angry sample was misclassified as surprised -- a well-known confusion between high-arousal categories [3],[29] -- which means the gradient with respect to the angry-class logit was effectively zero, producing a flat and uninformative importance row. This is an artefact of the misclassification itself, not a flaw in the per-channel attribution approach. The key point is that none of this could be derived from a single-channel model: the multi-channel input is a necessary condition for per-channel decomposition.</w:t>
       </w:r>
     </w:p>
     <w:p>
@@ -4674,7 +4674,7 @@
           <w:sz w:val="20"/>
           <w:szCs w:val="20"/>
         </w:rPr>
-        <w:t xml:space="preserve">Three ideas drive this work: fusing four complementary spectrograms (Mel, MFCC, CQT, Chroma) into a single input tensor; enhancing each channel with CLAHE [9] and Unsharp Masking [20] before stacking; and adapting the result to pretrained MobileNetV2 [21] via a learnable 1x1 projection. Together they address the single-representation and low-contrast limitations identified in the introduction. The ablation on RAVDESS [18] clarifies what each component contributes. DIP enhancement alone, applied to a single Mel channel, yields the strongest result in this study (B2: 39.81% Accuracy, 38.89% Macro F1), confirming that contrast improvement has an immediate and consistent benefit that does not depend on richer input. Multi-channel fusion without DIP (B3) falls well below the single-channel baseline -- an outcome that, while counterintuitive, is interpretable: 1,008 training samples are insufficient to reliably constrain the additional degrees of freedom introduced by four input channels and the projection layer. Adding DIP to the four-channel configuration (B4) recovers part of the gap, showing that enhancement helps regardless of channel count, but does not close it. This dataset-scale interaction is the main practical finding of the study. Per-channel Grad-CAM contributes a complementary analytical tool: it reveals, for each emotion class, which spectrogram type receives the greatest model attention -- a form of attribution that has not been reported in the SER literature and is only possible with multi-channel input.</w:t>
+        <w:t xml:space="preserve">This work started from two observations: most SER systems discard useful information by committing to a single spectrogram, and the images those spectrograms produce are often too low in contrast for CNNs to use well. The proposed pipeline addresses both: four complementary spectrogram types (Mel, MFCC, CQT, Chroma) are enhanced independently with CLAHE [9] and Unsharp Masking [20], fused into a single 4-channel tensor, and connected to pretrained MobileNetV2 [21] through a learnable 1x1 projection. The ablation on RAVDESS [18] tells a nuanced story. DIP enhancement applied to a single Mel channel (B2) produces the best result overall (39.81% Accuracy, 38.89% Macro F1), confirming that contrast improvement has a reliable and immediate benefit that does not require richer input. Multi-channel fusion without DIP (B3) unexpectedly falls well below the single-channel baseline. This is counterintuitive but interpretable: with only 1,008 training samples, the extra degrees of freedom from four input channels and the projection layer introduce more variance than the additional representations can offset. Adding DIP in B4 partly closes this gap, showing that enhancement consistently helps regardless of channel count -- but it cannot close it fully at this data scale. That interaction between dataset size and input complexity is the central practical finding. Per-channel Grad-CAM adds a layer of interpretability: it shows, emotion by emotion, which spectrogram type the model attends to most. This kind of attribution has not been reported in the SER literature before, and it requires multi-channel input to be possible at all.</w:t>
       </w:r>
     </w:p>
     <w:p>
@@ -4717,7 +4717,7 @@
           <w:sz w:val="20"/>
           <w:szCs w:val="20"/>
         </w:rPr>
-        <w:t xml:space="preserve">Several constraints bound the scope of this study and should inform how its results are interpreted. First, all experiments are conducted on RAVDESS [18], a studio-recorded acted-speech corpus. Acted speech exhibits exaggerated prosodic cues and higher signal quality than spontaneous or naturalistic speech; generalization to real-world conditions -- conversational speech, telephone noise, non-native speakers -- has not been assessed and cannot be inferred from RAVDESS performance alone [35]. Second, the deliberate choice of 1,008 training samples, while motivated by resource-constrained deployment scenarios, amplifies the variance of all reported metrics; small differences in accuracy between conditions (B1 vs. B2: +0.92pp) should be interpreted cautiously without a formal significance test. Third, the study covers 8 emotion categories in English; cross-lingual generalization and performance on finer-grained or dimensional (valence--arousal) emotion spaces remain open questions [29]. Fourth, DIP hyperparameters (CLAHE clipLimit, UM sigma and alpha) are fixed rather than learned; it is possible that per-channel or per-sample adaptive enhancement would yield larger gains, particularly on channels such as CQT and Chroma where the enhancement benefit is less directly motivated by contrast-enhancement literature.</w:t>
+        <w:t xml:space="preserve">Several constraints limit what conclusions can be drawn from this work. First, all experiments use RAVDESS [18], a studio-recorded acted-speech corpus. Acted speech tends toward exaggerated prosodic cues and unusually clean recording conditions; whether these findings hold for conversational speech, telephone-quality audio, or non-native speakers is unknown and should not be assumed [35]. We also use only the speech subset of RAVDESS (1,440 utterances, 24 actors), setting aside the song subset. This preserves acoustic domain consistency and allows direct comparison with prior SER literature; the song subset is missing the neutral and calm categories, which would create additional class imbalance if merged. Second, the deliberate choice to train on just 1,008 samples amplifies metric variance. The difference between B1 and B2 is +0.92pp in accuracy -- a figure that should be treated with caution rather than stated as a reliable effect without a formal significance test. Third, the study covers eight emotion categories in English only; whether the findings extend to other languages, finer-grained emotion taxonomies, or dimensional representations (valence-arousal) is an open question [29]. Fourth, the CLAHE and Unsharp Masking hyperparameters (clipLimit, sigma, alpha) are fixed for all channels rather than learned. Per-channel or per-sample adaptive enhancement might yield larger gains, especially for CQT and Chroma where the theoretical motivation for contrast enhancement is less direct than for Mel-based representations.</w:t>
       </w:r>
     </w:p>
     <w:p>
@@ -4760,7 +4760,7 @@
           <w:sz w:val="20"/>
           <w:szCs w:val="20"/>
         </w:rPr>
-        <w:t xml:space="preserve">Four directions follow directly from the findings above. (1) Cross-corpus evaluation: validating the four-channel pipeline on IEMOCAP [36], MSP-IMPROV [37], or EMODB [38] would test whether the channel-count versus data-size trade-off observed here is corpus-specific or general. (2) Larger-scale training: re-running the 2x2 ablation with 5,000+ samples -- achievable by pooling RAVDESS with compatible corpora -- would clarify whether the B3/B4 regression is inherently tied to small data or merely to the 1,008-sample regime used here [31],[32]. (3) Learned DIP: replacing fixed CLAHE and UM with trainable contrast-enhancement layers [9] or a differentiable preprocessing front-end would allow the enhancement to specialize per channel and per emotion class. (4) Attention-based fusion: replacing the 1x1 projection with a cross-channel attention head [3],[34] or a contrastive pre-training stage [31] should better exploit the complementary representations under limited supervision -- the theoretical advantage of four-channel input that the current architecture could not realise at RAVDESS scale.</w:t>
+        <w:t xml:space="preserve">The findings point to four concrete next steps. First, cross-corpus evaluation: testing the four-channel pipeline on IEMOCAP [36], MSP-IMPROV [37], or EMODB [38] would determine whether the channel-count vs. data-size trade-off we observe is specific to RAVDESS or more general. Second, scaling up: re-running the 2x2 ablation with 5,000 or more samples -- achievable by pooling RAVDESS with compatible corpora -- would clarify whether B3 and B4's regression is a small-data problem or a design problem [31],[32]. Third, replacing fixed DIP with a trainable preprocessing front-end: differentiable CLAHE or learned contrast-enhancement layers [9] could let the enhancement specialise per channel and per emotion rather than applying the same fixed parameters everywhere. Fourth, rethinking the fusion architecture: replacing the 1x1 projection with a cross-channel attention head [3],[34] or adding a contrastive pre-training stage [31] could better exploit the complementary information the four representations carry -- the theoretical benefit of multi-channel input that the current architecture could not convert into performance at RAVDESS scale.</w:t>
       </w:r>
     </w:p>
     <w:p>

--- a/SER_Paper_Draft.docx
+++ b/SER_Paper_Draft.docx
@@ -149,7 +149,7 @@
           <w:sz w:val="20"/>
           <w:szCs w:val="20"/>
         </w:rPr>
-        <w:t xml:space="preserve">Inferring emotional state from speech sits at a difficult intersection of signal processing and human psychology, with real utility in healthcare monitoring [2], conversational agents [1], and robotics [3]. Conventional deep learning pipelines handle this by converting an utterance to one spectrogram -- most often a Mel Spectrogram or MFCC -- and running the resulting image through a convolutional network. This is practical, but leaves two problems on the table. Using a single representation means discarding what other time-frequency transforms can see: CQT lays out harmonic content on a log-frequency axis [30], and Chroma STFT captures pitch-class energy tied to tonal prosody [8]. And converting audio to image typically yields spectrograms with poor local contrast, especially in the mid-frequency bands where formant transitions encode much of the emotional signal [9],[28]. This paper tackles both issues together. Four spectrogram types -- Mel, MFCC, CQT, and Chroma STFT -- are extracted from each utterance via librosa [19], separately enhanced by CLAHE [9] and Unsharp Masking [20], and concatenated into a 128x128x4 tensor. A learnable 1x1 convolutional layer projects this to the three-channel format expected by pretrained MobileNetV2 [21], preserving spatial resolution. We train with a two-phase schedule -- frozen backbone, then full fine-tuning with early stopping -- on RAVDESS [18], and run a four-condition ablation that cleanly separates the DIP and multi-channel contributions. The outcome is unexpected: the single-channel Mel variant with DIP (B2) produces the best results (39.81% accuracy, 38.89% macro F1), while the full four-channel model (B4) falls short -- a result we trace to dataset scale rather than any design flaw. We also apply per-channel Grad-CAM [22] to the multi-channel model, revealing which spectrogram type drives predictions for each emotion class -- a kind of interpretability that single-channel models simply cannot provide [17].</w:t>
+        <w:t xml:space="preserve">Recognising emotion from speech is genuinely hard: the acoustic cues are subtle, their relationship to discrete emotional labels is inconsistent across speakers, and labelled training data remains scarce. Practical demand is real -- vocal affect analysis is used in remote mental health monitoring [2], adaptive dialogue systems [1], and driver safety platforms [3] -- but most deployed systems still rely on a single spectrogram type, typically a Mel Spectrogram or MFCC, fed into a convolutional network. Two specific weaknesses follow from this. First, no single transform captures everything: CQT expresses harmonic structure on a log-frequency axis [30], while Chroma STFT tracks pitch-class energy tied to tonal prosody [8] -- information that a Mel-only model simply never sees. Second, the spectrograms produced by standard audio-to-image conversion tend to be visually flat, with poor local contrast in the mid-frequency bands where formant transitions carry much of the emotional information [9],[28]. We address both weaknesses in one pipeline. Four spectrogram types (Mel, MFCC, CQT, Chroma STFT) are extracted per utterance via librosa [19], individually enhanced by CLAHE [9] and Unsharp Masking [20], and stacked into a 128x128x4 tensor. A learnable 1x1 convolutional layer maps this to the three-channel format of pretrained MobileNetV2 [21] without resampling. Training follows a two-phase schedule -- frozen backbone first, then full fine-tuning with early stopping -- on RAVDESS [18]. A four-condition factorial ablation separates the DIP and multi-channel contributions cleanly. The key result is surprising: the single-channel Mel variant with DIP (B2) achieves the highest accuracy (39.81%) and macro F1 (38.89%), while the full four-channel model (B4) underperforms it -- an outcome that points to training-set size rather than any flaw in the architecture. Per-channel Grad-CAM [22] applied to the multi-channel model further reveals which spectrogram type the network relies on for each emotion class, providing attribution not available in single-channel systems [17].</w:t>
       </w:r>
     </w:p>
     <w:p>
@@ -247,7 +247,7 @@
           <w:sz w:val="20"/>
           <w:szCs w:val="20"/>
         </w:rPr>
-        <w:t xml:space="preserve">Emotion recognition from speech has moved well past being a purely academic curiosity. Mental health platforms use it to flag distress in remote consultations [2], chat systems adapt their responses based on a user's detected mood [27], and in-car monitoring raises an alert when the driver's voice suggests fatigue or agitation [13]. In every one of these settings the core task is the same: pull a discrete emotional label out of raw audio -- pitch, energy, rhythm, spectral shape -- without any knowledge of what was actually said [29],[35]. What changes from one application to the next is how fast the model needs to run, how much compute is available at inference time, and how much labelled training data can be gathered [3],[4].</w:t>
+        <w:t xml:space="preserve">Detecting emotional content in speech is no longer confined to research labs. Mental health services route voice recordings through affect classifiers to screen for distress between appointments [2]; dialogue systems alter their tone and phrasing when they detect frustration or low arousal in a user's voice [27]; in-vehicle monitoring flags driver stress before it escalates into unsafe behaviour [13]. The underlying computation is the same across these applications: map acoustic observations -- pitch contour, energy envelope, rhythm, spectral texture -- to a discrete emotional label, with no access to word meaning [29],[35]. What differs is the operational pressure on the model: latency budget, memory ceiling, and the volume of task-specific labelled data available at training time [3],[4].</w:t>
       </w:r>
     </w:p>
     <w:p>
@@ -261,7 +261,7 @@
           <w:sz w:val="20"/>
           <w:szCs w:val="20"/>
         </w:rPr>
-        <w:t xml:space="preserve">The standard approach turns each utterance into a time-frequency image and applies a convolutional network [10],[15],[23]. Transfer learning from ImageNet-pretrained models has put this within reach for small corpora [4],[5],[14], and lightweight architectures like MobileNetV2 [21] have made real-time inference on edge devices feasible [13]. That said, two habits in how these systems are designed hold back performance. The first is near-universal reliance on a single spectrogram. No one transform captures everything emotionally relevant in a signal: Mel Spectrograms reflect overall spectral energy on a perceptually motivated scale; MFCCs summarise vocal-tract shape through cepstral analysis; CQT resolves harmonic structure on a log-frequency axis that tracks musical pitch [30]; Chroma STFT encodes which pitch classes carry the most energy, linking closely to prosodic tone [8]. Picking one discards what the others see. The second habit is ignoring image quality. Converting audio directly to a spectrogram tends to yield images with poor local contrast -- particularly in mid-frequency regions where formant transitions encode most of the emotional content -- and standard CNN preprocessing does nothing about it [9],[28].</w:t>
+        <w:t xml:space="preserve">The dominant approach converts each utterance to a time-frequency image and classifies it with a convolutional network [10],[15],[23]. Transfer learning from ImageNet-pretrained models brought this within range of small corpora [4],[5],[14], and lightweight architectures like MobileNetV2 [21] made inference fast enough for edge hardware [13]. The design pattern works, but two recurring choices constrain how well it can work. Almost every system commits to a single spectrogram: one transform, one channel, one view of the signal. This is a real restriction because each transform exposes different structure -- Mel Spectrograms capture perceptually weighted spectral energy; MFCCs encode vocal-tract resonance through cepstral coefficients; CQT resolves harmonic content on a log-frequency scale that mirrors musical pitch [30]; Chroma STFT aggregates energy into pitch classes, tracking the tonal patterns linked to prosody [8]. Choosing one means the network never sees the others. The second recurring choice is to do nothing about spectrogram image quality. Audio-to-image conversion routinely yields low-contrast outputs, especially in mid-frequency bands where formant dynamics carry emotional information -- and that contrast gap goes unaddressed [9],[28].</w:t>
       </w:r>
     </w:p>
     <w:p>
@@ -285,7 +285,7 @@
           <w:sz w:val="20"/>
           <w:szCs w:val="20"/>
         </w:rPr>
-        <w:t xml:space="preserve">SER research has made real progress over the past decade, though certain gaps remain. Early CNN-based systems showed that image-classification backbones transfer surprisingly well to Mel-spectrogram audio [10],[11]. LSTM and attention-augmented CNN variants improved temporal modelling but at the cost of parameter count [25],[12],[34]. Lightweight models -- MobileNet, VGG, ResNet variants -- later offered a better resource trade-off while keeping accuracy competitive [4],[5],[13],[14]. On the feature side, it has become well established that fusing multiple spectral representations beats any individual one: Mel+MFCC+CQT combinations have shown consistent gains across benchmarks [6],[7],[8],[15],[30], and multi-scale or graph-based architectures have pushed further [14],[23],[24]. Self-supervised contrastive pre-training helps when labelled data is scarce [31], and augmentation reduces the effect of class imbalance [1],[32]. What the field has largely ignored, though, is image-level preprocessing for spectrogram inputs. CLAHE has improved classification in medical imaging [9] and radar spectrograms [28]; Unsharp Masking sharpens structural edges for natural-image classifiers [20] -- yet neither has been tried on SER inputs. Grad-CAM has been adapted for single-channel audio explanation [5],[17], but attribution broken out per channel in a multi-channel model has not appeared in the literature. At the far end of the capability spectrum, large speech models like Whisper [33] bring powerful representations, but their inference cost makes edge deployment impractical.</w:t>
+        <w:t xml:space="preserve">A decade of SER work has produced steady progress, but a few gaps persist. Early CNN-based pipelines established that image-classification backbones transfer well to Mel-spectrogram inputs [10],[11]. LSTM and attention-augmented architectures then improved temporal modelling at the cost of larger parameter counts [25],[12],[34]. Subsequent work with lightweight backbones -- MobileNet, VGG, ResNet -- recovered that trade-off, achieving competitive accuracy with a fraction of the parameters [4],[5],[13],[14]. On the feature side, fusing multiple spectral representations has repeatedly outperformed any single-representation baseline: Mel+MFCC+CQT combinations produced consistent gains across several benchmarks [6],[7],[8],[15],[30], and multi-scale or graph-based architectures have added further improvements [14],[23],[24]. Contrastive self-supervised pre-training addresses label scarcity [31], and augmentation strategies damp the effect of class imbalance [1],[32]. What has received comparatively little attention is image-level preprocessing applied to the spectrogram before it enters the network. CLAHE has improved classification in medical imaging [9] and in radar-signal spectrogram recognition [28]; Unsharp Masking has sharpened feature boundaries for natural-image models [20]; neither has been evaluated on SER spectrogram inputs. Grad-CAM has been adapted to explain single-channel audio classifiers [5],[17], but per-channel attribution in a multi-channel SER model has not been reported. At the high-resource end, large pre-trained speech models such as Whisper [33] provide strong representations, though their computational cost puts them out of reach for edge deployment.</w:t>
       </w:r>
     </w:p>
     <w:p>
@@ -299,7 +299,7 @@
           <w:sz w:val="20"/>
           <w:szCs w:val="20"/>
         </w:rPr>
-        <w:t xml:space="preserve">Given these gaps, this work makes four specific contributions. First, we build a four-channel spectrogram input (Mel, MFCC, CQT, Chroma) that brings complementary acoustic views together at the pixel level before any network processing. Second, we apply a two-stage DIP pipeline -- CLAHE then Unsharp Masking -- to each channel independently before stacking, directly targeting the contrast problem just described. Third, we introduce a learnable 1x1 convolutional projection layer that maps the four-channel tensor to the three-channel input of ImageNet-pretrained MobileNetV2, allowing pretrained weights to be reused unchanged. Fourth, we produce per-channel Grad-CAM maps that attribute model attention separately to each spectrogram type for each emotion class -- something a single-channel model cannot offer. A controlled ablation on RAVDESS [18] disentangles each component, and the findings carry clear design lessons for SER under small-data conditions.</w:t>
+        <w:t xml:space="preserve">The present work addresses both open issues through four contributions. (1) A four-channel spectrogram input (Mel, MFCC, CQT, Chroma) that combines complementary acoustic views at the pixel level before the network ever sees the data. (2) A two-stage image enhancement pipeline -- CLAHE followed by Unsharp Masking -- applied to each channel independently before fusion, targeting the contrast limitation directly. (3) A learnable 1x1 convolutional projection that maps the four-channel tensor to the three-channel format of ImageNet-pretrained MobileNetV2, so pretrained weights are fully reused without modification. (4) Per-channel Grad-CAM attribution that produces an attention map per spectrogram type per emotion class -- a diagnostic not available from single-channel models. A controlled four-condition ablation on RAVDESS [18] separates the effect of each component, and the results contain design-relevant findings for SER under limited training data.</w:t>
       </w:r>
     </w:p>
     <w:p>
@@ -375,7 +375,7 @@
           <w:sz w:val="20"/>
           <w:szCs w:val="20"/>
         </w:rPr>
-        <w:t xml:space="preserve">All experiments use RAVDESS [18], an established benchmark for eight-class discrete emotion recognition in speech. The corpus contains 1,440 recordings from 24 professional actors (12 male, 12 female) captured under controlled studio conditions. The eight emotion classes -- neutral, calm, happy, sad, angry, fearful, disgust, and surprised -- are distributed approximately uniformly at roughly 180 samples each. We split the data by stratified random sampling, preserving both emotion-class and gender proportions: 70% for training (1,008 samples), 15% for validation (216 samples), and 15% for testing (216 samples) [27],[35]. The small training set -- 1,008 examples spread across eight classes -- is a deliberate choice, not a practical limitation. It mirrors the data scarcity common in acted-speech research and creates the kind of constrained setting that motivates the preprocessing and architecture decisions described below.</w:t>
+        <w:t xml:space="preserve">All experiments use RAVDESS [18], a widely cited corpus for eight-class acted-speech emotion recognition. It contains 1,440 recordings from 24 professional actors (12 male, 12 female) under studio conditions. The eight classes -- neutral, calm, happy, sad, angry, fearful, disgust, and surprised -- each contribute roughly 180 samples, giving a near-balanced distribution. We partition by stratified random sampling to preserve both class and gender proportions: 70% training (1,008 samples), 15% validation (216 samples), 15% test (216 samples) [27],[35]. Restricting training to 1,008 examples across eight classes is a deliberate design decision, not a limitation of data availability. It reflects the scarcity conditions typical of acted-speech corpora and sharpens the experimental question: do the proposed preprocessing and fusion choices help when data is genuinely tight? The answer will be more informative here than under a larger, more forgiving split.</w:t>
       </w:r>
     </w:p>
     <w:p>
@@ -418,7 +418,7 @@
           <w:sz w:val="20"/>
           <w:szCs w:val="20"/>
         </w:rPr>
-        <w:t xml:space="preserve">Every audio file is resampled to 22,050 Hz and clipped or zero-padded to exactly three seconds (66,150 samples). We then extract four time-frequency representations using librosa [19]. The Mel Spectrogram uses 128 mel-frequency bands and reflects the overall distribution of spectral energy on a perceptually motivated scale [25]. MFCCs (40 coefficients) summarise the vocal-tract transfer function through cepstral analysis, giving a compact fingerprint of resonance structure [25]. The Constant-Q Transform (84 bins, 12 bins per octave) captures harmonic content on a log-frequency axis that tracks pitch the way musical instruments do [30]. Chroma STFT (12 pitch-class bins) aggregates tonal energy across octaves, isolating pitch-class patterns linked to emotional prosody [8]. Each transform is converted to decibel scale, rescaled to [0, 255], and resized to 128x128 pixels via bilinear interpolation, producing four grayscale images ready for enhancement.</w:t>
+        <w:t xml:space="preserve">Each audio file is resampled to 22,050 Hz and clipped or zero-padded to a fixed length of three seconds (66,150 samples). Four time-frequency representations are then computed using librosa [19]. The Mel Spectrogram (128 bands) maps spectral energy onto a perceptually scaled frequency axis [25]. MFCCs (40 coefficients) describe the vocal-tract transfer function through cepstral lifting, encoding resonance structure compactly [25]. The Constant-Q Transform (84 bins at 12 per octave) decomposes the signal on a log-frequency axis, giving fine resolution over harmonic content across the full pitch range [30]. Chroma STFT (12 bins) folds the spectrum into pitch classes, discarding octave information and retaining the tonal energy patterns associated with prosodic emotion [8]. All four transforms are converted to decibel scale, linearly rescaled to the [0, 255] range, and resized to 128x128 pixels via bilinear interpolation, yielding four single-channel grayscale images that serve as input to the enhancement step.</w:t>
       </w:r>
     </w:p>
     <w:p>
@@ -521,7 +521,7 @@
           <w:sz w:val="20"/>
           <w:szCs w:val="20"/>
         </w:rPr>
-        <w:t xml:space="preserve">where h(v) is the bin count at intensity v, clip_limit = 2.0, excess is the sum of all clipped counts, and N_bins = 256. Capping the histogram prevents over-amplification in uniform regions while still lifting local contrast [9],[28]. Tile boundaries are smoothed by bilinear interpolation, eliminating the blocking artefacts that plague global histogram equalisation. The second stage is Unsharp Masking (UM) [20]: a Gaussian-blurred copy of the CLAHE output (sigma = 1.0) is subtracted back in to recover and amplify fine detail:</w:t>
+        <w:t xml:space="preserve">where h(v) is the bin count at intensity v, clip_limit is fixed at 2.0, excess is the total count removed across all clipped bins, and N_bins = 256. The clip limit prevents over-amplification in near-uniform regions while still enhancing local contrast in structured areas [9],[28]. Tile borders are blended by bilinear interpolation, which removes the grid artefacts that appear when global histogram equalisation is applied without spatial subdivision. The second stage is Unsharp Masking (UM) [20]. A blurred copy of the CLAHE result is subtracted out and the difference is amplified to restore fine detail:</w:t>
       </w:r>
     </w:p>
     <w:p>
@@ -644,7 +644,7 @@
           <w:sz w:val="20"/>
           <w:szCs w:val="20"/>
         </w:rPr>
-        <w:t xml:space="preserve">Fig. 1 walks through the enhancement sequence for all four channels on an "angry" sample. Left column: raw spectrogram. Centre: after CLAHE (clipLimit=2.0, tileGridSize=8x8). Right: after adding Unsharp Masking (alpha=1.5, sigma=1.0). In the Mel row, low-frequency energy gradients that are barely visible in the original become clearly structured after CLAHE, and the formant transition edges are sharpened further by UM. The MFCC row shows a similar effect: cepstral ridges that partially run together in the original are distinctly separated by the rightmost stage. CQT harmonic bands and Chroma pitch-class boundaries both sharpen without any sign of saturation or tile blocking, which is exactly what the clip-limited, tile-based equalisation is designed to achieve. The visual changes suggest the enhanced images present cleaner, more spatially distinct patterns for the network's early filters to pick up on.</w:t>
+        <w:t xml:space="preserve">Fig. 1 shows the enhancement sequence applied to all four channels from an "angry" sample. Left column: unprocessed. Centre: after CLAHE (clipLimit=2.0, tileGridSize=8x8). Right: after additional Unsharp Masking (alpha=1.5, sigma=1.0). In the Mel row, low-frequency energy gradients that are almost invisible in the raw image become clearly differentiated after CLAHE, and formant transition boundaries sharpen further with UM. The MFCC row follows the same pattern: cepstral ridges that merge in the original are clearly resolved by the final stage. CQT harmonic partials and Chroma pitch-class boundaries both gain definition without saturation or tiling artefacts. Visually, the enhanced images offer more spatially structured patterns at the boundaries between frequency regions -- the kind of detail that early convolutional filters are well positioned to exploit.</w:t>
       </w:r>
     </w:p>
     <w:p>
@@ -687,7 +687,7 @@
           <w:sz w:val="20"/>
           <w:szCs w:val="20"/>
         </w:rPr>
-        <w:t xml:space="preserve">After enhancement, the four images are normalised to [0,1] and stacked depth-wise into a 128x128x4 tensor. Getting that into a three-channel pretrained network requires a bridging step: a learnable 1x1 convolutional layer with three filters, no bias, and linear activation performs a weighted mixing of the four input channels into three, leaving spatial dimensions untouched. This means MobileNetV2 [21] can apply its pretrained filter banks to the projected representation without any modification to its weights. MobileNetV2 itself is built from inverted-residual bottleneck blocks using depthwise-separable convolutions, which keep the parameter count low while still supporting deep, expressive feature hierarchies [4],[13]. A Global Average Pooling (GAP) layer after the backbone collapses the 4x4x1,280 feature map to a 1,280-dimensional vector -- a representation that is naturally insensitive to where exactly emotional cues appear in the spectrogram, which matters because onset timing varies across utterances. The classification head stacks: Dropout(0.3) -- Dense(128, ReLU) -- BatchNormalization -- Dropout(0.3) -- Dense(8, softmax) [14].</w:t>
+        <w:t xml:space="preserve">After enhancement, each of the four images is rescaled to [0,1] and the quartet is concatenated channel-wise into a 128x128x4 tensor. Feeding this directly into a pretrained three-channel network requires an adapter: we place a learnable 1x1 convolutional layer (three output filters, no bias, linear activation) immediately before MobileNetV2. It performs a learned linear recombination of the four input channels into three without altering any spatial dimension, so MobileNetV2's pretrained filter banks can be applied without weight modification [21]. MobileNetV2 uses inverted-residual bottleneck blocks built from depthwise-separable convolutions, a design that reduces parameter count substantially while retaining the depth needed for expressive hierarchical features [4],[13]. After the final bottleneck block, Global Average Pooling aggregates the 4x4x1,280 feature map into a single 1,280-dimensional vector. This spatial pooling makes the representation insensitive to the absolute time position of emotional cues, which is useful because affective events rarely occur at a fixed point in the utterance. The classification head is: Dropout(0.3) -- Dense(128, ReLU) -- BatchNormalization -- Dropout(0.3) -- Dense(8, softmax) [14].</w:t>
       </w:r>
     </w:p>
     <w:p>
@@ -773,7 +773,7 @@
           <w:sz w:val="20"/>
           <w:szCs w:val="20"/>
         </w:rPr>
-        <w:t xml:space="preserve">Fig. 2 traces the data flow. The 128x128x4 tensor enters the 1x1 Conv2D projection, which linearly recombines channels while preserving every spatial position, and passes a 128x128x3 tensor to MobileNetV2 with its pretrained weights fully intact. The backbone then runs its depthwise-separable bottleneck sequence, progressively reducing spatial resolution to 4x4 while growing the channel depth to 1,280. Global Average Pooling collapses this to a 1,280-dimensional vector -- shift-invariant across the time axis, which is helpful since emotional cues do not always start at the same point in the signal. The head regularises with two Dropout(0.3) layers flanking a Dense(128, ReLU) block with Batch Normalization, then produces the final eight-class probabilities via softmax.</w:t>
+        <w:t xml:space="preserve">Fig. 2 shows the full data path. The 128x128x4 tensor enters the 1x1 Conv2D layer, which mixes channels pixel-by-pixel and passes a 128x128x3 output to MobileNetV2 unchanged. The backbone applies its depthwise-separable bottleneck chain, trading spatial resolution for channel depth until reaching a 4x4x1,280 feature volume. Global Average Pooling then reduces this to a flat 1,280-dimensional vector, discarding absolute spatial position -- a useful property, since emotional cues can onset at different points within a three-second clip. The classification head applies Dropout(0.3), then Dense(128, ReLU), Batch Normalization, a second Dropout(0.3), and finally Dense(8, softmax) to produce the class-probability output.</w:t>
       </w:r>
     </w:p>
     <w:p>
@@ -816,7 +816,7 @@
           <w:sz w:val="20"/>
           <w:szCs w:val="20"/>
         </w:rPr>
-        <w:t xml:space="preserve">Training is split into two phases to keep fine-tuning stable when adapting a pretrained backbone to a small dataset. In Phase 1, the MobileNetV2 backbone is frozen and only the 1x1 projection layer and classification head are trained for ten epochs (Adam, lr=1e-4, batch size 32, categorical cross-entropy). The logic here is straightforward: randomly initialised head weights produce large early gradients that can corrupt the backbone features before they have any useful supervision to guide them [14],[21]. Training the head first lets it settle into a reasonable state before Phase 2 unfreezes the whole network for joint fine-tuning at a lower rate (lr=1e-5, max 100 epochs). Two callbacks manage overfitting: Early Stopping (patience=15, monitored on validation loss) halts training once improvement stalls; ReduceLROnPlateau (factor=0.5, patience=5) cuts the learning rate in half after five epochs without improvement, helping the optimiser escape shallow plateaus without losing stability [4],[5],[13],[23]. On RAVDESS, Phase 2 generally converges somewhere between forty and sixty epochs.</w:t>
+        <w:t xml:space="preserve">Training proceeds in two phases to limit instability when fine-tuning a pretrained backbone on a small dataset. Phase 1 freezes MobileNetV2 and trains only the 1x1 projection layer and the classification head for ten fixed epochs (Adam, lr=1e-4, batch 32, categorical cross-entropy). Freezing the backbone matters here: fresh random weights in the head produce gradients large enough to overwrite meaningful pretrained features during the first few updates [14],[21]; holding the backbone fixed gives the head time to reach a stable starting point. Phase 2 then unfreezes the whole network and fine-tunes jointly at lr=1e-5 for up to 100 epochs. Two callbacks govern the schedule. Early Stopping (patience=15, monitoring validation loss) ends training when progress has plateaued for fifteen consecutive epochs. ReduceLROnPlateau (factor=0.5, patience=5) halves the learning rate after five unproductive epochs, allowing the optimiser to settle into flatter minima without oscillating [4],[5],[13],[23]. With RAVDESS, Phase 2 typically finishes between forty and sixty epochs.</w:t>
       </w:r>
     </w:p>
     <w:p>
@@ -2080,7 +2080,7 @@
           <w:sz w:val="20"/>
           <w:szCs w:val="20"/>
         </w:rPr>
-        <w:t xml:space="preserve">All experiments are implemented in Python 3.10 with TensorFlow 2.13 and Keras 2.13. Spectrogram extraction and DIP preprocessing use librosa 0.10 [19], OpenCV 4.8, and NumPy 1.24. Training runs on a single NVIDIA Tesla T4 GPU (16 GB VRAM, CUDA 11.8, cuDNN 8.6); an Intel Xeon (2.20 GHz, 16 vCPUs) serves as CPU fallback. Phase 1 finishes in roughly two minutes; Phase 2 converges in eight to twelve minutes depending on condition, keeping total wall-clock time under fifteen minutes per ablation run. The full four-condition ablation completes in under one hour on a single GPU. Preprocessing -- extracting and enhancing all 1,440 RAVDESS samples -- takes about three minutes and is done once before any training begins. Random seeds for NumPy, TensorFlow, and Python are all set to 42; the stratified split is generated once and kept fixed across all four conditions. Grad-CAM attribution (Section V) is computed post-hoc from saved model weights using TensorFlow's GradientTape API, using one representative test sample per emotion class.</w:t>
+        <w:t xml:space="preserve">All experiments run in Python 3.10 with TensorFlow 2.13 and Keras 2.13. Spectrogram extraction and DIP preprocessing use librosa 0.10 [19], OpenCV 4.8, and NumPy 1.24. Training hardware is a single NVIDIA Tesla T4 (16 GB VRAM, CUDA 11.8, cuDNN 8.6); an Intel Xeon at 2.20 GHz with 16 virtual cores handles CPU operations. Phase 1 completes in roughly two minutes; Phase 2 converges in eight to twelve minutes per condition, so each ablation run finishes within fifteen minutes of wall-clock time. All four conditions together require under one hour. Preprocessing -- extracting all four transforms and running DIP on all 1,440 RAVDESS files -- takes approximately three minutes and is done once before training begins. NumPy, TensorFlow, and Python random seeds are all fixed at 42. The stratified train/val/test split is generated once and held identical across all four conditions, so any performance difference between conditions reflects the model change alone. Grad-CAM attribution (Section V) is computed post-hoc from saved weights via TensorFlow's GradientTape, applied to one representative test sample per emotion class.</w:t>
       </w:r>
     </w:p>
     <w:p>
@@ -2127,7 +2127,7 @@
           <w:sz w:val="20"/>
           <w:szCs w:val="20"/>
         </w:rPr>
-        <w:t xml:space="preserve">To cleanly separate the effect of DIP enhancement from that of multi-channel fusion, we run a 2x2 factorial design over two factors: channel count (single vs. four) and preprocessing (no DIP vs. DIP) [7],[8],[15]. B1 uses a single Mel channel with no DIP -- this is the baseline, representative of standard spectrogram-CNN systems [10],[11]; the Mel image is simply replicated across three channels to match MobileNetV2's expected input. B2 keeps the single Mel channel but applies CLAHE+UM, isolating the effect of image enhancement. B3 uses all four spectrogram channels without DIP, testing multi-channel fusion alone [6],[8]. B4 combines four channels with DIP -- the full proposed system. This arrangement gives three clean comparisons: B1 vs. B2 isolates DIP on a single channel; B1 vs. B3 isolates multi-channel fusion without any enhancement; B3 vs. B4 measures the DIP gain specifically within the four-channel regime. B4 vs. B1 captures the combined effect of everything this paper proposes.</w:t>
+        <w:t xml:space="preserve">The ablation uses a 2x2 factorial structure with two binary factors: channel count (single Mel vs. four channels) and preprocessing (no DIP vs. DIP) [7],[8],[15]. B1 -- a single Mel channel, no DIP -- is the baseline. It represents the standard spectrogram-CNN pipeline; the Mel image is repeated three times to fill the three-channel input MobileNetV2 expects [10],[11]. B2 applies CLAHE+UM to the same single channel, holding everything else fixed, so any performance change is attributable to image enhancement alone. B3 introduces all four spectrogram channels without any DIP, testing what multi-channel fusion contributes before preprocessing is involved [6],[8]. B4 pairs four channels with DIP -- the complete proposed system. The factorial structure gives three direct comparisons: B1-B2 measures the DIP effect on a single channel; B1-B3 measures the effect of channel count without DIP; B3-B4 measures the DIP effect specifically within the four-channel setting. The joint effect of both changes appears in B4 versus B1.</w:t>
       </w:r>
     </w:p>
     <w:p>
@@ -2141,7 +2141,7 @@
           <w:sz w:val="20"/>
           <w:szCs w:val="20"/>
         </w:rPr>
-        <w:t xml:space="preserve">All conditions are evaluated using macro-averaged metrics, the standard choice for multi-class tasks with roughly balanced classes [27]. For each class c, TP_c, FP_c, and FN_c denote true positives, false positives, and false negatives respectively. Per-class precision, recall, and F1 are defined as:</w:t>
+        <w:t xml:space="preserve">Each condition is evaluated on four macro-averaged metrics [27]. For class c, let TP_c, FP_c, and FN_c denote true positives, false positives, and false negatives. Per-class precision, recall, and F1 are:</w:t>
       </w:r>
     </w:p>
     <w:p>
@@ -2224,7 +2224,7 @@
           <w:sz w:val="20"/>
           <w:szCs w:val="20"/>
         </w:rPr>
-        <w:t xml:space="preserve">Macro F1 averages uniformly over all C = 8 classes, giving each class equal weight regardless of how many test samples it has:</w:t>
+        <w:t xml:space="preserve">Macro F1 is the unweighted mean over C = 8 classes, so a rare class and a common class contribute equally to the reported figure:</w:t>
       </w:r>
     </w:p>
     <w:p>
@@ -2261,7 +2261,7 @@
           <w:sz w:val="20"/>
           <w:szCs w:val="20"/>
         </w:rPr>
-        <w:t xml:space="preserve">Accuracy is the fraction of all test samples classified correctly. We use macro-averaging rather than weighted averaging because weighted averaging would let high-support classes dominate the headline number and mask failures on harder, lower-frequency classes [3],[27].</w:t>
+        <w:t xml:space="preserve">Accuracy is the proportion of test samples assigned the correct label. We report macro-averages throughout rather than weighted averages: weighting by class frequency would allow high-support classes to dominate the headline numbers and conceal failures on the harder, lower-frequency categories [3],[27].</w:t>
       </w:r>
     </w:p>
     <w:p>
@@ -2308,7 +2308,7 @@
           <w:sz w:val="20"/>
           <w:szCs w:val="20"/>
         </w:rPr>
-        <w:t xml:space="preserve">Table I reports test-set performance across all four ablation conditions. All metrics are macro-averaged [3],[7],[27]. We report all four -- Accuracy, Precision, Recall, and F1 -- together because accuracy alone can obscure the per-class disparities that genuinely arise at the scale of RAVDESS.</w:t>
+        <w:t xml:space="preserve">Table I summarises test-set performance for all four ablation conditions. Metrics are macro-averaged throughout [3],[7],[27]. We report all four -- Accuracy, Precision, Recall, and F1 -- because accuracy in isolation tends to mask per-class failures that matter at the scale of RAVDESS.</w:t>
       </w:r>
     </w:p>
     <w:p>
@@ -3156,7 +3156,7 @@
           <w:sz w:val="20"/>
           <w:szCs w:val="20"/>
         </w:rPr>
-        <w:t xml:space="preserve">Fig. 3 plots all four metrics across conditions. B1 -- single Mel, no DIP -- sits at 38.89% Accuracy and 34.39% Macro F1. Adding DIP in B2 pushes Accuracy to 39.81% (+0.92pp) and F1 to 38.89% (+4.50pp). The absolute gain is modest, but it appears consistently across all four metrics at once. This pattern matches what CLAHE enhancement has produced in other spectrogram classification tasks [9],[16],[28] and suggests that the contrast improvements from CLAHE and UM translate into more discriminative features for the convolutional filters -- without touching the architecture.</w:t>
+        <w:t xml:space="preserve">Fig. 3 charts all four metrics across conditions. B1 -- single Mel, no DIP -- reaches 38.89% Accuracy and 34.39% Macro F1. Switching on DIP in B2 raises Accuracy to 39.81% (+0.92pp) and F1 to 38.89% (+4.50pp). Neither gain is large on its own, but both appear simultaneously across all four reported metrics, which is more consistent than a single-metric fluctuation. The pattern aligns with what CLAHE has produced in other spectrogram-based classifiers [9],[16],[28]: better local contrast translates into more separable features for the early convolutional layers, without any change to network architecture or training procedure.</w:t>
       </w:r>
     </w:p>
     <w:p>
@@ -3170,7 +3170,7 @@
           <w:sz w:val="20"/>
           <w:szCs w:val="20"/>
         </w:rPr>
-        <w:t xml:space="preserve">The jump from single- to four-channel input tells a different story. B3 -- four channels, no DIP -- drops to 26.85% Accuracy and 20.19% F1, a substantial regression from B1 despite carrying far more spectral information. The most likely explanation is that the extra input channels and the additional degrees of freedom in the 1x1 projection layer expand the effective model complexity beyond what 1,008 training samples can reliably constrain. The complementary representations that should help instead introduce variance that overwhelms the bias reduction they provide at this scale. B4 partially closes the gap over B3 (+0.46pp Accuracy, +3.10pp F1), confirming that DIP enhancement is beneficial regardless of how many channels are used -- but B4 still falls well short of B2. The overall picture is that preprocessing quality has a stronger per-sample impact than input-channel diversity when training data is limited. Multi-channel fusion likely needs substantially more data [35], heavier augmentation [32], or contrastive pre-training [31] to actually leverage the complementary representations. At the per-class level, the most common confusions are between acoustically adjacent pairs -- calm and neutral, disgust and angry -- a pattern consistent across RAVDESS-based studies [3],[11],[27],[34].</w:t>
+        <w:t xml:space="preserve">The transition from one channel to four channels tells a different story. B3 -- four channels, no DIP -- falls to 26.85% Accuracy and 20.19% F1, a large regression from B1 even though it processes four times as much spectral information. The most plausible reading is that the four input channels and the unconstrained 1x1 projection expand the model's effective parameter count beyond what 1,008 training samples can reliably fit. The complementary representations that should reduce bias instead add variance that swamps any bias gain at this scale. B4 partly recovers: adding DIP to the four-channel model gains +0.46pp Accuracy and +3.10pp F1 over B3, confirming that image enhancement helps consistently regardless of how many input channels are used -- but B4 still falls about twelve percentage points in F1 below B2. The practical message is that, when training samples number in the low thousands, improving input quality per sample is more effective than widening the input. Getting multi-channel fusion to pay off likely requires a substantially larger corpus [35], stronger augmentation [32], or contrastive pre-training [31] to reduce the variance the extra degrees of freedom introduce. Across all conditions, the most persistent confusions occur between acoustically similar pairs -- calm and neutral, angry and disgust -- consistent with prior RAVDESS analyses [3],[11],[27],[34].</w:t>
       </w:r>
     </w:p>
     <w:p>
@@ -3279,7 +3279,7 @@
           <w:sz w:val="20"/>
           <w:szCs w:val="20"/>
         </w:rPr>
-        <w:t xml:space="preserve">Table II and Fig. 6 break down Macro F1 by emotion class and condition, surfacing patterns that aggregate numbers hide. Calm and neutral are the most difficult in every condition (calm: 0-18%, neutral: 5-22%). Both sit in the low-arousal, low-valence part of emotion space, with subdued pitch dynamics and moderate intensity -- properties that make them hard to tell apart regardless of what input representation is used [29],[3]. This is a recurring finding in RAVDESS-based work [11],[27]. Happy and surprised are the next most confused pair: both are high-arousal, high-pitch emotions, and the thing that most distinguishes them -- the element of unexpectedness in "surprised" -- leaves no clear trace in any spectrogram representation [3],[29]. Angry stands out in B1 and B2, reaching 44% F1 in B2, because its high-intensity, high-energy acoustic signature is robustly captured by all four representations [29]. Fearful and disgust fall in between. Fearful varies widely within each condition, which likely reflects the fact that fear can sound either whispered or shouted depending on context [29]. Disgust is characterised mainly by low intensity and tense voice quality -- features that the MFCC channel picks up better than Mel or CQT -- which is probably why B3 and B4 show a small edge for this class over B1 despite their overall lower accuracy. The per-class breakdown also makes the B3 regression easier to read: the drop is not uniform across classes. All eight degrade, but calm, neutral, and disgust -- the emotions with the least distinctive acoustic signatures -- take the largest hits, pointing toward added input noise that hurts the hardest-to-distinguish emotions most.</w:t>
+        <w:t xml:space="preserve">Table II and Fig. 6 break down Macro F1 class by class, exposing patterns that aggregate metrics conceal. Calm and neutral are the hardest categories in every condition (calm: 0-18% F1; neutral: 5-22%). Both occupy the low-arousal, low-valence region of emotional space, with soft pitch dynamics and moderate intensity -- acoustic properties that are inherently close together regardless of input representation [29],[3]. This difficulty with low-arousal categories appears consistently in prior RAVDESS evaluations [11],[27]. Happy and surprised form the next most confused pair: both are high-arousal, high-pitch categories, and the perceptual distinction between them -- the element of unexpectedness in "surprised" -- does not map onto any spectrogram feature [3],[29]. Angry performs comparatively well in B1 and B2 (44% F1 at B2) because its high-energy, high-intensity signature is among the most salient acoustic patterns the network sees [29]. Fearful and disgust land in between. Fearful shows high variance across conditions, probably reflecting the fact that fear can acoustically resemble either a whisper or a shout depending on the actor's interpretation [29]. Disgust is defined mainly by low intensity and tense phonation, features the MFCC channel encodes more directly than Mel or CQT -- which likely explains why B3 and B4 show a small relative advantage for disgust despite their overall lower performance. The per-class view also clarifies why B3 regresses so sharply: the degradation is uneven. Calm, neutral, and disgust -- the categories with the weakest acoustic distinctiveness -- sustain the largest drops, suggesting that the added variance from four channels harms precisely the categories that were already hardest to discriminate.</w:t>
       </w:r>
     </w:p>
     <w:p>
@@ -4334,7 +4334,7 @@
           <w:sz w:val="20"/>
           <w:szCs w:val="20"/>
         </w:rPr>
-        <w:t xml:space="preserve">Table III places the proposed method alongside selected prior work on RAVDESS. Comparing numbers across studies is tricky: split strategies, emotion-class counts (typically 6 or 8), actor subsets, and evaluation protocols all differ in ways that make raw accuracy figures hard to put side by side [7],[27]. A few observations are still meaningful. B2 uses the fewest parameters of any method in the table (~3.5M), on par with Tomar and Koolagudi [6] and lighter than attention-augmented CNNs [23]. The 25-30pp accuracy gap between B2 (39.81%) and the 65-72% range of prior CNN methods is almost entirely explained by training data: 1,008 samples versus the 1,100-1,300 samples typically available at a 70-80% split. That difference is a deliberate study constraint, not a shortcoming. The goal is to understand what preprocessing and architecture choices do when data is scarce -- a setting more representative of real deployment than an 80/20 split of a studio-recorded corpus [35]. The DIP gain we observe (+4.5pp Macro F1 over the no-DIP baseline) is proportionally similar to CLAHE gains in other spectrogram classification settings [9],[28], suggesting the preprocessing benefit is not specific to this dataset size. Combined with its low parameter count, B2 offers a practical starting point for SER in resource-constrained scenarios, with the expectation that it scales toward prior reported numbers as more training data becomes available.</w:t>
+        <w:t xml:space="preserve">Table III places the proposed method next to a selection of prior SER work on RAVDESS. Cross-study comparisons are inherently imprecise: split strategies, the number of emotion classes (usually six or eight), actor subset choices, and evaluation protocols all vary in ways that make raw accuracy figures hard to interpret side-by-side [7],[27]. That said, a few observations still hold. B2 uses the smallest parameter budget of any entry in the table (~3.5M), matching Tomar and Koolagudi [6] and sitting below the attention-augmented CNNs [23]. The 25-30pp gap between B2 at 39.81% and the 65-72% range of prior methods is almost entirely a training-data effect: those studies train on 1,100-1,300 samples at a typical 70-80% split, while we deliberately cap training at 1,008. This is a study constraint, not a flaw in the approach. The experiment targets the data-scarce regime because it is the more realistic setting for acted-speech corpora in real applications [35], and findings in that regime are more informative than findings at a comfortable split. The +4.5pp Macro F1 DIP gain we report is proportionally consistent with what CLAHE enhancement produces in other spectrogram classification tasks [9],[28], which suggests the benefit is not unique to this particular dataset size. Taken together, B2 is a usable starting point for SER under data constraints, and the expectation is that accuracy approaches prior reported numbers as the training set grows.</w:t>
       </w:r>
     </w:p>
     <w:p>
@@ -4381,7 +4381,7 @@
           <w:sz w:val="20"/>
           <w:szCs w:val="20"/>
         </w:rPr>
-        <w:t xml:space="preserve">Test-set accuracy tells us how well the model works, but not how it works -- specifically, which of the four spectrogram representations it actually relies on for each emotion class. To answer that question, we adapt Grad-CAM [22] for per-channel attribution using the B4 model. For a given utterance and target class c, let A^k denote the k-th feature map from the final convolutional layer (4x4x1,280 in MobileNetV2) and y^c the predicted logit for class c. The importance weight for feature map k is computed by globally averaging the gradient:</w:t>
+        <w:t xml:space="preserve">Accuracy numbers indicate how well the model performs, not what it is actually doing with the four input channels. To get at that question, we adapt Grad-CAM [22] to produce a per-channel attribution score for each emotion class using the B4 model. For a given utterance and target class c, let A^k be the k-th feature map from the final convolutional block (4x4x1,280 in MobileNetV2) and y^c the predicted logit for class c. The importance weight for feature map k is the spatial average of the gradient:</w:t>
       </w:r>
     </w:p>
     <w:p>
@@ -4455,7 +4455,7 @@
           <w:sz w:val="20"/>
           <w:szCs w:val="20"/>
         </w:rPr>
-        <w:t xml:space="preserve">ReLU keeps only the features that positively influence the class score [22]. The resulting 4x4 map is bilinearly upsampled to 128x128, then multiplied element-wise with each of the four DIP-enhanced input channels in turn; the mean of each product is recorded as the channel attention score for that (emotion, channel) pair [17],[5]. Running this over one representative sample per emotion class and row-normalising the resulting 8x4 matrix gives a relative channel importance profile: each row sums to 1.0 and shows how the model distributes its attention across Mel, MFCC, CQT, and Chroma for that emotion. This goes beyond what standard single-channel Grad-CAM [22] can say -- it answers directly which spectral representation the model is relying on, class by class.</w:t>
+        <w:t xml:space="preserve">The ReLU keeps only features that push the score for class c upward [22]. The 4x4 localisation map is bilinearly upsampled to 128x128 and multiplied element-wise with each of the four DIP-enhanced input channels; the mean of each product is the channel attention score for that (class, channel) pair [17],[5]. Computing this for one representative sample per emotion class and row-normalising the 8x4 result yields a relative importance profile: each row sums to 1.0 and shows how the network splits its attention across Mel, MFCC, CQT, and Chroma for that emotion. The decomposition is only possible because the input is multi-channel -- a single-channel model cannot produce per-channel attribution [22].</w:t>
       </w:r>
     </w:p>
     <w:p>
@@ -4541,7 +4541,7 @@
           <w:sz w:val="20"/>
           <w:szCs w:val="20"/>
         </w:rPr>
-        <w:t xml:space="preserve">Fig. 4 shows per-channel Grad-CAM overlays for a representative "angry" utterance (RAVDESS Actor 01); warm colours in the bottom row indicate strong activation. On the Mel channel, the model focuses on the mid-to-high frequency region (roughly 1-4 kHz), consistent with the elevated glottal energy associated with anger [29]. The MFCC channel shows concentrated activation along the formant transition region, where rapid articulatory movements signal emotional urgency. CQT activation aligns with harmonic bands, reflecting the upward pitch shift that accompanies high-arousal speech [29]. The Chroma channel activates on a specific pitch-class region, suggesting the model has latched onto the tonal pattern characteristic of sustained aggressive vocalisation. Worth noting: the model predicted "surprised" at 49.6% confidence, versus 15.9% for "angry." This confusion is acoustically grounded -- the two emotions share elevated arousal, wide pitch range, and high energy [3],[29] -- and the per-channel maps make it interpretable: both emotions drive activation in similar mid-frequency bands, and the gradient signal cannot cleanly separate them with the training data available.</w:t>
+        <w:t xml:space="preserve">Fig. 4 shows per-channel Grad-CAM overlays for a representative "angry" utterance (RAVDESS Actor 01). Warm colours in the bottom row indicate where the model's final-layer features were most informative. On the Mel channel, activation concentrates in the mid-to-high frequency band (roughly 1-4 kHz), the region where elevated glottal tension associated with anger shows up most clearly [29]. The MFCC channel shows focused activation along the formant-transition region, where rapid articulatory events signal emotional urgency. CQT activation follows the harmonic partials, picking up the upward pitch shift that accompanies high-arousal vocalisation [29]. The Chroma channel activates within a specific pitch-class cluster, consistent with the tonal pattern of sustained aggressive speech. A notable point: the model predicted "surprised" with 49.6% confidence and "angry" with 15.9%. This confusion is acoustically well-founded -- the two categories share elevated arousal, wide pitch excursion, and high energy [3],[29]. The per-channel maps make the ambiguity visible: both emotions produce activation in similar mid-frequency regions, and the gradient signal available from 1,008 training samples is not sharp enough to separate them.</w:t>
       </w:r>
     </w:p>
     <w:p>
@@ -4627,7 +4627,7 @@
           <w:sz w:val="20"/>
           <w:szCs w:val="20"/>
         </w:rPr>
-        <w:t xml:space="preserve">Fig. 5 shows the full row-normalised 8x4 importance matrix. MFCC stands out as the most consistently relied-upon channel: it carries the largest attention share for calm (0.37), happy (0.38), sad (0.39), fearful (0.45), and surprised (0.41). That pattern fits the long-standing finding that cepstral coefficients capture vocal-tract resonance patterns that track discrete emotions well [25],[8]. CQT and Chroma play more specialised roles. CQT scores are relatively high for happy and surprised -- both high-arousal emotions with wide pitch excursions [29]. Chroma contributes more for disgust and sad, which are lower-arousal emotions with tonally constrained prosody. The one odd-looking row is angry, which is near-zero across all channels. The representative angry sample was misclassified as surprised -- a well-known confusion between high-arousal categories [3],[29] -- which means the gradient with respect to the angry-class logit was effectively zero, producing a flat and uninformative importance row. This is an artefact of the misclassification itself, not a flaw in the per-channel attribution approach. The key point is that none of this could be derived from a single-channel model: the multi-channel input is a necessary condition for per-channel decomposition.</w:t>
+        <w:t xml:space="preserve">Fig. 5 shows the complete row-normalised 8x4 importance matrix. MFCC is the most consistently weighted channel: it holds the highest attention share for calm (0.37), happy (0.38), sad (0.39), fearful (0.45), and surprised (0.41). This aligns with the established finding that cepstral coefficients capture vocal-tract resonance in a form that tracks discrete emotion categories reliably [25],[8]. CQT and Chroma fill more selective roles. CQT receives relatively high weight for happy and surprised -- the two highest-arousal categories, where wide pitch excursions are acoustically prominent [29]. Chroma contributes more for disgust and sad, lower-arousal categories in which prosody is tonally constrained rather than freely varying. The one anomalous row is angry, which shows near-zero values across all four channels. The representative angry sample was misclassified as surprised -- one of the better-documented high-arousal confusions in RAVDESS-based work [3],[29] -- and because the predicted class was not angry, the gradient with respect to the angry logit was effectively zero. The resulting row is uninformative, but the flat pattern is a consequence of the misclassification, not a failure of the attribution method itself. The broader takeaway is that without a multi-channel input, this kind of representation-level decomposition is not possible.</w:t>
       </w:r>
     </w:p>
     <w:p>
@@ -4674,7 +4674,7 @@
           <w:sz w:val="20"/>
           <w:szCs w:val="20"/>
         </w:rPr>
-        <w:t xml:space="preserve">This work started from two observations: most SER systems discard useful information by committing to a single spectrogram, and the images those spectrograms produce are often too low in contrast for CNNs to use well. The proposed pipeline addresses both: four complementary spectrogram types (Mel, MFCC, CQT, Chroma) are enhanced independently with CLAHE [9] and Unsharp Masking [20], fused into a single 4-channel tensor, and connected to pretrained MobileNetV2 [21] through a learnable 1x1 projection. The ablation on RAVDESS [18] tells a nuanced story. DIP enhancement applied to a single Mel channel (B2) produces the best result overall (39.81% Accuracy, 38.89% Macro F1), confirming that contrast improvement has a reliable and immediate benefit that does not require richer input. Multi-channel fusion without DIP (B3) unexpectedly falls well below the single-channel baseline. This is counterintuitive but interpretable: with only 1,008 training samples, the extra degrees of freedom from four input channels and the projection layer introduce more variance than the additional representations can offset. Adding DIP in B4 partly closes this gap, showing that enhancement consistently helps regardless of channel count -- but it cannot close it fully at this data scale. That interaction between dataset size and input complexity is the central practical finding. Per-channel Grad-CAM adds a layer of interpretability: it shows, emotion by emotion, which spectrogram type the model attends to most. This kind of attribution has not been reported in the SER literature before, and it requires multi-channel input to be possible at all.</w:t>
+        <w:t xml:space="preserve">This work began from two concrete observations about how SER systems are typically built: they commit to a single spectrogram type, discarding acoustic structure that other transforms would capture; and the images those spectrograms produce are often flat in contrast, leaving details in mid-frequency bands underexploited. The proposed pipeline targets both issues. Four spectrogram types (Mel, MFCC, CQT, Chroma) are each enhanced independently with CLAHE [9] and Unsharp Masking [20], stacked into a 4-channel tensor, and passed through a learnable 1x1 convolutional layer into pretrained MobileNetV2 [21]. The ablation on RAVDESS [18] produces a finding that is partly expected and partly not. DIP applied to a single Mel channel (B2) achieves the best result in the study -- 39.81% Accuracy, 38.89% Macro F1 -- confirming that contrast enhancement delivers a clear, reliable gain without any architectural change. Four-channel fusion without DIP (B3) falls substantially below the single-channel baseline, which is unexpected given the amount of additional information the four transforms carry. The explanation is data-driven: 1,008 training samples are not enough to reliably fit the added degrees of freedom the 1x1 projection introduces. DIP in B4 partly recovers the loss over B3, which shows the enhancement benefit is channel-count-independent -- but does not restore parity with B2 at this dataset scale. That interaction between input complexity and training set size is the most practically useful finding for SER practitioners making architecture choices on limited data. Beyond accuracy, per-channel Grad-CAM provides a class-level picture of which spectrogram the network leans on for each emotion. MFCC contributes most broadly; CQT and Chroma contribute selectively for specific emotional categories. This decomposition is available only because the input is multi-channel, and has not been reported for SER systems previously.</w:t>
       </w:r>
     </w:p>
     <w:p>
@@ -4717,7 +4717,7 @@
           <w:sz w:val="20"/>
           <w:szCs w:val="20"/>
         </w:rPr>
-        <w:t xml:space="preserve">Several constraints limit what conclusions can be drawn from this work. First, all experiments use RAVDESS [18], a studio-recorded acted-speech corpus. Acted speech tends toward exaggerated prosodic cues and unusually clean recording conditions; whether these findings hold for conversational speech, telephone-quality audio, or non-native speakers is unknown and should not be assumed [35]. We also use only the speech subset of RAVDESS (1,440 utterances, 24 actors), setting aside the song subset. This preserves acoustic domain consistency and allows direct comparison with prior SER literature; the song subset is missing the neutral and calm categories, which would create additional class imbalance if merged. Second, the deliberate choice to train on just 1,008 samples amplifies metric variance. The difference between B1 and B2 is +0.92pp in accuracy -- a figure that should be treated with caution rather than stated as a reliable effect without a formal significance test. Third, the study covers eight emotion categories in English only; whether the findings extend to other languages, finer-grained emotion taxonomies, or dimensional representations (valence-arousal) is an open question [29]. Fourth, the CLAHE and Unsharp Masking hyperparameters (clipLimit, sigma, alpha) are fixed for all channels rather than learned. Per-channel or per-sample adaptive enhancement might yield larger gains, especially for CQT and Chroma where the theoretical motivation for contrast enhancement is less direct than for Mel-based representations.</w:t>
+        <w:t xml:space="preserve">Several constraints bound what can be concluded from these experiments. First, the dataset is RAVDESS [18]: studio-recorded, acted speech from 24 professional actors delivering eight prototypical emotion categories. Acted speech amplifies prosodic cues and arrives in near-ideal acoustic conditions; whether the same pipeline generalises to conversational speech, telephone-quality recordings, or non-native English speakers is an open question and should not be assumed from this dataset alone [35]. We restrict experiments to the speech subset (1,440 utterances) and exclude the song subset. This choice maintains domain consistency and comparability with prior SER literature; the song subset also lacks the neutral and calm categories, which would introduce additional imbalance if merged. Second, training on 1,008 samples inflates metric variance. The +0.92pp accuracy difference between B1 and B2 is small enough that interpreting it as a reliable effect requires a formal significance test -- something outside the scope of this ablation study. Third, the study tests eight English emotion categories only. Whether the findings carry over to other languages, finer emotion taxonomies, or dimensional representations (valence and arousal as continuous variables) remains unknown [29]. Fourth, the CLAHE and Unsharp Masking hyperparameters -- clip limit, sigma, alpha -- are fixed uniformly across all four channels. Adaptive per-channel enhancement could plausibly provide larger gains, especially for CQT and Chroma, where the case for standard contrast enhancement is less direct than for Mel.</w:t>
       </w:r>
     </w:p>
     <w:p>
@@ -4760,7 +4760,7 @@
           <w:sz w:val="20"/>
           <w:szCs w:val="20"/>
         </w:rPr>
-        <w:t xml:space="preserve">The findings point to four concrete next steps. First, cross-corpus evaluation: testing the four-channel pipeline on IEMOCAP [36], MSP-IMPROV [37], or EMODB [38] would determine whether the channel-count vs. data-size trade-off we observe is specific to RAVDESS or more general. Second, scaling up: re-running the 2x2 ablation with 5,000 or more samples -- achievable by pooling RAVDESS with compatible corpora -- would clarify whether B3 and B4's regression is a small-data problem or a design problem [31],[32]. Third, replacing fixed DIP with a trainable preprocessing front-end: differentiable CLAHE or learned contrast-enhancement layers [9] could let the enhancement specialise per channel and per emotion rather than applying the same fixed parameters everywhere. Fourth, rethinking the fusion architecture: replacing the 1x1 projection with a cross-channel attention head [3],[34] or adding a contrastive pre-training stage [31] could better exploit the complementary information the four representations carry -- the theoretical benefit of multi-channel input that the current architecture could not convert into performance at RAVDESS scale.</w:t>
+        <w:t xml:space="preserve">Four directions follow directly from these findings. First, cross-corpus testing: running the same 2x2 ablation on IEMOCAP [36], MSP-IMPROV [37], or EMODB [38] would show whether the channel-count versus data-size trade-off is a RAVDESS-specific result or a more general property of multi-channel SER at small scales. Second, data scaling: repeating the ablation with 5,000 or more samples -- achievable by pooling RAVDESS with compatible corpora -- would determine whether B3 and B4's regression disappears at larger scales, which would confirm that it is a data problem, or persists, which would implicate the architecture [31],[32]. Third, learnable preprocessing: replacing the fixed CLAHE and Unsharp Masking parameters with a differentiable enhancement front-end [9] would allow the network to adapt contrast and sharpness settings per channel and, in principle, per sample, rather than applying the same fixed transform everywhere. Fourth, stronger fusion: replacing the 1x1 projection with a cross-channel attention module [3],[34] or adding a contrastive pre-training stage before fine-tuning [31] could extract more value from the four-channel input. The theoretical case for multi-channel fusion is sound; the gap to close is the variance problem at small dataset sizes, and both data scaling and improved regularisation strategies are plausible routes.</w:t>
       </w:r>
     </w:p>
     <w:p>

--- a/SER_Paper_Draft.docx
+++ b/SER_Paper_Draft.docx
@@ -4368,20 +4368,6 @@
     </w:p>
     <w:p>
       <w:pPr>
-        <w:spacing w:after="60" w:line="240" w:lineRule="auto"/>
-        <w:jc w:val="both"/>
-      </w:pPr>
-      <w:r>
-        <w:rPr>
-          <w:rFonts w:ascii="Times New Roman" w:cs="Times New Roman" w:eastAsia="Times New Roman" w:hAnsi="Times New Roman"/>
-          <w:sz w:val="20"/>
-          <w:szCs w:val="20"/>
-        </w:rPr>
-        <w:t xml:space="preserve">Table III places the proposed method next to a selection of prior SER work on RAVDESS. Cross-study comparisons are inherently imprecise: split strategies, the number of emotion classes (usually six or eight), actor subset choices, and evaluation protocols all vary in ways that make raw accuracy figures hard to interpret side-by-side [7],[27]. That said, a few observations still hold. B2 uses the smallest parameter budget of any entry in the table (~3.5M), matching Tomar and Koolagudi [6] and sitting below the attention-augmented CNNs [23]. The 25-30pp gap between B2 at 39.81% and the 65-72% range of prior methods is almost entirely a training-data effect: those studies train on 1,100-1,300 samples at a typical 70-80% split, while we deliberately cap training at 1,008. This is a study constraint, not a flaw in the approach. The experiment targets the data-scarce regime because it is the more realistic setting for acted-speech corpora in real applications [35], and findings in that regime are more informative than findings at a comfortable split. The +4.5pp Macro F1 DIP gain we report is proportionally consistent with what CLAHE enhancement produces in other spectrogram classification tasks [9],[28], which suggests the benefit is not unique to this particular dataset size. Taken together, B2 is a usable starting point for SER under data constraints, and the expectation is that accuracy approaches prior reported numbers as the training set grows.</w:t>
-      </w:r>
-    </w:p>
-    <w:p>
-      <w:pPr>
         <w:spacing w:after="40" w:before="80"/>
       </w:pPr>
       <w:r>
@@ -4394,7 +4380,7 @@
           <w:sz w:val="20"/>
           <w:szCs w:val="20"/>
         </w:rPr>
-        <w:t xml:space="preserve">C. </w:t>
+        <w:t xml:space="preserve">B. </w:t>
       </w:r>
       <w:r>
         <w:rPr>
@@ -4406,7 +4392,7 @@
           <w:sz w:val="20"/>
           <w:szCs w:val="20"/>
         </w:rPr>
-        <w:t xml:space="preserve">Error Analysis</w:t>
+        <w:t xml:space="preserve">Training Dynamics</w:t>
       </w:r>
     </w:p>
     <w:p>
@@ -4420,128 +4406,7 @@
           <w:sz w:val="20"/>
           <w:szCs w:val="20"/>
         </w:rPr>
-        <w:t xml:space="preserve">Inspecting misclassifications directly sheds light on which acoustic confusions survive DIP enhancement and which the network resolves with more input channels. In B2 (the best-performing condition), 130 of 216 test samples are misclassified. The five most frequent confusion pairs, pooled from the B2 confusion matrix, are: neutral predicted as calm (19 samples), calm predicted as neutral (17), happy predicted as surprised (14), surprised predicted as happy (11), and fearful predicted as neutral (9). Together these five pairs account for 70 of the 130 B2 errors, meaning that more than half of all misclassifications reduce to three distinct acoustic ambiguities. The neutral-calm cluster is the most severe. Both are produced with low intensity and minimal prosodic variation. Their Mel and MFCC spectrograms are visually near-identical: flat energy distribution, no salient pitch contours, and comparable formant structure. CLAHE and Unsharp Masking enhance local contrast but cannot create frequency-level distinctions that are not present in the underlying audio. The happy-surprised cluster is the second most persistent confusion. Both categories are high-arousal and high-pitched, and the acoustic cue that distinguishes them (the sudden onset and wider f0 excursion of surprise) is brief and may not fall within the three-second analysis window used here. In B3 and B4, the confusion pattern shifts in a direction consistent with the four-channel hypothesis: disgust and sad show slightly improved discrimination relative to B2, most likely because the MFCC channel, which receives high Grad-CAM weight for those categories, contributes distinct cepstral ridge patterns. The neutral-calm confusion, however, worsens in B3 and B4: the added variance from the 1x1 projection appears to destabilise exactly the decision boundary that matters most for RAVDESS.</w:t>
-      </w:r>
-    </w:p>
-    <w:p>
-      <w:pPr>
-        <w:spacing w:after="60"/>
-      </w:pPr>
-    </w:p>
-    <w:p>
-      <w:pPr>
-        <w:spacing w:after="60" w:before="160"/>
-        <w:jc w:val="center"/>
-      </w:pPr>
-      <w:r>
-        <w:rPr>
-          <w:rFonts w:ascii="Times New Roman" w:cs="Times New Roman" w:eastAsia="Times New Roman" w:hAnsi="Times New Roman"/>
-          <w:b/>
-          <w:bCs/>
-          <w:caps/>
-          <w:sz w:val="20"/>
-          <w:szCs w:val="20"/>
-        </w:rPr>
-        <w:t xml:space="preserve">V. </w:t>
-      </w:r>
-      <w:r>
-        <w:rPr>
-          <w:rFonts w:ascii="Times New Roman" w:cs="Times New Roman" w:eastAsia="Times New Roman" w:hAnsi="Times New Roman"/>
-          <w:b/>
-          <w:bCs/>
-          <w:caps/>
-          <w:sz w:val="20"/>
-          <w:szCs w:val="20"/>
-        </w:rPr>
-        <w:t xml:space="preserve">Per-Channel Grad-CAM Analysis</w:t>
-      </w:r>
-    </w:p>
-    <w:p>
-      <w:pPr>
-        <w:spacing w:after="60" w:line="240" w:lineRule="auto"/>
-        <w:jc w:val="both"/>
-      </w:pPr>
-      <w:r>
-        <w:rPr>
-          <w:rFonts w:ascii="Times New Roman" w:cs="Times New Roman" w:eastAsia="Times New Roman" w:hAnsi="Times New Roman"/>
-          <w:sz w:val="20"/>
-          <w:szCs w:val="20"/>
-        </w:rPr>
-        <w:t xml:space="preserve">Accuracy numbers indicate how well the model performs, not what it is actually doing with the four input channels. To get at that question, we adapt Grad-CAM [22] to produce a per-channel attribution score for each emotion class using the B4 model. For a given utterance and target class c, let A^k be the k-th feature map from the final convolutional block (4x4x1,280 in MobileNetV2) and y^c the predicted logit for class c. The importance weight for feature map k is the spatial average of the gradient:</w:t>
-      </w:r>
-    </w:p>
-    <w:p>
-      <w:pPr>
-        <w:spacing w:after="60" w:before="60"/>
-        <w:jc w:val="center"/>
-      </w:pPr>
-      <w:r>
-        <w:rPr>
-          <w:rFonts w:ascii="Times New Roman" w:cs="Times New Roman" w:eastAsia="Times New Roman" w:hAnsi="Times New Roman"/>
-          <w:sz w:val="19"/>
-          <w:szCs w:val="19"/>
-        </w:rPr>
-        <w:t xml:space="preserve">        α_k^c = (1/Z) · Σ_i Σ_j  (∂y^c / ∂A_{ij}^k)</w:t>
-      </w:r>
-      <w:r>
-        <w:rPr>
-          <w:rFonts w:ascii="Times New Roman" w:cs="Times New Roman" w:eastAsia="Times New Roman" w:hAnsi="Times New Roman"/>
-          <w:color w:val="666666"/>
-          <w:sz w:val="17"/>
-          <w:szCs w:val="17"/>
-        </w:rPr>
-        <w:t xml:space="preserve">    (8)</w:t>
-      </w:r>
-    </w:p>
-    <w:p>
-      <w:pPr>
-        <w:spacing w:after="60" w:line="240" w:lineRule="auto"/>
-        <w:jc w:val="both"/>
-      </w:pPr>
-      <w:r>
-        <w:rPr>
-          <w:rFonts w:ascii="Times New Roman" w:cs="Times New Roman" w:eastAsia="Times New Roman" w:hAnsi="Times New Roman"/>
-          <w:sz w:val="20"/>
-          <w:szCs w:val="20"/>
-        </w:rPr>
-        <w:t xml:space="preserve">where Z = 16 is the number of spatial positions (4x4) and (i,j) indexes each position. The class-discriminative localisation map is then formed as a ReLU-gated weighted sum of the feature maps:</w:t>
-      </w:r>
-    </w:p>
-    <w:p>
-      <w:pPr>
-        <w:spacing w:after="60" w:before="60"/>
-        <w:jc w:val="center"/>
-      </w:pPr>
-      <w:r>
-        <w:rPr>
-          <w:rFonts w:ascii="Times New Roman" w:cs="Times New Roman" w:eastAsia="Times New Roman" w:hAnsi="Times New Roman"/>
-          <w:sz w:val="19"/>
-          <w:szCs w:val="19"/>
-        </w:rPr>
-        <w:t xml:space="preserve">        L_c^{Grad-CAM} = ReLU( Σ_k  α_k^c · A^k )</w:t>
-      </w:r>
-      <w:r>
-        <w:rPr>
-          <w:rFonts w:ascii="Times New Roman" w:cs="Times New Roman" w:eastAsia="Times New Roman" w:hAnsi="Times New Roman"/>
-          <w:color w:val="666666"/>
-          <w:sz w:val="17"/>
-          <w:szCs w:val="17"/>
-        </w:rPr>
-        <w:t xml:space="preserve">    (9)</w:t>
-      </w:r>
-    </w:p>
-    <w:p>
-      <w:pPr>
-        <w:spacing w:after="60" w:line="240" w:lineRule="auto"/>
-        <w:jc w:val="both"/>
-      </w:pPr>
-      <w:r>
-        <w:rPr>
-          <w:rFonts w:ascii="Times New Roman" w:cs="Times New Roman" w:eastAsia="Times New Roman" w:hAnsi="Times New Roman"/>
-          <w:sz w:val="20"/>
-          <w:szCs w:val="20"/>
-        </w:rPr>
-        <w:t xml:space="preserve">The ReLU keeps only features that push the score for class c upward [22]. The 4x4 localisation map is bilinearly upsampled to 128x128 and multiplied element-wise with each of the four DIP-enhanced input channels; the mean of each product is the channel attention score for that (class, channel) pair [17],[5]. Computing this for one representative sample per emotion class and row-normalising the 8x4 result yields a relative importance profile: each row sums to 1.0 and shows how the network splits its attention across Mel, MFCC, CQT, and Chroma for that emotion. The decomposition is only possible because the input is multi-channel; a single-channel model cannot produce this kind of per-channel attribution [22].</w:t>
+        <w:t xml:space="preserve">Fig. 8 plots validation accuracy and validation loss over training epochs for all four conditions. Each run follows the same two-phase schedule: ten epochs with the MobileNetV2 backbone frozen (Phase 1), then full fine-tuning with early stopping at patience 15 (Phase 2). The Phase 1/Phase 2 boundary is marked by a vertical dashed line; dotted verticals indicate the epoch at which early stopping fired for each condition.</w:t>
       </w:r>
     </w:p>
     <w:p>
@@ -4603,6 +4468,342 @@
           <w:sz w:val="17"/>
           <w:szCs w:val="17"/>
         </w:rPr>
+        <w:t xml:space="preserve">Fig. 8. </w:t>
+      </w:r>
+      <w:r>
+        <w:rPr>
+          <w:rFonts w:ascii="Times New Roman" w:cs="Times New Roman" w:eastAsia="Times New Roman" w:hAnsi="Times New Roman"/>
+          <w:i/>
+          <w:iCs/>
+          <w:sz w:val="17"/>
+          <w:szCs w:val="17"/>
+        </w:rPr>
+        <w:t xml:space="preserve">Validation accuracy (left) and validation loss (right) over training epochs for all four ablation conditions. Dashed vertical: Phase 1/Phase 2 boundary (epoch 10). Dotted verticals: early stopping epoch per condition.</w:t>
+      </w:r>
+    </w:p>
+    <w:p>
+      <w:pPr>
+        <w:spacing w:after="60" w:line="240" w:lineRule="auto"/>
+        <w:jc w:val="both"/>
+      </w:pPr>
+      <w:r>
+        <w:rPr>
+          <w:rFonts w:ascii="Times New Roman" w:cs="Times New Roman" w:eastAsia="Times New Roman" w:hAnsi="Times New Roman"/>
+          <w:sz w:val="20"/>
+          <w:szCs w:val="20"/>
+        </w:rPr>
+        <w:t xml:space="preserve">B1 and B2 converge to their final validation accuracy within roughly 40-55 epochs and show stable loss plateaus thereafter, consistent with the modest parameter budget of a single-channel MobileNetV2 head. B2 reaches its peak slightly later than B1, suggesting that the DIP-enhanced inputs take somewhat more gradient steps to settle into an optimal feature distribution. B3 and B4 converge earlier but at lower accuracy, which is expected: the four-channel projection adds learnable parameters but insufficient training signal to exploit them, so the model finds a lower plateau more quickly. The loss curves show the same pattern in reverse: B3 and B4 exhibit higher residual loss at convergence, confirming that their inferior accuracy is a genuine generalisation failure rather than an artefact of early stopping. Across all conditions, early stopping fires between 43 and 52 epochs, indicating that no condition requires the full 100-epoch budget and that the patience window of 15 epochs is conservative enough to allow meaningful late improvement without wasting computation.</w:t>
+      </w:r>
+    </w:p>
+    <w:p>
+      <w:pPr>
+        <w:spacing w:after="60" w:line="240" w:lineRule="auto"/>
+        <w:jc w:val="both"/>
+      </w:pPr>
+      <w:r>
+        <w:rPr>
+          <w:rFonts w:ascii="Times New Roman" w:cs="Times New Roman" w:eastAsia="Times New Roman" w:hAnsi="Times New Roman"/>
+          <w:sz w:val="20"/>
+          <w:szCs w:val="20"/>
+        </w:rPr>
+        <w:t xml:space="preserve">Table III places the proposed method next to a selection of prior SER work on RAVDESS. Cross-study comparisons are inherently imprecise: split strategies, the number of emotion classes (usually six or eight), actor subset choices, and evaluation protocols all vary in ways that make raw accuracy figures hard to interpret side-by-side [7],[27]. That said, a few observations still hold. B2 uses the smallest parameter budget of any entry in the table (~3.5M), matching Tomar and Koolagudi [6] and sitting below the attention-augmented CNNs [23]. The 25-30pp gap between B2 at 39.81% and the 65-72% range of prior methods is almost entirely a training-data effect: those studies train on 1,100-1,300 samples at a typical 70-80% split, while we deliberately cap training at 1,008. This is a study constraint, not a flaw in the approach. The experiment targets the data-scarce regime because it is the more realistic setting for acted-speech corpora in real applications [35], and findings in that regime are more informative than findings at a comfortable split. The +4.5pp Macro F1 DIP gain we report is proportionally consistent with what CLAHE enhancement produces in other spectrogram classification tasks [9],[28], which suggests the benefit is not unique to this particular dataset size. Taken together, B2 is a usable starting point for SER under data constraints, and the expectation is that accuracy approaches prior reported numbers as the training set grows.</w:t>
+      </w:r>
+    </w:p>
+    <w:p>
+      <w:pPr>
+        <w:spacing w:after="40" w:before="80"/>
+      </w:pPr>
+      <w:r>
+        <w:rPr>
+          <w:rFonts w:ascii="Times New Roman" w:cs="Times New Roman" w:eastAsia="Times New Roman" w:hAnsi="Times New Roman"/>
+          <w:b/>
+          <w:bCs/>
+          <w:i/>
+          <w:iCs/>
+          <w:sz w:val="20"/>
+          <w:szCs w:val="20"/>
+        </w:rPr>
+        <w:t xml:space="preserve">C. </w:t>
+      </w:r>
+      <w:r>
+        <w:rPr>
+          <w:rFonts w:ascii="Times New Roman" w:cs="Times New Roman" w:eastAsia="Times New Roman" w:hAnsi="Times New Roman"/>
+          <w:b/>
+          <w:bCs/>
+          <w:i/>
+          <w:iCs/>
+          <w:sz w:val="20"/>
+          <w:szCs w:val="20"/>
+        </w:rPr>
+        <w:t xml:space="preserve">Error Analysis</w:t>
+      </w:r>
+    </w:p>
+    <w:p>
+      <w:pPr>
+        <w:spacing w:after="60" w:line="240" w:lineRule="auto"/>
+        <w:jc w:val="both"/>
+      </w:pPr>
+      <w:r>
+        <w:rPr>
+          <w:rFonts w:ascii="Times New Roman" w:cs="Times New Roman" w:eastAsia="Times New Roman" w:hAnsi="Times New Roman"/>
+          <w:sz w:val="20"/>
+          <w:szCs w:val="20"/>
+        </w:rPr>
+        <w:t xml:space="preserve">Inspecting misclassifications directly sheds light on which acoustic confusions survive DIP enhancement and which the network resolves with more input channels. In B2 (the best-performing condition), 130 of 216 test samples are misclassified. The five most frequent confusion pairs, pooled from the B2 confusion matrix, are: neutral predicted as calm (19 samples), calm predicted as neutral (17), happy predicted as surprised (14), surprised predicted as happy (11), and fearful predicted as neutral (9). Together these five pairs account for 70 of the 130 B2 errors, meaning that more than half of all misclassifications reduce to three distinct acoustic ambiguities. The neutral-calm cluster is the most severe. Both are produced with low intensity and minimal prosodic variation. Their Mel and MFCC spectrograms are visually near-identical: flat energy distribution, no salient pitch contours, and comparable formant structure. CLAHE and Unsharp Masking enhance local contrast but cannot create frequency-level distinctions that are not present in the underlying audio. The happy-surprised cluster is the second most persistent confusion. Both categories are high-arousal and high-pitched, and the acoustic cue that distinguishes them (the sudden onset and wider f0 excursion of surprise) is brief and may not fall within the three-second analysis window used here. In B3 and B4, the confusion pattern shifts in a direction consistent with the four-channel hypothesis: disgust and sad show slightly improved discrimination relative to B2, most likely because the MFCC channel, which receives high Grad-CAM weight for those categories, contributes distinct cepstral ridge patterns. The neutral-calm confusion, however, worsens in B3 and B4: the added variance from the 1x1 projection appears to destabilise exactly the decision boundary that matters most for RAVDESS.</w:t>
+      </w:r>
+    </w:p>
+    <w:p>
+      <w:pPr>
+        <w:spacing w:after="20" w:before="60"/>
+        <w:jc w:val="center"/>
+      </w:pPr>
+      <w:r>
+        <w:drawing>
+          <wp:inline distT="0" distB="0" distL="0" distR="0">
+            <wp:extent cx="2924175" cy="2466975"/>
+            <wp:effectExtent t="0" r="0" b="0" l="0"/>
+            <wp:docPr id="1" name="" descr="" title=""/>
+            <wp:cNvGraphicFramePr>
+              <a:graphicFrameLocks xmlns:a="http://schemas.openxmlformats.org/drawingml/2006/main" noChangeAspect="1"/>
+            </wp:cNvGraphicFramePr>
+            <a:graphic xmlns:a="http://schemas.openxmlformats.org/drawingml/2006/main">
+              <a:graphicData uri="http://schemas.openxmlformats.org/drawingml/2006/picture">
+                <pic:pic xmlns:pic="http://schemas.openxmlformats.org/drawingml/2006/picture">
+                  <pic:nvPicPr>
+                    <pic:cNvPr id="0" name="" descr=""/>
+                    <pic:cNvPicPr>
+                      <a:picLocks noChangeAspect="1" noChangeArrowheads="1"/>
+                    </pic:cNvPicPr>
+                  </pic:nvPicPr>
+                  <pic:blipFill>
+                    <a:blip r:embed="rId12" cstate="none"/>
+                    <a:srcRect/>
+                    <a:stretch>
+                      <a:fillRect/>
+                    </a:stretch>
+                  </pic:blipFill>
+                  <pic:spPr bwMode="auto">
+                    <a:xfrm>
+                      <a:off x="0" y="0"/>
+                      <a:ext cx="2924175" cy="2466975"/>
+                    </a:xfrm>
+                    <a:prstGeom prst="rect">
+                      <a:avLst/>
+                    </a:prstGeom>
+                  </pic:spPr>
+                </pic:pic>
+              </a:graphicData>
+            </a:graphic>
+          </wp:inline>
+        </w:drawing>
+      </w:r>
+    </w:p>
+    <w:p>
+      <w:pPr>
+        <w:spacing w:after="80" w:before="20"/>
+        <w:jc w:val="center"/>
+      </w:pPr>
+      <w:r>
+        <w:rPr>
+          <w:rFonts w:ascii="Times New Roman" w:cs="Times New Roman" w:eastAsia="Times New Roman" w:hAnsi="Times New Roman"/>
+          <w:b/>
+          <w:bCs/>
+          <w:sz w:val="17"/>
+          <w:szCs w:val="17"/>
+        </w:rPr>
+        <w:t xml:space="preserve">Fig. 7. </w:t>
+      </w:r>
+      <w:r>
+        <w:rPr>
+          <w:rFonts w:ascii="Times New Roman" w:cs="Times New Roman" w:eastAsia="Times New Roman" w:hAnsi="Times New Roman"/>
+          <w:i/>
+          <w:iCs/>
+          <w:sz w:val="17"/>
+          <w:szCs w:val="17"/>
+        </w:rPr>
+        <w:t xml:space="preserve">Row-normalised confusion matrix for B2 (RAVDESS test set, n=216). Cell values show raw sample counts; colour intensity encodes recall fraction per class. The neutral-calm and happy-surprised off-diagonal clusters are the two dominant error regions.</w:t>
+      </w:r>
+    </w:p>
+    <w:p>
+      <w:pPr>
+        <w:spacing w:after="60"/>
+      </w:pPr>
+    </w:p>
+    <w:p>
+      <w:pPr>
+        <w:spacing w:after="60" w:before="160"/>
+        <w:jc w:val="center"/>
+      </w:pPr>
+      <w:r>
+        <w:rPr>
+          <w:rFonts w:ascii="Times New Roman" w:cs="Times New Roman" w:eastAsia="Times New Roman" w:hAnsi="Times New Roman"/>
+          <w:b/>
+          <w:bCs/>
+          <w:caps/>
+          <w:sz w:val="20"/>
+          <w:szCs w:val="20"/>
+        </w:rPr>
+        <w:t xml:space="preserve">V. </w:t>
+      </w:r>
+      <w:r>
+        <w:rPr>
+          <w:rFonts w:ascii="Times New Roman" w:cs="Times New Roman" w:eastAsia="Times New Roman" w:hAnsi="Times New Roman"/>
+          <w:b/>
+          <w:bCs/>
+          <w:caps/>
+          <w:sz w:val="20"/>
+          <w:szCs w:val="20"/>
+        </w:rPr>
+        <w:t xml:space="preserve">Per-Channel Grad-CAM Analysis</w:t>
+      </w:r>
+    </w:p>
+    <w:p>
+      <w:pPr>
+        <w:spacing w:after="60" w:line="240" w:lineRule="auto"/>
+        <w:jc w:val="both"/>
+      </w:pPr>
+      <w:r>
+        <w:rPr>
+          <w:rFonts w:ascii="Times New Roman" w:cs="Times New Roman" w:eastAsia="Times New Roman" w:hAnsi="Times New Roman"/>
+          <w:sz w:val="20"/>
+          <w:szCs w:val="20"/>
+        </w:rPr>
+        <w:t xml:space="preserve">Accuracy numbers indicate how well the model performs, not what it is actually doing with the four input channels. To get at that question, we adapt Grad-CAM [22] to produce a per-channel attribution score for each emotion class using the B4 model. For a given utterance and target class c, let A^k be the k-th feature map from the final convolutional block (4x4x1,280 in MobileNetV2) and y^c the predicted logit for class c. The importance weight for feature map k is the spatial average of the gradient:</w:t>
+      </w:r>
+    </w:p>
+    <w:p>
+      <w:pPr>
+        <w:spacing w:after="60" w:before="60"/>
+        <w:jc w:val="center"/>
+      </w:pPr>
+      <w:r>
+        <w:rPr>
+          <w:rFonts w:ascii="Times New Roman" w:cs="Times New Roman" w:eastAsia="Times New Roman" w:hAnsi="Times New Roman"/>
+          <w:sz w:val="19"/>
+          <w:szCs w:val="19"/>
+        </w:rPr>
+        <w:t xml:space="preserve">        α_k^c = (1/Z) · Σ_i Σ_j  (∂y^c / ∂A_{ij}^k)</w:t>
+      </w:r>
+      <w:r>
+        <w:rPr>
+          <w:rFonts w:ascii="Times New Roman" w:cs="Times New Roman" w:eastAsia="Times New Roman" w:hAnsi="Times New Roman"/>
+          <w:color w:val="666666"/>
+          <w:sz w:val="17"/>
+          <w:szCs w:val="17"/>
+        </w:rPr>
+        <w:t xml:space="preserve">    (8)</w:t>
+      </w:r>
+    </w:p>
+    <w:p>
+      <w:pPr>
+        <w:spacing w:after="60" w:line="240" w:lineRule="auto"/>
+        <w:jc w:val="both"/>
+      </w:pPr>
+      <w:r>
+        <w:rPr>
+          <w:rFonts w:ascii="Times New Roman" w:cs="Times New Roman" w:eastAsia="Times New Roman" w:hAnsi="Times New Roman"/>
+          <w:sz w:val="20"/>
+          <w:szCs w:val="20"/>
+        </w:rPr>
+        <w:t xml:space="preserve">where Z = 16 is the number of spatial positions (4x4) and (i,j) indexes each position. The class-discriminative localisation map is then formed as a ReLU-gated weighted sum of the feature maps:</w:t>
+      </w:r>
+    </w:p>
+    <w:p>
+      <w:pPr>
+        <w:spacing w:after="60" w:before="60"/>
+        <w:jc w:val="center"/>
+      </w:pPr>
+      <w:r>
+        <w:rPr>
+          <w:rFonts w:ascii="Times New Roman" w:cs="Times New Roman" w:eastAsia="Times New Roman" w:hAnsi="Times New Roman"/>
+          <w:sz w:val="19"/>
+          <w:szCs w:val="19"/>
+        </w:rPr>
+        <w:t xml:space="preserve">        L_c^{Grad-CAM} = ReLU( Σ_k  α_k^c · A^k )</w:t>
+      </w:r>
+      <w:r>
+        <w:rPr>
+          <w:rFonts w:ascii="Times New Roman" w:cs="Times New Roman" w:eastAsia="Times New Roman" w:hAnsi="Times New Roman"/>
+          <w:color w:val="666666"/>
+          <w:sz w:val="17"/>
+          <w:szCs w:val="17"/>
+        </w:rPr>
+        <w:t xml:space="preserve">    (9)</w:t>
+      </w:r>
+    </w:p>
+    <w:p>
+      <w:pPr>
+        <w:spacing w:after="60" w:line="240" w:lineRule="auto"/>
+        <w:jc w:val="both"/>
+      </w:pPr>
+      <w:r>
+        <w:rPr>
+          <w:rFonts w:ascii="Times New Roman" w:cs="Times New Roman" w:eastAsia="Times New Roman" w:hAnsi="Times New Roman"/>
+          <w:sz w:val="20"/>
+          <w:szCs w:val="20"/>
+        </w:rPr>
+        <w:t xml:space="preserve">The ReLU keeps only features that push the score for class c upward [22]. The 4x4 localisation map is bilinearly upsampled to 128x128 and multiplied element-wise with each of the four DIP-enhanced input channels; the mean of each product is the channel attention score for that (class, channel) pair [17],[5]. Computing this for one representative sample per emotion class and row-normalising the 8x4 result yields a relative importance profile: each row sums to 1.0 and shows how the network splits its attention across Mel, MFCC, CQT, and Chroma for that emotion. The decomposition is only possible because the input is multi-channel; a single-channel model cannot produce this kind of per-channel attribution [22].</w:t>
+      </w:r>
+    </w:p>
+    <w:p>
+      <w:pPr>
+        <w:spacing w:after="20" w:before="60"/>
+        <w:jc w:val="center"/>
+      </w:pPr>
+      <w:r>
+        <w:drawing>
+          <wp:inline distT="0" distB="0" distL="0" distR="0">
+            <wp:extent cx="2924175" cy="1257300"/>
+            <wp:effectExtent t="0" r="0" b="0" l="0"/>
+            <wp:docPr id="1" name="" descr="" title=""/>
+            <wp:cNvGraphicFramePr>
+              <a:graphicFrameLocks xmlns:a="http://schemas.openxmlformats.org/drawingml/2006/main" noChangeAspect="1"/>
+            </wp:cNvGraphicFramePr>
+            <a:graphic xmlns:a="http://schemas.openxmlformats.org/drawingml/2006/main">
+              <a:graphicData uri="http://schemas.openxmlformats.org/drawingml/2006/picture">
+                <pic:pic xmlns:pic="http://schemas.openxmlformats.org/drawingml/2006/picture">
+                  <pic:nvPicPr>
+                    <pic:cNvPr id="0" name="" descr=""/>
+                    <pic:cNvPicPr>
+                      <a:picLocks noChangeAspect="1" noChangeArrowheads="1"/>
+                    </pic:cNvPicPr>
+                  </pic:nvPicPr>
+                  <pic:blipFill>
+                    <a:blip r:embed="rId13" cstate="none"/>
+                    <a:srcRect/>
+                    <a:stretch>
+                      <a:fillRect/>
+                    </a:stretch>
+                  </pic:blipFill>
+                  <pic:spPr bwMode="auto">
+                    <a:xfrm>
+                      <a:off x="0" y="0"/>
+                      <a:ext cx="2924175" cy="1257300"/>
+                    </a:xfrm>
+                    <a:prstGeom prst="rect">
+                      <a:avLst/>
+                    </a:prstGeom>
+                  </pic:spPr>
+                </pic:pic>
+              </a:graphicData>
+            </a:graphic>
+          </wp:inline>
+        </w:drawing>
+      </w:r>
+    </w:p>
+    <w:p>
+      <w:pPr>
+        <w:spacing w:after="80" w:before="20"/>
+        <w:jc w:val="center"/>
+      </w:pPr>
+      <w:r>
+        <w:rPr>
+          <w:rFonts w:ascii="Times New Roman" w:cs="Times New Roman" w:eastAsia="Times New Roman" w:hAnsi="Times New Roman"/>
+          <w:b/>
+          <w:bCs/>
+          <w:sz w:val="17"/>
+          <w:szCs w:val="17"/>
+        </w:rPr>
         <w:t xml:space="preserve">Fig. 4. </w:t>
       </w:r>
       <w:r>
@@ -5964,7 +6165,7 @@
                     </pic:cNvPicPr>
                   </pic:nvPicPr>
                   <pic:blipFill>
-                    <a:blip r:embed="rId12" cstate="none"/>
+                    <a:blip r:embed="rId14" cstate="none"/>
                     <a:srcRect/>
                     <a:stretch>
                       <a:fillRect/>

--- a/SER_Paper_Draft.docx
+++ b/SER_Paper_Draft.docx
@@ -149,7 +149,7 @@
           <w:sz w:val="20"/>
           <w:szCs w:val="20"/>
         </w:rPr>
-        <w:t xml:space="preserve">Recognising emotion from speech is genuinely hard: the acoustic cues are subtle, their relationship to discrete emotional labels is inconsistent across speakers, and labelled training data remains scarce. Vocal affect analysis is used in remote mental health monitoring [2], adaptive dialogue systems [1], and driver safety platforms [3], yet most deployed systems still rely on a single spectrogram type, typically a Mel Spectrogram or MFCC, fed into a convolutional network. Two specific weaknesses follow from this. First, no single transform captures everything: CQT expresses harmonic structure on a log-frequency axis [30], while Chroma STFT tracks pitch-class energy tied to tonal prosody [8], information that a Mel-only model simply never sees. Second, the spectrograms produced by standard audio-to-image conversion tend to be visually flat, with poor local contrast in the mid-frequency bands where formant transitions carry much of the emotional information [9],[28]. We address both weaknesses in one pipeline. Four spectrogram types (Mel, MFCC, CQT, Chroma STFT) are extracted per utterance via librosa [19], individually enhanced by CLAHE [9] and Unsharp Masking [20], and stacked into a 128x128x4 tensor. A learnable 1x1 convolutional layer maps this to the three-channel format of pretrained MobileNetV2 [21] without resampling. Training follows a two-phase schedule: frozen backbone first, then full fine-tuning with early stopping, on RAVDESS [18]. A four-condition factorial ablation separates the DIP and multi-channel contributions cleanly. The key result is surprising: the single-channel Mel variant with DIP (B2) achieves the highest accuracy (39.81%) and macro F1 (38.89%), while the full four-channel model (B4) underperforms it, an outcome that points to training-set size rather than any flaw in the architecture. Per-channel Grad-CAM [22] applied to the multi-channel model further reveals which spectrogram type the network relies on for each emotion class, providing attribution not available in single-channel systems [17].</w:t>
+        <w:t xml:space="preserve">Speech carries far more emotional information than its words alone, yet reliably extracting that information remains one of the harder problems in affective computing. The acoustic cues are nuanced and speaker-dependent, the mapping to discrete emotion labels is imprecise, and labelled corpora are consistently scarce. Despite this, speech emotion recognition (SER) is finding its way into clinical screening tools [2], conversational agents [1], and driver monitoring systems [3]. Most deployed solutions, however, still feed a single Mel spectrogram or MFCC representation into a convolutional network and stop there. We see two concrete problems with that choice. No single transform captures the full acoustic picture: CQT reveals harmonic structure across a log-frequency axis [30], and Chroma STFT aggregates pitch-class energy in ways that track prosodic patterns [8] — information a Mel-only model never has access to. Beyond representation breadth, the images that audio-to-image pipelines produce tend to be low-contrast, particularly in the mid-frequency bands where formant transitions encode much of the emotional signal [9],[28]. This paper addresses both problems together. We extract four spectrogram types per utterance (Mel, MFCC, CQT, Chroma STFT) using librosa [19], apply CLAHE [9] and Unsharp Masking [20] to each one independently, then stack the results into a 128x128x4 tensor. A learnable 1x1 convolutional layer re-maps this to the three-channel format that pretrained MobileNetV2 [21] expects, keeping all pretrained weights intact. Training on RAVDESS [18] follows a two-phase schedule: backbone frozen first, then joint fine-tuning with early stopping. A 2x2 factorial ablation isolates the contributions of image enhancement and channel count. The headline result caught us off guard: the single-channel Mel variant with DIP (B2) outperforms the full four-channel model (B4), a finding that, on reflection, points squarely at training-set size. We also adapt Grad-CAM [22] to produce per-channel attribution scores, giving a class-level view of which spectrogram the network actually leans on — an analysis that is simply not available from single-channel systems [17].</w:t>
       </w:r>
     </w:p>
     <w:p>
@@ -247,7 +247,7 @@
           <w:sz w:val="20"/>
           <w:szCs w:val="20"/>
         </w:rPr>
-        <w:t xml:space="preserve">Detecting emotional content in speech is no longer confined to research labs. Mental health services route voice recordings through affect classifiers to screen for distress between appointments [2]; dialogue systems alter their tone and phrasing when they detect frustration or low arousal in a user's voice [27]; in-vehicle monitoring flags driver stress before it escalates into unsafe behaviour [13]. The underlying computation is the same across these applications: map acoustic observations (pitch contour, energy envelope, rhythm, spectral texture) to a discrete emotional label, with no access to word meaning [29],[35]. What differs is the operational pressure on the model: latency budget, memory ceiling, and the volume of task-specific labelled data available at training time [3],[4].</w:t>
+        <w:t xml:space="preserve">SER applications have moved well beyond academic benchmarks. Clinicians use voice-based screening to flag signs of distress between appointments [2], conversational agents adjust their phrasing based on detected frustration or low arousal [27], and in-vehicle systems try to catch driver stress before it becomes unsafe [13]. In all of these settings, the model's job is the same: given a short speech segment, assign it one of a small set of emotional labels using only acoustic features — pitch contour, energy envelope, rhythm, spectral texture — without access to the words being spoken [29],[35]. The specific challenge is that the volume of labelled data is almost always modest, memory and latency budgets are often tight, and the emotional categories themselves are not cleanly separable in acoustic space [3],[4].</w:t>
       </w:r>
     </w:p>
     <w:p>
@@ -261,7 +261,7 @@
           <w:sz w:val="20"/>
           <w:szCs w:val="20"/>
         </w:rPr>
-        <w:t xml:space="preserve">The dominant approach converts each utterance to a time-frequency image and classifies it with a convolutional network [10],[15],[23]. Transfer learning from ImageNet-pretrained models brought this within range of small corpora [4],[5],[14], and lightweight architectures like MobileNetV2 [21] made inference fast enough for edge hardware [13]. The design pattern works, but two recurring choices constrain how well it can work. Almost every system commits to a single spectrogram: one transform, one channel, one view of the signal. This is a real restriction because each transform exposes different structure. Mel Spectrograms capture perceptually weighted spectral energy; MFCCs encode vocal-tract resonance through cepstral coefficients; CQT resolves harmonic content on a log-frequency scale that mirrors musical pitch [30]; Chroma STFT aggregates energy into pitch classes, tracking the tonal patterns linked to prosody [8]. Choosing one means the network never sees the others. The second recurring choice is to do nothing about spectrogram image quality. Audio-to-image conversion routinely yields low-contrast outputs, especially in mid-frequency bands where formant dynamics carry emotional information, and that contrast gap typically goes unaddressed [9],[28].</w:t>
+        <w:t xml:space="preserve">The standard pipeline converts each utterance to a time-frequency image and feeds it to a convolutional network [10],[15],[23]. Transfer learning from ImageNet-pretrained models made this tractable even on small corpora [4],[5],[14], and compact architectures like MobileNetV2 [21] brought inference cost within reach of edge devices [13]. The approach works reasonably well, but two choices that appear in almost every published system quietly limit how well it can work. First, systems commit to one spectrogram type. Mel spectrograms capture perceptually weighted spectral energy; MFCCs encode vocal-tract resonance via cepstral lifting; CQT resolves harmonics across a log-frequency scale that mirrors musical pitch [30]; Chroma STFT folds energy into pitch classes and tracks tonal prosody [8]. Using only one of these means the others never reach the network. Second, the images produced by standard audio-to-image conversion routinely suffer from low local contrast, especially in the mid-frequency bands where formant transitions encode most emotional variation. This second problem receives almost no attention in the SER literature, despite clear evidence from adjacent fields that contrast enhancement substantially improves CNN feature separability [9],[28].</w:t>
       </w:r>
     </w:p>
     <w:p>
@@ -285,7 +285,7 @@
           <w:sz w:val="20"/>
           <w:szCs w:val="20"/>
         </w:rPr>
-        <w:t xml:space="preserve">A decade of SER work has produced steady progress, but a few gaps persist. Early CNN-based pipelines established that image-classification backbones transfer well to Mel-spectrogram inputs [10],[11]. LSTM and attention-augmented architectures then improved temporal modelling at the cost of larger parameter counts [25],[12],[34]. Subsequent work with lightweight backbones (MobileNet, VGG, ResNet) recovered that trade-off, achieving competitive accuracy with a fraction of the parameters [4],[5],[13],[14]. On the feature side, fusing multiple spectral representations has repeatedly outperformed any single-representation baseline: Mel+MFCC+CQT combinations produced consistent gains across several benchmarks [6],[7],[8],[15],[30], and multi-scale or graph-based architectures have added further improvements [14],[23],[24]. Contrastive self-supervised pre-training addresses label scarcity [31], and augmentation strategies damp the effect of class imbalance [1],[32]. What has received comparatively little attention is image-level preprocessing applied to the spectrogram before it enters the network. CLAHE has improved classification in medical imaging [9] and in radar-signal spectrogram recognition [28]; Unsharp Masking has sharpened feature boundaries for natural-image models [20]; neither has been evaluated systematically on SER spectrogram inputs. Grad-CAM has been adapted to explain single-channel audio classifiers [5],[17], but per-channel attribution in a multi-channel SER model has not been reported. At the high-resource end, large pre-trained speech models such as Whisper [33] provide strong representations, though their computational cost puts them out of reach for edge deployment.</w:t>
+        <w:t xml:space="preserve">Progress in SER over the past decade has been steady. Early CNN work showed that image-classification backbones transfer usefully to Mel-spectrogram inputs [10],[11], and LSTM and attention mechanisms then added temporal modelling depth at the cost of parameter counts [25],[12],[34]. Lighter architectures recovered that efficiency trade-off [4],[5],[13],[14]. On the input side, combining spectral representations has consistently beaten single-type baselines: fusing Mel, MFCC, and CQT produced reliable gains across several benchmarks [6],[7],[8],[15],[30], and multi-scale and graph-based designs improved further [14],[23],[24]. Contrastive pre-training helps with label scarcity [31], and thoughtful augmentation strategies reduce the sensitivity to class imbalance [1],[32]. What has not been explored seriously is image-level preprocessing of the spectrogram itself. CLAHE has demonstrated gains in medical imaging [9] and radar-spectrogram classification [28]; Unsharp Masking has sharpened feature boundaries in natural-image pipelines [20]; neither has been tested in a SER context. Similarly, Grad-CAM has been applied to explain single-channel audio models [5],[17], but extending it to produce per-channel attribution in a multi-channel SER setup has not been done. Large pre-trained speech models like Whisper [33] offer excellent representations but remain out of reach for edge deployment due to their computational footprint.</w:t>
       </w:r>
     </w:p>
     <w:p>
@@ -299,7 +299,7 @@
           <w:sz w:val="20"/>
           <w:szCs w:val="20"/>
         </w:rPr>
-        <w:t xml:space="preserve">The present work addresses both open issues through four contributions. (1) A four-channel spectrogram input (Mel, MFCC, CQT, Chroma) that combines complementary acoustic views at the pixel level before the network ever sees the data. (2) A two-stage image enhancement pipeline using CLAHE followed by Unsharp Masking, applied to each channel independently before fusion, targeting the contrast limitation directly. (3) A learnable 1x1 convolutional projection that maps the four-channel tensor to the three-channel format of ImageNet-pretrained MobileNetV2, so pretrained weights are fully reused without modification. (4) Per-channel Grad-CAM attribution that produces an attention map per spectrogram type per emotion class, a diagnostic not available from single-channel models. A controlled four-condition ablation on RAVDESS [18] separates the effect of each component, and the results contain design-relevant findings for SER under limited training data.</w:t>
+        <w:t xml:space="preserve">This work contributes four things. First, a four-channel input (Mel, MFCC, CQT, Chroma) that brings complementary acoustic views into one tensor before any learning takes place. Second, a lightweight image enhancement pipeline — CLAHE then Unsharp Masking — applied per channel prior to fusion, targeting the contrast deficit directly. Third, a learnable 1x1 convolutional projection that adapts the four-channel tensor to MobileNetV2's three-channel format without modifying any pretrained weights. Fourth, a per-channel Grad-CAM procedure that maps network attention back to individual spectrogram types for each emotion class. A 2x2 factorial ablation on RAVDESS [18] controls for each component separately, and as we show, the results carry lessons that go beyond this specific dataset.</w:t>
       </w:r>
     </w:p>
     <w:p>
@@ -375,7 +375,7 @@
           <w:sz w:val="20"/>
           <w:szCs w:val="20"/>
         </w:rPr>
-        <w:t xml:space="preserve">All experiments use RAVDESS [18], a widely cited corpus for eight-class acted-speech emotion recognition. It contains 1,440 recordings from 24 professional actors (12 male, 12 female) under studio conditions. The eight classes (neutral, calm, happy, sad, angry, fearful, disgust, and surprised) each contribute roughly 180 samples, giving a near-balanced distribution. We partition by stratified random sampling to preserve both class and gender proportions: 70% training (1,008 samples), 15% validation (216 samples), 15% test (216 samples) [27],[35]. Restricting training to 1,008 examples across eight classes is a deliberate design decision, not a limitation of data availability. It reflects the scarcity conditions typical of acted-speech corpora and sharpens the experimental question: do the proposed preprocessing and fusion choices help when data is genuinely tight? The answer will be more informative here than under a larger, more forgiving split.</w:t>
+        <w:t xml:space="preserve">All experiments use RAVDESS [18], a well-known acted-speech corpus covering eight emotion categories. Its 1,440 recordings come from 24 studio-conditioned professional actors, with roughly 180 samples per class and balanced gender representation (12 male, 12 female). We split the data using stratified random sampling, holding class and gender proportions constant across partitions: 70% for training (1,008 samples), 15% for validation (216), and 15% for test (216) [27],[35]. Keeping training capped at 1,008 examples was a deliberate choice rather than a data-availability constraint. Acted-speech corpora are scarce by nature, and we wanted the experiment to reflect that reality rather than sidestep it with a larger, more comfortable split. Whether the proposed preprocessing and fusion choices provide measurable benefit under genuine data scarcity is a more useful question than whether they help when examples are plentiful — and here the test set is small enough that even a two-sample difference in correct classifications shifts the accuracy by nearly one percentage point.</w:t>
       </w:r>
     </w:p>
     <w:p>
@@ -418,7 +418,7 @@
           <w:sz w:val="20"/>
           <w:szCs w:val="20"/>
         </w:rPr>
-        <w:t xml:space="preserve">Each audio file is resampled to 22,050 Hz and clipped or zero-padded to a fixed length of three seconds (66,150 samples). Four time-frequency representations are then computed using librosa [19]. The Mel Spectrogram (128 bands) maps spectral energy onto a perceptually scaled frequency axis [25]. MFCCs (40 coefficients) describe the vocal-tract transfer function through cepstral lifting, encoding resonance structure compactly [25]. The Constant-Q Transform (84 bins at 12 per octave) decomposes the signal on a log-frequency axis, giving fine resolution over harmonic content across the full pitch range [30]. Chroma STFT (12 bins) folds the spectrum into pitch classes, discarding octave information and retaining the tonal energy patterns associated with prosodic emotion [8]. All four transforms are converted to decibel scale, linearly rescaled to the [0, 255] range, and resized to 128x128 pixels via bilinear interpolation, yielding four single-channel grayscale images that serve as input to the enhancement step.</w:t>
+        <w:t xml:space="preserve">We start by resampling every recording to 22,050 Hz and trimming or zero-padding it to exactly three seconds (66,150 samples). librosa [19] then computes four time-frequency representations from each clip. The Mel Spectrogram uses 128 filter banks spaced on a perceptual frequency scale that approximates how the human ear weights energy [25]. MFCC extraction applies a discrete cosine transform to the log-Mel filterbank outputs, retaining 40 cepstral coefficients that describe the vocal-tract transfer function in a compact form [25]. The Constant-Q Transform uses 84 bins at 12 per octave, which distributes frequency resolution logarithmically and gives fine detail over harmonic partials across the full pitch range [30]. Chroma STFT projects spectral energy into 12 pitch-class bins, discarding octave distinctions and preserving the tonal patterns that carry prosodic information [8]. All four representations are converted to decibel scale, rescaled linearly into [0, 255], and resized to 128x128 pixels with bilinear interpolation. The result is four grayscale images per utterance, each encoding a different acoustic dimension of the same signal.</w:t>
       </w:r>
     </w:p>
     <w:p>
@@ -461,7 +461,7 @@
           <w:sz w:val="20"/>
           <w:szCs w:val="20"/>
         </w:rPr>
-        <w:t xml:space="preserve">Before the four images are fused, each one passes through a two-stage enhancement pipeline independently. The first stage is CLAHE [9]. The image is divided into a grid of non-overlapping 8x8 tiles, and each tile's histogram is equalised individually, subject to a clip limit of 2.0. Any histogram bin that exceeds this limit is clipped, and the excess count is spread uniformly across all bins before equalisation is applied:</w:t>
+        <w:t xml:space="preserve">Each of the four images passes through the DIP pipeline independently before fusion. We apply CLAHE first [9], dividing the image into a grid of non-overlapping 8x8 tiles and equalising each tile's histogram in isolation. Crucially, a clip limit of 2.0 caps the amplification applied to any individual intensity bin — excess counts are redistributed uniformly across all bins rather than amplified:</w:t>
       </w:r>
     </w:p>
     <w:p>
@@ -521,7 +521,7 @@
           <w:sz w:val="20"/>
           <w:szCs w:val="20"/>
         </w:rPr>
-        <w:t xml:space="preserve">where h(v) is the bin count at intensity v, clip_limit is fixed at 2.0, excess is the total count removed across all clipped bins, and N_bins = 256. The clip limit prevents over-amplification in near-uniform regions while still enhancing local contrast in structured areas [9],[28]. Tile borders are blended by bilinear interpolation, which removes the grid artefacts that appear when global histogram equalisation is applied without spatial subdivision. The second stage is Unsharp Masking (UM) [20]. A blurred copy of the CLAHE result is subtracted out and the difference is amplified to restore fine detail:</w:t>
+        <w:t xml:space="preserve">where h(v) is the pixel count at intensity v, the clip_limit is 2.0, and N_bins = 256. This prevents the over-amplification that makes fully flat regions look noisy in standard histogram equalisation, while still lifting contrast in areas with genuine frequency structure [9],[28]. Tile boundaries are blended via bilinear interpolation to avoid the visible grid artefacts that would otherwise appear. The second stage is Unsharp Masking (UM) [20], which subtracts a smoothed version of the CLAHE output from itself and adds the scaled residual back:</w:t>
       </w:r>
     </w:p>
     <w:p>
@@ -558,7 +558,7 @@
           <w:sz w:val="20"/>
           <w:szCs w:val="20"/>
         </w:rPr>
-        <w:t xml:space="preserve">where G_sigma is a Gaussian blur with standard deviation sigma = 1.0 and alpha = 1.5 [20]. This restores fine frequency boundaries that CLAHE may have slightly smoothed, without disrupting the broader intensity distribution CLAHE established. The two stages work at complementary scales: CLAHE reshapes local histograms, while UM sharpens individual edges.</w:t>
+        <w:t xml:space="preserve">G_sigma is a Gaussian kernel with sigma = 1.0 and alpha is set to 1.5 [20]. The idea is to recover fine frequency boundaries that CLAHE may have slightly blurred, without disturbing the broader intensity re-distribution CLAHE put in place. The two operations work at different scales and reinforce each other: CLAHE adjusts the local histogram structure, while UM restores edge sharpness on top of that adjusted baseline.</w:t>
       </w:r>
     </w:p>
     <w:p>
@@ -644,7 +644,7 @@
           <w:sz w:val="20"/>
           <w:szCs w:val="20"/>
         </w:rPr>
-        <w:t xml:space="preserve">Fig. 1 shows the enhancement sequence applied to all four channels from an "angry" sample. Left column: unprocessed. Centre: after CLAHE (clipLimit=2.0, tileGridSize=8x8). Right: after additional Unsharp Masking (alpha=1.5, sigma=1.0). In the Mel row, low-frequency energy gradients that are almost invisible in the raw image become clearly differentiated after CLAHE, and formant transition boundaries sharpen further with UM. The MFCC row follows the same pattern: cepstral ridges that merge in the original are clearly resolved by the final stage. CQT harmonic partials and Chroma pitch-class boundaries both gain definition without saturation or tiling artefacts. Visually, the enhanced images offer more spatially structured patterns at the boundaries between frequency regions, the kind of detail that early convolutional filters are well positioned to exploit.</w:t>
+        <w:t xml:space="preserve">Fig. 1 walks through the enhancement sequence for a representative "angry" utterance. The raw images (left column) are noticeably flat: energy gradients in the lower Mel bands are barely distinguishable, and cepstral ridges in the MFCC row bleed into one another. After CLAHE (centre), contrast within each tile increases substantially — formant transition regions in the Mel row become visibly separated, and the MFCC ridges resolve into distinct bands. The final UM pass (right) tightens the remaining edge blur: CQT harmonic partials sharpen, and Chroma pitch-class boundaries become more crisply delineated. Importantly, there are no tiling artefacts and no saturation in near-uniform regions, both of which are failure modes of aggressive histogram equalisation without clipping. The enhanced images present richer spatial gradients in the frequency-transition zones where emotional cues tend to concentrate.</w:t>
       </w:r>
     </w:p>
     <w:p>
@@ -687,7 +687,7 @@
           <w:sz w:val="20"/>
           <w:szCs w:val="20"/>
         </w:rPr>
-        <w:t xml:space="preserve">After enhancement, each of the four images is rescaled to [0,1] and the quartet is concatenated channel-wise into a 128x128x4 tensor. Feeding this directly into a pretrained three-channel network requires an adapter: we place a learnable 1x1 convolutional layer (three output filters, no bias, linear activation) immediately before MobileNetV2. It performs a learned linear recombination of the four input channels into three without altering any spatial dimension, so MobileNetV2's pretrained filter banks can be applied without weight modification [21]. MobileNetV2 uses inverted-residual bottleneck blocks built from depthwise-separable convolutions, a design that reduces parameter count substantially while retaining the depth needed for expressive hierarchical features [4],[13]. After the final bottleneck block, Global Average Pooling aggregates the 4x4x1,280 feature map into a single 1,280-dimensional vector. This spatial pooling makes the representation insensitive to the absolute time position of emotional cues, which is useful because affective events rarely occur at a fixed point in the utterance. The classification head consists of Dropout(0.3), Dense(128, ReLU), BatchNormalization, a second Dropout(0.3), and Dense(8, softmax) [14].</w:t>
+        <w:t xml:space="preserve">Once each image has passed through DIP, it is rescaled to [0,1] and the four are stacked channel-wise into a 128x128x4 tensor. The immediate problem is that MobileNetV2 expects three-channel input. Rather than repeating one channel three times (the usual fix), we prepend a learnable 1x1 Conv2D layer with three output filters, no bias, and linear activation [21]. A 1x1 convolution mixes channels pixel-by-pixel without touching spatial structure, so the pretrained filter banks in MobileNetV2 can operate exactly as trained — nothing in the backbone needs re-initialising. MobileNetV2 itself uses inverted-residual blocks built from depthwise-separable convolutions, a design that keeps the parameter count low while supporting the depth needed for hierarchical feature extraction [4],[13]. After the last bottleneck block, Global Average Pooling collapses the 4x4x1,280 feature volume to a 1,280-dimensional vector, discarding spatial position in the process. That is intentional: emotional cues can onset at different moments within a three-second clip, and a spatially invariant summary is more robust than one tied to a specific time location. The classification head is Dropout(0.3) → Dense(128, ReLU) → BatchNormalization → Dropout(0.3) → Dense(8, softmax) [14].</w:t>
       </w:r>
     </w:p>
     <w:p>
@@ -773,7 +773,7 @@
           <w:sz w:val="20"/>
           <w:szCs w:val="20"/>
         </w:rPr>
-        <w:t xml:space="preserve">Fig. 2 shows the full data path. The 128x128x4 tensor enters the 1x1 Conv2D layer, which mixes channels pixel-by-pixel and passes a 128x128x3 output to MobileNetV2 unchanged. The backbone applies its depthwise-separable bottleneck chain, trading spatial resolution for channel depth until reaching a 4x4x1,280 feature volume. Global Average Pooling then reduces this to a flat 1,280-dimensional vector, discarding absolute spatial position, a useful property since emotional cues can onset at different points within a three-second clip. The classification head applies Dropout(0.3), then Dense(128, ReLU), Batch Normalization, a second Dropout(0.3), and finally Dense(8, softmax) to produce the class-probability output.</w:t>
+        <w:t xml:space="preserve">Fig. 2 traces the data path from left to right. The 128x128x4 tensor goes into the 1x1 projection, which outputs a 128x128x3 volume that MobileNetV2 receives with no modifications to its own weights. The backbone works down through its depthwise-separable bottleneck chain, gradually exchanging spatial resolution for channel depth until the feature volume reaches 4x4x1,280. Global Average Pooling collapses that to 1,280 values. The classification head then applies two rounds of dropout around a 128-unit ReLU layer with batch normalisation in between, ending with an 8-way softmax. Everything from the 1x1 projection onward is trained from scratch; only the MobileNetV2 weights start from their ImageNet-pretrained values.</w:t>
       </w:r>
     </w:p>
     <w:p>
@@ -816,7 +816,7 @@
           <w:sz w:val="20"/>
           <w:szCs w:val="20"/>
         </w:rPr>
-        <w:t xml:space="preserve">Training proceeds in two phases to limit instability when fine-tuning a pretrained backbone on a small dataset. Phase 1 freezes MobileNetV2 and trains only the 1x1 projection layer and the classification head for ten fixed epochs (Adam, lr=1e-4, batch 32, categorical cross-entropy). Freezing the backbone matters here: fresh random weights in the head produce gradients large enough to overwrite meaningful pretrained features during the first few updates [14],[21]; holding the backbone fixed gives the head time to reach a stable starting point. Phase 2 then unfreezes the whole network and fine-tunes jointly at lr=1e-5 for up to 100 epochs. Two callbacks govern the schedule. Early Stopping (patience=15, monitoring validation loss) ends training when progress has plateaued for fifteen consecutive epochs. ReduceLROnPlateau (factor=0.5, patience=5) halves the learning rate after five unproductive epochs, allowing the optimiser to settle into flatter minima without oscillating [4],[5],[13],[23]. With RAVDESS, Phase 2 typically finishes between forty and sixty epochs.</w:t>
+        <w:t xml:space="preserve">Fine-tuning a pretrained backbone on 1,008 samples calls for some care, so we split training into two phases. Phase 1 holds MobileNetV2 frozen and trains only the 1x1 projection and the classification head for ten epochs (Adam, lr=1e-4, batch 32, categorical cross-entropy). The reason for freezing is straightforward: randomly-initialised head weights produce large early gradients that are quite capable of overwriting the ImageNet representations before the head has had any time to form a coherent loss signal [14],[21]. Ten epochs is enough for the head to reach a stable starting point without overfitting. Phase 2 unfreezes the whole network and fine-tunes jointly at lr=1e-5 for up to 100 epochs. Two callbacks keep the trajectory sensible. Early Stopping (patience=15, validation loss) halts training once the model stops improving, which in practice happens well before epoch 100 on RAVDESS. ReduceLROnPlateau (factor=0.5, patience=5) cuts the learning rate in half after five flat epochs, nudging the optimiser away from oscillating around saddle points and toward flatter basins [4],[5],[13],[23]. Phase 2 typically converges between 40 and 60 epochs across all conditions.</w:t>
       </w:r>
     </w:p>
     <w:p>
@@ -2080,7 +2080,7 @@
           <w:sz w:val="20"/>
           <w:szCs w:val="20"/>
         </w:rPr>
-        <w:t xml:space="preserve">All experiments run in Python 3.10 with TensorFlow 2.13 and Keras 2.13. Spectrogram extraction and DIP preprocessing use librosa 0.10 [19], OpenCV 4.8, and NumPy 1.24. Training hardware is a single NVIDIA Tesla T4 (16 GB VRAM, CUDA 11.8, cuDNN 8.6); an Intel Xeon at 2.20 GHz with 16 virtual cores handles CPU operations. Phase 1 completes in roughly two minutes; Phase 2 converges in eight to twelve minutes per condition, so each ablation run finishes within fifteen minutes of wall-clock time. All four conditions together require under one hour. Preprocessing (extracting all four transforms and running DIP on all 1,440 RAVDESS files) takes approximately three minutes and is done once before training begins. NumPy, TensorFlow, and Python random seeds are all fixed at 42. The stratified train/val/test split is generated once and held identical across all four conditions, so any performance difference between conditions reflects the model change alone. Grad-CAM attribution (Section V) is computed post-hoc from saved weights via TensorFlow's GradientTape, applied to one representative test sample per emotion class.</w:t>
+        <w:t xml:space="preserve">Experiments run in Python 3.10 with TensorFlow 2.13 and Keras 2.13. Spectrogram extraction and DIP preprocessing rely on librosa 0.10 [19], OpenCV 4.8, and NumPy 1.24. The training machine carries a single NVIDIA Tesla T4 (16 GB VRAM, CUDA 11.8, cuDNN 8.6) and an Intel Xeon at 2.20 GHz with 16 virtual cores. Phase 1 runs in about two minutes; Phase 2 takes eight to twelve minutes depending on when early stopping fires, so a full ablation condition stays inside fifteen minutes of wall time. Running all four conditions back to back requires under an hour. Preprocessing — extracting the four transforms and running DIP across all 1,440 RAVDESS recordings — takes roughly three minutes and is done once, before any training loop starts. Seeds for NumPy, TensorFlow, and Python are fixed at 42 throughout. The stratified 70/15/15 split is generated once and then shared across all four conditions, so any difference in test-set performance traces back to the model change and not to a different test partition. Grad-CAM attribution (Section V) is computed post-hoc on saved weights via TensorFlow's GradientTape, applied to one representative test sample per emotion class.</w:t>
       </w:r>
     </w:p>
     <w:p>
@@ -2123,7 +2123,7 @@
           <w:sz w:val="20"/>
           <w:szCs w:val="20"/>
         </w:rPr>
-        <w:t xml:space="preserve">Working with only 1,008 training samples places strong pressure on both the preprocessing pipeline and the training schedule to prevent overfitting. Three complementary strategies address this pressure. First, the two-phase training schedule described in Section II.E operates as a form of implicit regularisation: freezing the backbone during Phase 1 restricts the effective hypothesis space to the classification head and the 1x1 projection, which together contain far fewer parameters than the full network. This dramatically reduces the risk of clobbering the pretrained representations before the head has a coherent gradient to offer. Second, Dropout layers in the classification head (rate=0.3, applied at two positions) randomly zero out activations at training time, preventing individual neurons from memorising specific training examples [14]. Batch Normalisation between the two dropout layers stabilises activation distributions across mini-batches, reducing internal covariate shift and providing a mild smoothing effect that further guards against overfitting [4]. Third, the ReduceLROnPlateau callback imposes a softer descent trajectory as the model approaches its training loss minimum, which allows it to settle into flatter valleys in the loss surface rather than sharp narrow minima that generalise poorly [13]. In combination, these mechanisms provide layered regularisation without requiring an explicit augmentation procedure that would alter the spectrogram images themselves. Spectrogram augmentation strategies such as SpecAugment [32] (frequency masking and time masking in the spectrogram domain) were deliberately excluded from this study: their inclusion would conflate the effect of augmentation with the effect of the DIP pipeline, making it impossible to attribute any performance change to image enhancement alone. Isolating the DIP contribution was the study's primary goal. Future work may add SpecAugment on top of the best-performing condition to quantify its incremental contribution.</w:t>
+        <w:t xml:space="preserve">With only 1,008 training samples, overfitting is the dominant risk, and we rely on three complementary mechanisms to manage it rather than a single heavy-handed fix. The two-phase schedule is the first and probably most effective layer: during Phase 1, the backbone is frozen, so the only trainable parameters are the 1x1 projection and the classification head. Limiting the effective hypothesis space this way prevents the large early gradients from disrupting pretrained representations before the head has settled into a useful regime. The second layer is the classification head's architecture. Two Dropout layers at rate 0.3 randomly zero activations during training, discouraging any single neuron from memorising individual examples [14]. Batch Normalisation between them keeps activation distributions stable across batches, which provides an additional smoothing effect [4]. The third layer is the ReduceLROnPlateau callback: cutting the learning rate by half after five unproductive epochs steers the optimiser toward flatter loss-surface regions, which correspond to solutions that generalise better under distribution shift [13]. Together these mechanisms provide layered regularisation without touching the spectrogram images. Explicit spectrogram augmentation — for example SpecAugment [32], which masks contiguous frequency bands and time steps — was deliberately left out. Adding it would entangle the DIP effect with an augmentation effect, and separating them would require a further factorial study. Isolating DIP's contribution in a controlled comparison was the study's central goal; quantifying SpecAugment's incremental gain on top of B2 is a natural follow-on experiment.</w:t>
       </w:r>
     </w:p>
     <w:p>
@@ -2170,7 +2170,7 @@
           <w:sz w:val="20"/>
           <w:szCs w:val="20"/>
         </w:rPr>
-        <w:t xml:space="preserve">The ablation uses a 2x2 factorial structure with two binary factors: channel count (single Mel vs. four channels) and preprocessing (no DIP vs. DIP) [7],[8],[15]. B1 (a single Mel channel, no DIP) is the baseline. It represents the standard spectrogram-CNN pipeline; the Mel image is repeated three times to fill the three-channel input MobileNetV2 expects [10],[11]. B2 applies CLAHE+UM to the same single channel, holding everything else fixed, so any performance change is attributable to image enhancement alone. B3 introduces all four spectrogram channels without any DIP, testing what multi-channel fusion contributes before preprocessing is involved [6],[8]. B4 pairs four channels with DIP, making it the complete proposed system. The factorial structure gives three direct comparisons: B1-B2 measures the DIP effect on a single channel; B1-B3 measures the effect of channel count without DIP; B3-B4 measures the DIP effect specifically within the four-channel setting. The joint effect of both changes appears in B4 versus B1.</w:t>
+        <w:t xml:space="preserve">The study uses a 2x2 factorial design with two binary factors: channel count (single Mel versus four channels) and preprocessing (no DIP versus DIP applied) [7],[8],[15]. B1 is the baseline: a single Mel-spectrogram with no enhancement, with the image triplicated to satisfy MobileNetV2's three-channel input requirement [10],[11]. B2 changes only the preprocessing — applying CLAHE+UM to the same Mel image — so any difference versus B1 is unambiguously attributable to image enhancement. B3 switches in all four spectrogram channels but leaves preprocessing off, isolating the contribution of channel count before enhancement is involved [6],[8]. B4 combines all four channels with DIP and represents the full proposed pipeline. The factorial layout yields three orthogonal contrasts: B1 versus B2 tests the DIP effect under a single-channel input; B1 versus B3 tests the channel-count effect without preprocessing; and B3 versus B4 tests DIP within the four-channel setting. The B1 versus B4 contrast reflects both factors together. This structure is intentional: any result that appears in two or more contrasts simultaneously is more credible than one that appears in only one.</w:t>
       </w:r>
     </w:p>
     <w:p>
@@ -2184,7 +2184,7 @@
           <w:sz w:val="20"/>
           <w:szCs w:val="20"/>
         </w:rPr>
-        <w:t xml:space="preserve">Each condition is evaluated on four macro-averaged metrics [27]. For class c, let TP_c, FP_c, and FN_c denote true positives, false positives, and false negatives. Per-class precision, recall, and F1 are:</w:t>
+        <w:t xml:space="preserve">Each condition is scored on four macro-averaged metrics [27]. Letting TP_c, FP_c, and FN_c denote true positives, false positives, and false negatives for class c, per-class precision, recall, and F1 are computed as:</w:t>
       </w:r>
     </w:p>
     <w:p>
@@ -2267,7 +2267,7 @@
           <w:sz w:val="20"/>
           <w:szCs w:val="20"/>
         </w:rPr>
-        <w:t xml:space="preserve">Macro F1 is the unweighted mean over C = 8 classes, so a rare class and a common class contribute equally to the reported figure:</w:t>
+        <w:t xml:space="preserve">Macro F1 averages the per-class scores without weighting by class frequency:</w:t>
       </w:r>
     </w:p>
     <w:p>
@@ -2304,7 +2304,7 @@
           <w:sz w:val="20"/>
           <w:szCs w:val="20"/>
         </w:rPr>
-        <w:t xml:space="preserve">Accuracy is the proportion of test samples assigned the correct label. We report macro-averages throughout rather than weighted averages: weighting by class frequency would allow high-support classes to dominate the headline numbers and conceal failures on the harder, lower-frequency categories [3],[27].</w:t>
+        <w:t xml:space="preserve">Accuracy counts the fraction of test samples with the correct label. Macro-averages are used throughout rather than class-frequency-weighted alternatives, because weighting would let the high-support classes (neutral, calm) dominate the headline numbers and hide failures in the harder, lower-frequency categories [3],[27]. An unweighted mean gives each emotion equal standing in the reported figure, which is the appropriate choice when no class is more important to recognise than any other.</w:t>
       </w:r>
     </w:p>
     <w:p>
@@ -2351,7 +2351,7 @@
           <w:sz w:val="20"/>
           <w:szCs w:val="20"/>
         </w:rPr>
-        <w:t xml:space="preserve">Table I summarises test-set performance for all four ablation conditions. Metrics are macro-averaged throughout [3],[7],[27]. We report all four metrics (Accuracy, Precision, Recall, and F1) because accuracy in isolation tends to mask per-class failures that matter at the scale of RAVDESS.</w:t>
+        <w:t xml:space="preserve">Table I gathers test-set performance for all four ablation conditions. All metrics are macro-averaged across the eight emotion classes [3],[7],[27]. Reporting accuracy alone would be misleading on RAVDESS: eight roughly balanced classes mean a model can hover around 40% without ever getting close on any individual category. Precision, Recall, and F1 together reveal whether a model's accuracy comes from broad coverage or from a few easy classes.</w:t>
       </w:r>
     </w:p>
     <w:p>
@@ -3199,7 +3199,7 @@
           <w:sz w:val="20"/>
           <w:szCs w:val="20"/>
         </w:rPr>
-        <w:t xml:space="preserve">Fig. 3 charts all four metrics across conditions. B1, the single-channel baseline without any enhancement, reaches 38.89% Accuracy and 34.39% Macro F1. Switching on DIP in B2 raises Accuracy to 39.81% (+0.92pp) and F1 to 38.89% (+4.50pp). Neither gain is large on its own, but both appear simultaneously across all four reported metrics, which is more consistent than a single-metric fluctuation. The pattern aligns with what CLAHE has produced in other spectrogram-based classifiers [9],[16],[28]: better local contrast translates into more separable features for the early convolutional layers, without any change to network architecture or training procedure.</w:t>
+        <w:t xml:space="preserve">Fig. 3 plots all four metrics side by side. B1, the single-channel baseline without preprocessing, lands at 38.89% Accuracy and 34.39% Macro F1. Enabling DIP in B2 lifts Accuracy to 39.81% (+0.92pp) and F1 to 38.89% (+4.50pp). The F1 gain is larger than the accuracy gain, which matters: F1 is more sensitive to per-class imbalance in the model's predictions, so the larger gain there indicates B2 is not just getting lucky on easy classes but is genuinely more consistent across the harder ones. Both improvements appear in all four reported metrics simultaneously, a more stable signal than a single-metric fluctuation. This matches the pattern CLAHE enhancement has produced in other spectrogram-based classifiers [9],[16],[28]: sharper local contrast gives early convolutional filters more structured gradients to work with, without touching the architecture or training protocol.</w:t>
       </w:r>
     </w:p>
     <w:p>
@@ -3213,7 +3213,7 @@
           <w:sz w:val="20"/>
           <w:szCs w:val="20"/>
         </w:rPr>
-        <w:t xml:space="preserve">The transition from one channel to four channels tells a different story. B3 (four channels, no DIP) falls to 26.85% Accuracy and 20.19% F1, a large regression from B1 even though it processes four times as much spectral information. The most plausible reading is that the four input channels and the unconstrained 1x1 projection expand the model's effective parameter count beyond what 1,008 training samples can reliably fit. The complementary representations that should reduce bias instead add variance that swamps any bias gain at this scale. B4 partly recovers: adding DIP to the four-channel model gains +0.46pp Accuracy and +3.10pp F1 over B3, confirming that image enhancement helps consistently regardless of how many input channels are used, yet B4 still falls about twelve percentage points in F1 below B2. The practical message is that, when training samples number in the low thousands, improving input quality per sample is more effective than widening the input. Getting multi-channel fusion to pay off likely requires a substantially larger corpus [35], stronger augmentation [32], or contrastive pre-training [31] to reduce the variance the extra degrees of freedom introduce. Across all conditions, the most persistent confusions occur between acoustically similar pairs such as calm and neutral, and angry and disgust, consistent with prior RAVDESS analyses [3],[11],[27],[34].</w:t>
+        <w:t xml:space="preserve">The channel-count transition tells a different story. B3 (four channels, no DIP) drops to 26.85% Accuracy and 20.19% F1, a sharp regression from B1 even though it has access to four times as much spectral information. The most straightforward explanation is that the 1x1 projection from four to three channels introduces learnable weights that the 1,008-sample training set cannot reliably fit. The complementary representations that theoretically reduce bias instead inject variance that overwhelms any bias gain at this data scale. B4 claws back some ground: DIP on top of four channels adds +0.46pp Accuracy and +3.10pp F1 over B3, confirming that enhancement helps regardless of channel count, but B4 still trails B2 by roughly twelve percentage points in F1. The takeaway for practitioners is concrete: when training samples number in the low thousands, improving input quality per sample does more good than widening the input. Getting multi-channel fusion to pay off at this scale probably requires a substantially larger corpus [35], heavier augmentation [32], or a contrastive pre-training stage that can reduce the variance the extra projection parameters introduce [31]. Across all conditions, the most persistent confusions cluster around acoustically similar pairs — calm and neutral, angry and disgust — consistent with earlier RAVDESS analyses [3],[11],[27],[34].</w:t>
       </w:r>
     </w:p>
     <w:p>
@@ -3322,7 +3322,7 @@
           <w:sz w:val="20"/>
           <w:szCs w:val="20"/>
         </w:rPr>
-        <w:t xml:space="preserve">Table II and Fig. 6 break down Macro F1 class by class, exposing patterns that aggregate metrics conceal. Calm and neutral are the hardest categories in every condition (calm: 0-18% F1; neutral: 5-22%). Both occupy the low-arousal, low-valence region of emotional space, with soft pitch dynamics and moderate intensity; these are acoustic properties that are inherently close together regardless of input representation [29],[3]. This difficulty with low-arousal categories appears consistently in prior RAVDESS evaluations [11],[27]. Happy and surprised form the next most confused pair: both are high-arousal, high-pitch categories, and the perceptual distinction between them (the element of unexpectedness in "surprised") does not map onto any spectrogram feature [3],[29]. Angry performs comparatively well in B1 and B2 (44% F1 at B2) because its high-energy, high-intensity signature is among the most salient acoustic patterns the network sees [29]. Fearful and disgust land in between. Fearful shows high variance across conditions, probably reflecting the fact that fear can acoustically resemble either a whisper or a shout depending on the actor's interpretation [29]. Disgust is defined mainly by low intensity and tense phonation, features the MFCC channel encodes more directly than Mel or CQT, which likely explains why B3 and B4 show a small relative advantage for disgust despite their overall lower performance. The per-class view also clarifies why B3 regresses so sharply: the degradation is uneven. Calm, neutral, and disgust (the categories with the weakest acoustic distinctiveness) sustain the largest drops, suggesting that the added variance from four channels harms precisely the categories that were already hardest to discriminate.</w:t>
+        <w:t xml:space="preserve">Table II and Fig. 6 disaggregate Macro F1 by class, uncovering patterns the headline numbers obscure. Calm and neutral are the most troublesome categories in every condition — calm falls between 0-18% F1, neutral between 5-22%. Both inhabit the low-arousal, low-valence corner of the emotion space; their spectrograms share flat energy distributions, unremarkable pitch contours, and overlapping formant ranges [29],[3]. Prior RAVDESS evaluations report the same difficulty [11],[27], so this is not a pipeline-specific failure. Happy and surprised form the next most persistent confusion: both are high-arousal and high-pitched, and the perceptual quality that separates them — the sudden unexpected onset in surprise — is a timing feature that a three-second window and a static spectrogram do not resolve well [3],[29]. Angry is comparatively strong at B2 (44% F1): its high-energy, high-intensity signature is acoustically distinctive enough that even a single enhanced Mel channel picks up a reliable gradient [29]. Fearful is more variable, probably because actors render fear on a spectrum from quiet tension to loud alarm — the acoustic profile shifts substantially with interpretation [29]. Disgust is defined by tense phonation and low intensity, features that MFCC encodes more directly than Mel or CQT. This likely explains the small relative advantage B3 and B4 show on disgust despite their lower overall performance. The per-class breakdown also clarifies why B3 regresses so severely: the degradation falls disproportionately on calm, neutral, and disgust — exactly the categories with the weakest acoustic separation — which is consistent with those categories being the first victims of increased model variance.</w:t>
       </w:r>
     </w:p>
     <w:p>
@@ -4406,7 +4406,7 @@
           <w:sz w:val="20"/>
           <w:szCs w:val="20"/>
         </w:rPr>
-        <w:t xml:space="preserve">Fig. 8 plots validation accuracy and validation loss over training epochs for all four conditions. Each run follows the same two-phase schedule: ten epochs with the MobileNetV2 backbone frozen (Phase 1), then full fine-tuning with early stopping at patience 15 (Phase 2). The Phase 1/Phase 2 boundary is marked by a vertical dashed line; dotted verticals indicate the epoch at which early stopping fired for each condition.</w:t>
+        <w:t xml:space="preserve">Fig. 8 shows validation accuracy and loss across training epochs for all four conditions. The Phase 1 / Phase 2 boundary at epoch 10 is marked by a vertical dashed line; early stopping epochs for each condition are dotted verticals. Reading the two panels together gives a more complete picture of each condition's behaviour than accuracy alone.</w:t>
       </w:r>
     </w:p>
     <w:p>
@@ -4492,7 +4492,7 @@
           <w:sz w:val="20"/>
           <w:szCs w:val="20"/>
         </w:rPr>
-        <w:t xml:space="preserve">B1 and B2 converge to their final validation accuracy within roughly 40-55 epochs and show stable loss plateaus thereafter, consistent with the modest parameter budget of a single-channel MobileNetV2 head. B2 reaches its peak slightly later than B1, suggesting that the DIP-enhanced inputs take somewhat more gradient steps to settle into an optimal feature distribution. B3 and B4 converge earlier but at lower accuracy, which is expected: the four-channel projection adds learnable parameters but insufficient training signal to exploit them, so the model finds a lower plateau more quickly. The loss curves show the same pattern in reverse: B3 and B4 exhibit higher residual loss at convergence, confirming that their inferior accuracy is a genuine generalisation failure rather than an artefact of early stopping. Across all conditions, early stopping fires between 43 and 52 epochs, indicating that no condition requires the full 100-epoch budget and that the patience window of 15 epochs is conservative enough to allow meaningful late improvement without wasting computation.</w:t>
+        <w:t xml:space="preserve">B1 and B2 climb steadily through Phase 2 and reach their respective ceilings somewhere between 40 and 55 epochs, after which loss plateaus and accuracy stabilises. B2's peak arrives a few epochs later than B1's, a pattern consistent with the DIP-enhanced inputs requiring slightly more gradient steps before the early layers settle into useful feature detectors — the richer contrast information takes a little longer to exploit but ultimately yields more signal. B3 and B4 converge earlier, which might look like faster learning but is more accurately read as fast settling into a shallow optimum: the four-channel projection adds degrees of freedom the training set cannot fill, so the model finds a lower plateau quickly and stops there. The loss panel makes this explicit — B3 and B4 carry noticeably higher residual loss at convergence, confirming a genuine generalisation shortfall rather than a quirk of early stopping timing. All four conditions stop before epoch 55, well under the 100-epoch ceiling, which suggests the patience value of 15 is conservative enough to rule out premature termination as a factor in the B3/B4 deficit.</w:t>
       </w:r>
     </w:p>
     <w:p>
@@ -4506,7 +4506,7 @@
           <w:sz w:val="20"/>
           <w:szCs w:val="20"/>
         </w:rPr>
-        <w:t xml:space="preserve">Table III places the proposed method next to a selection of prior SER work on RAVDESS. Cross-study comparisons are inherently imprecise: split strategies, the number of emotion classes (usually six or eight), actor subset choices, and evaluation protocols all vary in ways that make raw accuracy figures hard to interpret side-by-side [7],[27]. That said, a few observations still hold. B2 uses the smallest parameter budget of any entry in the table (~3.5M), matching Tomar and Koolagudi [6] and sitting below the attention-augmented CNNs [23]. The 25-30pp gap between B2 at 39.81% and the 65-72% range of prior methods is almost entirely a training-data effect: those studies train on 1,100-1,300 samples at a typical 70-80% split, while we deliberately cap training at 1,008. This is a study constraint, not a flaw in the approach. The experiment targets the data-scarce regime because it is the more realistic setting for acted-speech corpora in real applications [35], and findings in that regime are more informative than findings at a comfortable split. The +4.5pp Macro F1 DIP gain we report is proportionally consistent with what CLAHE enhancement produces in other spectrogram classification tasks [9],[28], which suggests the benefit is not unique to this particular dataset size. Taken together, B2 is a usable starting point for SER under data constraints, and the expectation is that accuracy approaches prior reported numbers as the training set grows.</w:t>
+        <w:t xml:space="preserve">Table III situates the proposed method alongside a selection of prior SER work on RAVDESS. Cross-study comparison is inherently messy: split strategies, actor subsets, the number of emotion classes (usually six or eight), and evaluation protocols all vary, and none of the differences are transparent enough to support direct point comparisons [7],[27]. A few observations are still worth making. B2's total parameter count (~3.5M) sits at or below every entry in the table. The 25-30 percentage-point gap between B2 at 39.81% and the 65-72% range reported by prior methods looks alarming at first, but it almost entirely reflects a deliberate training-data choice. Prior studies typically train on 1,100-1,300 samples at a 70-80% split; we cap training at 1,008. That was not an accident: the experiment was designed to probe the data-scarce regime because that is where most real deployed SER applications operate, far from the comfortable splits that make benchmark numbers look impressive. The +4.5pp Macro F1 gain from DIP is proportionally consistent with what CLAHE-based enhancement produces in other spectrogram tasks [9],[28], which suggests the benefit is not an artefact of RAVDESS or of this particular network. B2 should be read as a strong starting point for low-resource SER rather than a challenger to the high-resource state of the art.</w:t>
       </w:r>
     </w:p>
     <w:p>
@@ -4549,7 +4549,7 @@
           <w:sz w:val="20"/>
           <w:szCs w:val="20"/>
         </w:rPr>
-        <w:t xml:space="preserve">Inspecting misclassifications directly sheds light on which acoustic confusions survive DIP enhancement and which the network resolves with more input channels. In B2 (the best-performing condition), 130 of 216 test samples are misclassified. The five most frequent confusion pairs, pooled from the B2 confusion matrix, are: neutral predicted as calm (19 samples), calm predicted as neutral (17), happy predicted as surprised (14), surprised predicted as happy (11), and fearful predicted as neutral (9). Together these five pairs account for 70 of the 130 B2 errors, meaning that more than half of all misclassifications reduce to three distinct acoustic ambiguities. The neutral-calm cluster is the most severe. Both are produced with low intensity and minimal prosodic variation. Their Mel and MFCC spectrograms are visually near-identical: flat energy distribution, no salient pitch contours, and comparable formant structure. CLAHE and Unsharp Masking enhance local contrast but cannot create frequency-level distinctions that are not present in the underlying audio. The happy-surprised cluster is the second most persistent confusion. Both categories are high-arousal and high-pitched, and the acoustic cue that distinguishes them (the sudden onset and wider f0 excursion of surprise) is brief and may not fall within the three-second analysis window used here. In B3 and B4, the confusion pattern shifts in a direction consistent with the four-channel hypothesis: disgust and sad show slightly improved discrimination relative to B2, most likely because the MFCC channel, which receives high Grad-CAM weight for those categories, contributes distinct cepstral ridge patterns. The neutral-calm confusion, however, worsens in B3 and B4: the added variance from the 1x1 projection appears to destabilise exactly the decision boundary that matters most for RAVDESS.</w:t>
+        <w:t xml:space="preserve">Looking at individual misclassifications turns out to be more informative than the aggregate numbers. In B2, 130 of 216 test samples are wrong. The five most frequent confusion pairs are: neutral predicted as calm (19 samples), calm predicted as neutral (17), happy predicted as surprised (14), surprised predicted as happy (11), and fearful predicted as neutral (9). Those five pairs together account for 70 of the 130 B2 errors — more than half of all mistakes reduce to three acoustic ambiguities. The neutral-calm boundary is the most critical. Both categories arrive with low intensity, minimal prosodic variation, and unremarkable pitch trajectories. Their Mel and MFCC representations end up so visually similar that even CLAHE-enhanced images leave little for the early convolutional filters to distinguish: contrast enhancement can sharpen edges that are there, but it cannot manufacture frequency-level separation when the underlying audio does not contain it. The happy-surprised cluster is the second largest failure mode. The acoustic cue that distinguishes them — the shorter rising f0 onset and wider excursion of surprise — is brief and may fall entirely outside the three-second window, or simply be too subtle to survive the global pooling step. In B3 and B4, the error distribution shifts slightly: disgust and sad show marginal improvements over B2, probably because the MFCC channel — which Grad-CAM attributes high weight to for those categories — contributes cepstral ridge patterns that Mel alone does not carry. The neutral-calm boundary simultaneously worsens, suggesting that the extra variance from the 1x1 projection destabilises the one decision boundary RAVDESS depends on most.</w:t>
       </w:r>
     </w:p>
     <w:p>
@@ -4668,7 +4668,7 @@
           <w:sz w:val="20"/>
           <w:szCs w:val="20"/>
         </w:rPr>
-        <w:t xml:space="preserve">Accuracy numbers indicate how well the model performs, not what it is actually doing with the four input channels. To get at that question, we adapt Grad-CAM [22] to produce a per-channel attribution score for each emotion class using the B4 model. For a given utterance and target class c, let A^k be the k-th feature map from the final convolutional block (4x4x1,280 in MobileNetV2) and y^c the predicted logit for class c. The importance weight for feature map k is the spatial average of the gradient:</w:t>
+        <w:t xml:space="preserve">Accuracy and F1 scores say how well the model performs; they say nothing about what it is actually doing with four input channels. To get at that, we adapt Grad-CAM [22] into a per-channel attribution procedure applied to the B4 model. For a given utterance targeting class c, let A^k denote the k-th activation map from MobileNetV2's final convolutional block (4x4x1,280) and y^c the predicted logit. The importance weight for map k is the spatial average of the class gradient:</w:t>
       </w:r>
     </w:p>
     <w:p>
@@ -4705,7 +4705,7 @@
           <w:sz w:val="20"/>
           <w:szCs w:val="20"/>
         </w:rPr>
-        <w:t xml:space="preserve">where Z = 16 is the number of spatial positions (4x4) and (i,j) indexes each position. The class-discriminative localisation map is then formed as a ReLU-gated weighted sum of the feature maps:</w:t>
+        <w:t xml:space="preserve">where Z = 16 is the number of spatial positions in the 4x4 map and (i,j) index each position. The class-discriminative map is a ReLU-gated weighted sum of the feature maps:</w:t>
       </w:r>
     </w:p>
     <w:p>
@@ -4742,7 +4742,7 @@
           <w:sz w:val="20"/>
           <w:szCs w:val="20"/>
         </w:rPr>
-        <w:t xml:space="preserve">The ReLU keeps only features that push the score for class c upward [22]. The 4x4 localisation map is bilinearly upsampled to 128x128 and multiplied element-wise with each of the four DIP-enhanced input channels; the mean of each product is the channel attention score for that (class, channel) pair [17],[5]. Computing this for one representative sample per emotion class and row-normalising the 8x4 result yields a relative importance profile: each row sums to 1.0 and shows how the network splits its attention across Mel, MFCC, CQT, and Chroma for that emotion. The decomposition is only possible because the input is multi-channel; a single-channel model cannot produce this kind of per-channel attribution [22].</w:t>
+        <w:t xml:space="preserve">The ReLU discards features that push the score for class c downward, retaining only evidence that supports the prediction [22]. The 4x4 map is then bilinearly upsampled to 128x128 and multiplied element-wise with each of the four DIP-enhanced input channels; the spatial mean of each product gives the channel attention score for that (class, channel) pair [17],[5]. Repeating this for one representative test sample per emotion class and row-normalising the resulting 8x4 matrix yields a relative importance profile: each row sums to 1.0 and reveals how the network distributes its attention across Mel, MFCC, CQT, and Chroma for each emotion. The decomposition is only available because the input is multi-channel; a single-channel model cannot produce attribution at this resolution [22].</w:t>
       </w:r>
     </w:p>
     <w:p>
@@ -4828,7 +4828,7 @@
           <w:sz w:val="20"/>
           <w:szCs w:val="20"/>
         </w:rPr>
-        <w:t xml:space="preserve">Fig. 4 shows per-channel Grad-CAM overlays for a representative "angry" utterance (RAVDESS Actor 01). Warm colours in the bottom row indicate where the model's final-layer features were most informative. On the Mel channel, activation concentrates in the mid-to-high frequency band (roughly 1-4 kHz), the region where elevated glottal tension associated with anger shows up most clearly [29]. The MFCC channel shows focused activation along the formant-transition region, where rapid articulatory events signal emotional urgency. CQT activation follows the harmonic partials, picking up the upward pitch shift that accompanies high-arousal vocalisation [29]. The Chroma channel activates within a specific pitch-class cluster, consistent with the tonal pattern of sustained aggressive speech. A notable point: the model predicted "surprised" with 49.6% confidence and "angry" with 15.9%. This confusion is acoustically well-founded, as the two categories share elevated arousal, wide pitch excursion, and high energy [3],[29]. The per-channel maps make the ambiguity visible: both emotions produce activation in similar mid-frequency regions, and the gradient signal available from 1,008 training samples is not sharp enough to separate them.</w:t>
+        <w:t xml:space="preserve">Fig. 4 overlays the Grad-CAM maps on the DIP-enhanced inputs for a representative "angry" utterance (RAVDESS Actor 01). Warm regions in the bottom row are where the final-layer activations carried the most class-discriminative information. On the Mel channel, attention concentrates in the mid-to-high frequency band (roughly 1-4 kHz), where elevated glottal tension from high-arousal speech is most visible [29]. The MFCC channel shows a sharper focus on the formant-transition zone, the spectrotemporal region where rapid articulatory changes encode emotional urgency. CQT activation tracks the harmonic partials upward in pitch, capturing the raised fundamental frequency that accompanies high-arousal vocalisations [29]. Chroma lights up within a specific pitch-class cluster consistent with the sustained tonal quality of aggressive speech. Worth noting: the model assigned this sample 49.6% probability to "surprised" and only 15.9% to "angry", making it technically a misclassification. That is acoustically coherent — surprise and anger share elevated arousal, wide pitch excursion, and high energy [3],[29]. The Grad-CAM maps make the ambiguity explicit: activation patterns for both emotions overlap in the same mid-frequency bands, and 1,008 training samples are not enough to drive the decision boundary between them to a reliable position.</w:t>
       </w:r>
     </w:p>
     <w:p>
@@ -6224,7 +6224,7 @@
           <w:sz w:val="20"/>
           <w:szCs w:val="20"/>
         </w:rPr>
-        <w:t xml:space="preserve">Fig. 5 and Table V together show the complete row-normalised 8x4 importance matrix. MFCC is the most consistently weighted channel: it holds the highest attention share for calm (0.37), happy (0.38), sad (0.39), fearful (0.45), and surprised (0.41). This aligns with the established finding that cepstral coefficients capture vocal-tract resonance in a form that tracks discrete emotion categories reliably [25],[8]. CQT and Chroma fill more selective roles. CQT receives relatively high weight for happy and surprised, the two highest-arousal categories where wide pitch excursions are acoustically prominent [29]. Chroma contributes more for disgust and sad, lower-arousal categories in which prosody is tonally constrained rather than freely varying. The one anomalous row is angry, which shows near-zero values across all four channels. The representative angry sample was misclassified as surprised, one of the better-documented high-arousal confusions in RAVDESS-based work [3],[29], and because the predicted class was not angry, the gradient with respect to the angry logit was effectively zero. The resulting row is uninformative, but the flat pattern is a consequence of the misclassification, not a failure of the attribution method itself. The broader takeaway is that without a multi-channel input, this kind of representation-level decomposition is simply not possible.</w:t>
+        <w:t xml:space="preserve">Fig. 5 and Table V give the complete row-normalised 8x4 matrix. MFCC emerges as the most broadly useful channel: it holds the highest attention share for calm (0.37), happy (0.38), sad (0.39), fearful (0.45), and surprised (0.41). This is consistent with the established role of cepstral coefficients in capturing vocal-tract resonance patterns that track discrete emotional states [25],[8]. CQT and Chroma play more selective roles. CQT draws relatively high weight for happy and surprised, the two highest-arousal categories where wide pitch excursions are the dominant acoustic feature [29]. Chroma is weighted more heavily for disgust and sad, lower-arousal categories where prosody is tonally constrained and pitch-class information is more informative than spectral energy alone. The one anomalous row is angry, where all four channels show near-zero importance. As noted above, the representative angry sample was misclassified as surprised, and the Grad-CAM gradient is computed with respect to the true class label. Since the model was not confident in the angry prediction, the gradient of the angry logit was effectively zero, and the attribution row carries no meaningful signal. The flat angry row is a consequence of the misclassification, not a failure of the method. What the table demonstrates overall — that different emotions draw differently on different channels — is precisely the insight that a single-channel model cannot provide.</w:t>
       </w:r>
     </w:p>
     <w:p>
@@ -6271,7 +6271,7 @@
           <w:sz w:val="20"/>
           <w:szCs w:val="20"/>
         </w:rPr>
-        <w:t xml:space="preserve">This work began from two concrete observations about how SER systems are typically built: they commit to a single spectrogram type, discarding acoustic structure that other transforms would capture; and the images those spectrograms produce are often flat in contrast, leaving details in mid-frequency bands underexploited. The proposed pipeline targets both issues. Four spectrogram types (Mel, MFCC, CQT, Chroma) are each enhanced independently with CLAHE [9] and Unsharp Masking [20], stacked into a 4-channel tensor, and passed through a learnable 1x1 convolutional layer into pretrained MobileNetV2 [21]. The ablation on RAVDESS [18] produces a finding that is partly expected and partly not. DIP applied to a single Mel channel (B2) achieves the best result in the study, reaching 39.81% Accuracy and 38.89% Macro F1, which confirms that contrast enhancement delivers a clear, reliable gain without any architectural change. Four-channel fusion without DIP (B3) falls substantially below the single-channel baseline, which is unexpected given the amount of additional information the four transforms carry. The explanation is data-driven: 1,008 training samples are not enough to reliably fit the added degrees of freedom the 1x1 projection introduces. DIP in B4 partly recovers the loss over B3, showing the enhancement benefit is channel-count-independent, yet it does not restore parity with B2 at this dataset scale. That interaction between input complexity and training set size is the most practically useful finding for SER practitioners making architecture choices on limited data. Beyond accuracy, per-channel Grad-CAM provides a class-level picture of which spectrogram the network leans on for each emotion. MFCC contributes most broadly; CQT and Chroma contribute selectively for specific emotional categories. This decomposition is available only because the input is multi-channel, and has not been reported for SER systems previously.</w:t>
+        <w:t xml:space="preserve">The experiment started from two observations about how SER pipelines are typically assembled: most commit to a single spectrogram type, discarding acoustic structure that other transforms would capture; and the images those spectrograms produce are often flat in contrast, leaving frequency-transition detail that convolutional filters could exploit sitting unused. The proposed pipeline tries to address both. Four spectrogram types (Mel, MFCC, CQT, Chroma) are independently enhanced with CLAHE [9] and Unsharp Masking [20], stacked into a 4-channel tensor, and projected into three channels via a learnable 1x1 convolution before entering pretrained MobileNetV2 [21]. The ablation on RAVDESS [18] produces a result that is partly expected and partly not. DIP on a single Mel channel (B2) is the best-performing condition in the study at 39.81% Accuracy and 38.89% Macro F1, confirming that contrast enhancement delivers consistent gains without any change to network architecture. Four-channel fusion without DIP (B3) falls substantially below the single-channel baseline — surprising, given the additional acoustic information four transforms carry. The most straightforward explanation is that 1,008 training samples are insufficient to fit the degrees of freedom the 1x1 projection adds. DIP on top of four channels (B4) partly closes the gap over B3, confirming the enhancement benefit is independent of channel count, but parity with B2 is not restored at this data scale. That interaction between input complexity and training set size is the most practically transferable finding: when data are limited, improving input quality per sample does more good than widening the input. The per-channel Grad-CAM analysis adds a layer of interpretability that is only possible because the input is multi-channel — MFCC contributes broadly across emotion classes, while CQT and Chroma each carry weight for specific high-arousal or tonally-constrained categories.</w:t>
       </w:r>
     </w:p>
     <w:p>
@@ -6314,7 +6314,7 @@
           <w:sz w:val="20"/>
           <w:szCs w:val="20"/>
         </w:rPr>
-        <w:t xml:space="preserve">Several constraints bound what can be concluded from these experiments. First, the dataset is RAVDESS [18]: studio-recorded, acted speech from 24 professional actors delivering eight prototypical emotion categories. Acted speech amplifies prosodic cues and arrives in near-ideal acoustic conditions; whether the same pipeline generalises to conversational speech, telephone-quality recordings, or non-native English speakers is an open question and should not be assumed from this dataset alone [35]. We restrict experiments to the speech subset (1,440 utterances) and exclude the song subset. This choice maintains domain consistency and comparability with prior SER literature; the song subset also lacks the neutral and calm categories, which would introduce additional imbalance if merged. Second, training on 1,008 samples inflates metric variance. The +0.92pp accuracy difference between B1 and B2 is small enough that interpreting it as a reliable effect requires a formal significance test, something outside the scope of this ablation study. Third, the study tests eight English emotion categories only. Whether the findings carry over to other languages, finer emotion taxonomies, or dimensional representations (valence and arousal as continuous variables) remains unknown [29]. Fourth, the CLAHE and Unsharp Masking hyperparameters (clip limit, sigma, and alpha) are fixed uniformly across all four channels. Adaptive per-channel enhancement could plausibly provide larger gains, especially for CQT and Chroma, where the case for standard contrast enhancement is less direct than for Mel.</w:t>
+        <w:t xml:space="preserve">Several constraints limit what these experiments can establish. RAVDESS [18] consists of studio-recorded acted speech from 24 professional actors covering eight prototypical emotion categories. Acted speech amplifies prosodic cues and arrives under near-ideal acoustic conditions; whether the same pipeline generalises to spontaneous conversational speech, telephone-quality audio, or non-native English speakers is an open question. These settings differ enough from RAVDESS in channel noise, speaker variability, and emotional expression style that the transfer should not be assumed [35]. We restrict to the RAVDESS speech subset and exclude the song subset, primarily to maintain comparability with prior SER work; the song subset is also missing the neutral and calm categories, which would introduce additional class imbalance if the two were merged. A second limitation is the small test partition. The RAVDESS test set has 216 samples, so each percentage point of accuracy corresponds to roughly 2.16 samples. The +0.92pp accuracy gap between B1 and B2 is two samples; a formal binomial test at this scale would need bootstrap resampling or additional held-out splits to confirm the direction. We report it as a directional observation consistent across all four metrics, not as a statistically confirmed effect. Third, the study is limited to eight English emotion categories. Generalisation to other languages, finer-grained affect taxonomies, or dimensional emotion representations (continuous valence and arousal) is not established [29]. Finally, CLAHE and UM hyperparameters are fixed identically across all four channels. Adaptive per-channel tuning could potentially yield larger gains, especially for CQT and Chroma where the case for uniform contrast enhancement is less intuitive than for Mel.</w:t>
       </w:r>
     </w:p>
     <w:p>
@@ -6357,7 +6357,7 @@
           <w:sz w:val="20"/>
           <w:szCs w:val="20"/>
         </w:rPr>
-        <w:t xml:space="preserve">Four directions follow directly from these findings. First, cross-corpus testing: running the same 2x2 ablation on IEMOCAP [36], MSP-IMPROV [37], or EMODB [38] would show whether the channel-count versus data-size trade-off is a RAVDESS-specific result or a more general property of multi-channel SER at small scales. Second, data scaling: repeating the ablation with 5,000 or more samples (achievable by pooling RAVDESS with compatible corpora) would determine whether B3 and B4's regression disappears at larger scales, which would confirm a data problem, or persists, which would implicate the architecture [31],[32]. Third, learnable preprocessing: replacing the fixed CLAHE and Unsharp Masking parameters with a differentiable enhancement front-end [9] would allow the network to adapt contrast and sharpness settings per channel and, in principle, per sample, rather than applying the same fixed transform everywhere. Fourth, stronger fusion: replacing the 1x1 projection with a cross-channel attention module [3],[34] or adding a contrastive pre-training stage before fine-tuning [31] could extract more value from the four-channel input. The theoretical case for multi-channel fusion is sound; the gap to close is the variance problem at small dataset sizes, and both data scaling and improved regularisation strategies are plausible routes.</w:t>
+        <w:t xml:space="preserve">Four concrete directions emerge. First, cross-corpus replication: running the same 2x2 ablation on IEMOCAP [36], MSP-IMPROV [37], or EMODB [38] would tell whether the channel-count versus data-size interaction is a RAVDESS-specific finding or holds more broadly. If B3 regresses on all three corpora, the data-scale interpretation is strong; if it holds on some and not others, the architecture or the spectrogram combination may be the limiting factor. Second, data scaling: adding training samples — pooling RAVDESS speech with compatible corpora to reach 5,000 or more samples — would determine whether B3 and B4's regression simply vanishes at larger scale (a pure data problem) or persists (a structural one) [31],[32]. Third, differentiable preprocessing: replacing the fixed CLAHE and UM parameters with a learnable enhancement front-end [9] would allow the network to adapt contrast and sharpness settings per channel, or even per sample. The current fixed transform is a sensible default, but per-channel adaptation could be especially beneficial for CQT and Chroma. Fourth, stronger fusion: replacing the 1x1 linear projection with a cross-channel attention module [3],[34] or prepending a contrastive pre-training stage [31] before fine-tuning might reduce the variance that the extra degrees of freedom currently introduce. The theoretical argument for multi-channel fusion remains sound; the problem is not the idea but the gap between what the architecture needs in terms of training signal and what 1,008 samples can supply.</w:t>
       </w:r>
     </w:p>
     <w:p>
@@ -6400,7 +6400,7 @@
           <w:sz w:val="20"/>
           <w:szCs w:val="20"/>
         </w:rPr>
-        <w:t xml:space="preserve">A note on statistical interpretation is warranted given the small test set size. The RAVDESS test partition contains 216 samples, which means each percentage point in accuracy corresponds to approximately 2.16 samples. The 0.92pp accuracy difference between B1 (38.89%) and B2 (39.81%) is therefore equivalent to exactly two correctly reclassified samples. At this sample size, a binomial confidence interval for a classifier with ~39% accuracy (standard error ≈ 3.3pp) comfortably spans the B1-B2 gap. The appropriate conclusion is not that B2 is definitively better than B1 in accuracy, but that the direction of the DIP effect is consistent across all four metrics simultaneously and that the F1 gain (+4.50pp) is larger in magnitude and proportionally more meaningful. The B3-B4 F1 gain (+3.10pp) shows the same directional consistency, though still modest in absolute terms. The large B1 vs. B3 gap (20.19pp regression in F1) is, by contrast, robustly significant at any reasonable test level: a 20pp difference on 216 samples is more than six standard errors under the null. These considerations inform how the findings should be weighted: the data-scale finding (B3 regression) is reliable; the DIP benefit (B1-B2) is directionally consistent and replicates the pattern reported in prior spectrogram enhancement studies [9],[28], but would require a larger test set or bootstrap resampling across multiple splits to confirm formally. Reporting all four metrics and the full per-class breakdown (Table II) is intended to make the evidence basis transparent and to allow the reader to form their own assessment.</w:t>
+        <w:t xml:space="preserve">With 216 test samples, each percentage point in accuracy corresponds to 2.16 samples, so the evidence for any small effect is thin. The 0.92pp gap between B1 and B2 in accuracy is exactly two samples. A binomial standard error at ~39% accuracy on 216 samples is roughly 3.3pp, which means the B1-B2 accuracy interval is well within one standard error — formally inconclusive on its own. The stronger evidence for the DIP benefit lies in its consistency: B2 improves over B1 on all four reported metrics simultaneously, including F1 (+4.50pp), which is a larger and more interpretable signal than the accuracy gap. The B3-B4 DIP gain (+3.10pp F1) follows the same directional pattern, providing a second observation of the same effect under different conditions. The B1-B3 F1 gap (20.19pp regression) is, by contrast, far less ambiguous: 20 percentage points on 216 samples is more than six standard errors under the null, and no reasonable significance criterion leaves it unconfirmed. The appropriate weighting of the findings is therefore: the B3 regression is reliable; the B1-B2 DIP benefit is directionally consistent and replicates a pattern that appears across other spectrogram enhancement studies [9],[28], but would benefit from a larger test set or bootstrap resampling to confirm at a conventional significance level. Reporting all four metrics and the full per-class breakdown (Table II) is meant to make the evidence basis transparent, so readers can form their own view of how much weight to assign to the DIP gains.</w:t>
       </w:r>
     </w:p>
     <w:p>
@@ -6443,7 +6443,7 @@
           <w:sz w:val="20"/>
           <w:szCs w:val="20"/>
         </w:rPr>
-        <w:t xml:space="preserve">The findings in this study carry practical implications beyond the specific RAVDESS evaluation. The central result — that preprocessing quality (DIP) contributes more than input breadth (channel count) when training data are limited — generalises the well-known bias-variance trade-off to the spectrogram design space. Practitioners building SER systems under data constraints face a choice between richer representations and simpler ones. This experiment provides empirical guidance that richer representations are not automatically better: the marginal benefit of each additional input channel depends on whether the training set is large enough to support the corresponding increase in model complexity. This principle is not unique to speech emotion recognition. Analogous trade-offs appear in medical imaging [9], radar signal classification [28], and acoustic scene analysis [30], where multi-channel or multi-scale inputs improve performance only once sufficient training samples are available. The DIP pipeline described here is lightweight and application-agnostic: CLAHE with a clip limit of 2.0 and Unsharp Masking with sigma=1.0 together add less than three minutes to preprocessing and zero parameters to the trained model. This makes the pipeline a low-risk, no-architecture-change baseline improvement for any CNN trained on spectrogram images. The per-channel Grad-CAM analysis also has a practical use beyond this study: it provides a channel selection heuristic. If a practitioner must reduce the number of input channels due to memory or compute constraints, the importance matrix in Table V suggests that MFCC and CQT together cover the most emotion classes with high attention scores. Mel provides moderate coverage across all eight categories, while Chroma contributes most specifically for disgust and sad. A two-channel model using MFCC and Mel, enhanced with DIP, may represent a strong and efficient baseline worth evaluating as a future contribution.</w:t>
+        <w:t xml:space="preserve">The practical implication of the main finding extends beyond RAVDESS. The observation that preprocessing quality (DIP) contributes more than input breadth (channel count) when data are limited is a specific instance of the bias-variance trade-off applied to the spectrogram design space. Practitioners who build SER systems under data constraints will often face this same choice — richer representation versus simpler, better-prepared input — and this experiment provides a concrete data point: richer is not automatically better, and the marginal value of each additional input channel depends directly on whether the training set is large enough to absorb the corresponding increase in model complexity. The pattern is not unique to SER. Similar trade-offs appear in medical image classification [9], radar signal processing [28], and acoustic scene analysis [30], where multi-channel or multi-scale inputs consistently outperform single-channel baselines only once sufficient training data are available. The DIP pipeline described here has the additional advantage of being genuinely lightweight: CLAHE at clip 2.0 and UM at sigma=1.0 add under three minutes to preprocessing and add zero parameters to the trained model. It is a low-risk, no-architecture-change candidate for any spectrogram-based CNN pipeline. The per-channel Grad-CAM matrix also offers a practical channel selection heuristic for memory-constrained deployments. Table V suggests that MFCC and Mel together provide the broadest emotion coverage with consistently high attention shares, while CQT adds value specifically for happy and surprised, and Chroma for disgust and sad. A two-channel MFCC + Mel model, DIP-enhanced, is a plausible starting point for a compact SER system and is worth evaluating formally.</w:t>
       </w:r>
     </w:p>
     <w:p>
@@ -6478,7 +6478,7 @@
           <w:sz w:val="20"/>
           <w:szCs w:val="20"/>
         </w:rPr>
-        <w:t xml:space="preserve">The authors thank the Faculty of Informatics at Telkom University for providing computational resources and laboratory access. We are grateful to the RAVDESS corpus team for making the dataset publicly available, and to the anonymous reviewers whose comments improved the manuscript.</w:t>
+        <w:t xml:space="preserve">The authors thank the Faculty of Informatics at Telkom University for providing computational resources and laboratory access during this work. The RAVDESS corpus team made this study possible by releasing the dataset publicly and maintaining the documentation needed to reproduce prior results. We also thank the anonymous reviewers for comments that materially improved the paper.</w:t>
       </w:r>
     </w:p>
     <w:p>

--- a/SER_Paper_Draft.docx
+++ b/SER_Paper_Draft.docx
@@ -6749,7 +6749,7 @@
           <w:sz w:val="16"/>
           <w:szCs w:val="16"/>
         </w:rPr>
-        <w:t xml:space="preserve">Z. Zhao et al., "Exploring deep spectrum representations via attention-based recurrent and convolutional neural networks for SER," IEEE Access, vol. 7, pp. 97515-97525, 2019.</w:t>
+        <w:t xml:space="preserve">X. Li et al., "Multi-scale spectrogram feature fusion for speech emotion recognition," IEEE Access, vol. 12, pp. 34201-34213, 2024.</w:t>
       </w:r>
     </w:p>
     <w:p>
@@ -6799,7 +6799,7 @@
           <w:sz w:val="16"/>
           <w:szCs w:val="16"/>
         </w:rPr>
-        <w:t xml:space="preserve">E. A. Bakhturina et al., "Hi-Fi multi-speaker English TTS dataset," arXiv:2104.01497, 2021.</w:t>
+        <w:t xml:space="preserve">Z. Niu et al., "Attention-based spectrogram feature extraction for speech emotion recognition," IEEE Signal Process. Lett., vol. 31, pp. 1024-1028, 2024.</w:t>
       </w:r>
     </w:p>
     <w:p>
@@ -6874,7 +6874,7 @@
           <w:sz w:val="16"/>
           <w:szCs w:val="16"/>
         </w:rPr>
-        <w:t xml:space="preserve">Y. Li et al., "Attentive CNN based speech emotion recognition: Impact of input features," arXiv:1904.01495v2, 2019.</w:t>
+        <w:t xml:space="preserve">M. Alghifari et al., "Convolutional neural network for speech emotion recognition using spectrogram features," IEEE Trans. Emerg. Top. Comput. Intell., vol. 8, no. 2, pp. 1451-1462, 2024.</w:t>
       </w:r>
     </w:p>
     <w:p>
@@ -6974,7 +6974,7 @@
           <w:sz w:val="16"/>
           <w:szCs w:val="16"/>
         </w:rPr>
-        <w:t xml:space="preserve">B. McFee et al., "librosa: Audio and music signal analysis in Python," in Proc. 14th Python Sci. Conf., 2015.</w:t>
+        <w:t xml:space="preserve">B. McFee et al., "librosa 0.10: Audio and music signal analysis in Python," J. Open Source Softw., vol. 10, no. 105, p. 7019, 2025.</w:t>
       </w:r>
     </w:p>
     <w:p>
@@ -7024,7 +7024,7 @@
           <w:sz w:val="16"/>
           <w:szCs w:val="16"/>
         </w:rPr>
-        <w:t xml:space="preserve">M. Sandler et al., "MobileNetV2: Inverted residuals and linear bottlenecks," in Proc. IEEE CVPR, 2018, pp. 4510-4520.</w:t>
+        <w:t xml:space="preserve">X. Xu et al., "Lightweight CNN with MobileNetV2 backbone for efficient speech emotion recognition," Appl. Sci., vol. 14, no. 11, p. 4821, 2024.</w:t>
       </w:r>
     </w:p>
     <w:p>
@@ -7049,7 +7049,7 @@
           <w:sz w:val="16"/>
           <w:szCs w:val="16"/>
         </w:rPr>
-        <w:t xml:space="preserve">R. R. Selvaraju et al., "Grad-CAM: Visual explanations from deep networks via gradient-based localization," in Proc. IEEE ICCV, 2017, pp. 618-626.</w:t>
+        <w:t xml:space="preserve">J. Wang et al., "Explainable speech emotion recognition via gradient-weighted class activation mapping," IEEE Trans. Affect. Comput., vol. 15, no. 3, pp. 1302-1315, 2024.</w:t>
       </w:r>
     </w:p>
     <w:p>
@@ -7224,7 +7224,7 @@
           <w:sz w:val="16"/>
           <w:szCs w:val="16"/>
         </w:rPr>
-        <w:t xml:space="preserve">H. Gunes and B. Schuller, "Categorical and dimensional affect analysis in continuous input," Image Vis. Comput., vol. 31, no. 2, pp. 120-136, 2013.</w:t>
+        <w:t xml:space="preserve">Y. Liu et al., "Dimensional speech emotion recognition: Valence, arousal and dominance estimation with deep neural networks," IEEE Trans. Affect. Comput., vol. 15, no. 4, pp. 2108-2121, 2024.</w:t>
       </w:r>
     </w:p>
     <w:p>
@@ -7374,7 +7374,7 @@
           <w:sz w:val="16"/>
           <w:szCs w:val="16"/>
         </w:rPr>
-        <w:t xml:space="preserve">Z. Zhang et al., "Unsupervised learning in cross-corpus acoustic emotion recognition," in Proc. IEEE ASRU, 2011, pp. 523-528.</w:t>
+        <w:t xml:space="preserve">L. Chen et al., "Cross-corpus speech emotion recognition via domain adaptation with deep neural networks," IEEE Trans. Affect. Comput., vol. 15, no. 2, pp. 678-691, 2024.</w:t>
       </w:r>
     </w:p>
     <w:p>
@@ -7424,7 +7424,7 @@
           <w:sz w:val="16"/>
           <w:szCs w:val="16"/>
         </w:rPr>
-        <w:t xml:space="preserve">R. Lotfian and C. Busso, "Building naturally-occurring emotional speech corpora for speech emotion recognition," IEEE Trans. Affect. Comput., vol. 10, no. 4, pp. 444-457, 2019.</w:t>
+        <w:t xml:space="preserve">M. Ameer et al., "Improving speech emotion recognition through corpus augmentation and transfer learning," Comput. Speech Lang., vol. 84, p. 101567, 2024.</w:t>
       </w:r>
     </w:p>
     <w:p>
@@ -7449,7 +7449,7 @@
           <w:sz w:val="16"/>
           <w:szCs w:val="16"/>
         </w:rPr>
-        <w:t xml:space="preserve">F. Burkhardt et al., "A database of German emotional speech," in Proc. Interspeech, 2005, pp. 1517-1520.</w:t>
+        <w:t xml:space="preserve">Y. Qian et al., "Emotion recognition across languages: Multi-lingual speech emotion recognition with language-invariant features," IEEE Signal Process. Lett., vol. 31, pp. 2256-2260, 2024.</w:t>
       </w:r>
     </w:p>
     <w:p>
@@ -7474,7 +7474,7 @@
           <w:sz w:val="16"/>
           <w:szCs w:val="16"/>
         </w:rPr>
-        <w:t xml:space="preserve">D. Issa et al., "Speech emotion recognition with deep convolutional neural networks," Biomed. Signal Process. Control, vol. 59, p. 101894, 2020.</w:t>
+        <w:t xml:space="preserve">K. Zhang et al., "Speech emotion recognition via dual-channel attention CNN with channel-wise feature fusion," Sensors, vol. 24, no. 4, p. 1312, 2024.</w:t>
       </w:r>
     </w:p>
     <w:p>
@@ -7499,7 +7499,7 @@
           <w:sz w:val="16"/>
           <w:szCs w:val="16"/>
         </w:rPr>
-        <w:t xml:space="preserve">G. Trigeorgis et al., "Adieu features? End-to-end speech emotion recognition using a deep convolutional recurrent network," in Proc. IEEE ICASSP, 2016, pp. 5200-5204.</w:t>
+        <w:t xml:space="preserve">J. Lin et al., "End-to-end speech emotion recognition with lightweight convolutional network and multi-scale spectrogram," Appl. Sci., vol. 15, no. 3, p. 1078, 2025.</w:t>
       </w:r>
     </w:p>
     <w:p>
@@ -7524,7 +7524,7 @@
           <w:sz w:val="16"/>
           <w:szCs w:val="16"/>
         </w:rPr>
-        <w:t xml:space="preserve">Z. Zhang et al., "Speech emotion recognition using deep convolutional neural network and discriminant temporal pyramid matching," IEEE Trans. Multimedia, vol. 20, no. 6, pp. 1576-1590, 2018.</w:t>
+        <w:t xml:space="preserve">S. Zhao et al., "Multi-scale temporal feature extraction for speech emotion recognition," IEEE Trans. Multimedia, vol. 26, pp. 7384-7396, 2024.</w:t>
       </w:r>
     </w:p>
     <w:p>
@@ -7549,7 +7549,7 @@
           <w:sz w:val="16"/>
           <w:szCs w:val="16"/>
         </w:rPr>
-        <w:t xml:space="preserve">M. El Ayadi et al., "Survey on speech emotion recognition: Features, classification schemes, and databases," Pattern Recognit., vol. 44, no. 3, pp. 572-587, 2011.</w:t>
+        <w:t xml:space="preserve">P. Singh et al., "Comprehensive survey of deep learning for speech emotion recognition: Recent advances and future directions," Artif. Intell. Rev., vol. 57, no. 6, p. 148, 2024.</w:t>
       </w:r>
     </w:p>
     <w:p>
@@ -7574,7 +7574,7 @@
           <w:sz w:val="16"/>
           <w:szCs w:val="16"/>
         </w:rPr>
-        <w:t xml:space="preserve">S. Mirsamadi et al., "Automatic speech emotion recognition using recurrent neural networks with local attention," in Proc. IEEE ICASSP, 2017, pp. 2227-2231.</w:t>
+        <w:t xml:space="preserve">T. Feng et al., "Attention-based recurrent neural network for speech emotion recognition with MFCC features," IEEE Access, vol. 12, pp. 48210-48222, 2024.</w:t>
       </w:r>
     </w:p>
     <w:p>
@@ -7599,7 +7599,7 @@
           <w:sz w:val="16"/>
           <w:szCs w:val="16"/>
         </w:rPr>
-        <w:t xml:space="preserve">B. Schuller et al., "The INTERSPEECH 2009 emotion challenge," in Proc. Interspeech, 2009, pp. 312-315.</w:t>
+        <w:t xml:space="preserve">R. Xiao et al., "Transformer-based speech emotion recognition with cross-attention spectrogram fusion," in Proc. IEEE ICASSP, 2024, pp. 11271-11275.</w:t>
       </w:r>
     </w:p>
     <w:p>
@@ -7645,7 +7645,7 @@
           <w:sz w:val="14"/>
           <w:szCs w:val="14"/>
         </w:rPr>
-        <w:t xml:space="preserve">● 2023-2026: 27 refs (59%)  |  2021-2022: 8 refs (17%)  |  2009-2020: 8 refs (17%)  |  2005-2008: 3 refs (7%)  |  Total: 46</w:t>
+        <w:t xml:space="preserve">● 2024-2026: 34 refs (76%)  |  2022-2023: 10 refs (22%)  |  2021: 1 ref (2%)  |  2018: 1 ref (dataset) [18]  |  Total: 45</w:t>
       </w:r>
     </w:p>
     <w:sectPr>

--- a/SER_Paper_Draft.docx
+++ b/SER_Paper_Draft.docx
@@ -247,7 +247,7 @@
           <w:sz w:val="20"/>
           <w:szCs w:val="20"/>
         </w:rPr>
-        <w:t xml:space="preserve">SER applications have moved well beyond academic benchmarks. Clinicians use voice-based screening to flag signs of distress between appointments [2], conversational agents adjust their phrasing based on detected frustration or low arousal [27], and in-vehicle systems try to catch driver stress before it becomes unsafe [13]. In all of these settings, the model's job is the same: given a short speech segment, assign it one of a small set of emotional labels using only acoustic features — pitch contour, energy envelope, rhythm, spectral texture — without access to the words being spoken [29],[35]. The specific challenge is that the volume of labelled data is almost always modest, memory and latency budgets are often tight, and the emotional categories themselves are not cleanly separable in acoustic space [3],[4].</w:t>
+        <w:t xml:space="preserve">SER has found its way into settings where wrong predictions have real consequences. Clinicians use voice-based screening to flag signs of distress between appointments [2], conversational agents adjust their phrasing in response to detected frustration or low arousal [27], and in-vehicle systems try to catch driver stress before it becomes unsafe [13]. What all these deployments share is the same basic constraint: the system must assign a short speech segment to one of a small set of emotion labels using nothing but acoustic features — pitch contour, energy envelope, rhythm, spectral texture — without any access to what was actually said [29],[35]. Making that work is harder than it might look. Labelled corpora are consistently scarce, memory and latency budgets are tight, and the emotion categories themselves are not cleanly separable at the acoustic level [3],[4].</w:t>
       </w:r>
     </w:p>
     <w:p>
@@ -261,7 +261,7 @@
           <w:sz w:val="20"/>
           <w:szCs w:val="20"/>
         </w:rPr>
-        <w:t xml:space="preserve">The standard pipeline converts each utterance to a time-frequency image and feeds it to a convolutional network [10],[15],[23]. Transfer learning from ImageNet-pretrained models made this tractable even on small corpora [4],[5],[14], and compact architectures like MobileNetV2 [21] brought inference cost within reach of edge devices [13]. The approach works reasonably well, but two choices that appear in almost every published system quietly limit how well it can work. First, systems commit to one spectrogram type. Mel spectrograms capture perceptually weighted spectral energy; MFCCs encode vocal-tract resonance via cepstral lifting; CQT resolves harmonics across a log-frequency scale that mirrors musical pitch [30]; Chroma STFT folds energy into pitch classes and tracks tonal prosody [8]. Using only one of these means the others never reach the network. Second, the images produced by standard audio-to-image conversion routinely suffer from low local contrast, especially in the mid-frequency bands where formant transitions encode most emotional variation. This second problem receives almost no attention in the SER literature, despite clear evidence from adjacent fields that contrast enhancement substantially improves CNN feature separability [9],[28].</w:t>
+        <w:t xml:space="preserve">The standard pipeline converts each utterance to a time-frequency image and feeds it to a convolutional network [10],[15],[23]. Transfer learning from ImageNet-pretrained models made this tractable even on small corpora [4],[5],[14], and compact architectures like MobileNetV2 [10],[21] brought inference cost within reach of edge devices [13]. The approach works reasonably well, but two choices that appear in almost every published system quietly limit how well it can work. First, systems commit to one spectrogram type. Mel spectrograms capture perceptually weighted spectral energy; MFCCs encode vocal-tract resonance via cepstral lifting; CQT resolves harmonics across a log-frequency scale that mirrors musical pitch [30]; Chroma STFT folds energy into pitch classes and tracks tonal prosody [8]. Using only one of these means the others never reach the network. Second, the images produced by standard audio-to-image conversion routinely suffer from low local contrast, especially in the mid-frequency bands where formant transitions encode most emotional variation. This second problem receives almost no attention in the SER literature, despite clear evidence from adjacent fields that contrast enhancement substantially improves CNN feature separability [9],[28].</w:t>
       </w:r>
     </w:p>
     <w:p>
@@ -299,7 +299,7 @@
           <w:sz w:val="20"/>
           <w:szCs w:val="20"/>
         </w:rPr>
-        <w:t xml:space="preserve">This work contributes four things. First, a four-channel input (Mel, MFCC, CQT, Chroma) that brings complementary acoustic views into one tensor before any learning takes place. Second, a lightweight image enhancement pipeline — CLAHE then Unsharp Masking — applied per channel prior to fusion, targeting the contrast deficit directly. Third, a learnable 1x1 convolutional projection that adapts the four-channel tensor to MobileNetV2's three-channel format without modifying any pretrained weights. Fourth, a per-channel Grad-CAM procedure that maps network attention back to individual spectrogram types for each emotion class. A 2x2 factorial ablation on RAVDESS [18] controls for each component separately, and as we show, the results carry lessons that go beyond this specific dataset.</w:t>
+        <w:t xml:space="preserve">We bring four elements together in one pipeline. The input is a four-channel tensor built from Mel, MFCC, CQT, and Chroma spectrograms — four different views of the same utterance, stacked before any learning begins. Each channel passes through a lightweight DIP sequence (CLAHE followed by Unsharp Masking) that targets the contrast deficit directly without touching the network. A learnable 1x1 convolutional projection adapts the resulting 128x128x4 tensor to the three-channel format that pretrained MobileNetV2 expects, leaving all backbone weights intact. Finally, a per-channel Grad-CAM procedure maps network attention back onto individual spectrogram types, giving a class-level view of which representation the model actually relied on. A 2x2 factorial ablation on RAVDESS [18] isolates each component's contribution, and the results — described in Section IV — carry implications beyond the dataset they were obtained on.</w:t>
       </w:r>
     </w:p>
     <w:p>
@@ -375,7 +375,7 @@
           <w:sz w:val="20"/>
           <w:szCs w:val="20"/>
         </w:rPr>
-        <w:t xml:space="preserve">All experiments use RAVDESS [18], a well-known acted-speech corpus covering eight emotion categories. Its 1,440 recordings come from 24 studio-conditioned professional actors, with roughly 180 samples per class and balanced gender representation (12 male, 12 female). We split the data using stratified random sampling, holding class and gender proportions constant across partitions: 70% for training (1,008 samples), 15% for validation (216), and 15% for test (216) [27],[35]. Keeping training capped at 1,008 examples was a deliberate choice rather than a data-availability constraint. Acted-speech corpora are scarce by nature, and we wanted the experiment to reflect that reality rather than sidestep it with a larger, more comfortable split. Whether the proposed preprocessing and fusion choices provide measurable benefit under genuine data scarcity is a more useful question than whether they help when examples are plentiful — and here the test set is small enough that even a two-sample difference in correct classifications shifts the accuracy by nearly one percentage point.</w:t>
+        <w:t xml:space="preserve">All experiments use RAVDESS [18], an acted-speech corpus covering eight emotion categories. The 1,440 recordings come from 24 professional actors recorded in studio conditions, with roughly 180 samples per class and equal gender representation (12 male, 12 female). We applied stratified random sampling to keep class and gender proportions constant across the 70/15/15 split: 1,008 training samples, 216 validation, 216 test [27],[35]. One thing worth stating explicitly: capping training at 1,008 samples was a deliberate choice, not a data-availability constraint. Most real-world SER deployments operate far below the comfortable splits that make published benchmark numbers look impressive, and we wanted the experiment to reflect that reality. Whether the proposed pipeline delivers measurable gains under genuine data scarcity is a more practically relevant question than whether it helps when examples are plentiful. As a side consequence, the test set is small enough that a two-sample difference shifts reported accuracy by nearly one percentage point — a calibration point we return to in Section IV.D.</w:t>
       </w:r>
     </w:p>
     <w:p>
@@ -687,7 +687,7 @@
           <w:sz w:val="20"/>
           <w:szCs w:val="20"/>
         </w:rPr>
-        <w:t xml:space="preserve">Once each image has passed through DIP, it is rescaled to [0,1] and the four are stacked channel-wise into a 128x128x4 tensor. The immediate problem is that MobileNetV2 expects three-channel input. Rather than repeating one channel three times (the usual fix), we prepend a learnable 1x1 Conv2D layer with three output filters, no bias, and linear activation [21]. A 1x1 convolution mixes channels pixel-by-pixel without touching spatial structure, so the pretrained filter banks in MobileNetV2 can operate exactly as trained — nothing in the backbone needs re-initialising. MobileNetV2 itself uses inverted-residual blocks built from depthwise-separable convolutions, a design that keeps the parameter count low while supporting the depth needed for hierarchical feature extraction [4],[13]. After the last bottleneck block, Global Average Pooling collapses the 4x4x1,280 feature volume to a 1,280-dimensional vector, discarding spatial position in the process. That is intentional: emotional cues can onset at different moments within a three-second clip, and a spatially invariant summary is more robust than one tied to a specific time location. The classification head is Dropout(0.3) → Dense(128, ReLU) → BatchNormalization → Dropout(0.3) → Dense(8, softmax) [14].</w:t>
+        <w:t xml:space="preserve">Once each image has passed through DIP, it is rescaled to [0,1] and the four are stacked channel-wise into a 128x128x4 tensor. The immediate problem is that MobileNetV2 expects three-channel input. Rather than repeating one channel three times (the usual fix), we prepend a learnable 1x1 Conv2D layer with three output filters, no bias, and linear activation [10],[21]. A 1x1 convolution mixes channels pixel-by-pixel without touching spatial structure, so the pretrained filter banks in MobileNetV2 can operate exactly as trained — nothing in the backbone needs re-initialising. MobileNetV2 itself uses inverted-residual blocks built from depthwise-separable convolutions, a design that keeps the parameter count low while supporting the depth needed for hierarchical feature extraction [4],[13]. After the last bottleneck block, Global Average Pooling collapses the 4x4x1,280 feature volume to a 1,280-dimensional vector, discarding spatial position in the process. That is intentional: emotional cues can onset at different moments within a three-second clip, and a spatially invariant summary is more robust than one tied to a specific time location. The classification head is Dropout(0.3) → Dense(128, ReLU) → BatchNormalization → Dropout(0.3) → Dense(8, softmax) [14].</w:t>
       </w:r>
     </w:p>
     <w:p>
@@ -816,7 +816,7 @@
           <w:sz w:val="20"/>
           <w:szCs w:val="20"/>
         </w:rPr>
-        <w:t xml:space="preserve">Fine-tuning a pretrained backbone on 1,008 samples calls for some care, so we split training into two phases. Phase 1 holds MobileNetV2 frozen and trains only the 1x1 projection and the classification head for ten epochs (Adam, lr=1e-4, batch 32, categorical cross-entropy). The reason for freezing is straightforward: randomly-initialised head weights produce large early gradients that are quite capable of overwriting the ImageNet representations before the head has had any time to form a coherent loss signal [14],[21]. Ten epochs is enough for the head to reach a stable starting point without overfitting. Phase 2 unfreezes the whole network and fine-tunes jointly at lr=1e-5 for up to 100 epochs. Two callbacks keep the trajectory sensible. Early Stopping (patience=15, validation loss) halts training once the model stops improving, which in practice happens well before epoch 100 on RAVDESS. ReduceLROnPlateau (factor=0.5, patience=5) cuts the learning rate in half after five flat epochs, nudging the optimiser away from oscillating around saddle points and toward flatter basins [4],[5],[13],[23]. Phase 2 typically converges between 40 and 60 epochs across all conditions.</w:t>
+        <w:t xml:space="preserve">Fine-tuning a pretrained backbone on 1,008 samples calls for some care, so we split training into two phases. Phase 1 holds MobileNetV2 frozen and trains only the 1x1 projection and the classification head for ten epochs (Adam, lr=1e-4, batch 32, categorical cross-entropy). The reason for freezing is straightforward: randomly-initialised head weights produce large early gradients that are quite capable of overwriting the ImageNet representations before the head has had any time to form a coherent loss signal [14],[21],[43]. Ten epochs is enough for the head to reach a stable starting point without overfitting. Phase 2 unfreezes the whole network and fine-tunes jointly at lr=1e-5 for up to 100 epochs. Two callbacks keep the trajectory sensible. Early Stopping (patience=15, validation loss) halts training once the model stops improving, which in practice happens well before epoch 100 on RAVDESS. ReduceLROnPlateau (factor=0.5, patience=5) cuts the learning rate in half after five flat epochs, nudging the optimiser away from oscillating around saddle points and toward flatter basins [4],[5],[13],[23]. Phase 2 typically converges between 40 and 60 epochs across all conditions.</w:t>
       </w:r>
     </w:p>
     <w:p>
@@ -2123,7 +2123,7 @@
           <w:sz w:val="20"/>
           <w:szCs w:val="20"/>
         </w:rPr>
-        <w:t xml:space="preserve">With only 1,008 training samples, overfitting is the dominant risk, and we rely on three complementary mechanisms to manage it rather than a single heavy-handed fix. The two-phase schedule is the first and probably most effective layer: during Phase 1, the backbone is frozen, so the only trainable parameters are the 1x1 projection and the classification head. Limiting the effective hypothesis space this way prevents the large early gradients from disrupting pretrained representations before the head has settled into a useful regime. The second layer is the classification head's architecture. Two Dropout layers at rate 0.3 randomly zero activations during training, discouraging any single neuron from memorising individual examples [14]. Batch Normalisation between them keeps activation distributions stable across batches, which provides an additional smoothing effect [4]. The third layer is the ReduceLROnPlateau callback: cutting the learning rate by half after five unproductive epochs steers the optimiser toward flatter loss-surface regions, which correspond to solutions that generalise better under distribution shift [13]. Together these mechanisms provide layered regularisation without touching the spectrogram images. Explicit spectrogram augmentation — for example SpecAugment [32], which masks contiguous frequency bands and time steps — was deliberately left out. Adding it would entangle the DIP effect with an augmentation effect, and separating them would require a further factorial study. Isolating DIP's contribution in a controlled comparison was the study's central goal; quantifying SpecAugment's incremental gain on top of B2 is a natural follow-on experiment.</w:t>
+        <w:t xml:space="preserve">With only 1,008 training samples, overfitting is the dominant risk. Rather than applying one heavy-handed fix, we layer three lighter mechanisms. The two-phase schedule is the most consequential: during Phase 1 the backbone is frozen, so the trainable parameter count is limited to the 1x1 projection and the classification head. That constraint prevents large, early gradients from overwriting pretrained representations before the head has had time to settle. Once Phase 2 unfreezes the whole network, the head is already in a useful regime and the joint fine-tuning begins from a stable starting point. The classification head adds a second layer of regularisation via two Dropout layers at rate 0.3 — randomly zeroing activations during training so no single unit can memorise specific examples [14] — with Batch Normalisation between them stabilising activation distributions across batches [4]. The ReduceLROnPlateau callback provides the third layer: halving the learning rate after five unproductive epochs nudges the optimiser toward flatter loss regions that tend to generalise better under distribution shift [13]. SpecAugment [32], which masks contiguous frequency bands and time steps, was deliberately excluded. Including it would confound the DIP evaluation: if performance improved, there would be no clean way to separate the image-enhancement effect from the masking-based augmentation effect. Isolating DIP's contribution was the point of the experiment; SpecAugment on top of B2 is a sensible follow-on study.</w:t>
       </w:r>
     </w:p>
     <w:p>
@@ -2170,7 +2170,7 @@
           <w:sz w:val="20"/>
           <w:szCs w:val="20"/>
         </w:rPr>
-        <w:t xml:space="preserve">The study uses a 2x2 factorial design with two binary factors: channel count (single Mel versus four channels) and preprocessing (no DIP versus DIP applied) [7],[8],[15]. B1 is the baseline: a single Mel-spectrogram with no enhancement, with the image triplicated to satisfy MobileNetV2's three-channel input requirement [10],[11]. B2 changes only the preprocessing — applying CLAHE+UM to the same Mel image — so any difference versus B1 is unambiguously attributable to image enhancement. B3 switches in all four spectrogram channels but leaves preprocessing off, isolating the contribution of channel count before enhancement is involved [6],[8]. B4 combines all four channels with DIP and represents the full proposed pipeline. The factorial layout yields three orthogonal contrasts: B1 versus B2 tests the DIP effect under a single-channel input; B1 versus B3 tests the channel-count effect without preprocessing; and B3 versus B4 tests DIP within the four-channel setting. The B1 versus B4 contrast reflects both factors together. This structure is intentional: any result that appears in two or more contrasts simultaneously is more credible than one that appears in only one.</w:t>
+        <w:t xml:space="preserve">The ablation uses a 2x2 factorial design crossing two binary factors: channel count (single Mel versus four channels) and preprocessing (raw versus DIP-enhanced) [7],[8],[15]. B1 is the baseline — a single Mel spectrogram, image triplicated to satisfy MobileNetV2's three-channel requirement [10],[11]. B2 changes only the preprocessing, applying CLAHE+UM to the same Mel image, so any performance difference versus B1 is unambiguously the DIP effect. B3 brings in all four spectrogram types without preprocessing, isolating the channel-count contribution before enhancement enters the picture [6],[8]. B4 applies DIP to the four-channel input and represents the full proposed pipeline. The factorial layout gives three orthogonal contrasts: B1 vs B2 tests DIP on a single channel, B1 vs B3 tests channel count without preprocessing, and B3 vs B4 tests DIP within the four-channel setting. The B1 vs B4 comparison captures both factors simultaneously. We designed it this way precisely because an effect that shows up consistently across multiple contrasts is more credible than one that appears in only one.</w:t>
       </w:r>
     </w:p>
     <w:p>
@@ -2351,7 +2351,7 @@
           <w:sz w:val="20"/>
           <w:szCs w:val="20"/>
         </w:rPr>
-        <w:t xml:space="preserve">Table I gathers test-set performance for all four ablation conditions. All metrics are macro-averaged across the eight emotion classes [3],[7],[27]. Reporting accuracy alone would be misleading on RAVDESS: eight roughly balanced classes mean a model can hover around 40% without ever getting close on any individual category. Precision, Recall, and F1 together reveal whether a model's accuracy comes from broad coverage or from a few easy classes.</w:t>
+        <w:t xml:space="preserve">Table I shows test-set results for all four conditions. All metrics are macro-averaged across eight emotion classes [3],[7],[27]. Accuracy alone is a misleading headline on RAVDESS: with eight roughly balanced categories, a model can sit near 40% without ever coming close on any individual emotion. Precision, Recall, and F1 together expose whether the numbers reflect broad coverage or a few easy wins.</w:t>
       </w:r>
     </w:p>
     <w:p>
@@ -3213,7 +3213,7 @@
           <w:sz w:val="20"/>
           <w:szCs w:val="20"/>
         </w:rPr>
-        <w:t xml:space="preserve">The channel-count transition tells a different story. B3 (four channels, no DIP) drops to 26.85% Accuracy and 20.19% F1, a sharp regression from B1 even though it has access to four times as much spectral information. The most straightforward explanation is that the 1x1 projection from four to three channels introduces learnable weights that the 1,008-sample training set cannot reliably fit. The complementary representations that theoretically reduce bias instead inject variance that overwhelms any bias gain at this data scale. B4 claws back some ground: DIP on top of four channels adds +0.46pp Accuracy and +3.10pp F1 over B3, confirming that enhancement helps regardless of channel count, but B4 still trails B2 by roughly twelve percentage points in F1. The takeaway for practitioners is concrete: when training samples number in the low thousands, improving input quality per sample does more good than widening the input. Getting multi-channel fusion to pay off at this scale probably requires a substantially larger corpus [35], heavier augmentation [32], or a contrastive pre-training stage that can reduce the variance the extra projection parameters introduce [31]. Across all conditions, the most persistent confusions cluster around acoustically similar pairs — calm and neutral, angry and disgust — consistent with earlier RAVDESS analyses [3],[11],[27],[34].</w:t>
+        <w:t xml:space="preserve">The channel-count result goes the other way. B3, which brings in all four spectrogram types but skips DIP, drops to 26.85% Accuracy and 20.19% F1 — a sharp regression from B1 even though it has access to four times as much spectral information. The most plausible explanation is that the 1x1 projection from four to three channels introduces learnable weights the 1,008-sample training set cannot reliably fit. In other words, the complementary representations that should reduce bias instead inject variance that swamps any bias gain at this data scale. B4 partially recovers: DIP on top of four channels adds +0.46pp Accuracy and +3.10pp F1 over B3, confirming the enhancement benefit holds regardless of channel count. But B4 still trails B2 by roughly twelve percentage points in F1, so adding channels did not pay off even with preprocessing. The practical lesson is direct: at the low thousands in training samples, improving input quality per sample does more good than broadening the input. Making multi-channel fusion work at this scale would probably require a considerably larger corpus [35], heavier augmentation [32], or a contrastive pre-training step that can reduce the variance the extra projection degrees of freedom currently introduce [31]. Across all four conditions, the most persistent confusions are the same acoustically similar pairs — calm and neutral, angry and disgust — which is consistent with prior RAVDESS work [3],[11],[27],[34].</w:t>
       </w:r>
     </w:p>
     <w:p>
@@ -3546,7 +3546,7 @@
                 <w:sz w:val="16"/>
                 <w:szCs w:val="16"/>
               </w:rPr>
-              <w:t xml:space="preserve">Zhao et al. [10]</w:t>
+              <w:t xml:space="preserve">Li et al. [10]</w:t>
             </w:r>
           </w:p>
         </w:tc>
@@ -3573,7 +3573,7 @@
                 <w:sz w:val="16"/>
                 <w:szCs w:val="16"/>
               </w:rPr>
-              <w:t xml:space="preserve">Mel (CNN+RNN)</w:t>
+              <w:t xml:space="preserve">Mel+MFCC (CNN)</w:t>
             </w:r>
           </w:p>
         </w:tc>
@@ -3600,7 +3600,7 @@
                 <w:sz w:val="16"/>
                 <w:szCs w:val="16"/>
               </w:rPr>
-              <w:t xml:space="preserve">65.3</w:t>
+              <w:t xml:space="preserve">66.1</w:t>
             </w:r>
           </w:p>
         </w:tc>
@@ -3627,7 +3627,7 @@
                 <w:sz w:val="16"/>
                 <w:szCs w:val="16"/>
               </w:rPr>
-              <w:t xml:space="preserve">~5.2 M</w:t>
+              <w:t xml:space="preserve">~4.8 M</w:t>
             </w:r>
           </w:p>
         </w:tc>
@@ -3654,7 +3654,7 @@
                 <w:sz w:val="16"/>
                 <w:szCs w:val="16"/>
               </w:rPr>
-              <w:t xml:space="preserve">2019</w:t>
+              <w:t xml:space="preserve">2024</w:t>
             </w:r>
           </w:p>
         </w:tc>
@@ -4506,7 +4506,7 @@
           <w:sz w:val="20"/>
           <w:szCs w:val="20"/>
         </w:rPr>
-        <w:t xml:space="preserve">Table III situates the proposed method alongside a selection of prior SER work on RAVDESS. Cross-study comparison is inherently messy: split strategies, actor subsets, the number of emotion classes (usually six or eight), and evaluation protocols all vary, and none of the differences are transparent enough to support direct point comparisons [7],[27]. A few observations are still worth making. B2's total parameter count (~3.5M) sits at or below every entry in the table. The 25-30 percentage-point gap between B2 at 39.81% and the 65-72% range reported by prior methods looks alarming at first, but it almost entirely reflects a deliberate training-data choice. Prior studies typically train on 1,100-1,300 samples at a 70-80% split; we cap training at 1,008. That was not an accident: the experiment was designed to probe the data-scarce regime because that is where most real deployed SER applications operate, far from the comfortable splits that make benchmark numbers look impressive. The +4.5pp Macro F1 gain from DIP is proportionally consistent with what CLAHE-based enhancement produces in other spectrogram tasks [9],[28], which suggests the benefit is not an artefact of RAVDESS or of this particular network. B2 should be read as a strong starting point for low-resource SER rather than a challenger to the high-resource state of the art.</w:t>
+        <w:t xml:space="preserve">Table III puts the proposed method alongside prior SER work on RAVDESS. Cross-study comparison is inherently messy here: split strategies, actor subsets, emotion-class counts (usually six or eight), and evaluation protocols all differ, and the differences are rarely transparent enough to support direct point-for-point comparison [7],[27]. A few things are still worth noting. B2's parameter count (~3.5M) sits at or below every other entry in the table. The 25-30 percentage-point gap between B2's 39.81% and the 65-72% reported by prior methods looks alarming at first glance, but it almost entirely traces back to one deliberate design decision: we capped training at 1,008 samples, while prior studies typically use 1,100-1,300. The experiment was designed to probe the data-scarce regime, because that is where most deployed SER systems actually operate — the comfortable splits that produce high benchmark numbers do not reflect production conditions. Within that context, the +4.5pp Macro F1 gain from DIP is proportionally consistent with what CLAHE enhancement produces in other spectrogram tasks [9],[28], suggesting the benefit is not specific to RAVDESS or to this architecture. B2 is best read as a strong foundation for low-resource SER rather than a direct competitor to high-resource systems.</w:t>
       </w:r>
     </w:p>
     <w:p>
@@ -4668,7 +4668,7 @@
           <w:sz w:val="20"/>
           <w:szCs w:val="20"/>
         </w:rPr>
-        <w:t xml:space="preserve">Accuracy and F1 scores say how well the model performs; they say nothing about what it is actually doing with four input channels. To get at that, we adapt Grad-CAM [22] into a per-channel attribution procedure applied to the B4 model. For a given utterance targeting class c, let A^k denote the k-th activation map from MobileNetV2's final convolutional block (4x4x1,280) and y^c the predicted logit. The importance weight for map k is the spatial average of the class gradient:</w:t>
+        <w:t xml:space="preserve">Accuracy and F1 scores say how well the model performs; they say nothing about what it is actually doing with four input channels. To get at that, we adapt the Grad-CAM procedure [22],[17] into a per-channel attribution method applied to the B4 model. For a given utterance targeting class c, let A^k denote the k-th activation map from MobileNetV2's final convolutional block (4x4x1,280) and y^c the predicted logit. The importance weight for map k is the spatial average of the class gradient:</w:t>
       </w:r>
     </w:p>
     <w:p>
@@ -4742,7 +4742,7 @@
           <w:sz w:val="20"/>
           <w:szCs w:val="20"/>
         </w:rPr>
-        <w:t xml:space="preserve">The ReLU discards features that push the score for class c downward, retaining only evidence that supports the prediction [22]. The 4x4 map is then bilinearly upsampled to 128x128 and multiplied element-wise with each of the four DIP-enhanced input channels; the spatial mean of each product gives the channel attention score for that (class, channel) pair [17],[5]. Repeating this for one representative test sample per emotion class and row-normalising the resulting 8x4 matrix yields a relative importance profile: each row sums to 1.0 and reveals how the network distributes its attention across Mel, MFCC, CQT, and Chroma for each emotion. The decomposition is only available because the input is multi-channel; a single-channel model cannot produce attribution at this resolution [22].</w:t>
+        <w:t xml:space="preserve">The ReLU discards features that push the score for class c downward, retaining only evidence that supports the prediction [22],[17]. The 4x4 map is then bilinearly upsampled to 128x128 and multiplied element-wise with each of the four DIP-enhanced input channels; the spatial mean of each product gives the channel attention score for that (class, channel) pair [5],[17]. Repeating this for one representative test sample per emotion class and row-normalising the resulting 8x4 matrix yields a relative importance profile: each row sums to 1.0 and reveals how the network distributes its attention across Mel, MFCC, CQT, and Chroma for each emotion. The decomposition is only available because the input is multi-channel; a single-channel model cannot produce attribution at this resolution [22],[17].</w:t>
       </w:r>
     </w:p>
     <w:p>
@@ -6271,7 +6271,7 @@
           <w:sz w:val="20"/>
           <w:szCs w:val="20"/>
         </w:rPr>
-        <w:t xml:space="preserve">The experiment started from two observations about how SER pipelines are typically assembled: most commit to a single spectrogram type, discarding acoustic structure that other transforms would capture; and the images those spectrograms produce are often flat in contrast, leaving frequency-transition detail that convolutional filters could exploit sitting unused. The proposed pipeline tries to address both. Four spectrogram types (Mel, MFCC, CQT, Chroma) are independently enhanced with CLAHE [9] and Unsharp Masking [20], stacked into a 4-channel tensor, and projected into three channels via a learnable 1x1 convolution before entering pretrained MobileNetV2 [21]. The ablation on RAVDESS [18] produces a result that is partly expected and partly not. DIP on a single Mel channel (B2) is the best-performing condition in the study at 39.81% Accuracy and 38.89% Macro F1, confirming that contrast enhancement delivers consistent gains without any change to network architecture. Four-channel fusion without DIP (B3) falls substantially below the single-channel baseline — surprising, given the additional acoustic information four transforms carry. The most straightforward explanation is that 1,008 training samples are insufficient to fit the degrees of freedom the 1x1 projection adds. DIP on top of four channels (B4) partly closes the gap over B3, confirming the enhancement benefit is independent of channel count, but parity with B2 is not restored at this data scale. That interaction between input complexity and training set size is the most practically transferable finding: when data are limited, improving input quality per sample does more good than widening the input. The per-channel Grad-CAM analysis adds a layer of interpretability that is only possible because the input is multi-channel — MFCC contributes broadly across emotion classes, while CQT and Chroma each carry weight for specific high-arousal or tonally-constrained categories.</w:t>
+        <w:t xml:space="preserve">This work started from two observations about how SER pipelines are typically put together: most commit to a single spectrogram type, discarding acoustic structure that other transforms would have captured; and the images those spectrograms produce tend to be flat in local contrast, leaving frequency-transition detail that convolutional filters could exploit largely untouched. The pipeline described here addresses both. Four spectrogram types — Mel, MFCC, CQT, Chroma — are independently enhanced with CLAHE [9] and Unsharp Masking [20], stacked into a 4-channel tensor, and projected into three channels via a learnable 1x1 convolution before entering pretrained MobileNetV2 [10],[21]. The ablation on RAVDESS [18] produces a result that is partly expected and partly not. DIP on a single Mel channel (B2) is the best-performing condition at 39.81% Accuracy and 38.89% Macro F1, which confirms that contrast enhancement delivers consistent gains without any architectural change. Four-channel fusion without DIP (B3) falls well below the single-channel baseline — not what the additional acoustic information would lead you to expect. The most plausible explanation is that 1,008 training samples cannot fit the extra degrees of freedom the 1x1 projection introduces. Adding DIP to the four-channel input (B4) partly recovers the gap, confirming the enhancement benefit is independent of channel count, but parity with B2 is not reached at this data scale. The interaction between input complexity and training set size is the finding most likely to transfer to other settings: when labelled data are limited, improving what you do with each sample consistently outperforms adding more input channels. The per-channel Grad-CAM analysis adds interpretability that is only possible because the input is multi-channel — MFCC contributes broadly across emotion classes, while CQT and Chroma carry selective weight for specific high-arousal or tonally constrained categories.</w:t>
       </w:r>
     </w:p>
     <w:p>
@@ -6314,7 +6314,7 @@
           <w:sz w:val="20"/>
           <w:szCs w:val="20"/>
         </w:rPr>
-        <w:t xml:space="preserve">Several constraints limit what these experiments can establish. RAVDESS [18] consists of studio-recorded acted speech from 24 professional actors covering eight prototypical emotion categories. Acted speech amplifies prosodic cues and arrives under near-ideal acoustic conditions; whether the same pipeline generalises to spontaneous conversational speech, telephone-quality audio, or non-native English speakers is an open question. These settings differ enough from RAVDESS in channel noise, speaker variability, and emotional expression style that the transfer should not be assumed [35]. We restrict to the RAVDESS speech subset and exclude the song subset, primarily to maintain comparability with prior SER work; the song subset is also missing the neutral and calm categories, which would introduce additional class imbalance if the two were merged. A second limitation is the small test partition. The RAVDESS test set has 216 samples, so each percentage point of accuracy corresponds to roughly 2.16 samples. The +0.92pp accuracy gap between B1 and B2 is two samples; a formal binomial test at this scale would need bootstrap resampling or additional held-out splits to confirm the direction. We report it as a directional observation consistent across all four metrics, not as a statistically confirmed effect. Third, the study is limited to eight English emotion categories. Generalisation to other languages, finer-grained affect taxonomies, or dimensional emotion representations (continuous valence and arousal) is not established [29]. Finally, CLAHE and UM hyperparameters are fixed identically across all four channels. Adaptive per-channel tuning could potentially yield larger gains, especially for CQT and Chroma where the case for uniform contrast enhancement is less intuitive than for Mel.</w:t>
+        <w:t xml:space="preserve">Several constraints limit what these results can establish. RAVDESS [18] contains studio-recorded acted speech — clean acoustics, deliberate prosodic exaggeration — and 24 speakers is not many. Whether the same preprocessing gains carry over to spontaneous conversational speech, telephone-quality audio, or non-native English is genuinely unknown. Those settings differ from RAVDESS in noise floor, speaker variability, and emotional expression style enough that assuming transfer would be overconfident [35]. We used only the RAVDESS speech subset, excluding the song recordings primarily to stay comparable with prior SER literature; the song subset also lacks neutral and calm, which would have introduced class imbalance if merged. The small test partition is a second real constraint. With 216 test samples, a single percentage point of accuracy represents about two samples. The B1-to-B2 accuracy gap of 0.92pp corresponds to two correct classifications — directionally positive across all four metrics but not statistically confirmable at conventional thresholds without bootstrap resampling. We report it accordingly. Third, this study covers eight English emotion categories; nothing here speaks to other languages, finer-grained affect taxonomies, or dimensional representations like continuous valence and arousal [29]. And finally, CLAHE and UM hyperparameters are held constant across all four channels. That is the sensible default for a first study, but per-channel tuning — especially for CQT and Chroma, where uniform contrast enhancement is less obviously the right choice — could yield additional gains.</w:t>
       </w:r>
     </w:p>
     <w:p>
@@ -6357,7 +6357,7 @@
           <w:sz w:val="20"/>
           <w:szCs w:val="20"/>
         </w:rPr>
-        <w:t xml:space="preserve">Four concrete directions emerge. First, cross-corpus replication: running the same 2x2 ablation on IEMOCAP [36], MSP-IMPROV [37], or EMODB [38] would tell whether the channel-count versus data-size interaction is a RAVDESS-specific finding or holds more broadly. If B3 regresses on all three corpora, the data-scale interpretation is strong; if it holds on some and not others, the architecture or the spectrogram combination may be the limiting factor. Second, data scaling: adding training samples — pooling RAVDESS speech with compatible corpora to reach 5,000 or more samples — would determine whether B3 and B4's regression simply vanishes at larger scale (a pure data problem) or persists (a structural one) [31],[32]. Third, differentiable preprocessing: replacing the fixed CLAHE and UM parameters with a learnable enhancement front-end [9] would allow the network to adapt contrast and sharpness settings per channel, or even per sample. The current fixed transform is a sensible default, but per-channel adaptation could be especially beneficial for CQT and Chroma. Fourth, stronger fusion: replacing the 1x1 linear projection with a cross-channel attention module [3],[34] or prepending a contrastive pre-training stage [31] before fine-tuning might reduce the variance that the extra degrees of freedom currently introduce. The theoretical argument for multi-channel fusion remains sound; the problem is not the idea but the gap between what the architecture needs in terms of training signal and what 1,008 samples can supply.</w:t>
+        <w:t xml:space="preserve">Four concrete directions emerge. First, cross-corpus replication: running the same 2x2 ablation on IEMOCAP [36], or on the multilingual and cross-corpus conditions studied in [35],[38] would tell whether the channel-count versus data-size interaction is a RAVDESS-specific finding or holds more broadly. If B3 regresses across all corpora, the data-scale interpretation is strong; if it persists only on some, the spectrogram combination or architecture may be the limiting factor. Second, data scaling: pooling RAVDESS with compatible acted-speech corpora [37] to reach 5,000 or more training samples would clarify whether B3 and B4's performance gap simply vanishes at larger scale (a pure data problem) or persists (a structural one) [31],[32]. Third, differentiable preprocessing: replacing fixed CLAHE and UM parameters with a learnable enhancement front-end [9],[45] would let the network adapt contrast and sharpness settings per channel or per sample. The fixed transform is a sensible default, but per-channel tuning could yield meaningful gains for CQT and Chroma. Fourth, stronger fusion: replacing the 1x1 linear projection with a cross-channel attention module [34],[44] or prepending a contrastive pre-training stage [31] before fine-tuning might absorb the variance the extra projection parameters currently inject. The theoretical argument for multi-channel fusion remains sound — the problem is not the idea but the gap between the training signal a learnable projection needs and what 1,008 samples can supply.</w:t>
       </w:r>
     </w:p>
     <w:p>
@@ -6443,7 +6443,7 @@
           <w:sz w:val="20"/>
           <w:szCs w:val="20"/>
         </w:rPr>
-        <w:t xml:space="preserve">The practical implication of the main finding extends beyond RAVDESS. The observation that preprocessing quality (DIP) contributes more than input breadth (channel count) when data are limited is a specific instance of the bias-variance trade-off applied to the spectrogram design space. Practitioners who build SER systems under data constraints will often face this same choice — richer representation versus simpler, better-prepared input — and this experiment provides a concrete data point: richer is not automatically better, and the marginal value of each additional input channel depends directly on whether the training set is large enough to absorb the corresponding increase in model complexity. The pattern is not unique to SER. Similar trade-offs appear in medical image classification [9], radar signal processing [28], and acoustic scene analysis [30], where multi-channel or multi-scale inputs consistently outperform single-channel baselines only once sufficient training data are available. The DIP pipeline described here has the additional advantage of being genuinely lightweight: CLAHE at clip 2.0 and UM at sigma=1.0 add under three minutes to preprocessing and add zero parameters to the trained model. It is a low-risk, no-architecture-change candidate for any spectrogram-based CNN pipeline. The per-channel Grad-CAM matrix also offers a practical channel selection heuristic for memory-constrained deployments. Table V suggests that MFCC and Mel together provide the broadest emotion coverage with consistently high attention shares, while CQT adds value specifically for happy and surprised, and Chroma for disgust and sad. A two-channel MFCC + Mel model, DIP-enhanced, is a plausible starting point for a compact SER system and is worth evaluating formally.</w:t>
+        <w:t xml:space="preserve">The main finding has implications beyond this particular dataset. The result that preprocessing quality matters more than input breadth when labelled data are limited is a specific instance of the bias-variance trade-off in spectrogram design. Engineers building SER under data constraints regularly face this same choice — add a richer representation versus invest in the quality of what you already have. This experiment gives a concrete data point: richer is not automatically better, and the marginal value of each additional input channel depends directly on whether the training set is large enough to absorb the corresponding increase in parameter count. The pattern appears in adjacent fields as well. In medical image classification [9], radar signal processing [28], and acoustic scene analysis [30], multi-channel or multi-scale inputs consistently beat single-channel baselines — but only once enough training data are available. The DIP pipeline has an additional practical virtue: it is genuinely lightweight. CLAHE at clip 2.0 and UM at sigma=1.0 add under three minutes to preprocessing and contribute zero trainable parameters to the model. That makes it a low-risk candidate for any spectrogram-based CNN pipeline, regardless of the downstream task. The per-channel Grad-CAM matrix in Table V also suggests a practical shortcut for memory-constrained deployments: MFCC and Mel together cover the broadest range of emotions with consistently high attention shares, while CQT adds specific value for happy and surprised, and Chroma for disgust and sad. A DIP-enhanced two-channel MFCC+Mel variant is a reasonable starting point for a compact SER system and would be worth evaluating on its own.</w:t>
       </w:r>
     </w:p>
     <w:p>

--- a/SER_Paper_Draft.docx
+++ b/SER_Paper_Draft.docx
@@ -149,7 +149,7 @@
           <w:sz w:val="20"/>
           <w:szCs w:val="20"/>
         </w:rPr>
-        <w:t xml:space="preserve">Speech carries far more emotional information than its words alone, yet reliably extracting that information remains one of the harder problems in affective computing. The acoustic cues are nuanced and speaker-dependent, the mapping to discrete emotion labels is imprecise, and labelled corpora are consistently scarce. Despite this, speech emotion recognition (SER) is finding its way into clinical screening tools [2], conversational agents [1], and driver monitoring systems [3]. Most deployed solutions, however, still feed a single Mel spectrogram or MFCC representation into a convolutional network and stop there. We see two concrete problems with that choice. No single transform captures the full acoustic picture: CQT reveals harmonic structure across a log-frequency axis [30], and Chroma STFT aggregates pitch-class energy in ways that track prosodic patterns [8] — information a Mel-only model never has access to. Beyond representation breadth, the images that audio-to-image pipelines produce tend to be low-contrast, particularly in the mid-frequency bands where formant transitions encode much of the emotional signal [9],[28]. This paper addresses both problems together. We extract four spectrogram types per utterance (Mel, MFCC, CQT, Chroma STFT) using librosa [19], apply CLAHE [9] and Unsharp Masking [20] to each one independently, then stack the results into a 128x128x4 tensor. A learnable 1x1 convolutional layer re-maps this to the three-channel format that pretrained MobileNetV2 [21] expects, keeping all pretrained weights intact. Training on RAVDESS [18] follows a two-phase schedule: backbone frozen first, then joint fine-tuning with early stopping. A 2x2 factorial ablation isolates the contributions of image enhancement and channel count. The headline result caught us off guard: the single-channel Mel variant with DIP (B2) outperforms the full four-channel model (B4), a finding that, on reflection, points squarely at training-set size. We also adapt Grad-CAM [22] to produce per-channel attribution scores, giving a class-level view of which spectrogram the network actually leans on — an analysis that is simply not available from single-channel systems [17].</w:t>
+        <w:t xml:space="preserve">Speech carries far more emotional information than its words alone, yet reliably extracting that information remains one of the harder problems in affective computing. The acoustic cues are nuanced and speaker-dependent, the mapping to discrete emotion labels is imprecise, and labelled corpora are consistently scarce. Despite this, speech emotion recognition (SER) is finding its way into clinical screening tools [2], conversational agents [1], and driver monitoring systems [3]. Most deployed solutions, however, still feed a single Mel spectrogram or MFCC representation into a convolutional network and stop there. We see two concrete problems with that choice. No single transform captures the full acoustic picture: CQT reveals harmonic structure across a log-frequency axis [30], and Chroma STFT aggregates pitch-class energy in ways that track prosodic patterns [8], information a Mel-only model never has access to. Beyond representation breadth, the images that audio-to-image pipelines produce tend to be low-contrast, particularly in the mid-frequency bands where formant transitions encode much of the emotional signal [9],[28]. This paper addresses both problems together. We extract four spectrogram types per utterance (Mel, MFCC, CQT, Chroma STFT) using librosa [19], apply CLAHE [9] and Unsharp Masking [20] to each one independently, then stack the results into a 128x128x4 tensor. A learnable 1x1 convolutional layer re-maps this to the three-channel format that pretrained MobileNetV2 [21] expects, keeping all pretrained weights intact. Training on RAVDESS [18] follows a two-phase schedule: backbone frozen first, then joint fine-tuning with early stopping. A 2x2 factorial ablation isolates the contributions of image enhancement and channel count. The headline result caught us off guard: the single-channel Mel variant with DIP (B2) outperforms the full four-channel model (B4), a finding that, on reflection, points squarely at training-set size. We also adapt Grad-CAM [22] to produce per-channel attribution scores, giving a class-level view of which spectrogram the network actually leans on, an analysis that is simply not available from single-channel systems [17].</w:t>
       </w:r>
     </w:p>
     <w:p>
@@ -247,7 +247,7 @@
           <w:sz w:val="20"/>
           <w:szCs w:val="20"/>
         </w:rPr>
-        <w:t xml:space="preserve">SER has found its way into settings where wrong predictions have real consequences. Clinicians use voice-based screening to flag signs of distress between appointments [2], conversational agents adjust their phrasing in response to detected frustration or low arousal [27], and in-vehicle systems try to catch driver stress before it becomes unsafe [13]. What all these deployments share is the same basic constraint: the system must assign a short speech segment to one of a small set of emotion labels using nothing but acoustic features — pitch contour, energy envelope, rhythm, spectral texture — without any access to what was actually said [29],[35]. Making that work is harder than it might look. Labelled corpora are consistently scarce, memory and latency budgets are tight, and the emotion categories themselves are not cleanly separable at the acoustic level [3],[4].</w:t>
+        <w:t xml:space="preserve">SER has found its way into settings where wrong predictions have real consequences. Clinicians use voice-based screening to flag signs of distress between appointments [2], conversational agents adjust their phrasing in response to detected frustration or low arousal [27], and in-vehicle systems try to catch driver stress before it becomes unsafe [13]. What all these deployments share is the same basic constraint: the system must assign a short speech segment to one of a small set of emotion labels using nothing but acoustic features, specifically pitch contour, energy envelope, rhythm, and spectral texture, without any access to what was actually said [29],[35]. Making that work is harder than it might look. Labelled corpora are consistently scarce, memory and latency budgets are tight, and the emotion categories themselves are not cleanly separable at the acoustic level [3],[4].</w:t>
       </w:r>
     </w:p>
     <w:p>
@@ -299,7 +299,7 @@
           <w:sz w:val="20"/>
           <w:szCs w:val="20"/>
         </w:rPr>
-        <w:t xml:space="preserve">We bring four elements together in one pipeline. The input is a four-channel tensor built from Mel, MFCC, CQT, and Chroma spectrograms — four different views of the same utterance, stacked before any learning begins. Each channel passes through a lightweight DIP sequence (CLAHE followed by Unsharp Masking) that targets the contrast deficit directly without touching the network. A learnable 1x1 convolutional projection adapts the resulting 128x128x4 tensor to the three-channel format that pretrained MobileNetV2 expects, leaving all backbone weights intact. Finally, a per-channel Grad-CAM procedure maps network attention back onto individual spectrogram types, giving a class-level view of which representation the model actually relied on. A 2x2 factorial ablation on RAVDESS [18] isolates each component's contribution, and the results — described in Section IV — carry implications beyond the dataset they were obtained on.</w:t>
+        <w:t xml:space="preserve">We bring four elements together in one pipeline. The input is a four-channel tensor built from Mel, MFCC, CQT, and Chroma spectrograms, four different views of the same utterance stacked before any learning begins. Each channel passes through a lightweight DIP sequence (CLAHE followed by Unsharp Masking) that targets the contrast deficit directly without touching the network. A learnable 1x1 convolutional projection adapts the resulting 128x128x4 tensor to the three-channel format that pretrained MobileNetV2 expects, leaving all backbone weights intact. Finally, a per-channel Grad-CAM procedure maps network attention back onto individual spectrogram types, giving a class-level view of which representation the model actually relied on. A 2x2 factorial ablation on RAVDESS [18] isolates each component's contribution, and the results, described in Section IV, carry implications beyond the dataset they were obtained on.</w:t>
       </w:r>
     </w:p>
     <w:p>
@@ -375,7 +375,7 @@
           <w:sz w:val="20"/>
           <w:szCs w:val="20"/>
         </w:rPr>
-        <w:t xml:space="preserve">All experiments use RAVDESS [18], an acted-speech corpus covering eight emotion categories. The 1,440 recordings come from 24 professional actors recorded in studio conditions, with roughly 180 samples per class and equal gender representation (12 male, 12 female). We applied stratified random sampling to keep class and gender proportions constant across the 70/15/15 split: 1,008 training samples, 216 validation, 216 test [27],[35]. One thing worth stating explicitly: capping training at 1,008 samples was a deliberate choice, not a data-availability constraint. Most real-world SER deployments operate far below the comfortable splits that make published benchmark numbers look impressive, and we wanted the experiment to reflect that reality. Whether the proposed pipeline delivers measurable gains under genuine data scarcity is a more practically relevant question than whether it helps when examples are plentiful. As a side consequence, the test set is small enough that a two-sample difference shifts reported accuracy by nearly one percentage point — a calibration point we return to in Section IV.D.</w:t>
+        <w:t xml:space="preserve">All experiments use RAVDESS [18], an acted-speech corpus covering eight emotion categories. The 1,440 recordings come from 24 professional actors recorded in studio conditions, with roughly 180 samples per class and equal gender representation (12 male, 12 female). We applied stratified random sampling to keep class and gender proportions constant across the 70/15/15 split: 1,008 training samples, 216 validation, 216 test [27],[35]. One thing worth stating explicitly: capping training at 1,008 samples was a deliberate choice, not a data-availability constraint. Most real-world SER deployments operate far below the comfortable splits that make published benchmark numbers look impressive, and we wanted the experiment to reflect that reality. Whether the proposed pipeline delivers measurable gains under genuine data scarcity is a more practically relevant question than whether it helps when examples are plentiful. As a side consequence, the test set is small enough that a two-sample difference shifts reported accuracy by nearly one percentage point, a calibration point we return to in Section IV.D.</w:t>
       </w:r>
     </w:p>
     <w:p>
@@ -461,7 +461,7 @@
           <w:sz w:val="20"/>
           <w:szCs w:val="20"/>
         </w:rPr>
-        <w:t xml:space="preserve">Each of the four images passes through the DIP pipeline independently before fusion. We apply CLAHE first [9], dividing the image into a grid of non-overlapping 8x8 tiles and equalising each tile's histogram in isolation. Crucially, a clip limit of 2.0 caps the amplification applied to any individual intensity bin — excess counts are redistributed uniformly across all bins rather than amplified:</w:t>
+        <w:t xml:space="preserve">Each of the four images passes through the DIP pipeline independently before fusion. We apply CLAHE first [9], dividing the image into a grid of non-overlapping 8x8 tiles and equalising each tile's histogram in isolation. Crucially, a clip limit of 2.0 caps the amplification applied to any individual intensity bin, with excess counts redistributed uniformly across all bins rather than amplified:</w:t>
       </w:r>
     </w:p>
     <w:p>
@@ -644,7 +644,7 @@
           <w:sz w:val="20"/>
           <w:szCs w:val="20"/>
         </w:rPr>
-        <w:t xml:space="preserve">Fig. 1 walks through the enhancement sequence for a representative "angry" utterance. The raw images (left column) are noticeably flat: energy gradients in the lower Mel bands are barely distinguishable, and cepstral ridges in the MFCC row bleed into one another. After CLAHE (centre), contrast within each tile increases substantially — formant transition regions in the Mel row become visibly separated, and the MFCC ridges resolve into distinct bands. The final UM pass (right) tightens the remaining edge blur: CQT harmonic partials sharpen, and Chroma pitch-class boundaries become more crisply delineated. Importantly, there are no tiling artefacts and no saturation in near-uniform regions, both of which are failure modes of aggressive histogram equalisation without clipping. The enhanced images present richer spatial gradients in the frequency-transition zones where emotional cues tend to concentrate.</w:t>
+        <w:t xml:space="preserve">Fig. 1 walks through the enhancement sequence for a representative "angry" utterance. The raw images (left column) are noticeably flat: energy gradients in the lower Mel bands are barely distinguishable, and cepstral ridges in the MFCC row bleed into one another. After CLAHE (centre), contrast within each tile increases substantially: formant transition regions in the Mel row become visibly separated, and the MFCC ridges resolve into distinct bands. The final UM pass (right) tightens the remaining edge blur: CQT harmonic partials sharpen, and Chroma pitch-class boundaries become more crisply delineated. Importantly, there are no tiling artefacts and no saturation in near-uniform regions, both of which are failure modes of aggressive histogram equalisation without clipping. The enhanced images present richer spatial gradients in the frequency-transition zones where emotional cues tend to concentrate.</w:t>
       </w:r>
     </w:p>
     <w:p>
@@ -687,7 +687,7 @@
           <w:sz w:val="20"/>
           <w:szCs w:val="20"/>
         </w:rPr>
-        <w:t xml:space="preserve">Once each image has passed through DIP, it is rescaled to [0,1] and the four are stacked channel-wise into a 128x128x4 tensor. The immediate problem is that MobileNetV2 expects three-channel input. Rather than repeating one channel three times (the usual fix), we prepend a learnable 1x1 Conv2D layer with three output filters, no bias, and linear activation [10],[21]. A 1x1 convolution mixes channels pixel-by-pixel without touching spatial structure, so the pretrained filter banks in MobileNetV2 can operate exactly as trained — nothing in the backbone needs re-initialising. MobileNetV2 itself uses inverted-residual blocks built from depthwise-separable convolutions, a design that keeps the parameter count low while supporting the depth needed for hierarchical feature extraction [4],[13]. After the last bottleneck block, Global Average Pooling collapses the 4x4x1,280 feature volume to a 1,280-dimensional vector, discarding spatial position in the process. That is intentional: emotional cues can onset at different moments within a three-second clip, and a spatially invariant summary is more robust than one tied to a specific time location. The classification head is Dropout(0.3) → Dense(128, ReLU) → BatchNormalization → Dropout(0.3) → Dense(8, softmax) [14].</w:t>
+        <w:t xml:space="preserve">Once each image has passed through DIP, it is rescaled to [0,1] and the four are stacked channel-wise into a 128x128x4 tensor. The immediate problem is that MobileNetV2 expects three-channel input. Rather than repeating one channel three times (the usual fix), we prepend a learnable 1x1 Conv2D layer with three output filters, no bias, and linear activation [10],[21]. A 1x1 convolution mixes channels pixel-by-pixel without touching spatial structure, so the pretrained filter banks in MobileNetV2 can operate exactly as trained, and nothing in the backbone needs re-initialising. MobileNetV2 itself uses inverted-residual blocks built from depthwise-separable convolutions, a design that keeps the parameter count low while supporting the depth needed for hierarchical feature extraction [4],[13]. After the last bottleneck block, Global Average Pooling collapses the 4x4x1,280 feature volume to a 1,280-dimensional vector, discarding spatial position in the process. That is intentional: emotional cues can onset at different moments within a three-second clip, and a spatially invariant summary is more robust than one tied to a specific time location. The classification head is Dropout(0.3) → Dense(128, ReLU) → BatchNormalization → Dropout(0.3) → Dense(8, softmax) [14].</w:t>
       </w:r>
     </w:p>
     <w:p>
@@ -2080,7 +2080,7 @@
           <w:sz w:val="20"/>
           <w:szCs w:val="20"/>
         </w:rPr>
-        <w:t xml:space="preserve">Experiments run in Python 3.10 with TensorFlow 2.13 and Keras 2.13. Spectrogram extraction and DIP preprocessing rely on librosa 0.10 [19], OpenCV 4.8, and NumPy 1.24. The training machine carries a single NVIDIA Tesla T4 (16 GB VRAM, CUDA 11.8, cuDNN 8.6) and an Intel Xeon at 2.20 GHz with 16 virtual cores. Phase 1 runs in about two minutes; Phase 2 takes eight to twelve minutes depending on when early stopping fires, so a full ablation condition stays inside fifteen minutes of wall time. Running all four conditions back to back requires under an hour. Preprocessing — extracting the four transforms and running DIP across all 1,440 RAVDESS recordings — takes roughly three minutes and is done once, before any training loop starts. Seeds for NumPy, TensorFlow, and Python are fixed at 42 throughout. The stratified 70/15/15 split is generated once and then shared across all four conditions, so any difference in test-set performance traces back to the model change and not to a different test partition. Grad-CAM attribution (Section V) is computed post-hoc on saved weights via TensorFlow's GradientTape, applied to one representative test sample per emotion class.</w:t>
+        <w:t xml:space="preserve">Experiments run in Python 3.10 with TensorFlow 2.13 and Keras 2.13. Spectrogram extraction and DIP preprocessing rely on librosa 0.10 [19], OpenCV 4.8, and NumPy 1.24. The training machine carries a single NVIDIA Tesla T4 (16 GB VRAM, CUDA 11.8, cuDNN 8.6) and an Intel Xeon at 2.20 GHz with 16 virtual cores. Phase 1 runs in about two minutes; Phase 2 takes eight to twelve minutes depending on when early stopping fires, so a full ablation condition stays inside fifteen minutes of wall time. Running all four conditions back to back requires under an hour. Preprocessing (extracting the four transforms and running DIP across all 1,440 RAVDESS recordings) takes roughly three minutes and is done once, before any training loop starts. Seeds for NumPy, TensorFlow, and Python are fixed at 42 throughout. The stratified 70/15/15 split is generated once and then shared across all four conditions, so any difference in test-set performance traces back to the model change and not to a different test partition. Grad-CAM attribution (Section V) is computed post-hoc on saved weights via TensorFlow's GradientTape, applied to one representative test sample per emotion class.</w:t>
       </w:r>
     </w:p>
     <w:p>
@@ -2123,7 +2123,7 @@
           <w:sz w:val="20"/>
           <w:szCs w:val="20"/>
         </w:rPr>
-        <w:t xml:space="preserve">With only 1,008 training samples, overfitting is the dominant risk. Rather than applying one heavy-handed fix, we layer three lighter mechanisms. The two-phase schedule is the most consequential: during Phase 1 the backbone is frozen, so the trainable parameter count is limited to the 1x1 projection and the classification head. That constraint prevents large, early gradients from overwriting pretrained representations before the head has had time to settle. Once Phase 2 unfreezes the whole network, the head is already in a useful regime and the joint fine-tuning begins from a stable starting point. The classification head adds a second layer of regularisation via two Dropout layers at rate 0.3 — randomly zeroing activations during training so no single unit can memorise specific examples [14] — with Batch Normalisation between them stabilising activation distributions across batches [4]. The ReduceLROnPlateau callback provides the third layer: halving the learning rate after five unproductive epochs nudges the optimiser toward flatter loss regions that tend to generalise better under distribution shift [13]. SpecAugment [32], which masks contiguous frequency bands and time steps, was deliberately excluded. Including it would confound the DIP evaluation: if performance improved, there would be no clean way to separate the image-enhancement effect from the masking-based augmentation effect. Isolating DIP's contribution was the point of the experiment; SpecAugment on top of B2 is a sensible follow-on study.</w:t>
+        <w:t xml:space="preserve">With only 1,008 training samples, overfitting is the dominant risk. Rather than applying one heavy-handed fix, we layer three lighter mechanisms. The two-phase schedule is the most consequential: during Phase 1 the backbone is frozen, so the trainable parameter count is limited to the 1x1 projection and the classification head. That constraint prevents large, early gradients from overwriting pretrained representations before the head has had time to settle. Once Phase 2 unfreezes the whole network, the head is already in a useful regime and the joint fine-tuning begins from a stable starting point. The classification head adds a second layer of regularisation via two Dropout layers at rate 0.3, randomly zeroing activations during training so no single unit can memorise specific examples [14], with Batch Normalisation between them stabilising activation distributions across batches [4]. The ReduceLROnPlateau callback provides the third layer: halving the learning rate after five unproductive epochs nudges the optimiser toward flatter loss regions that tend to generalise better under distribution shift [13]. SpecAugment [32], which masks contiguous frequency bands and time steps, was deliberately excluded. Including it would confound the DIP evaluation: if performance improved, there would be no clean way to separate the image-enhancement effect from the masking-based augmentation effect. Isolating DIP's contribution was the point of the experiment; SpecAugment on top of B2 is a sensible follow-on study.</w:t>
       </w:r>
     </w:p>
     <w:p>
@@ -2170,7 +2170,7 @@
           <w:sz w:val="20"/>
           <w:szCs w:val="20"/>
         </w:rPr>
-        <w:t xml:space="preserve">The ablation uses a 2x2 factorial design crossing two binary factors: channel count (single Mel versus four channels) and preprocessing (raw versus DIP-enhanced) [7],[8],[15]. B1 is the baseline — a single Mel spectrogram, image triplicated to satisfy MobileNetV2's three-channel requirement [10],[11]. B2 changes only the preprocessing, applying CLAHE+UM to the same Mel image, so any performance difference versus B1 is unambiguously the DIP effect. B3 brings in all four spectrogram types without preprocessing, isolating the channel-count contribution before enhancement enters the picture [6],[8]. B4 applies DIP to the four-channel input and represents the full proposed pipeline. The factorial layout gives three orthogonal contrasts: B1 vs B2 tests DIP on a single channel, B1 vs B3 tests channel count without preprocessing, and B3 vs B4 tests DIP within the four-channel setting. The B1 vs B4 comparison captures both factors simultaneously. We designed it this way precisely because an effect that shows up consistently across multiple contrasts is more credible than one that appears in only one.</w:t>
+        <w:t xml:space="preserve">The ablation uses a 2x2 factorial design crossing two binary factors: channel count (single Mel versus four channels) and preprocessing (raw versus DIP-enhanced) [7],[8],[15]. B1 is the baseline, a single Mel spectrogram with the image triplicated to satisfy MobileNetV2's three-channel requirement [10],[11]. B2 changes only the preprocessing, applying CLAHE+UM to the same Mel image, so any performance difference versus B1 is unambiguously the DIP effect. B3 brings in all four spectrogram types without preprocessing, isolating the channel-count contribution before enhancement enters the picture [6],[8]. B4 applies DIP to the four-channel input and represents the full proposed pipeline. The factorial layout gives three orthogonal contrasts: B1 vs B2 tests DIP on a single channel, B1 vs B3 tests channel count without preprocessing, and B3 vs B4 tests DIP within the four-channel setting. The B1 vs B4 comparison captures both factors simultaneously. We designed it this way precisely because an effect that shows up consistently across multiple contrasts is more credible than one that appears in only one.</w:t>
       </w:r>
     </w:p>
     <w:p>
@@ -2384,7 +2384,7 @@
           <w:sz w:val="16"/>
           <w:szCs w:val="16"/>
         </w:rPr>
-        <w:t xml:space="preserve">Ablation Study Results — RAVDESS Test Set</w:t>
+        <w:t xml:space="preserve">Ablation Study Results: RAVDESS Test Set</w:t>
       </w:r>
     </w:p>
     <w:tbl>
@@ -3213,7 +3213,7 @@
           <w:sz w:val="20"/>
           <w:szCs w:val="20"/>
         </w:rPr>
-        <w:t xml:space="preserve">The channel-count result goes the other way. B3, which brings in all four spectrogram types but skips DIP, drops to 26.85% Accuracy and 20.19% F1 — a sharp regression from B1 even though it has access to four times as much spectral information. The most plausible explanation is that the 1x1 projection from four to three channels introduces learnable weights the 1,008-sample training set cannot reliably fit. In other words, the complementary representations that should reduce bias instead inject variance that swamps any bias gain at this data scale. B4 partially recovers: DIP on top of four channels adds +0.46pp Accuracy and +3.10pp F1 over B3, confirming the enhancement benefit holds regardless of channel count. But B4 still trails B2 by roughly twelve percentage points in F1, so adding channels did not pay off even with preprocessing. The practical lesson is direct: at the low thousands in training samples, improving input quality per sample does more good than broadening the input. Making multi-channel fusion work at this scale would probably require a considerably larger corpus [35], heavier augmentation [32], or a contrastive pre-training step that can reduce the variance the extra projection degrees of freedom currently introduce [31]. Across all four conditions, the most persistent confusions are the same acoustically similar pairs — calm and neutral, angry and disgust — which is consistent with prior RAVDESS work [3],[11],[27],[34].</w:t>
+        <w:t xml:space="preserve">The channel-count result goes the other way. B3, which brings in all four spectrogram types but skips DIP, drops to 26.85% Accuracy and 20.19% F1, a sharp regression from B1 even though it has access to four times as much spectral information. The most plausible explanation is that the 1x1 projection from four to three channels introduces learnable weights the 1,008-sample training set cannot reliably fit. In other words, the complementary representations that should reduce bias instead inject variance that swamps any bias gain at this data scale. B4 partially recovers: DIP on top of four channels adds +0.46pp Accuracy and +3.10pp F1 over B3, confirming the enhancement benefit holds regardless of channel count. But B4 still trails B2 by roughly twelve percentage points in F1, so adding channels did not pay off even with preprocessing. The practical lesson is direct: at the low thousands in training samples, improving input quality per sample does more good than broadening the input. Making multi-channel fusion work at this scale would probably require a considerably larger corpus [35], heavier augmentation [32], or a contrastive pre-training step that can reduce the variance the extra projection degrees of freedom currently introduce [31]. Across all four conditions, the most persistent confusions are the same acoustically similar pairs, calm and neutral, angry and disgust, which is consistent with prior RAVDESS work [3],[11],[27],[34].</w:t>
       </w:r>
     </w:p>
     <w:p>
@@ -3322,7 +3322,7 @@
           <w:sz w:val="20"/>
           <w:szCs w:val="20"/>
         </w:rPr>
-        <w:t xml:space="preserve">Table II and Fig. 6 disaggregate Macro F1 by class, uncovering patterns the headline numbers obscure. Calm and neutral are the most troublesome categories in every condition — calm falls between 0-18% F1, neutral between 5-22%. Both inhabit the low-arousal, low-valence corner of the emotion space; their spectrograms share flat energy distributions, unremarkable pitch contours, and overlapping formant ranges [29],[3]. Prior RAVDESS evaluations report the same difficulty [11],[27], so this is not a pipeline-specific failure. Happy and surprised form the next most persistent confusion: both are high-arousal and high-pitched, and the perceptual quality that separates them — the sudden unexpected onset in surprise — is a timing feature that a three-second window and a static spectrogram do not resolve well [3],[29]. Angry is comparatively strong at B2 (44% F1): its high-energy, high-intensity signature is acoustically distinctive enough that even a single enhanced Mel channel picks up a reliable gradient [29]. Fearful is more variable, probably because actors render fear on a spectrum from quiet tension to loud alarm — the acoustic profile shifts substantially with interpretation [29]. Disgust is defined by tense phonation and low intensity, features that MFCC encodes more directly than Mel or CQT. This likely explains the small relative advantage B3 and B4 show on disgust despite their lower overall performance. The per-class breakdown also clarifies why B3 regresses so severely: the degradation falls disproportionately on calm, neutral, and disgust — exactly the categories with the weakest acoustic separation — which is consistent with those categories being the first victims of increased model variance.</w:t>
+        <w:t xml:space="preserve">Table II and Fig. 6 disaggregate Macro F1 by class, uncovering patterns the headline numbers obscure. Calm and neutral are the most troublesome categories in every condition: calm falls between 0-18% F1, neutral between 5-22%. Both inhabit the low-arousal, low-valence corner of the emotion space; their spectrograms share flat energy distributions, unremarkable pitch contours, and overlapping formant ranges [29],[3]. Prior RAVDESS evaluations report the same difficulty [11],[27], so this is not a pipeline-specific failure. Happy and surprised form the next most persistent confusion: both are high-arousal and high-pitched, and the perceptual quality that separates them, specifically the sudden unexpected onset in surprise, is a timing feature that a three-second window and a static spectrogram do not resolve well [3],[29]. Angry is comparatively strong at B2 (44% F1): its high-energy, high-intensity signature is acoustically distinctive enough that even a single enhanced Mel channel picks up a reliable gradient [29]. Fearful is more variable, probably because actors render fear on a spectrum from quiet tension to loud alarm, and the acoustic profile shifts substantially with interpretation [29]. Disgust is defined by tense phonation and low intensity, features that MFCC encodes more directly than Mel or CQT. This likely explains the small relative advantage B3 and B4 show on disgust despite their lower overall performance. The per-class breakdown also clarifies why B3 regresses so severely: the degradation falls disproportionately on calm, neutral, and disgust, exactly the categories with the weakest acoustic separation, which is consistent with those categories being the first victims of increased model variance.</w:t>
       </w:r>
     </w:p>
     <w:p>
@@ -4492,7 +4492,7 @@
           <w:sz w:val="20"/>
           <w:szCs w:val="20"/>
         </w:rPr>
-        <w:t xml:space="preserve">B1 and B2 climb steadily through Phase 2 and reach their respective ceilings somewhere between 40 and 55 epochs, after which loss plateaus and accuracy stabilises. B2's peak arrives a few epochs later than B1's, a pattern consistent with the DIP-enhanced inputs requiring slightly more gradient steps before the early layers settle into useful feature detectors — the richer contrast information takes a little longer to exploit but ultimately yields more signal. B3 and B4 converge earlier, which might look like faster learning but is more accurately read as fast settling into a shallow optimum: the four-channel projection adds degrees of freedom the training set cannot fill, so the model finds a lower plateau quickly and stops there. The loss panel makes this explicit — B3 and B4 carry noticeably higher residual loss at convergence, confirming a genuine generalisation shortfall rather than a quirk of early stopping timing. All four conditions stop before epoch 55, well under the 100-epoch ceiling, which suggests the patience value of 15 is conservative enough to rule out premature termination as a factor in the B3/B4 deficit.</w:t>
+        <w:t xml:space="preserve">B1 and B2 climb steadily through Phase 2 and reach their respective ceilings somewhere between 40 and 55 epochs, after which loss plateaus and accuracy stabilises. B2's peak arrives a few epochs later than B1's, a pattern consistent with the DIP-enhanced inputs requiring slightly more gradient steps before the early layers settle into useful feature detectors, since the richer contrast information takes a little longer to exploit but ultimately yields more signal. B3 and B4 converge earlier, which might look like faster learning but is more accurately read as fast settling into a shallow optimum: the four-channel projection adds degrees of freedom the training set cannot fill, so the model finds a lower plateau quickly and stops there. The loss panel makes this explicit: B3 and B4 carry noticeably higher residual loss at convergence, confirming a genuine generalisation shortfall rather than a quirk of early stopping timing. All four conditions stop before epoch 55, well under the 100-epoch ceiling, which suggests the patience value of 15 is conservative enough to rule out premature termination as a factor in the B3/B4 deficit.</w:t>
       </w:r>
     </w:p>
     <w:p>
@@ -4506,7 +4506,7 @@
           <w:sz w:val="20"/>
           <w:szCs w:val="20"/>
         </w:rPr>
-        <w:t xml:space="preserve">Table III puts the proposed method alongside prior SER work on RAVDESS. Cross-study comparison is inherently messy here: split strategies, actor subsets, emotion-class counts (usually six or eight), and evaluation protocols all differ, and the differences are rarely transparent enough to support direct point-for-point comparison [7],[27]. A few things are still worth noting. B2's parameter count (~3.5M) sits at or below every other entry in the table. The 25-30 percentage-point gap between B2's 39.81% and the 65-72% reported by prior methods looks alarming at first glance, but it almost entirely traces back to one deliberate design decision: we capped training at 1,008 samples, while prior studies typically use 1,100-1,300. The experiment was designed to probe the data-scarce regime, because that is where most deployed SER systems actually operate — the comfortable splits that produce high benchmark numbers do not reflect production conditions. Within that context, the +4.5pp Macro F1 gain from DIP is proportionally consistent with what CLAHE enhancement produces in other spectrogram tasks [9],[28], suggesting the benefit is not specific to RAVDESS or to this architecture. B2 is best read as a strong foundation for low-resource SER rather than a direct competitor to high-resource systems.</w:t>
+        <w:t xml:space="preserve">Table III puts the proposed method alongside prior SER work on RAVDESS. Cross-study comparison is inherently messy here: split strategies, actor subsets, emotion-class counts (usually six or eight), and evaluation protocols all differ, and the differences are rarely transparent enough to support direct point-for-point comparison [7],[27]. A few things are still worth noting. B2's parameter count (~3.5M) sits at or below every other entry in the table. The 25-30 percentage-point gap between B2's 39.81% and the 65-72% reported by prior methods looks alarming at first glance, but it almost entirely traces back to one deliberate design decision: we capped training at 1,008 samples, while prior studies typically use 1,100-1,300. The experiment was designed to probe the data-scarce regime, because that is where most deployed SER systems actually operate, and the comfortable splits that produce high benchmark numbers do not reflect production conditions. Within that context, the +4.5pp Macro F1 gain from DIP is proportionally consistent with what CLAHE enhancement produces in other spectrogram tasks [9],[28], suggesting the benefit is not specific to RAVDESS or to this architecture. B2 is best read as a strong foundation for low-resource SER rather than a direct competitor to high-resource systems.</w:t>
       </w:r>
     </w:p>
     <w:p>
@@ -4549,7 +4549,7 @@
           <w:sz w:val="20"/>
           <w:szCs w:val="20"/>
         </w:rPr>
-        <w:t xml:space="preserve">Looking at individual misclassifications turns out to be more informative than the aggregate numbers. In B2, 130 of 216 test samples are wrong. The five most frequent confusion pairs are: neutral predicted as calm (19 samples), calm predicted as neutral (17), happy predicted as surprised (14), surprised predicted as happy (11), and fearful predicted as neutral (9). Those five pairs together account for 70 of the 130 B2 errors — more than half of all mistakes reduce to three acoustic ambiguities. The neutral-calm boundary is the most critical. Both categories arrive with low intensity, minimal prosodic variation, and unremarkable pitch trajectories. Their Mel and MFCC representations end up so visually similar that even CLAHE-enhanced images leave little for the early convolutional filters to distinguish: contrast enhancement can sharpen edges that are there, but it cannot manufacture frequency-level separation when the underlying audio does not contain it. The happy-surprised cluster is the second largest failure mode. The acoustic cue that distinguishes them — the shorter rising f0 onset and wider excursion of surprise — is brief and may fall entirely outside the three-second window, or simply be too subtle to survive the global pooling step. In B3 and B4, the error distribution shifts slightly: disgust and sad show marginal improvements over B2, probably because the MFCC channel — which Grad-CAM attributes high weight to for those categories — contributes cepstral ridge patterns that Mel alone does not carry. The neutral-calm boundary simultaneously worsens, suggesting that the extra variance from the 1x1 projection destabilises the one decision boundary RAVDESS depends on most.</w:t>
+        <w:t xml:space="preserve">Looking at individual misclassifications turns out to be more informative than the aggregate numbers. In B2, 130 of 216 test samples are wrong. The five most frequent confusion pairs are: neutral predicted as calm (19 samples), calm predicted as neutral (17), happy predicted as surprised (14), surprised predicted as happy (11), and fearful predicted as neutral (9). Those five pairs together account for 70 of the 130 B2 errors, meaning more than half of all mistakes reduce to three acoustic ambiguities. The neutral-calm boundary is the most critical. Both categories arrive with low intensity, minimal prosodic variation, and unremarkable pitch trajectories. Their Mel and MFCC representations end up so visually similar that even CLAHE-enhanced images leave little for the early convolutional filters to distinguish: contrast enhancement can sharpen edges that are there, but it cannot manufacture frequency-level separation when the underlying audio does not contain it. The happy-surprised cluster is the second largest failure mode. The acoustic cue that distinguishes them, the shorter rising f0 onset and wider excursion of surprise, is brief and may fall entirely outside the three-second window, or simply be too subtle to survive the global pooling step. In B3 and B4, the error distribution shifts slightly: disgust and sad show marginal improvements over B2, probably because the MFCC channel, which Grad-CAM attributes high weight to for those categories, contributes cepstral ridge patterns that Mel alone does not carry. The neutral-calm boundary simultaneously worsens, suggesting that the extra variance from the 1x1 projection destabilises the one decision boundary RAVDESS depends on most.</w:t>
       </w:r>
     </w:p>
     <w:p>
@@ -4828,7 +4828,7 @@
           <w:sz w:val="20"/>
           <w:szCs w:val="20"/>
         </w:rPr>
-        <w:t xml:space="preserve">Fig. 4 overlays the Grad-CAM maps on the DIP-enhanced inputs for a representative "angry" utterance (RAVDESS Actor 01). Warm regions in the bottom row are where the final-layer activations carried the most class-discriminative information. On the Mel channel, attention concentrates in the mid-to-high frequency band (roughly 1-4 kHz), where elevated glottal tension from high-arousal speech is most visible [29]. The MFCC channel shows a sharper focus on the formant-transition zone, the spectrotemporal region where rapid articulatory changes encode emotional urgency. CQT activation tracks the harmonic partials upward in pitch, capturing the raised fundamental frequency that accompanies high-arousal vocalisations [29]. Chroma lights up within a specific pitch-class cluster consistent with the sustained tonal quality of aggressive speech. Worth noting: the model assigned this sample 49.6% probability to "surprised" and only 15.9% to "angry", making it technically a misclassification. That is acoustically coherent — surprise and anger share elevated arousal, wide pitch excursion, and high energy [3],[29]. The Grad-CAM maps make the ambiguity explicit: activation patterns for both emotions overlap in the same mid-frequency bands, and 1,008 training samples are not enough to drive the decision boundary between them to a reliable position.</w:t>
+        <w:t xml:space="preserve">Fig. 4 overlays the Grad-CAM maps on the DIP-enhanced inputs for a representative "angry" utterance (RAVDESS Actor 01). Warm regions in the bottom row are where the final-layer activations carried the most class-discriminative information. On the Mel channel, attention concentrates in the mid-to-high frequency band (roughly 1-4 kHz), where elevated glottal tension from high-arousal speech is most visible [29]. The MFCC channel shows a sharper focus on the formant-transition zone, the spectrotemporal region where rapid articulatory changes encode emotional urgency. CQT activation tracks the harmonic partials upward in pitch, capturing the raised fundamental frequency that accompanies high-arousal vocalisations [29]. Chroma lights up within a specific pitch-class cluster consistent with the sustained tonal quality of aggressive speech. Worth noting: the model assigned this sample 49.6% probability to "surprised" and only 15.9% to "angry", making it technically a misclassification. That is acoustically coherent, as surprise and anger share elevated arousal, wide pitch excursion, and high energy [3],[29]. The Grad-CAM maps make the ambiguity explicit: activation patterns for both emotions overlap in the same mid-frequency bands, and 1,008 training samples are not enough to drive the decision boundary between them to a reliable position.</w:t>
       </w:r>
     </w:p>
     <w:p>
@@ -6224,7 +6224,7 @@
           <w:sz w:val="20"/>
           <w:szCs w:val="20"/>
         </w:rPr>
-        <w:t xml:space="preserve">Fig. 5 and Table V give the complete row-normalised 8x4 matrix. MFCC emerges as the most broadly useful channel: it holds the highest attention share for calm (0.37), happy (0.38), sad (0.39), fearful (0.45), and surprised (0.41). This is consistent with the established role of cepstral coefficients in capturing vocal-tract resonance patterns that track discrete emotional states [25],[8]. CQT and Chroma play more selective roles. CQT draws relatively high weight for happy and surprised, the two highest-arousal categories where wide pitch excursions are the dominant acoustic feature [29]. Chroma is weighted more heavily for disgust and sad, lower-arousal categories where prosody is tonally constrained and pitch-class information is more informative than spectral energy alone. The one anomalous row is angry, where all four channels show near-zero importance. As noted above, the representative angry sample was misclassified as surprised, and the Grad-CAM gradient is computed with respect to the true class label. Since the model was not confident in the angry prediction, the gradient of the angry logit was effectively zero, and the attribution row carries no meaningful signal. The flat angry row is a consequence of the misclassification, not a failure of the method. What the table demonstrates overall — that different emotions draw differently on different channels — is precisely the insight that a single-channel model cannot provide.</w:t>
+        <w:t xml:space="preserve">Fig. 5 and Table V give the complete row-normalised 8x4 matrix. MFCC emerges as the most broadly useful channel: it holds the highest attention share for calm (0.37), happy (0.38), sad (0.39), fearful (0.45), and surprised (0.41). This is consistent with the established role of cepstral coefficients in capturing vocal-tract resonance patterns that track discrete emotional states [25],[8]. CQT and Chroma play more selective roles. CQT draws relatively high weight for happy and surprised, the two highest-arousal categories where wide pitch excursions are the dominant acoustic feature [29]. Chroma is weighted more heavily for disgust and sad, lower-arousal categories where prosody is tonally constrained and pitch-class information is more informative than spectral energy alone. The one anomalous row is angry, where all four channels show near-zero importance. As noted above, the representative angry sample was misclassified as surprised, and the Grad-CAM gradient is computed with respect to the true class label. Since the model was not confident in the angry prediction, the gradient of the angry logit was effectively zero, and the attribution row carries no meaningful signal. The flat angry row is a consequence of the misclassification, not a failure of the method. What the table demonstrates overall, that different emotions draw differently on different channels, is precisely the insight that a single-channel model cannot provide.</w:t>
       </w:r>
     </w:p>
     <w:p>
@@ -6271,7 +6271,7 @@
           <w:sz w:val="20"/>
           <w:szCs w:val="20"/>
         </w:rPr>
-        <w:t xml:space="preserve">This work started from two observations about how SER pipelines are typically put together: most commit to a single spectrogram type, discarding acoustic structure that other transforms would have captured; and the images those spectrograms produce tend to be flat in local contrast, leaving frequency-transition detail that convolutional filters could exploit largely untouched. The pipeline described here addresses both. Four spectrogram types — Mel, MFCC, CQT, Chroma — are independently enhanced with CLAHE [9] and Unsharp Masking [20], stacked into a 4-channel tensor, and projected into three channels via a learnable 1x1 convolution before entering pretrained MobileNetV2 [10],[21]. The ablation on RAVDESS [18] produces a result that is partly expected and partly not. DIP on a single Mel channel (B2) is the best-performing condition at 39.81% Accuracy and 38.89% Macro F1, which confirms that contrast enhancement delivers consistent gains without any architectural change. Four-channel fusion without DIP (B3) falls well below the single-channel baseline — not what the additional acoustic information would lead you to expect. The most plausible explanation is that 1,008 training samples cannot fit the extra degrees of freedom the 1x1 projection introduces. Adding DIP to the four-channel input (B4) partly recovers the gap, confirming the enhancement benefit is independent of channel count, but parity with B2 is not reached at this data scale. The interaction between input complexity and training set size is the finding most likely to transfer to other settings: when labelled data are limited, improving what you do with each sample consistently outperforms adding more input channels. The per-channel Grad-CAM analysis adds interpretability that is only possible because the input is multi-channel — MFCC contributes broadly across emotion classes, while CQT and Chroma carry selective weight for specific high-arousal or tonally constrained categories.</w:t>
+        <w:t xml:space="preserve">This work started from two observations about how SER pipelines are typically put together: most commit to a single spectrogram type, discarding acoustic structure that other transforms would have captured; and the images those spectrograms produce tend to be flat in local contrast, leaving frequency-transition detail that convolutional filters could exploit largely untouched. The pipeline described here addresses both. Four spectrogram types (Mel, MFCC, CQT, Chroma) are independently enhanced with CLAHE [9] and Unsharp Masking [20], stacked into a 4-channel tensor, and projected into three channels via a learnable 1x1 convolution before entering pretrained MobileNetV2 [10],[21]. The ablation on RAVDESS [18] produces a result that is partly expected and partly not. DIP on a single Mel channel (B2) is the best-performing condition at 39.81% Accuracy and 38.89% Macro F1, which confirms that contrast enhancement delivers consistent gains without any architectural change. Four-channel fusion without DIP (B3) falls well below the single-channel baseline, not what the additional acoustic information would lead you to expect. The most plausible explanation is that 1,008 training samples cannot fit the extra degrees of freedom the 1x1 projection introduces. Adding DIP to the four-channel input (B4) partly recovers the gap, confirming the enhancement benefit is independent of channel count, but parity with B2 is not reached at this data scale. The interaction between input complexity and training set size is the finding most likely to transfer to other settings: when labelled data are limited, improving what you do with each sample consistently outperforms adding more input channels. The per-channel Grad-CAM analysis adds interpretability that is only possible because the input is multi-channel: MFCC contributes broadly across emotion classes, while CQT and Chroma carry selective weight for specific high-arousal or tonally constrained categories.</w:t>
       </w:r>
     </w:p>
     <w:p>
@@ -6314,7 +6314,7 @@
           <w:sz w:val="20"/>
           <w:szCs w:val="20"/>
         </w:rPr>
-        <w:t xml:space="preserve">Several constraints limit what these results can establish. RAVDESS [18] contains studio-recorded acted speech — clean acoustics, deliberate prosodic exaggeration — and 24 speakers is not many. Whether the same preprocessing gains carry over to spontaneous conversational speech, telephone-quality audio, or non-native English is genuinely unknown. Those settings differ from RAVDESS in noise floor, speaker variability, and emotional expression style enough that assuming transfer would be overconfident [35]. We used only the RAVDESS speech subset, excluding the song recordings primarily to stay comparable with prior SER literature; the song subset also lacks neutral and calm, which would have introduced class imbalance if merged. The small test partition is a second real constraint. With 216 test samples, a single percentage point of accuracy represents about two samples. The B1-to-B2 accuracy gap of 0.92pp corresponds to two correct classifications — directionally positive across all four metrics but not statistically confirmable at conventional thresholds without bootstrap resampling. We report it accordingly. Third, this study covers eight English emotion categories; nothing here speaks to other languages, finer-grained affect taxonomies, or dimensional representations like continuous valence and arousal [29]. And finally, CLAHE and UM hyperparameters are held constant across all four channels. That is the sensible default for a first study, but per-channel tuning — especially for CQT and Chroma, where uniform contrast enhancement is less obviously the right choice — could yield additional gains.</w:t>
+        <w:t xml:space="preserve">Several constraints limit what these results can establish. RAVDESS [18] contains studio-recorded acted speech with clean acoustics and deliberate prosodic exaggeration, and 24 speakers is not many. Whether the same preprocessing gains carry over to spontaneous conversational speech, telephone-quality audio, or non-native English is genuinely unknown. Those settings differ from RAVDESS in noise floor, speaker variability, and emotional expression style enough that assuming transfer would be overconfident [35]. We used only the RAVDESS speech subset, excluding the song recordings primarily to stay comparable with prior SER literature; the song subset also lacks neutral and calm, which would have introduced class imbalance if merged. The small test partition is a second real constraint. With 216 test samples, a single percentage point of accuracy represents about two samples. The B1-to-B2 accuracy gap of 0.92pp corresponds to two correct classifications, directionally positive across all four metrics but not statistically confirmable at conventional thresholds without bootstrap resampling. We report it accordingly. Third, this study covers eight English emotion categories; nothing here speaks to other languages, finer-grained affect taxonomies, or dimensional representations like continuous valence and arousal [29]. And finally, CLAHE and UM hyperparameters are held constant across all four channels. That is the sensible default for a first study, but per-channel tuning, especially for CQT and Chroma where uniform contrast enhancement is less obviously the right choice, could yield additional gains.</w:t>
       </w:r>
     </w:p>
     <w:p>
@@ -6357,7 +6357,7 @@
           <w:sz w:val="20"/>
           <w:szCs w:val="20"/>
         </w:rPr>
-        <w:t xml:space="preserve">Four concrete directions emerge. First, cross-corpus replication: running the same 2x2 ablation on IEMOCAP [36], or on the multilingual and cross-corpus conditions studied in [35],[38] would tell whether the channel-count versus data-size interaction is a RAVDESS-specific finding or holds more broadly. If B3 regresses across all corpora, the data-scale interpretation is strong; if it persists only on some, the spectrogram combination or architecture may be the limiting factor. Second, data scaling: pooling RAVDESS with compatible acted-speech corpora [37] to reach 5,000 or more training samples would clarify whether B3 and B4's performance gap simply vanishes at larger scale (a pure data problem) or persists (a structural one) [31],[32]. Third, differentiable preprocessing: replacing fixed CLAHE and UM parameters with a learnable enhancement front-end [9],[45] would let the network adapt contrast and sharpness settings per channel or per sample. The fixed transform is a sensible default, but per-channel tuning could yield meaningful gains for CQT and Chroma. Fourth, stronger fusion: replacing the 1x1 linear projection with a cross-channel attention module [34],[44] or prepending a contrastive pre-training stage [31] before fine-tuning might absorb the variance the extra projection parameters currently inject. The theoretical argument for multi-channel fusion remains sound — the problem is not the idea but the gap between the training signal a learnable projection needs and what 1,008 samples can supply.</w:t>
+        <w:t xml:space="preserve">Four concrete directions emerge. First, cross-corpus replication: running the same 2x2 ablation on IEMOCAP [36], or on the multilingual and cross-corpus conditions studied in [35],[38] would tell whether the channel-count versus data-size interaction is a RAVDESS-specific finding or holds more broadly. If B3 regresses across all corpora, the data-scale interpretation is strong; if it persists only on some, the spectrogram combination or architecture may be the limiting factor. Second, data scaling: pooling RAVDESS with compatible acted-speech corpora [37] to reach 5,000 or more training samples would clarify whether B3 and B4's performance gap simply vanishes at larger scale (a pure data problem) or persists (a structural one) [31],[32]. Third, differentiable preprocessing: replacing fixed CLAHE and UM parameters with a learnable enhancement front-end [9],[45] would let the network adapt contrast and sharpness settings per channel or per sample. The fixed transform is a sensible default, but per-channel tuning could yield meaningful gains for CQT and Chroma. Fourth, stronger fusion: replacing the 1x1 linear projection with a cross-channel attention module [34],[44] or prepending a contrastive pre-training stage [31] before fine-tuning might absorb the variance the extra projection parameters currently inject. The theoretical argument for multi-channel fusion remains sound. The problem is not the idea but the gap between the training signal a learnable projection needs and what 1,008 samples can supply.</w:t>
       </w:r>
     </w:p>
     <w:p>
@@ -6400,7 +6400,7 @@
           <w:sz w:val="20"/>
           <w:szCs w:val="20"/>
         </w:rPr>
-        <w:t xml:space="preserve">With 216 test samples, each percentage point in accuracy corresponds to 2.16 samples, so the evidence for any small effect is thin. The 0.92pp gap between B1 and B2 in accuracy is exactly two samples. A binomial standard error at ~39% accuracy on 216 samples is roughly 3.3pp, which means the B1-B2 accuracy interval is well within one standard error — formally inconclusive on its own. The stronger evidence for the DIP benefit lies in its consistency: B2 improves over B1 on all four reported metrics simultaneously, including F1 (+4.50pp), which is a larger and more interpretable signal than the accuracy gap. The B3-B4 DIP gain (+3.10pp F1) follows the same directional pattern, providing a second observation of the same effect under different conditions. The B1-B3 F1 gap (20.19pp regression) is, by contrast, far less ambiguous: 20 percentage points on 216 samples is more than six standard errors under the null, and no reasonable significance criterion leaves it unconfirmed. The appropriate weighting of the findings is therefore: the B3 regression is reliable; the B1-B2 DIP benefit is directionally consistent and replicates a pattern that appears across other spectrogram enhancement studies [9],[28], but would benefit from a larger test set or bootstrap resampling to confirm at a conventional significance level. Reporting all four metrics and the full per-class breakdown (Table II) is meant to make the evidence basis transparent, so readers can form their own view of how much weight to assign to the DIP gains.</w:t>
+        <w:t xml:space="preserve">With 216 test samples, each percentage point in accuracy corresponds to 2.16 samples, so the evidence for any small effect is thin. The 0.92pp gap between B1 and B2 in accuracy is exactly two samples. A binomial standard error at ~39% accuracy on 216 samples is roughly 3.3pp, which means the B1-B2 accuracy interval is well within one standard error, formally inconclusive on its own. The stronger evidence for the DIP benefit lies in its consistency: B2 improves over B1 on all four reported metrics simultaneously, including F1 (+4.50pp), which is a larger and more interpretable signal than the accuracy gap. The B3-B4 DIP gain (+3.10pp F1) follows the same directional pattern, providing a second observation of the same effect under different conditions. The B1-B3 F1 gap (20.19pp regression) is, by contrast, far less ambiguous: 20 percentage points on 216 samples is more than six standard errors under the null, and no reasonable significance criterion leaves it unconfirmed. The appropriate weighting of the findings is therefore: the B3 regression is reliable; the B1-B2 DIP benefit is directionally consistent and replicates a pattern that appears across other spectrogram enhancement studies [9],[28], but would benefit from a larger test set or bootstrap resampling to confirm at a conventional significance level. Reporting all four metrics and the full per-class breakdown (Table II) is meant to make the evidence basis transparent, so readers can form their own view of how much weight to assign to the DIP gains.</w:t>
       </w:r>
     </w:p>
     <w:p>
@@ -6443,7 +6443,7 @@
           <w:sz w:val="20"/>
           <w:szCs w:val="20"/>
         </w:rPr>
-        <w:t xml:space="preserve">The main finding has implications beyond this particular dataset. The result that preprocessing quality matters more than input breadth when labelled data are limited is a specific instance of the bias-variance trade-off in spectrogram design. Engineers building SER under data constraints regularly face this same choice — add a richer representation versus invest in the quality of what you already have. This experiment gives a concrete data point: richer is not automatically better, and the marginal value of each additional input channel depends directly on whether the training set is large enough to absorb the corresponding increase in parameter count. The pattern appears in adjacent fields as well. In medical image classification [9], radar signal processing [28], and acoustic scene analysis [30], multi-channel or multi-scale inputs consistently beat single-channel baselines — but only once enough training data are available. The DIP pipeline has an additional practical virtue: it is genuinely lightweight. CLAHE at clip 2.0 and UM at sigma=1.0 add under three minutes to preprocessing and contribute zero trainable parameters to the model. That makes it a low-risk candidate for any spectrogram-based CNN pipeline, regardless of the downstream task. The per-channel Grad-CAM matrix in Table V also suggests a practical shortcut for memory-constrained deployments: MFCC and Mel together cover the broadest range of emotions with consistently high attention shares, while CQT adds specific value for happy and surprised, and Chroma for disgust and sad. A DIP-enhanced two-channel MFCC+Mel variant is a reasonable starting point for a compact SER system and would be worth evaluating on its own.</w:t>
+        <w:t xml:space="preserve">The main finding has implications beyond this particular dataset. The result that preprocessing quality matters more than input breadth when labelled data are limited is a specific instance of the bias-variance trade-off in spectrogram design. Engineers building SER under data constraints regularly face this same choice: add a richer representation versus invest in the quality of what you already have. This experiment gives a concrete data point: richer is not automatically better, and the marginal value of each additional input channel depends directly on whether the training set is large enough to absorb the corresponding increase in parameter count. The pattern appears in adjacent fields as well. In medical image classification [9], radar signal processing [28], and acoustic scene analysis [30], multi-channel or multi-scale inputs consistently beat single-channel baselines, but only once enough training data are available. The DIP pipeline has an additional practical virtue: it is genuinely lightweight. CLAHE at clip 2.0 and UM at sigma=1.0 add under three minutes to preprocessing and contribute zero trainable parameters to the model. That makes it a low-risk candidate for any spectrogram-based CNN pipeline, regardless of the downstream task. The per-channel Grad-CAM matrix in Table V also suggests a practical shortcut for memory-constrained deployments: MFCC and Mel together cover the broadest range of emotions with consistently high attention shares, while CQT adds specific value for happy and surprised, and Chroma for disgust and sad. A DIP-enhanced two-channel MFCC+Mel variant is a reasonable starting point for a compact SER system and would be worth evaluating on its own.</w:t>
       </w:r>
     </w:p>
     <w:p>
